--- a/docs/연구참여계획서_KDI.docx
+++ b/docs/연구참여계획서_KDI.docx
@@ -5,7 +5,19 @@
     <w:p>
       <w:pPr>
         <w:keepLines/>
-        <w:spacing w:after="120" w:before="0" w:line="340" w:lineRule="exact"/>
+        <w:spacing w:after="0" w:before="0" w:line="380" w:lineRule="exact"/>
+      </w:pPr>
+    </w:p>
+    <w:p>
+      <w:pPr>
+        <w:keepLines/>
+        <w:spacing w:after="0" w:before="0" w:line="380" w:lineRule="exact"/>
+      </w:pPr>
+    </w:p>
+    <w:p>
+      <w:pPr>
+        <w:keepLines/>
+        <w:spacing w:after="160" w:before="0" w:line="380" w:lineRule="exact"/>
         <w:jc w:val="center"/>
       </w:pPr>
       <w:r>
@@ -21,7 +33,7 @@
     <w:p>
       <w:pPr>
         <w:keepLines/>
-        <w:spacing w:after="160" w:before="0" w:line="340" w:lineRule="exact"/>
+        <w:spacing w:after="480" w:before="0" w:line="380" w:lineRule="exact"/>
         <w:jc w:val="center"/>
       </w:pPr>
       <w:r>
@@ -37,23 +49,7 @@
     <w:p>
       <w:pPr>
         <w:keepLines/>
-        <w:spacing w:after="320" w:before="0" w:line="340" w:lineRule="exact"/>
-        <w:jc w:val="center"/>
-      </w:pPr>
-      <w:r>
-        <w:rPr>
-          <w:rFonts w:ascii="맑은 고딕" w:hAnsi="맑은 고딕" w:eastAsia="맑은 고딕"/>
-          <w:b w:val="0"/>
-          <w:color w:val="000000"/>
-          <w:sz w:val="22"/>
-        </w:rPr>
-        <w:t>— 참여 연구자로서 맡고자 하는 세 가지 역할 —</w:t>
-      </w:r>
-    </w:p>
-    <w:p>
-      <w:pPr>
-        <w:keepLines/>
-        <w:spacing w:after="40" w:before="0" w:line="340" w:lineRule="exact"/>
+        <w:spacing w:after="40" w:before="0" w:line="380" w:lineRule="exact"/>
         <w:jc w:val="right"/>
       </w:pPr>
       <w:r>
@@ -69,7 +65,7 @@
     <w:p>
       <w:pPr>
         <w:keepLines/>
-        <w:spacing w:after="240" w:before="0" w:line="340" w:lineRule="exact"/>
+        <w:spacing w:after="400" w:before="0" w:line="380" w:lineRule="exact"/>
         <w:jc w:val="right"/>
       </w:pPr>
       <w:r>
@@ -84,33 +80,25 @@
     </w:p>
     <w:p>
       <w:pPr>
-        <w:spacing w:before="40" w:after="280"/>
-        <w:pBdr>
-          <w:bottom w:val="single" w:sz="6" w:color="000000" w:space="1"/>
-        </w:pBdr>
-      </w:pPr>
-    </w:p>
-    <w:p>
-      <w:pPr>
         <w:keepNext/>
         <w:keepLines/>
-        <w:spacing w:after="100" w:before="160" w:line="340" w:lineRule="exact"/>
+        <w:spacing w:after="180" w:before="400" w:line="380" w:lineRule="exact"/>
       </w:pPr>
       <w:r>
         <w:rPr>
           <w:rFonts w:ascii="맑은 고딕" w:hAnsi="맑은 고딕" w:eastAsia="맑은 고딕"/>
           <w:b/>
           <w:color w:val="000000"/>
-          <w:sz w:val="22"/>
+          <w:sz w:val="24"/>
         </w:rPr>
-        <w:t>□ 제안의 요지</w:t>
+        <w:t>1. 이 연구를 어떻게 보는가</w:t>
       </w:r>
     </w:p>
     <w:p>
       <w:pPr>
         <w:keepLines/>
-        <w:spacing w:after="80" w:before="0" w:line="340" w:lineRule="exact"/>
-        <w:ind w:left="369" w:hanging="255"/>
+        <w:spacing w:after="180" w:before="0" w:line="380" w:lineRule="exact"/>
+        <w:ind w:firstLine="283"/>
       </w:pPr>
       <w:r>
         <w:rPr>
@@ -119,14 +107,14 @@
           <w:color w:val="000000"/>
           <w:sz w:val="22"/>
         </w:rPr>
-        <w:t>○ KDI 가 수행할 본 연구에 참여 연구자로 참가하고자 함</w:t>
+        <w:t>정책 아이디어를 평가하는 일은 겉으로는 측정처럼 보이지만 실제로는 제도를 만드는 일이다. 무엇을 좋은 제안으로 치는지가 정해지는 순간, 그 기준은 앞으로 어떤 제안이 제출될지를 함께 정한다. 평가표는 이미 나온 것을 가려내는 사후의 장치가 아니라 앞으로 나올 것의 모양을 결정하는 사전의 장치다. 나는 이 연구를 그런 무게를 가진 작업으로 보고 참여하고자 한다.</w:t>
       </w:r>
     </w:p>
     <w:p>
       <w:pPr>
         <w:keepLines/>
-        <w:spacing w:after="80" w:before="0" w:line="340" w:lineRule="exact"/>
-        <w:ind w:left="369" w:hanging="255"/>
+        <w:spacing w:after="180" w:before="0" w:line="380" w:lineRule="exact"/>
+        <w:ind w:firstLine="283"/>
       </w:pPr>
       <w:r>
         <w:rPr>
@@ -135,349 +123,32 @@
           <w:color w:val="000000"/>
           <w:sz w:val="22"/>
         </w:rPr>
-        <w:t>○ 맡을 수 있는 역할은 셋이며, 앞의 둘은 이미 만들어 둔 결과물이 근거가 되고 셋째는 이 연구에 이론 축을 더하는 일임</w:t>
+        <w:t xml:space="preserve">생성형 AI 가 이 문제를 새로 긴급하게 만들었다고 생각한다. 공공 평가의 대부분은 신청자가 쓴 문서를 근거로 삼는데, 문서를 쓰는 능력이 도구로 보완되는 순간 평가는 착상의 질이 아니라 진술의 질을 재게 된다. 이것을 부정행위의 문제로 놓으면 탐지와 금지로 가게 되지만, 나는 이것이 </w:t>
       </w:r>
-    </w:p>
-    <w:tbl>
-      <w:tblPr>
-        <w:tblW w:type="auto" w:w="0"/>
-        <w:jc w:val="center"/>
-        <w:tblLayout w:type="fixed"/>
-        <w:tblLook w:firstColumn="1" w:firstRow="1" w:lastColumn="0" w:lastRow="0" w:noHBand="0" w:noVBand="1" w:val="04A0"/>
-        <w:tblBorders>
-          <w:top w:val="single" w:sz="6" w:color="000000" w:space="0"/>
-          <w:bottom w:val="single" w:sz="6" w:color="000000" w:space="0"/>
-          <w:left w:val="single" w:sz="4" w:color="000000" w:space="0"/>
-          <w:right w:val="single" w:sz="4" w:color="000000" w:space="0"/>
-          <w:insideH w:val="single" w:sz="2" w:color="000000" w:space="0"/>
-          <w:insideV w:val="single" w:sz="2" w:color="000000" w:space="0"/>
-        </w:tblBorders>
-      </w:tblPr>
-      <w:tblGrid>
-        <w:gridCol w:w="500"/>
-        <w:gridCol w:w="2800"/>
-        <w:gridCol w:w="4700"/>
-      </w:tblGrid>
-      <w:tr>
-        <w:trPr>
-          <w:cantSplit/>
-          <w:tblHeader/>
-        </w:trPr>
-        <w:tc>
-          <w:tcPr>
-            <w:tcW w:type="dxa" w:w="500"/>
-          </w:tcPr>
-          <w:p>
-            <w:pPr>
-              <w:keepNext/>
-              <w:spacing w:after="20" w:before="20" w:line="280" w:lineRule="exact"/>
-              <w:jc w:val="center"/>
-            </w:pPr>
-            <w:r>
-              <w:rPr>
-                <w:rFonts w:ascii="맑은 고딕" w:hAnsi="맑은 고딕" w:eastAsia="맑은 고딕"/>
-                <w:b/>
-                <w:color w:val="000000"/>
-                <w:sz w:val="20"/>
-              </w:rPr>
-            </w:r>
-          </w:p>
-        </w:tc>
-        <w:tc>
-          <w:tcPr>
-            <w:tcW w:type="dxa" w:w="2800"/>
-          </w:tcPr>
-          <w:p>
-            <w:pPr>
-              <w:keepNext/>
-              <w:spacing w:after="20" w:before="20" w:line="280" w:lineRule="exact"/>
-              <w:jc w:val="center"/>
-            </w:pPr>
-            <w:r>
-              <w:rPr>
-                <w:rFonts w:ascii="맑은 고딕" w:hAnsi="맑은 고딕" w:eastAsia="맑은 고딕"/>
-                <w:b/>
-                <w:color w:val="000000"/>
-                <w:sz w:val="20"/>
-              </w:rPr>
-              <w:t>역할</w:t>
-            </w:r>
-          </w:p>
-        </w:tc>
-        <w:tc>
-          <w:tcPr>
-            <w:tcW w:type="dxa" w:w="4700"/>
-          </w:tcPr>
-          <w:p>
-            <w:pPr>
-              <w:keepNext/>
-              <w:spacing w:after="20" w:before="20" w:line="280" w:lineRule="exact"/>
-              <w:jc w:val="center"/>
-            </w:pPr>
-            <w:r>
-              <w:rPr>
-                <w:rFonts w:ascii="맑은 고딕" w:hAnsi="맑은 고딕" w:eastAsia="맑은 고딕"/>
-                <w:b/>
-                <w:color w:val="000000"/>
-                <w:sz w:val="20"/>
-              </w:rPr>
-              <w:t>근거 · 형태</w:t>
-            </w:r>
-          </w:p>
-        </w:tc>
-      </w:tr>
-      <w:tr>
-        <w:trPr>
-          <w:cantSplit/>
-        </w:trPr>
-        <w:tc>
-          <w:tcPr>
-            <w:tcW w:type="dxa" w:w="500"/>
-          </w:tcPr>
-          <w:p>
-            <w:pPr>
-              <w:keepNext/>
-              <w:spacing w:after="20" w:before="20" w:line="280" w:lineRule="exact"/>
-            </w:pPr>
-            <w:r>
-              <w:rPr>
-                <w:rFonts w:ascii="맑은 고딕" w:hAnsi="맑은 고딕" w:eastAsia="맑은 고딕"/>
-                <w:b w:val="0"/>
-                <w:color w:val="000000"/>
-                <w:sz w:val="20"/>
-              </w:rPr>
-              <w:t>1</w:t>
-            </w:r>
-          </w:p>
-        </w:tc>
-        <w:tc>
-          <w:tcPr>
-            <w:tcW w:type="dxa" w:w="2800"/>
-          </w:tcPr>
-          <w:p>
-            <w:pPr>
-              <w:keepNext/>
-              <w:spacing w:after="20" w:before="20" w:line="280" w:lineRule="exact"/>
-            </w:pPr>
-            <w:r>
-              <w:rPr>
-                <w:rFonts w:ascii="맑은 고딕" w:hAnsi="맑은 고딕" w:eastAsia="맑은 고딕"/>
-                <w:b w:val="0"/>
-                <w:color w:val="000000"/>
-                <w:sz w:val="20"/>
-              </w:rPr>
-              <w:t>평가체계 설계 자문</w:t>
-            </w:r>
-          </w:p>
-        </w:tc>
-        <w:tc>
-          <w:tcPr>
-            <w:tcW w:type="dxa" w:w="4700"/>
-          </w:tcPr>
-          <w:p>
-            <w:pPr>
-              <w:keepNext/>
-              <w:spacing w:after="20" w:before="20" w:line="280" w:lineRule="exact"/>
-            </w:pPr>
-            <w:r>
-              <w:rPr>
-                <w:rFonts w:ascii="맑은 고딕" w:hAnsi="맑은 고딕" w:eastAsia="맑은 고딕"/>
-                <w:b w:val="0"/>
-                <w:color w:val="000000"/>
-                <w:sz w:val="20"/>
-              </w:rPr>
-              <w:t>작동하는 시스템을 설계·구현하고</w:t>
-            </w:r>
-          </w:p>
-          <w:p>
-            <w:pPr>
-              <w:keepNext/>
-              <w:spacing w:after="20" w:before="20" w:line="280" w:lineRule="exact"/>
-            </w:pPr>
-            <w:r>
-              <w:rPr>
-                <w:rFonts w:ascii="맑은 고딕" w:hAnsi="맑은 고딕" w:eastAsia="맑은 고딕"/>
-                <w:b w:val="0"/>
-                <w:color w:val="000000"/>
-                <w:sz w:val="20"/>
-              </w:rPr>
-              <w:t>예비 검토까지 마친 경험</w:t>
-            </w:r>
-          </w:p>
-        </w:tc>
-      </w:tr>
-      <w:tr>
-        <w:trPr>
-          <w:cantSplit/>
-        </w:trPr>
-        <w:tc>
-          <w:tcPr>
-            <w:tcW w:type="dxa" w:w="500"/>
-          </w:tcPr>
-          <w:p>
-            <w:pPr>
-              <w:keepNext/>
-              <w:spacing w:after="20" w:before="20" w:line="280" w:lineRule="exact"/>
-            </w:pPr>
-            <w:r>
-              <w:rPr>
-                <w:rFonts w:ascii="맑은 고딕" w:hAnsi="맑은 고딕" w:eastAsia="맑은 고딕"/>
-                <w:b w:val="0"/>
-                <w:color w:val="000000"/>
-                <w:sz w:val="20"/>
-              </w:rPr>
-              <w:t>2</w:t>
-            </w:r>
-          </w:p>
-        </w:tc>
-        <w:tc>
-          <w:tcPr>
-            <w:tcW w:type="dxa" w:w="2800"/>
-          </w:tcPr>
-          <w:p>
-            <w:pPr>
-              <w:keepNext/>
-              <w:spacing w:after="20" w:before="20" w:line="280" w:lineRule="exact"/>
-            </w:pPr>
-            <w:r>
-              <w:rPr>
-                <w:rFonts w:ascii="맑은 고딕" w:hAnsi="맑은 고딕" w:eastAsia="맑은 고딕"/>
-                <w:b w:val="0"/>
-                <w:color w:val="000000"/>
-                <w:sz w:val="20"/>
-              </w:rPr>
-              <w:t>구현 — 일부 프로그래밍</w:t>
-            </w:r>
-          </w:p>
-        </w:tc>
-        <w:tc>
-          <w:tcPr>
-            <w:tcW w:type="dxa" w:w="4700"/>
-          </w:tcPr>
-          <w:p>
-            <w:pPr>
-              <w:keepNext/>
-              <w:spacing w:after="20" w:before="20" w:line="280" w:lineRule="exact"/>
-            </w:pPr>
-            <w:r>
-              <w:rPr>
-                <w:rFonts w:ascii="맑은 고딕" w:hAnsi="맑은 고딕" w:eastAsia="맑은 고딕"/>
-                <w:b w:val="0"/>
-                <w:color w:val="000000"/>
-                <w:sz w:val="20"/>
-              </w:rPr>
-              <w:t>문답·채점 엔진, 선례 판정기,</w:t>
-            </w:r>
-          </w:p>
-          <w:p>
-            <w:pPr>
-              <w:keepNext/>
-              <w:spacing w:after="20" w:before="20" w:line="280" w:lineRule="exact"/>
-            </w:pPr>
-            <w:r>
-              <w:rPr>
-                <w:rFonts w:ascii="맑은 고딕" w:hAnsi="맑은 고딕" w:eastAsia="맑은 고딕"/>
-                <w:b w:val="0"/>
-                <w:color w:val="000000"/>
-                <w:sz w:val="20"/>
-              </w:rPr>
-              <w:t>검증 코퍼스를 직접 제작</w:t>
-            </w:r>
-          </w:p>
-        </w:tc>
-      </w:tr>
-      <w:tr>
-        <w:trPr>
-          <w:cantSplit/>
-        </w:trPr>
-        <w:tc>
-          <w:tcPr>
-            <w:tcW w:type="dxa" w:w="500"/>
-          </w:tcPr>
-          <w:p>
-            <w:pPr>
-              <w:keepNext w:val="0"/>
-              <w:spacing w:after="20" w:before="20" w:line="280" w:lineRule="exact"/>
-            </w:pPr>
-            <w:r>
-              <w:rPr>
-                <w:rFonts w:ascii="맑은 고딕" w:hAnsi="맑은 고딕" w:eastAsia="맑은 고딕"/>
-                <w:b w:val="0"/>
-                <w:color w:val="000000"/>
-                <w:sz w:val="20"/>
-              </w:rPr>
-              <w:t>3</w:t>
-            </w:r>
-          </w:p>
-        </w:tc>
-        <w:tc>
-          <w:tcPr>
-            <w:tcW w:type="dxa" w:w="2800"/>
-          </w:tcPr>
-          <w:p>
-            <w:pPr>
-              <w:keepNext w:val="0"/>
-              <w:spacing w:after="20" w:before="20" w:line="280" w:lineRule="exact"/>
-            </w:pPr>
-            <w:r>
-              <w:rPr>
-                <w:rFonts w:ascii="맑은 고딕" w:hAnsi="맑은 고딕" w:eastAsia="맑은 고딕"/>
-                <w:b w:val="0"/>
-                <w:color w:val="000000"/>
-                <w:sz w:val="20"/>
-              </w:rPr>
-              <w:t>아이디어 내생 성장론 관점의 보고서</w:t>
-            </w:r>
-          </w:p>
-        </w:tc>
-        <w:tc>
-          <w:tcPr>
-            <w:tcW w:type="dxa" w:w="4700"/>
-          </w:tcPr>
-          <w:p>
-            <w:pPr>
-              <w:keepNext w:val="0"/>
-              <w:spacing w:after="20" w:before="20" w:line="280" w:lineRule="exact"/>
-            </w:pPr>
-            <w:r>
-              <w:rPr>
-                <w:rFonts w:ascii="맑은 고딕" w:hAnsi="맑은 고딕" w:eastAsia="맑은 고딕"/>
-                <w:b w:val="0"/>
-                <w:color w:val="000000"/>
-                <w:sz w:val="20"/>
-              </w:rPr>
-              <w:t>정책제안 선별을 성장이론의</w:t>
-            </w:r>
-          </w:p>
-          <w:p>
-            <w:pPr>
-              <w:keepNext w:val="0"/>
-              <w:spacing w:after="20" w:before="20" w:line="280" w:lineRule="exact"/>
-            </w:pPr>
-            <w:r>
-              <w:rPr>
-                <w:rFonts w:ascii="맑은 고딕" w:hAnsi="맑은 고딕" w:eastAsia="맑은 고딕"/>
-                <w:b w:val="0"/>
-                <w:color w:val="000000"/>
-                <w:sz w:val="20"/>
-              </w:rPr>
-              <w:t>문제로 다시 세우는 시론</w:t>
-            </w:r>
-          </w:p>
-        </w:tc>
-      </w:tr>
-    </w:tbl>
-    <w:p>
-      <w:pPr>
-        <w:keepLines/>
-        <w:spacing w:after="160" w:before="0" w:line="340" w:lineRule="exact"/>
-      </w:pPr>
+      <w:r>
+        <w:rPr>
+          <w:rFonts w:ascii="맑은 고딕" w:hAnsi="맑은 고딕" w:eastAsia="맑은 고딕"/>
+          <w:b/>
+          <w:color w:val="000000"/>
+          <w:sz w:val="22"/>
+        </w:rPr>
+        <w:t>측정 대상이 바뀐 문제</w:t>
+      </w:r>
+      <w:r>
+        <w:rPr>
+          <w:rFonts w:ascii="맑은 고딕" w:hAnsi="맑은 고딕" w:eastAsia="맑은 고딕"/>
+          <w:b w:val="0"/>
+          <w:color w:val="000000"/>
+          <w:sz w:val="22"/>
+        </w:rPr>
+        <w:t>라고 본다. 재는 물건이 달라졌다면 자를 고쳐야지 재는 사람을 단속할 일이 아니다.</w:t>
+      </w:r>
     </w:p>
     <w:p>
       <w:pPr>
         <w:keepLines/>
-        <w:spacing w:after="160" w:before="0" w:line="340" w:lineRule="exact"/>
-        <w:ind w:left="369" w:hanging="255"/>
+        <w:spacing w:after="180" w:before="0" w:line="380" w:lineRule="exact"/>
+        <w:ind w:firstLine="283"/>
       </w:pPr>
       <w:r>
         <w:rPr>
@@ -486,7 +157,39 @@
           <w:color w:val="000000"/>
           <w:sz w:val="22"/>
         </w:rPr>
-        <w:t xml:space="preserve">○ </w:t>
+        <w:t>그렇다면 평가 절차 자체를 다시 설계해야 한다. 서면 한 장을 받아 읽는 방식 대신, 제안자에게 되묻고 그 답을 근거로 판단하는 방식이 가능한지, 그렇게 얻은 판단이 사람이 하는 심사와 견줄 만한지를 확인하는 것이 이 연구의 몫이라고 생각한다.</w:t>
+      </w:r>
+    </w:p>
+    <w:p>
+      <w:pPr>
+        <w:keepNext/>
+        <w:keepLines/>
+        <w:spacing w:after="180" w:before="400" w:line="380" w:lineRule="exact"/>
+      </w:pPr>
+      <w:r>
+        <w:rPr>
+          <w:rFonts w:ascii="맑은 고딕" w:hAnsi="맑은 고딕" w:eastAsia="맑은 고딕"/>
+          <w:b/>
+          <w:color w:val="000000"/>
+          <w:sz w:val="24"/>
+        </w:rPr>
+        <w:t>2. 평가를 설계할 때 지키려는 원칙</w:t>
+      </w:r>
+    </w:p>
+    <w:p>
+      <w:pPr>
+        <w:keepLines/>
+        <w:spacing w:after="180" w:before="0" w:line="380" w:lineRule="exact"/>
+        <w:ind w:firstLine="283"/>
+      </w:pPr>
+      <w:r>
+        <w:rPr>
+          <w:rFonts w:ascii="맑은 고딕" w:hAnsi="맑은 고딕" w:eastAsia="맑은 고딕"/>
+          <w:b w:val="0"/>
+          <w:color w:val="000000"/>
+          <w:sz w:val="22"/>
+        </w:rPr>
+        <w:t xml:space="preserve">좋은 평가는 무엇보다 </w:t>
       </w:r>
       <w:r>
         <w:rPr>
@@ -495,7 +198,7 @@
           <w:color w:val="000000"/>
           <w:sz w:val="22"/>
         </w:rPr>
-        <w:t>셋째가 이 제안의 핵심</w:t>
+        <w:t>모른다고 말할 수 있어야 한다</w:t>
       </w:r>
       <w:r>
         <w:rPr>
@@ -504,14 +207,80 @@
           <w:color w:val="000000"/>
           <w:sz w:val="22"/>
         </w:rPr>
-        <w:t>임. 앞의 둘은 연구를 굴러가게 하는 일이고, 셋째는 이 연구가 왜 경제 연구기관에서 수행되어야 하는지를 답하는 일임</w:t>
+        <w:t>고 생각한다. 선례를 찾지 못했을 때 그것을 '선례가 없다'로 적으면 평가는 근거 없이 자신감을 얻는다. 확인하지 못한 것과 확인해 보니 없는 것은 전혀 다른 상태이고, 이 둘이 한 칸에 들어가는 순간 판정의 신뢰도는 계산할 수 없게 된다. 판정의 확신도는 확보한 근거의 양과 질에 묶여 있어야 하며, 근거가 얇으면 결론도 유보되어야 한다. 이것을 문장으로 권고하는 것으로는 부족하고 자료 구조와 판정 규칙 수준에서 강제해야 한다고 본다.</w:t>
+      </w:r>
+    </w:p>
+    <w:p>
+      <w:pPr>
+        <w:keepLines/>
+        <w:spacing w:after="180" w:before="0" w:line="380" w:lineRule="exact"/>
+        <w:ind w:firstLine="283"/>
+      </w:pPr>
+      <w:r>
+        <w:rPr>
+          <w:rFonts w:ascii="맑은 고딕" w:hAnsi="맑은 고딕" w:eastAsia="맑은 고딕"/>
+          <w:b w:val="0"/>
+          <w:color w:val="000000"/>
+          <w:sz w:val="22"/>
+        </w:rPr>
+        <w:t>점수를 하나로 합치는 것도 조심해야 한다고 생각한다. 총점은 편리하지만 무엇이 문제인지를 지운다. 새롭지만 근거가 얇은 제안과 낡았지만 탄탄한 제안이 같은 점수를 받을 수 있는데, 두 제안에 필요한 처방은 정반대다. 앞의 것은 근거를 보강해야 하고 뒤의 것은 기존 사업의 개선으로 다시 자리를 잡아야 한다. 평가가 이 둘을 구분하지 못하면 행정은 '점수가 낮으니 탈락'이라는 한 가지 처분밖에 내리지 못한다. 서로 다른 축을 끝까지 분리해 두는 편이 낫다고 본다.</w:t>
+      </w:r>
+    </w:p>
+    <w:p>
+      <w:pPr>
+        <w:keepLines/>
+        <w:spacing w:after="180" w:before="0" w:line="380" w:lineRule="exact"/>
+        <w:ind w:firstLine="283"/>
+      </w:pPr>
+      <w:r>
+        <w:rPr>
+          <w:rFonts w:ascii="맑은 고딕" w:hAnsi="맑은 고딕" w:eastAsia="맑은 고딕"/>
+          <w:b w:val="0"/>
+          <w:color w:val="000000"/>
+          <w:sz w:val="22"/>
+        </w:rPr>
+        <w:t xml:space="preserve">판정의 근거를 드러내는 일도 중요하게 여긴다. 평가 결과가 숫자 하나로 제시되면 제안자는 승복할 근거도 반박할 근거도 얻지 못한다. 어떤 대목에서 무엇이 부족하다고 보았는지, 그 판단이 대화의 어느 지점에 근거하는지가 함께 제시되어야 평가가 설득이 된다. 공공 영역의 평가는 맞히는 것만으로 충분하지 않고 </w:t>
+      </w:r>
+      <w:r>
+        <w:rPr>
+          <w:rFonts w:ascii="맑은 고딕" w:hAnsi="맑은 고딕" w:eastAsia="맑은 고딕"/>
+          <w:b/>
+          <w:color w:val="000000"/>
+          <w:sz w:val="22"/>
+        </w:rPr>
+        <w:t>설명될 수 있어야 한다</w:t>
+      </w:r>
+      <w:r>
+        <w:rPr>
+          <w:rFonts w:ascii="맑은 고딕" w:hAnsi="맑은 고딕" w:eastAsia="맑은 고딕"/>
+          <w:b w:val="0"/>
+          <w:color w:val="000000"/>
+          <w:sz w:val="22"/>
+        </w:rPr>
+        <w:t>.</w:t>
+      </w:r>
+    </w:p>
+    <w:p>
+      <w:pPr>
+        <w:keepLines/>
+        <w:spacing w:after="180" w:before="0" w:line="380" w:lineRule="exact"/>
+        <w:ind w:firstLine="283"/>
+      </w:pPr>
+      <w:r>
+        <w:rPr>
+          <w:rFonts w:ascii="맑은 고딕" w:hAnsi="맑은 고딕" w:eastAsia="맑은 고딕"/>
+          <w:b w:val="0"/>
+          <w:color w:val="000000"/>
+          <w:sz w:val="22"/>
+        </w:rPr>
+        <w:t>마지막으로, 평가 도구를 만드는 사람은 그 도구가 틀릴 수 있다는 전제 위에서 설계해야 한다고 생각한다. 같은 자료를 여러 번 채점했을 때 같은 값이 나오는지를 먼저 확인하지 않으면, 그 도구로 잰 어떤 차이도 해석할 수 없다. 나는 이 확인을 연구의 첫 단계에 두어야 한다고 보며, 그 결과가 좋지 않게 나오면 격차를 재는 일보다 도구를 고치는 일이 앞서야 한다고 생각한다.</w:t>
       </w:r>
     </w:p>
     <w:p>
       <w:pPr>
         <w:keepNext/>
         <w:keepLines/>
-        <w:spacing w:after="160" w:before="360" w:line="340" w:lineRule="exact"/>
+        <w:spacing w:after="180" w:before="400" w:line="380" w:lineRule="exact"/>
       </w:pPr>
       <w:r>
         <w:rPr>
@@ -520,30 +289,14 @@
           <w:color w:val="000000"/>
           <w:sz w:val="24"/>
         </w:rPr>
-        <w:t>Ⅰ. 이 연구를 보는 관점</w:t>
-      </w:r>
-    </w:p>
-    <w:p>
-      <w:pPr>
-        <w:keepNext/>
-        <w:keepLines/>
-        <w:spacing w:after="100" w:before="160" w:line="340" w:lineRule="exact"/>
-      </w:pPr>
-      <w:r>
-        <w:rPr>
-          <w:rFonts w:ascii="맑은 고딕" w:hAnsi="맑은 고딕" w:eastAsia="맑은 고딕"/>
-          <w:b/>
-          <w:color w:val="000000"/>
-          <w:sz w:val="22"/>
-        </w:rPr>
-        <w:t>□ 평가체계 연구로만 두면 도구 개선에 그침</w:t>
+        <w:t>3. 아이디어의 선별을 성장의 문제로 보는 관점</w:t>
       </w:r>
     </w:p>
     <w:p>
       <w:pPr>
         <w:keepLines/>
-        <w:spacing w:after="80" w:before="0" w:line="340" w:lineRule="exact"/>
-        <w:ind w:left="369" w:hanging="255"/>
+        <w:spacing w:after="180" w:before="0" w:line="380" w:lineRule="exact"/>
+        <w:ind w:firstLine="283"/>
       </w:pPr>
       <w:r>
         <w:rPr>
@@ -552,48 +305,7 @@
           <w:color w:val="000000"/>
           <w:sz w:val="22"/>
         </w:rPr>
-        <w:t>○ 측정 신뢰도와 도구 격차는 그 자체로 중요한 주제이나, 평가 방법론의 문제로 한정하면 산출이 '더 나은 채점표'에 머무름</w:t>
-      </w:r>
-    </w:p>
-    <w:p>
-      <w:pPr>
-        <w:keepNext/>
-        <w:keepLines/>
-        <w:spacing w:after="100" w:before="160" w:line="340" w:lineRule="exact"/>
-      </w:pPr>
-      <w:r>
-        <w:rPr>
-          <w:rFonts w:ascii="맑은 고딕" w:hAnsi="맑은 고딕" w:eastAsia="맑은 고딕"/>
-          <w:b/>
-          <w:color w:val="000000"/>
-          <w:sz w:val="22"/>
-        </w:rPr>
-        <w:t>□ 정책제안의 선별은 성장의 문제이기도 함</w:t>
-      </w:r>
-    </w:p>
-    <w:p>
-      <w:pPr>
-        <w:keepLines/>
-        <w:spacing w:after="80" w:before="0" w:line="340" w:lineRule="exact"/>
-        <w:ind w:left="369" w:hanging="255"/>
-      </w:pPr>
-      <w:r>
-        <w:rPr>
-          <w:rFonts w:ascii="맑은 고딕" w:hAnsi="맑은 고딕" w:eastAsia="맑은 고딕"/>
-          <w:b w:val="0"/>
-          <w:color w:val="000000"/>
-          <w:sz w:val="22"/>
-        </w:rPr>
-        <w:t xml:space="preserve">○ </w:t>
-      </w:r>
-      <w:r>
-        <w:rPr>
-          <w:rFonts w:ascii="맑은 고딕" w:hAnsi="맑은 고딕" w:eastAsia="맑은 고딕"/>
-          <w:b w:val="0"/>
-          <w:color w:val="000000"/>
-          <w:sz w:val="22"/>
-        </w:rPr>
-        <w:t xml:space="preserve">내생 성장론은 아이디어를 성장의 동력으로 봄. 다만 그 논의는 아이디어의 </w:t>
+        <w:t xml:space="preserve">이 연구를 평가 방법론에 한정하지 않고 성장이론의 문제로 넓혀 보고 싶다. 내생 성장론은 아이디어를 성장의 동력으로 놓았고, 아이디어가 비경합적이어서 한 번 발견되면 모두가 쓸 수 있다는 성질에서 지속적 성장의 가능성을 끌어냈다. 다만 그 논의는 아이디어의 </w:t>
       </w:r>
       <w:r>
         <w:rPr>
@@ -611,7 +323,23 @@
           <w:color w:val="000000"/>
           <w:sz w:val="22"/>
         </w:rPr>
-        <w:t xml:space="preserve">에 집중해 왔고, 생산된 아이디어 가운데 무엇을 실행할지 고르는 </w:t>
+        <w:t>에 집중해 왔다고 본다. 연구 인력을 얼마나 투입하는가, 연구 생산성이 어떻게 변하는가가 주된 관심이었다.</w:t>
+      </w:r>
+    </w:p>
+    <w:p>
+      <w:pPr>
+        <w:keepLines/>
+        <w:spacing w:after="180" w:before="0" w:line="380" w:lineRule="exact"/>
+        <w:ind w:firstLine="283"/>
+      </w:pPr>
+      <w:r>
+        <w:rPr>
+          <w:rFonts w:ascii="맑은 고딕" w:hAnsi="맑은 고딕" w:eastAsia="맑은 고딕"/>
+          <w:b w:val="0"/>
+          <w:color w:val="000000"/>
+          <w:sz w:val="22"/>
+        </w:rPr>
+        <w:t xml:space="preserve">그런데 비경합성은 아이디어가 발견된 뒤가 아니라 </w:t>
       </w:r>
       <w:r>
         <w:rPr>
@@ -620,7 +348,7 @@
           <w:color w:val="000000"/>
           <w:sz w:val="22"/>
         </w:rPr>
-        <w:t>선별</w:t>
+        <w:t>인지된 뒤</w:t>
       </w:r>
       <w:r>
         <w:rPr>
@@ -629,14 +357,14 @@
           <w:color w:val="000000"/>
           <w:sz w:val="22"/>
         </w:rPr>
-        <w:t>은 대체로 무비용·무오차로 가정되어 왔다고 봄</w:t>
+        <w:t>에 성립하는 성질이다. 누군가 제안했으나 걸러지지 못하고 묻힌 아이디어는 사회적으로는 존재하지 않는 것과 다르지 않다. 생산과 활용 사이에는 선별이라는 구간이 있고, 성장 모형은 이 구간을 대체로 비용도 오차도 없는 것으로 가정해 왔다고 생각한다. 나는 이 가정이 실제와 멀다고 보며, 그 간극을 이 연구의 실증과 연결해 보고 싶다.</w:t>
       </w:r>
     </w:p>
     <w:p>
       <w:pPr>
         <w:keepLines/>
-        <w:spacing w:after="80" w:before="0" w:line="340" w:lineRule="exact"/>
-        <w:ind w:left="369" w:hanging="255"/>
+        <w:spacing w:after="180" w:before="0" w:line="380" w:lineRule="exact"/>
+        <w:ind w:firstLine="283"/>
       </w:pPr>
       <w:r>
         <w:rPr>
@@ -645,15 +373,8 @@
           <w:color w:val="000000"/>
           <w:sz w:val="22"/>
         </w:rPr>
-        <w:t>○ 국민제안 제도는 아이디어 투입을 늘리는 장치이나, 선별 용량이 따라가지 못하면 투입 증가가 산출로 이어지지 않음</w:t>
+        <w:t xml:space="preserve">이렇게 보면 이 연구가 다루는 것들이 다른 이름을 얻는다. 평가 도구가 같은 입력에 다른 판정을 내는 문제는 방법론의 흠이 아니라 </w:t>
       </w:r>
-    </w:p>
-    <w:p>
-      <w:pPr>
-        <w:keepNext/>
-        <w:keepLines/>
-        <w:spacing w:after="100" w:before="160" w:line="340" w:lineRule="exact"/>
-      </w:pPr>
       <w:r>
         <w:rPr>
           <w:rFonts w:ascii="맑은 고딕" w:hAnsi="맑은 고딕" w:eastAsia="맑은 고딕"/>
@@ -661,14 +382,41 @@
           <w:color w:val="000000"/>
           <w:sz w:val="22"/>
         </w:rPr>
-        <w:t>□ 이 연구가 다루는 것이 바로 선별 용량임</w:t>
+        <w:t>선별 정확도의 상한</w:t>
+      </w:r>
+      <w:r>
+        <w:rPr>
+          <w:rFonts w:ascii="맑은 고딕" w:hAnsi="맑은 고딕" w:eastAsia="맑은 고딕"/>
+          <w:b w:val="0"/>
+          <w:color w:val="000000"/>
+          <w:sz w:val="22"/>
+        </w:rPr>
+        <w:t xml:space="preserve">이 되고, 그 상한은 사회가 좋은 제안을 알아볼 확률을 규정한다. 진술 능력이 평가를 좌우하는 문제는 윤리의 문제가 아니라 </w:t>
+      </w:r>
+      <w:r>
+        <w:rPr>
+          <w:rFonts w:ascii="맑은 고딕" w:hAnsi="맑은 고딕" w:eastAsia="맑은 고딕"/>
+          <w:b/>
+          <w:color w:val="000000"/>
+          <w:sz w:val="22"/>
+        </w:rPr>
+        <w:t>배분의 왜곡</w:t>
+      </w:r>
+      <w:r>
+        <w:rPr>
+          <w:rFonts w:ascii="맑은 고딕" w:hAnsi="맑은 고딕" w:eastAsia="맑은 고딕"/>
+          <w:b w:val="0"/>
+          <w:color w:val="000000"/>
+          <w:sz w:val="22"/>
+        </w:rPr>
+        <w:t>이 된다. 선별 기준이 아이디어의 질이 아니라 진술 자본이 되어 버리기 때문이다.</w:t>
       </w:r>
     </w:p>
     <w:p>
       <w:pPr>
         <w:keepLines/>
-        <w:spacing w:after="80" w:before="0" w:line="340" w:lineRule="exact"/>
-        <w:ind w:left="369" w:hanging="255"/>
+        <w:spacing w:after="180" w:before="0" w:line="380" w:lineRule="exact"/>
+        <w:ind w:firstLine="283"/>
       </w:pPr>
       <w:r>
         <w:rPr>
@@ -677,14 +425,14 @@
           <w:color w:val="000000"/>
           <w:sz w:val="22"/>
         </w:rPr>
-        <w:t>○ 평가 시스템은 선별 비용을 낮추는 기술이고, 측정 재현성 문제는 선별이 잡음을 포함한다는 증거이며, 도구 격차는 선별 기준이 아이디어의 질에서 진술 능력으로 옮겨 가는 현상임</w:t>
+        <w:t>생성형 AI 에 대한 대응도 이 틀에서 다시 놓인다. 금지하면 도구에 닿을 수 있는 소수에게만 이점이 남아 왜곡이 커지고, 모두에게 같은 도구를 주면 진술 자본의 차이가 상쇄되어 왜곡이 줄어든다. 탐지냐 균등 제공이냐의 선택이 도덕의 문제가 아니라 배분 효율의 문제로 바뀌는 것이다. 물론 이 주장은 격차가 실제로 존재한다는 것이 확인되어야 성립한다.</w:t>
       </w:r>
     </w:p>
     <w:p>
       <w:pPr>
         <w:keepLines/>
-        <w:spacing w:after="80" w:before="0" w:line="340" w:lineRule="exact"/>
-        <w:ind w:left="369" w:hanging="255"/>
+        <w:spacing w:after="180" w:before="0" w:line="380" w:lineRule="exact"/>
+        <w:ind w:firstLine="283"/>
       </w:pPr>
       <w:r>
         <w:rPr>
@@ -693,1342 +441,7 @@
           <w:color w:val="000000"/>
           <w:sz w:val="22"/>
         </w:rPr>
-        <w:t xml:space="preserve">○ </w:t>
-      </w:r>
-      <w:r>
-        <w:rPr>
-          <w:rFonts w:ascii="맑은 고딕" w:hAnsi="맑은 고딕" w:eastAsia="맑은 고딕"/>
-          <w:b w:val="0"/>
-          <w:color w:val="000000"/>
-          <w:sz w:val="22"/>
-        </w:rPr>
-        <w:t xml:space="preserve">세 가지 모두 </w:t>
-      </w:r>
-      <w:r>
-        <w:rPr>
-          <w:rFonts w:ascii="맑은 고딕" w:hAnsi="맑은 고딕" w:eastAsia="맑은 고딕"/>
-          <w:b/>
-          <w:color w:val="000000"/>
-          <w:sz w:val="22"/>
-        </w:rPr>
-        <w:t>성장의 언어로 다시 쓸 수 있다</w:t>
-      </w:r>
-      <w:r>
-        <w:rPr>
-          <w:rFonts w:ascii="맑은 고딕" w:hAnsi="맑은 고딕" w:eastAsia="맑은 고딕"/>
-          <w:b w:val="0"/>
-          <w:color w:val="000000"/>
-          <w:sz w:val="22"/>
-        </w:rPr>
-        <w:t>고 보며, 그 작업을 맡고자 함</w:t>
-      </w:r>
-    </w:p>
-    <w:p>
-      <w:pPr>
-        <w:keepNext/>
-        <w:keepLines/>
-        <w:spacing w:after="160" w:before="360" w:line="340" w:lineRule="exact"/>
-      </w:pPr>
-      <w:r>
-        <w:rPr>
-          <w:rFonts w:ascii="맑은 고딕" w:hAnsi="맑은 고딕" w:eastAsia="맑은 고딕"/>
-          <w:b/>
-          <w:color w:val="000000"/>
-          <w:sz w:val="24"/>
-        </w:rPr>
-        <w:t>Ⅱ. 참여의 근거 — 이미 만들어 둔 것</w:t>
-      </w:r>
-    </w:p>
-    <w:p>
-      <w:pPr>
-        <w:keepNext/>
-        <w:keepLines/>
-        <w:spacing w:after="100" w:before="160" w:line="340" w:lineRule="exact"/>
-      </w:pPr>
-      <w:r>
-        <w:rPr>
-          <w:rFonts w:ascii="맑은 고딕" w:hAnsi="맑은 고딕" w:eastAsia="맑은 고딕"/>
-          <w:b/>
-          <w:color w:val="000000"/>
-          <w:sz w:val="22"/>
-        </w:rPr>
-        <w:t>□ 작동하는 평가 시스템 일체</w:t>
-      </w:r>
-    </w:p>
-    <w:p>
-      <w:pPr>
-        <w:keepLines/>
-        <w:spacing w:after="80" w:before="0" w:line="340" w:lineRule="exact"/>
-        <w:ind w:left="369" w:hanging="255"/>
-      </w:pPr>
-      <w:r>
-        <w:rPr>
-          <w:rFonts w:ascii="맑은 고딕" w:hAnsi="맑은 고딕" w:eastAsia="맑은 고딕"/>
-          <w:b w:val="0"/>
-          <w:color w:val="000000"/>
-          <w:sz w:val="22"/>
-        </w:rPr>
-        <w:t>○ 소크라테스식 12문답으로 제안을 구조화하고, 국가 데이터 네 통로로 선례를 확인하여 이원 평가하는 웹 시스템</w:t>
-      </w:r>
-    </w:p>
-    <w:p>
-      <w:pPr>
-        <w:keepLines/>
-        <w:spacing w:after="60" w:before="0" w:line="340" w:lineRule="exact"/>
-        <w:ind w:left="709" w:hanging="238"/>
-      </w:pPr>
-      <w:r>
-        <w:rPr>
-          <w:rFonts w:ascii="맑은 고딕" w:hAnsi="맑은 고딕" w:eastAsia="맑은 고딕"/>
-          <w:b w:val="0"/>
-          <w:color w:val="000000"/>
-          <w:sz w:val="20"/>
-        </w:rPr>
-        <w:t>- 축 A(방어력) — 체크리스트 채점과 종합판단 채점을 분리. 둘의 괴리가 크면 낮은 쪽을 채택하는 규칙</w:t>
-      </w:r>
-    </w:p>
-    <w:p>
-      <w:pPr>
-        <w:keepLines/>
-        <w:spacing w:after="60" w:before="0" w:line="340" w:lineRule="exact"/>
-        <w:ind w:left="709" w:hanging="238"/>
-      </w:pPr>
-      <w:r>
-        <w:rPr>
-          <w:rFonts w:ascii="맑은 고딕" w:hAnsi="맑은 고딕" w:eastAsia="맑은 고딕"/>
-          <w:b w:val="0"/>
-          <w:color w:val="000000"/>
-          <w:sz w:val="20"/>
-        </w:rPr>
-        <w:t>- 축 B(실질 독창성) — 점수를 매기지 않고 선례 계열과 확신도로만 답함</w:t>
-      </w:r>
-    </w:p>
-    <w:p>
-      <w:pPr>
-        <w:keepLines/>
-        <w:spacing w:after="60" w:before="0" w:line="340" w:lineRule="exact"/>
-        <w:ind w:left="709" w:hanging="238"/>
-      </w:pPr>
-      <w:r>
-        <w:rPr>
-          <w:rFonts w:ascii="맑은 고딕" w:hAnsi="맑은 고딕" w:eastAsia="맑은 고딕"/>
-          <w:b w:val="0"/>
-          <w:color w:val="000000"/>
-          <w:sz w:val="20"/>
-        </w:rPr>
-        <w:t>- 설계·구현·시험을 모두 직접 수행하였으므로, 왜 그렇게 만들었고 어디가 약한지를 함께 설명할 수 있음</w:t>
-      </w:r>
-    </w:p>
-    <w:p>
-      <w:pPr>
-        <w:keepNext/>
-        <w:keepLines/>
-        <w:spacing w:after="100" w:before="160" w:line="340" w:lineRule="exact"/>
-      </w:pPr>
-      <w:r>
-        <w:rPr>
-          <w:rFonts w:ascii="맑은 고딕" w:hAnsi="맑은 고딕" w:eastAsia="맑은 고딕"/>
-          <w:b/>
-          <w:color w:val="000000"/>
-          <w:sz w:val="22"/>
-        </w:rPr>
-        <w:t>□ 검증용 국가 데이터 코퍼스</w:t>
-      </w:r>
-    </w:p>
-    <w:tbl>
-      <w:tblPr>
-        <w:tblW w:type="auto" w:w="0"/>
-        <w:jc w:val="center"/>
-        <w:tblLayout w:type="fixed"/>
-        <w:tblLook w:firstColumn="1" w:firstRow="1" w:lastColumn="0" w:lastRow="0" w:noHBand="0" w:noVBand="1" w:val="04A0"/>
-        <w:tblBorders>
-          <w:top w:val="single" w:sz="6" w:color="000000" w:space="0"/>
-          <w:bottom w:val="single" w:sz="6" w:color="000000" w:space="0"/>
-          <w:left w:val="single" w:sz="4" w:color="000000" w:space="0"/>
-          <w:right w:val="single" w:sz="4" w:color="000000" w:space="0"/>
-          <w:insideH w:val="single" w:sz="2" w:color="000000" w:space="0"/>
-          <w:insideV w:val="single" w:sz="2" w:color="000000" w:space="0"/>
-        </w:tblBorders>
-      </w:tblPr>
-      <w:tblGrid>
-        <w:gridCol w:w="1600"/>
-        <w:gridCol w:w="3500"/>
-        <w:gridCol w:w="2900"/>
-      </w:tblGrid>
-      <w:tr>
-        <w:trPr>
-          <w:cantSplit/>
-          <w:tblHeader/>
-        </w:trPr>
-        <w:tc>
-          <w:tcPr>
-            <w:tcW w:type="dxa" w:w="1600"/>
-          </w:tcPr>
-          <w:p>
-            <w:pPr>
-              <w:keepNext/>
-              <w:spacing w:after="20" w:before="20" w:line="280" w:lineRule="exact"/>
-              <w:jc w:val="center"/>
-            </w:pPr>
-            <w:r>
-              <w:rPr>
-                <w:rFonts w:ascii="맑은 고딕" w:hAnsi="맑은 고딕" w:eastAsia="맑은 고딕"/>
-                <w:b/>
-                <w:color w:val="000000"/>
-                <w:sz w:val="20"/>
-              </w:rPr>
-              <w:t>통로</w:t>
-            </w:r>
-          </w:p>
-        </w:tc>
-        <w:tc>
-          <w:tcPr>
-            <w:tcW w:type="dxa" w:w="3500"/>
-          </w:tcPr>
-          <w:p>
-            <w:pPr>
-              <w:keepNext/>
-              <w:spacing w:after="20" w:before="20" w:line="280" w:lineRule="exact"/>
-              <w:jc w:val="center"/>
-            </w:pPr>
-            <w:r>
-              <w:rPr>
-                <w:rFonts w:ascii="맑은 고딕" w:hAnsi="맑은 고딕" w:eastAsia="맑은 고딕"/>
-                <w:b/>
-                <w:color w:val="000000"/>
-                <w:sz w:val="20"/>
-              </w:rPr>
-              <w:t>자료</w:t>
-            </w:r>
-          </w:p>
-        </w:tc>
-        <w:tc>
-          <w:tcPr>
-            <w:tcW w:type="dxa" w:w="2900"/>
-          </w:tcPr>
-          <w:p>
-            <w:pPr>
-              <w:keepNext/>
-              <w:spacing w:after="20" w:before="20" w:line="280" w:lineRule="exact"/>
-              <w:jc w:val="center"/>
-            </w:pPr>
-            <w:r>
-              <w:rPr>
-                <w:rFonts w:ascii="맑은 고딕" w:hAnsi="맑은 고딕" w:eastAsia="맑은 고딕"/>
-                <w:b/>
-                <w:color w:val="000000"/>
-                <w:sz w:val="20"/>
-              </w:rPr>
-              <w:t>규모</w:t>
-            </w:r>
-          </w:p>
-        </w:tc>
-      </w:tr>
-      <w:tr>
-        <w:trPr>
-          <w:cantSplit/>
-        </w:trPr>
-        <w:tc>
-          <w:tcPr>
-            <w:tcW w:type="dxa" w:w="1600"/>
-          </w:tcPr>
-          <w:p>
-            <w:pPr>
-              <w:keepNext/>
-              <w:spacing w:after="20" w:before="20" w:line="280" w:lineRule="exact"/>
-            </w:pPr>
-            <w:r>
-              <w:rPr>
-                <w:rFonts w:ascii="맑은 고딕" w:hAnsi="맑은 고딕" w:eastAsia="맑은 고딕"/>
-                <w:b w:val="0"/>
-                <w:color w:val="000000"/>
-                <w:sz w:val="20"/>
-              </w:rPr>
-              <w:t>① 재정(집행)</w:t>
-            </w:r>
-          </w:p>
-        </w:tc>
-        <w:tc>
-          <w:tcPr>
-            <w:tcW w:type="dxa" w:w="3500"/>
-          </w:tcPr>
-          <w:p>
-            <w:pPr>
-              <w:keepNext/>
-              <w:spacing w:after="20" w:before="20" w:line="280" w:lineRule="exact"/>
-            </w:pPr>
-            <w:r>
-              <w:rPr>
-                <w:rFonts w:ascii="맑은 고딕" w:hAnsi="맑은 고딕" w:eastAsia="맑은 고딕"/>
-                <w:b w:val="0"/>
-                <w:color w:val="000000"/>
-                <w:sz w:val="20"/>
-              </w:rPr>
-              <w:t>세출예산 사업</w:t>
-            </w:r>
-          </w:p>
-        </w:tc>
-        <w:tc>
-          <w:tcPr>
-            <w:tcW w:type="dxa" w:w="2900"/>
-          </w:tcPr>
-          <w:p>
-            <w:pPr>
-              <w:keepNext/>
-              <w:spacing w:after="20" w:before="20" w:line="280" w:lineRule="exact"/>
-            </w:pPr>
-            <w:r>
-              <w:rPr>
-                <w:rFonts w:ascii="맑은 고딕" w:hAnsi="맑은 고딕" w:eastAsia="맑은 고딕"/>
-                <w:b w:val="0"/>
-                <w:color w:val="000000"/>
-                <w:sz w:val="20"/>
-              </w:rPr>
-              <w:t>14,122개 사업</w:t>
-            </w:r>
-          </w:p>
-        </w:tc>
-      </w:tr>
-      <w:tr>
-        <w:trPr>
-          <w:cantSplit/>
-        </w:trPr>
-        <w:tc>
-          <w:tcPr>
-            <w:tcW w:type="dxa" w:w="1600"/>
-          </w:tcPr>
-          <w:p>
-            <w:pPr>
-              <w:keepNext/>
-              <w:spacing w:after="20" w:before="20" w:line="280" w:lineRule="exact"/>
-            </w:pPr>
-            <w:r>
-              <w:rPr>
-                <w:rFonts w:ascii="맑은 고딕" w:hAnsi="맑은 고딕" w:eastAsia="맑은 고딕"/>
-                <w:b w:val="0"/>
-                <w:color w:val="000000"/>
-                <w:sz w:val="20"/>
-              </w:rPr>
-              <w:t>② 연구(검토)</w:t>
-            </w:r>
-          </w:p>
-        </w:tc>
-        <w:tc>
-          <w:tcPr>
-            <w:tcW w:type="dxa" w:w="3500"/>
-          </w:tcPr>
-          <w:p>
-            <w:pPr>
-              <w:keepNext/>
-              <w:spacing w:after="20" w:before="20" w:line="280" w:lineRule="exact"/>
-            </w:pPr>
-            <w:r>
-              <w:rPr>
-                <w:rFonts w:ascii="맑은 고딕" w:hAnsi="맑은 고딕" w:eastAsia="맑은 고딕"/>
-                <w:b w:val="0"/>
-                <w:color w:val="000000"/>
-                <w:sz w:val="20"/>
-              </w:rPr>
-              <w:t>KDI 발간물</w:t>
-            </w:r>
-          </w:p>
-        </w:tc>
-        <w:tc>
-          <w:tcPr>
-            <w:tcW w:type="dxa" w:w="2900"/>
-          </w:tcPr>
-          <w:p>
-            <w:pPr>
-              <w:keepNext/>
-              <w:spacing w:after="20" w:before="20" w:line="280" w:lineRule="exact"/>
-            </w:pPr>
-            <w:r>
-              <w:rPr>
-                <w:rFonts w:ascii="맑은 고딕" w:hAnsi="맑은 고딕" w:eastAsia="맑은 고딕"/>
-                <w:b w:val="0"/>
-                <w:color w:val="000000"/>
-                <w:sz w:val="20"/>
-              </w:rPr>
-              <w:t>7,362건</w:t>
-            </w:r>
-          </w:p>
-        </w:tc>
-      </w:tr>
-      <w:tr>
-        <w:trPr>
-          <w:cantSplit/>
-        </w:trPr>
-        <w:tc>
-          <w:tcPr>
-            <w:tcW w:type="dxa" w:w="1600"/>
-          </w:tcPr>
-          <w:p>
-            <w:pPr>
-              <w:keepNext/>
-              <w:spacing w:after="20" w:before="20" w:line="280" w:lineRule="exact"/>
-            </w:pPr>
-            <w:r>
-              <w:rPr>
-                <w:rFonts w:ascii="맑은 고딕" w:hAnsi="맑은 고딕" w:eastAsia="맑은 고딕"/>
-                <w:b w:val="0"/>
-                <w:color w:val="000000"/>
-                <w:sz w:val="20"/>
-              </w:rPr>
-              <w:t>③ 입법(시도)</w:t>
-            </w:r>
-          </w:p>
-        </w:tc>
-        <w:tc>
-          <w:tcPr>
-            <w:tcW w:type="dxa" w:w="3500"/>
-          </w:tcPr>
-          <w:p>
-            <w:pPr>
-              <w:keepNext/>
-              <w:spacing w:after="20" w:before="20" w:line="280" w:lineRule="exact"/>
-            </w:pPr>
-            <w:r>
-              <w:rPr>
-                <w:rFonts w:ascii="맑은 고딕" w:hAnsi="맑은 고딕" w:eastAsia="맑은 고딕"/>
-                <w:b w:val="0"/>
-                <w:color w:val="000000"/>
-                <w:sz w:val="20"/>
-              </w:rPr>
-              <w:t>국회 의안</w:t>
-            </w:r>
-          </w:p>
-        </w:tc>
-        <w:tc>
-          <w:tcPr>
-            <w:tcW w:type="dxa" w:w="2900"/>
-          </w:tcPr>
-          <w:p>
-            <w:pPr>
-              <w:keepNext/>
-              <w:spacing w:after="20" w:before="20" w:line="280" w:lineRule="exact"/>
-            </w:pPr>
-            <w:r>
-              <w:rPr>
-                <w:rFonts w:ascii="맑은 고딕" w:hAnsi="맑은 고딕" w:eastAsia="맑은 고딕"/>
-                <w:b w:val="0"/>
-                <w:color w:val="000000"/>
-                <w:sz w:val="20"/>
-              </w:rPr>
-              <w:t>열린국회정보 실시간 조회</w:t>
-            </w:r>
-          </w:p>
-        </w:tc>
-      </w:tr>
-      <w:tr>
-        <w:trPr>
-          <w:cantSplit/>
-        </w:trPr>
-        <w:tc>
-          <w:tcPr>
-            <w:tcW w:type="dxa" w:w="1600"/>
-          </w:tcPr>
-          <w:p>
-            <w:pPr>
-              <w:keepNext w:val="0"/>
-              <w:spacing w:after="20" w:before="20" w:line="280" w:lineRule="exact"/>
-            </w:pPr>
-            <w:r>
-              <w:rPr>
-                <w:rFonts w:ascii="맑은 고딕" w:hAnsi="맑은 고딕" w:eastAsia="맑은 고딕"/>
-                <w:b w:val="0"/>
-                <w:color w:val="000000"/>
-                <w:sz w:val="20"/>
-              </w:rPr>
-              <w:t>④ 해외(시행)</w:t>
-            </w:r>
-          </w:p>
-        </w:tc>
-        <w:tc>
-          <w:tcPr>
-            <w:tcW w:type="dxa" w:w="3500"/>
-          </w:tcPr>
-          <w:p>
-            <w:pPr>
-              <w:keepNext w:val="0"/>
-              <w:spacing w:after="20" w:before="20" w:line="280" w:lineRule="exact"/>
-            </w:pPr>
-            <w:r>
-              <w:rPr>
-                <w:rFonts w:ascii="맑은 고딕" w:hAnsi="맑은 고딕" w:eastAsia="맑은 고딕"/>
-                <w:b w:val="0"/>
-                <w:color w:val="000000"/>
-                <w:sz w:val="20"/>
-              </w:rPr>
-              <w:t>OECD OPSI 정책사례</w:t>
-            </w:r>
-          </w:p>
-        </w:tc>
-        <w:tc>
-          <w:tcPr>
-            <w:tcW w:type="dxa" w:w="2900"/>
-          </w:tcPr>
-          <w:p>
-            <w:pPr>
-              <w:keepNext w:val="0"/>
-              <w:spacing w:after="20" w:before="20" w:line="280" w:lineRule="exact"/>
-            </w:pPr>
-            <w:r>
-              <w:rPr>
-                <w:rFonts w:ascii="맑은 고딕" w:hAnsi="맑은 고딕" w:eastAsia="맑은 고딕"/>
-                <w:b w:val="0"/>
-                <w:color w:val="000000"/>
-                <w:sz w:val="20"/>
-              </w:rPr>
-              <w:t>1,015건 · 98개국</w:t>
-            </w:r>
-          </w:p>
-        </w:tc>
-      </w:tr>
-    </w:tbl>
-    <w:p>
-      <w:pPr>
-        <w:keepLines/>
-        <w:spacing w:after="160" w:before="0" w:line="340" w:lineRule="exact"/>
-      </w:pPr>
-    </w:p>
-    <w:p>
-      <w:pPr>
-        <w:keepLines/>
-        <w:spacing w:after="80" w:before="0" w:line="340" w:lineRule="exact"/>
-        <w:ind w:left="369" w:hanging="255"/>
-      </w:pPr>
-      <w:r>
-        <w:rPr>
-          <w:rFonts w:ascii="맑은 고딕" w:hAnsi="맑은 고딕" w:eastAsia="맑은 고딕"/>
-          <w:b w:val="0"/>
-          <w:color w:val="000000"/>
-          <w:sz w:val="22"/>
-        </w:rPr>
-        <w:t xml:space="preserve">○ </w:t>
-      </w:r>
-      <w:r>
-        <w:rPr>
-          <w:rFonts w:ascii="맑은 고딕" w:hAnsi="맑은 고딕" w:eastAsia="맑은 고딕"/>
-          <w:b w:val="0"/>
-          <w:color w:val="000000"/>
-          <w:sz w:val="22"/>
-        </w:rPr>
-        <w:t xml:space="preserve">조회 결과를 </w:t>
-      </w:r>
-      <w:r>
-        <w:rPr>
-          <w:rFonts w:ascii="맑은 고딕" w:hAnsi="맑은 고딕" w:eastAsia="맑은 고딕"/>
-          <w:b/>
-          <w:color w:val="000000"/>
-          <w:sz w:val="22"/>
-        </w:rPr>
-        <w:t>미실행 / 조회 실패 / N건</w:t>
-      </w:r>
-      <w:r>
-        <w:rPr>
-          <w:rFonts w:ascii="맑은 고딕" w:hAnsi="맑은 고딕" w:eastAsia="맑은 고딕"/>
-          <w:b w:val="0"/>
-          <w:color w:val="000000"/>
-          <w:sz w:val="22"/>
-        </w:rPr>
-        <w:t xml:space="preserve"> 셋으로 구분하도록 설계함. '못 찾은 것'을 '없는 것'으로 읽는 오류를 자료 구조 수준에서 막은 것이며, 이 구분이 선별의 신뢰도를 논하는 근거가 됨</w:t>
-      </w:r>
-    </w:p>
-    <w:p>
-      <w:pPr>
-        <w:keepNext/>
-        <w:keepLines/>
-        <w:spacing w:after="100" w:before="160" w:line="340" w:lineRule="exact"/>
-      </w:pPr>
-      <w:r>
-        <w:rPr>
-          <w:rFonts w:ascii="맑은 고딕" w:hAnsi="맑은 고딕" w:eastAsia="맑은 고딕"/>
-          <w:b/>
-          <w:color w:val="000000"/>
-          <w:sz w:val="22"/>
-        </w:rPr>
-        <w:t>□ 예비 검토 결과 — 연구 질문의 출발점</w:t>
-      </w:r>
-    </w:p>
-    <w:p>
-      <w:pPr>
-        <w:keepLines/>
-        <w:spacing w:after="80" w:before="0" w:line="340" w:lineRule="exact"/>
-        <w:ind w:left="369" w:hanging="255"/>
-      </w:pPr>
-      <w:r>
-        <w:rPr>
-          <w:rFonts w:ascii="맑은 고딕" w:hAnsi="맑은 고딕" w:eastAsia="맑은 고딕"/>
-          <w:b w:val="0"/>
-          <w:color w:val="000000"/>
-          <w:sz w:val="22"/>
-        </w:rPr>
-        <w:t xml:space="preserve">○ </w:t>
-      </w:r>
-      <w:r>
-        <w:rPr>
-          <w:rFonts w:ascii="맑은 고딕" w:hAnsi="맑은 고딕" w:eastAsia="맑은 고딕"/>
-          <w:b w:val="0"/>
-          <w:color w:val="000000"/>
-          <w:sz w:val="22"/>
-        </w:rPr>
-        <w:t xml:space="preserve">동일 로그를 4회 채점한 결과 합계가 </w:t>
-      </w:r>
-      <w:r>
-        <w:rPr>
-          <w:rFonts w:ascii="맑은 고딕" w:hAnsi="맑은 고딕" w:eastAsia="맑은 고딕"/>
-          <w:b/>
-          <w:color w:val="000000"/>
-          <w:sz w:val="22"/>
-        </w:rPr>
-        <w:t>13~17로 분포</w:t>
-      </w:r>
-      <w:r>
-        <w:rPr>
-          <w:rFonts w:ascii="맑은 고딕" w:hAnsi="맑은 고딕" w:eastAsia="맑은 고딕"/>
-          <w:b w:val="0"/>
-          <w:color w:val="000000"/>
-          <w:sz w:val="22"/>
-        </w:rPr>
-        <w:t>함 (30점 척도)</w:t>
-      </w:r>
-    </w:p>
-    <w:p>
-      <w:pPr>
-        <w:keepLines/>
-        <w:spacing w:after="80" w:before="0" w:line="340" w:lineRule="exact"/>
-        <w:ind w:left="369" w:hanging="255"/>
-      </w:pPr>
-      <w:r>
-        <w:rPr>
-          <w:rFonts w:ascii="맑은 고딕" w:hAnsi="맑은 고딕" w:eastAsia="맑은 고딕"/>
-          <w:b w:val="0"/>
-          <w:color w:val="000000"/>
-          <w:sz w:val="22"/>
-        </w:rPr>
-        <w:t xml:space="preserve">○ </w:t>
-      </w:r>
-      <w:r>
-        <w:rPr>
-          <w:rFonts w:ascii="맑은 고딕" w:hAnsi="맑은 고딕" w:eastAsia="맑은 고딕"/>
-          <w:b w:val="0"/>
-          <w:color w:val="000000"/>
-          <w:sz w:val="22"/>
-        </w:rPr>
-        <w:t xml:space="preserve">AI 보조 조건의 점수가 높았으나 </w:t>
-      </w:r>
-      <w:r>
-        <w:rPr>
-          <w:rFonts w:ascii="맑은 고딕" w:hAnsi="맑은 고딕" w:eastAsia="맑은 고딕"/>
-          <w:b/>
-          <w:color w:val="000000"/>
-          <w:sz w:val="22"/>
-        </w:rPr>
-        <w:t>n=1쌍</w:t>
-      </w:r>
-      <w:r>
-        <w:rPr>
-          <w:rFonts w:ascii="맑은 고딕" w:hAnsi="맑은 고딕" w:eastAsia="맑은 고딕"/>
-          <w:b w:val="0"/>
-          <w:color w:val="000000"/>
-          <w:sz w:val="22"/>
-        </w:rPr>
-        <w:t>의 통제되지 않은 비교로, 방향의 시사에 한정됨</w:t>
-      </w:r>
-    </w:p>
-    <w:p>
-      <w:pPr>
-        <w:keepLines/>
-        <w:spacing w:after="80" w:before="0" w:line="340" w:lineRule="exact"/>
-        <w:ind w:left="369" w:hanging="255"/>
-      </w:pPr>
-      <w:r>
-        <w:rPr>
-          <w:rFonts w:ascii="맑은 고딕" w:hAnsi="맑은 고딕" w:eastAsia="맑은 고딕"/>
-          <w:b w:val="0"/>
-          <w:color w:val="000000"/>
-          <w:sz w:val="22"/>
-        </w:rPr>
-        <w:t>○ 격차의 대부분이 체크리스트에서 발생하고 종합판단에서는 거의 발생하지 않았음. 분량 가설은 지지되지 않았음</w:t>
-      </w:r>
-    </w:p>
-    <w:p>
-      <w:pPr>
-        <w:keepNext/>
-        <w:keepLines/>
-        <w:spacing w:after="100" w:before="160" w:line="340" w:lineRule="exact"/>
-      </w:pPr>
-      <w:r>
-        <w:rPr>
-          <w:rFonts w:ascii="맑은 고딕" w:hAnsi="맑은 고딕" w:eastAsia="맑은 고딕"/>
-          <w:b/>
-          <w:color w:val="000000"/>
-          <w:sz w:val="22"/>
-        </w:rPr>
-        <w:t>□ 기관 서버에 설치 가능한 상태</w:t>
-      </w:r>
-    </w:p>
-    <w:p>
-      <w:pPr>
-        <w:keepLines/>
-        <w:spacing w:after="80" w:before="0" w:line="340" w:lineRule="exact"/>
-        <w:ind w:left="369" w:hanging="255"/>
-      </w:pPr>
-      <w:r>
-        <w:rPr>
-          <w:rFonts w:ascii="맑은 고딕" w:hAnsi="맑은 고딕" w:eastAsia="맑은 고딕"/>
-          <w:b w:val="0"/>
-          <w:color w:val="000000"/>
-          <w:sz w:val="22"/>
-        </w:rPr>
-        <w:t>○ 윈도우 서버판과 설치·운영 안내서를 정리하여 전달하였으며, 설치 즉시 다수 참여자 대상 자료 수집이 가능함</w:t>
-      </w:r>
-    </w:p>
-    <w:p>
-      <w:pPr>
-        <w:keepNext/>
-        <w:keepLines/>
-        <w:spacing w:after="160" w:before="360" w:line="340" w:lineRule="exact"/>
-      </w:pPr>
-      <w:r>
-        <w:rPr>
-          <w:rFonts w:ascii="맑은 고딕" w:hAnsi="맑은 고딕" w:eastAsia="맑은 고딕"/>
-          <w:b/>
-          <w:color w:val="000000"/>
-          <w:sz w:val="24"/>
-        </w:rPr>
-        <w:t>Ⅲ. 맡고자 하는 역할</w:t>
-      </w:r>
-    </w:p>
-    <w:p>
-      <w:pPr>
-        <w:keepNext/>
-        <w:keepLines/>
-        <w:spacing w:after="100" w:before="160" w:line="340" w:lineRule="exact"/>
-      </w:pPr>
-      <w:r>
-        <w:rPr>
-          <w:rFonts w:ascii="맑은 고딕" w:hAnsi="맑은 고딕" w:eastAsia="맑은 고딕"/>
-          <w:b/>
-          <w:color w:val="000000"/>
-          <w:sz w:val="22"/>
-        </w:rPr>
-        <w:t>□ 역할 1 — 평가체계 설계 자문</w:t>
-      </w:r>
-    </w:p>
-    <w:p>
-      <w:pPr>
-        <w:keepLines/>
-        <w:spacing w:after="80" w:before="0" w:line="340" w:lineRule="exact"/>
-        <w:ind w:left="369" w:hanging="255"/>
-      </w:pPr>
-      <w:r>
-        <w:rPr>
-          <w:rFonts w:ascii="맑은 고딕" w:hAnsi="맑은 고딕" w:eastAsia="맑은 고딕"/>
-          <w:b w:val="0"/>
-          <w:color w:val="000000"/>
-          <w:sz w:val="22"/>
-        </w:rPr>
-        <w:t>○ 문답 설계, 채점 기준, 선례 판정 규칙에 대한 설계 근거와 대안 제시</w:t>
-      </w:r>
-    </w:p>
-    <w:p>
-      <w:pPr>
-        <w:keepLines/>
-        <w:spacing w:after="80" w:before="0" w:line="340" w:lineRule="exact"/>
-        <w:ind w:left="369" w:hanging="255"/>
-      </w:pPr>
-      <w:r>
-        <w:rPr>
-          <w:rFonts w:ascii="맑은 고딕" w:hAnsi="맑은 고딕" w:eastAsia="맑은 고딕"/>
-          <w:b w:val="0"/>
-          <w:color w:val="000000"/>
-          <w:sz w:val="22"/>
-        </w:rPr>
-        <w:t>○ 실험 설계 단계에서 측정오차 추정 절차와 임계값 사전 결정 방식에 대한 의견 제시</w:t>
-      </w:r>
-    </w:p>
-    <w:p>
-      <w:pPr>
-        <w:keepLines/>
-        <w:spacing w:after="60" w:before="0" w:line="340" w:lineRule="exact"/>
-        <w:ind w:left="709" w:hanging="238"/>
-      </w:pPr>
-      <w:r>
-        <w:rPr>
-          <w:rFonts w:ascii="맑은 고딕" w:hAnsi="맑은 고딕" w:eastAsia="맑은 고딕"/>
-          <w:b w:val="0"/>
-          <w:color w:val="000000"/>
-          <w:sz w:val="20"/>
-        </w:rPr>
-        <w:t>- 무엇을 만들 수 있는가보다 무엇이 안 되는지를 아는 쪽이 자문의 값이라 보며, 예비 검토에서 스스로 확인한 실패가 그 자산임</w:t>
-      </w:r>
-    </w:p>
-    <w:p>
-      <w:pPr>
-        <w:keepNext/>
-        <w:keepLines/>
-        <w:spacing w:after="100" w:before="160" w:line="340" w:lineRule="exact"/>
-      </w:pPr>
-      <w:r>
-        <w:rPr>
-          <w:rFonts w:ascii="맑은 고딕" w:hAnsi="맑은 고딕" w:eastAsia="맑은 고딕"/>
-          <w:b/>
-          <w:color w:val="000000"/>
-          <w:sz w:val="22"/>
-        </w:rPr>
-        <w:t>□ 역할 2 — 구현</w:t>
-      </w:r>
-    </w:p>
-    <w:p>
-      <w:pPr>
-        <w:keepLines/>
-        <w:spacing w:after="80" w:before="0" w:line="340" w:lineRule="exact"/>
-        <w:ind w:left="369" w:hanging="255"/>
-      </w:pPr>
-      <w:r>
-        <w:rPr>
-          <w:rFonts w:ascii="맑은 고딕" w:hAnsi="맑은 고딕" w:eastAsia="맑은 고딕"/>
-          <w:b w:val="0"/>
-          <w:color w:val="000000"/>
-          <w:sz w:val="22"/>
-        </w:rPr>
-        <w:t>○ 현행 시스템의 수정·확장. 실험 조건 분기, 반복채점 자동화, 자료 추출 도구 등 연구 수행에 필요한 부분</w:t>
-      </w:r>
-    </w:p>
-    <w:p>
-      <w:pPr>
-        <w:keepLines/>
-        <w:spacing w:after="80" w:before="0" w:line="340" w:lineRule="exact"/>
-        <w:ind w:left="369" w:hanging="255"/>
-      </w:pPr>
-      <w:r>
-        <w:rPr>
-          <w:rFonts w:ascii="맑은 고딕" w:hAnsi="맑은 고딕" w:eastAsia="맑은 고딕"/>
-          <w:b w:val="0"/>
-          <w:color w:val="000000"/>
-          <w:sz w:val="22"/>
-        </w:rPr>
-        <w:t>○ KDI 연구진이 설계를 정하면 그것을 돌아가는 형태로 만드는 일을 맡고자 함</w:t>
-      </w:r>
-    </w:p>
-    <w:p>
-      <w:pPr>
-        <w:keepLines/>
-        <w:spacing w:after="60" w:before="0" w:line="340" w:lineRule="exact"/>
-        <w:ind w:left="709" w:hanging="238"/>
-      </w:pPr>
-      <w:r>
-        <w:rPr>
-          <w:rFonts w:ascii="맑은 고딕" w:hAnsi="맑은 고딕" w:eastAsia="맑은 고딕"/>
-          <w:b w:val="0"/>
-          <w:color w:val="000000"/>
-          <w:sz w:val="20"/>
-        </w:rPr>
-        <w:t>- 전체 개발을 맡겠다는 뜻이 아니며, 이미 있는 코드를 아는 사람이 손대는 편이 빠른 범위에 한정</w:t>
-      </w:r>
-    </w:p>
-    <w:p>
-      <w:pPr>
-        <w:keepNext/>
-        <w:keepLines/>
-        <w:spacing w:after="100" w:before="160" w:line="340" w:lineRule="exact"/>
-      </w:pPr>
-      <w:r>
-        <w:rPr>
-          <w:rFonts w:ascii="맑은 고딕" w:hAnsi="맑은 고딕" w:eastAsia="맑은 고딕"/>
-          <w:b/>
-          <w:color w:val="000000"/>
-          <w:sz w:val="22"/>
-        </w:rPr>
-        <w:t>□ 역할 3 — 아이디어 내생 성장론 관점의 보고서</w:t>
-      </w:r>
-    </w:p>
-    <w:p>
-      <w:pPr>
-        <w:keepLines/>
-        <w:spacing w:after="80" w:before="0" w:line="340" w:lineRule="exact"/>
-        <w:ind w:left="369" w:hanging="255"/>
-      </w:pPr>
-      <w:r>
-        <w:rPr>
-          <w:rFonts w:ascii="맑은 고딕" w:hAnsi="맑은 고딕" w:eastAsia="맑은 고딕"/>
-          <w:b w:val="0"/>
-          <w:color w:val="000000"/>
-          <w:sz w:val="22"/>
-        </w:rPr>
-        <w:t>○ 본 연구의 실증 결과를 성장이론의 틀에서 해석하는 별도 보고서 집필</w:t>
-      </w:r>
-    </w:p>
-    <w:p>
-      <w:pPr>
-        <w:keepLines/>
-        <w:spacing w:after="80" w:before="0" w:line="340" w:lineRule="exact"/>
-        <w:ind w:left="369" w:hanging="255"/>
-      </w:pPr>
-      <w:r>
-        <w:rPr>
-          <w:rFonts w:ascii="맑은 고딕" w:hAnsi="맑은 고딕" w:eastAsia="맑은 고딕"/>
-          <w:b w:val="0"/>
-          <w:color w:val="000000"/>
-          <w:sz w:val="22"/>
-        </w:rPr>
-        <w:t xml:space="preserve">○ </w:t>
-      </w:r>
-      <w:r>
-        <w:rPr>
-          <w:rFonts w:ascii="맑은 고딕" w:hAnsi="맑은 고딕" w:eastAsia="맑은 고딕"/>
-          <w:b w:val="0"/>
-          <w:color w:val="000000"/>
-          <w:sz w:val="22"/>
-        </w:rPr>
-        <w:t xml:space="preserve">다음 장에 구상을 적음. 이 역할이 </w:t>
-      </w:r>
-      <w:r>
-        <w:rPr>
-          <w:rFonts w:ascii="맑은 고딕" w:hAnsi="맑은 고딕" w:eastAsia="맑은 고딕"/>
-          <w:b/>
-          <w:color w:val="000000"/>
-          <w:sz w:val="22"/>
-        </w:rPr>
-        <w:t>앞의 둘과 성격이 다르므로</w:t>
-      </w:r>
-      <w:r>
-        <w:rPr>
-          <w:rFonts w:ascii="맑은 고딕" w:hAnsi="맑은 고딕" w:eastAsia="맑은 고딕"/>
-          <w:b w:val="0"/>
-          <w:color w:val="000000"/>
-          <w:sz w:val="22"/>
-        </w:rPr>
-        <w:t xml:space="preserve"> 지면을 나누어 설명함</w:t>
-      </w:r>
-    </w:p>
-    <w:p>
-      <w:pPr>
-        <w:keepNext/>
-        <w:keepLines/>
-        <w:spacing w:after="160" w:before="360" w:line="340" w:lineRule="exact"/>
-      </w:pPr>
-      <w:r>
-        <w:rPr>
-          <w:rFonts w:ascii="맑은 고딕" w:hAnsi="맑은 고딕" w:eastAsia="맑은 고딕"/>
-          <w:b/>
-          <w:color w:val="000000"/>
-          <w:sz w:val="24"/>
-        </w:rPr>
-        <w:t>Ⅳ. 세 번째 역할의 구상</w:t>
-      </w:r>
-    </w:p>
-    <w:p>
-      <w:pPr>
-        <w:keepNext/>
-        <w:keepLines/>
-        <w:spacing w:after="100" w:before="160" w:line="340" w:lineRule="exact"/>
-      </w:pPr>
-      <w:r>
-        <w:rPr>
-          <w:rFonts w:ascii="맑은 고딕" w:hAnsi="맑은 고딕" w:eastAsia="맑은 고딕"/>
-          <w:b/>
-          <w:color w:val="000000"/>
-          <w:sz w:val="22"/>
-        </w:rPr>
-        <w:t>□ 출발 질문 — 아이디어는 정말 찾기 어려워졌는가</w:t>
-      </w:r>
-    </w:p>
-    <w:p>
-      <w:pPr>
-        <w:keepLines/>
-        <w:spacing w:after="80" w:before="0" w:line="340" w:lineRule="exact"/>
-        <w:ind w:left="369" w:hanging="255"/>
-      </w:pPr>
-      <w:r>
-        <w:rPr>
-          <w:rFonts w:ascii="맑은 고딕" w:hAnsi="맑은 고딕" w:eastAsia="맑은 고딕"/>
-          <w:b w:val="0"/>
-          <w:color w:val="000000"/>
-          <w:sz w:val="22"/>
-        </w:rPr>
-        <w:t>○ 연구생산성 하락, 곧 같은 투입으로 얻는 아이디어가 줄고 있다는 관찰은 성장 문헌의 오랜 논점임</w:t>
-      </w:r>
-    </w:p>
-    <w:p>
-      <w:pPr>
-        <w:keepLines/>
-        <w:spacing w:after="80" w:before="0" w:line="340" w:lineRule="exact"/>
-        <w:ind w:left="369" w:hanging="255"/>
-      </w:pPr>
-      <w:r>
-        <w:rPr>
-          <w:rFonts w:ascii="맑은 고딕" w:hAnsi="맑은 고딕" w:eastAsia="맑은 고딕"/>
-          <w:b w:val="0"/>
-          <w:color w:val="000000"/>
-          <w:sz w:val="22"/>
-        </w:rPr>
-        <w:t xml:space="preserve">○ </w:t>
-      </w:r>
-      <w:r>
-        <w:rPr>
-          <w:rFonts w:ascii="맑은 고딕" w:hAnsi="맑은 고딕" w:eastAsia="맑은 고딕"/>
-          <w:b w:val="0"/>
-          <w:color w:val="000000"/>
-          <w:sz w:val="22"/>
-        </w:rPr>
-        <w:t xml:space="preserve">이를 뒤집어 물을 수 있다고 봄 — </w:t>
-      </w:r>
-      <w:r>
-        <w:rPr>
-          <w:rFonts w:ascii="맑은 고딕" w:hAnsi="맑은 고딕" w:eastAsia="맑은 고딕"/>
-          <w:b/>
-          <w:color w:val="000000"/>
-          <w:sz w:val="22"/>
-        </w:rPr>
-        <w:t>찾기 어려워진 것인가, 찾아 놓고 알아보지 못한 것인가</w:t>
-      </w:r>
-    </w:p>
-    <w:p>
-      <w:pPr>
-        <w:keepNext/>
-        <w:keepLines/>
-        <w:spacing w:after="100" w:before="160" w:line="340" w:lineRule="exact"/>
-      </w:pPr>
-      <w:r>
-        <w:rPr>
-          <w:rFonts w:ascii="맑은 고딕" w:hAnsi="맑은 고딕" w:eastAsia="맑은 고딕"/>
-          <w:b/>
-          <w:color w:val="000000"/>
-          <w:sz w:val="22"/>
-        </w:rPr>
-        <w:t>□ 아이디어의 비경합성은 '인지된 뒤'의 성질임</w:t>
-      </w:r>
-    </w:p>
-    <w:p>
-      <w:pPr>
-        <w:keepLines/>
-        <w:spacing w:after="80" w:before="0" w:line="340" w:lineRule="exact"/>
-        <w:ind w:left="369" w:hanging="255"/>
-      </w:pPr>
-      <w:r>
-        <w:rPr>
-          <w:rFonts w:ascii="맑은 고딕" w:hAnsi="맑은 고딕" w:eastAsia="맑은 고딕"/>
-          <w:b w:val="0"/>
-          <w:color w:val="000000"/>
-          <w:sz w:val="22"/>
-        </w:rPr>
-        <w:t>○ 아이디어가 비경합적이어서 한 번 발견되면 모두가 쓸 수 있다는 명제는, 그 아이디어가 발견되고 인지된 다음에 성립함</w:t>
-      </w:r>
-    </w:p>
-    <w:p>
-      <w:pPr>
-        <w:keepLines/>
-        <w:spacing w:after="80" w:before="0" w:line="340" w:lineRule="exact"/>
-        <w:ind w:left="369" w:hanging="255"/>
-      </w:pPr>
-      <w:r>
-        <w:rPr>
-          <w:rFonts w:ascii="맑은 고딕" w:hAnsi="맑은 고딕" w:eastAsia="맑은 고딕"/>
-          <w:b w:val="0"/>
-          <w:color w:val="000000"/>
-          <w:sz w:val="22"/>
-        </w:rPr>
-        <w:t xml:space="preserve">○ </w:t>
-      </w:r>
-      <w:r>
-        <w:rPr>
-          <w:rFonts w:ascii="맑은 고딕" w:hAnsi="맑은 고딕" w:eastAsia="맑은 고딕"/>
-          <w:b w:val="0"/>
-          <w:color w:val="000000"/>
-          <w:sz w:val="22"/>
-        </w:rPr>
-        <w:t xml:space="preserve">제안되었으나 선별되지 못한 아이디어는 </w:t>
-      </w:r>
-      <w:r>
-        <w:rPr>
-          <w:rFonts w:ascii="맑은 고딕" w:hAnsi="맑은 고딕" w:eastAsia="맑은 고딕"/>
-          <w:b/>
-          <w:color w:val="000000"/>
-          <w:sz w:val="22"/>
-        </w:rPr>
-        <w:t>사회적으로 존재하지 않는 것과 같음</w:t>
-      </w:r>
-      <w:r>
-        <w:rPr>
-          <w:rFonts w:ascii="맑은 고딕" w:hAnsi="맑은 고딕" w:eastAsia="맑은 고딕"/>
-          <w:b w:val="0"/>
-          <w:color w:val="000000"/>
-          <w:sz w:val="22"/>
-        </w:rPr>
-        <w:t>. 이 구간이 성장 모형에서 거의 다루어지지 않았다고 봄</w:t>
-      </w:r>
-    </w:p>
-    <w:p>
-      <w:pPr>
-        <w:keepNext/>
-        <w:keepLines/>
-        <w:spacing w:after="100" w:before="160" w:line="340" w:lineRule="exact"/>
-      </w:pPr>
-      <w:r>
-        <w:rPr>
-          <w:rFonts w:ascii="맑은 고딕" w:hAnsi="맑은 고딕" w:eastAsia="맑은 고딕"/>
-          <w:b/>
-          <w:color w:val="000000"/>
-          <w:sz w:val="22"/>
-        </w:rPr>
-        <w:t>□ 선별을 생산함수에 넣어 보는 시론</w:t>
-      </w:r>
-    </w:p>
-    <w:p>
-      <w:pPr>
-        <w:keepLines/>
-        <w:spacing w:after="80" w:before="0" w:line="340" w:lineRule="exact"/>
-        <w:ind w:left="369" w:hanging="255"/>
-      </w:pPr>
-      <w:r>
-        <w:rPr>
-          <w:rFonts w:ascii="맑은 고딕" w:hAnsi="맑은 고딕" w:eastAsia="맑은 고딕"/>
-          <w:b w:val="0"/>
-          <w:color w:val="000000"/>
-          <w:sz w:val="22"/>
-        </w:rPr>
-        <w:t>○ 아이디어 스톡의 증가를 '생산된 아이디어 × 선별 통과율'로 분해하고, 선별 통과율을 검증 용량과 선별 정확도의 함수로 두는 단순한 확장을 시도하고자 함</w:t>
-      </w:r>
-    </w:p>
-    <w:p>
-      <w:pPr>
-        <w:keepLines/>
-        <w:spacing w:after="60" w:before="0" w:line="340" w:lineRule="exact"/>
-        <w:ind w:left="709" w:hanging="238"/>
-      </w:pPr>
-      <w:r>
-        <w:rPr>
-          <w:rFonts w:ascii="맑은 고딕" w:hAnsi="맑은 고딕" w:eastAsia="맑은 고딕"/>
-          <w:b w:val="0"/>
-          <w:color w:val="000000"/>
-          <w:sz w:val="20"/>
-        </w:rPr>
-        <w:t>- 검증 용량 — 담당 인력이 기간 내 처리할 수 있는 건수</w:t>
-      </w:r>
-    </w:p>
-    <w:p>
-      <w:pPr>
-        <w:keepLines/>
-        <w:spacing w:after="60" w:before="0" w:line="340" w:lineRule="exact"/>
-        <w:ind w:left="709" w:hanging="238"/>
-      </w:pPr>
-      <w:r>
-        <w:rPr>
-          <w:rFonts w:ascii="맑은 고딕" w:hAnsi="맑은 고딕" w:eastAsia="맑은 고딕"/>
-          <w:b w:val="0"/>
-          <w:color w:val="000000"/>
-          <w:sz w:val="20"/>
-        </w:rPr>
-        <w:t>- 선별 정확도 — 좋은 제안을 통과시키고 나쁜 제안을 거르는 정도. 본 연구의 측정 재현성이 바로 이 값의 상한을 규정함</w:t>
-      </w:r>
-    </w:p>
-    <w:p>
-      <w:pPr>
-        <w:keepLines/>
-        <w:spacing w:after="80" w:before="0" w:line="340" w:lineRule="exact"/>
-        <w:ind w:left="369" w:hanging="255"/>
-      </w:pPr>
-      <w:r>
-        <w:rPr>
-          <w:rFonts w:ascii="맑은 고딕" w:hAnsi="맑은 고딕" w:eastAsia="맑은 고딕"/>
-          <w:b w:val="0"/>
-          <w:color w:val="000000"/>
-          <w:sz w:val="22"/>
-        </w:rPr>
-        <w:t xml:space="preserve">○ </w:t>
-      </w:r>
-      <w:r>
-        <w:rPr>
-          <w:rFonts w:ascii="맑은 고딕" w:hAnsi="맑은 고딕" w:eastAsia="맑은 고딕"/>
-          <w:b w:val="0"/>
-          <w:color w:val="000000"/>
-          <w:sz w:val="22"/>
-        </w:rPr>
-        <w:t xml:space="preserve">이 틀에서 보면 </w:t>
-      </w:r>
-      <w:r>
-        <w:rPr>
-          <w:rFonts w:ascii="맑은 고딕" w:hAnsi="맑은 고딕" w:eastAsia="맑은 고딕"/>
-          <w:b/>
-          <w:color w:val="000000"/>
-          <w:sz w:val="22"/>
-        </w:rPr>
-        <w:t>측정 신뢰도는 방법론 문제가 아니라 성장의 파라미터</w:t>
-      </w:r>
-      <w:r>
-        <w:rPr>
-          <w:rFonts w:ascii="맑은 고딕" w:hAnsi="맑은 고딕" w:eastAsia="맑은 고딕"/>
-          <w:b w:val="0"/>
-          <w:color w:val="000000"/>
-          <w:sz w:val="22"/>
-        </w:rPr>
-        <w:t>가 됨</w:t>
-      </w:r>
-    </w:p>
-    <w:p>
-      <w:pPr>
-        <w:keepNext/>
-        <w:keepLines/>
-        <w:spacing w:after="100" w:before="160" w:line="340" w:lineRule="exact"/>
-      </w:pPr>
-      <w:r>
-        <w:rPr>
-          <w:rFonts w:ascii="맑은 고딕" w:hAnsi="맑은 고딕" w:eastAsia="맑은 고딕"/>
-          <w:b/>
-          <w:color w:val="000000"/>
-          <w:sz w:val="22"/>
-        </w:rPr>
-        <w:t>□ 도구 격차를 배분의 왜곡으로 다시 씀</w:t>
-      </w:r>
-    </w:p>
-    <w:p>
-      <w:pPr>
-        <w:keepLines/>
-        <w:spacing w:after="80" w:before="0" w:line="340" w:lineRule="exact"/>
-        <w:ind w:left="369" w:hanging="255"/>
-      </w:pPr>
-      <w:r>
-        <w:rPr>
-          <w:rFonts w:ascii="맑은 고딕" w:hAnsi="맑은 고딕" w:eastAsia="맑은 고딕"/>
-          <w:b w:val="0"/>
-          <w:color w:val="000000"/>
-          <w:sz w:val="22"/>
-        </w:rPr>
-        <w:t>○ 진술 능력이 선별을 좌우하면, 선별 기준은 아이디어의 질이 아니라 진술 자본이 됨. 이는 아이디어 배분의 왜곡이며 사회적 손실로 계산될 수 있음</w:t>
-      </w:r>
-    </w:p>
-    <w:p>
-      <w:pPr>
-        <w:keepLines/>
-        <w:spacing w:after="80" w:before="0" w:line="340" w:lineRule="exact"/>
-        <w:ind w:left="369" w:hanging="255"/>
-      </w:pPr>
-      <w:r>
-        <w:rPr>
-          <w:rFonts w:ascii="맑은 고딕" w:hAnsi="맑은 고딕" w:eastAsia="맑은 고딕"/>
-          <w:b w:val="0"/>
-          <w:color w:val="000000"/>
-          <w:sz w:val="22"/>
-        </w:rPr>
-        <w:t xml:space="preserve">○ </w:t>
-      </w:r>
-      <w:r>
-        <w:rPr>
-          <w:rFonts w:ascii="맑은 고딕" w:hAnsi="맑은 고딕" w:eastAsia="맑은 고딕"/>
-          <w:b w:val="0"/>
-          <w:color w:val="000000"/>
-          <w:sz w:val="22"/>
-        </w:rPr>
-        <w:t xml:space="preserve">생성형 AI 는 이 왜곡을 </w:t>
-      </w:r>
-      <w:r>
-        <w:rPr>
-          <w:rFonts w:ascii="맑은 고딕" w:hAnsi="맑은 고딕" w:eastAsia="맑은 고딕"/>
-          <w:b/>
-          <w:color w:val="000000"/>
-          <w:sz w:val="22"/>
-        </w:rPr>
-        <w:t>키울 수도 줄일 수도</w:t>
-      </w:r>
-      <w:r>
-        <w:rPr>
-          <w:rFonts w:ascii="맑은 고딕" w:hAnsi="맑은 고딕" w:eastAsia="맑은 고딕"/>
-          <w:b w:val="0"/>
-          <w:color w:val="000000"/>
-          <w:sz w:val="22"/>
-        </w:rPr>
-        <w:t xml:space="preserve"> 있음 — 금지하면 접근 가능한 소수에게만 남아 왜곡이 커지고, 균등 제공하면 진술 자본의 차이가 상쇄되어 줄어듦</w:t>
-      </w:r>
-    </w:p>
-    <w:p>
-      <w:pPr>
-        <w:keepLines/>
-        <w:spacing w:after="60" w:before="0" w:line="340" w:lineRule="exact"/>
-        <w:ind w:left="709" w:hanging="238"/>
-      </w:pPr>
-      <w:r>
-        <w:rPr>
-          <w:rFonts w:ascii="맑은 고딕" w:hAnsi="맑은 고딕" w:eastAsia="맑은 고딕"/>
-          <w:b w:val="0"/>
-          <w:color w:val="000000"/>
-          <w:sz w:val="20"/>
-        </w:rPr>
-        <w:t>- 탐지·금지 대 균등 제공의 선택이 윤리 문제가 아니라 배분 효율의 문제로 다시 놓임</w:t>
-      </w:r>
-    </w:p>
-    <w:p>
-      <w:pPr>
-        <w:keepNext/>
-        <w:keepLines/>
-        <w:spacing w:after="100" w:before="160" w:line="340" w:lineRule="exact"/>
-      </w:pPr>
-      <w:r>
-        <w:rPr>
-          <w:rFonts w:ascii="맑은 고딕" w:hAnsi="맑은 고딕" w:eastAsia="맑은 고딕"/>
-          <w:b/>
-          <w:color w:val="000000"/>
-          <w:sz w:val="22"/>
-        </w:rPr>
-        <w:t>□ 정책 함의 — 투자가 한쪽에만 가 있음</w:t>
-      </w:r>
-    </w:p>
-    <w:p>
-      <w:pPr>
-        <w:keepLines/>
-        <w:spacing w:after="80" w:before="0" w:line="340" w:lineRule="exact"/>
-        <w:ind w:left="369" w:hanging="255"/>
-      </w:pPr>
-      <w:r>
-        <w:rPr>
-          <w:rFonts w:ascii="맑은 고딕" w:hAnsi="맑은 고딕" w:eastAsia="맑은 고딕"/>
-          <w:b w:val="0"/>
-          <w:color w:val="000000"/>
-          <w:sz w:val="22"/>
-        </w:rPr>
-        <w:t>○ R&amp;D 보조금은 아이디어 생산에 투자하나, 선별 용량에 대한 투자는 거의 논의되지 않음</w:t>
-      </w:r>
-    </w:p>
-    <w:p>
-      <w:pPr>
-        <w:keepLines/>
-        <w:spacing w:after="80" w:before="0" w:line="340" w:lineRule="exact"/>
-        <w:ind w:left="369" w:hanging="255"/>
-      </w:pPr>
-      <w:r>
-        <w:rPr>
-          <w:rFonts w:ascii="맑은 고딕" w:hAnsi="맑은 고딕" w:eastAsia="맑은 고딕"/>
-          <w:b w:val="0"/>
-          <w:color w:val="000000"/>
-          <w:sz w:val="22"/>
-        </w:rPr>
-        <w:t>○ 국민제안 제도가 그 예로, 접수는 대량이나 검증은 소수 담당자의 수작업에 의존함. 생산 측 투자만 늘리면 병목이 더 조여짐</w:t>
-      </w:r>
-    </w:p>
-    <w:p>
-      <w:pPr>
-        <w:keepLines/>
-        <w:spacing w:after="80" w:before="0" w:line="340" w:lineRule="exact"/>
-        <w:ind w:left="369" w:hanging="255"/>
-      </w:pPr>
-      <w:r>
-        <w:rPr>
-          <w:rFonts w:ascii="맑은 고딕" w:hAnsi="맑은 고딕" w:eastAsia="맑은 고딕"/>
-          <w:b w:val="0"/>
-          <w:color w:val="000000"/>
-          <w:sz w:val="22"/>
-        </w:rPr>
-        <w:t xml:space="preserve">○ </w:t>
-      </w:r>
-      <w:r>
-        <w:rPr>
-          <w:rFonts w:ascii="맑은 고딕" w:hAnsi="맑은 고딕" w:eastAsia="맑은 고딕"/>
-          <w:b w:val="0"/>
-          <w:color w:val="000000"/>
-          <w:sz w:val="22"/>
-        </w:rPr>
-        <w:t xml:space="preserve">본 연구가 만드는 평가 시스템은 </w:t>
+        <w:t xml:space="preserve">정책적으로 여기서 한 가지가 따라 나온다고 본다. 우리는 아이디어의 생산에는 오래 투자해 왔지만 선별 용량에는 거의 투자하지 않았다. 국민제안 제도가 그 예다. 접수는 대량으로 이루어지는데 검증은 소수 담당자의 수작업에 기대고 있다. 이 상태에서 생산 측 투자만 늘리면 병목은 더 조여진다. 나는 이 연구가 만들려는 평가 절차가 </w:t>
       </w:r>
       <w:r>
         <w:rPr>
@@ -2046,30 +459,14 @@
           <w:color w:val="000000"/>
           <w:sz w:val="22"/>
         </w:rPr>
-        <w:t>의 한 형태이며, 그 효과를 성장의 언어로 계산해 보이는 것이 이 보고서의 목표임</w:t>
-      </w:r>
-    </w:p>
-    <w:p>
-      <w:pPr>
-        <w:keepNext/>
-        <w:keepLines/>
-        <w:spacing w:after="100" w:before="160" w:line="340" w:lineRule="exact"/>
-      </w:pPr>
-      <w:r>
-        <w:rPr>
-          <w:rFonts w:ascii="맑은 고딕" w:hAnsi="맑은 고딕" w:eastAsia="맑은 고딕"/>
-          <w:b/>
-          <w:color w:val="000000"/>
-          <w:sz w:val="22"/>
-        </w:rPr>
-        <w:t>□ 이 구상의 지위</w:t>
+        <w:t>의 한 형태라고 보며, 그 효과를 성장의 언어로 계산해 보이는 보고서를 쓰고 싶다.</w:t>
       </w:r>
     </w:p>
     <w:p>
       <w:pPr>
         <w:keepLines/>
-        <w:spacing w:after="80" w:before="0" w:line="340" w:lineRule="exact"/>
-        <w:ind w:left="369" w:hanging="255"/>
+        <w:spacing w:after="180" w:before="0" w:line="380" w:lineRule="exact"/>
+        <w:ind w:firstLine="283"/>
       </w:pPr>
       <w:r>
         <w:rPr>
@@ -2078,16 +475,7 @@
           <w:color w:val="000000"/>
           <w:sz w:val="22"/>
         </w:rPr>
-        <w:t xml:space="preserve">○ </w:t>
-      </w:r>
-      <w:r>
-        <w:rPr>
-          <w:rFonts w:ascii="맑은 고딕" w:hAnsi="맑은 고딕" w:eastAsia="맑은 고딕"/>
-          <w:b w:val="0"/>
-          <w:color w:val="000000"/>
-          <w:sz w:val="22"/>
-        </w:rPr>
-        <w:t xml:space="preserve">현 단계에서는 </w:t>
+        <w:t xml:space="preserve">다만 이 구상은 현 단계에서 </w:t>
       </w:r>
       <w:r>
         <w:rPr>
@@ -2105,14 +493,30 @@
           <w:color w:val="000000"/>
           <w:sz w:val="22"/>
         </w:rPr>
-        <w:t>임. 형식 모형의 타당성과 선행 문헌과의 관계는 문헌 검토를 거쳐야 확정할 수 있으며, 실증 결과가 나오기 전에는 수치를 넣지 않을 것임</w:t>
+        <w:t>이다. 선별이나 심사 비용을 이미 다룬 성장 모형이 있을 수 있으므로 문헌을 먼저 훑어 신규성의 수위를 정해야 하고, 형식화의 수준도 그 뒤에 결정할 일이다. 실증 결과가 이 관점과 어긋나게 나오면 관점 쪽을 고쳐 쓸 생각이다.</w:t>
+      </w:r>
+    </w:p>
+    <w:p>
+      <w:pPr>
+        <w:keepNext/>
+        <w:keepLines/>
+        <w:spacing w:after="180" w:before="400" w:line="380" w:lineRule="exact"/>
+      </w:pPr>
+      <w:r>
+        <w:rPr>
+          <w:rFonts w:ascii="맑은 고딕" w:hAnsi="맑은 고딕" w:eastAsia="맑은 고딕"/>
+          <w:b/>
+          <w:color w:val="000000"/>
+          <w:sz w:val="24"/>
+        </w:rPr>
+        <w:t>4. 내가 보탤 수 있는 것</w:t>
       </w:r>
     </w:p>
     <w:p>
       <w:pPr>
         <w:keepLines/>
-        <w:spacing w:after="80" w:before="0" w:line="340" w:lineRule="exact"/>
-        <w:ind w:left="369" w:hanging="255"/>
+        <w:spacing w:after="180" w:before="0" w:line="380" w:lineRule="exact"/>
+        <w:ind w:firstLine="283"/>
       </w:pPr>
       <w:r>
         <w:rPr>
@@ -2121,14 +525,150 @@
           <w:color w:val="000000"/>
           <w:sz w:val="22"/>
         </w:rPr>
-        <w:t>○ 본 연구의 실증이 부정적으로 나오더라도 — 격차가 확인되지 않거나 재현성이 충분한 것으로 밝혀지더라도 — 그 결과를 그대로 반영하여 쓸 것임</w:t>
+        <w:t xml:space="preserve">첫째, </w:t>
+      </w:r>
+      <w:r>
+        <w:rPr>
+          <w:rFonts w:ascii="맑은 고딕" w:hAnsi="맑은 고딕" w:eastAsia="맑은 고딕"/>
+          <w:b/>
+          <w:color w:val="000000"/>
+          <w:sz w:val="22"/>
+        </w:rPr>
+        <w:t>설계와 구현 사이를 한 사람이 오갈 수 있다</w:t>
+      </w:r>
+      <w:r>
+        <w:rPr>
+          <w:rFonts w:ascii="맑은 고딕" w:hAnsi="맑은 고딕" w:eastAsia="맑은 고딕"/>
+          <w:b w:val="0"/>
+          <w:color w:val="000000"/>
+          <w:sz w:val="22"/>
+        </w:rPr>
+        <w:t>는 점을 들고 싶다. 평가 체계를 만드는 일에서 가장 자주 생기는 손실은 설계자가 그린 것과 구현자가 만든 것이 조금씩 어긋나는 데서 온다. 채점 기준의 한 문장을 코드로 옮기려 할 때 비로소 그 문장이 모호했다는 사실이 드러나는 일이 잦은데, 그 발견이 설계 쪽으로 즉시 되먹여지지 않으면 어긋남은 그대로 남는다. 나는 설계 논의에 참여하면서 그 자리에서 나온 규칙을 돌아가는 형태로 만들어 볼 수 있고, 반대로 구현이 부딪히는 제약을 설계 쪽 언어로 되돌릴 수 있다.</w:t>
+      </w:r>
+    </w:p>
+    <w:p>
+      <w:pPr>
+        <w:keepLines/>
+        <w:spacing w:after="180" w:before="0" w:line="380" w:lineRule="exact"/>
+        <w:ind w:firstLine="283"/>
+      </w:pPr>
+      <w:r>
+        <w:rPr>
+          <w:rFonts w:ascii="맑은 고딕" w:hAnsi="맑은 고딕" w:eastAsia="맑은 고딕"/>
+          <w:b w:val="0"/>
+          <w:color w:val="000000"/>
+          <w:sz w:val="22"/>
+        </w:rPr>
+        <w:t xml:space="preserve">둘째, </w:t>
+      </w:r>
+      <w:r>
+        <w:rPr>
+          <w:rFonts w:ascii="맑은 고딕" w:hAnsi="맑은 고딕" w:eastAsia="맑은 고딕"/>
+          <w:b/>
+          <w:color w:val="000000"/>
+          <w:sz w:val="22"/>
+        </w:rPr>
+        <w:t>경제학의 틀과 기술적 구현을 같은 책상에서 다룰 수 있다</w:t>
+      </w:r>
+      <w:r>
+        <w:rPr>
+          <w:rFonts w:ascii="맑은 고딕" w:hAnsi="맑은 고딕" w:eastAsia="맑은 고딕"/>
+          <w:b w:val="0"/>
+          <w:color w:val="000000"/>
+          <w:sz w:val="22"/>
+        </w:rPr>
+        <w:t>고 생각한다. 이 연구의 결과는 평가 정확도라는 공학적 지표로도 읽히고 자원 배분이라는 경제학적 지표로도 읽힌다. 두 언어를 따로 쓰면 보고서는 두 편이 되고 서로 참조하지 못한다. 실증 설계 단계에서부터 '이 수치가 성장 모형의 어느 자리에 들어갈 것인가'를 생각해 두면, 나중에 해석을 억지로 붙이지 않아도 된다. 이 연결을 맡고 싶다.</w:t>
+      </w:r>
+    </w:p>
+    <w:p>
+      <w:pPr>
+        <w:keepLines/>
+        <w:spacing w:after="180" w:before="0" w:line="380" w:lineRule="exact"/>
+        <w:ind w:firstLine="283"/>
+      </w:pPr>
+      <w:r>
+        <w:rPr>
+          <w:rFonts w:ascii="맑은 고딕" w:hAnsi="맑은 고딕" w:eastAsia="맑은 고딕"/>
+          <w:b w:val="0"/>
+          <w:color w:val="000000"/>
+          <w:sz w:val="22"/>
+        </w:rPr>
+        <w:t xml:space="preserve">셋째, </w:t>
+      </w:r>
+      <w:r>
+        <w:rPr>
+          <w:rFonts w:ascii="맑은 고딕" w:hAnsi="맑은 고딕" w:eastAsia="맑은 고딕"/>
+          <w:b/>
+          <w:color w:val="000000"/>
+          <w:sz w:val="22"/>
+        </w:rPr>
+        <w:t>도구가 연구보다 오래 남게 하는 일</w:t>
+      </w:r>
+      <w:r>
+        <w:rPr>
+          <w:rFonts w:ascii="맑은 고딕" w:hAnsi="맑은 고딕" w:eastAsia="맑은 고딕"/>
+          <w:b w:val="0"/>
+          <w:color w:val="000000"/>
+          <w:sz w:val="22"/>
+        </w:rPr>
+        <w:t>을 맡을 수 있다. 연구용으로 급히 만든 프로그램은 대개 연구가 끝나면 아무도 돌리지 못하는 상태가 된다. 설치 절차가 문서로 남아 있지 않거나, 만든 사람이 떠나면 고칠 수 없게 되기 때문이다. 나는 이 부분을 처음부터 염두에 두고 만드는 편이며, 연구가 끝난 뒤에도 기관이 계속 쓸 수 있는 형태로 정리해 두는 일을 참여의 조건 가운데 하나로 생각하고 있다.</w:t>
+      </w:r>
+    </w:p>
+    <w:p>
+      <w:pPr>
+        <w:keepLines/>
+        <w:spacing w:after="180" w:before="0" w:line="380" w:lineRule="exact"/>
+        <w:ind w:firstLine="283"/>
+      </w:pPr>
+      <w:r>
+        <w:rPr>
+          <w:rFonts w:ascii="맑은 고딕" w:hAnsi="맑은 고딕" w:eastAsia="맑은 고딕"/>
+          <w:b w:val="0"/>
+          <w:color w:val="000000"/>
+          <w:sz w:val="22"/>
+        </w:rPr>
+        <w:t xml:space="preserve">넷째, </w:t>
+      </w:r>
+      <w:r>
+        <w:rPr>
+          <w:rFonts w:ascii="맑은 고딕" w:hAnsi="맑은 고딕" w:eastAsia="맑은 고딕"/>
+          <w:b/>
+          <w:color w:val="000000"/>
+          <w:sz w:val="22"/>
+        </w:rPr>
+        <w:t>무엇이 안 되는지를 먼저 말하는 편</w:t>
+      </w:r>
+      <w:r>
+        <w:rPr>
+          <w:rFonts w:ascii="맑은 고딕" w:hAnsi="맑은 고딕" w:eastAsia="맑은 고딕"/>
+          <w:b w:val="0"/>
+          <w:color w:val="000000"/>
+          <w:sz w:val="22"/>
+        </w:rPr>
+        <w:t>이다. 이런 종류의 시스템은 시연할 때 잘 돌아가는 사례만 보여 주기 쉽고, 그러면 한계가 드러나는 시점이 도입 이후로 미뤄진다. 나는 설계 회의에서 이 도구가 어디서 틀릴 것인지, 어떤 제안 유형에는 쓰지 말아야 하는지를 먼저 꺼내는 쪽이 연구에 도움이 된다고 본다.</w:t>
+      </w:r>
+    </w:p>
+    <w:p>
+      <w:pPr>
+        <w:keepLines/>
+        <w:spacing w:after="180" w:before="0" w:line="380" w:lineRule="exact"/>
+        <w:ind w:firstLine="283"/>
+      </w:pPr>
+      <w:r>
+        <w:rPr>
+          <w:rFonts w:ascii="맑은 고딕" w:hAnsi="맑은 고딕" w:eastAsia="맑은 고딕"/>
+          <w:b w:val="0"/>
+          <w:color w:val="000000"/>
+          <w:sz w:val="22"/>
+        </w:rPr>
+        <w:t>다섯째, 보고서를 쓸 수 있다. 실증 결과를 성장이론의 틀에서 해석하는 글과, 그 함의를 제도 설계로 옮기는 글을 함께 맡을 수 있다고 생각한다.</w:t>
       </w:r>
     </w:p>
     <w:p>
       <w:pPr>
         <w:keepNext/>
         <w:keepLines/>
-        <w:spacing w:after="160" w:before="360" w:line="340" w:lineRule="exact"/>
+        <w:spacing w:after="180" w:before="400" w:line="380" w:lineRule="exact"/>
       </w:pPr>
       <w:r>
         <w:rPr>
@@ -2137,30 +677,14 @@
           <w:color w:val="000000"/>
           <w:sz w:val="24"/>
         </w:rPr>
-        <w:t>Ⅴ. 참여 방식</w:t>
-      </w:r>
-    </w:p>
-    <w:p>
-      <w:pPr>
-        <w:keepNext/>
-        <w:keepLines/>
-        <w:spacing w:after="100" w:before="160" w:line="340" w:lineRule="exact"/>
-      </w:pPr>
-      <w:r>
-        <w:rPr>
-          <w:rFonts w:ascii="맑은 고딕" w:hAnsi="맑은 고딕" w:eastAsia="맑은 고딕"/>
-          <w:b/>
-          <w:color w:val="000000"/>
-          <w:sz w:val="22"/>
-        </w:rPr>
-        <w:t>□ 주관은 KDI, 본인은 참여자</w:t>
+        <w:t>5. 참여의 방식과 태도</w:t>
       </w:r>
     </w:p>
     <w:p>
       <w:pPr>
         <w:keepLines/>
-        <w:spacing w:after="80" w:before="0" w:line="340" w:lineRule="exact"/>
-        <w:ind w:left="369" w:hanging="255"/>
+        <w:spacing w:after="180" w:before="0" w:line="380" w:lineRule="exact"/>
+        <w:ind w:firstLine="283"/>
       </w:pPr>
       <w:r>
         <w:rPr>
@@ -2169,14 +693,14 @@
           <w:color w:val="000000"/>
           <w:sz w:val="22"/>
         </w:rPr>
-        <w:t>○ 연구의 방향과 설계 결정은 KDI 연구진이 주관하고, 본인은 위 세 역할의 범위에서 참여하고자 함</w:t>
+        <w:t>연구의 방향과 설계 결정은 KDI 연구진이 주관하는 것이 맞다고 본다. 나는 평가 체계의 설계 자문, 연구 수행에 필요한 부분의 구현, 그리고 성장이론 관점의 보고서 집필이라는 세 가지 범위에서 참여하고자 한다. 참여 형태와 범위는 기관의 기준에 따르겠다.</w:t>
       </w:r>
     </w:p>
     <w:p>
       <w:pPr>
         <w:keepLines/>
-        <w:spacing w:after="80" w:before="0" w:line="340" w:lineRule="exact"/>
-        <w:ind w:left="369" w:hanging="255"/>
+        <w:spacing w:after="180" w:before="0" w:line="380" w:lineRule="exact"/>
+        <w:ind w:firstLine="283"/>
       </w:pPr>
       <w:r>
         <w:rPr>
@@ -2185,30 +709,14 @@
           <w:color w:val="000000"/>
           <w:sz w:val="22"/>
         </w:rPr>
-        <w:t>○ 참여 형태(공동연구·위탁·자문 등)와 범위는 기관 기준에 따르겠음</w:t>
-      </w:r>
-    </w:p>
-    <w:p>
-      <w:pPr>
-        <w:keepNext/>
-        <w:keepLines/>
-        <w:spacing w:after="100" w:before="160" w:line="340" w:lineRule="exact"/>
-      </w:pPr>
-      <w:r>
-        <w:rPr>
-          <w:rFonts w:ascii="맑은 고딕" w:hAnsi="맑은 고딕" w:eastAsia="맑은 고딕"/>
-          <w:b/>
-          <w:color w:val="000000"/>
-          <w:sz w:val="22"/>
-        </w:rPr>
-        <w:t>□ 자료와 도구는 연구에 넘김</w:t>
+        <w:t>자문과 구현은 연구가 진행되는 동안 수시로 이루어질 일이고, 보고서는 실증 결과가 나온 뒤에 착수하는 것이 순서에 맞다고 생각한다. 결과를 보기 전에 해석의 틀을 굳혀 두면 자료가 그 틀에 맞춰 읽히기 쉽다.</w:t>
       </w:r>
     </w:p>
     <w:p>
       <w:pPr>
         <w:keepLines/>
-        <w:spacing w:after="80" w:before="0" w:line="340" w:lineRule="exact"/>
-        <w:ind w:left="369" w:hanging="255"/>
+        <w:spacing w:after="180" w:before="0" w:line="380" w:lineRule="exact"/>
+        <w:ind w:firstLine="283"/>
       </w:pPr>
       <w:r>
         <w:rPr>
@@ -2217,14 +725,32 @@
           <w:color w:val="000000"/>
           <w:sz w:val="22"/>
         </w:rPr>
-        <w:t>○ 평가 시스템, 검증 코퍼스, 채점 기준, 예비 검토 원자료를 본 연구에 제공</w:t>
+        <w:t xml:space="preserve">한 가지 밝혀 둘 것이 있다. 평가 도구의 설계에 관여하는 사람이 그 도구를 검증하는 연구에 함께 들어가는 것은 이해가 엇갈릴 수 있는 위치다. 자기가 만든 설계를 옹호하는 방향으로 해석이 기울 수 있기 때문이다. 나는 이 위험을 두 가지로 줄이는 것이 맞다고 본다. 채점 기준과 원자료를 열어 제3자가 다시 분석할 수 있게 하는 것, 그리고 </w:t>
+      </w:r>
+      <w:r>
+        <w:rPr>
+          <w:rFonts w:ascii="맑은 고딕" w:hAnsi="맑은 고딕" w:eastAsia="맑은 고딕"/>
+          <w:b/>
+          <w:color w:val="000000"/>
+          <w:sz w:val="22"/>
+        </w:rPr>
+        <w:t>채점 결과의 해석은 내가 아니라 연구진이 맡는 것</w:t>
+      </w:r>
+      <w:r>
+        <w:rPr>
+          <w:rFonts w:ascii="맑은 고딕" w:hAnsi="맑은 고딕" w:eastAsia="맑은 고딕"/>
+          <w:b w:val="0"/>
+          <w:color w:val="000000"/>
+          <w:sz w:val="22"/>
+        </w:rPr>
+        <w:t>이다.</w:t>
       </w:r>
     </w:p>
     <w:p>
       <w:pPr>
         <w:keepLines/>
-        <w:spacing w:after="80" w:before="0" w:line="340" w:lineRule="exact"/>
-        <w:ind w:left="369" w:hanging="255"/>
+        <w:spacing w:after="180" w:before="0" w:line="380" w:lineRule="exact"/>
+        <w:ind w:firstLine="283"/>
       </w:pPr>
       <w:r>
         <w:rPr>
@@ -2233,57 +759,14 @@
           <w:color w:val="000000"/>
           <w:sz w:val="22"/>
         </w:rPr>
-        <w:t xml:space="preserve">○ </w:t>
-      </w:r>
-      <w:r>
-        <w:rPr>
-          <w:rFonts w:ascii="맑은 고딕" w:hAnsi="맑은 고딕" w:eastAsia="맑은 고딕"/>
-          <w:b w:val="0"/>
-          <w:color w:val="000000"/>
-          <w:sz w:val="22"/>
-        </w:rPr>
-        <w:t xml:space="preserve">연구 종료 후에도 기관 자산으로 남도록 하고자 함. </w:t>
-      </w:r>
-      <w:r>
-        <w:rPr>
-          <w:rFonts w:ascii="맑은 고딕" w:hAnsi="맑은 고딕" w:eastAsia="맑은 고딕"/>
-          <w:b/>
-          <w:color w:val="000000"/>
-          <w:sz w:val="22"/>
-        </w:rPr>
-        <w:t>이 연구가 끝나면 쓸 수 없는 도구가 되지 않게 하는 것</w:t>
-      </w:r>
-      <w:r>
-        <w:rPr>
-          <w:rFonts w:ascii="맑은 고딕" w:hAnsi="맑은 고딕" w:eastAsia="맑은 고딕"/>
-          <w:b w:val="0"/>
-          <w:color w:val="000000"/>
-          <w:sz w:val="22"/>
-        </w:rPr>
-        <w:t>이 참여의 조건 가운데 하나임</w:t>
-      </w:r>
-    </w:p>
-    <w:p>
-      <w:pPr>
-        <w:keepNext/>
-        <w:keepLines/>
-        <w:spacing w:after="100" w:before="160" w:line="340" w:lineRule="exact"/>
-      </w:pPr>
-      <w:r>
-        <w:rPr>
-          <w:rFonts w:ascii="맑은 고딕" w:hAnsi="맑은 고딕" w:eastAsia="맑은 고딕"/>
-          <w:b/>
-          <w:color w:val="000000"/>
-          <w:sz w:val="22"/>
-        </w:rPr>
-        <w:t>□ 역할 1·2 와 역할 3 을 분리</w:t>
+        <w:t>아울러 이 종류의 시스템에는 구조적인 순환이 남아 있다는 점도 미리 적어 두고 싶다. 질문을 만들고 답을 채점하고 선례를 판정하는 일에 같은 계열의 모델이 쓰이면, 모델이 잘 만드는 답을 모델이 높게 치는 구조가 될 수 있다. 사람의 심사를 준거로 함께 두는 것이 완화책이 되겠지만 완전한 해소는 아니며, 이 한계는 결과를 보고할 때 그대로 밝혀야 한다고 생각한다.</w:t>
       </w:r>
     </w:p>
     <w:p>
       <w:pPr>
         <w:keepLines/>
-        <w:spacing w:after="80" w:before="0" w:line="340" w:lineRule="exact"/>
-        <w:ind w:left="369" w:hanging="255"/>
+        <w:spacing w:after="180" w:before="0" w:line="380" w:lineRule="exact"/>
+        <w:ind w:firstLine="283"/>
       </w:pPr>
       <w:r>
         <w:rPr>
@@ -2292,226 +775,12 @@
           <w:color w:val="000000"/>
           <w:sz w:val="22"/>
         </w:rPr>
-        <w:t>○ 자문·구현은 연구 수행 기간에 걸쳐 수시로, 보고서는 실증 결과가 나온 뒤에 착수하는 것이 순서에 맞다고 봄</w:t>
-      </w:r>
-    </w:p>
-    <w:p>
-      <w:pPr>
-        <w:keepNext/>
-        <w:keepLines/>
-        <w:spacing w:after="160" w:before="360" w:line="340" w:lineRule="exact"/>
-      </w:pPr>
-      <w:r>
-        <w:rPr>
-          <w:rFonts w:ascii="맑은 고딕" w:hAnsi="맑은 고딕" w:eastAsia="맑은 고딕"/>
-          <w:b/>
-          <w:color w:val="000000"/>
-          <w:sz w:val="24"/>
-        </w:rPr>
-        <w:t>Ⅵ. 밝혀 둘 것</w:t>
-      </w:r>
-    </w:p>
-    <w:p>
-      <w:pPr>
-        <w:keepNext/>
-        <w:keepLines/>
-        <w:spacing w:after="100" w:before="160" w:line="340" w:lineRule="exact"/>
-      </w:pPr>
-      <w:r>
-        <w:rPr>
-          <w:rFonts w:ascii="맑은 고딕" w:hAnsi="맑은 고딕" w:eastAsia="맑은 고딕"/>
-          <w:b/>
-          <w:color w:val="000000"/>
-          <w:sz w:val="22"/>
-        </w:rPr>
-        <w:t>□ 도구를 만든 사람이 그 도구를 평가하는 연구에 참여함</w:t>
-      </w:r>
-    </w:p>
-    <w:p>
-      <w:pPr>
-        <w:keepLines/>
-        <w:spacing w:after="80" w:before="0" w:line="340" w:lineRule="exact"/>
-        <w:ind w:left="369" w:hanging="255"/>
-      </w:pPr>
-      <w:r>
-        <w:rPr>
-          <w:rFonts w:ascii="맑은 고딕" w:hAnsi="맑은 고딕" w:eastAsia="맑은 고딕"/>
-          <w:b w:val="0"/>
-          <w:color w:val="000000"/>
-          <w:sz w:val="22"/>
-        </w:rPr>
-        <w:t>○ 설계를 옹호하는 방향의 해석이 끼어들 수 있는 위치임</w:t>
-      </w:r>
-    </w:p>
-    <w:p>
-      <w:pPr>
-        <w:keepLines/>
-        <w:spacing w:after="80" w:before="0" w:line="340" w:lineRule="exact"/>
-        <w:ind w:left="369" w:hanging="255"/>
-      </w:pPr>
-      <w:r>
-        <w:rPr>
-          <w:rFonts w:ascii="맑은 고딕" w:hAnsi="맑은 고딕" w:eastAsia="맑은 고딕"/>
-          <w:b w:val="0"/>
-          <w:color w:val="000000"/>
-          <w:sz w:val="22"/>
-        </w:rPr>
-        <w:t xml:space="preserve">○ </w:t>
-      </w:r>
-      <w:r>
-        <w:rPr>
-          <w:rFonts w:ascii="맑은 고딕" w:hAnsi="맑은 고딕" w:eastAsia="맑은 고딕"/>
-          <w:b w:val="0"/>
-          <w:color w:val="000000"/>
-          <w:sz w:val="22"/>
-        </w:rPr>
-        <w:t xml:space="preserve">채점 기준과 예비 검토 원자료를 공개하여 제3자 재분석이 가능하게 하고, </w:t>
-      </w:r>
-      <w:r>
-        <w:rPr>
-          <w:rFonts w:ascii="맑은 고딕" w:hAnsi="맑은 고딕" w:eastAsia="맑은 고딕"/>
-          <w:b/>
-          <w:color w:val="000000"/>
-          <w:sz w:val="22"/>
-        </w:rPr>
-        <w:t>채점 결과의 해석은 본인이 아닌 연구진이 맡는 것</w:t>
-      </w:r>
-      <w:r>
-        <w:rPr>
-          <w:rFonts w:ascii="맑은 고딕" w:hAnsi="맑은 고딕" w:eastAsia="맑은 고딕"/>
-          <w:b w:val="0"/>
-          <w:color w:val="000000"/>
-          <w:sz w:val="22"/>
-        </w:rPr>
-        <w:t>이 타당하다고 봄</w:t>
-      </w:r>
-    </w:p>
-    <w:p>
-      <w:pPr>
-        <w:keepNext/>
-        <w:keepLines/>
-        <w:spacing w:after="100" w:before="160" w:line="340" w:lineRule="exact"/>
-      </w:pPr>
-      <w:r>
-        <w:rPr>
-          <w:rFonts w:ascii="맑은 고딕" w:hAnsi="맑은 고딕" w:eastAsia="맑은 고딕"/>
-          <w:b/>
-          <w:color w:val="000000"/>
-          <w:sz w:val="22"/>
-        </w:rPr>
-        <w:t>□ 예비 관찰은 확정된 결과가 아님</w:t>
-      </w:r>
-    </w:p>
-    <w:p>
-      <w:pPr>
-        <w:keepLines/>
-        <w:spacing w:after="80" w:before="0" w:line="340" w:lineRule="exact"/>
-        <w:ind w:left="369" w:hanging="255"/>
-      </w:pPr>
-      <w:r>
-        <w:rPr>
-          <w:rFonts w:ascii="맑은 고딕" w:hAnsi="맑은 고딕" w:eastAsia="맑은 고딕"/>
-          <w:b w:val="0"/>
-          <w:color w:val="000000"/>
-          <w:sz w:val="22"/>
-        </w:rPr>
-        <w:t xml:space="preserve">○ </w:t>
-      </w:r>
-      <w:r>
-        <w:rPr>
-          <w:rFonts w:ascii="맑은 고딕" w:hAnsi="맑은 고딕" w:eastAsia="맑은 고딕"/>
-          <w:b w:val="0"/>
-          <w:color w:val="000000"/>
-          <w:sz w:val="22"/>
-        </w:rPr>
-        <w:t xml:space="preserve">특히 AI 보조 조건의 점수 차이는 </w:t>
-      </w:r>
-      <w:r>
-        <w:rPr>
-          <w:rFonts w:ascii="맑은 고딕" w:hAnsi="맑은 고딕" w:eastAsia="맑은 고딕"/>
-          <w:b/>
-          <w:color w:val="000000"/>
-          <w:sz w:val="22"/>
-        </w:rPr>
-        <w:t>n=1쌍</w:t>
-      </w:r>
-      <w:r>
-        <w:rPr>
-          <w:rFonts w:ascii="맑은 고딕" w:hAnsi="맑은 고딕" w:eastAsia="맑은 고딕"/>
-          <w:b w:val="0"/>
-          <w:color w:val="000000"/>
-          <w:sz w:val="22"/>
-        </w:rPr>
-        <w:t>의 통제되지 않은 비교임. 본실험에서 재현되지 않을 가능성이 있으며 그 경우 그대로 보고되어야 함</w:t>
-      </w:r>
-    </w:p>
-    <w:p>
-      <w:pPr>
-        <w:keepNext/>
-        <w:keepLines/>
-        <w:spacing w:after="100" w:before="160" w:line="340" w:lineRule="exact"/>
-      </w:pPr>
-      <w:r>
-        <w:rPr>
-          <w:rFonts w:ascii="맑은 고딕" w:hAnsi="맑은 고딕" w:eastAsia="맑은 고딕"/>
-          <w:b/>
-          <w:color w:val="000000"/>
-          <w:sz w:val="22"/>
-        </w:rPr>
-        <w:t>□ 구조적 순환이 남아 있음</w:t>
-      </w:r>
-    </w:p>
-    <w:p>
-      <w:pPr>
-        <w:keepLines/>
-        <w:spacing w:after="80" w:before="0" w:line="340" w:lineRule="exact"/>
-        <w:ind w:left="369" w:hanging="255"/>
-      </w:pPr>
-      <w:r>
-        <w:rPr>
-          <w:rFonts w:ascii="맑은 고딕" w:hAnsi="맑은 고딕" w:eastAsia="맑은 고딕"/>
-          <w:b w:val="0"/>
-          <w:color w:val="000000"/>
-          <w:sz w:val="22"/>
-        </w:rPr>
-        <w:t>○ 문답 생성·채점·선례 판정에 같은 계열 모델이 쓰임. 모델이 잘 만드는 답을 모델이 높게 치는 구조일 수 있으며, 전문가 심사를 준거로 병행하는 것이 완화책이나 완전한 해소는 아님</w:t>
-      </w:r>
-    </w:p>
-    <w:p>
-      <w:pPr>
-        <w:keepNext/>
-        <w:keepLines/>
-        <w:spacing w:after="100" w:before="160" w:line="340" w:lineRule="exact"/>
-      </w:pPr>
-      <w:r>
-        <w:rPr>
-          <w:rFonts w:ascii="맑은 고딕" w:hAnsi="맑은 고딕" w:eastAsia="맑은 고딕"/>
-          <w:b/>
-          <w:color w:val="000000"/>
-          <w:sz w:val="22"/>
-        </w:rPr>
-        <w:t>□ 역할 3 의 이론 작업은 검증을 거쳐야 함</w:t>
-      </w:r>
-    </w:p>
-    <w:p>
-      <w:pPr>
-        <w:keepLines/>
-        <w:spacing w:after="80" w:before="0" w:line="340" w:lineRule="exact"/>
-        <w:ind w:left="369" w:hanging="255"/>
-      </w:pPr>
-      <w:r>
-        <w:rPr>
-          <w:rFonts w:ascii="맑은 고딕" w:hAnsi="맑은 고딕" w:eastAsia="맑은 고딕"/>
-          <w:b w:val="0"/>
-          <w:color w:val="000000"/>
-          <w:sz w:val="22"/>
-        </w:rPr>
-        <w:t>○ 내생 성장론 문헌에서 선별·심사 비용을 다룬 선행 연구가 이미 있을 수 있음. 문헌 검토를 선행하여 신규성 주장의 수위를 정하겠음</w:t>
+        <w:t>나는 이 연구가 평가 도구를 하나 만드는 데서 끝나지 않기를 바란다. 공공이 국민의 제안을 어떻게 알아보고 무엇을 근거로 고르는가는 결국 그 사회가 어떤 아이디어를 생산할 것인가로 돌아온다. 그 연결을 실증과 이론 양쪽에서 붙들어 보는 일에 한 사람 몫을 하고 싶다.</w:t>
       </w:r>
     </w:p>
     <w:sectPr>
       <w:pgSz w:w="12240" w:h="15840"/>
-      <w:pgMar w:top="1247" w:right="1417" w:bottom="1134" w:left="1417" w:header="720" w:footer="720" w:gutter="0"/>
+      <w:pgMar w:top="1361" w:right="1531" w:bottom="1247" w:left="1531" w:header="720" w:footer="720" w:gutter="0"/>
       <w:cols w:space="720"/>
       <w:docGrid w:linePitch="360"/>
     </w:sectPr>
@@ -2883,7 +1152,7 @@
     <w:qFormat/>
     <w:rsid w:val="00FC693F"/>
     <w:pPr>
-      <w:spacing w:line="340" w:lineRule="exact" w:after="80"/>
+      <w:spacing w:line="380" w:lineRule="exact" w:after="180"/>
     </w:pPr>
     <w:rPr>
       <w:rFonts w:ascii="맑은 고딕" w:hAnsi="맑은 고딕" w:eastAsia="맑은 고딕"/>

--- a/docs/연구참여계획서_KDI.docx
+++ b/docs/연구참여계획서_KDI.docx
@@ -82,7 +82,7 @@
       <w:pPr>
         <w:keepNext/>
         <w:keepLines/>
-        <w:spacing w:after="180" w:before="400" w:line="380" w:lineRule="exact"/>
+        <w:spacing w:after="200" w:before="440" w:line="380" w:lineRule="exact"/>
       </w:pPr>
       <w:r>
         <w:rPr>
@@ -91,7 +91,7 @@
           <w:color w:val="000000"/>
           <w:sz w:val="24"/>
         </w:rPr>
-        <w:t>1. 이 연구를 어떻게 보는가</w:t>
+        <w:t>1. 평가는 측정이 아니라 제도다</w:t>
       </w:r>
     </w:p>
     <w:p>
@@ -107,7 +107,7 @@
           <w:color w:val="000000"/>
           <w:sz w:val="22"/>
         </w:rPr>
-        <w:t>정책 아이디어를 평가하는 일은 겉으로는 측정처럼 보이지만 실제로는 제도를 만드는 일이다. 무엇을 좋은 제안으로 치는지가 정해지는 순간, 그 기준은 앞으로 어떤 제안이 제출될지를 함께 정한다. 평가표는 이미 나온 것을 가려내는 사후의 장치가 아니라 앞으로 나올 것의 모양을 결정하는 사전의 장치다. 나는 이 연구를 그런 무게를 가진 작업으로 보고 참여하고자 한다.</w:t>
+        <w:t>정책 아이디어를 평가하는 일은 겉으로 측정처럼 보인다. 제안이 있고, 기준이 있고, 점수가 나온다. 그러나 무엇을 좋은 제안으로 치는지가 공표되는 순간 그 기준은 앞으로 어떤 제안이 제출될지를 바꾼다. 실현 가능성에 큰 배점을 주면 안전한 제안이 몰려오고, 참신성에 배점을 주면 검증되지 않은 제안이 몰려온다. 평가표는 이미 나온 것을 가려내는 사후의 자가 아니라 앞으로 나올 것의 모양을 정하는 사전의 거푸집이다.</w:t>
       </w:r>
     </w:p>
     <w:p>
@@ -123,25 +123,7 @@
           <w:color w:val="000000"/>
           <w:sz w:val="22"/>
         </w:rPr>
-        <w:t xml:space="preserve">생성형 AI 가 이 문제를 새로 긴급하게 만들었다고 생각한다. 공공 평가의 대부분은 신청자가 쓴 문서를 근거로 삼는데, 문서를 쓰는 능력이 도구로 보완되는 순간 평가는 착상의 질이 아니라 진술의 질을 재게 된다. 이것을 부정행위의 문제로 놓으면 탐지와 금지로 가게 되지만, 나는 이것이 </w:t>
-      </w:r>
-      <w:r>
-        <w:rPr>
-          <w:rFonts w:ascii="맑은 고딕" w:hAnsi="맑은 고딕" w:eastAsia="맑은 고딕"/>
-          <w:b/>
-          <w:color w:val="000000"/>
-          <w:sz w:val="22"/>
-        </w:rPr>
-        <w:t>측정 대상이 바뀐 문제</w:t>
-      </w:r>
-      <w:r>
-        <w:rPr>
-          <w:rFonts w:ascii="맑은 고딕" w:hAnsi="맑은 고딕" w:eastAsia="맑은 고딕"/>
-          <w:b w:val="0"/>
-          <w:color w:val="000000"/>
-          <w:sz w:val="22"/>
-        </w:rPr>
-        <w:t>라고 본다. 재는 물건이 달라졌다면 자를 고쳐야지 재는 사람을 단속할 일이 아니다.</w:t>
+        <w:t>그래서 평가 도구를 만드는 일은 기술 작업이 아니다. 어떤 항목을 넣고 어떤 항목을 빼는지가 곧 어떤 종류의 제안을 살릴지를 정한다. 이 무게를 의식하면서 만들어야 한다는 것이 이 연구에 참여하려는 이유다.</w:t>
       </w:r>
     </w:p>
     <w:p>
@@ -157,23 +139,7 @@
           <w:color w:val="000000"/>
           <w:sz w:val="22"/>
         </w:rPr>
-        <w:t>그렇다면 평가 절차 자체를 다시 설계해야 한다. 서면 한 장을 받아 읽는 방식 대신, 제안자에게 되묻고 그 답을 근거로 판단하는 방식이 가능한지, 그렇게 얻은 판단이 사람이 하는 심사와 견줄 만한지를 확인하는 것이 이 연구의 몫이라고 생각한다.</w:t>
-      </w:r>
-    </w:p>
-    <w:p>
-      <w:pPr>
-        <w:keepNext/>
-        <w:keepLines/>
-        <w:spacing w:after="180" w:before="400" w:line="380" w:lineRule="exact"/>
-      </w:pPr>
-      <w:r>
-        <w:rPr>
-          <w:rFonts w:ascii="맑은 고딕" w:hAnsi="맑은 고딕" w:eastAsia="맑은 고딕"/>
-          <w:b/>
-          <w:color w:val="000000"/>
-          <w:sz w:val="24"/>
-        </w:rPr>
-        <w:t>2. 평가를 설계할 때 지키려는 원칙</w:t>
+        <w:t>생성형 AI 는 여기에 새로운 균열을 냈다. 공공 평가의 대부분은 신청자가 쓴 문서를 근거로 삼는다. 그런데 문서를 쓰는 능력이 도구로 보완되는 순간, 심사자가 읽는 것은 착상이 아니라 착상의 포장이 된다.</w:t>
       </w:r>
     </w:p>
     <w:p>
@@ -189,7 +155,7 @@
           <w:color w:val="000000"/>
           <w:sz w:val="22"/>
         </w:rPr>
-        <w:t xml:space="preserve">좋은 평가는 무엇보다 </w:t>
+        <w:t xml:space="preserve">장면을 하나 그려 보면 문제가 분명해진다. 두 사람이 사실상 같은 착상을 냈다고 하자. 한 사람은 현장에서 오래 일해 문제를 정확히 알지만 글로 풀어내는 데 서툴다. 다른 한 사람은 현장을 모르지만 AI 에게 다듬게 해 논리가 정연하고 예상 반론까지 미리 받아넘긴 문서를 냈다. 심사자 앞에 놓인 것은 두 개의 문서뿐이다. 이 심사는 무엇을 고른 것인가. 나는 이것이 부정행위의 문제가 아니라고 본다. </w:t>
       </w:r>
       <w:r>
         <w:rPr>
@@ -198,7 +164,7 @@
           <w:color w:val="000000"/>
           <w:sz w:val="22"/>
         </w:rPr>
-        <w:t>모른다고 말할 수 있어야 한다</w:t>
+        <w:t>재는 물건이 달라진 것</w:t>
       </w:r>
       <w:r>
         <w:rPr>
@@ -207,7 +173,7 @@
           <w:color w:val="000000"/>
           <w:sz w:val="22"/>
         </w:rPr>
-        <w:t>고 생각한다. 선례를 찾지 못했을 때 그것을 '선례가 없다'로 적으면 평가는 근거 없이 자신감을 얻는다. 확인하지 못한 것과 확인해 보니 없는 것은 전혀 다른 상태이고, 이 둘이 한 칸에 들어가는 순간 판정의 신뢰도는 계산할 수 없게 된다. 판정의 확신도는 확보한 근거의 양과 질에 묶여 있어야 하며, 근거가 얇으면 결론도 유보되어야 한다. 이것을 문장으로 권고하는 것으로는 부족하고 자료 구조와 판정 규칙 수준에서 강제해야 한다고 본다.</w:t>
+        <w:t>이다. 자가 잘못되었는데 재는 사람을 단속해 봐야 눈금은 그대로다.</w:t>
       </w:r>
     </w:p>
     <w:p>
@@ -223,7 +189,7 @@
           <w:color w:val="000000"/>
           <w:sz w:val="22"/>
         </w:rPr>
-        <w:t>점수를 하나로 합치는 것도 조심해야 한다고 생각한다. 총점은 편리하지만 무엇이 문제인지를 지운다. 새롭지만 근거가 얇은 제안과 낡았지만 탄탄한 제안이 같은 점수를 받을 수 있는데, 두 제안에 필요한 처방은 정반대다. 앞의 것은 근거를 보강해야 하고 뒤의 것은 기존 사업의 개선으로 다시 자리를 잡아야 한다. 평가가 이 둘을 구분하지 못하면 행정은 '점수가 낮으니 탈락'이라는 한 가지 처분밖에 내리지 못한다. 서로 다른 축을 끝까지 분리해 두는 편이 낫다고 본다.</w:t>
+        <w:t>탐지와 금지로 가는 길이 막히는 이유도 여기에 있다. 설령 탐지가 완벽해진다 해도 — 그렇게 될 것 같지도 않지만 — 그것은 도구를 쓴 사람을 가려낼 뿐 진술 능력의 차이가 심사를 좌우하는 문제 자체는 손대지 못한다. AI 가 없던 시절에도 글 잘 쓰는 사람이 유리했다. AI 는 그 격차를 새로 만든 것이 아니라 눈에 띄게 키웠을 뿐이다.</w:t>
       </w:r>
     </w:p>
     <w:p>
@@ -239,25 +205,23 @@
           <w:color w:val="000000"/>
           <w:sz w:val="22"/>
         </w:rPr>
-        <w:t xml:space="preserve">판정의 근거를 드러내는 일도 중요하게 여긴다. 평가 결과가 숫자 하나로 제시되면 제안자는 승복할 근거도 반박할 근거도 얻지 못한다. 어떤 대목에서 무엇이 부족하다고 보았는지, 그 판단이 대화의 어느 지점에 근거하는지가 함께 제시되어야 평가가 설득이 된다. 공공 영역의 평가는 맞히는 것만으로 충분하지 않고 </w:t>
+        <w:t>그렇다면 평가 절차 쪽을 고쳐야 한다. 서면 한 장을 받아 읽는 대신 제안자에게 되묻고 그 답을 근거로 판단하는 방식이 가능한지, 그렇게 얻은 판단이 사람이 하는 심사와 견줄 만한지를 확인하는 것이 이 연구의 몫이다. 되물음은 미리 준비한 문서를 무력화한다. 준비된 문장은 첫 답에서 나오지만 세 번째 되물음에는 그 자리에서 생각해야 하기 때문이다.</w:t>
       </w:r>
+    </w:p>
+    <w:p>
+      <w:pPr>
+        <w:keepNext/>
+        <w:keepLines/>
+        <w:spacing w:after="200" w:before="440" w:line="380" w:lineRule="exact"/>
+      </w:pPr>
       <w:r>
         <w:rPr>
           <w:rFonts w:ascii="맑은 고딕" w:hAnsi="맑은 고딕" w:eastAsia="맑은 고딕"/>
           <w:b/>
           <w:color w:val="000000"/>
-          <w:sz w:val="22"/>
+          <w:sz w:val="24"/>
         </w:rPr>
-        <w:t>설명될 수 있어야 한다</w:t>
-      </w:r>
-      <w:r>
-        <w:rPr>
-          <w:rFonts w:ascii="맑은 고딕" w:hAnsi="맑은 고딕" w:eastAsia="맑은 고딕"/>
-          <w:b w:val="0"/>
-          <w:color w:val="000000"/>
-          <w:sz w:val="22"/>
-        </w:rPr>
-        <w:t>.</w:t>
+        <w:t>2. 평가 절차를 설계할 때 지키려는 것</w:t>
       </w:r>
     </w:p>
     <w:p>
@@ -273,23 +237,7 @@
           <w:color w:val="000000"/>
           <w:sz w:val="22"/>
         </w:rPr>
-        <w:t>마지막으로, 평가 도구를 만드는 사람은 그 도구가 틀릴 수 있다는 전제 위에서 설계해야 한다고 생각한다. 같은 자료를 여러 번 채점했을 때 같은 값이 나오는지를 먼저 확인하지 않으면, 그 도구로 잰 어떤 차이도 해석할 수 없다. 나는 이 확인을 연구의 첫 단계에 두어야 한다고 보며, 그 결과가 좋지 않게 나오면 격차를 재는 일보다 도구를 고치는 일이 앞서야 한다고 생각한다.</w:t>
-      </w:r>
-    </w:p>
-    <w:p>
-      <w:pPr>
-        <w:keepNext/>
-        <w:keepLines/>
-        <w:spacing w:after="180" w:before="400" w:line="380" w:lineRule="exact"/>
-      </w:pPr>
-      <w:r>
-        <w:rPr>
-          <w:rFonts w:ascii="맑은 고딕" w:hAnsi="맑은 고딕" w:eastAsia="맑은 고딕"/>
-          <w:b/>
-          <w:color w:val="000000"/>
-          <w:sz w:val="24"/>
-        </w:rPr>
-        <w:t>3. 아이디어의 선별을 성장의 문제로 보는 관점</w:t>
+        <w:t>평가가 무엇을 모르는지 스스로 알아야 한다. 이것이 첫째다.</w:t>
       </w:r>
     </w:p>
     <w:p>
@@ -305,7 +253,7 @@
           <w:color w:val="000000"/>
           <w:sz w:val="22"/>
         </w:rPr>
-        <w:t xml:space="preserve">이 연구를 평가 방법론에 한정하지 않고 성장이론의 문제로 넓혀 보고 싶다. 내생 성장론은 아이디어를 성장의 동력으로 놓았고, 아이디어가 비경합적이어서 한 번 발견되면 모두가 쓸 수 있다는 성질에서 지속적 성장의 가능성을 끌어냈다. 다만 그 논의는 아이디어의 </w:t>
+        <w:t xml:space="preserve">선례 조사를 예로 들어 보자. 어떤 제안이 새로운지 판단하려면 비슷한 사업이 있었는지 찾아봐야 한다. 그런데 찾아봤으나 없는 것과, 자료원에 접근하지 못해 찾아보지 못한 것은 전혀 다른 상태다. 앞의 것은 근거이고 뒤의 것은 공백이다. 이 둘이 결과란에 똑같이 '0건'으로 적히는 순간 평가는 근거 없이 자신감을 얻는다. 확인하지 못한 통로가 절반인데도 '선례 없음, 따라서 독창적'이라는 결론이 나온다. 그러므로 자료 구조에서부터 </w:t>
       </w:r>
       <w:r>
         <w:rPr>
@@ -314,7 +262,7 @@
           <w:color w:val="000000"/>
           <w:sz w:val="22"/>
         </w:rPr>
-        <w:t>생산</w:t>
+        <w:t>조회하지 않음 · 조회했으나 실패 · 조회하여 N건</w:t>
       </w:r>
       <w:r>
         <w:rPr>
@@ -323,7 +271,167 @@
           <w:color w:val="000000"/>
           <w:sz w:val="22"/>
         </w:rPr>
-        <w:t>에 집중해 왔다고 본다. 연구 인력을 얼마나 투입하는가, 연구 생산성이 어떻게 변하는가가 주된 관심이었다.</w:t>
+        <w:t xml:space="preserve"> 을 서로 다른 값으로 구분해 두어야 하고, 앞의 둘이 하나라도 있으면 판정의 확신도를 올리지 못하게 막아야 한다. 이것을 지침 문장으로 적어 두는 것으로는 부족하다. 규칙으로 강제하지 않으면 급할 때 반드시 무너진다.</w:t>
+      </w:r>
+    </w:p>
+    <w:p>
+      <w:pPr>
+        <w:keepLines/>
+        <w:spacing w:after="180" w:before="0" w:line="380" w:lineRule="exact"/>
+        <w:ind w:firstLine="283"/>
+      </w:pPr>
+      <w:r>
+        <w:rPr>
+          <w:rFonts w:ascii="맑은 고딕" w:hAnsi="맑은 고딕" w:eastAsia="맑은 고딕"/>
+          <w:b w:val="0"/>
+          <w:color w:val="000000"/>
+          <w:sz w:val="22"/>
+        </w:rPr>
+        <w:t>둘째로, 점수를 하나로 합치는 데 신중해야 한다. 총점은 편리하지만 무엇이 문제인지를 지운다.</w:t>
+      </w:r>
+    </w:p>
+    <w:p>
+      <w:pPr>
+        <w:keepLines/>
+        <w:spacing w:after="180" w:before="0" w:line="380" w:lineRule="exact"/>
+        <w:ind w:firstLine="283"/>
+      </w:pPr>
+      <w:r>
+        <w:rPr>
+          <w:rFonts w:ascii="맑은 고딕" w:hAnsi="맑은 고딕" w:eastAsia="맑은 고딕"/>
+          <w:b w:val="0"/>
+          <w:color w:val="000000"/>
+          <w:sz w:val="22"/>
+        </w:rPr>
+        <w:t>새롭지만 근거가 얇은 제안과, 낡았지만 탄탄하게 준비된 제안이 있다고 하자. 총점으로는 둘 다 중간쯤에서 만난다. 그러나 필요한 처방은 정반대다. 앞의 제안에는 '근거를 보강해 다시 오라'고 해야 하고, 뒤의 제안에는 '새로운 사업이 아니라 기존 사업의 개선으로 자리를 바꾸라'고 해야 한다. 평가가 이 둘을 한 숫자로 뭉개면 행정이 내릴 수 있는 처분은 '점수가 낮으니 탈락' 하나뿐이다. 그러면 고쳐서 살릴 수 있었던 제안이 매년 그대로 버려진다. 방어력과 독창성처럼 성질이 다른 축은 끝까지 따로 두고, 결과도 하나의 좌표로 제시하는 편이 낫다.</w:t>
+      </w:r>
+    </w:p>
+    <w:p>
+      <w:pPr>
+        <w:keepLines/>
+        <w:spacing w:after="180" w:before="0" w:line="380" w:lineRule="exact"/>
+        <w:ind w:firstLine="283"/>
+      </w:pPr>
+      <w:r>
+        <w:rPr>
+          <w:rFonts w:ascii="맑은 고딕" w:hAnsi="맑은 고딕" w:eastAsia="맑은 고딕"/>
+          <w:b w:val="0"/>
+          <w:color w:val="000000"/>
+          <w:sz w:val="22"/>
+        </w:rPr>
+        <w:t>셋째, 판정은 설명될 수 있어야 한다. 공공 영역에서는 맞히는 것만으로 충분하지 않다.</w:t>
+      </w:r>
+    </w:p>
+    <w:p>
+      <w:pPr>
+        <w:keepLines/>
+        <w:spacing w:after="180" w:before="0" w:line="380" w:lineRule="exact"/>
+        <w:ind w:firstLine="283"/>
+      </w:pPr>
+      <w:r>
+        <w:rPr>
+          <w:rFonts w:ascii="맑은 고딕" w:hAnsi="맑은 고딕" w:eastAsia="맑은 고딕"/>
+          <w:b w:val="0"/>
+          <w:color w:val="000000"/>
+          <w:sz w:val="22"/>
+        </w:rPr>
+        <w:t>제안이 떨어진 사람이 이유를 물었을 때 '종합점수 미달'이라고 답하는 평가는 승복도 반박도 얻지 못한다. 어느 대목에서 무엇이 부족하다고 보았는지, 그 판단이 제안서나 대화의 어느 문장에 근거하는지가 함께 제시되어야 한다. 근거를 짚어 주면 제안자는 다음번에 무엇을 채워야 할지 알게 되고, 평가가 틀렸다면 정확히 어디가 틀렸는지 지적할 수 있다. 설명 가능성은 친절이 아니라 평가를 고쳐 나가는 경로다.</w:t>
+      </w:r>
+    </w:p>
+    <w:p>
+      <w:pPr>
+        <w:keepLines/>
+        <w:spacing w:after="180" w:before="0" w:line="380" w:lineRule="exact"/>
+        <w:ind w:firstLine="283"/>
+      </w:pPr>
+      <w:r>
+        <w:rPr>
+          <w:rFonts w:ascii="맑은 고딕" w:hAnsi="맑은 고딕" w:eastAsia="맑은 고딕"/>
+          <w:b w:val="0"/>
+          <w:color w:val="000000"/>
+          <w:sz w:val="22"/>
+        </w:rPr>
+        <w:t>넷째는 도구 자신에 대한 태도다. 평가 도구를 만드는 사람은 그 도구가 틀릴 수 있다는 전제 위에서 설계해야 한다.</w:t>
+      </w:r>
+    </w:p>
+    <w:p>
+      <w:pPr>
+        <w:keepLines/>
+        <w:spacing w:after="180" w:before="0" w:line="380" w:lineRule="exact"/>
+        <w:ind w:firstLine="283"/>
+      </w:pPr>
+      <w:r>
+        <w:rPr>
+          <w:rFonts w:ascii="맑은 고딕" w:hAnsi="맑은 고딕" w:eastAsia="맑은 고딕"/>
+          <w:b w:val="0"/>
+          <w:color w:val="000000"/>
+          <w:sz w:val="22"/>
+        </w:rPr>
+        <w:t>같은 자료를 두 번 채점했을 때 같은 값이 나오는지를 확인하지 않으면, 그 도구로 잰 어떤 차이도 해석할 수 없다. 두 제안의 점수가 2점 차이인데 도구 자체의 흔들림이 3점이라면 그 2점은 아무것도 아니다. 이 확인을 연구의 맨 앞에 두어야 한다. 그리고 결과가 좋지 않게 나온다면, 격차를 재는 일보다 도구를 고치는 일이 앞선다. 순서를 바꾸면 흔들리는 자로 잰 수치를 논문에 싣게 된다.</w:t>
+      </w:r>
+    </w:p>
+    <w:p>
+      <w:pPr>
+        <w:keepLines/>
+        <w:spacing w:after="180" w:before="0" w:line="380" w:lineRule="exact"/>
+        <w:ind w:firstLine="283"/>
+      </w:pPr>
+      <w:r>
+        <w:rPr>
+          <w:rFonts w:ascii="맑은 고딕" w:hAnsi="맑은 고딕" w:eastAsia="맑은 고딕"/>
+          <w:b w:val="0"/>
+          <w:color w:val="000000"/>
+          <w:sz w:val="22"/>
+        </w:rPr>
+        <w:t>이 네 가지는 서로 붙어 있다. 모른다고 말할 수 있어야 확신도를 정직하게 매길 수 있고, 축을 나누어야 무엇이 부족한지 설명할 수 있으며, 설명이 되어야 도구가 틀렸을 때 그것이 드러난다.</w:t>
+      </w:r>
+    </w:p>
+    <w:p>
+      <w:pPr>
+        <w:keepNext/>
+        <w:keepLines/>
+        <w:spacing w:after="200" w:before="440" w:line="380" w:lineRule="exact"/>
+      </w:pPr>
+      <w:r>
+        <w:rPr>
+          <w:rFonts w:ascii="맑은 고딕" w:hAnsi="맑은 고딕" w:eastAsia="맑은 고딕"/>
+          <w:b/>
+          <w:color w:val="000000"/>
+          <w:sz w:val="24"/>
+        </w:rPr>
+        <w:t>3. 아이디어의 선별을 성장의 문제로 보고 싶다</w:t>
+      </w:r>
+    </w:p>
+    <w:p>
+      <w:pPr>
+        <w:keepLines/>
+        <w:spacing w:after="180" w:before="0" w:line="380" w:lineRule="exact"/>
+        <w:ind w:firstLine="283"/>
+      </w:pPr>
+      <w:r>
+        <w:rPr>
+          <w:rFonts w:ascii="맑은 고딕" w:hAnsi="맑은 고딕" w:eastAsia="맑은 고딕"/>
+          <w:b w:val="0"/>
+          <w:color w:val="000000"/>
+          <w:sz w:val="22"/>
+        </w:rPr>
+        <w:t>이 연구를 평가 방법론에 가두지 않고 성장이론 쪽으로 넓혀 보려 한다. 그 이유를 적어 두겠다.</w:t>
+      </w:r>
+    </w:p>
+    <w:p>
+      <w:pPr>
+        <w:keepLines/>
+        <w:spacing w:after="180" w:before="0" w:line="380" w:lineRule="exact"/>
+        <w:ind w:firstLine="283"/>
+      </w:pPr>
+      <w:r>
+        <w:rPr>
+          <w:rFonts w:ascii="맑은 고딕" w:hAnsi="맑은 고딕" w:eastAsia="맑은 고딕"/>
+          <w:b w:val="0"/>
+          <w:color w:val="000000"/>
+          <w:sz w:val="22"/>
+        </w:rPr>
+        <w:t>내생 성장론은 아이디어를 성장의 동력으로 놓았다. 아이디어는 비경합적이어서 한 사람이 쓴다고 다른 사람이 못 쓰게 되지 않는다. 설계도 한 장으로 공장 하나를 짓든 천 개를 짓든 설계도는 닳지 않는다. 이 성질에서 수확체감을 피해 가는 성장의 가능성이 나왔다. 뒤이은 논의들은 주로 아이디어를 얼마나 많이 만들어 내는가를 물었다. 연구 인력을 얼마나 투입할 것인가, 연구 생산성은 왜 떨어지는가, 좋은 아이디어는 정말 점점 찾기 어려워지는가 하는 물음들이다.</w:t>
       </w:r>
     </w:p>
     <w:p>
@@ -357,7 +465,7 @@
           <w:color w:val="000000"/>
           <w:sz w:val="22"/>
         </w:rPr>
-        <w:t>에 성립하는 성질이다. 누군가 제안했으나 걸러지지 못하고 묻힌 아이디어는 사회적으로는 존재하지 않는 것과 다르지 않다. 생산과 활용 사이에는 선별이라는 구간이 있고, 성장 모형은 이 구간을 대체로 비용도 오차도 없는 것으로 가정해 왔다고 생각한다. 나는 이 가정이 실제와 멀다고 보며, 그 간극을 이 연구의 실증과 연결해 보고 싶다.</w:t>
+        <w:t>에 성립하는 성질이다. 누군가 제안했으나 걸러지지 못하고 서랍에 들어간 아이디어는 사회적으로 존재하지 않는 것과 다르지 않다. 아무도 쓰지 않는 설계도는 설계도가 아니다. 생산과 활용 사이에는 선별이라는 구간이 있고, 성장 모형은 이 구간을 대체로 비용도 오차도 없는 것으로 취급해 왔다.</w:t>
       </w:r>
     </w:p>
     <w:p>
@@ -373,7 +481,57 @@
           <w:color w:val="000000"/>
           <w:sz w:val="22"/>
         </w:rPr>
-        <w:t xml:space="preserve">이렇게 보면 이 연구가 다루는 것들이 다른 이름을 얻는다. 평가 도구가 같은 입력에 다른 판정을 내는 문제는 방법론의 흠이 아니라 </w:t>
+        <w:t xml:space="preserve">그렇게 된 데에는 까닭이 있어 보인다. 민간의 아이디어는 시장이 선별한다. 좋은 아이디어는 창업이나 특허나 매출로 자기를 증명하므로, 선별 장치를 따로 모형에 넣지 않아도 된다. 그러나 </w:t>
+      </w:r>
+      <w:r>
+        <w:rPr>
+          <w:rFonts w:ascii="맑은 고딕" w:hAnsi="맑은 고딕" w:eastAsia="맑은 고딕"/>
+          <w:b/>
+          <w:color w:val="000000"/>
+          <w:sz w:val="22"/>
+        </w:rPr>
+        <w:t>공공 정책 아이디어에는 그런 시장이 없다</w:t>
+      </w:r>
+      <w:r>
+        <w:rPr>
+          <w:rFonts w:ascii="맑은 고딕" w:hAnsi="맑은 고딕" w:eastAsia="맑은 고딕"/>
+          <w:b w:val="0"/>
+          <w:color w:val="000000"/>
+          <w:sz w:val="22"/>
+        </w:rPr>
+        <w:t>. 국민제안으로 들어온 착상이 좋은지 아닌지를 가려내는 것은 담당 공무원의 판단뿐이고, 그 판단이 틀렸을 때 그것을 교정해 줄 가격 신호가 없다. 시장이 없는 영역이야말로 선별이 성장의 제약이 되기 쉽다. 이 지점이 비어 있다면 메워 볼 만하다.</w:t>
+      </w:r>
+    </w:p>
+    <w:p>
+      <w:pPr>
+        <w:keepLines/>
+        <w:spacing w:after="180" w:before="0" w:line="380" w:lineRule="exact"/>
+        <w:ind w:firstLine="283"/>
+      </w:pPr>
+      <w:r>
+        <w:rPr>
+          <w:rFonts w:ascii="맑은 고딕" w:hAnsi="맑은 고딕" w:eastAsia="맑은 고딕"/>
+          <w:b w:val="0"/>
+          <w:color w:val="000000"/>
+          <w:sz w:val="22"/>
+        </w:rPr>
+        <w:t>이 틀을 가져오면 이 연구가 다루는 것들이 다른 이름을 얻는다.</w:t>
+      </w:r>
+    </w:p>
+    <w:p>
+      <w:pPr>
+        <w:keepLines/>
+        <w:spacing w:after="180" w:before="0" w:line="380" w:lineRule="exact"/>
+        <w:ind w:firstLine="283"/>
+      </w:pPr>
+      <w:r>
+        <w:rPr>
+          <w:rFonts w:ascii="맑은 고딕" w:hAnsi="맑은 고딕" w:eastAsia="맑은 고딕"/>
+          <w:b w:val="0"/>
+          <w:color w:val="000000"/>
+          <w:sz w:val="22"/>
+        </w:rPr>
+        <w:t xml:space="preserve">평가 도구가 같은 입력에 다른 판정을 내는 문제는 방법론의 흠집이 아니라 </w:t>
       </w:r>
       <w:r>
         <w:rPr>
@@ -391,7 +549,23 @@
           <w:color w:val="000000"/>
           <w:sz w:val="22"/>
         </w:rPr>
-        <w:t xml:space="preserve">이 되고, 그 상한은 사회가 좋은 제안을 알아볼 확률을 규정한다. 진술 능력이 평가를 좌우하는 문제는 윤리의 문제가 아니라 </w:t>
+        <w:t>이 된다. 도구가 흔들리는 만큼 사회가 좋은 제안을 알아볼 확률이 깎인다. 그리고 이 오차는 양방향으로 대칭이 아니다. 나쁜 제안을 통과시키면 예산이 새고 감사에 걸리므로 행정은 그 오류를 두려워한다. 반면 좋은 제안을 버린 오류는 아무 흔적을 남기지 않는다. 버려진 제안이 얼마나 좋았을지는 영원히 알 수 없기 때문이다. 이 비대칭 때문에 선별은 구조적으로 보수 쪽으로 기운다. 성장의 관점에서 진짜 비싼 오류는 보이지 않는 쪽이다.</w:t>
+      </w:r>
+    </w:p>
+    <w:p>
+      <w:pPr>
+        <w:keepLines/>
+        <w:spacing w:after="180" w:before="0" w:line="380" w:lineRule="exact"/>
+        <w:ind w:firstLine="283"/>
+      </w:pPr>
+      <w:r>
+        <w:rPr>
+          <w:rFonts w:ascii="맑은 고딕" w:hAnsi="맑은 고딕" w:eastAsia="맑은 고딕"/>
+          <w:b w:val="0"/>
+          <w:color w:val="000000"/>
+          <w:sz w:val="22"/>
+        </w:rPr>
+        <w:t xml:space="preserve">진술 능력이 평가를 좌우하는 문제도 다시 놓인다. 이것은 공정성의 문제이기 이전에 </w:t>
       </w:r>
       <w:r>
         <w:rPr>
@@ -409,7 +583,7 @@
           <w:color w:val="000000"/>
           <w:sz w:val="22"/>
         </w:rPr>
-        <w:t>이 된다. 선별 기준이 아이디어의 질이 아니라 진술 자본이 되어 버리기 때문이다.</w:t>
+        <w:t>이다. 선별 기준이 아이디어의 질이 아니라 진술 자본이 되어 버리면, 사회는 좋은 아이디어가 아니라 잘 쓰인 아이디어에 자원을 준다. 현장을 가장 잘 아는 사람이 대개 글을 가장 잘 쓰는 사람은 아니라는 점을 생각하면, 이 왜곡의 방향은 하필 나쁜 쪽이다.</w:t>
       </w:r>
     </w:p>
     <w:p>
@@ -425,7 +599,7 @@
           <w:color w:val="000000"/>
           <w:sz w:val="22"/>
         </w:rPr>
-        <w:t>생성형 AI 에 대한 대응도 이 틀에서 다시 놓인다. 금지하면 도구에 닿을 수 있는 소수에게만 이점이 남아 왜곡이 커지고, 모두에게 같은 도구를 주면 진술 자본의 차이가 상쇄되어 왜곡이 줄어든다. 탐지냐 균등 제공이냐의 선택이 도덕의 문제가 아니라 배분 효율의 문제로 바뀌는 것이다. 물론 이 주장은 격차가 실제로 존재한다는 것이 확인되어야 성립한다.</w:t>
+        <w:t>여기서 생성형 AI 에 대한 대응이 도덕 문제에서 효율 문제로 옮겨 간다. 금지하면 도구에 닿을 수 있는 소수에게만 이점이 남아 왜곡이 오히려 커진다. 모두에게 같은 도구를 주면 진술 자본의 차이가 상쇄되어 왜곡이 줄어든다. 물론 이 논증은 격차가 실제로 존재한다는 것이 확인된 뒤에야 쓸 수 있다. 확인되지 않으면 쓰지 않겠다.</w:t>
       </w:r>
     </w:p>
     <w:p>
@@ -441,7 +615,23 @@
           <w:color w:val="000000"/>
           <w:sz w:val="22"/>
         </w:rPr>
-        <w:t xml:space="preserve">정책적으로 여기서 한 가지가 따라 나온다고 본다. 우리는 아이디어의 생산에는 오래 투자해 왔지만 선별 용량에는 거의 투자하지 않았다. 국민제안 제도가 그 예다. 접수는 대량으로 이루어지는데 검증은 소수 담당자의 수작업에 기대고 있다. 이 상태에서 생산 측 투자만 늘리면 병목은 더 조여진다. 나는 이 연구가 만들려는 평가 절차가 </w:t>
+        <w:t>정책 쪽으로 한 걸음 더 나가면 이런 말이 된다. 우리는 아이디어의 생산에는 오래 투자해 왔다. 연구개발 보조금, 인력 양성, 창업 지원이 모두 생산 측 투자다. 그런데 선별 용량에 대한 투자는 거의 논의된 적이 없다. 국민제안 제도가 그 예다. 접수는 온라인으로 대량으로 이루어지는데 검증은 소수 담당자의 수작업에 기대고 있다. 이 상태에서 투입만 늘리면 병목이 더 조여질 뿐이다. 물이 더 들어온다고 좁은 관이 넓어지지는 않는다.</w:t>
+      </w:r>
+    </w:p>
+    <w:p>
+      <w:pPr>
+        <w:keepLines/>
+        <w:spacing w:after="180" w:before="0" w:line="380" w:lineRule="exact"/>
+        <w:ind w:firstLine="283"/>
+      </w:pPr>
+      <w:r>
+        <w:rPr>
+          <w:rFonts w:ascii="맑은 고딕" w:hAnsi="맑은 고딕" w:eastAsia="맑은 고딕"/>
+          <w:b w:val="0"/>
+          <w:color w:val="000000"/>
+          <w:sz w:val="22"/>
+        </w:rPr>
+        <w:t xml:space="preserve">이 연구가 만들려는 평가 절차는 </w:t>
       </w:r>
       <w:r>
         <w:rPr>
@@ -459,7 +649,7 @@
           <w:color w:val="000000"/>
           <w:sz w:val="22"/>
         </w:rPr>
-        <w:t>의 한 형태라고 보며, 그 효과를 성장의 언어로 계산해 보이는 보고서를 쓰고 싶다.</w:t>
+        <w:t>의 한 형태다. 그 효과를 성장의 언어로 계산해 보이는 보고서를 쓰고 싶다. 선별 통과율을 검증 용량과 선별 정확도의 함수로 두고, 이 연구가 측정할 재현성 수치가 그 정확도 자리에 들어가는 형태를 생각하고 있다.</w:t>
       </w:r>
     </w:p>
     <w:p>
@@ -475,7 +665,7 @@
           <w:color w:val="000000"/>
           <w:sz w:val="22"/>
         </w:rPr>
-        <w:t xml:space="preserve">다만 이 구상은 현 단계에서 </w:t>
+        <w:t xml:space="preserve">다만 현 단계에서 이것은 </w:t>
       </w:r>
       <w:r>
         <w:rPr>
@@ -493,14 +683,14 @@
           <w:color w:val="000000"/>
           <w:sz w:val="22"/>
         </w:rPr>
-        <w:t>이다. 선별이나 심사 비용을 이미 다룬 성장 모형이 있을 수 있으므로 문헌을 먼저 훑어 신규성의 수위를 정해야 하고, 형식화의 수준도 그 뒤에 결정할 일이다. 실증 결과가 이 관점과 어긋나게 나오면 관점 쪽을 고쳐 쓸 생각이다.</w:t>
+        <w:t>이다. 심사 비용이나 선별을 이미 다룬 성장 모형이 있을 수 있으므로 문헌을 먼저 훑어 신규성의 수위를 정해야 한다. 형식화를 어디까지 할지도 그다음 문제다. 실증 결과가 이 관점과 어긋나게 나오면 관점 쪽을 고쳐 쓰겠다. 순서를 거꾸로 하지는 않겠다.</w:t>
       </w:r>
     </w:p>
     <w:p>
       <w:pPr>
         <w:keepNext/>
         <w:keepLines/>
-        <w:spacing w:after="180" w:before="400" w:line="380" w:lineRule="exact"/>
+        <w:spacing w:after="200" w:before="440" w:line="380" w:lineRule="exact"/>
       </w:pPr>
       <w:r>
         <w:rPr>
@@ -509,7 +699,7 @@
           <w:color w:val="000000"/>
           <w:sz w:val="24"/>
         </w:rPr>
-        <w:t>4. 내가 보탤 수 있는 것</w:t>
+        <w:t>4. 내가 보탤 수 있는 자리</w:t>
       </w:r>
     </w:p>
     <w:p>
@@ -525,25 +715,7 @@
           <w:color w:val="000000"/>
           <w:sz w:val="22"/>
         </w:rPr>
-        <w:t xml:space="preserve">첫째, </w:t>
-      </w:r>
-      <w:r>
-        <w:rPr>
-          <w:rFonts w:ascii="맑은 고딕" w:hAnsi="맑은 고딕" w:eastAsia="맑은 고딕"/>
-          <w:b/>
-          <w:color w:val="000000"/>
-          <w:sz w:val="22"/>
-        </w:rPr>
-        <w:t>설계와 구현 사이를 한 사람이 오갈 수 있다</w:t>
-      </w:r>
-      <w:r>
-        <w:rPr>
-          <w:rFonts w:ascii="맑은 고딕" w:hAnsi="맑은 고딕" w:eastAsia="맑은 고딕"/>
-          <w:b w:val="0"/>
-          <w:color w:val="000000"/>
-          <w:sz w:val="22"/>
-        </w:rPr>
-        <w:t>는 점을 들고 싶다. 평가 체계를 만드는 일에서 가장 자주 생기는 손실은 설계자가 그린 것과 구현자가 만든 것이 조금씩 어긋나는 데서 온다. 채점 기준의 한 문장을 코드로 옮기려 할 때 비로소 그 문장이 모호했다는 사실이 드러나는 일이 잦은데, 그 발견이 설계 쪽으로 즉시 되먹여지지 않으면 어긋남은 그대로 남는다. 나는 설계 논의에 참여하면서 그 자리에서 나온 규칙을 돌아가는 형태로 만들어 볼 수 있고, 반대로 구현이 부딪히는 제약을 설계 쪽 언어로 되돌릴 수 있다.</w:t>
+        <w:t>이런 연구에서 가장 자주 생기는 손실은 설계와 구현이 어긋나는 데서 온다. 회의에서 합의한 채점 기준 한 문장을 코드로 옮기려 하면 그제야 그 문장이 모호했다는 사실이 드러난다. '제안자가 반론에 대응했는가' 같은 항목은 회의에서는 아무 이견 없이 통과되지만, 막상 판정하려 들면 무엇을 대응으로 칠 것인지가 정해져 있지 않다. 이 발견이 설계 쪽으로 곧바로 되먹여지지 않으면 어긋남은 그대로 남아 결과에 실린다. 설계 논의에 참여하면서 그 자리에서 나온 규칙을 돌아가는 형태로 만들어 보고, 구현이 부딪히는 제약을 설계의 언어로 되돌리는 일을 맡을 수 있다.</w:t>
       </w:r>
     </w:p>
     <w:p>
@@ -559,25 +731,7 @@
           <w:color w:val="000000"/>
           <w:sz w:val="22"/>
         </w:rPr>
-        <w:t xml:space="preserve">둘째, </w:t>
-      </w:r>
-      <w:r>
-        <w:rPr>
-          <w:rFonts w:ascii="맑은 고딕" w:hAnsi="맑은 고딕" w:eastAsia="맑은 고딕"/>
-          <w:b/>
-          <w:color w:val="000000"/>
-          <w:sz w:val="22"/>
-        </w:rPr>
-        <w:t>경제학의 틀과 기술적 구현을 같은 책상에서 다룰 수 있다</w:t>
-      </w:r>
-      <w:r>
-        <w:rPr>
-          <w:rFonts w:ascii="맑은 고딕" w:hAnsi="맑은 고딕" w:eastAsia="맑은 고딕"/>
-          <w:b w:val="0"/>
-          <w:color w:val="000000"/>
-          <w:sz w:val="22"/>
-        </w:rPr>
-        <w:t>고 생각한다. 이 연구의 결과는 평가 정확도라는 공학적 지표로도 읽히고 자원 배분이라는 경제학적 지표로도 읽힌다. 두 언어를 따로 쓰면 보고서는 두 편이 되고 서로 참조하지 못한다. 실증 설계 단계에서부터 '이 수치가 성장 모형의 어느 자리에 들어갈 것인가'를 생각해 두면, 나중에 해석을 억지로 붙이지 않아도 된다. 이 연결을 맡고 싶다.</w:t>
+        <w:t>경제학의 틀과 기술적 구현을 같은 책상에서 다룰 수 있다는 점도 보탤 만하다. 이 연구의 결과는 평가 정확도라는 공학적 지표로도 읽히고 자원 배분이라는 경제학적 지표로도 읽힌다. 두 언어를 따로 쓰면 보고서가 두 편으로 갈리고 서로 참조하지 못한다. 실증을 설계하는 단계에서부터 이 수치가 성장 모형의 어느 자리에 들어갈 것인지를 생각해 두면, 나중에 해석을 억지로 붙이지 않아도 된다. 반대 방향도 마찬가지다. 모형이 요구하는 값이 무엇인지 알면 실험에서 무엇을 재야 하는지가 달라진다.</w:t>
       </w:r>
     </w:p>
     <w:p>
@@ -593,25 +747,7 @@
           <w:color w:val="000000"/>
           <w:sz w:val="22"/>
         </w:rPr>
-        <w:t xml:space="preserve">셋째, </w:t>
-      </w:r>
-      <w:r>
-        <w:rPr>
-          <w:rFonts w:ascii="맑은 고딕" w:hAnsi="맑은 고딕" w:eastAsia="맑은 고딕"/>
-          <w:b/>
-          <w:color w:val="000000"/>
-          <w:sz w:val="22"/>
-        </w:rPr>
-        <w:t>도구가 연구보다 오래 남게 하는 일</w:t>
-      </w:r>
-      <w:r>
-        <w:rPr>
-          <w:rFonts w:ascii="맑은 고딕" w:hAnsi="맑은 고딕" w:eastAsia="맑은 고딕"/>
-          <w:b w:val="0"/>
-          <w:color w:val="000000"/>
-          <w:sz w:val="22"/>
-        </w:rPr>
-        <w:t>을 맡을 수 있다. 연구용으로 급히 만든 프로그램은 대개 연구가 끝나면 아무도 돌리지 못하는 상태가 된다. 설치 절차가 문서로 남아 있지 않거나, 만든 사람이 떠나면 고칠 수 없게 되기 때문이다. 나는 이 부분을 처음부터 염두에 두고 만드는 편이며, 연구가 끝난 뒤에도 기관이 계속 쓸 수 있는 형태로 정리해 두는 일을 참여의 조건 가운데 하나로 생각하고 있다.</w:t>
+        <w:t>도구가 연구보다 오래 남게 하는 일도 맡고 싶다. 연구용으로 급히 만든 프로그램은 대개 연구가 끝나면 아무도 돌리지 못하는 상태가 된다. 설치 절차가 사람 머릿속에만 있거나, 만든 사람이 떠나면 고칠 수 없게 되기 때문이다. 이렇게 되면 후속 연구는 매번 바닥부터 다시 만든다. 처음부터 남길 것을 염두에 두고 만드는 편이고, 연구가 끝난 뒤에도 기관이 계속 쓸 수 있는 형태로 정리해 두는 것을 참여의 조건 가운데 하나로 생각하고 있다.</w:t>
       </w:r>
     </w:p>
     <w:p>
@@ -627,25 +763,7 @@
           <w:color w:val="000000"/>
           <w:sz w:val="22"/>
         </w:rPr>
-        <w:t xml:space="preserve">넷째, </w:t>
-      </w:r>
-      <w:r>
-        <w:rPr>
-          <w:rFonts w:ascii="맑은 고딕" w:hAnsi="맑은 고딕" w:eastAsia="맑은 고딕"/>
-          <w:b/>
-          <w:color w:val="000000"/>
-          <w:sz w:val="22"/>
-        </w:rPr>
-        <w:t>무엇이 안 되는지를 먼저 말하는 편</w:t>
-      </w:r>
-      <w:r>
-        <w:rPr>
-          <w:rFonts w:ascii="맑은 고딕" w:hAnsi="맑은 고딕" w:eastAsia="맑은 고딕"/>
-          <w:b w:val="0"/>
-          <w:color w:val="000000"/>
-          <w:sz w:val="22"/>
-        </w:rPr>
-        <w:t>이다. 이런 종류의 시스템은 시연할 때 잘 돌아가는 사례만 보여 주기 쉽고, 그러면 한계가 드러나는 시점이 도입 이후로 미뤄진다. 나는 설계 회의에서 이 도구가 어디서 틀릴 것인지, 어떤 제안 유형에는 쓰지 말아야 하는지를 먼저 꺼내는 쪽이 연구에 도움이 된다고 본다.</w:t>
+        <w:t>무엇이 안 되는지를 먼저 말하는 쪽이기도 하다. 이런 종류의 시스템은 시연할 때 잘 돌아가는 사례만 보여 주기 쉽고, 그러면 한계가 드러나는 시점이 도입 이후로 미뤄진다. 어디서 틀릴 것인지, 어떤 제안 유형에는 쓰지 말아야 하는지를 설계 단계에서 먼저 꺼내 놓는 편이 연구에 도움이 된다. 자랑할 것보다 못 하는 것을 정확히 아는 쪽이 도구를 만드는 사람의 자산이다.</w:t>
       </w:r>
     </w:p>
     <w:p>
@@ -661,14 +779,14 @@
           <w:color w:val="000000"/>
           <w:sz w:val="22"/>
         </w:rPr>
-        <w:t>다섯째, 보고서를 쓸 수 있다. 실증 결과를 성장이론의 틀에서 해석하는 글과, 그 함의를 제도 설계로 옮기는 글을 함께 맡을 수 있다고 생각한다.</w:t>
+        <w:t>그리고 보고서를 쓸 수 있다. 실증 결과를 성장이론의 틀에서 해석하는 글과 그 함의를 제도 설계로 옮기는 글을 함께 맡을 수 있다.</w:t>
       </w:r>
     </w:p>
     <w:p>
       <w:pPr>
         <w:keepNext/>
         <w:keepLines/>
-        <w:spacing w:after="180" w:before="400" w:line="380" w:lineRule="exact"/>
+        <w:spacing w:after="200" w:before="440" w:line="380" w:lineRule="exact"/>
       </w:pPr>
       <w:r>
         <w:rPr>
@@ -677,7 +795,7 @@
           <w:color w:val="000000"/>
           <w:sz w:val="24"/>
         </w:rPr>
-        <w:t>5. 참여의 방식과 태도</w:t>
+        <w:t>5. 참여의 방식, 그리고 밝혀 둘 것</w:t>
       </w:r>
     </w:p>
     <w:p>
@@ -693,7 +811,7 @@
           <w:color w:val="000000"/>
           <w:sz w:val="22"/>
         </w:rPr>
-        <w:t>연구의 방향과 설계 결정은 KDI 연구진이 주관하는 것이 맞다고 본다. 나는 평가 체계의 설계 자문, 연구 수행에 필요한 부분의 구현, 그리고 성장이론 관점의 보고서 집필이라는 세 가지 범위에서 참여하고자 한다. 참여 형태와 범위는 기관의 기준에 따르겠다.</w:t>
+        <w:t>연구의 방향과 설계 결정은 KDI 연구진이 주관하는 것이 맞다. 평가 체계의 설계 자문, 연구 수행에 필요한 부분의 구현, 성장이론 관점의 보고서 집필이라는 세 범위에서 참여하고자 한다. 참여의 형태와 범위는 기관의 기준에 따르겠다.</w:t>
       </w:r>
     </w:p>
     <w:p>
@@ -709,7 +827,7 @@
           <w:color w:val="000000"/>
           <w:sz w:val="22"/>
         </w:rPr>
-        <w:t>자문과 구현은 연구가 진행되는 동안 수시로 이루어질 일이고, 보고서는 실증 결과가 나온 뒤에 착수하는 것이 순서에 맞다고 생각한다. 결과를 보기 전에 해석의 틀을 굳혀 두면 자료가 그 틀에 맞춰 읽히기 쉽다.</w:t>
+        <w:t>자문과 구현은 연구가 진행되는 동안 수시로 필요한 일이지만, 보고서는 실증 결과가 나온 뒤에 착수하는 것이 순서에 맞다. 결과를 보기 전에 해석의 틀을 굳혀 두면 자료가 그 틀에 맞춰 읽히기 쉽기 때문이다.</w:t>
       </w:r>
     </w:p>
     <w:p>
@@ -725,7 +843,7 @@
           <w:color w:val="000000"/>
           <w:sz w:val="22"/>
         </w:rPr>
-        <w:t xml:space="preserve">한 가지 밝혀 둘 것이 있다. 평가 도구의 설계에 관여하는 사람이 그 도구를 검증하는 연구에 함께 들어가는 것은 이해가 엇갈릴 수 있는 위치다. 자기가 만든 설계를 옹호하는 방향으로 해석이 기울 수 있기 때문이다. 나는 이 위험을 두 가지로 줄이는 것이 맞다고 본다. 채점 기준과 원자료를 열어 제3자가 다시 분석할 수 있게 하는 것, 그리고 </w:t>
+        <w:t xml:space="preserve">밝혀 둘 것이 있다. 평가 도구의 설계에 관여한 사람이 그 도구를 검증하는 연구에 함께 들어가는 것은 이해가 엇갈릴 수 있는 위치다. 자기가 만든 설계를 옹호하는 방향으로 해석이 기울 수 있다. 이 위험은 두 가지로 줄일 수 있다고 본다. 채점 기준과 원자료를 열어 제3자가 다시 분석할 수 있게 하는 것, 그리고 </w:t>
       </w:r>
       <w:r>
         <w:rPr>
@@ -743,7 +861,7 @@
           <w:color w:val="000000"/>
           <w:sz w:val="22"/>
         </w:rPr>
-        <w:t>이다.</w:t>
+        <w:t>이다. 앞의 것은 내가 할 수 있고 뒤의 것은 연구진이 정할 일이다.</w:t>
       </w:r>
     </w:p>
     <w:p>
@@ -759,7 +877,7 @@
           <w:color w:val="000000"/>
           <w:sz w:val="22"/>
         </w:rPr>
-        <w:t>아울러 이 종류의 시스템에는 구조적인 순환이 남아 있다는 점도 미리 적어 두고 싶다. 질문을 만들고 답을 채점하고 선례를 판정하는 일에 같은 계열의 모델이 쓰이면, 모델이 잘 만드는 답을 모델이 높게 치는 구조가 될 수 있다. 사람의 심사를 준거로 함께 두는 것이 완화책이 되겠지만 완전한 해소는 아니며, 이 한계는 결과를 보고할 때 그대로 밝혀야 한다고 생각한다.</w:t>
+        <w:t>이 종류의 시스템에 남아 있는 구조적 순환도 미리 적어 둔다. 질문을 만들고 답을 채점하고 선례를 판정하는 일에 같은 계열의 모델이 쓰이면, 모델이 잘 만드는 답을 모델이 높게 치는 구조가 될 수 있다. 사람의 심사를 준거로 함께 두는 것이 완화책이 되겠지만 완전한 해소는 아니다. 이 한계는 결과를 보고할 때 숨기지 말고 그대로 밝혀야 한다.</w:t>
       </w:r>
     </w:p>
     <w:p>
@@ -775,7 +893,7 @@
           <w:color w:val="000000"/>
           <w:sz w:val="22"/>
         </w:rPr>
-        <w:t>나는 이 연구가 평가 도구를 하나 만드는 데서 끝나지 않기를 바란다. 공공이 국민의 제안을 어떻게 알아보고 무엇을 근거로 고르는가는 결국 그 사회가 어떤 아이디어를 생산할 것인가로 돌아온다. 그 연결을 실증과 이론 양쪽에서 붙들어 보는 일에 한 사람 몫을 하고 싶다.</w:t>
+        <w:t>이 연구가 평가 도구를 하나 만드는 데서 끝나지 않기를 바란다. 공공이 국민의 제안을 어떻게 알아보고 무엇을 근거로 고르는가는 결국 그 사회가 어떤 아이디어를 생산할 것인가로 돌아온다. 좋은 제안이 알아보아지는 사회에서는 사람들이 좋은 제안을 준비한다. 그 연결을 실증과 이론 양쪽에서 붙들어 보는 일에 한 사람 몫을 하고 싶다.</w:t>
       </w:r>
     </w:p>
     <w:sectPr>

--- a/docs/연구참여계획서_KDI.docx
+++ b/docs/연구참여계획서_KDI.docx
@@ -27,7 +27,7 @@
           <w:color w:val="000000"/>
           <w:sz w:val="20"/>
         </w:rPr>
-        <w:t>AI 활용 정책 아이디어 평가체계 연구</w:t>
+        <w:t>「온 국민 아이디어 등록제」 후속 연구</w:t>
       </w:r>
     </w:p>
     <w:p>
@@ -91,7 +91,7 @@
           <w:color w:val="000000"/>
           <w:sz w:val="24"/>
         </w:rPr>
-        <w:t>1. 평가는 측정이 아니라 제도다</w:t>
+        <w:t>1. 설명자료가 스스로 남긴 숙제</w:t>
       </w:r>
     </w:p>
     <w:p>
@@ -107,7 +107,23 @@
           <w:color w:val="000000"/>
           <w:sz w:val="22"/>
         </w:rPr>
-        <w:t>정책 아이디어를 평가하는 일은 겉으로 측정처럼 보인다. 제안이 있고, 기준이 있고, 점수가 나온다. 그러나 무엇을 좋은 제안으로 치는지가 공표되는 순간 그 기준은 앞으로 어떤 제안이 제출될지를 바꾼다. 실현 가능성에 큰 배점을 주면 안전한 제안이 몰려오고, 참신성에 배점을 주면 검증되지 않은 제안이 몰려온다. 평가표는 이미 나온 것을 가려내는 사후의 자가 아니라 앞으로 나올 것의 모양을 정하는 사전의 거푸집이다.</w:t>
+        <w:t>「온 국민 아이디어 등록제」 설명자료는 체계를 소개하면서 동시에 그 체계가 아직 무엇을 입증하지 못했는지를 적어 두었다. 맺음말의 마지막 문단이 이렇게 끝난다.</w:t>
+      </w:r>
+    </w:p>
+    <w:p>
+      <w:pPr>
+        <w:keepLines/>
+        <w:spacing w:after="220" w:before="0" w:line="320" w:lineRule="exact"/>
+        <w:ind w:left="567"/>
+      </w:pPr>
+      <w:r>
+        <w:rPr>
+          <w:rFonts w:ascii="맑은 고딕" w:hAnsi="맑은 고딕" w:eastAsia="맑은 고딕"/>
+          <w:b w:val="0"/>
+          <w:color w:val="000000"/>
+          <w:sz w:val="20"/>
+        </w:rPr>
+        <w:t>"지금 입증된 것은 극단 사례를 가르는 능력이고, 실제 국민 제안이 몰릴 중간대에서의 판별력은 아직 재지 않았다. 이 체계의 값어치는 그 시험을 통과한 뒤에 정해질 것이다."</w:t>
       </w:r>
     </w:p>
     <w:p>
@@ -123,7 +139,7 @@
           <w:color w:val="000000"/>
           <w:sz w:val="22"/>
         </w:rPr>
-        <w:t>그래서 평가 도구를 만드는 일은 기술 작업이 아니다. 어떤 항목을 넣고 어떤 항목을 빼는지가 곧 어떤 종류의 제안을 살릴지를 정한다. 이 무게를 의식하면서 만들어야 한다는 것이 이 연구에 참여하려는 이유다.</w:t>
+        <w:t>후속 연구의 의제는 여기서 새로 지어낼 필요가 없다. 5.4절의 '확인되지 않은 것'과 6.5절의 '다음 단계'가 그대로 할 일의 목록이다. 이 계획서는 그 목록을 어떤 순서로, 어떤 관점에서 풀 것인지를 적은 것이다.</w:t>
       </w:r>
     </w:p>
     <w:p>
@@ -139,7 +155,7 @@
           <w:color w:val="000000"/>
           <w:sz w:val="22"/>
         </w:rPr>
-        <w:t>생성형 AI 는 여기에 새로운 균열을 냈다. 공공 평가의 대부분은 신청자가 쓴 문서를 근거로 삼는다. 그런데 문서를 쓰는 능력이 도구로 보완되는 순간, 심사자가 읽는 것은 착상이 아니라 착상의 포장이 된다.</w:t>
+        <w:t>남아 있는 항목 가운데 성격이 다른 둘을 먼저 갈라 두어야 한다. 하나는 자료의 구멍이다. 지자체 자체사업과 기금사업이 고르게 잡히지 않고, 재정 자료가 최근 다섯 시점에 그치며, 해외 사례가 OECD 에 자기신고한 것으로 한정된다. 이것들은 코퍼스를 넓히면 줄어드는 종류의 문제이고, 줄지 않더라도 커버리지 표에 그대로 드러나므로 판정을 오염시키지는 않는다. 다른 하나는 도구 자체에 대한 것이다. 같은 대화를 다시 채점하면 같은 값이 나오는지, 채점 결과가 사람의 판단과 맞는지, 중간대 제안을 가를 수 있는지. 이쪽은 코퍼스를 아무리 넓혀도 저절로 풀리지 않는다.</w:t>
       </w:r>
     </w:p>
     <w:p>
@@ -155,25 +171,23 @@
           <w:color w:val="000000"/>
           <w:sz w:val="22"/>
         </w:rPr>
-        <w:t xml:space="preserve">장면을 하나 그려 보면 문제가 분명해진다. 두 사람이 사실상 같은 착상을 냈다고 하자. 한 사람은 현장에서 오래 일해 문제를 정확히 알지만 글로 풀어내는 데 서툴다. 다른 한 사람은 현장을 모르지만 AI 에게 다듬게 해 논리가 정연하고 예상 반론까지 미리 받아넘긴 문서를 냈다. 심사자 앞에 놓인 것은 두 개의 문서뿐이다. 이 심사는 무엇을 고른 것인가. 나는 이것이 부정행위의 문제가 아니라고 본다. </w:t>
+        <w:t>후속 연구가 다루어야 할 것은 뒤쪽이다.</w:t>
       </w:r>
+    </w:p>
+    <w:p>
+      <w:pPr>
+        <w:keepNext/>
+        <w:keepLines/>
+        <w:spacing w:after="200" w:before="440" w:line="380" w:lineRule="exact"/>
+      </w:pPr>
       <w:r>
         <w:rPr>
           <w:rFonts w:ascii="맑은 고딕" w:hAnsi="맑은 고딕" w:eastAsia="맑은 고딕"/>
           <w:b/>
           <w:color w:val="000000"/>
-          <w:sz w:val="22"/>
+          <w:sz w:val="24"/>
         </w:rPr>
-        <w:t>재는 물건이 달라진 것</w:t>
-      </w:r>
-      <w:r>
-        <w:rPr>
-          <w:rFonts w:ascii="맑은 고딕" w:hAnsi="맑은 고딕" w:eastAsia="맑은 고딕"/>
-          <w:b w:val="0"/>
-          <w:color w:val="000000"/>
-          <w:sz w:val="22"/>
-        </w:rPr>
-        <w:t>이다. 자가 잘못되었는데 재는 사람을 단속해 봐야 눈금은 그대로다.</w:t>
+        <w:t>2. 순환을 끊는 일이 먼저다</w:t>
       </w:r>
     </w:p>
     <w:p>
@@ -189,7 +203,7 @@
           <w:color w:val="000000"/>
           <w:sz w:val="22"/>
         </w:rPr>
-        <w:t>탐지와 금지로 가는 길이 막히는 이유도 여기에 있다. 설령 탐지가 완벽해진다 해도 — 그렇게 될 것 같지도 않지만 — 그것은 도구를 쓴 사람을 가려낼 뿐 진술 능력의 차이가 심사를 좌우하는 문제 자체는 손대지 못한다. AI 가 없던 시절에도 글 잘 쓰는 사람이 유리했다. AI 는 그 격차를 새로 만든 것이 아니라 눈에 띄게 키웠을 뿐이다.</w:t>
+        <w:t>설명자료 5.4절이 스스로 지적한 순환성이 가장 깊은 문제다. 판별력 시험에 쓴 사례는 사람이 만든 것이 아니다. 문항을 생성한 것도 모델이고, 그 문항으로 문답을 진행한 것도 모델이며, 채점한 것도 같은 모델이다. 그래서 결과를 두 가지로 읽을 수 있다. 채점기가 진부함을 실제로 판별했거나, 생성기와 채점기가 같은 '진부함' 개념을 공유했을 뿐이거나.</w:t>
       </w:r>
     </w:p>
     <w:p>
@@ -205,7 +219,57 @@
           <w:color w:val="000000"/>
           <w:sz w:val="22"/>
         </w:rPr>
-        <w:t>그렇다면 평가 절차 쪽을 고쳐야 한다. 서면 한 장을 받아 읽는 대신 제안자에게 되묻고 그 답을 근거로 판단하는 방식이 가능한지, 그렇게 얻은 판단이 사람이 하는 심사와 견줄 만한지를 확인하는 것이 이 연구의 몫이다. 되물음은 미리 준비한 문서를 무력화한다. 준비된 문장은 첫 답에서 나오지만 세 번째 되물음에는 그 자리에서 생각해야 하기 때문이다.</w:t>
+        <w:t xml:space="preserve">현재 자료로는 두 해석을 가를 수 없다. 이 점은 설명자료가 이미 인정하고 있다. 중요한 것은 그다음인데, </w:t>
+      </w:r>
+      <w:r>
+        <w:rPr>
+          <w:rFonts w:ascii="맑은 고딕" w:hAnsi="맑은 고딕" w:eastAsia="맑은 고딕"/>
+          <w:b/>
+          <w:color w:val="000000"/>
+          <w:sz w:val="22"/>
+        </w:rPr>
+        <w:t>순환이 끊기지 않으면 뒤의 모든 측정이 의미를 잃는다</w:t>
+      </w:r>
+      <w:r>
+        <w:rPr>
+          <w:rFonts w:ascii="맑은 고딕" w:hAnsi="맑은 고딕" w:eastAsia="맑은 고딕"/>
+          <w:b w:val="0"/>
+          <w:color w:val="000000"/>
+          <w:sz w:val="22"/>
+        </w:rPr>
+        <w:t>는 사실이다. 재현성을 아무리 정밀하게 재도, 그 도구가 재는 것이 '좋은 제안'이 아니라 '모델이 좋다고 여기는 제안'이라면 재현성이 높은 쪽이 오히려 더 나쁘다. 일관되게 틀린 자가 흔들리는 자보다 위험하다.</w:t>
+      </w:r>
+    </w:p>
+    <w:p>
+      <w:pPr>
+        <w:keepLines/>
+        <w:spacing w:after="180" w:before="0" w:line="380" w:lineRule="exact"/>
+        <w:ind w:firstLine="283"/>
+      </w:pPr>
+      <w:r>
+        <w:rPr>
+          <w:rFonts w:ascii="맑은 고딕" w:hAnsi="맑은 고딕" w:eastAsia="맑은 고딕"/>
+          <w:b w:val="0"/>
+          <w:color w:val="000000"/>
+          <w:sz w:val="22"/>
+        </w:rPr>
+        <w:t>순환을 끊는 방법은 하나뿐이다. 모델 바깥의 준거를 세우는 것. 사람이 실제로 낸 제안을 사람 심사자가 채점하고, 그 결과와 대조해야 한다. 설명자료에 따르면 심사지는 준비되어 있고 실시만 남았다. 이것을 후속 작업의 첫 순서에 두는 데 이견이 있기 어렵다고 본다.</w:t>
+      </w:r>
+    </w:p>
+    <w:p>
+      <w:pPr>
+        <w:keepLines/>
+        <w:spacing w:after="180" w:before="0" w:line="380" w:lineRule="exact"/>
+        <w:ind w:firstLine="283"/>
+      </w:pPr>
+      <w:r>
+        <w:rPr>
+          <w:rFonts w:ascii="맑은 고딕" w:hAnsi="맑은 고딕" w:eastAsia="맑은 고딕"/>
+          <w:b w:val="0"/>
+          <w:color w:val="000000"/>
+          <w:sz w:val="22"/>
+        </w:rPr>
+        <w:t>다만 준거를 세우는 일 자체가 만만치 않다. 사람 심사자들끼리도 판정이 갈리기 때문이다. 심사자 간 일치도가 낮으면 그 준거를 기준으로 삼는 것이 타당한지부터 다시 물어야 한다. 그래서 전문가 심사는 한 사람이 아니라 복수로, 같은 자료를 독립적으로 보게 해야 하고, 사람끼리의 일치도와 사람 대 모델의 일치도를 함께 보고해야 한다. 모델이 사람과 덜 맞더라도 사람끼리도 그만큼 안 맞는다면 해석이 달라진다.</w:t>
       </w:r>
     </w:p>
     <w:p>
@@ -221,7 +285,7 @@
           <w:color w:val="000000"/>
           <w:sz w:val="24"/>
         </w:rPr>
-        <w:t>2. 평가 절차를 설계할 때 지키려는 것</w:t>
+        <w:t>3. 중간대라는 문제</w:t>
       </w:r>
     </w:p>
     <w:p>
@@ -237,7 +301,7 @@
           <w:color w:val="000000"/>
           <w:sz w:val="22"/>
         </w:rPr>
-        <w:t>평가가 무엇을 모르는지 스스로 알아야 한다. 이것이 첫째다.</w:t>
+        <w:t>극단 사례를 가르는 능력은 사실 그리 중요하지 않다.</w:t>
       </w:r>
     </w:p>
     <w:p>
@@ -253,25 +317,7 @@
           <w:color w:val="000000"/>
           <w:sz w:val="22"/>
         </w:rPr>
-        <w:t xml:space="preserve">선례 조사를 예로 들어 보자. 어떤 제안이 새로운지 판단하려면 비슷한 사업이 있었는지 찾아봐야 한다. 그런데 찾아봤으나 없는 것과, 자료원에 접근하지 못해 찾아보지 못한 것은 전혀 다른 상태다. 앞의 것은 근거이고 뒤의 것은 공백이다. 이 둘이 결과란에 똑같이 '0건'으로 적히는 순간 평가는 근거 없이 자신감을 얻는다. 확인하지 못한 통로가 절반인데도 '선례 없음, 따라서 독창적'이라는 결론이 나온다. 그러므로 자료 구조에서부터 </w:t>
-      </w:r>
-      <w:r>
-        <w:rPr>
-          <w:rFonts w:ascii="맑은 고딕" w:hAnsi="맑은 고딕" w:eastAsia="맑은 고딕"/>
-          <w:b/>
-          <w:color w:val="000000"/>
-          <w:sz w:val="22"/>
-        </w:rPr>
-        <w:t>조회하지 않음 · 조회했으나 실패 · 조회하여 N건</w:t>
-      </w:r>
-      <w:r>
-        <w:rPr>
-          <w:rFonts w:ascii="맑은 고딕" w:hAnsi="맑은 고딕" w:eastAsia="맑은 고딕"/>
-          <w:b w:val="0"/>
-          <w:color w:val="000000"/>
-          <w:sz w:val="22"/>
-        </w:rPr>
-        <w:t xml:space="preserve"> 을 서로 다른 값으로 구분해 두어야 하고, 앞의 둘이 하나라도 있으면 판정의 확신도를 올리지 못하게 막아야 한다. 이것을 지침 문장으로 적어 두는 것으로는 부족하다. 규칙으로 강제하지 않으면 급할 때 반드시 무너진다.</w:t>
+        <w:t>명백히 좋은 제안과 명백히 나쁜 제안은 선별 장치가 없어도 갈린다. 담당자가 한 번 읽으면 안다. 선별 체계를 만들어 얻는 것이 있다면 그것은 전부 중간대에 있다 — 새롭기는 한데 근거가 얇은 제안, 기존 사업과 비슷해 보이는데 결정적인 한 군데가 다른 제안, 설계는 허술하지만 문제 진단이 정확한 제안. 실제 국민제안이 몰리는 곳도 여기다. 그리고 지금 판별력이 확인되지 않은 곳도 정확히 여기다.</w:t>
       </w:r>
     </w:p>
     <w:p>
@@ -287,7 +333,7 @@
           <w:color w:val="000000"/>
           <w:sz w:val="22"/>
         </w:rPr>
-        <w:t>둘째로, 점수를 하나로 합치는 데 신중해야 한다. 총점은 편리하지만 무엇이 문제인지를 지운다.</w:t>
+        <w:t>이것을 연구 질문으로 옮기면 두 갈래가 된다. 중간대에서 이 체계의 판정이 사람 심사와 얼마나 맞는가. 그리고 맞지 않는다면 어느 방향으로 어긋나는가. 뒤의 물음이 더 쓸모 있다. 체계적으로 한쪽으로 기울어 있다면 보정할 수 있지만, 무작위로 흩어져 있다면 그 도구는 중간대에 쓸 수 없다는 뜻이기 때문이다.</w:t>
       </w:r>
     </w:p>
     <w:p>
@@ -303,7 +349,23 @@
           <w:color w:val="000000"/>
           <w:sz w:val="22"/>
         </w:rPr>
-        <w:t>새롭지만 근거가 얇은 제안과, 낡았지만 탄탄하게 준비된 제안이 있다고 하자. 총점으로는 둘 다 중간쯤에서 만난다. 그러나 필요한 처방은 정반대다. 앞의 제안에는 '근거를 보강해 다시 오라'고 해야 하고, 뒤의 제안에는 '새로운 사업이 아니라 기존 사업의 개선으로 자리를 바꾸라'고 해야 한다. 평가가 이 둘을 한 숫자로 뭉개면 행정이 내릴 수 있는 처분은 '점수가 낮으니 탈락' 하나뿐이다. 그러면 고쳐서 살릴 수 있었던 제안이 매년 그대로 버려진다. 방어력과 독창성처럼 성질이 다른 축은 끝까지 따로 두고, 결과도 하나의 좌표로 제시하는 편이 낫다.</w:t>
+        <w:t>중간대 사례를 어떻게 모으느냐도 설계의 일부다. 지어낸 사례로는 다시 순환에 빠진다. 실제로 접수된 제안 가운데 담당자들이 판단을 망설였던 것을 뽑아 오는 편이 낫다고 본다. 망설였다는 사실 자체가 그 제안이 중간대에 있다는 표지다.</w:t>
+      </w:r>
+    </w:p>
+    <w:p>
+      <w:pPr>
+        <w:keepNext/>
+        <w:keepLines/>
+        <w:spacing w:after="200" w:before="440" w:line="380" w:lineRule="exact"/>
+      </w:pPr>
+      <w:r>
+        <w:rPr>
+          <w:rFonts w:ascii="맑은 고딕" w:hAnsi="맑은 고딕" w:eastAsia="맑은 고딕"/>
+          <w:b/>
+          <w:color w:val="000000"/>
+          <w:sz w:val="24"/>
+        </w:rPr>
+        <w:t>4. 표현력 격차와 채점 항목의 관계</w:t>
       </w:r>
     </w:p>
     <w:p>
@@ -319,7 +381,7 @@
           <w:color w:val="000000"/>
           <w:sz w:val="22"/>
         </w:rPr>
-        <w:t>셋째, 판정은 설명될 수 있어야 한다. 공공 영역에서는 맞히는 것만으로 충분하지 않다.</w:t>
+        <w:t>설명자료 6.4절은 표현력과 도구의 격차를 한계로 적고 대응이 아직 검토 단계라고 밝혔다. 이 항목은 6.5절의 다른 항목 하나와 붙어 있는데, 두 가지를 따로 다루면 둘 다 못 푼다.</w:t>
       </w:r>
     </w:p>
     <w:p>
@@ -335,7 +397,7 @@
           <w:color w:val="000000"/>
           <w:sz w:val="22"/>
         </w:rPr>
-        <w:t>제안이 떨어진 사람이 이유를 물었을 때 '종합점수 미달'이라고 답하는 평가는 승복도 반박도 얻지 못한다. 어느 대목에서 무엇이 부족하다고 보았는지, 그 판단이 제안서나 대화의 어느 문장에 근거하는지가 함께 제시되어야 한다. 근거를 짚어 주면 제안자는 다음번에 무엇을 채워야 할지 알게 되고, 평가가 틀렸다면 정확히 어디가 틀렸는지 지적할 수 있다. 설명 가능성은 친절이 아니라 평가를 고쳐 나가는 경로다.</w:t>
+        <w:t>다음 단계 목록에는 '체크리스트에 구체성 요건을 도입해 항목을 나열만 해도 점수를 얻는 일을 막는다'가 들어 있다. 언뜻 채점 정밀도를 높이는 기술적 개선으로 보이지만, 실은 표현력 격차의 발생 지점을 직접 건드리는 일이다. 항목을 빠짐없이 언급했는지만 보는 채점표에서는 잘 쓰는 사람이 유리하다. 요구되는 것이 내용이 아니라 열거이기 때문이다. 반면 '무엇으로 확인할 수 있는가'를 묻는 채점표에서는 열거만으로 점수가 오르지 않는다. 확인할 대상을 대려면 실제로 알아야 한다.</w:t>
       </w:r>
     </w:p>
     <w:p>
@@ -351,7 +413,7 @@
           <w:color w:val="000000"/>
           <w:sz w:val="22"/>
         </w:rPr>
-        <w:t>넷째는 도구 자신에 대한 태도다. 평가 도구를 만드는 사람은 그 도구가 틀릴 수 있다는 전제 위에서 설계해야 한다.</w:t>
+        <w:t>그러니까 표현력 격차에 대한 대응은 두 층이다. 채점 항목을 고쳐 격차가 생기는 통로를 좁히는 것이 안쪽이고, 그래도 남는 격차에 대해 모두에게 같은 작성 보조를 제공하는 것이 바깥쪽이다. 안쪽을 건드리지 않고 바깥쪽만 하면 도구를 나눠 주는 것으로 문제를 덮게 된다.</w:t>
       </w:r>
     </w:p>
     <w:p>
@@ -367,7 +429,23 @@
           <w:color w:val="000000"/>
           <w:sz w:val="22"/>
         </w:rPr>
-        <w:t>같은 자료를 두 번 채점했을 때 같은 값이 나오는지를 확인하지 않으면, 그 도구로 잰 어떤 차이도 해석할 수 없다. 두 제안의 점수가 2점 차이인데 도구 자체의 흔들림이 3점이라면 그 2점은 아무것도 아니다. 이 확인을 연구의 맨 앞에 두어야 한다. 그리고 결과가 좋지 않게 나온다면, 격차를 재는 일보다 도구를 고치는 일이 앞선다. 순서를 바꾸면 흔들리는 자로 잰 수치를 논문에 싣게 된다.</w:t>
+        <w:t>그리고 이 두 가지는 효과를 따로 재야 한다. 채점표를 고치면서 동시에 작성 보조를 제공하면 무엇이 효과를 냈는지 알 수 없다. 설계상 순서를 나누어야 하는 자리다.</w:t>
+      </w:r>
+    </w:p>
+    <w:p>
+      <w:pPr>
+        <w:keepNext/>
+        <w:keepLines/>
+        <w:spacing w:after="200" w:before="440" w:line="380" w:lineRule="exact"/>
+      </w:pPr>
+      <w:r>
+        <w:rPr>
+          <w:rFonts w:ascii="맑은 고딕" w:hAnsi="맑은 고딕" w:eastAsia="맑은 고딕"/>
+          <w:b/>
+          <w:color w:val="000000"/>
+          <w:sz w:val="24"/>
+        </w:rPr>
+        <w:t>5. 판정 이력이 쌓이면 무엇이 달라지는가</w:t>
       </w:r>
     </w:p>
     <w:p>
@@ -383,7 +461,73 @@
           <w:color w:val="000000"/>
           <w:sz w:val="22"/>
         </w:rPr>
-        <w:t>이 네 가지는 서로 붙어 있다. 모른다고 말할 수 있어야 확신도를 정직하게 매길 수 있고, 축을 나누어야 무엇이 부족한지 설명할 수 있으며, 설명이 되어야 도구가 틀렸을 때 그것이 드러난다.</w:t>
+        <w:t>6.5절의 마지막 항목은 판정 이력을 국가 아이디어 코퍼스로 축적하는 것이다. 설명자료는 이것을 1.2절이 지적한 문제 — 판정한 내용이 남지 않는다 — 의 해법으로 적었다. 맞는 말이지만 그보다 더 나간다고 본다.</w:t>
+      </w:r>
+    </w:p>
+    <w:p>
+      <w:pPr>
+        <w:keepLines/>
+        <w:spacing w:after="180" w:before="0" w:line="380" w:lineRule="exact"/>
+        <w:ind w:firstLine="283"/>
+      </w:pPr>
+      <w:r>
+        <w:rPr>
+          <w:rFonts w:ascii="맑은 고딕" w:hAnsi="맑은 고딕" w:eastAsia="맑은 고딕"/>
+          <w:b w:val="0"/>
+          <w:color w:val="000000"/>
+          <w:sz w:val="22"/>
+        </w:rPr>
+        <w:t>판정이 쌓이면 다음 판정이 싸진다. 어떤 제안이 들어왔을 때 지금은 네 개의 국가 데이터를 뒤져야 하지만, 유사한 제안에 대한 과거 판정이 남아 있다면 그 판정을 출발점으로 삼을 수 있다. 같은 취지의 제안이 반복해서 들어오는 것이 국민제안의 특징이라는 점을 생각하면, 이 절약은 작지 않다. 선별 비용이 누적 판정 건수에 따라 떨어지는 구조가 생기는 것이다.</w:t>
+      </w:r>
+    </w:p>
+    <w:p>
+      <w:pPr>
+        <w:keepLines/>
+        <w:spacing w:after="180" w:before="0" w:line="380" w:lineRule="exact"/>
+        <w:ind w:firstLine="283"/>
+      </w:pPr>
+      <w:r>
+        <w:rPr>
+          <w:rFonts w:ascii="맑은 고딕" w:hAnsi="맑은 고딕" w:eastAsia="맑은 고딕"/>
+          <w:b w:val="0"/>
+          <w:color w:val="000000"/>
+          <w:sz w:val="22"/>
+        </w:rPr>
+        <w:t xml:space="preserve">이것은 성장 모형에서 익숙한 모양이다. 축적된 것이 다음 생산의 투입이 되고, 그래서 규모가 커질수록 단위 비용이 떨어진다. 다만 여기서 축적되는 것은 아이디어가 아니라 </w:t>
+      </w:r>
+      <w:r>
+        <w:rPr>
+          <w:rFonts w:ascii="맑은 고딕" w:hAnsi="맑은 고딕" w:eastAsia="맑은 고딕"/>
+          <w:b/>
+          <w:color w:val="000000"/>
+          <w:sz w:val="22"/>
+        </w:rPr>
+        <w:t>아이디어에 대한 판정</w:t>
+      </w:r>
+      <w:r>
+        <w:rPr>
+          <w:rFonts w:ascii="맑은 고딕" w:hAnsi="맑은 고딕" w:eastAsia="맑은 고딕"/>
+          <w:b w:val="0"/>
+          <w:color w:val="000000"/>
+          <w:sz w:val="22"/>
+        </w:rPr>
+        <w:t>이다. 기각된 제안의 기록도 자산이 된다는 점이 흥미롭다. 왜 기각되었는지가 남아 있으면, 같은 제안을 다시 기각하는 데 드는 비용이 거의 0 이 되고 제안자에게 즉시 근거 있는 답을 줄 수 있다.</w:t>
+      </w:r>
+    </w:p>
+    <w:p>
+      <w:pPr>
+        <w:keepLines/>
+        <w:spacing w:after="180" w:before="0" w:line="380" w:lineRule="exact"/>
+        <w:ind w:firstLine="283"/>
+      </w:pPr>
+      <w:r>
+        <w:rPr>
+          <w:rFonts w:ascii="맑은 고딕" w:hAnsi="맑은 고딕" w:eastAsia="맑은 고딕"/>
+          <w:b w:val="0"/>
+          <w:color w:val="000000"/>
+          <w:sz w:val="22"/>
+        </w:rPr>
+        <w:t>후속 연구에서 이 부분은 설계와 계산을 함께 해야 할 대목이다. 어떤 형식으로 판정을 남겨야 재사용이 가능한지가 설계 문제이고, 재사용이 선별 비용을 실제로 얼마나 낮추는지가 계산 문제다.</w:t>
       </w:r>
     </w:p>
     <w:p>
@@ -399,7 +543,7 @@
           <w:color w:val="000000"/>
           <w:sz w:val="24"/>
         </w:rPr>
-        <w:t>3. 아이디어의 선별을 성장의 문제로 보고 싶다</w:t>
+        <w:t>6. 이 모든 것을 성장의 문제로 놓고 싶다</w:t>
       </w:r>
     </w:p>
     <w:p>
@@ -415,7 +559,7 @@
           <w:color w:val="000000"/>
           <w:sz w:val="22"/>
         </w:rPr>
-        <w:t>이 연구를 평가 방법론에 가두지 않고 성장이론 쪽으로 넓혀 보려 한다. 그 이유를 적어 두겠다.</w:t>
+        <w:t>여기까지가 설명자료가 남긴 숙제를 푸는 이야기다. 여기에 하나를 더 붙이고 싶다.</w:t>
       </w:r>
     </w:p>
     <w:p>
@@ -431,7 +575,7 @@
           <w:color w:val="000000"/>
           <w:sz w:val="22"/>
         </w:rPr>
-        <w:t>내생 성장론은 아이디어를 성장의 동력으로 놓았다. 아이디어는 비경합적이어서 한 사람이 쓴다고 다른 사람이 못 쓰게 되지 않는다. 설계도 한 장으로 공장 하나를 짓든 천 개를 짓든 설계도는 닳지 않는다. 이 성질에서 수확체감을 피해 가는 성장의 가능성이 나왔다. 뒤이은 논의들은 주로 아이디어를 얼마나 많이 만들어 내는가를 물었다. 연구 인력을 얼마나 투입할 것인가, 연구 생산성은 왜 떨어지는가, 좋은 아이디어는 정말 점점 찾기 어려워지는가 하는 물음들이다.</w:t>
+        <w:t>내생 성장론은 아이디어를 성장의 동력으로 놓았다. 아이디어는 비경합적이어서 한 사람이 쓴다고 다른 사람이 못 쓰게 되지 않는다. 설계도 한 장으로 공장을 하나 짓든 천 개를 짓든 설계도는 닳지 않는다. 이 성질에서 수확체감을 피해 가는 성장의 가능성이 나왔고, 뒤이은 논의는 주로 아이디어를 얼마나 많이 만들어 내는가를 물었다.</w:t>
       </w:r>
     </w:p>
     <w:p>
@@ -465,7 +609,7 @@
           <w:color w:val="000000"/>
           <w:sz w:val="22"/>
         </w:rPr>
-        <w:t>에 성립하는 성질이다. 누군가 제안했으나 걸러지지 못하고 서랍에 들어간 아이디어는 사회적으로 존재하지 않는 것과 다르지 않다. 아무도 쓰지 않는 설계도는 설계도가 아니다. 생산과 활용 사이에는 선별이라는 구간이 있고, 성장 모형은 이 구간을 대체로 비용도 오차도 없는 것으로 취급해 왔다.</w:t>
+        <w:t>에 성립한다. 제안되었으나 걸러지지 못하고 서랍에 들어간 아이디어는 사회적으로 존재하지 않는 것과 다르지 않다. 아무도 쓰지 않는 설계도는 설계도가 아니다. 생산과 활용 사이에는 선별이라는 구간이 있는데, 성장 모형은 이 구간을 대체로 비용도 오차도 없는 것으로 취급해 왔다.</w:t>
       </w:r>
     </w:p>
     <w:p>
@@ -481,7 +625,7 @@
           <w:color w:val="000000"/>
           <w:sz w:val="22"/>
         </w:rPr>
-        <w:t xml:space="preserve">그렇게 된 데에는 까닭이 있어 보인다. 민간의 아이디어는 시장이 선별한다. 좋은 아이디어는 창업이나 특허나 매출로 자기를 증명하므로, 선별 장치를 따로 모형에 넣지 않아도 된다. 그러나 </w:t>
+        <w:t xml:space="preserve">그렇게 된 데에는 까닭이 있다. 민간의 아이디어는 시장이 선별한다. 좋은 아이디어는 창업이나 특허나 매출로 자기를 증명하므로 선별 장치를 따로 모형에 넣지 않아도 된다. 그러나 </w:t>
       </w:r>
       <w:r>
         <w:rPr>
@@ -499,7 +643,7 @@
           <w:color w:val="000000"/>
           <w:sz w:val="22"/>
         </w:rPr>
-        <w:t>. 국민제안으로 들어온 착상이 좋은지 아닌지를 가려내는 것은 담당 공무원의 판단뿐이고, 그 판단이 틀렸을 때 그것을 교정해 줄 가격 신호가 없다. 시장이 없는 영역이야말로 선별이 성장의 제약이 되기 쉽다. 이 지점이 비어 있다면 메워 볼 만하다.</w:t>
+        <w:t>. 국민제안으로 들어온 착상이 좋은지 아닌지를 가려내는 것은 담당자의 판단뿐이고, 그 판단이 틀렸을 때 교정해 줄 가격 신호가 없다.</w:t>
       </w:r>
     </w:p>
     <w:p>
@@ -515,7 +659,337 @@
           <w:color w:val="000000"/>
           <w:sz w:val="22"/>
         </w:rPr>
-        <w:t>이 틀을 가져오면 이 연구가 다루는 것들이 다른 이름을 얻는다.</w:t>
+        <w:t>이 틀을 가져오면 앞 장들에서 다룬 것이 다른 이름을 얻는다.</w:t>
+      </w:r>
+    </w:p>
+    <w:tbl>
+      <w:tblPr>
+        <w:tblW w:type="auto" w:w="0"/>
+        <w:jc w:val="center"/>
+        <w:tblLayout w:type="fixed"/>
+        <w:tblLook w:firstColumn="1" w:firstRow="1" w:lastColumn="0" w:lastRow="0" w:noHBand="0" w:noVBand="1" w:val="04A0"/>
+        <w:tblBorders>
+          <w:top w:val="single" w:sz="6" w:color="000000" w:space="0"/>
+          <w:bottom w:val="single" w:sz="6" w:color="000000" w:space="0"/>
+          <w:left w:val="single" w:sz="4" w:color="000000" w:space="0"/>
+          <w:right w:val="single" w:sz="4" w:color="000000" w:space="0"/>
+          <w:insideH w:val="single" w:sz="2" w:color="000000" w:space="0"/>
+          <w:insideV w:val="single" w:sz="2" w:color="000000" w:space="0"/>
+        </w:tblBorders>
+      </w:tblPr>
+      <w:tblGrid>
+        <w:gridCol w:w="3100"/>
+        <w:gridCol w:w="4900"/>
+      </w:tblGrid>
+      <w:tr>
+        <w:trPr>
+          <w:cantSplit/>
+          <w:tblHeader/>
+        </w:trPr>
+        <w:tc>
+          <w:tcPr>
+            <w:tcW w:type="dxa" w:w="3100"/>
+          </w:tcPr>
+          <w:p>
+            <w:pPr>
+              <w:keepNext/>
+              <w:spacing w:after="20" w:before="20" w:line="280" w:lineRule="exact"/>
+              <w:jc w:val="center"/>
+            </w:pPr>
+            <w:r>
+              <w:rPr>
+                <w:rFonts w:ascii="맑은 고딕" w:hAnsi="맑은 고딕" w:eastAsia="맑은 고딕"/>
+                <w:b/>
+                <w:color w:val="000000"/>
+                <w:sz w:val="20"/>
+              </w:rPr>
+              <w:t>설명자료가 남긴 숙제</w:t>
+            </w:r>
+          </w:p>
+        </w:tc>
+        <w:tc>
+          <w:tcPr>
+            <w:tcW w:type="dxa" w:w="4900"/>
+          </w:tcPr>
+          <w:p>
+            <w:pPr>
+              <w:keepNext/>
+              <w:spacing w:after="20" w:before="20" w:line="280" w:lineRule="exact"/>
+              <w:jc w:val="center"/>
+            </w:pPr>
+            <w:r>
+              <w:rPr>
+                <w:rFonts w:ascii="맑은 고딕" w:hAnsi="맑은 고딕" w:eastAsia="맑은 고딕"/>
+                <w:b/>
+                <w:color w:val="000000"/>
+                <w:sz w:val="20"/>
+              </w:rPr>
+              <w:t>성장의 언어로 다시 쓰면</w:t>
+            </w:r>
+          </w:p>
+        </w:tc>
+      </w:tr>
+      <w:tr>
+        <w:trPr>
+          <w:cantSplit/>
+        </w:trPr>
+        <w:tc>
+          <w:tcPr>
+            <w:tcW w:type="dxa" w:w="3100"/>
+          </w:tcPr>
+          <w:p>
+            <w:pPr>
+              <w:keepNext/>
+              <w:spacing w:after="20" w:before="20" w:line="280" w:lineRule="exact"/>
+            </w:pPr>
+            <w:r>
+              <w:rPr>
+                <w:rFonts w:ascii="맑은 고딕" w:hAnsi="맑은 고딕" w:eastAsia="맑은 고딕"/>
+                <w:b w:val="0"/>
+                <w:color w:val="000000"/>
+                <w:sz w:val="20"/>
+              </w:rPr>
+              <w:t>같은 대화를 다시 채점했을 때의 재현성</w:t>
+            </w:r>
+          </w:p>
+        </w:tc>
+        <w:tc>
+          <w:tcPr>
+            <w:tcW w:type="dxa" w:w="4900"/>
+          </w:tcPr>
+          <w:p>
+            <w:pPr>
+              <w:keepNext/>
+              <w:spacing w:after="20" w:before="20" w:line="280" w:lineRule="exact"/>
+            </w:pPr>
+            <w:r>
+              <w:rPr>
+                <w:rFonts w:ascii="맑은 고딕" w:hAnsi="맑은 고딕" w:eastAsia="맑은 고딕"/>
+                <w:b w:val="0"/>
+                <w:color w:val="000000"/>
+                <w:sz w:val="20"/>
+              </w:rPr>
+              <w:t>선별 정확도의 상한. 도구가 흔들리는 만큼</w:t>
+            </w:r>
+          </w:p>
+          <w:p>
+            <w:pPr>
+              <w:keepNext/>
+              <w:spacing w:after="20" w:before="20" w:line="280" w:lineRule="exact"/>
+            </w:pPr>
+            <w:r>
+              <w:rPr>
+                <w:rFonts w:ascii="맑은 고딕" w:hAnsi="맑은 고딕" w:eastAsia="맑은 고딕"/>
+                <w:b w:val="0"/>
+                <w:color w:val="000000"/>
+                <w:sz w:val="20"/>
+              </w:rPr>
+              <w:t>사회가 좋은 제안을 알아볼 확률이 깎인다</w:t>
+            </w:r>
+          </w:p>
+        </w:tc>
+      </w:tr>
+      <w:tr>
+        <w:trPr>
+          <w:cantSplit/>
+        </w:trPr>
+        <w:tc>
+          <w:tcPr>
+            <w:tcW w:type="dxa" w:w="3100"/>
+          </w:tcPr>
+          <w:p>
+            <w:pPr>
+              <w:keepNext/>
+              <w:spacing w:after="20" w:before="20" w:line="280" w:lineRule="exact"/>
+            </w:pPr>
+            <w:r>
+              <w:rPr>
+                <w:rFonts w:ascii="맑은 고딕" w:hAnsi="맑은 고딕" w:eastAsia="맑은 고딕"/>
+                <w:b w:val="0"/>
+                <w:color w:val="000000"/>
+                <w:sz w:val="20"/>
+              </w:rPr>
+              <w:t>중간대에서의 판별력</w:t>
+            </w:r>
+          </w:p>
+        </w:tc>
+        <w:tc>
+          <w:tcPr>
+            <w:tcW w:type="dxa" w:w="4900"/>
+          </w:tcPr>
+          <w:p>
+            <w:pPr>
+              <w:keepNext/>
+              <w:spacing w:after="20" w:before="20" w:line="280" w:lineRule="exact"/>
+            </w:pPr>
+            <w:r>
+              <w:rPr>
+                <w:rFonts w:ascii="맑은 고딕" w:hAnsi="맑은 고딕" w:eastAsia="맑은 고딕"/>
+                <w:b w:val="0"/>
+                <w:color w:val="000000"/>
+                <w:sz w:val="20"/>
+              </w:rPr>
+              <w:t>선별의 값어치가 전부 여기 있다.</w:t>
+            </w:r>
+          </w:p>
+          <w:p>
+            <w:pPr>
+              <w:keepNext/>
+              <w:spacing w:after="20" w:before="20" w:line="280" w:lineRule="exact"/>
+            </w:pPr>
+            <w:r>
+              <w:rPr>
+                <w:rFonts w:ascii="맑은 고딕" w:hAnsi="맑은 고딕" w:eastAsia="맑은 고딕"/>
+                <w:b w:val="0"/>
+                <w:color w:val="000000"/>
+                <w:sz w:val="20"/>
+              </w:rPr>
+              <w:t>극단은 장치가 없어도 갈린다</w:t>
+            </w:r>
+          </w:p>
+        </w:tc>
+      </w:tr>
+      <w:tr>
+        <w:trPr>
+          <w:cantSplit/>
+        </w:trPr>
+        <w:tc>
+          <w:tcPr>
+            <w:tcW w:type="dxa" w:w="3100"/>
+          </w:tcPr>
+          <w:p>
+            <w:pPr>
+              <w:keepNext/>
+              <w:spacing w:after="20" w:before="20" w:line="280" w:lineRule="exact"/>
+            </w:pPr>
+            <w:r>
+              <w:rPr>
+                <w:rFonts w:ascii="맑은 고딕" w:hAnsi="맑은 고딕" w:eastAsia="맑은 고딕"/>
+                <w:b w:val="0"/>
+                <w:color w:val="000000"/>
+                <w:sz w:val="20"/>
+              </w:rPr>
+              <w:t>표현력·도구 격차</w:t>
+            </w:r>
+          </w:p>
+        </w:tc>
+        <w:tc>
+          <w:tcPr>
+            <w:tcW w:type="dxa" w:w="4900"/>
+          </w:tcPr>
+          <w:p>
+            <w:pPr>
+              <w:keepNext/>
+              <w:spacing w:after="20" w:before="20" w:line="280" w:lineRule="exact"/>
+            </w:pPr>
+            <w:r>
+              <w:rPr>
+                <w:rFonts w:ascii="맑은 고딕" w:hAnsi="맑은 고딕" w:eastAsia="맑은 고딕"/>
+                <w:b w:val="0"/>
+                <w:color w:val="000000"/>
+                <w:sz w:val="20"/>
+              </w:rPr>
+              <w:t>배분의 왜곡. 좋은 아이디어가 아니라</w:t>
+            </w:r>
+          </w:p>
+          <w:p>
+            <w:pPr>
+              <w:keepNext/>
+              <w:spacing w:after="20" w:before="20" w:line="280" w:lineRule="exact"/>
+            </w:pPr>
+            <w:r>
+              <w:rPr>
+                <w:rFonts w:ascii="맑은 고딕" w:hAnsi="맑은 고딕" w:eastAsia="맑은 고딕"/>
+                <w:b w:val="0"/>
+                <w:color w:val="000000"/>
+                <w:sz w:val="20"/>
+              </w:rPr>
+              <w:t>잘 쓰인 아이디어에 자원이 간다</w:t>
+            </w:r>
+          </w:p>
+        </w:tc>
+      </w:tr>
+      <w:tr>
+        <w:trPr>
+          <w:cantSplit/>
+        </w:trPr>
+        <w:tc>
+          <w:tcPr>
+            <w:tcW w:type="dxa" w:w="3100"/>
+          </w:tcPr>
+          <w:p>
+            <w:pPr>
+              <w:keepNext w:val="0"/>
+              <w:spacing w:after="20" w:before="20" w:line="280" w:lineRule="exact"/>
+            </w:pPr>
+            <w:r>
+              <w:rPr>
+                <w:rFonts w:ascii="맑은 고딕" w:hAnsi="맑은 고딕" w:eastAsia="맑은 고딕"/>
+                <w:b w:val="0"/>
+                <w:color w:val="000000"/>
+                <w:sz w:val="20"/>
+              </w:rPr>
+              <w:t>판정 이력의 축적</w:t>
+            </w:r>
+          </w:p>
+        </w:tc>
+        <w:tc>
+          <w:tcPr>
+            <w:tcW w:type="dxa" w:w="4900"/>
+          </w:tcPr>
+          <w:p>
+            <w:pPr>
+              <w:keepNext w:val="0"/>
+              <w:spacing w:after="20" w:before="20" w:line="280" w:lineRule="exact"/>
+            </w:pPr>
+            <w:r>
+              <w:rPr>
+                <w:rFonts w:ascii="맑은 고딕" w:hAnsi="맑은 고딕" w:eastAsia="맑은 고딕"/>
+                <w:b w:val="0"/>
+                <w:color w:val="000000"/>
+                <w:sz w:val="20"/>
+              </w:rPr>
+              <w:t>선별 비용의 체감. 축적된 판정이</w:t>
+            </w:r>
+          </w:p>
+          <w:p>
+            <w:pPr>
+              <w:keepNext w:val="0"/>
+              <w:spacing w:after="20" w:before="20" w:line="280" w:lineRule="exact"/>
+            </w:pPr>
+            <w:r>
+              <w:rPr>
+                <w:rFonts w:ascii="맑은 고딕" w:hAnsi="맑은 고딕" w:eastAsia="맑은 고딕"/>
+                <w:b w:val="0"/>
+                <w:color w:val="000000"/>
+                <w:sz w:val="20"/>
+              </w:rPr>
+              <w:t>다음 판정의 투입이 된다</w:t>
+            </w:r>
+          </w:p>
+        </w:tc>
+      </w:tr>
+    </w:tbl>
+    <w:p>
+      <w:pPr>
+        <w:keepLines/>
+        <w:spacing w:after="200" w:before="0" w:line="380" w:lineRule="exact"/>
+      </w:pPr>
+    </w:p>
+    <w:p>
+      <w:pPr>
+        <w:keepLines/>
+        <w:spacing w:after="180" w:before="0" w:line="380" w:lineRule="exact"/>
+        <w:ind w:firstLine="283"/>
+      </w:pPr>
+      <w:r>
+        <w:rPr>
+          <w:rFonts w:ascii="맑은 고딕" w:hAnsi="맑은 고딕" w:eastAsia="맑은 고딕"/>
+          <w:b w:val="0"/>
+          <w:color w:val="000000"/>
+          <w:sz w:val="22"/>
+        </w:rPr>
+        <w:t>표에 넣지 못한 것이 하나 있는데, 선별 오차의 비대칭이다. 나쁜 제안을 통과시킨 오류는 예산이 새고 감사에 걸린다. 반면 좋은 제안을 버린 오류는 아무 흔적을 남기지 않는다. 버려진 제안이 얼마나 좋았을지는 영원히 알 수 없기 때문이다. 이 비대칭 때문에 선별은 구조적으로 보수 쪽으로 기울고, 성장의 관점에서 진짜 비싼 오류는 보이지 않는 쪽이다. 설명자료가 판정을 '검토 후보 목록'으로 한정한 것은 이 비대칭을 실무적으로 다루는 방식이라고 읽었다. 최종 결론을 내리지 않으면 좋은 제안을 조용히 버리는 일이 줄어든다.</w:t>
       </w:r>
     </w:p>
     <w:p>
@@ -531,25 +1005,7 @@
           <w:color w:val="000000"/>
           <w:sz w:val="22"/>
         </w:rPr>
-        <w:t xml:space="preserve">평가 도구가 같은 입력에 다른 판정을 내는 문제는 방법론의 흠집이 아니라 </w:t>
-      </w:r>
-      <w:r>
-        <w:rPr>
-          <w:rFonts w:ascii="맑은 고딕" w:hAnsi="맑은 고딕" w:eastAsia="맑은 고딕"/>
-          <w:b/>
-          <w:color w:val="000000"/>
-          <w:sz w:val="22"/>
-        </w:rPr>
-        <w:t>선별 정확도의 상한</w:t>
-      </w:r>
-      <w:r>
-        <w:rPr>
-          <w:rFonts w:ascii="맑은 고딕" w:hAnsi="맑은 고딕" w:eastAsia="맑은 고딕"/>
-          <w:b w:val="0"/>
-          <w:color w:val="000000"/>
-          <w:sz w:val="22"/>
-        </w:rPr>
-        <w:t>이 된다. 도구가 흔들리는 만큼 사회가 좋은 제안을 알아볼 확률이 깎인다. 그리고 이 오차는 양방향으로 대칭이 아니다. 나쁜 제안을 통과시키면 예산이 새고 감사에 걸리므로 행정은 그 오류를 두려워한다. 반면 좋은 제안을 버린 오류는 아무 흔적을 남기지 않는다. 버려진 제안이 얼마나 좋았을지는 영원히 알 수 없기 때문이다. 이 비대칭 때문에 선별은 구조적으로 보수 쪽으로 기운다. 성장의 관점에서 진짜 비싼 오류는 보이지 않는 쪽이다.</w:t>
+        <w:t>정책 쪽으로 한 걸음 나가면 이렇게 된다. 우리는 아이디어의 생산에는 오래 투자해 왔다. 연구개발 보조금, 인력 양성, 창업 지원이 모두 생산 측 투자다. 선별 용량에 대한 투자는 거의 논의된 적이 없다. 국민제안 제도가 그 예로, 접수는 온라인으로 대량으로 이루어지는데 검증은 소수 담당자의 수작업에 기대고 있다. 이 상태에서 투입만 늘리면 병목이 더 조여질 뿐이다. 물이 더 들어온다고 좁은 관이 넓어지지는 않는다.</w:t>
       </w:r>
     </w:p>
     <w:p>
@@ -565,25 +1021,7 @@
           <w:color w:val="000000"/>
           <w:sz w:val="22"/>
         </w:rPr>
-        <w:t xml:space="preserve">진술 능력이 평가를 좌우하는 문제도 다시 놓인다. 이것은 공정성의 문제이기 이전에 </w:t>
-      </w:r>
-      <w:r>
-        <w:rPr>
-          <w:rFonts w:ascii="맑은 고딕" w:hAnsi="맑은 고딕" w:eastAsia="맑은 고딕"/>
-          <w:b/>
-          <w:color w:val="000000"/>
-          <w:sz w:val="22"/>
-        </w:rPr>
-        <w:t>배분의 왜곡</w:t>
-      </w:r>
-      <w:r>
-        <w:rPr>
-          <w:rFonts w:ascii="맑은 고딕" w:hAnsi="맑은 고딕" w:eastAsia="맑은 고딕"/>
-          <w:b w:val="0"/>
-          <w:color w:val="000000"/>
-          <w:sz w:val="22"/>
-        </w:rPr>
-        <w:t>이다. 선별 기준이 아이디어의 질이 아니라 진술 자본이 되어 버리면, 사회는 좋은 아이디어가 아니라 잘 쓰인 아이디어에 자원을 준다. 현장을 가장 잘 아는 사람이 대개 글을 가장 잘 쓰는 사람은 아니라는 점을 생각하면, 이 왜곡의 방향은 하필 나쁜 쪽이다.</w:t>
+        <w:t>이 후속 연구가 측정할 값들은 그 관의 굵기와 정확도에 관한 값이다. 그것을 성장의 언어로 계산해 보이는 보고서를 쓰고 싶다. 선별 통과율을 검증 용량과 선별 정확도의 함수로 두고, 재현성 측정치가 정확도 자리에 들어가는 형태를 생각하고 있다.</w:t>
       </w:r>
     </w:p>
     <w:p>
@@ -599,73 +1037,7 @@
           <w:color w:val="000000"/>
           <w:sz w:val="22"/>
         </w:rPr>
-        <w:t>여기서 생성형 AI 에 대한 대응이 도덕 문제에서 효율 문제로 옮겨 간다. 금지하면 도구에 닿을 수 있는 소수에게만 이점이 남아 왜곡이 오히려 커진다. 모두에게 같은 도구를 주면 진술 자본의 차이가 상쇄되어 왜곡이 줄어든다. 물론 이 논증은 격차가 실제로 존재한다는 것이 확인된 뒤에야 쓸 수 있다. 확인되지 않으면 쓰지 않겠다.</w:t>
-      </w:r>
-    </w:p>
-    <w:p>
-      <w:pPr>
-        <w:keepLines/>
-        <w:spacing w:after="180" w:before="0" w:line="380" w:lineRule="exact"/>
-        <w:ind w:firstLine="283"/>
-      </w:pPr>
-      <w:r>
-        <w:rPr>
-          <w:rFonts w:ascii="맑은 고딕" w:hAnsi="맑은 고딕" w:eastAsia="맑은 고딕"/>
-          <w:b w:val="0"/>
-          <w:color w:val="000000"/>
-          <w:sz w:val="22"/>
-        </w:rPr>
-        <w:t>정책 쪽으로 한 걸음 더 나가면 이런 말이 된다. 우리는 아이디어의 생산에는 오래 투자해 왔다. 연구개발 보조금, 인력 양성, 창업 지원이 모두 생산 측 투자다. 그런데 선별 용량에 대한 투자는 거의 논의된 적이 없다. 국민제안 제도가 그 예다. 접수는 온라인으로 대량으로 이루어지는데 검증은 소수 담당자의 수작업에 기대고 있다. 이 상태에서 투입만 늘리면 병목이 더 조여질 뿐이다. 물이 더 들어온다고 좁은 관이 넓어지지는 않는다.</w:t>
-      </w:r>
-    </w:p>
-    <w:p>
-      <w:pPr>
-        <w:keepLines/>
-        <w:spacing w:after="180" w:before="0" w:line="380" w:lineRule="exact"/>
-        <w:ind w:firstLine="283"/>
-      </w:pPr>
-      <w:r>
-        <w:rPr>
-          <w:rFonts w:ascii="맑은 고딕" w:hAnsi="맑은 고딕" w:eastAsia="맑은 고딕"/>
-          <w:b w:val="0"/>
-          <w:color w:val="000000"/>
-          <w:sz w:val="22"/>
-        </w:rPr>
-        <w:t xml:space="preserve">이 연구가 만들려는 평가 절차는 </w:t>
-      </w:r>
-      <w:r>
-        <w:rPr>
-          <w:rFonts w:ascii="맑은 고딕" w:hAnsi="맑은 고딕" w:eastAsia="맑은 고딕"/>
-          <w:b/>
-          <w:color w:val="000000"/>
-          <w:sz w:val="22"/>
-        </w:rPr>
-        <w:t>선별 용량에 대한 기술적 투자</w:t>
-      </w:r>
-      <w:r>
-        <w:rPr>
-          <w:rFonts w:ascii="맑은 고딕" w:hAnsi="맑은 고딕" w:eastAsia="맑은 고딕"/>
-          <w:b w:val="0"/>
-          <w:color w:val="000000"/>
-          <w:sz w:val="22"/>
-        </w:rPr>
-        <w:t>의 한 형태다. 그 효과를 성장의 언어로 계산해 보이는 보고서를 쓰고 싶다. 선별 통과율을 검증 용량과 선별 정확도의 함수로 두고, 이 연구가 측정할 재현성 수치가 그 정확도 자리에 들어가는 형태를 생각하고 있다.</w:t>
-      </w:r>
-    </w:p>
-    <w:p>
-      <w:pPr>
-        <w:keepLines/>
-        <w:spacing w:after="180" w:before="0" w:line="380" w:lineRule="exact"/>
-        <w:ind w:firstLine="283"/>
-      </w:pPr>
-      <w:r>
-        <w:rPr>
-          <w:rFonts w:ascii="맑은 고딕" w:hAnsi="맑은 고딕" w:eastAsia="맑은 고딕"/>
-          <w:b w:val="0"/>
-          <w:color w:val="000000"/>
-          <w:sz w:val="22"/>
-        </w:rPr>
-        <w:t xml:space="preserve">다만 현 단계에서 이것은 </w:t>
+        <w:t xml:space="preserve">현 단계에서 이것은 </w:t>
       </w:r>
       <w:r>
         <w:rPr>
@@ -683,7 +1055,7 @@
           <w:color w:val="000000"/>
           <w:sz w:val="22"/>
         </w:rPr>
-        <w:t>이다. 심사 비용이나 선별을 이미 다룬 성장 모형이 있을 수 있으므로 문헌을 먼저 훑어 신규성의 수위를 정해야 한다. 형식화를 어디까지 할지도 그다음 문제다. 실증 결과가 이 관점과 어긋나게 나오면 관점 쪽을 고쳐 쓰겠다. 순서를 거꾸로 하지는 않겠다.</w:t>
+        <w:t>이다. 심사 비용이나 선별을 이미 다룬 성장 모형이 있을 수 있으므로 문헌을 먼저 훑어 신규성의 수위를 정해야 한다. 형식화를 어디까지 할지도 그다음 문제다. 측정 결과가 이 관점과 어긋나게 나오면 관점 쪽을 고쳐 쓰겠다. 순서를 거꾸로 하지는 않겠다.</w:t>
       </w:r>
     </w:p>
     <w:p>
@@ -699,7 +1071,7 @@
           <w:color w:val="000000"/>
           <w:sz w:val="24"/>
         </w:rPr>
-        <w:t>4. 내가 보탤 수 있는 자리</w:t>
+        <w:t>7. 평가 절차를 설계할 때 지키려는 것</w:t>
       </w:r>
     </w:p>
     <w:p>
@@ -715,7 +1087,7 @@
           <w:color w:val="000000"/>
           <w:sz w:val="22"/>
         </w:rPr>
-        <w:t>이런 연구에서 가장 자주 생기는 손실은 설계와 구현이 어긋나는 데서 온다. 회의에서 합의한 채점 기준 한 문장을 코드로 옮기려 하면 그제야 그 문장이 모호했다는 사실이 드러난다. '제안자가 반론에 대응했는가' 같은 항목은 회의에서는 아무 이견 없이 통과되지만, 막상 판정하려 들면 무엇을 대응으로 칠 것인지가 정해져 있지 않다. 이 발견이 설계 쪽으로 곧바로 되먹여지지 않으면 어긋남은 그대로 남아 결과에 실린다. 설계 논의에 참여하면서 그 자리에서 나온 규칙을 돌아가는 형태로 만들어 보고, 구현이 부딪히는 제약을 설계의 언어로 되돌리는 일을 맡을 수 있다.</w:t>
+        <w:t>설명자료가 이미 몇 가지 원칙 위에 서 있다. 후속 작업에서도 그 원칙을 지키는 편이 낫다고 보아 여기 적어 둔다. 새로 제안하는 것이 아니라 무너뜨리지 말자는 쪽에 가깝다.</w:t>
       </w:r>
     </w:p>
     <w:p>
@@ -731,7 +1103,7 @@
           <w:color w:val="000000"/>
           <w:sz w:val="22"/>
         </w:rPr>
-        <w:t>경제학의 틀과 기술적 구현을 같은 책상에서 다룰 수 있다는 점도 보탤 만하다. 이 연구의 결과는 평가 정확도라는 공학적 지표로도 읽히고 자원 배분이라는 경제학적 지표로도 읽힌다. 두 언어를 따로 쓰면 보고서가 두 편으로 갈리고 서로 참조하지 못한다. 실증을 설계하는 단계에서부터 이 수치가 성장 모형의 어느 자리에 들어갈 것인지를 생각해 두면, 나중에 해석을 억지로 붙이지 않아도 된다. 반대 방향도 마찬가지다. 모형이 요구하는 값이 무엇인지 알면 실험에서 무엇을 재야 하는지가 달라진다.</w:t>
+        <w:t>평가는 자기가 무엇을 모르는지 알아야 한다. 선례를 찾아봤으나 없는 것과 자료원에 닿지 못해 찾아보지 못한 것은 전혀 다른 상태다. 앞의 것은 근거이고 뒤의 것은 공백이다. 이 둘이 결과란에 똑같이 '0건'으로 적히는 순간 평가는 근거 없이 자신감을 얻는다. 설명자료가 조회 상태를 셋으로 나눈 것은 이 때문이고, 후속 작업에서 코퍼스를 넓힐 때에도 이 구분이 흐려지지 않아야 한다. 커버리지가 좋아졌다고 해서 공백을 근거로 바꿔 읽으면 안 된다.</w:t>
       </w:r>
     </w:p>
     <w:p>
@@ -747,7 +1119,7 @@
           <w:color w:val="000000"/>
           <w:sz w:val="22"/>
         </w:rPr>
-        <w:t>도구가 연구보다 오래 남게 하는 일도 맡고 싶다. 연구용으로 급히 만든 프로그램은 대개 연구가 끝나면 아무도 돌리지 못하는 상태가 된다. 설치 절차가 사람 머릿속에만 있거나, 만든 사람이 떠나면 고칠 수 없게 되기 때문이다. 이렇게 되면 후속 연구는 매번 바닥부터 다시 만든다. 처음부터 남길 것을 염두에 두고 만드는 편이고, 연구가 끝난 뒤에도 기관이 계속 쓸 수 있는 형태로 정리해 두는 것을 참여의 조건 가운데 하나로 생각하고 있다.</w:t>
+        <w:t>점수를 하나로 합치는 데도 신중해야 한다. 새롭지만 근거가 얇은 제안과 낡았지만 탄탄한 제안은 총점으로는 중간쯤에서 만나지만 필요한 처방은 정반대다. 앞의 것에는 근거를 보강해 다시 오라고 해야 하고, 뒤의 것에는 새 사업이 아니라 기존 사업의 개선으로 자리를 바꾸라고 해야 한다. 한 숫자로 뭉개면 행정이 내릴 수 있는 처분은 '점수 미달, 탈락' 하나뿐이고, 고쳐서 살릴 수 있었던 제안이 매년 그대로 버려진다.</w:t>
       </w:r>
     </w:p>
     <w:p>
@@ -763,7 +1135,7 @@
           <w:color w:val="000000"/>
           <w:sz w:val="22"/>
         </w:rPr>
-        <w:t>무엇이 안 되는지를 먼저 말하는 쪽이기도 하다. 이런 종류의 시스템은 시연할 때 잘 돌아가는 사례만 보여 주기 쉽고, 그러면 한계가 드러나는 시점이 도입 이후로 미뤄진다. 어디서 틀릴 것인지, 어떤 제안 유형에는 쓰지 말아야 하는지를 설계 단계에서 먼저 꺼내 놓는 편이 연구에 도움이 된다. 자랑할 것보다 못 하는 것을 정확히 아는 쪽이 도구를 만드는 사람의 자산이다.</w:t>
+        <w:t>판정은 설명될 수 있어야 한다. 떨어진 사람이 이유를 물었을 때 '종합점수 미달'이라고 답하는 평가는 승복도 반박도 얻지 못한다. 어느 대목에서 무엇이 부족했는지, 그 판단이 대화의 어느 문장에 근거하는지가 함께 가야 한다. 설명 가능성은 친절이 아니라 평가를 고쳐 나가는 경로다. 평가가 틀렸을 때 그것이 드러나는 유일한 통로이기도 하다.</w:t>
       </w:r>
     </w:p>
     <w:p>
@@ -779,7 +1151,7 @@
           <w:color w:val="000000"/>
           <w:sz w:val="22"/>
         </w:rPr>
-        <w:t>그리고 보고서를 쓸 수 있다. 실증 결과를 성장이론의 틀에서 해석하는 글과 그 함의를 제도 설계로 옮기는 글을 함께 맡을 수 있다.</w:t>
+        <w:t>그리고 도구를 만드는 사람은 그 도구가 틀릴 수 있다는 전제 위에 서야 한다. 두 제안의 점수 차이가 2점인데 도구 자체의 흔들림이 3점이라면 그 2점은 아무것도 아니다. 재현성 확인을 앞에 두어야 하는 이유가 이것이고, 결과가 나쁘게 나온다면 격차를 재는 일보다 도구를 고치는 일이 앞선다.</w:t>
       </w:r>
     </w:p>
     <w:p>
@@ -795,7 +1167,103 @@
           <w:color w:val="000000"/>
           <w:sz w:val="24"/>
         </w:rPr>
-        <w:t>5. 참여의 방식, 그리고 밝혀 둘 것</w:t>
+        <w:t>8. 내가 보탤 수 있는 자리</w:t>
+      </w:r>
+    </w:p>
+    <w:p>
+      <w:pPr>
+        <w:keepLines/>
+        <w:spacing w:after="180" w:before="0" w:line="380" w:lineRule="exact"/>
+        <w:ind w:firstLine="283"/>
+      </w:pPr>
+      <w:r>
+        <w:rPr>
+          <w:rFonts w:ascii="맑은 고딕" w:hAnsi="맑은 고딕" w:eastAsia="맑은 고딕"/>
+          <w:b w:val="0"/>
+          <w:color w:val="000000"/>
+          <w:sz w:val="22"/>
+        </w:rPr>
+        <w:t>이런 연구에서 가장 자주 생기는 손실은 설계와 구현이 어긋나는 데서 온다. 회의에서 합의한 채점 기준 한 문장을 코드로 옮기려 하면 그제야 그 문장이 모호했다는 사실이 드러난다. '제안자가 반론에 대응했는가' 같은 항목은 회의에서는 이견 없이 통과하지만 막상 판정하려 들면 무엇을 대응으로 칠 것인지가 정해져 있지 않다. 이 발견이 설계 쪽으로 곧바로 되먹여지지 않으면 어긋남은 그대로 남아 결과에 실린다. 설계 논의에 참여하면서 그 자리에서 나온 규칙을 돌아가는 형태로 만들어 보고, 구현이 부딪히는 제약을 설계의 언어로 되돌리는 일을 맡을 수 있다.</w:t>
+      </w:r>
+    </w:p>
+    <w:p>
+      <w:pPr>
+        <w:keepLines/>
+        <w:spacing w:after="180" w:before="0" w:line="380" w:lineRule="exact"/>
+        <w:ind w:firstLine="283"/>
+      </w:pPr>
+      <w:r>
+        <w:rPr>
+          <w:rFonts w:ascii="맑은 고딕" w:hAnsi="맑은 고딕" w:eastAsia="맑은 고딕"/>
+          <w:b w:val="0"/>
+          <w:color w:val="000000"/>
+          <w:sz w:val="22"/>
+        </w:rPr>
+        <w:t>4장에서 적은 채점 항목 개편이 마침 그런 일이다. '언급했는가'를 '무엇으로 확인할 수 있는가'로 바꾸는 작업은 문구 수정처럼 보이지만, 실제로는 판정 규칙을 다시 짜고 그 규칙이 기존 자료에서 어떻게 움직이는지를 돌려 봐야 확정된다. 고친 항목으로 과거 대화를 재채점해 점수가 어떻게 달라지는지 보는 일까지 묶어서 해야 하는 종류의 작업이다.</w:t>
+      </w:r>
+    </w:p>
+    <w:p>
+      <w:pPr>
+        <w:keepLines/>
+        <w:spacing w:after="180" w:before="0" w:line="380" w:lineRule="exact"/>
+        <w:ind w:firstLine="283"/>
+      </w:pPr>
+      <w:r>
+        <w:rPr>
+          <w:rFonts w:ascii="맑은 고딕" w:hAnsi="맑은 고딕" w:eastAsia="맑은 고딕"/>
+          <w:b w:val="0"/>
+          <w:color w:val="000000"/>
+          <w:sz w:val="22"/>
+        </w:rPr>
+        <w:t>경제학의 틀과 기술적 구현을 같은 책상에서 다룰 수 있다는 점도 보탤 만하다. 이 연구의 결과는 평가 정확도라는 공학적 지표로도 읽히고 자원 배분이라는 경제학적 지표로도 읽힌다. 두 언어를 따로 쓰면 보고서가 두 편으로 갈리고 서로 참조하지 못한다. 실증을 설계하는 단계에서부터 이 수치가 성장 모형의 어느 자리에 들어갈 것인지를 생각해 두면 나중에 해석을 억지로 붙이지 않아도 된다. 반대 방향도 마찬가지여서, 모형이 요구하는 값을 알면 실험에서 무엇을 재야 하는지가 달라진다.</w:t>
+      </w:r>
+    </w:p>
+    <w:p>
+      <w:pPr>
+        <w:keepLines/>
+        <w:spacing w:after="180" w:before="0" w:line="380" w:lineRule="exact"/>
+        <w:ind w:firstLine="283"/>
+      </w:pPr>
+      <w:r>
+        <w:rPr>
+          <w:rFonts w:ascii="맑은 고딕" w:hAnsi="맑은 고딕" w:eastAsia="맑은 고딕"/>
+          <w:b w:val="0"/>
+          <w:color w:val="000000"/>
+          <w:sz w:val="22"/>
+        </w:rPr>
+        <w:t>도구가 연구보다 오래 남게 하는 일도 맡고 싶다. 연구용으로 급히 만든 프로그램은 대개 연구가 끝나면 아무도 돌리지 못하는 상태가 된다. 설치 절차가 사람 머릿속에만 있거나, 만든 사람이 떠나면 고칠 수 없게 되기 때문이다. 그러면 후속 연구는 매번 바닥부터 다시 만든다. 5장에서 적은 판정 이력의 축적도 이것과 같은 이야기다. 남기지 않으면 매번 처음이 된다.</w:t>
+      </w:r>
+    </w:p>
+    <w:p>
+      <w:pPr>
+        <w:keepLines/>
+        <w:spacing w:after="180" w:before="0" w:line="380" w:lineRule="exact"/>
+        <w:ind w:firstLine="283"/>
+      </w:pPr>
+      <w:r>
+        <w:rPr>
+          <w:rFonts w:ascii="맑은 고딕" w:hAnsi="맑은 고딕" w:eastAsia="맑은 고딕"/>
+          <w:b w:val="0"/>
+          <w:color w:val="000000"/>
+          <w:sz w:val="22"/>
+        </w:rPr>
+        <w:t>무엇이 안 되는지를 먼저 말하는 쪽이기도 하다. 이런 종류의 시스템은 시연할 때 잘 돌아가는 사례만 보여 주기 쉽고, 그러면 한계가 드러나는 시점이 도입 이후로 미뤄진다. 설명자료가 5.4절과 6.4절을 그렇게 쓴 것이 옳았다고 보며, 후속 작업에서도 그 태도를 유지하는 쪽에 서겠다. 그리고 보고서를 쓸 수 있다. 측정 결과를 성장이론의 틀에서 해석하는 글과 그 함의를 제도 설계로 옮기는 글을 함께 맡을 수 있다.</w:t>
+      </w:r>
+    </w:p>
+    <w:p>
+      <w:pPr>
+        <w:keepNext/>
+        <w:keepLines/>
+        <w:spacing w:after="200" w:before="440" w:line="380" w:lineRule="exact"/>
+      </w:pPr>
+      <w:r>
+        <w:rPr>
+          <w:rFonts w:ascii="맑은 고딕" w:hAnsi="맑은 고딕" w:eastAsia="맑은 고딕"/>
+          <w:b/>
+          <w:color w:val="000000"/>
+          <w:sz w:val="24"/>
+        </w:rPr>
+        <w:t>9. 참여의 방식, 그리고 밝혀 둘 것</w:t>
       </w:r>
     </w:p>
     <w:p>
@@ -827,7 +1295,7 @@
           <w:color w:val="000000"/>
           <w:sz w:val="22"/>
         </w:rPr>
-        <w:t>자문과 구현은 연구가 진행되는 동안 수시로 필요한 일이지만, 보고서는 실증 결과가 나온 뒤에 착수하는 것이 순서에 맞다. 결과를 보기 전에 해석의 틀을 굳혀 두면 자료가 그 틀에 맞춰 읽히기 쉽기 때문이다.</w:t>
+        <w:t>작업의 순서에는 의견이 있다. 전문가 심사를 통한 준거 확보가 먼저이고, 재현성 측정이 그다음이며, 중간대 판별력은 그 둘이 정리된 뒤에야 제대로 물을 수 있다. 채점 항목 개편은 재현성 측정과 묶어 두는 편이 낫다. 같은 자료를 두 채점표로 돌려 비교할 수 있기 때문이다. 성장이론 보고서는 측정 결과가 나온 뒤에 착수한다. 결과를 보기 전에 해석의 틀을 굳혀 두면 자료가 그 틀에 맞춰 읽히기 쉽다.</w:t>
       </w:r>
     </w:p>
     <w:p>
@@ -861,7 +1329,7 @@
           <w:color w:val="000000"/>
           <w:sz w:val="22"/>
         </w:rPr>
-        <w:t>이다. 앞의 것은 내가 할 수 있고 뒤의 것은 연구진이 정할 일이다.</w:t>
+        <w:t>이다. 특히 2장의 전문가 심사 대조는 설계자가 해석에서 빠지는 편이 결과의 신뢰를 높인다.</w:t>
       </w:r>
     </w:p>
     <w:p>
@@ -877,7 +1345,7 @@
           <w:color w:val="000000"/>
           <w:sz w:val="22"/>
         </w:rPr>
-        <w:t>이 종류의 시스템에 남아 있는 구조적 순환도 미리 적어 둔다. 질문을 만들고 답을 채점하고 선례를 판정하는 일에 같은 계열의 모델이 쓰이면, 모델이 잘 만드는 답을 모델이 높게 치는 구조가 될 수 있다. 사람의 심사를 준거로 함께 두는 것이 완화책이 되겠지만 완전한 해소는 아니다. 이 한계는 결과를 보고할 때 숨기지 말고 그대로 밝혀야 한다.</w:t>
+        <w:t>구조적 순환이 완전히는 풀리지 않는다는 점도 적어 둔다. 사람 심사를 준거로 두면 고리가 끊기지만, 문답을 생성하는 일과 채점하는 일에는 여전히 같은 계열의 모델이 쓰인다. 완화되는 것이지 해소되는 것이 아니다.</w:t>
       </w:r>
     </w:p>
     <w:p>
@@ -893,7 +1361,7 @@
           <w:color w:val="000000"/>
           <w:sz w:val="22"/>
         </w:rPr>
-        <w:t>이 연구가 평가 도구를 하나 만드는 데서 끝나지 않기를 바란다. 공공이 국민의 제안을 어떻게 알아보고 무엇을 근거로 고르는가는 결국 그 사회가 어떤 아이디어를 생산할 것인가로 돌아온다. 좋은 제안이 알아보아지는 사회에서는 사람들이 좋은 제안을 준비한다. 그 연결을 실증과 이론 양쪽에서 붙들어 보는 일에 한 사람 몫을 하고 싶다.</w:t>
+        <w:t>설명자료의 마지막 문장은 이 체계의 값어치가 중간대 시험을 통과한 뒤에 정해질 것이라고 적었다. 그 시험을 설계하고 치르는 일에 한 사람 몫을 하고 싶다. 결과가 좋지 않게 나오더라도 그 결과를 그대로 쓰는 것까지가 그 몫이라고 생각하고 있다.</w:t>
       </w:r>
     </w:p>
     <w:sectPr>

--- a/docs/연구참여계획서_KDI.docx
+++ b/docs/연구참여계획서_KDI.docx
@@ -33,7 +33,7 @@
     <w:p>
       <w:pPr>
         <w:keepLines/>
-        <w:spacing w:after="480" w:before="0" w:line="380" w:lineRule="exact"/>
+        <w:spacing w:after="200" w:before="0" w:line="380" w:lineRule="exact"/>
         <w:jc w:val="center"/>
       </w:pPr>
       <w:r>
@@ -44,6 +44,22 @@
           <w:sz w:val="30"/>
         </w:rPr>
         <w:t>연구 참여 계획서</w:t>
+      </w:r>
+    </w:p>
+    <w:p>
+      <w:pPr>
+        <w:keepLines/>
+        <w:spacing w:after="480" w:before="0" w:line="380" w:lineRule="exact"/>
+        <w:jc w:val="center"/>
+      </w:pPr>
+      <w:r>
+        <w:rPr>
+          <w:rFonts w:ascii="맑은 고딕" w:hAnsi="맑은 고딕" w:eastAsia="맑은 고딕"/>
+          <w:b w:val="0"/>
+          <w:color w:val="000000"/>
+          <w:sz w:val="22"/>
+        </w:rPr>
+        <w:t>— 보고서 요약, 맡을 수 있는 일, 그리고 성장이론과의 연결 —</w:t>
       </w:r>
     </w:p>
     <w:p>
@@ -65,7 +81,7 @@
     <w:p>
       <w:pPr>
         <w:keepLines/>
-        <w:spacing w:after="400" w:before="0" w:line="380" w:lineRule="exact"/>
+        <w:spacing w:after="320" w:before="0" w:line="380" w:lineRule="exact"/>
         <w:jc w:val="right"/>
       </w:pPr>
       <w:r>
@@ -76,22 +92,6 @@
           <w:sz w:val="20"/>
         </w:rPr>
         <w:t>joyof15@gmail.com</w:t>
-      </w:r>
-    </w:p>
-    <w:p>
-      <w:pPr>
-        <w:keepNext/>
-        <w:keepLines/>
-        <w:spacing w:after="200" w:before="440" w:line="380" w:lineRule="exact"/>
-      </w:pPr>
-      <w:r>
-        <w:rPr>
-          <w:rFonts w:ascii="맑은 고딕" w:hAnsi="맑은 고딕" w:eastAsia="맑은 고딕"/>
-          <w:b/>
-          <w:color w:val="000000"/>
-          <w:sz w:val="24"/>
-        </w:rPr>
-        <w:t>1. 설명자료가 스스로 남긴 숙제</w:t>
       </w:r>
     </w:p>
     <w:p>
@@ -107,7 +107,1658 @@
           <w:color w:val="000000"/>
           <w:sz w:val="22"/>
         </w:rPr>
-        <w:t>「온 국민 아이디어 등록제」 설명자료는 체계를 소개하면서 동시에 그 체계가 아직 무엇을 입증하지 못했는지를 적어 두었다. 맺음말의 마지막 문단이 이렇게 끝난다.</w:t>
+        <w:t>이 문서는 셋으로 되어 있다. 먼저 「온 국민 아이디어 등록제」 보고서가 무엇을 담고 있는지 요약한다. 요약의 끝은 그 보고서가 스스로 남긴 미검증 항목으로 닫는다. 이어서 그 항목들에 대해 내가 맡을 수 있는 일을 적고, 마지막으로 그 일이 왜 경제성장론의 문제이기도 한지를 밝힌다. 앞의 것이 뒤의 것을 낳는 순서로 썼다.</w:t>
+      </w:r>
+    </w:p>
+    <w:p>
+      <w:pPr>
+        <w:keepNext/>
+        <w:keepLines/>
+        <w:pageBreakBefore/>
+        <w:spacing w:after="80" w:before="0" w:line="380" w:lineRule="exact"/>
+      </w:pPr>
+      <w:r>
+        <w:rPr>
+          <w:rFonts w:ascii="맑은 고딕" w:hAnsi="맑은 고딕" w:eastAsia="맑은 고딕"/>
+          <w:b/>
+          <w:color w:val="000000"/>
+          <w:sz w:val="26"/>
+        </w:rPr>
+        <w:t>1부.  보고서 요약</w:t>
+      </w:r>
+    </w:p>
+    <w:p>
+      <w:pPr>
+        <w:keepNext/>
+        <w:keepLines/>
+        <w:spacing w:after="280" w:before="0" w:line="380" w:lineRule="exact"/>
+      </w:pPr>
+      <w:r>
+        <w:rPr>
+          <w:rFonts w:ascii="맑은 고딕" w:hAnsi="맑은 고딕" w:eastAsia="맑은 고딕"/>
+          <w:b w:val="0"/>
+          <w:color w:val="000000"/>
+          <w:sz w:val="20"/>
+        </w:rPr>
+        <w:t>「온 국민 아이디어 등록제 — 대화와 데이터로 검증하는 정책 아이디어 평가」</w:t>
+      </w:r>
+    </w:p>
+    <w:p>
+      <w:pPr>
+        <w:keepNext/>
+        <w:keepLines/>
+        <w:spacing w:after="180" w:before="380" w:line="380" w:lineRule="exact"/>
+      </w:pPr>
+      <w:r>
+        <w:rPr>
+          <w:rFonts w:ascii="맑은 고딕" w:hAnsi="맑은 고딕" w:eastAsia="맑은 고딕"/>
+          <w:b/>
+          <w:color w:val="000000"/>
+          <w:sz w:val="24"/>
+        </w:rPr>
+        <w:t>1. 무엇을 풀려는 제도인가</w:t>
+      </w:r>
+    </w:p>
+    <w:p>
+      <w:pPr>
+        <w:keepLines/>
+        <w:spacing w:after="180" w:before="0" w:line="380" w:lineRule="exact"/>
+        <w:ind w:firstLine="283"/>
+      </w:pPr>
+      <w:r>
+        <w:rPr>
+          <w:rFonts w:ascii="맑은 고딕" w:hAnsi="맑은 고딕" w:eastAsia="맑은 고딕"/>
+          <w:b w:val="0"/>
+          <w:color w:val="000000"/>
+          <w:sz w:val="22"/>
+        </w:rPr>
+        <w:t>국민제안 제도는 접수 단계에서 이미 충분히 열려 있다. 누구나 언제든 낼 수 있고 실제로 그렇게 들어온다. 보고서가 지목하는 병목은 그다음이다.</w:t>
+      </w:r>
+    </w:p>
+    <w:p>
+      <w:pPr>
+        <w:keepLines/>
+        <w:spacing w:after="180" w:before="0" w:line="380" w:lineRule="exact"/>
+        <w:ind w:firstLine="283"/>
+      </w:pPr>
+      <w:r>
+        <w:rPr>
+          <w:rFonts w:ascii="맑은 고딕" w:hAnsi="맑은 고딕" w:eastAsia="맑은 고딕"/>
+          <w:b w:val="0"/>
+          <w:color w:val="000000"/>
+          <w:sz w:val="22"/>
+        </w:rPr>
+        <w:t>제안 한 건을 받은 담당자는 네 가지 일을 순서대로 해야 한다. 제안의 뜻을 확정하고, 이미 있는 정책인지 확인하고, 찾은 것과 제안을 대조하고, 왜 그렇게 판단했는지를 적어 회신한다. 네 가지 모두 한 사람의 시간과 판단에 달려 있으며, 제안이 백 건이면 백 번 반복된다.</w:t>
+      </w:r>
+    </w:p>
+    <w:p>
+      <w:pPr>
+        <w:keepLines/>
+        <w:spacing w:after="180" w:before="0" w:line="380" w:lineRule="exact"/>
+        <w:ind w:firstLine="283"/>
+      </w:pPr>
+      <w:r>
+        <w:rPr>
+          <w:rFonts w:ascii="맑은 고딕" w:hAnsi="맑은 고딕" w:eastAsia="맑은 고딕"/>
+          <w:b w:val="0"/>
+          <w:color w:val="000000"/>
+          <w:sz w:val="22"/>
+        </w:rPr>
+        <w:t>문제는 이 작업이 재현되지 않는다는 데 있다. 선례를 찾는 일은 검색어에 좌우된다. 같은 제안을 놓고 누구는 '중소기업 AI 지원'으로 찾고 누구는 '산업단지 인력 파견'으로 찾으면 전혀 다른 결과가 나온다. 대조하는 일도 마찬가지여서, 사업명과 예산액만 보고는 그것이 진짜 선례인지 알 수 없다. 그 결과 회신이 '검토 후 회신하겠습니다'로 끝나고, 판정한 내용도 남지 않는다.</w:t>
+      </w:r>
+    </w:p>
+    <w:p>
+      <w:pPr>
+        <w:keepLines/>
+        <w:spacing w:after="180" w:before="0" w:line="380" w:lineRule="exact"/>
+        <w:ind w:firstLine="283"/>
+      </w:pPr>
+      <w:r>
+        <w:rPr>
+          <w:rFonts w:ascii="맑은 고딕" w:hAnsi="맑은 고딕" w:eastAsia="맑은 고딕"/>
+          <w:b w:val="0"/>
+          <w:color w:val="000000"/>
+          <w:sz w:val="22"/>
+        </w:rPr>
+        <w:t xml:space="preserve">보고서는 여기서 필요한 것이 자동 채점기가 </w:t>
+      </w:r>
+      <w:r>
+        <w:rPr>
+          <w:rFonts w:ascii="맑은 고딕" w:hAnsi="맑은 고딕" w:eastAsia="맑은 고딕"/>
+          <w:b/>
+          <w:color w:val="000000"/>
+          <w:sz w:val="22"/>
+        </w:rPr>
+        <w:t>아니라고</w:t>
+      </w:r>
+      <w:r>
+        <w:rPr>
+          <w:rFonts w:ascii="맑은 고딕" w:hAnsi="맑은 고딕" w:eastAsia="맑은 고딕"/>
+          <w:b w:val="0"/>
+          <w:color w:val="000000"/>
+          <w:sz w:val="22"/>
+        </w:rPr>
+        <w:t xml:space="preserve"> 못박는다. 제안문을 넣으면 점수가 나오는 장치는 사람이 하던 일을 더 빠르고 더 부정확하게 하는 도구가 될 뿐이라는 것이다. 대신 셋을 든다. 캐묻는 대화, 데이터 대조, 그리고 판정의 절제 — 찾은 범위까지만 말하고, 찾지 못했다는 사실을 독창성이 확인됐다는 뜻으로 쓰지 않는 것.</w:t>
+      </w:r>
+    </w:p>
+    <w:p>
+      <w:pPr>
+        <w:keepNext/>
+        <w:keepLines/>
+        <w:spacing w:after="180" w:before="380" w:line="380" w:lineRule="exact"/>
+      </w:pPr>
+      <w:r>
+        <w:rPr>
+          <w:rFonts w:ascii="맑은 고딕" w:hAnsi="맑은 고딕" w:eastAsia="맑은 고딕"/>
+          <w:b/>
+          <w:color w:val="000000"/>
+          <w:sz w:val="24"/>
+        </w:rPr>
+        <w:t>2. 설계의 핵심은 순서와 분리다</w:t>
+      </w:r>
+    </w:p>
+    <w:p>
+      <w:pPr>
+        <w:keepLines/>
+        <w:spacing w:after="180" w:before="0" w:line="380" w:lineRule="exact"/>
+        <w:ind w:firstLine="283"/>
+      </w:pPr>
+      <w:r>
+        <w:rPr>
+          <w:rFonts w:ascii="맑은 고딕" w:hAnsi="맑은 고딕" w:eastAsia="맑은 고딕"/>
+          <w:b w:val="0"/>
+          <w:color w:val="000000"/>
+          <w:sz w:val="22"/>
+        </w:rPr>
+        <w:t>가장 중요한 설계 결정은 순서다. 아이디어 문장만 보고 곧바로 검색하지 않는다. 열두 개의 문답으로 설계를 끌어낸 뒤, 그 대화 내용을 근거로 조회한다.</w:t>
+      </w:r>
+    </w:p>
+    <w:p>
+      <w:pPr>
+        <w:keepLines/>
+        <w:spacing w:after="180" w:before="0" w:line="380" w:lineRule="exact"/>
+        <w:ind w:firstLine="283"/>
+      </w:pPr>
+      <w:r>
+        <w:rPr>
+          <w:rFonts w:ascii="맑은 고딕" w:hAnsi="맑은 고딕" w:eastAsia="맑은 고딕"/>
+          <w:b w:val="0"/>
+          <w:color w:val="000000"/>
+          <w:sz w:val="22"/>
+        </w:rPr>
+        <w:t>이유가 분명하다. 원래 제안문에서 뽑을 수 있는 검색어는 '중소기업', 'AI', '산업단지' 정도이고, 이것으로는 수백 건이 걸린 채 무엇이 진짜 선례인지 가릴 수 없다. 그런데 문답에서 제안자가 '기존 바우처는 돈을 주고 끝나지만 이 제안은 엔지니어를 단지에 상주시킨다'고 답하면 찾아야 할 것이 달라진다. 대화가 질의어를 만드는 구조다.</w:t>
+      </w:r>
+    </w:p>
+    <w:p>
+      <w:pPr>
+        <w:keepLines/>
+        <w:spacing w:after="180" w:before="0" w:line="380" w:lineRule="exact"/>
+        <w:ind w:firstLine="283"/>
+      </w:pPr>
+      <w:r>
+        <w:rPr>
+          <w:rFonts w:ascii="맑은 고딕" w:hAnsi="맑은 고딕" w:eastAsia="맑은 고딕"/>
+          <w:b w:val="0"/>
+          <w:color w:val="000000"/>
+          <w:sz w:val="22"/>
+        </w:rPr>
+        <w:t>두 번째 결정은 분리다. 이 체계는 서로 다른 두 질문에 각각 답하고, 둘을 하나의 점수로 합치지 않는다.</w:t>
+      </w:r>
+    </w:p>
+    <w:tbl>
+      <w:tblPr>
+        <w:tblW w:type="auto" w:w="0"/>
+        <w:jc w:val="center"/>
+        <w:tblLayout w:type="fixed"/>
+        <w:tblLook w:firstColumn="1" w:firstRow="1" w:lastColumn="0" w:lastRow="0" w:noHBand="0" w:noVBand="1" w:val="04A0"/>
+        <w:tblBorders>
+          <w:top w:val="single" w:sz="6" w:color="000000" w:space="0"/>
+          <w:bottom w:val="single" w:sz="6" w:color="000000" w:space="0"/>
+          <w:left w:val="single" w:sz="4" w:color="000000" w:space="0"/>
+          <w:right w:val="single" w:sz="4" w:color="000000" w:space="0"/>
+          <w:insideH w:val="single" w:sz="2" w:color="000000" w:space="0"/>
+          <w:insideV w:val="single" w:sz="2" w:color="000000" w:space="0"/>
+        </w:tblBorders>
+      </w:tblPr>
+      <w:tblGrid>
+        <w:gridCol w:w="1900"/>
+        <w:gridCol w:w="3300"/>
+        <w:gridCol w:w="2800"/>
+      </w:tblGrid>
+      <w:tr>
+        <w:trPr>
+          <w:cantSplit/>
+          <w:tblHeader/>
+        </w:trPr>
+        <w:tc>
+          <w:tcPr>
+            <w:tcW w:type="dxa" w:w="1900"/>
+          </w:tcPr>
+          <w:p>
+            <w:pPr>
+              <w:keepNext/>
+              <w:spacing w:after="20" w:before="20" w:line="280" w:lineRule="exact"/>
+              <w:jc w:val="center"/>
+            </w:pPr>
+            <w:r>
+              <w:rPr>
+                <w:rFonts w:ascii="맑은 고딕" w:hAnsi="맑은 고딕" w:eastAsia="맑은 고딕"/>
+                <w:b/>
+                <w:color w:val="000000"/>
+                <w:sz w:val="20"/>
+              </w:rPr>
+            </w:r>
+          </w:p>
+        </w:tc>
+        <w:tc>
+          <w:tcPr>
+            <w:tcW w:type="dxa" w:w="3300"/>
+          </w:tcPr>
+          <w:p>
+            <w:pPr>
+              <w:keepNext/>
+              <w:spacing w:after="20" w:before="20" w:line="280" w:lineRule="exact"/>
+              <w:jc w:val="center"/>
+            </w:pPr>
+            <w:r>
+              <w:rPr>
+                <w:rFonts w:ascii="맑은 고딕" w:hAnsi="맑은 고딕" w:eastAsia="맑은 고딕"/>
+                <w:b/>
+                <w:color w:val="000000"/>
+                <w:sz w:val="20"/>
+              </w:rPr>
+              <w:t>묻는 것</w:t>
+            </w:r>
+          </w:p>
+        </w:tc>
+        <w:tc>
+          <w:tcPr>
+            <w:tcW w:type="dxa" w:w="2800"/>
+          </w:tcPr>
+          <w:p>
+            <w:pPr>
+              <w:keepNext/>
+              <w:spacing w:after="20" w:before="20" w:line="280" w:lineRule="exact"/>
+              <w:jc w:val="center"/>
+            </w:pPr>
+            <w:r>
+              <w:rPr>
+                <w:rFonts w:ascii="맑은 고딕" w:hAnsi="맑은 고딕" w:eastAsia="맑은 고딕"/>
+                <w:b/>
+                <w:color w:val="000000"/>
+                <w:sz w:val="20"/>
+              </w:rPr>
+              <w:t>산출</w:t>
+            </w:r>
+          </w:p>
+        </w:tc>
+      </w:tr>
+      <w:tr>
+        <w:trPr>
+          <w:cantSplit/>
+        </w:trPr>
+        <w:tc>
+          <w:tcPr>
+            <w:tcW w:type="dxa" w:w="1900"/>
+          </w:tcPr>
+          <w:p>
+            <w:pPr>
+              <w:keepNext/>
+              <w:spacing w:after="20" w:before="20" w:line="280" w:lineRule="exact"/>
+            </w:pPr>
+            <w:r>
+              <w:rPr>
+                <w:rFonts w:ascii="맑은 고딕" w:hAnsi="맑은 고딕" w:eastAsia="맑은 고딕"/>
+                <w:b w:val="0"/>
+                <w:color w:val="000000"/>
+                <w:sz w:val="20"/>
+              </w:rPr>
+              <w:t>축 A · 방어력</w:t>
+            </w:r>
+          </w:p>
+        </w:tc>
+        <w:tc>
+          <w:tcPr>
+            <w:tcW w:type="dxa" w:w="3300"/>
+          </w:tcPr>
+          <w:p>
+            <w:pPr>
+              <w:keepNext/>
+              <w:spacing w:after="20" w:before="20" w:line="280" w:lineRule="exact"/>
+            </w:pPr>
+            <w:r>
+              <w:rPr>
+                <w:rFonts w:ascii="맑은 고딕" w:hAnsi="맑은 고딕" w:eastAsia="맑은 고딕"/>
+                <w:b w:val="0"/>
+                <w:color w:val="000000"/>
+                <w:sz w:val="20"/>
+              </w:rPr>
+              <w:t>이 제안이 얼마나 잘 방어되는가</w:t>
+            </w:r>
+          </w:p>
+        </w:tc>
+        <w:tc>
+          <w:tcPr>
+            <w:tcW w:type="dxa" w:w="2800"/>
+          </w:tcPr>
+          <w:p>
+            <w:pPr>
+              <w:keepNext/>
+              <w:spacing w:after="20" w:before="20" w:line="280" w:lineRule="exact"/>
+            </w:pPr>
+            <w:r>
+              <w:rPr>
+                <w:rFonts w:ascii="맑은 고딕" w:hAnsi="맑은 고딕" w:eastAsia="맑은 고딕"/>
+                <w:b w:val="0"/>
+                <w:color w:val="000000"/>
+                <w:sz w:val="20"/>
+              </w:rPr>
+              <w:t>0~10 점</w:t>
+            </w:r>
+          </w:p>
+        </w:tc>
+      </w:tr>
+      <w:tr>
+        <w:trPr>
+          <w:cantSplit/>
+        </w:trPr>
+        <w:tc>
+          <w:tcPr>
+            <w:tcW w:type="dxa" w:w="1900"/>
+          </w:tcPr>
+          <w:p>
+            <w:pPr>
+              <w:keepNext w:val="0"/>
+              <w:spacing w:after="20" w:before="20" w:line="280" w:lineRule="exact"/>
+            </w:pPr>
+            <w:r>
+              <w:rPr>
+                <w:rFonts w:ascii="맑은 고딕" w:hAnsi="맑은 고딕" w:eastAsia="맑은 고딕"/>
+                <w:b w:val="0"/>
+                <w:color w:val="000000"/>
+                <w:sz w:val="20"/>
+              </w:rPr>
+              <w:t>축 B · 실질 독창성</w:t>
+            </w:r>
+          </w:p>
+        </w:tc>
+        <w:tc>
+          <w:tcPr>
+            <w:tcW w:type="dxa" w:w="3300"/>
+          </w:tcPr>
+          <w:p>
+            <w:pPr>
+              <w:keepNext w:val="0"/>
+              <w:spacing w:after="20" w:before="20" w:line="280" w:lineRule="exact"/>
+            </w:pPr>
+            <w:r>
+              <w:rPr>
+                <w:rFonts w:ascii="맑은 고딕" w:hAnsi="맑은 고딕" w:eastAsia="맑은 고딕"/>
+                <w:b w:val="0"/>
+                <w:color w:val="000000"/>
+                <w:sz w:val="20"/>
+              </w:rPr>
+              <w:t>그 아이디어가 실제로 새로운가</w:t>
+            </w:r>
+          </w:p>
+        </w:tc>
+        <w:tc>
+          <w:tcPr>
+            <w:tcW w:type="dxa" w:w="2800"/>
+          </w:tcPr>
+          <w:p>
+            <w:pPr>
+              <w:keepNext w:val="0"/>
+              <w:spacing w:after="20" w:before="20" w:line="280" w:lineRule="exact"/>
+            </w:pPr>
+            <w:r>
+              <w:rPr>
+                <w:rFonts w:ascii="맑은 고딕" w:hAnsi="맑은 고딕" w:eastAsia="맑은 고딕"/>
+                <w:b w:val="0"/>
+                <w:color w:val="000000"/>
+                <w:sz w:val="20"/>
+              </w:rPr>
+              <w:t>네 구간의 밴드 + 확신도</w:t>
+            </w:r>
+          </w:p>
+          <w:p>
+            <w:pPr>
+              <w:keepNext w:val="0"/>
+              <w:spacing w:after="20" w:before="20" w:line="280" w:lineRule="exact"/>
+            </w:pPr>
+            <w:r>
+              <w:rPr>
+                <w:rFonts w:ascii="맑은 고딕" w:hAnsi="맑은 고딕" w:eastAsia="맑은 고딕"/>
+                <w:b w:val="0"/>
+                <w:color w:val="000000"/>
+                <w:sz w:val="20"/>
+              </w:rPr>
+              <w:t>(점수를 매기지 않는다)</w:t>
+            </w:r>
+          </w:p>
+        </w:tc>
+      </w:tr>
+    </w:tbl>
+    <w:p>
+      <w:pPr>
+        <w:keepLines/>
+        <w:spacing w:after="200" w:before="0" w:line="380" w:lineRule="exact"/>
+      </w:pPr>
+    </w:p>
+    <w:p>
+      <w:pPr>
+        <w:keepLines/>
+        <w:spacing w:after="180" w:before="0" w:line="380" w:lineRule="exact"/>
+        <w:ind w:firstLine="283"/>
+      </w:pPr>
+      <w:r>
+        <w:rPr>
+          <w:rFonts w:ascii="맑은 고딕" w:hAnsi="맑은 고딕" w:eastAsia="맑은 고딕"/>
+          <w:b w:val="0"/>
+          <w:color w:val="000000"/>
+          <w:sz w:val="22"/>
+        </w:rPr>
+        <w:t>말을 잘하는 것과 실제로 새로운 것은 별개이기 때문이다. 잘 설명했다는 이유로 진부한 제안이 독창적이 되어서는 안 되고, 새롭다는 이유로 근거 없는 제안이 방어되었다고 인정되어서도 안 된다.</w:t>
+      </w:r>
+    </w:p>
+    <w:p>
+      <w:pPr>
+        <w:keepLines/>
+        <w:spacing w:after="180" w:before="0" w:line="380" w:lineRule="exact"/>
+        <w:ind w:firstLine="283"/>
+      </w:pPr>
+      <w:r>
+        <w:rPr>
+          <w:rFonts w:ascii="맑은 고딕" w:hAnsi="맑은 고딕" w:eastAsia="맑은 고딕"/>
+          <w:b w:val="0"/>
+          <w:color w:val="000000"/>
+          <w:sz w:val="22"/>
+        </w:rPr>
+        <w:t xml:space="preserve">여기서 주의할 점을 보고서가 직접 짚는다. 축 A 의 첫 기준 이름이 '독창성'이지만 이것은 창의성 자체가 아니라 </w:t>
+      </w:r>
+      <w:r>
+        <w:rPr>
+          <w:rFonts w:ascii="맑은 고딕" w:hAnsi="맑은 고딕" w:eastAsia="맑은 고딕"/>
+          <w:b/>
+          <w:color w:val="000000"/>
+          <w:sz w:val="22"/>
+        </w:rPr>
+        <w:t>독창성 주장을 얼마나 방어했는지</w:t>
+      </w:r>
+      <w:r>
+        <w:rPr>
+          <w:rFonts w:ascii="맑은 고딕" w:hAnsi="맑은 고딕" w:eastAsia="맑은 고딕"/>
+          <w:b w:val="0"/>
+          <w:color w:val="000000"/>
+          <w:sz w:val="22"/>
+        </w:rPr>
+        <w:t>를 재는 것이다. 해당 항목 열 개가 모두 '제안자가 말했는가'를 묻지 '실제로 새로운가'를 묻지 않는다. 실제로 새로운지는 축 B 가 조회로 판정한다.</w:t>
+      </w:r>
+    </w:p>
+    <w:p>
+      <w:pPr>
+        <w:keepNext/>
+        <w:keepLines/>
+        <w:spacing w:after="180" w:before="380" w:line="380" w:lineRule="exact"/>
+      </w:pPr>
+      <w:r>
+        <w:rPr>
+          <w:rFonts w:ascii="맑은 고딕" w:hAnsi="맑은 고딕" w:eastAsia="맑은 고딕"/>
+          <w:b/>
+          <w:color w:val="000000"/>
+          <w:sz w:val="24"/>
+        </w:rPr>
+        <w:t>3. 축 A — 열두 문답과 두 번의 채점</w:t>
+      </w:r>
+    </w:p>
+    <w:p>
+      <w:pPr>
+        <w:keepLines/>
+        <w:spacing w:after="180" w:before="0" w:line="380" w:lineRule="exact"/>
+        <w:ind w:firstLine="283"/>
+      </w:pPr>
+      <w:r>
+        <w:rPr>
+          <w:rFonts w:ascii="맑은 고딕" w:hAnsi="맑은 고딕" w:eastAsia="맑은 고딕"/>
+          <w:b w:val="0"/>
+          <w:color w:val="000000"/>
+          <w:sz w:val="22"/>
+        </w:rPr>
+        <w:t>문항 배분은 임의가 아니다. 채점 기준이 셋이므로 기준마다 세 문항씩 배정해 점수의 근거가 될 진술을 반드시 확보하게 했고, 앞뒤로 명료화 둘과 자기평가 하나를 붙여 열둘이 된다. 마지막 자기평가는 형식적 마무리가 아니라 제안자가 자기 약점을 꼽을 수 있는지를 보는 지표다. 검토가 얕으면 약점을 꼽지 못하거나 지엽적인 것을 꼽는다.</w:t>
+      </w:r>
+    </w:p>
+    <w:p>
+      <w:pPr>
+        <w:keepLines/>
+        <w:spacing w:after="180" w:before="0" w:line="380" w:lineRule="exact"/>
+        <w:ind w:firstLine="283"/>
+      </w:pPr>
+      <w:r>
+        <w:rPr>
+          <w:rFonts w:ascii="맑은 고딕" w:hAnsi="맑은 고딕" w:eastAsia="맑은 고딕"/>
+          <w:b w:val="0"/>
+          <w:color w:val="000000"/>
+          <w:sz w:val="22"/>
+        </w:rPr>
+        <w:t>채점은 두 번 한다. 한 번만 재면 그 채점의 성격이 결과를 지배하기 때문이다. 기계적으로 재면 형식만 갖춘 답변이 높은 점수를 받고, 인상으로 재면 잘 쓴 글이 높은 점수를 받는다. 그래서 체크리스트 서른 항목으로 한 번, 대화 전체를 읽는 종합 판단으로 한 번 재고 합친다.</w:t>
+      </w:r>
+    </w:p>
+    <w:p>
+      <w:pPr>
+        <w:keepLines/>
+        <w:spacing w:after="180" w:before="0" w:line="380" w:lineRule="exact"/>
+        <w:ind w:firstLine="283"/>
+      </w:pPr>
+      <w:r>
+        <w:rPr>
+          <w:rFonts w:ascii="맑은 고딕" w:hAnsi="맑은 고딕" w:eastAsia="맑은 고딕"/>
+          <w:b w:val="0"/>
+          <w:color w:val="000000"/>
+          <w:sz w:val="22"/>
+        </w:rPr>
+        <w:t xml:space="preserve">합치는 규칙이 흥미롭다. 평균을 쓰되 두 채점이 3점 이상 벌어지면 평균 대신 </w:t>
+      </w:r>
+      <w:r>
+        <w:rPr>
+          <w:rFonts w:ascii="맑은 고딕" w:hAnsi="맑은 고딕" w:eastAsia="맑은 고딕"/>
+          <w:b/>
+          <w:color w:val="000000"/>
+          <w:sz w:val="22"/>
+        </w:rPr>
+        <w:t>낮은 쪽</w:t>
+      </w:r>
+      <w:r>
+        <w:rPr>
+          <w:rFonts w:ascii="맑은 고딕" w:hAnsi="맑은 고딕" w:eastAsia="맑은 고딕"/>
+          <w:b w:val="0"/>
+          <w:color w:val="000000"/>
+          <w:sz w:val="22"/>
+        </w:rPr>
+        <w:t>을 채택한다. 괴리가 크다는 것은 평가 자체가 불확실하다는 신호인데, 평균을 쓰면 그 신호가 사라지기 때문이다. 체크리스트로 아홉 개를 충족했는데 읽어 보니 여섯 점밖에 못 주겠다면 형식은 갖췄으나 알맹이가 부족하다는 뜻이고, 평균 7.5점은 두 채점 어느 쪽도 지지하지 않는 숫자다.</w:t>
+      </w:r>
+    </w:p>
+    <w:p>
+      <w:pPr>
+        <w:keepLines/>
+        <w:spacing w:after="180" w:before="0" w:line="380" w:lineRule="exact"/>
+        <w:ind w:firstLine="283"/>
+      </w:pPr>
+      <w:r>
+        <w:rPr>
+          <w:rFonts w:ascii="맑은 고딕" w:hAnsi="맑은 고딕" w:eastAsia="맑은 고딕"/>
+          <w:b w:val="0"/>
+          <w:color w:val="000000"/>
+          <w:sz w:val="22"/>
+        </w:rPr>
+        <w:t>최종 점수는 독창성 35, 실용성 35, 수용태도 30 의 가중 평균이며 가중치는 고정이다. 사람마다 다른 가중치를 쓰면 점수를 비교할 수 없고, 조정할 수 있으면 원하는 결론에 맞춰 조정하게 된다.</w:t>
+      </w:r>
+    </w:p>
+    <w:p>
+      <w:pPr>
+        <w:keepLines/>
+        <w:spacing w:after="180" w:before="0" w:line="380" w:lineRule="exact"/>
+        <w:ind w:firstLine="283"/>
+      </w:pPr>
+      <w:r>
+        <w:rPr>
+          <w:rFonts w:ascii="맑은 고딕" w:hAnsi="맑은 고딕" w:eastAsia="맑은 고딕"/>
+          <w:b w:val="0"/>
+          <w:color w:val="000000"/>
+          <w:sz w:val="22"/>
+        </w:rPr>
+        <w:t>산출물은 둘이다. 하나는 제안자에게 그대로 회신할 수 있는 다섯 문장이고, 다른 하나는 두 축을 교차한 네 칸 판정이다. 네 칸은 순위가 아니라 처방이다. '기존 사업 개선으로 재포지셔닝'은 '추진'보다 못한 판정이 아니라 다른 경로를 가리킨다. 확신도가 모자라 결론을 내지 못한 건은 네 칸 가운데 어디에도 놓지 않고 표시 자체를 생략하는데, 모르는 것을 아는 것처럼 보이게 만들지 않기 위해서다.</w:t>
+      </w:r>
+    </w:p>
+    <w:p>
+      <w:pPr>
+        <w:keepNext/>
+        <w:keepLines/>
+        <w:spacing w:after="180" w:before="380" w:line="380" w:lineRule="exact"/>
+      </w:pPr>
+      <w:r>
+        <w:rPr>
+          <w:rFonts w:ascii="맑은 고딕" w:hAnsi="맑은 고딕" w:eastAsia="맑은 고딕"/>
+          <w:b/>
+          <w:color w:val="000000"/>
+          <w:sz w:val="24"/>
+        </w:rPr>
+        <w:t>4. 축 B — 네 통로로 선례를 확인한다</w:t>
+      </w:r>
+    </w:p>
+    <w:p>
+      <w:pPr>
+        <w:keepLines/>
+        <w:spacing w:after="180" w:before="0" w:line="380" w:lineRule="exact"/>
+        <w:ind w:firstLine="283"/>
+      </w:pPr>
+      <w:r>
+        <w:rPr>
+          <w:rFonts w:ascii="맑은 고딕" w:hAnsi="맑은 고딕" w:eastAsia="맑은 고딕"/>
+          <w:b w:val="0"/>
+          <w:color w:val="000000"/>
+          <w:sz w:val="22"/>
+        </w:rPr>
+        <w:t>네 소스가 서로 다른 질문에 답한다. 예산에 없다고 연구된 적이 없는 것은 아니고, 국내에 없다고 세계에 없는 것도 아니기 때문이다.</w:t>
+      </w:r>
+    </w:p>
+    <w:tbl>
+      <w:tblPr>
+        <w:tblW w:type="auto" w:w="0"/>
+        <w:jc w:val="center"/>
+        <w:tblLayout w:type="fixed"/>
+        <w:tblLook w:firstColumn="1" w:firstRow="1" w:lastColumn="0" w:lastRow="0" w:noHBand="0" w:noVBand="1" w:val="04A0"/>
+        <w:tblBorders>
+          <w:top w:val="single" w:sz="6" w:color="000000" w:space="0"/>
+          <w:bottom w:val="single" w:sz="6" w:color="000000" w:space="0"/>
+          <w:left w:val="single" w:sz="4" w:color="000000" w:space="0"/>
+          <w:right w:val="single" w:sz="4" w:color="000000" w:space="0"/>
+          <w:insideH w:val="single" w:sz="2" w:color="000000" w:space="0"/>
+          <w:insideV w:val="single" w:sz="2" w:color="000000" w:space="0"/>
+        </w:tblBorders>
+      </w:tblPr>
+      <w:tblGrid>
+        <w:gridCol w:w="1500"/>
+        <w:gridCol w:w="3400"/>
+        <w:gridCol w:w="3100"/>
+      </w:tblGrid>
+      <w:tr>
+        <w:trPr>
+          <w:cantSplit/>
+          <w:tblHeader/>
+        </w:trPr>
+        <w:tc>
+          <w:tcPr>
+            <w:tcW w:type="dxa" w:w="1500"/>
+          </w:tcPr>
+          <w:p>
+            <w:pPr>
+              <w:keepNext/>
+              <w:spacing w:after="20" w:before="20" w:line="280" w:lineRule="exact"/>
+              <w:jc w:val="center"/>
+            </w:pPr>
+            <w:r>
+              <w:rPr>
+                <w:rFonts w:ascii="맑은 고딕" w:hAnsi="맑은 고딕" w:eastAsia="맑은 고딕"/>
+                <w:b/>
+                <w:color w:val="000000"/>
+                <w:sz w:val="20"/>
+              </w:rPr>
+              <w:t>통로</w:t>
+            </w:r>
+          </w:p>
+        </w:tc>
+        <w:tc>
+          <w:tcPr>
+            <w:tcW w:type="dxa" w:w="3400"/>
+          </w:tcPr>
+          <w:p>
+            <w:pPr>
+              <w:keepNext/>
+              <w:spacing w:after="20" w:before="20" w:line="280" w:lineRule="exact"/>
+              <w:jc w:val="center"/>
+            </w:pPr>
+            <w:r>
+              <w:rPr>
+                <w:rFonts w:ascii="맑은 고딕" w:hAnsi="맑은 고딕" w:eastAsia="맑은 고딕"/>
+                <w:b/>
+                <w:color w:val="000000"/>
+                <w:sz w:val="20"/>
+              </w:rPr>
+              <w:t>답하는 질문</w:t>
+            </w:r>
+          </w:p>
+        </w:tc>
+        <w:tc>
+          <w:tcPr>
+            <w:tcW w:type="dxa" w:w="3100"/>
+          </w:tcPr>
+          <w:p>
+            <w:pPr>
+              <w:keepNext/>
+              <w:spacing w:after="20" w:before="20" w:line="280" w:lineRule="exact"/>
+              <w:jc w:val="center"/>
+            </w:pPr>
+            <w:r>
+              <w:rPr>
+                <w:rFonts w:ascii="맑은 고딕" w:hAnsi="맑은 고딕" w:eastAsia="맑은 고딕"/>
+                <w:b/>
+                <w:color w:val="000000"/>
+                <w:sz w:val="20"/>
+              </w:rPr>
+              <w:t>규모 · 성격</w:t>
+            </w:r>
+          </w:p>
+        </w:tc>
+      </w:tr>
+      <w:tr>
+        <w:trPr>
+          <w:cantSplit/>
+        </w:trPr>
+        <w:tc>
+          <w:tcPr>
+            <w:tcW w:type="dxa" w:w="1500"/>
+          </w:tcPr>
+          <w:p>
+            <w:pPr>
+              <w:keepNext/>
+              <w:spacing w:after="20" w:before="20" w:line="280" w:lineRule="exact"/>
+            </w:pPr>
+            <w:r>
+              <w:rPr>
+                <w:rFonts w:ascii="맑은 고딕" w:hAnsi="맑은 고딕" w:eastAsia="맑은 고딕"/>
+                <w:b w:val="0"/>
+                <w:color w:val="000000"/>
+                <w:sz w:val="20"/>
+              </w:rPr>
+              <w:t>① 재정</w:t>
+            </w:r>
+          </w:p>
+        </w:tc>
+        <w:tc>
+          <w:tcPr>
+            <w:tcW w:type="dxa" w:w="3400"/>
+          </w:tcPr>
+          <w:p>
+            <w:pPr>
+              <w:keepNext/>
+              <w:spacing w:after="20" w:before="20" w:line="280" w:lineRule="exact"/>
+            </w:pPr>
+            <w:r>
+              <w:rPr>
+                <w:rFonts w:ascii="맑은 고딕" w:hAnsi="맑은 고딕" w:eastAsia="맑은 고딕"/>
+                <w:b w:val="0"/>
+                <w:color w:val="000000"/>
+                <w:sz w:val="20"/>
+              </w:rPr>
+              <w:t>예산이 붙어 집행됐는가</w:t>
+            </w:r>
+          </w:p>
+        </w:tc>
+        <w:tc>
+          <w:tcPr>
+            <w:tcW w:type="dxa" w:w="3100"/>
+          </w:tcPr>
+          <w:p>
+            <w:pPr>
+              <w:keepNext/>
+              <w:spacing w:after="20" w:before="20" w:line="280" w:lineRule="exact"/>
+            </w:pPr>
+            <w:r>
+              <w:rPr>
+                <w:rFonts w:ascii="맑은 고딕" w:hAnsi="맑은 고딕" w:eastAsia="맑은 고딕"/>
+                <w:b w:val="0"/>
+                <w:color w:val="000000"/>
+                <w:sz w:val="20"/>
+              </w:rPr>
+              <w:t>세출예산 사업</w:t>
+            </w:r>
+          </w:p>
+        </w:tc>
+      </w:tr>
+      <w:tr>
+        <w:trPr>
+          <w:cantSplit/>
+        </w:trPr>
+        <w:tc>
+          <w:tcPr>
+            <w:tcW w:type="dxa" w:w="1500"/>
+          </w:tcPr>
+          <w:p>
+            <w:pPr>
+              <w:keepNext/>
+              <w:spacing w:after="20" w:before="20" w:line="280" w:lineRule="exact"/>
+            </w:pPr>
+            <w:r>
+              <w:rPr>
+                <w:rFonts w:ascii="맑은 고딕" w:hAnsi="맑은 고딕" w:eastAsia="맑은 고딕"/>
+                <w:b w:val="0"/>
+                <w:color w:val="000000"/>
+                <w:sz w:val="20"/>
+              </w:rPr>
+              <w:t>② KDI 연구</w:t>
+            </w:r>
+          </w:p>
+        </w:tc>
+        <w:tc>
+          <w:tcPr>
+            <w:tcW w:type="dxa" w:w="3400"/>
+          </w:tcPr>
+          <w:p>
+            <w:pPr>
+              <w:keepNext/>
+              <w:spacing w:after="20" w:before="20" w:line="280" w:lineRule="exact"/>
+            </w:pPr>
+            <w:r>
+              <w:rPr>
+                <w:rFonts w:ascii="맑은 고딕" w:hAnsi="맑은 고딕" w:eastAsia="맑은 고딕"/>
+                <w:b w:val="0"/>
+                <w:color w:val="000000"/>
+                <w:sz w:val="20"/>
+              </w:rPr>
+              <w:t>연구로 검토된 적이 있는가</w:t>
+            </w:r>
+          </w:p>
+        </w:tc>
+        <w:tc>
+          <w:tcPr>
+            <w:tcW w:type="dxa" w:w="3100"/>
+          </w:tcPr>
+          <w:p>
+            <w:pPr>
+              <w:keepNext/>
+              <w:spacing w:after="20" w:before="20" w:line="280" w:lineRule="exact"/>
+            </w:pPr>
+            <w:r>
+              <w:rPr>
+                <w:rFonts w:ascii="맑은 고딕" w:hAnsi="맑은 고딕" w:eastAsia="맑은 고딕"/>
+                <w:b w:val="0"/>
+                <w:color w:val="000000"/>
+                <w:sz w:val="20"/>
+              </w:rPr>
+              <w:t>KDI 발간물</w:t>
+            </w:r>
+          </w:p>
+        </w:tc>
+      </w:tr>
+      <w:tr>
+        <w:trPr>
+          <w:cantSplit/>
+        </w:trPr>
+        <w:tc>
+          <w:tcPr>
+            <w:tcW w:type="dxa" w:w="1500"/>
+          </w:tcPr>
+          <w:p>
+            <w:pPr>
+              <w:keepNext/>
+              <w:spacing w:after="20" w:before="20" w:line="280" w:lineRule="exact"/>
+            </w:pPr>
+            <w:r>
+              <w:rPr>
+                <w:rFonts w:ascii="맑은 고딕" w:hAnsi="맑은 고딕" w:eastAsia="맑은 고딕"/>
+                <w:b w:val="0"/>
+                <w:color w:val="000000"/>
+                <w:sz w:val="20"/>
+              </w:rPr>
+              <w:t>③ 국회 의안</w:t>
+            </w:r>
+          </w:p>
+        </w:tc>
+        <w:tc>
+          <w:tcPr>
+            <w:tcW w:type="dxa" w:w="3400"/>
+          </w:tcPr>
+          <w:p>
+            <w:pPr>
+              <w:keepNext/>
+              <w:spacing w:after="20" w:before="20" w:line="280" w:lineRule="exact"/>
+            </w:pPr>
+            <w:r>
+              <w:rPr>
+                <w:rFonts w:ascii="맑은 고딕" w:hAnsi="맑은 고딕" w:eastAsia="맑은 고딕"/>
+                <w:b w:val="0"/>
+                <w:color w:val="000000"/>
+                <w:sz w:val="20"/>
+              </w:rPr>
+              <w:t>입법이 시도된 적이 있는가</w:t>
+            </w:r>
+          </w:p>
+        </w:tc>
+        <w:tc>
+          <w:tcPr>
+            <w:tcW w:type="dxa" w:w="3100"/>
+          </w:tcPr>
+          <w:p>
+            <w:pPr>
+              <w:keepNext/>
+              <w:spacing w:after="20" w:before="20" w:line="280" w:lineRule="exact"/>
+            </w:pPr>
+            <w:r>
+              <w:rPr>
+                <w:rFonts w:ascii="맑은 고딕" w:hAnsi="맑은 고딕" w:eastAsia="맑은 고딕"/>
+                <w:b w:val="0"/>
+                <w:color w:val="000000"/>
+                <w:sz w:val="20"/>
+              </w:rPr>
+              <w:t>열린국회정보 조회</w:t>
+            </w:r>
+          </w:p>
+        </w:tc>
+      </w:tr>
+      <w:tr>
+        <w:trPr>
+          <w:cantSplit/>
+        </w:trPr>
+        <w:tc>
+          <w:tcPr>
+            <w:tcW w:type="dxa" w:w="1500"/>
+          </w:tcPr>
+          <w:p>
+            <w:pPr>
+              <w:keepNext w:val="0"/>
+              <w:spacing w:after="20" w:before="20" w:line="280" w:lineRule="exact"/>
+            </w:pPr>
+            <w:r>
+              <w:rPr>
+                <w:rFonts w:ascii="맑은 고딕" w:hAnsi="맑은 고딕" w:eastAsia="맑은 고딕"/>
+                <w:b w:val="0"/>
+                <w:color w:val="000000"/>
+                <w:sz w:val="20"/>
+              </w:rPr>
+              <w:t>④ 해외 사례</w:t>
+            </w:r>
+          </w:p>
+        </w:tc>
+        <w:tc>
+          <w:tcPr>
+            <w:tcW w:type="dxa" w:w="3400"/>
+          </w:tcPr>
+          <w:p>
+            <w:pPr>
+              <w:keepNext w:val="0"/>
+              <w:spacing w:after="20" w:before="20" w:line="280" w:lineRule="exact"/>
+            </w:pPr>
+            <w:r>
+              <w:rPr>
+                <w:rFonts w:ascii="맑은 고딕" w:hAnsi="맑은 고딕" w:eastAsia="맑은 고딕"/>
+                <w:b w:val="0"/>
+                <w:color w:val="000000"/>
+                <w:sz w:val="20"/>
+              </w:rPr>
+              <w:t>다른 나라가 시행했는가</w:t>
+            </w:r>
+          </w:p>
+        </w:tc>
+        <w:tc>
+          <w:tcPr>
+            <w:tcW w:type="dxa" w:w="3100"/>
+          </w:tcPr>
+          <w:p>
+            <w:pPr>
+              <w:keepNext w:val="0"/>
+              <w:spacing w:after="20" w:before="20" w:line="280" w:lineRule="exact"/>
+            </w:pPr>
+            <w:r>
+              <w:rPr>
+                <w:rFonts w:ascii="맑은 고딕" w:hAnsi="맑은 고딕" w:eastAsia="맑은 고딕"/>
+                <w:b w:val="0"/>
+                <w:color w:val="000000"/>
+                <w:sz w:val="20"/>
+              </w:rPr>
+              <w:t>OECD OPSI · 98개국</w:t>
+            </w:r>
+          </w:p>
+        </w:tc>
+      </w:tr>
+    </w:tbl>
+    <w:p>
+      <w:pPr>
+        <w:keepLines/>
+        <w:spacing w:after="200" w:before="0" w:line="380" w:lineRule="exact"/>
+      </w:pPr>
+    </w:p>
+    <w:p>
+      <w:pPr>
+        <w:keepLines/>
+        <w:spacing w:after="180" w:before="0" w:line="380" w:lineRule="exact"/>
+        <w:ind w:firstLine="283"/>
+      </w:pPr>
+      <w:r>
+        <w:rPr>
+          <w:rFonts w:ascii="맑은 고딕" w:hAnsi="맑은 고딕" w:eastAsia="맑은 고딕"/>
+          <w:b w:val="0"/>
+          <w:color w:val="000000"/>
+          <w:sz w:val="22"/>
+        </w:rPr>
+        <w:t>통로마다 판정 규칙이 따로 있다. 국회 의안에서는 임기만료폐기를 감점 근거에서 명시적으로 뺐다. 심사할 시간이 없어 폐기된 것을 '국회가 거부한 아이디어'로 읽으면 오판이기 때문이다. KDI 연구 통로는 단순 키워드 일치를 쓰지 않고 중첩도와 역할을 따로 판정한다. 같은 주제를 다룬 문헌이라도 역할이 '근거'라면 감점 사유가 아니라 인용처다. 두 축을 나누지 않으면 관련 연구가 많은 분야일수록 제안이 불리해지는데, 그것은 평가가 아니라 분야에 대한 벌점이다.</w:t>
+      </w:r>
+    </w:p>
+    <w:p>
+      <w:pPr>
+        <w:keepNext/>
+        <w:keepLines/>
+        <w:spacing w:after="180" w:before="380" w:line="380" w:lineRule="exact"/>
+      </w:pPr>
+      <w:r>
+        <w:rPr>
+          <w:rFonts w:ascii="맑은 고딕" w:hAnsi="맑은 고딕" w:eastAsia="맑은 고딕"/>
+          <w:b/>
+          <w:color w:val="000000"/>
+          <w:sz w:val="24"/>
+        </w:rPr>
+        <w:t>5. 판정을 믿을 수 있게 만드는 장치들</w:t>
+      </w:r>
+    </w:p>
+    <w:p>
+      <w:pPr>
+        <w:keepLines/>
+        <w:spacing w:after="180" w:before="0" w:line="380" w:lineRule="exact"/>
+        <w:ind w:firstLine="283"/>
+      </w:pPr>
+      <w:r>
+        <w:rPr>
+          <w:rFonts w:ascii="맑은 고딕" w:hAnsi="맑은 고딕" w:eastAsia="맑은 고딕"/>
+          <w:b w:val="0"/>
+          <w:color w:val="000000"/>
+          <w:sz w:val="22"/>
+        </w:rPr>
+        <w:t>근거를 두 등급으로 나눈다. 실제 조회로 확인된 것이 A급, 모델 지식에서 온 것이 B급이다. 담당자는 A급만 그대로 인용하고 B급은 '확인해 보라'는 지침으로 받는다. 존재하지 않는 사업명이 공문서에 실리는 경로를 막는 장치다.</w:t>
+      </w:r>
+    </w:p>
+    <w:p>
+      <w:pPr>
+        <w:keepLines/>
+        <w:spacing w:after="180" w:before="0" w:line="380" w:lineRule="exact"/>
+        <w:ind w:firstLine="283"/>
+      </w:pPr>
+      <w:r>
+        <w:rPr>
+          <w:rFonts w:ascii="맑은 고딕" w:hAnsi="맑은 고딕" w:eastAsia="맑은 고딕"/>
+          <w:b w:val="0"/>
+          <w:color w:val="000000"/>
+          <w:sz w:val="22"/>
+        </w:rPr>
+        <w:t>A급 안에도 층이 있다는 단서가 붙어 있다. 재정과 의안은 국가가 편성하고 의결한 기록이라 존재와 내용이 함께 확인되지만, 해외 사례는 각국이 스스로 신고한 것이라 존재만 확인되고 성과는 검증되지 않았다. 따라서 '이런 제도를 시행한 나라가 있다'까지가 A급이고 '그 제도가 효과가 있었다'는 A급이 아니다.</w:t>
+      </w:r>
+    </w:p>
+    <w:p>
+      <w:pPr>
+        <w:keepLines/>
+        <w:spacing w:after="180" w:before="0" w:line="380" w:lineRule="exact"/>
+        <w:ind w:firstLine="283"/>
+      </w:pPr>
+      <w:r>
+        <w:rPr>
+          <w:rFonts w:ascii="맑은 고딕" w:hAnsi="맑은 고딕" w:eastAsia="맑은 고딕"/>
+          <w:b w:val="0"/>
+          <w:color w:val="000000"/>
+          <w:sz w:val="22"/>
+        </w:rPr>
+        <w:t xml:space="preserve">찾지 못한 것과 없는 것을 가르는 장치도 있다. '찾지 못했다'에는 실제로 없는 경우, 이름이 달라 놓친 경우, 데이터가 덮지 못하는 영역인 경우, 질의어가 부실했던 경우가 섞여 있다. 그래서 결론을 '선례 없음'이 아니라 'N개 질의에서 미발견'으로 적고, 통로마다 </w:t>
+      </w:r>
+      <w:r>
+        <w:rPr>
+          <w:rFonts w:ascii="맑은 고딕" w:hAnsi="맑은 고딕" w:eastAsia="맑은 고딕"/>
+          <w:b/>
+          <w:color w:val="000000"/>
+          <w:sz w:val="22"/>
+        </w:rPr>
+        <w:t>「미실행」 · 「조회 실패」 · 「N건」</w:t>
+      </w:r>
+      <w:r>
+        <w:rPr>
+          <w:rFonts w:ascii="맑은 고딕" w:hAnsi="맑은 고딕" w:eastAsia="맑은 고딕"/>
+          <w:b w:val="0"/>
+          <w:color w:val="000000"/>
+          <w:sz w:val="22"/>
+        </w:rPr>
+        <w:t xml:space="preserve"> 을 따로 기록한다. 앞의 둘은 판정 근거로 쓰이지 않으며, 하나라도 있으면 확신도를 '상'으로 올리지 않는다.</w:t>
+      </w:r>
+    </w:p>
+    <w:p>
+      <w:pPr>
+        <w:keepLines/>
+        <w:spacing w:after="180" w:before="0" w:line="380" w:lineRule="exact"/>
+        <w:ind w:firstLine="283"/>
+      </w:pPr>
+      <w:r>
+        <w:rPr>
+          <w:rFonts w:ascii="맑은 고딕" w:hAnsi="맑은 고딕" w:eastAsia="맑은 고딕"/>
+          <w:b w:val="0"/>
+          <w:color w:val="000000"/>
+          <w:sz w:val="22"/>
+        </w:rPr>
+        <w:t xml:space="preserve">편향은 다짐이 아니라 구조로 막는다. 질문자는 채점 기준을 받지 않고 채점자는 질문을 만들지 않는다. 다만 보고서는 이 분리가 무엇인지 정확히 밝혀 둔다. 네 역할은 서로 다른 주체가 아니라 같은 모델에 다른 프롬프트를 준 것이므로, </w:t>
+      </w:r>
+      <w:r>
+        <w:rPr>
+          <w:rFonts w:ascii="맑은 고딕" w:hAnsi="맑은 고딕" w:eastAsia="맑은 고딕"/>
+          <w:b/>
+          <w:color w:val="000000"/>
+          <w:sz w:val="22"/>
+        </w:rPr>
+        <w:t>이 구조가 막는 것은 역할 사이의 오염이지 모델 고유의 편향이 아니다</w:t>
+      </w:r>
+      <w:r>
+        <w:rPr>
+          <w:rFonts w:ascii="맑은 고딕" w:hAnsi="맑은 고딕" w:eastAsia="맑은 고딕"/>
+          <w:b w:val="0"/>
+          <w:color w:val="000000"/>
+          <w:sz w:val="22"/>
+        </w:rPr>
+        <w:t>. 후자는 사람의 판정과 대조해야만 드러난다.</w:t>
+      </w:r>
+    </w:p>
+    <w:p>
+      <w:pPr>
+        <w:keepNext/>
+        <w:keepLines/>
+        <w:spacing w:after="180" w:before="380" w:line="380" w:lineRule="exact"/>
+      </w:pPr>
+      <w:r>
+        <w:rPr>
+          <w:rFonts w:ascii="맑은 고딕" w:hAnsi="맑은 고딕" w:eastAsia="맑은 고딕"/>
+          <w:b/>
+          <w:color w:val="000000"/>
+          <w:sz w:val="24"/>
+        </w:rPr>
+        <w:t>6. 그래서 무엇이 입증되었고 무엇이 아직 아닌가</w:t>
+      </w:r>
+    </w:p>
+    <w:p>
+      <w:pPr>
+        <w:keepLines/>
+        <w:spacing w:after="180" w:before="0" w:line="380" w:lineRule="exact"/>
+        <w:ind w:firstLine="283"/>
+      </w:pPr>
+      <w:r>
+        <w:rPr>
+          <w:rFonts w:ascii="맑은 고딕" w:hAnsi="맑은 고딕" w:eastAsia="맑은 고딕"/>
+          <w:b w:val="0"/>
+          <w:color w:val="000000"/>
+          <w:sz w:val="22"/>
+        </w:rPr>
+        <w:t>보고서의 5.4절이 이 문서에서 가장 중요한 대목이다. 측정한 것과 한 번 관측한 것과 아직 확인되지 않은 것을 나눠 적었다.</w:t>
+      </w:r>
+    </w:p>
+    <w:p>
+      <w:pPr>
+        <w:keepLines/>
+        <w:spacing w:after="180" w:before="0" w:line="380" w:lineRule="exact"/>
+        <w:ind w:firstLine="283"/>
+      </w:pPr>
+      <w:r>
+        <w:rPr>
+          <w:rFonts w:ascii="맑은 고딕" w:hAnsi="맑은 고딕" w:eastAsia="맑은 고딕"/>
+          <w:b w:val="0"/>
+          <w:color w:val="000000"/>
+          <w:sz w:val="22"/>
+        </w:rPr>
+        <w:t>한 번 관측한 것에는 표본이 한 건 또는 한 쌍이라는 단서가 붙는다. 방향을 시사할 뿐 크기를 추정할 수 없고, 도구 격차 수치는 그대로 인용해서는 안 되며 별도 표본에서 다시 재야 한다고 명시되어 있다.</w:t>
+      </w:r>
+    </w:p>
+    <w:p>
+      <w:pPr>
+        <w:keepLines/>
+        <w:spacing w:after="180" w:before="0" w:line="380" w:lineRule="exact"/>
+        <w:ind w:firstLine="283"/>
+      </w:pPr>
+      <w:r>
+        <w:rPr>
+          <w:rFonts w:ascii="맑은 고딕" w:hAnsi="맑은 고딕" w:eastAsia="맑은 고딕"/>
+          <w:b w:val="0"/>
+          <w:color w:val="000000"/>
+          <w:sz w:val="22"/>
+        </w:rPr>
+        <w:t>그리고 판별력 시험 자체의 구조적 한계를 스스로 지적한다. 시험 문항을 생성한 것도 모델이고, 문답을 진행한 것도 모델이며, 채점한 것도 같은 모델이다. 그래서 결과를 두 가지로 읽을 수 있다 — 채점기가 진부함을 실제로 판별했거나, 생성기와 채점기가 같은 '진부함' 개념을 공유했을 뿐이거나. 현재 자료로는 둘을 가를 수 없다.</w:t>
+      </w:r>
+    </w:p>
+    <w:p>
+      <w:pPr>
+        <w:keepLines/>
+        <w:spacing w:after="180" w:before="0" w:line="380" w:lineRule="exact"/>
+        <w:ind w:firstLine="283"/>
+      </w:pPr>
+      <w:r>
+        <w:rPr>
+          <w:rFonts w:ascii="맑은 고딕" w:hAnsi="맑은 고딕" w:eastAsia="맑은 고딕"/>
+          <w:b w:val="0"/>
+          <w:color w:val="000000"/>
+          <w:sz w:val="22"/>
+        </w:rPr>
+        <w:t>확인되지 않은 것으로 다섯을 남겼다.</w:t>
+      </w:r>
+    </w:p>
+    <w:tbl>
+      <w:tblPr>
+        <w:tblW w:type="auto" w:w="0"/>
+        <w:jc w:val="center"/>
+        <w:tblLayout w:type="fixed"/>
+        <w:tblLook w:firstColumn="1" w:firstRow="1" w:lastColumn="0" w:lastRow="0" w:noHBand="0" w:noVBand="1" w:val="04A0"/>
+        <w:tblBorders>
+          <w:top w:val="single" w:sz="6" w:color="000000" w:space="0"/>
+          <w:bottom w:val="single" w:sz="6" w:color="000000" w:space="0"/>
+          <w:left w:val="single" w:sz="4" w:color="000000" w:space="0"/>
+          <w:right w:val="single" w:sz="4" w:color="000000" w:space="0"/>
+          <w:insideH w:val="single" w:sz="2" w:color="000000" w:space="0"/>
+          <w:insideV w:val="single" w:sz="2" w:color="000000" w:space="0"/>
+        </w:tblBorders>
+      </w:tblPr>
+      <w:tblGrid>
+        <w:gridCol w:w="500"/>
+        <w:gridCol w:w="4600"/>
+        <w:gridCol w:w="2900"/>
+      </w:tblGrid>
+      <w:tr>
+        <w:trPr>
+          <w:cantSplit/>
+          <w:tblHeader/>
+        </w:trPr>
+        <w:tc>
+          <w:tcPr>
+            <w:tcW w:type="dxa" w:w="500"/>
+          </w:tcPr>
+          <w:p>
+            <w:pPr>
+              <w:keepNext/>
+              <w:spacing w:after="20" w:before="20" w:line="280" w:lineRule="exact"/>
+              <w:jc w:val="center"/>
+            </w:pPr>
+            <w:r>
+              <w:rPr>
+                <w:rFonts w:ascii="맑은 고딕" w:hAnsi="맑은 고딕" w:eastAsia="맑은 고딕"/>
+                <w:b/>
+                <w:color w:val="000000"/>
+                <w:sz w:val="20"/>
+              </w:rPr>
+            </w:r>
+          </w:p>
+        </w:tc>
+        <w:tc>
+          <w:tcPr>
+            <w:tcW w:type="dxa" w:w="4600"/>
+          </w:tcPr>
+          <w:p>
+            <w:pPr>
+              <w:keepNext/>
+              <w:spacing w:after="20" w:before="20" w:line="280" w:lineRule="exact"/>
+              <w:jc w:val="center"/>
+            </w:pPr>
+            <w:r>
+              <w:rPr>
+                <w:rFonts w:ascii="맑은 고딕" w:hAnsi="맑은 고딕" w:eastAsia="맑은 고딕"/>
+                <w:b/>
+                <w:color w:val="000000"/>
+                <w:sz w:val="20"/>
+              </w:rPr>
+              <w:t>항목</w:t>
+            </w:r>
+          </w:p>
+        </w:tc>
+        <w:tc>
+          <w:tcPr>
+            <w:tcW w:type="dxa" w:w="2900"/>
+          </w:tcPr>
+          <w:p>
+            <w:pPr>
+              <w:keepNext/>
+              <w:spacing w:after="20" w:before="20" w:line="280" w:lineRule="exact"/>
+              <w:jc w:val="center"/>
+            </w:pPr>
+            <w:r>
+              <w:rPr>
+                <w:rFonts w:ascii="맑은 고딕" w:hAnsi="맑은 고딕" w:eastAsia="맑은 고딕"/>
+                <w:b/>
+                <w:color w:val="000000"/>
+                <w:sz w:val="20"/>
+              </w:rPr>
+              <w:t>상태</w:t>
+            </w:r>
+          </w:p>
+        </w:tc>
+      </w:tr>
+      <w:tr>
+        <w:trPr>
+          <w:cantSplit/>
+        </w:trPr>
+        <w:tc>
+          <w:tcPr>
+            <w:tcW w:type="dxa" w:w="500"/>
+          </w:tcPr>
+          <w:p>
+            <w:pPr>
+              <w:keepNext/>
+              <w:spacing w:after="20" w:before="20" w:line="280" w:lineRule="exact"/>
+            </w:pPr>
+            <w:r>
+              <w:rPr>
+                <w:rFonts w:ascii="맑은 고딕" w:hAnsi="맑은 고딕" w:eastAsia="맑은 고딕"/>
+                <w:b w:val="0"/>
+                <w:color w:val="000000"/>
+                <w:sz w:val="20"/>
+              </w:rPr>
+              <w:t>1</w:t>
+            </w:r>
+          </w:p>
+        </w:tc>
+        <w:tc>
+          <w:tcPr>
+            <w:tcW w:type="dxa" w:w="4600"/>
+          </w:tcPr>
+          <w:p>
+            <w:pPr>
+              <w:keepNext/>
+              <w:spacing w:after="20" w:before="20" w:line="280" w:lineRule="exact"/>
+            </w:pPr>
+            <w:r>
+              <w:rPr>
+                <w:rFonts w:ascii="맑은 고딕" w:hAnsi="맑은 고딕" w:eastAsia="맑은 고딕"/>
+                <w:b w:val="0"/>
+                <w:color w:val="000000"/>
+                <w:sz w:val="20"/>
+              </w:rPr>
+              <w:t>전문가 판정과의 일치도</w:t>
+            </w:r>
+          </w:p>
+        </w:tc>
+        <w:tc>
+          <w:tcPr>
+            <w:tcW w:type="dxa" w:w="2900"/>
+          </w:tcPr>
+          <w:p>
+            <w:pPr>
+              <w:keepNext/>
+              <w:spacing w:after="20" w:before="20" w:line="280" w:lineRule="exact"/>
+            </w:pPr>
+            <w:r>
+              <w:rPr>
+                <w:rFonts w:ascii="맑은 고딕" w:hAnsi="맑은 고딕" w:eastAsia="맑은 고딕"/>
+                <w:b w:val="0"/>
+                <w:color w:val="000000"/>
+                <w:sz w:val="20"/>
+              </w:rPr>
+              <w:t>심사지는 준비, 미실시</w:t>
+            </w:r>
+          </w:p>
+        </w:tc>
+      </w:tr>
+      <w:tr>
+        <w:trPr>
+          <w:cantSplit/>
+        </w:trPr>
+        <w:tc>
+          <w:tcPr>
+            <w:tcW w:type="dxa" w:w="500"/>
+          </w:tcPr>
+          <w:p>
+            <w:pPr>
+              <w:keepNext/>
+              <w:spacing w:after="20" w:before="20" w:line="280" w:lineRule="exact"/>
+            </w:pPr>
+            <w:r>
+              <w:rPr>
+                <w:rFonts w:ascii="맑은 고딕" w:hAnsi="맑은 고딕" w:eastAsia="맑은 고딕"/>
+                <w:b w:val="0"/>
+                <w:color w:val="000000"/>
+                <w:sz w:val="20"/>
+              </w:rPr>
+              <w:t>2</w:t>
+            </w:r>
+          </w:p>
+        </w:tc>
+        <w:tc>
+          <w:tcPr>
+            <w:tcW w:type="dxa" w:w="4600"/>
+          </w:tcPr>
+          <w:p>
+            <w:pPr>
+              <w:keepNext/>
+              <w:spacing w:after="20" w:before="20" w:line="280" w:lineRule="exact"/>
+            </w:pPr>
+            <w:r>
+              <w:rPr>
+                <w:rFonts w:ascii="맑은 고딕" w:hAnsi="맑은 고딕" w:eastAsia="맑은 고딕"/>
+                <w:b w:val="0"/>
+                <w:color w:val="000000"/>
+                <w:sz w:val="20"/>
+              </w:rPr>
+              <w:t>같은 대화를 다시 채점했을 때의 재현성</w:t>
+            </w:r>
+          </w:p>
+        </w:tc>
+        <w:tc>
+          <w:tcPr>
+            <w:tcW w:type="dxa" w:w="2900"/>
+          </w:tcPr>
+          <w:p>
+            <w:pPr>
+              <w:keepNext/>
+              <w:spacing w:after="20" w:before="20" w:line="280" w:lineRule="exact"/>
+            </w:pPr>
+            <w:r>
+              <w:rPr>
+                <w:rFonts w:ascii="맑은 고딕" w:hAnsi="맑은 고딕" w:eastAsia="맑은 고딕"/>
+                <w:b w:val="0"/>
+                <w:color w:val="000000"/>
+                <w:sz w:val="20"/>
+              </w:rPr>
+              <w:t>미측정</w:t>
+            </w:r>
+          </w:p>
+        </w:tc>
+      </w:tr>
+      <w:tr>
+        <w:trPr>
+          <w:cantSplit/>
+        </w:trPr>
+        <w:tc>
+          <w:tcPr>
+            <w:tcW w:type="dxa" w:w="500"/>
+          </w:tcPr>
+          <w:p>
+            <w:pPr>
+              <w:keepNext/>
+              <w:spacing w:after="20" w:before="20" w:line="280" w:lineRule="exact"/>
+            </w:pPr>
+            <w:r>
+              <w:rPr>
+                <w:rFonts w:ascii="맑은 고딕" w:hAnsi="맑은 고딕" w:eastAsia="맑은 고딕"/>
+                <w:b w:val="0"/>
+                <w:color w:val="000000"/>
+                <w:sz w:val="20"/>
+              </w:rPr>
+              <w:t>3</w:t>
+            </w:r>
+          </w:p>
+        </w:tc>
+        <w:tc>
+          <w:tcPr>
+            <w:tcW w:type="dxa" w:w="4600"/>
+          </w:tcPr>
+          <w:p>
+            <w:pPr>
+              <w:keepNext/>
+              <w:spacing w:after="20" w:before="20" w:line="280" w:lineRule="exact"/>
+            </w:pPr>
+            <w:r>
+              <w:rPr>
+                <w:rFonts w:ascii="맑은 고딕" w:hAnsi="맑은 고딕" w:eastAsia="맑은 고딕"/>
+                <w:b w:val="0"/>
+                <w:color w:val="000000"/>
+                <w:sz w:val="20"/>
+              </w:rPr>
+              <w:t>경계 사례에서의 판별력</w:t>
+            </w:r>
+          </w:p>
+        </w:tc>
+        <w:tc>
+          <w:tcPr>
+            <w:tcW w:type="dxa" w:w="2900"/>
+          </w:tcPr>
+          <w:p>
+            <w:pPr>
+              <w:keepNext/>
+              <w:spacing w:after="20" w:before="20" w:line="280" w:lineRule="exact"/>
+            </w:pPr>
+            <w:r>
+              <w:rPr>
+                <w:rFonts w:ascii="맑은 고딕" w:hAnsi="맑은 고딕" w:eastAsia="맑은 고딕"/>
+                <w:b w:val="0"/>
+                <w:color w:val="000000"/>
+                <w:sz w:val="20"/>
+              </w:rPr>
+              <w:t>미측정</w:t>
+            </w:r>
+          </w:p>
+        </w:tc>
+      </w:tr>
+      <w:tr>
+        <w:trPr>
+          <w:cantSplit/>
+        </w:trPr>
+        <w:tc>
+          <w:tcPr>
+            <w:tcW w:type="dxa" w:w="500"/>
+          </w:tcPr>
+          <w:p>
+            <w:pPr>
+              <w:keepNext/>
+              <w:spacing w:after="20" w:before="20" w:line="280" w:lineRule="exact"/>
+            </w:pPr>
+            <w:r>
+              <w:rPr>
+                <w:rFonts w:ascii="맑은 고딕" w:hAnsi="맑은 고딕" w:eastAsia="맑은 고딕"/>
+                <w:b w:val="0"/>
+                <w:color w:val="000000"/>
+                <w:sz w:val="20"/>
+              </w:rPr>
+              <w:t>4</w:t>
+            </w:r>
+          </w:p>
+        </w:tc>
+        <w:tc>
+          <w:tcPr>
+            <w:tcW w:type="dxa" w:w="4600"/>
+          </w:tcPr>
+          <w:p>
+            <w:pPr>
+              <w:keepNext/>
+              <w:spacing w:after="20" w:before="20" w:line="280" w:lineRule="exact"/>
+            </w:pPr>
+            <w:r>
+              <w:rPr>
+                <w:rFonts w:ascii="맑은 고딕" w:hAnsi="맑은 고딕" w:eastAsia="맑은 고딕"/>
+                <w:b w:val="0"/>
+                <w:color w:val="000000"/>
+                <w:sz w:val="20"/>
+              </w:rPr>
+              <w:t>표현력 편향의 크기</w:t>
+            </w:r>
+          </w:p>
+        </w:tc>
+        <w:tc>
+          <w:tcPr>
+            <w:tcW w:type="dxa" w:w="2900"/>
+          </w:tcPr>
+          <w:p>
+            <w:pPr>
+              <w:keepNext/>
+              <w:spacing w:after="20" w:before="20" w:line="280" w:lineRule="exact"/>
+            </w:pPr>
+            <w:r>
+              <w:rPr>
+                <w:rFonts w:ascii="맑은 고딕" w:hAnsi="맑은 고딕" w:eastAsia="맑은 고딕"/>
+                <w:b w:val="0"/>
+                <w:color w:val="000000"/>
+                <w:sz w:val="20"/>
+              </w:rPr>
+              <w:t>일부만 확인</w:t>
+            </w:r>
+          </w:p>
+        </w:tc>
+      </w:tr>
+      <w:tr>
+        <w:trPr>
+          <w:cantSplit/>
+        </w:trPr>
+        <w:tc>
+          <w:tcPr>
+            <w:tcW w:type="dxa" w:w="500"/>
+          </w:tcPr>
+          <w:p>
+            <w:pPr>
+              <w:keepNext w:val="0"/>
+              <w:spacing w:after="20" w:before="20" w:line="280" w:lineRule="exact"/>
+            </w:pPr>
+            <w:r>
+              <w:rPr>
+                <w:rFonts w:ascii="맑은 고딕" w:hAnsi="맑은 고딕" w:eastAsia="맑은 고딕"/>
+                <w:b w:val="0"/>
+                <w:color w:val="000000"/>
+                <w:sz w:val="20"/>
+              </w:rPr>
+              <w:t>5</w:t>
+            </w:r>
+          </w:p>
+        </w:tc>
+        <w:tc>
+          <w:tcPr>
+            <w:tcW w:type="dxa" w:w="4600"/>
+          </w:tcPr>
+          <w:p>
+            <w:pPr>
+              <w:keepNext w:val="0"/>
+              <w:spacing w:after="20" w:before="20" w:line="280" w:lineRule="exact"/>
+            </w:pPr>
+            <w:r>
+              <w:rPr>
+                <w:rFonts w:ascii="맑은 고딕" w:hAnsi="맑은 고딕" w:eastAsia="맑은 고딕"/>
+                <w:b w:val="0"/>
+                <w:color w:val="000000"/>
+                <w:sz w:val="20"/>
+              </w:rPr>
+              <w:t>실제 중복 제안 탐지율</w:t>
+            </w:r>
+          </w:p>
+        </w:tc>
+        <w:tc>
+          <w:tcPr>
+            <w:tcW w:type="dxa" w:w="2900"/>
+          </w:tcPr>
+          <w:p>
+            <w:pPr>
+              <w:keepNext w:val="0"/>
+              <w:spacing w:after="20" w:before="20" w:line="280" w:lineRule="exact"/>
+            </w:pPr>
+            <w:r>
+              <w:rPr>
+                <w:rFonts w:ascii="맑은 고딕" w:hAnsi="맑은 고딕" w:eastAsia="맑은 고딕"/>
+                <w:b w:val="0"/>
+                <w:color w:val="000000"/>
+                <w:sz w:val="20"/>
+              </w:rPr>
+              <w:t>미측정</w:t>
+            </w:r>
+          </w:p>
+        </w:tc>
+      </w:tr>
+    </w:tbl>
+    <w:p>
+      <w:pPr>
+        <w:keepLines/>
+        <w:spacing w:after="200" w:before="0" w:line="380" w:lineRule="exact"/>
+      </w:pPr>
+    </w:p>
+    <w:p>
+      <w:pPr>
+        <w:keepLines/>
+        <w:spacing w:after="180" w:before="0" w:line="380" w:lineRule="exact"/>
+        <w:ind w:firstLine="283"/>
+      </w:pPr>
+      <w:r>
+        <w:rPr>
+          <w:rFonts w:ascii="맑은 고딕" w:hAnsi="맑은 고딕" w:eastAsia="맑은 고딕"/>
+          <w:b w:val="0"/>
+          <w:color w:val="000000"/>
+          <w:sz w:val="22"/>
+        </w:rPr>
+        <w:t>여기에 자료의 구멍 몇 가지가 6.4절에 더 적혀 있다. 지자체 자체사업과 기금사업이 고르게 잡히지 않고, 재정 자료가 최근 다섯 시점에 그치며, 해외 코퍼스가 OECD 에 자기신고한 것으로 한정된다. 법적·규제 타당성은 채점에 아예 포함되지 않는다. 비용 추정표도 프롬프트 캐싱을 전제한 값인데 캐싱은 아직 구현되지 않았으므로 현재 비용이 아니라 목표값이다.</w:t>
+      </w:r>
+    </w:p>
+    <w:p>
+      <w:pPr>
+        <w:keepLines/>
+        <w:spacing w:after="180" w:before="0" w:line="380" w:lineRule="exact"/>
+        <w:ind w:firstLine="283"/>
+      </w:pPr>
+      <w:r>
+        <w:rPr>
+          <w:rFonts w:ascii="맑은 고딕" w:hAnsi="맑은 고딕" w:eastAsia="맑은 고딕"/>
+          <w:b w:val="0"/>
+          <w:color w:val="000000"/>
+          <w:sz w:val="22"/>
+        </w:rPr>
+        <w:t>맺음말의 마지막 문단이 이렇게 끝난다.</w:t>
       </w:r>
     </w:p>
     <w:p>
@@ -139,7 +1790,40 @@
           <w:color w:val="000000"/>
           <w:sz w:val="22"/>
         </w:rPr>
-        <w:t>후속 연구의 의제는 여기서 새로 지어낼 필요가 없다. 5.4절의 '확인되지 않은 것'과 6.5절의 '다음 단계'가 그대로 할 일의 목록이다. 이 계획서는 그 목록을 어떤 순서로, 어떤 관점에서 풀 것인지를 적은 것이다.</w:t>
+        <w:t>후속 연구의 의제를 새로 지어낼 필요가 없는 이유가 여기 있다. 위 목록이 그대로 할 일이다.</w:t>
+      </w:r>
+    </w:p>
+    <w:p>
+      <w:pPr>
+        <w:keepNext/>
+        <w:keepLines/>
+        <w:pageBreakBefore/>
+        <w:spacing w:after="80" w:before="0" w:line="380" w:lineRule="exact"/>
+      </w:pPr>
+      <w:r>
+        <w:rPr>
+          <w:rFonts w:ascii="맑은 고딕" w:hAnsi="맑은 고딕" w:eastAsia="맑은 고딕"/>
+          <w:b/>
+          <w:color w:val="000000"/>
+          <w:sz w:val="26"/>
+        </w:rPr>
+        <w:t>2부.  내가 맡을 수 있는 일</w:t>
+      </w:r>
+    </w:p>
+    <w:p>
+      <w:pPr>
+        <w:keepNext/>
+        <w:keepLines/>
+        <w:spacing w:after="180" w:before="380" w:line="380" w:lineRule="exact"/>
+      </w:pPr>
+      <w:r>
+        <w:rPr>
+          <w:rFonts w:ascii="맑은 고딕" w:hAnsi="맑은 고딕" w:eastAsia="맑은 고딕"/>
+          <w:b/>
+          <w:color w:val="000000"/>
+          <w:sz w:val="24"/>
+        </w:rPr>
+        <w:t>7. 순환을 끊는 일이 맨 앞에 와야 한다</w:t>
       </w:r>
     </w:p>
     <w:p>
@@ -155,7 +1839,25 @@
           <w:color w:val="000000"/>
           <w:sz w:val="22"/>
         </w:rPr>
-        <w:t>남아 있는 항목 가운데 성격이 다른 둘을 먼저 갈라 두어야 한다. 하나는 자료의 구멍이다. 지자체 자체사업과 기금사업이 고르게 잡히지 않고, 재정 자료가 최근 다섯 시점에 그치며, 해외 사례가 OECD 에 자기신고한 것으로 한정된다. 이것들은 코퍼스를 넓히면 줄어드는 종류의 문제이고, 줄지 않더라도 커버리지 표에 그대로 드러나므로 판정을 오염시키지는 않는다. 다른 하나는 도구 자체에 대한 것이다. 같은 대화를 다시 채점하면 같은 값이 나오는지, 채점 결과가 사람의 판단과 맞는지, 중간대 제안을 가를 수 있는지. 이쪽은 코퍼스를 아무리 넓혀도 저절로 풀리지 않는다.</w:t>
+        <w:t xml:space="preserve">다섯 항목 가운데 전문가 일치도를 첫 순서에 두어야 한다고 본다. 이것이 다른 항목보다 중요해서가 아니라, </w:t>
+      </w:r>
+      <w:r>
+        <w:rPr>
+          <w:rFonts w:ascii="맑은 고딕" w:hAnsi="맑은 고딕" w:eastAsia="맑은 고딕"/>
+          <w:b/>
+          <w:color w:val="000000"/>
+          <w:sz w:val="22"/>
+        </w:rPr>
+        <w:t>순환이 끊기지 않으면 나머지 측정이 의미를 잃기</w:t>
+      </w:r>
+      <w:r>
+        <w:rPr>
+          <w:rFonts w:ascii="맑은 고딕" w:hAnsi="맑은 고딕" w:eastAsia="맑은 고딕"/>
+          <w:b w:val="0"/>
+          <w:color w:val="000000"/>
+          <w:sz w:val="22"/>
+        </w:rPr>
+        <w:t xml:space="preserve"> 때문이다.</w:t>
       </w:r>
     </w:p>
     <w:p>
@@ -171,23 +1873,7 @@
           <w:color w:val="000000"/>
           <w:sz w:val="22"/>
         </w:rPr>
-        <w:t>후속 연구가 다루어야 할 것은 뒤쪽이다.</w:t>
-      </w:r>
-    </w:p>
-    <w:p>
-      <w:pPr>
-        <w:keepNext/>
-        <w:keepLines/>
-        <w:spacing w:after="200" w:before="440" w:line="380" w:lineRule="exact"/>
-      </w:pPr>
-      <w:r>
-        <w:rPr>
-          <w:rFonts w:ascii="맑은 고딕" w:hAnsi="맑은 고딕" w:eastAsia="맑은 고딕"/>
-          <w:b/>
-          <w:color w:val="000000"/>
-          <w:sz w:val="24"/>
-        </w:rPr>
-        <w:t>2. 순환을 끊는 일이 먼저다</w:t>
+        <w:t>재현성을 아무리 정밀하게 재도, 그 도구가 재는 것이 '좋은 제안'이 아니라 '모델이 좋다고 여기는 제안'이라면 재현성이 높은 쪽이 오히려 더 나쁘다. 일관되게 틀린 자가 흔들리는 자보다 위험하다. 모델 바깥의 준거를 먼저 세워야 뒤의 수치들이 해석된다.</w:t>
       </w:r>
     </w:p>
     <w:p>
@@ -203,80 +1889,14 @@
           <w:color w:val="000000"/>
           <w:sz w:val="22"/>
         </w:rPr>
-        <w:t>설명자료 5.4절이 스스로 지적한 순환성이 가장 깊은 문제다. 판별력 시험에 쓴 사례는 사람이 만든 것이 아니다. 문항을 생성한 것도 모델이고, 그 문항으로 문답을 진행한 것도 모델이며, 채점한 것도 같은 모델이다. 그래서 결과를 두 가지로 읽을 수 있다. 채점기가 진부함을 실제로 판별했거나, 생성기와 채점기가 같은 '진부함' 개념을 공유했을 뿐이거나.</w:t>
-      </w:r>
-    </w:p>
-    <w:p>
-      <w:pPr>
-        <w:keepLines/>
-        <w:spacing w:after="180" w:before="0" w:line="380" w:lineRule="exact"/>
-        <w:ind w:firstLine="283"/>
-      </w:pPr>
-      <w:r>
-        <w:rPr>
-          <w:rFonts w:ascii="맑은 고딕" w:hAnsi="맑은 고딕" w:eastAsia="맑은 고딕"/>
-          <w:b w:val="0"/>
-          <w:color w:val="000000"/>
-          <w:sz w:val="22"/>
-        </w:rPr>
-        <w:t xml:space="preserve">현재 자료로는 두 해석을 가를 수 없다. 이 점은 설명자료가 이미 인정하고 있다. 중요한 것은 그다음인데, </w:t>
-      </w:r>
-      <w:r>
-        <w:rPr>
-          <w:rFonts w:ascii="맑은 고딕" w:hAnsi="맑은 고딕" w:eastAsia="맑은 고딕"/>
-          <w:b/>
-          <w:color w:val="000000"/>
-          <w:sz w:val="22"/>
-        </w:rPr>
-        <w:t>순환이 끊기지 않으면 뒤의 모든 측정이 의미를 잃는다</w:t>
-      </w:r>
-      <w:r>
-        <w:rPr>
-          <w:rFonts w:ascii="맑은 고딕" w:hAnsi="맑은 고딕" w:eastAsia="맑은 고딕"/>
-          <w:b w:val="0"/>
-          <w:color w:val="000000"/>
-          <w:sz w:val="22"/>
-        </w:rPr>
-        <w:t>는 사실이다. 재현성을 아무리 정밀하게 재도, 그 도구가 재는 것이 '좋은 제안'이 아니라 '모델이 좋다고 여기는 제안'이라면 재현성이 높은 쪽이 오히려 더 나쁘다. 일관되게 틀린 자가 흔들리는 자보다 위험하다.</w:t>
-      </w:r>
-    </w:p>
-    <w:p>
-      <w:pPr>
-        <w:keepLines/>
-        <w:spacing w:after="180" w:before="0" w:line="380" w:lineRule="exact"/>
-        <w:ind w:firstLine="283"/>
-      </w:pPr>
-      <w:r>
-        <w:rPr>
-          <w:rFonts w:ascii="맑은 고딕" w:hAnsi="맑은 고딕" w:eastAsia="맑은 고딕"/>
-          <w:b w:val="0"/>
-          <w:color w:val="000000"/>
-          <w:sz w:val="22"/>
-        </w:rPr>
-        <w:t>순환을 끊는 방법은 하나뿐이다. 모델 바깥의 준거를 세우는 것. 사람이 실제로 낸 제안을 사람 심사자가 채점하고, 그 결과와 대조해야 한다. 설명자료에 따르면 심사지는 준비되어 있고 실시만 남았다. 이것을 후속 작업의 첫 순서에 두는 데 이견이 있기 어렵다고 본다.</w:t>
-      </w:r>
-    </w:p>
-    <w:p>
-      <w:pPr>
-        <w:keepLines/>
-        <w:spacing w:after="180" w:before="0" w:line="380" w:lineRule="exact"/>
-        <w:ind w:firstLine="283"/>
-      </w:pPr>
-      <w:r>
-        <w:rPr>
-          <w:rFonts w:ascii="맑은 고딕" w:hAnsi="맑은 고딕" w:eastAsia="맑은 고딕"/>
-          <w:b w:val="0"/>
-          <w:color w:val="000000"/>
-          <w:sz w:val="22"/>
-        </w:rPr>
-        <w:t>다만 준거를 세우는 일 자체가 만만치 않다. 사람 심사자들끼리도 판정이 갈리기 때문이다. 심사자 간 일치도가 낮으면 그 준거를 기준으로 삼는 것이 타당한지부터 다시 물어야 한다. 그래서 전문가 심사는 한 사람이 아니라 복수로, 같은 자료를 독립적으로 보게 해야 하고, 사람끼리의 일치도와 사람 대 모델의 일치도를 함께 보고해야 한다. 모델이 사람과 덜 맞더라도 사람끼리도 그만큼 안 맞는다면 해석이 달라진다.</w:t>
+        <w:t>준거를 세우는 설계에 의견이 있다. 사람 심사자끼리도 판정이 갈리므로 한 사람이 아니라 복수로, 같은 자료를 독립적으로 보게 해야 한다. 그리고 사람끼리의 일치도와 사람 대 모델의 일치도를 함께 보고해야 한다. 모델이 사람과 덜 맞더라도 사람끼리도 그만큼 안 맞는다면 해석이 완전히 달라지기 때문이다. 이 설계를 잡고 심사 자료를 준비하는 일을 맡을 수 있다.</w:t>
       </w:r>
     </w:p>
     <w:p>
       <w:pPr>
         <w:keepNext/>
         <w:keepLines/>
-        <w:spacing w:after="200" w:before="440" w:line="380" w:lineRule="exact"/>
+        <w:spacing w:after="180" w:before="380" w:line="380" w:lineRule="exact"/>
       </w:pPr>
       <w:r>
         <w:rPr>
@@ -285,7 +1905,7 @@
           <w:color w:val="000000"/>
           <w:sz w:val="24"/>
         </w:rPr>
-        <w:t>3. 중간대라는 문제</w:t>
+        <w:t>8. 중간대 — 값어치가 전부 여기 있다</w:t>
       </w:r>
     </w:p>
     <w:p>
@@ -317,7 +1937,7 @@
           <w:color w:val="000000"/>
           <w:sz w:val="22"/>
         </w:rPr>
-        <w:t>명백히 좋은 제안과 명백히 나쁜 제안은 선별 장치가 없어도 갈린다. 담당자가 한 번 읽으면 안다. 선별 체계를 만들어 얻는 것이 있다면 그것은 전부 중간대에 있다 — 새롭기는 한데 근거가 얇은 제안, 기존 사업과 비슷해 보이는데 결정적인 한 군데가 다른 제안, 설계는 허술하지만 문제 진단이 정확한 제안. 실제 국민제안이 몰리는 곳도 여기다. 그리고 지금 판별력이 확인되지 않은 곳도 정확히 여기다.</w:t>
+        <w:t>명백히 좋은 제안과 명백히 나쁜 제안은 선별 장치가 없어도 갈린다. 담당자가 한 번 읽으면 안다. 선별 체계를 만들어 얻는 것이 있다면 그것은 전부 중간대에 있다 — 새롭기는 한데 근거가 얇은 제안, 기존 사업과 비슷해 보이는데 결정적인 한 군데가 다른 제안, 설계는 허술하지만 문제 진단이 정확한 제안. 실제 국민제안이 몰리는 곳도 여기이고, 지금 판별력이 확인되지 않은 곳도 정확히 여기다.</w:t>
       </w:r>
     </w:p>
     <w:p>
@@ -333,7 +1953,7 @@
           <w:color w:val="000000"/>
           <w:sz w:val="22"/>
         </w:rPr>
-        <w:t>이것을 연구 질문으로 옮기면 두 갈래가 된다. 중간대에서 이 체계의 판정이 사람 심사와 얼마나 맞는가. 그리고 맞지 않는다면 어느 방향으로 어긋나는가. 뒤의 물음이 더 쓸모 있다. 체계적으로 한쪽으로 기울어 있다면 보정할 수 있지만, 무작위로 흩어져 있다면 그 도구는 중간대에 쓸 수 없다는 뜻이기 때문이다.</w:t>
+        <w:t>연구 질문으로 옮기면 두 갈래가 된다. 중간대에서 판정이 사람 심사와 얼마나 맞는가, 그리고 맞지 않는다면 어느 방향으로 어긋나는가. 뒤의 물음이 더 쓸모 있다. 체계적으로 한쪽으로 기울어 있다면 보정할 수 있지만, 무작위로 흩어져 있다면 그 도구는 중간대에 쓸 수 없다는 뜻이다.</w:t>
       </w:r>
     </w:p>
     <w:p>
@@ -349,14 +1969,32 @@
           <w:color w:val="000000"/>
           <w:sz w:val="22"/>
         </w:rPr>
-        <w:t>중간대 사례를 어떻게 모으느냐도 설계의 일부다. 지어낸 사례로는 다시 순환에 빠진다. 실제로 접수된 제안 가운데 담당자들이 판단을 망설였던 것을 뽑아 오는 편이 낫다고 본다. 망설였다는 사실 자체가 그 제안이 중간대에 있다는 표지다.</w:t>
+        <w:t xml:space="preserve">사례를 어떻게 모으느냐도 설계의 일부다. 지어낸 사례로는 다시 순환에 빠진다. 실제로 접수된 제안 가운데 </w:t>
+      </w:r>
+      <w:r>
+        <w:rPr>
+          <w:rFonts w:ascii="맑은 고딕" w:hAnsi="맑은 고딕" w:eastAsia="맑은 고딕"/>
+          <w:b/>
+          <w:color w:val="000000"/>
+          <w:sz w:val="22"/>
+        </w:rPr>
+        <w:t>담당자들이 판단을 망설였던 것</w:t>
+      </w:r>
+      <w:r>
+        <w:rPr>
+          <w:rFonts w:ascii="맑은 고딕" w:hAnsi="맑은 고딕" w:eastAsia="맑은 고딕"/>
+          <w:b w:val="0"/>
+          <w:color w:val="000000"/>
+          <w:sz w:val="22"/>
+        </w:rPr>
+        <w:t>을 뽑아 오는 편이 낫다. 망설였다는 사실 자체가 그 제안이 중간대에 있다는 표지다.</w:t>
       </w:r>
     </w:p>
     <w:p>
       <w:pPr>
         <w:keepNext/>
         <w:keepLines/>
-        <w:spacing w:after="200" w:before="440" w:line="380" w:lineRule="exact"/>
+        <w:spacing w:after="180" w:before="380" w:line="380" w:lineRule="exact"/>
       </w:pPr>
       <w:r>
         <w:rPr>
@@ -365,7 +2003,7 @@
           <w:color w:val="000000"/>
           <w:sz w:val="24"/>
         </w:rPr>
-        <w:t>4. 표현력 격차와 채점 항목의 관계</w:t>
+        <w:t>9. 재현성 측정과 채점 항목 개편은 묶어야 한다</w:t>
       </w:r>
     </w:p>
     <w:p>
@@ -381,7 +2019,7 @@
           <w:color w:val="000000"/>
           <w:sz w:val="22"/>
         </w:rPr>
-        <w:t>설명자료 6.4절은 표현력과 도구의 격차를 한계로 적고 대응이 아직 검토 단계라고 밝혔다. 이 항목은 6.5절의 다른 항목 하나와 붙어 있는데, 두 가지를 따로 다루면 둘 다 못 푼다.</w:t>
+        <w:t>보고서의 다음 단계 목록에는 '체크리스트에 구체성 요건을 도입해 항목을 나열만 해도 점수를 얻는 일을 막는다'가 들어 있다. 언뜻 채점 정밀도를 높이는 기술적 개선으로 보이지만, 실은 표현력 격차가 생기는 지점을 직접 건드리는 일이다.</w:t>
       </w:r>
     </w:p>
     <w:p>
@@ -397,7 +2035,7 @@
           <w:color w:val="000000"/>
           <w:sz w:val="22"/>
         </w:rPr>
-        <w:t>다음 단계 목록에는 '체크리스트에 구체성 요건을 도입해 항목을 나열만 해도 점수를 얻는 일을 막는다'가 들어 있다. 언뜻 채점 정밀도를 높이는 기술적 개선으로 보이지만, 실은 표현력 격차의 발생 지점을 직접 건드리는 일이다. 항목을 빠짐없이 언급했는지만 보는 채점표에서는 잘 쓰는 사람이 유리하다. 요구되는 것이 내용이 아니라 열거이기 때문이다. 반면 '무엇으로 확인할 수 있는가'를 묻는 채점표에서는 열거만으로 점수가 오르지 않는다. 확인할 대상을 대려면 실제로 알아야 한다.</w:t>
+        <w:t>항목을 빠짐없이 언급했는지만 보는 채점표에서는 잘 쓰는 사람이 유리하다. 요구되는 것이 내용이 아니라 열거이기 때문이다. 반면 '무엇으로 확인할 수 있는가'를 묻는 채점표에서는 열거만으로 점수가 오르지 않는다. 확인할 대상을 대려면 실제로 알아야 한다.</w:t>
       </w:r>
     </w:p>
     <w:p>
@@ -413,7 +2051,7 @@
           <w:color w:val="000000"/>
           <w:sz w:val="22"/>
         </w:rPr>
-        <w:t>그러니까 표현력 격차에 대한 대응은 두 층이다. 채점 항목을 고쳐 격차가 생기는 통로를 좁히는 것이 안쪽이고, 그래도 남는 격차에 대해 모두에게 같은 작성 보조를 제공하는 것이 바깥쪽이다. 안쪽을 건드리지 않고 바깥쪽만 하면 도구를 나눠 주는 것으로 문제를 덮게 된다.</w:t>
+        <w:t>그러니 표현력 격차에 대한 대응은 두 층이다. 채점 항목을 고쳐 격차가 생기는 통로를 좁히는 것이 안쪽이고, 그래도 남는 격차에 대해 모두에게 같은 작성 보조를 제공하는 것이 바깥쪽이다. 안쪽을 건드리지 않고 바깥쪽만 하면 도구를 나눠 주는 것으로 문제를 덮게 된다.</w:t>
       </w:r>
     </w:p>
     <w:p>
@@ -429,14 +2067,14 @@
           <w:color w:val="000000"/>
           <w:sz w:val="22"/>
         </w:rPr>
-        <w:t>그리고 이 두 가지는 효과를 따로 재야 한다. 채점표를 고치면서 동시에 작성 보조를 제공하면 무엇이 효과를 냈는지 알 수 없다. 설계상 순서를 나누어야 하는 자리다.</w:t>
+        <w:t>그리고 두 가지는 효과를 따로 재야 한다. 채점표를 고치면서 동시에 작성 보조를 제공하면 무엇이 효과를 냈는지 알 수 없다. 재현성 측정과 항목 개편을 묶어 두면 같은 자료를 두 채점표로 돌려 비교할 수 있으므로 설계상 이득이 크다. 이 작업은 판정 규칙을 다시 짜고 그것이 기존 자료에서 어떻게 움직이는지 돌려 봐야 확정되는 종류이며, 구현까지 함께 맡을 수 있다.</w:t>
       </w:r>
     </w:p>
     <w:p>
       <w:pPr>
         <w:keepNext/>
         <w:keepLines/>
-        <w:spacing w:after="200" w:before="440" w:line="380" w:lineRule="exact"/>
+        <w:spacing w:after="180" w:before="380" w:line="380" w:lineRule="exact"/>
       </w:pPr>
       <w:r>
         <w:rPr>
@@ -445,7 +2083,7 @@
           <w:color w:val="000000"/>
           <w:sz w:val="24"/>
         </w:rPr>
-        <w:t>5. 판정 이력이 쌓이면 무엇이 달라지는가</w:t>
+        <w:t>10. 판정 이력을 어떻게 남길 것인가</w:t>
       </w:r>
     </w:p>
     <w:p>
@@ -461,7 +2099,7 @@
           <w:color w:val="000000"/>
           <w:sz w:val="22"/>
         </w:rPr>
-        <w:t>6.5절의 마지막 항목은 판정 이력을 국가 아이디어 코퍼스로 축적하는 것이다. 설명자료는 이것을 1.2절이 지적한 문제 — 판정한 내용이 남지 않는다 — 의 해법으로 적었다. 맞는 말이지만 그보다 더 나간다고 본다.</w:t>
+        <w:t>다음 단계의 마지막 항목은 판정 이력을 국가 아이디어 코퍼스로 축적하는 것이다. 보고서는 이것을 '판정한 내용이 남지 않는다'는 문제의 해법으로 적었다. 맞는 말이고, 그보다 더 나간다.</w:t>
       </w:r>
     </w:p>
     <w:p>
@@ -477,7 +2115,7 @@
           <w:color w:val="000000"/>
           <w:sz w:val="22"/>
         </w:rPr>
-        <w:t>판정이 쌓이면 다음 판정이 싸진다. 어떤 제안이 들어왔을 때 지금은 네 개의 국가 데이터를 뒤져야 하지만, 유사한 제안에 대한 과거 판정이 남아 있다면 그 판정을 출발점으로 삼을 수 있다. 같은 취지의 제안이 반복해서 들어오는 것이 국민제안의 특징이라는 점을 생각하면, 이 절약은 작지 않다. 선별 비용이 누적 판정 건수에 따라 떨어지는 구조가 생기는 것이다.</w:t>
+        <w:t>판정이 쌓이면 다음 판정이 싸진다. 지금은 제안 하나에 네 개의 국가 데이터를 뒤져야 하지만, 유사한 제안에 대한 과거 판정이 남아 있다면 그 판정을 출발점으로 삼을 수 있다. 같은 취지의 제안이 반복해 들어오는 것이 국민제안의 특징이라는 점을 생각하면 이 절약은 작지 않다. 기각된 제안의 기록도 자산이 된다. 왜 기각되었는지가 남아 있으면 같은 제안을 다시 기각하는 비용이 거의 0 이 되고, 제안자에게 즉시 근거 있는 답을 줄 수 있다.</w:t>
       </w:r>
     </w:p>
     <w:p>
@@ -493,25 +2131,23 @@
           <w:color w:val="000000"/>
           <w:sz w:val="22"/>
         </w:rPr>
-        <w:t xml:space="preserve">이것은 성장 모형에서 익숙한 모양이다. 축적된 것이 다음 생산의 투입이 되고, 그래서 규모가 커질수록 단위 비용이 떨어진다. 다만 여기서 축적되는 것은 아이디어가 아니라 </w:t>
+        <w:t>여기서 할 일은 설계와 계산 둘이다. 어떤 형식으로 판정을 남겨야 재사용이 가능한지가 설계 문제이고, 재사용이 선별 비용을 실제로 얼마나 낮추는지가 계산 문제다. 3부에서 이 두 번째를 다시 다룬다.</w:t>
       </w:r>
+    </w:p>
+    <w:p>
+      <w:pPr>
+        <w:keepNext/>
+        <w:keepLines/>
+        <w:spacing w:after="180" w:before="380" w:line="380" w:lineRule="exact"/>
+      </w:pPr>
       <w:r>
         <w:rPr>
           <w:rFonts w:ascii="맑은 고딕" w:hAnsi="맑은 고딕" w:eastAsia="맑은 고딕"/>
           <w:b/>
           <w:color w:val="000000"/>
-          <w:sz w:val="22"/>
+          <w:sz w:val="24"/>
         </w:rPr>
-        <w:t>아이디어에 대한 판정</w:t>
-      </w:r>
-      <w:r>
-        <w:rPr>
-          <w:rFonts w:ascii="맑은 고딕" w:hAnsi="맑은 고딕" w:eastAsia="맑은 고딕"/>
-          <w:b w:val="0"/>
-          <w:color w:val="000000"/>
-          <w:sz w:val="22"/>
-        </w:rPr>
-        <w:t>이다. 기각된 제안의 기록도 자산이 된다는 점이 흥미롭다. 왜 기각되었는지가 남아 있으면, 같은 제안을 다시 기각하는 데 드는 비용이 거의 0 이 되고 제안자에게 즉시 근거 있는 답을 줄 수 있다.</w:t>
+        <w:t>11. 설계와 구현 사이를 오가는 일</w:t>
       </w:r>
     </w:p>
     <w:p>
@@ -527,23 +2163,7 @@
           <w:color w:val="000000"/>
           <w:sz w:val="22"/>
         </w:rPr>
-        <w:t>후속 연구에서 이 부분은 설계와 계산을 함께 해야 할 대목이다. 어떤 형식으로 판정을 남겨야 재사용이 가능한지가 설계 문제이고, 재사용이 선별 비용을 실제로 얼마나 낮추는지가 계산 문제다.</w:t>
-      </w:r>
-    </w:p>
-    <w:p>
-      <w:pPr>
-        <w:keepNext/>
-        <w:keepLines/>
-        <w:spacing w:after="200" w:before="440" w:line="380" w:lineRule="exact"/>
-      </w:pPr>
-      <w:r>
-        <w:rPr>
-          <w:rFonts w:ascii="맑은 고딕" w:hAnsi="맑은 고딕" w:eastAsia="맑은 고딕"/>
-          <w:b/>
-          <w:color w:val="000000"/>
-          <w:sz w:val="24"/>
-        </w:rPr>
-        <w:t>6. 이 모든 것을 성장의 문제로 놓고 싶다</w:t>
+        <w:t>이런 연구에서 가장 자주 생기는 손실은 설계와 구현이 어긋나는 데서 온다. 회의에서 합의한 채점 기준 한 문장을 코드로 옮기려 하면 그제야 그 문장이 모호했다는 사실이 드러난다. '제안자가 반론에 대응했는가' 같은 항목은 회의에서는 이견 없이 통과하지만, 막상 판정하려 들면 무엇을 대응으로 칠 것인지가 정해져 있지 않다. 이 발견이 설계 쪽으로 곧바로 되먹여지지 않으면 어긋남은 그대로 남아 결과에 실린다.</w:t>
       </w:r>
     </w:p>
     <w:p>
@@ -559,7 +2179,7 @@
           <w:color w:val="000000"/>
           <w:sz w:val="22"/>
         </w:rPr>
-        <w:t>여기까지가 설명자료가 남긴 숙제를 푸는 이야기다. 여기에 하나를 더 붙이고 싶다.</w:t>
+        <w:t>설계 논의에 참여하면서 그 자리에서 나온 규칙을 돌아가는 형태로 만들어 보고, 구현이 부딪히는 제약을 설계의 언어로 되돌리는 일을 맡을 수 있다. 9장에서 적은 채점 항목 개편이 마침 그런 작업이다.</w:t>
       </w:r>
     </w:p>
     <w:p>
@@ -575,7 +2195,88 @@
           <w:color w:val="000000"/>
           <w:sz w:val="22"/>
         </w:rPr>
-        <w:t>내생 성장론은 아이디어를 성장의 동력으로 놓았다. 아이디어는 비경합적이어서 한 사람이 쓴다고 다른 사람이 못 쓰게 되지 않는다. 설계도 한 장으로 공장을 하나 짓든 천 개를 짓든 설계도는 닳지 않는다. 이 성질에서 수확체감을 피해 가는 성장의 가능성이 나왔고, 뒤이은 논의는 주로 아이디어를 얼마나 많이 만들어 내는가를 물었다.</w:t>
+        <w:t>도구가 연구보다 오래 남게 하는 일도 맡고 싶다. 연구용으로 급히 만든 프로그램은 대개 연구가 끝나면 아무도 돌리지 못하는 상태가 된다. 설치 절차가 사람 머릿속에만 있거나, 만든 사람이 떠나면 고칠 수 없게 되기 때문이다. 그러면 후속 연구는 매번 바닥부터 다시 만든다. 10장의 판정 이력 축적도 결국 같은 이야기다.</w:t>
+      </w:r>
+    </w:p>
+    <w:p>
+      <w:pPr>
+        <w:keepLines/>
+        <w:spacing w:after="180" w:before="0" w:line="380" w:lineRule="exact"/>
+        <w:ind w:firstLine="283"/>
+      </w:pPr>
+      <w:r>
+        <w:rPr>
+          <w:rFonts w:ascii="맑은 고딕" w:hAnsi="맑은 고딕" w:eastAsia="맑은 고딕"/>
+          <w:b w:val="0"/>
+          <w:color w:val="000000"/>
+          <w:sz w:val="22"/>
+        </w:rPr>
+        <w:t>무엇이 안 되는지를 먼저 말하는 쪽이기도 하다. 이런 종류의 시스템은 시연할 때 잘 돌아가는 사례만 보여 주기 쉽고, 그러면 한계가 드러나는 시점이 도입 이후로 미뤄진다. 보고서가 5.4절과 6.4절을 그렇게 쓴 것이 옳았다고 보며, 후속 작업에서도 그 태도를 지키는 쪽에 서겠다.</w:t>
+      </w:r>
+    </w:p>
+    <w:p>
+      <w:pPr>
+        <w:keepNext/>
+        <w:keepLines/>
+        <w:pageBreakBefore/>
+        <w:spacing w:after="80" w:before="0" w:line="380" w:lineRule="exact"/>
+      </w:pPr>
+      <w:r>
+        <w:rPr>
+          <w:rFonts w:ascii="맑은 고딕" w:hAnsi="맑은 고딕" w:eastAsia="맑은 고딕"/>
+          <w:b/>
+          <w:color w:val="000000"/>
+          <w:sz w:val="26"/>
+        </w:rPr>
+        <w:t>3부.  경제성장론과의 연결</w:t>
+      </w:r>
+    </w:p>
+    <w:p>
+      <w:pPr>
+        <w:keepNext/>
+        <w:keepLines/>
+        <w:spacing w:after="180" w:before="380" w:line="380" w:lineRule="exact"/>
+      </w:pPr>
+      <w:r>
+        <w:rPr>
+          <w:rFonts w:ascii="맑은 고딕" w:hAnsi="맑은 고딕" w:eastAsia="맑은 고딕"/>
+          <w:b/>
+          <w:color w:val="000000"/>
+          <w:sz w:val="24"/>
+        </w:rPr>
+        <w:t>12. 성장 모형이 비워 둔 구간</w:t>
+      </w:r>
+    </w:p>
+    <w:p>
+      <w:pPr>
+        <w:keepLines/>
+        <w:spacing w:after="180" w:before="0" w:line="380" w:lineRule="exact"/>
+        <w:ind w:firstLine="283"/>
+      </w:pPr>
+      <w:r>
+        <w:rPr>
+          <w:rFonts w:ascii="맑은 고딕" w:hAnsi="맑은 고딕" w:eastAsia="맑은 고딕"/>
+          <w:b w:val="0"/>
+          <w:color w:val="000000"/>
+          <w:sz w:val="22"/>
+        </w:rPr>
+        <w:t>2부까지는 평가 도구를 고치는 이야기다. 여기에 하나를 더 붙이고 싶다.</w:t>
+      </w:r>
+    </w:p>
+    <w:p>
+      <w:pPr>
+        <w:keepLines/>
+        <w:spacing w:after="180" w:before="0" w:line="380" w:lineRule="exact"/>
+        <w:ind w:firstLine="283"/>
+      </w:pPr>
+      <w:r>
+        <w:rPr>
+          <w:rFonts w:ascii="맑은 고딕" w:hAnsi="맑은 고딕" w:eastAsia="맑은 고딕"/>
+          <w:b w:val="0"/>
+          <w:color w:val="000000"/>
+          <w:sz w:val="22"/>
+        </w:rPr>
+        <w:t>내생 성장론은 아이디어를 성장의 동력으로 놓았다. 아이디어는 비경합적이어서 한 사람이 쓴다고 다른 사람이 못 쓰게 되지 않는다. 설계도 한 장으로 공장을 하나 짓든 천 개를 짓든 설계도는 닳지 않는다. 이 성질에서 수확체감을 피해 가는 성장의 가능성이 나왔고, 뒤이은 논의는 주로 아이디어를 얼마나 많이 만들어 내는가를 물었다. 연구 인력을 얼마나 투입할 것인가, 연구 생산성은 왜 떨어지는가 같은 물음들이다.</w:t>
       </w:r>
     </w:p>
     <w:p>
@@ -643,7 +2344,23 @@
           <w:color w:val="000000"/>
           <w:sz w:val="22"/>
         </w:rPr>
-        <w:t>. 국민제안으로 들어온 착상이 좋은지 아닌지를 가려내는 것은 담당자의 판단뿐이고, 그 판단이 틀렸을 때 교정해 줄 가격 신호가 없다.</w:t>
+        <w:t>. 국민제안으로 들어온 착상이 좋은지 아닌지를 가려내는 것은 담당자의 판단뿐이고, 그 판단이 틀렸을 때 교정해 줄 가격 신호가 없다. 시장이 없는 영역이야말로 선별이 성장의 제약이 되기 쉽다.</w:t>
+      </w:r>
+    </w:p>
+    <w:p>
+      <w:pPr>
+        <w:keepNext/>
+        <w:keepLines/>
+        <w:spacing w:after="180" w:before="380" w:line="380" w:lineRule="exact"/>
+      </w:pPr>
+      <w:r>
+        <w:rPr>
+          <w:rFonts w:ascii="맑은 고딕" w:hAnsi="맑은 고딕" w:eastAsia="맑은 고딕"/>
+          <w:b/>
+          <w:color w:val="000000"/>
+          <w:sz w:val="24"/>
+        </w:rPr>
+        <w:t>13. 2부의 과제들을 성장의 언어로 옮기면</w:t>
       </w:r>
     </w:p>
     <w:p>
@@ -659,7 +2376,7 @@
           <w:color w:val="000000"/>
           <w:sz w:val="22"/>
         </w:rPr>
-        <w:t>이 틀을 가져오면 앞 장들에서 다룬 것이 다른 이름을 얻는다.</w:t>
+        <w:t>이 틀을 가져오면 2부에서 다룬 것들이 다른 이름을 얻는다.</w:t>
       </w:r>
     </w:p>
     <w:tbl>
@@ -678,8 +2395,8 @@
         </w:tblBorders>
       </w:tblPr>
       <w:tblGrid>
-        <w:gridCol w:w="3100"/>
-        <w:gridCol w:w="4900"/>
+        <w:gridCol w:w="3000"/>
+        <w:gridCol w:w="5000"/>
       </w:tblGrid>
       <w:tr>
         <w:trPr>
@@ -688,7 +2405,7 @@
         </w:trPr>
         <w:tc>
           <w:tcPr>
-            <w:tcW w:type="dxa" w:w="3100"/>
+            <w:tcW w:type="dxa" w:w="3000"/>
           </w:tcPr>
           <w:p>
             <w:pPr>
@@ -703,13 +2420,13 @@
                 <w:color w:val="000000"/>
                 <w:sz w:val="20"/>
               </w:rPr>
-              <w:t>설명자료가 남긴 숙제</w:t>
+              <w:t>보고서가 남긴 미검증 항목</w:t>
             </w:r>
           </w:p>
         </w:tc>
         <w:tc>
           <w:tcPr>
-            <w:tcW w:type="dxa" w:w="4900"/>
+            <w:tcW w:type="dxa" w:w="5000"/>
           </w:tcPr>
           <w:p>
             <w:pPr>
@@ -735,7 +2452,7 @@
         </w:trPr>
         <w:tc>
           <w:tcPr>
-            <w:tcW w:type="dxa" w:w="3100"/>
+            <w:tcW w:type="dxa" w:w="3000"/>
           </w:tcPr>
           <w:p>
             <w:pPr>
@@ -755,7 +2472,7 @@
         </w:tc>
         <w:tc>
           <w:tcPr>
-            <w:tcW w:type="dxa" w:w="4900"/>
+            <w:tcW w:type="dxa" w:w="5000"/>
           </w:tcPr>
           <w:p>
             <w:pPr>
@@ -769,7 +2486,7 @@
                 <w:color w:val="000000"/>
                 <w:sz w:val="20"/>
               </w:rPr>
-              <w:t>선별 정확도의 상한. 도구가 흔들리는 만큼</w:t>
+              <w:t>선별 정확도의 상한.</w:t>
             </w:r>
           </w:p>
           <w:p>
@@ -784,7 +2501,22 @@
                 <w:color w:val="000000"/>
                 <w:sz w:val="20"/>
               </w:rPr>
-              <w:t>사회가 좋은 제안을 알아볼 확률이 깎인다</w:t>
+              <w:t>도구가 흔들리는 만큼 사회가 좋은 제안을</w:t>
+            </w:r>
+          </w:p>
+          <w:p>
+            <w:pPr>
+              <w:keepNext/>
+              <w:spacing w:after="20" w:before="20" w:line="280" w:lineRule="exact"/>
+            </w:pPr>
+            <w:r>
+              <w:rPr>
+                <w:rFonts w:ascii="맑은 고딕" w:hAnsi="맑은 고딕" w:eastAsia="맑은 고딕"/>
+                <w:b w:val="0"/>
+                <w:color w:val="000000"/>
+                <w:sz w:val="20"/>
+              </w:rPr>
+              <w:t>알아볼 확률이 깎인다</w:t>
             </w:r>
           </w:p>
         </w:tc>
@@ -795,7 +2527,7 @@
         </w:trPr>
         <w:tc>
           <w:tcPr>
-            <w:tcW w:type="dxa" w:w="3100"/>
+            <w:tcW w:type="dxa" w:w="3000"/>
           </w:tcPr>
           <w:p>
             <w:pPr>
@@ -815,7 +2547,7 @@
         </w:tc>
         <w:tc>
           <w:tcPr>
-            <w:tcW w:type="dxa" w:w="4900"/>
+            <w:tcW w:type="dxa" w:w="5000"/>
           </w:tcPr>
           <w:p>
             <w:pPr>
@@ -855,7 +2587,7 @@
         </w:trPr>
         <w:tc>
           <w:tcPr>
-            <w:tcW w:type="dxa" w:w="3100"/>
+            <w:tcW w:type="dxa" w:w="3000"/>
           </w:tcPr>
           <w:p>
             <w:pPr>
@@ -875,7 +2607,7 @@
         </w:tc>
         <w:tc>
           <w:tcPr>
-            <w:tcW w:type="dxa" w:w="4900"/>
+            <w:tcW w:type="dxa" w:w="5000"/>
           </w:tcPr>
           <w:p>
             <w:pPr>
@@ -915,7 +2647,7 @@
         </w:trPr>
         <w:tc>
           <w:tcPr>
-            <w:tcW w:type="dxa" w:w="3100"/>
+            <w:tcW w:type="dxa" w:w="3000"/>
           </w:tcPr>
           <w:p>
             <w:pPr>
@@ -935,7 +2667,7 @@
         </w:tc>
         <w:tc>
           <w:tcPr>
-            <w:tcW w:type="dxa" w:w="4900"/>
+            <w:tcW w:type="dxa" w:w="5000"/>
           </w:tcPr>
           <w:p>
             <w:pPr>
@@ -989,7 +2721,105 @@
           <w:color w:val="000000"/>
           <w:sz w:val="22"/>
         </w:rPr>
-        <w:t>표에 넣지 못한 것이 하나 있는데, 선별 오차의 비대칭이다. 나쁜 제안을 통과시킨 오류는 예산이 새고 감사에 걸린다. 반면 좋은 제안을 버린 오류는 아무 흔적을 남기지 않는다. 버려진 제안이 얼마나 좋았을지는 영원히 알 수 없기 때문이다. 이 비대칭 때문에 선별은 구조적으로 보수 쪽으로 기울고, 성장의 관점에서 진짜 비싼 오류는 보이지 않는 쪽이다. 설명자료가 판정을 '검토 후보 목록'으로 한정한 것은 이 비대칭을 실무적으로 다루는 방식이라고 읽었다. 최종 결론을 내리지 않으면 좋은 제안을 조용히 버리는 일이 줄어든다.</w:t>
+        <w:t xml:space="preserve">표에 넣지 못한 것이 하나 있는데, 선별 오차의 비대칭이다. 나쁜 제안을 통과시킨 오류는 예산이 새고 감사에 걸린다. 반면 좋은 제안을 버린 오류는 아무 흔적을 남기지 않는다. 버려진 제안이 얼마나 좋았을지는 영원히 알 수 없기 때문이다. 이 비대칭 때문에 선별은 구조적으로 보수 쪽으로 기울고, </w:t>
+      </w:r>
+      <w:r>
+        <w:rPr>
+          <w:rFonts w:ascii="맑은 고딕" w:hAnsi="맑은 고딕" w:eastAsia="맑은 고딕"/>
+          <w:b/>
+          <w:color w:val="000000"/>
+          <w:sz w:val="22"/>
+        </w:rPr>
+        <w:t>성장의 관점에서 진짜 비싼 오류는 보이지 않는 쪽</w:t>
+      </w:r>
+      <w:r>
+        <w:rPr>
+          <w:rFonts w:ascii="맑은 고딕" w:hAnsi="맑은 고딕" w:eastAsia="맑은 고딕"/>
+          <w:b w:val="0"/>
+          <w:color w:val="000000"/>
+          <w:sz w:val="22"/>
+        </w:rPr>
+        <w:t>이다.</w:t>
+      </w:r>
+    </w:p>
+    <w:p>
+      <w:pPr>
+        <w:keepLines/>
+        <w:spacing w:after="180" w:before="0" w:line="380" w:lineRule="exact"/>
+        <w:ind w:firstLine="283"/>
+      </w:pPr>
+      <w:r>
+        <w:rPr>
+          <w:rFonts w:ascii="맑은 고딕" w:hAnsi="맑은 고딕" w:eastAsia="맑은 고딕"/>
+          <w:b w:val="0"/>
+          <w:color w:val="000000"/>
+          <w:sz w:val="22"/>
+        </w:rPr>
+        <w:t>보고서가 판정을 '검토 후보 목록'으로 한정하고, 확신도가 모자랄 때는 2×2 의 어느 칸에도 놓지 않고 표시 자체를 생략한 것은 이 비대칭을 실무적으로 다루는 방식이라고 읽었다. 최종 결론을 내리지 않으면 좋은 제안을 조용히 버리는 일이 줄어든다.</w:t>
+      </w:r>
+    </w:p>
+    <w:p>
+      <w:pPr>
+        <w:keepNext/>
+        <w:keepLines/>
+        <w:spacing w:after="180" w:before="380" w:line="380" w:lineRule="exact"/>
+      </w:pPr>
+      <w:r>
+        <w:rPr>
+          <w:rFonts w:ascii="맑은 고딕" w:hAnsi="맑은 고딕" w:eastAsia="맑은 고딕"/>
+          <w:b/>
+          <w:color w:val="000000"/>
+          <w:sz w:val="24"/>
+        </w:rPr>
+        <w:t>14. 진술 자본과 배분의 왜곡</w:t>
+      </w:r>
+    </w:p>
+    <w:p>
+      <w:pPr>
+        <w:keepLines/>
+        <w:spacing w:after="180" w:before="0" w:line="380" w:lineRule="exact"/>
+        <w:ind w:firstLine="283"/>
+      </w:pPr>
+      <w:r>
+        <w:rPr>
+          <w:rFonts w:ascii="맑은 고딕" w:hAnsi="맑은 고딕" w:eastAsia="맑은 고딕"/>
+          <w:b w:val="0"/>
+          <w:color w:val="000000"/>
+          <w:sz w:val="22"/>
+        </w:rPr>
+        <w:t>표현력 격차는 공정성의 문제이기 이전에 배분의 문제다. 선별 기준이 아이디어의 질이 아니라 진술 자본이 되어 버리면, 사회는 좋은 아이디어가 아니라 잘 쓰인 아이디어에 자원을 준다. 현장을 가장 잘 아는 사람이 대개 글을 가장 잘 쓰는 사람은 아니라는 점을 생각하면 이 왜곡의 방향은 하필 나쁜 쪽이다.</w:t>
+      </w:r>
+    </w:p>
+    <w:p>
+      <w:pPr>
+        <w:keepLines/>
+        <w:spacing w:after="180" w:before="0" w:line="380" w:lineRule="exact"/>
+        <w:ind w:firstLine="283"/>
+      </w:pPr>
+      <w:r>
+        <w:rPr>
+          <w:rFonts w:ascii="맑은 고딕" w:hAnsi="맑은 고딕" w:eastAsia="맑은 고딕"/>
+          <w:b w:val="0"/>
+          <w:color w:val="000000"/>
+          <w:sz w:val="22"/>
+        </w:rPr>
+        <w:t>여기서 생성형 AI 에 대한 대응이 도덕 문제에서 효율 문제로 옮겨 간다. 금지하면 도구에 닿을 수 있는 소수에게만 이점이 남아 왜곡이 오히려 커지고, 모두에게 같은 도구를 주면 진술 자본의 차이가 상쇄되어 왜곡이 줄어든다. 다만 이 논증은 격차가 실제로 존재한다는 것이 확인된 뒤에야 쓸 수 있다. 9장의 측정이 그래서 필요하다.</w:t>
+      </w:r>
+    </w:p>
+    <w:p>
+      <w:pPr>
+        <w:keepNext/>
+        <w:keepLines/>
+        <w:spacing w:after="180" w:before="380" w:line="380" w:lineRule="exact"/>
+      </w:pPr>
+      <w:r>
+        <w:rPr>
+          <w:rFonts w:ascii="맑은 고딕" w:hAnsi="맑은 고딕" w:eastAsia="맑은 고딕"/>
+          <w:b/>
+          <w:color w:val="000000"/>
+          <w:sz w:val="24"/>
+        </w:rPr>
+        <w:t>15. 정책 함의와 이 구상의 지위</w:t>
       </w:r>
     </w:p>
     <w:p>
@@ -1021,7 +2851,7 @@
           <w:color w:val="000000"/>
           <w:sz w:val="22"/>
         </w:rPr>
-        <w:t>이 후속 연구가 측정할 값들은 그 관의 굵기와 정확도에 관한 값이다. 그것을 성장의 언어로 계산해 보이는 보고서를 쓰고 싶다. 선별 통과율을 검증 용량과 선별 정확도의 함수로 두고, 재현성 측정치가 정확도 자리에 들어가는 형태를 생각하고 있다.</w:t>
+        <w:t>이 후속 연구가 측정할 값들은 그 관의 굵기와 정확도에 관한 값이다. 그것을 성장의 언어로 계산해 보이는 보고서를 쓰고 싶다. 선별 통과율을 검증 용량과 선별 정확도의 함수로 두고, 재현성 측정치가 정확도 자리에 들어가는 형태를 생각하고 있다. 10장의 판정 이력 축적은 이 함수에 누적 효과를 넣는 자리가 된다.</w:t>
       </w:r>
     </w:p>
     <w:p>
@@ -1062,7 +2892,7 @@
       <w:pPr>
         <w:keepNext/>
         <w:keepLines/>
-        <w:spacing w:after="200" w:before="440" w:line="380" w:lineRule="exact"/>
+        <w:spacing w:after="180" w:before="380" w:line="380" w:lineRule="exact"/>
       </w:pPr>
       <w:r>
         <w:rPr>
@@ -1071,7 +2901,7 @@
           <w:color w:val="000000"/>
           <w:sz w:val="24"/>
         </w:rPr>
-        <w:t>7. 평가 절차를 설계할 때 지키려는 것</w:t>
+        <w:t>16. 참여의 방식, 그리고 밝혀 둘 것</w:t>
       </w:r>
     </w:p>
     <w:p>
@@ -1087,7 +2917,7 @@
           <w:color w:val="000000"/>
           <w:sz w:val="22"/>
         </w:rPr>
-        <w:t>설명자료가 이미 몇 가지 원칙 위에 서 있다. 후속 작업에서도 그 원칙을 지키는 편이 낫다고 보아 여기 적어 둔다. 새로 제안하는 것이 아니라 무너뜨리지 말자는 쪽에 가깝다.</w:t>
+        <w:t>연구의 방향과 설계 결정은 KDI 연구진이 주관하는 것이 맞다. 설계 자문, 필요한 부분의 구현, 성장이론 관점의 보고서 집필이라는 세 범위에서 참여하고자 한다. 참여의 형태와 범위는 기관의 기준에 따르겠다.</w:t>
       </w:r>
     </w:p>
     <w:p>
@@ -1103,199 +2933,7 @@
           <w:color w:val="000000"/>
           <w:sz w:val="22"/>
         </w:rPr>
-        <w:t>평가는 자기가 무엇을 모르는지 알아야 한다. 선례를 찾아봤으나 없는 것과 자료원에 닿지 못해 찾아보지 못한 것은 전혀 다른 상태다. 앞의 것은 근거이고 뒤의 것은 공백이다. 이 둘이 결과란에 똑같이 '0건'으로 적히는 순간 평가는 근거 없이 자신감을 얻는다. 설명자료가 조회 상태를 셋으로 나눈 것은 이 때문이고, 후속 작업에서 코퍼스를 넓힐 때에도 이 구분이 흐려지지 않아야 한다. 커버리지가 좋아졌다고 해서 공백을 근거로 바꿔 읽으면 안 된다.</w:t>
-      </w:r>
-    </w:p>
-    <w:p>
-      <w:pPr>
-        <w:keepLines/>
-        <w:spacing w:after="180" w:before="0" w:line="380" w:lineRule="exact"/>
-        <w:ind w:firstLine="283"/>
-      </w:pPr>
-      <w:r>
-        <w:rPr>
-          <w:rFonts w:ascii="맑은 고딕" w:hAnsi="맑은 고딕" w:eastAsia="맑은 고딕"/>
-          <w:b w:val="0"/>
-          <w:color w:val="000000"/>
-          <w:sz w:val="22"/>
-        </w:rPr>
-        <w:t>점수를 하나로 합치는 데도 신중해야 한다. 새롭지만 근거가 얇은 제안과 낡았지만 탄탄한 제안은 총점으로는 중간쯤에서 만나지만 필요한 처방은 정반대다. 앞의 것에는 근거를 보강해 다시 오라고 해야 하고, 뒤의 것에는 새 사업이 아니라 기존 사업의 개선으로 자리를 바꾸라고 해야 한다. 한 숫자로 뭉개면 행정이 내릴 수 있는 처분은 '점수 미달, 탈락' 하나뿐이고, 고쳐서 살릴 수 있었던 제안이 매년 그대로 버려진다.</w:t>
-      </w:r>
-    </w:p>
-    <w:p>
-      <w:pPr>
-        <w:keepLines/>
-        <w:spacing w:after="180" w:before="0" w:line="380" w:lineRule="exact"/>
-        <w:ind w:firstLine="283"/>
-      </w:pPr>
-      <w:r>
-        <w:rPr>
-          <w:rFonts w:ascii="맑은 고딕" w:hAnsi="맑은 고딕" w:eastAsia="맑은 고딕"/>
-          <w:b w:val="0"/>
-          <w:color w:val="000000"/>
-          <w:sz w:val="22"/>
-        </w:rPr>
-        <w:t>판정은 설명될 수 있어야 한다. 떨어진 사람이 이유를 물었을 때 '종합점수 미달'이라고 답하는 평가는 승복도 반박도 얻지 못한다. 어느 대목에서 무엇이 부족했는지, 그 판단이 대화의 어느 문장에 근거하는지가 함께 가야 한다. 설명 가능성은 친절이 아니라 평가를 고쳐 나가는 경로다. 평가가 틀렸을 때 그것이 드러나는 유일한 통로이기도 하다.</w:t>
-      </w:r>
-    </w:p>
-    <w:p>
-      <w:pPr>
-        <w:keepLines/>
-        <w:spacing w:after="180" w:before="0" w:line="380" w:lineRule="exact"/>
-        <w:ind w:firstLine="283"/>
-      </w:pPr>
-      <w:r>
-        <w:rPr>
-          <w:rFonts w:ascii="맑은 고딕" w:hAnsi="맑은 고딕" w:eastAsia="맑은 고딕"/>
-          <w:b w:val="0"/>
-          <w:color w:val="000000"/>
-          <w:sz w:val="22"/>
-        </w:rPr>
-        <w:t>그리고 도구를 만드는 사람은 그 도구가 틀릴 수 있다는 전제 위에 서야 한다. 두 제안의 점수 차이가 2점인데 도구 자체의 흔들림이 3점이라면 그 2점은 아무것도 아니다. 재현성 확인을 앞에 두어야 하는 이유가 이것이고, 결과가 나쁘게 나온다면 격차를 재는 일보다 도구를 고치는 일이 앞선다.</w:t>
-      </w:r>
-    </w:p>
-    <w:p>
-      <w:pPr>
-        <w:keepNext/>
-        <w:keepLines/>
-        <w:spacing w:after="200" w:before="440" w:line="380" w:lineRule="exact"/>
-      </w:pPr>
-      <w:r>
-        <w:rPr>
-          <w:rFonts w:ascii="맑은 고딕" w:hAnsi="맑은 고딕" w:eastAsia="맑은 고딕"/>
-          <w:b/>
-          <w:color w:val="000000"/>
-          <w:sz w:val="24"/>
-        </w:rPr>
-        <w:t>8. 내가 보탤 수 있는 자리</w:t>
-      </w:r>
-    </w:p>
-    <w:p>
-      <w:pPr>
-        <w:keepLines/>
-        <w:spacing w:after="180" w:before="0" w:line="380" w:lineRule="exact"/>
-        <w:ind w:firstLine="283"/>
-      </w:pPr>
-      <w:r>
-        <w:rPr>
-          <w:rFonts w:ascii="맑은 고딕" w:hAnsi="맑은 고딕" w:eastAsia="맑은 고딕"/>
-          <w:b w:val="0"/>
-          <w:color w:val="000000"/>
-          <w:sz w:val="22"/>
-        </w:rPr>
-        <w:t>이런 연구에서 가장 자주 생기는 손실은 설계와 구현이 어긋나는 데서 온다. 회의에서 합의한 채점 기준 한 문장을 코드로 옮기려 하면 그제야 그 문장이 모호했다는 사실이 드러난다. '제안자가 반론에 대응했는가' 같은 항목은 회의에서는 이견 없이 통과하지만 막상 판정하려 들면 무엇을 대응으로 칠 것인지가 정해져 있지 않다. 이 발견이 설계 쪽으로 곧바로 되먹여지지 않으면 어긋남은 그대로 남아 결과에 실린다. 설계 논의에 참여하면서 그 자리에서 나온 규칙을 돌아가는 형태로 만들어 보고, 구현이 부딪히는 제약을 설계의 언어로 되돌리는 일을 맡을 수 있다.</w:t>
-      </w:r>
-    </w:p>
-    <w:p>
-      <w:pPr>
-        <w:keepLines/>
-        <w:spacing w:after="180" w:before="0" w:line="380" w:lineRule="exact"/>
-        <w:ind w:firstLine="283"/>
-      </w:pPr>
-      <w:r>
-        <w:rPr>
-          <w:rFonts w:ascii="맑은 고딕" w:hAnsi="맑은 고딕" w:eastAsia="맑은 고딕"/>
-          <w:b w:val="0"/>
-          <w:color w:val="000000"/>
-          <w:sz w:val="22"/>
-        </w:rPr>
-        <w:t>4장에서 적은 채점 항목 개편이 마침 그런 일이다. '언급했는가'를 '무엇으로 확인할 수 있는가'로 바꾸는 작업은 문구 수정처럼 보이지만, 실제로는 판정 규칙을 다시 짜고 그 규칙이 기존 자료에서 어떻게 움직이는지를 돌려 봐야 확정된다. 고친 항목으로 과거 대화를 재채점해 점수가 어떻게 달라지는지 보는 일까지 묶어서 해야 하는 종류의 작업이다.</w:t>
-      </w:r>
-    </w:p>
-    <w:p>
-      <w:pPr>
-        <w:keepLines/>
-        <w:spacing w:after="180" w:before="0" w:line="380" w:lineRule="exact"/>
-        <w:ind w:firstLine="283"/>
-      </w:pPr>
-      <w:r>
-        <w:rPr>
-          <w:rFonts w:ascii="맑은 고딕" w:hAnsi="맑은 고딕" w:eastAsia="맑은 고딕"/>
-          <w:b w:val="0"/>
-          <w:color w:val="000000"/>
-          <w:sz w:val="22"/>
-        </w:rPr>
-        <w:t>경제학의 틀과 기술적 구현을 같은 책상에서 다룰 수 있다는 점도 보탤 만하다. 이 연구의 결과는 평가 정확도라는 공학적 지표로도 읽히고 자원 배분이라는 경제학적 지표로도 읽힌다. 두 언어를 따로 쓰면 보고서가 두 편으로 갈리고 서로 참조하지 못한다. 실증을 설계하는 단계에서부터 이 수치가 성장 모형의 어느 자리에 들어갈 것인지를 생각해 두면 나중에 해석을 억지로 붙이지 않아도 된다. 반대 방향도 마찬가지여서, 모형이 요구하는 값을 알면 실험에서 무엇을 재야 하는지가 달라진다.</w:t>
-      </w:r>
-    </w:p>
-    <w:p>
-      <w:pPr>
-        <w:keepLines/>
-        <w:spacing w:after="180" w:before="0" w:line="380" w:lineRule="exact"/>
-        <w:ind w:firstLine="283"/>
-      </w:pPr>
-      <w:r>
-        <w:rPr>
-          <w:rFonts w:ascii="맑은 고딕" w:hAnsi="맑은 고딕" w:eastAsia="맑은 고딕"/>
-          <w:b w:val="0"/>
-          <w:color w:val="000000"/>
-          <w:sz w:val="22"/>
-        </w:rPr>
-        <w:t>도구가 연구보다 오래 남게 하는 일도 맡고 싶다. 연구용으로 급히 만든 프로그램은 대개 연구가 끝나면 아무도 돌리지 못하는 상태가 된다. 설치 절차가 사람 머릿속에만 있거나, 만든 사람이 떠나면 고칠 수 없게 되기 때문이다. 그러면 후속 연구는 매번 바닥부터 다시 만든다. 5장에서 적은 판정 이력의 축적도 이것과 같은 이야기다. 남기지 않으면 매번 처음이 된다.</w:t>
-      </w:r>
-    </w:p>
-    <w:p>
-      <w:pPr>
-        <w:keepLines/>
-        <w:spacing w:after="180" w:before="0" w:line="380" w:lineRule="exact"/>
-        <w:ind w:firstLine="283"/>
-      </w:pPr>
-      <w:r>
-        <w:rPr>
-          <w:rFonts w:ascii="맑은 고딕" w:hAnsi="맑은 고딕" w:eastAsia="맑은 고딕"/>
-          <w:b w:val="0"/>
-          <w:color w:val="000000"/>
-          <w:sz w:val="22"/>
-        </w:rPr>
-        <w:t>무엇이 안 되는지를 먼저 말하는 쪽이기도 하다. 이런 종류의 시스템은 시연할 때 잘 돌아가는 사례만 보여 주기 쉽고, 그러면 한계가 드러나는 시점이 도입 이후로 미뤄진다. 설명자료가 5.4절과 6.4절을 그렇게 쓴 것이 옳았다고 보며, 후속 작업에서도 그 태도를 유지하는 쪽에 서겠다. 그리고 보고서를 쓸 수 있다. 측정 결과를 성장이론의 틀에서 해석하는 글과 그 함의를 제도 설계로 옮기는 글을 함께 맡을 수 있다.</w:t>
-      </w:r>
-    </w:p>
-    <w:p>
-      <w:pPr>
-        <w:keepNext/>
-        <w:keepLines/>
-        <w:spacing w:after="200" w:before="440" w:line="380" w:lineRule="exact"/>
-      </w:pPr>
-      <w:r>
-        <w:rPr>
-          <w:rFonts w:ascii="맑은 고딕" w:hAnsi="맑은 고딕" w:eastAsia="맑은 고딕"/>
-          <w:b/>
-          <w:color w:val="000000"/>
-          <w:sz w:val="24"/>
-        </w:rPr>
-        <w:t>9. 참여의 방식, 그리고 밝혀 둘 것</w:t>
-      </w:r>
-    </w:p>
-    <w:p>
-      <w:pPr>
-        <w:keepLines/>
-        <w:spacing w:after="180" w:before="0" w:line="380" w:lineRule="exact"/>
-        <w:ind w:firstLine="283"/>
-      </w:pPr>
-      <w:r>
-        <w:rPr>
-          <w:rFonts w:ascii="맑은 고딕" w:hAnsi="맑은 고딕" w:eastAsia="맑은 고딕"/>
-          <w:b w:val="0"/>
-          <w:color w:val="000000"/>
-          <w:sz w:val="22"/>
-        </w:rPr>
-        <w:t>연구의 방향과 설계 결정은 KDI 연구진이 주관하는 것이 맞다. 평가 체계의 설계 자문, 연구 수행에 필요한 부분의 구현, 성장이론 관점의 보고서 집필이라는 세 범위에서 참여하고자 한다. 참여의 형태와 범위는 기관의 기준에 따르겠다.</w:t>
-      </w:r>
-    </w:p>
-    <w:p>
-      <w:pPr>
-        <w:keepLines/>
-        <w:spacing w:after="180" w:before="0" w:line="380" w:lineRule="exact"/>
-        <w:ind w:firstLine="283"/>
-      </w:pPr>
-      <w:r>
-        <w:rPr>
-          <w:rFonts w:ascii="맑은 고딕" w:hAnsi="맑은 고딕" w:eastAsia="맑은 고딕"/>
-          <w:b w:val="0"/>
-          <w:color w:val="000000"/>
-          <w:sz w:val="22"/>
-        </w:rPr>
-        <w:t>작업의 순서에는 의견이 있다. 전문가 심사를 통한 준거 확보가 먼저이고, 재현성 측정이 그다음이며, 중간대 판별력은 그 둘이 정리된 뒤에야 제대로 물을 수 있다. 채점 항목 개편은 재현성 측정과 묶어 두는 편이 낫다. 같은 자료를 두 채점표로 돌려 비교할 수 있기 때문이다. 성장이론 보고서는 측정 결과가 나온 뒤에 착수한다. 결과를 보기 전에 해석의 틀을 굳혀 두면 자료가 그 틀에 맞춰 읽히기 쉽다.</w:t>
+        <w:t>작업의 순서에는 의견이 있다. 전문가 심사를 통한 준거 확보가 먼저이고, 재현성 측정과 채점 항목 개편이 그다음이며, 중간대 판별력은 그것들이 정리된 뒤에야 제대로 물을 수 있다. 성장이론 보고서는 측정 결과가 나온 뒤에 착수한다. 결과를 보기 전에 해석의 틀을 굳혀 두면 자료가 그 틀에 맞춰 읽히기 쉽다.</w:t>
       </w:r>
     </w:p>
     <w:p>
@@ -1329,7 +2967,7 @@
           <w:color w:val="000000"/>
           <w:sz w:val="22"/>
         </w:rPr>
-        <w:t>이다. 특히 2장의 전문가 심사 대조는 설계자가 해석에서 빠지는 편이 결과의 신뢰를 높인다.</w:t>
+        <w:t>이다. 특히 7장의 전문가 심사 대조는 설계자가 해석에서 빠지는 편이 결과의 신뢰를 높인다.</w:t>
       </w:r>
     </w:p>
     <w:p>
@@ -1345,7 +2983,7 @@
           <w:color w:val="000000"/>
           <w:sz w:val="22"/>
         </w:rPr>
-        <w:t>구조적 순환이 완전히는 풀리지 않는다는 점도 적어 둔다. 사람 심사를 준거로 두면 고리가 끊기지만, 문답을 생성하는 일과 채점하는 일에는 여전히 같은 계열의 모델이 쓰인다. 완화되는 것이지 해소되는 것이 아니다.</w:t>
+        <w:t>구조적 순환이 완전히는 풀리지 않는다는 점도 적어 둔다. 사람 심사를 준거로 두면 고리가 끊기지만, 문답을 생성하는 일과 채점하는 일에는 여전히 같은 계열의 모델이 쓰인다. 완화되는 것이지 해소되는 것이 아니다. 보고서가 5.3절에서 같은 말을 이미 해 두었고, 후속 작업의 보고서에서도 그대로 밝혀야 한다.</w:t>
       </w:r>
     </w:p>
     <w:p>
@@ -1361,11 +2999,11 @@
           <w:color w:val="000000"/>
           <w:sz w:val="22"/>
         </w:rPr>
-        <w:t>설명자료의 마지막 문장은 이 체계의 값어치가 중간대 시험을 통과한 뒤에 정해질 것이라고 적었다. 그 시험을 설계하고 치르는 일에 한 사람 몫을 하고 싶다. 결과가 좋지 않게 나오더라도 그 결과를 그대로 쓰는 것까지가 그 몫이라고 생각하고 있다.</w:t>
+        <w:t>보고서의 마지막 문장은 이 체계의 값어치가 중간대 시험을 통과한 뒤에 정해질 것이라고 적었다. 그 시험을 설계하고 치르는 일, 그리고 그 결과가 성장에 대해 무엇을 뜻하는지 밝히는 일에 한 사람 몫을 하고 싶다. 결과가 좋지 않게 나오더라도 그대로 쓰는 것까지가 그 몫이라고 생각하고 있다.</w:t>
       </w:r>
     </w:p>
     <w:sectPr>
-      <w:pgSz w:w="12240" w:h="15840"/>
+      <w:pgSz w:w="11906" w:h="16838"/>
       <w:pgMar w:top="1361" w:right="1531" w:bottom="1247" w:left="1531" w:header="720" w:footer="720" w:gutter="0"/>
       <w:cols w:space="720"/>
       <w:docGrid w:linePitch="360"/>

--- a/docs/연구참여계획서_KDI.docx
+++ b/docs/연구참여계획서_KDI.docx
@@ -59,7 +59,7 @@
           <w:color w:val="000000"/>
           <w:sz w:val="22"/>
         </w:rPr>
-        <w:t>— 보고서 요약, 맡을 수 있는 일, 그리고 성장이론과의 연결 —</w:t>
+        <w:t>— 기본 철학과 운영 원리, 연구자의 역량, 그리고 성장이론과의 연결 —</w:t>
       </w:r>
     </w:p>
     <w:p>
@@ -107,7 +107,7 @@
           <w:color w:val="000000"/>
           <w:sz w:val="22"/>
         </w:rPr>
-        <w:t>이 문서는 셋으로 되어 있다. 먼저 「온 국민 아이디어 등록제」 보고서가 무엇을 담고 있는지 요약한다. 요약의 끝은 그 보고서가 스스로 남긴 미검증 항목으로 닫는다. 이어서 그 항목들에 대해 내가 맡을 수 있는 일을 적고, 마지막으로 그 일이 왜 경제성장론의 문제이기도 한지를 밝힌다. 앞의 것이 뒤의 것을 낳는 순서로 썼다.</w:t>
+        <w:t>이 문서는 넷으로 되어 있다. 먼저 「온 국민 아이디어 등록제」가 어떤 철학 위에 서 있고 어떤 원리로 움직이는 체계인지를 밝힌다. 이어서 그 원리를 검증하고 다듬는 데 쓰일 수 있는 역량을 적고, 그 역량으로 맡을 수 있는 일을 구체화한 뒤, 마지막으로 그 일이 왜 경제성장론의 문제이기도 한지를 다룬다.</w:t>
       </w:r>
     </w:p>
     <w:p>
@@ -124,23 +124,7 @@
           <w:color w:val="000000"/>
           <w:sz w:val="26"/>
         </w:rPr>
-        <w:t>1부.  보고서 요약</w:t>
-      </w:r>
-    </w:p>
-    <w:p>
-      <w:pPr>
-        <w:keepNext/>
-        <w:keepLines/>
-        <w:spacing w:after="280" w:before="0" w:line="380" w:lineRule="exact"/>
-      </w:pPr>
-      <w:r>
-        <w:rPr>
-          <w:rFonts w:ascii="맑은 고딕" w:hAnsi="맑은 고딕" w:eastAsia="맑은 고딕"/>
-          <w:b w:val="0"/>
-          <w:color w:val="000000"/>
-          <w:sz w:val="20"/>
-        </w:rPr>
-        <w:t>「온 국민 아이디어 등록제 — 대화와 데이터로 검증하는 정책 아이디어 평가」</w:t>
+        <w:t>1부.  기본 철학과 운영 원리</w:t>
       </w:r>
     </w:p>
     <w:p>
@@ -156,7 +140,7 @@
           <w:color w:val="000000"/>
           <w:sz w:val="24"/>
         </w:rPr>
-        <w:t>1. 무엇을 풀려는 제도인가</w:t>
+        <w:t>1. 무엇을 풀려는 문제인가</w:t>
       </w:r>
     </w:p>
     <w:p>
@@ -172,7 +156,7 @@
           <w:color w:val="000000"/>
           <w:sz w:val="22"/>
         </w:rPr>
-        <w:t>국민제안 제도는 접수 단계에서 이미 충분히 열려 있다. 누구나 언제든 낼 수 있고 실제로 그렇게 들어온다. 보고서가 지목하는 병목은 그다음이다.</w:t>
+        <w:t>국민제안 제도는 접수 단계에서 이미 충분히 열려 있다. 누구나 언제든 낼 수 있고 실제로 그렇게 들어온다. 병목은 그다음에 있다.</w:t>
       </w:r>
     </w:p>
     <w:p>
@@ -204,7 +188,7 @@
           <w:color w:val="000000"/>
           <w:sz w:val="22"/>
         </w:rPr>
-        <w:t>문제는 이 작업이 재현되지 않는다는 데 있다. 선례를 찾는 일은 검색어에 좌우된다. 같은 제안을 놓고 누구는 '중소기업 AI 지원'으로 찾고 누구는 '산업단지 인력 파견'으로 찾으면 전혀 다른 결과가 나온다. 대조하는 일도 마찬가지여서, 사업명과 예산액만 보고는 그것이 진짜 선례인지 알 수 없다. 그 결과 회신이 '검토 후 회신하겠습니다'로 끝나고, 판정한 내용도 남지 않는다.</w:t>
+        <w:t>이 작업은 재현되지 않는다. 선례를 찾는 일은 검색어에 좌우된다. 같은 제안을 놓고 누구는 '중소기업 AI 지원'으로 찾고 누구는 '산업단지 인력 파견'으로 찾으면 전혀 다른 결과가 나온다. 대조하는 일도 마찬가지여서, 사업명과 예산액만 보고는 그것이 진짜 선례인지 알 수 없다. 그래서 회신이 '검토 후 회신하겠습니다'로 끝나고, 어떤 판단을 거쳤는지는 남지 않는다.</w:t>
       </w:r>
     </w:p>
     <w:p>
@@ -220,25 +204,7 @@
           <w:color w:val="000000"/>
           <w:sz w:val="22"/>
         </w:rPr>
-        <w:t xml:space="preserve">보고서는 여기서 필요한 것이 자동 채점기가 </w:t>
-      </w:r>
-      <w:r>
-        <w:rPr>
-          <w:rFonts w:ascii="맑은 고딕" w:hAnsi="맑은 고딕" w:eastAsia="맑은 고딕"/>
-          <w:b/>
-          <w:color w:val="000000"/>
-          <w:sz w:val="22"/>
-        </w:rPr>
-        <w:t>아니라고</w:t>
-      </w:r>
-      <w:r>
-        <w:rPr>
-          <w:rFonts w:ascii="맑은 고딕" w:hAnsi="맑은 고딕" w:eastAsia="맑은 고딕"/>
-          <w:b w:val="0"/>
-          <w:color w:val="000000"/>
-          <w:sz w:val="22"/>
-        </w:rPr>
-        <w:t xml:space="preserve"> 못박는다. 제안문을 넣으면 점수가 나오는 장치는 사람이 하던 일을 더 빠르고 더 부정확하게 하는 도구가 될 뿐이라는 것이다. 대신 셋을 든다. 캐묻는 대화, 데이터 대조, 그리고 판정의 절제 — 찾은 범위까지만 말하고, 찾지 못했다는 사실을 독창성이 확인됐다는 뜻으로 쓰지 않는 것.</w:t>
+        <w:t>즉 열려 있는 것은 입구이고 좁은 것은 관이다. 접수를 더 늘려도 이 관이 굵어지지 않는 한 제안의 수만 늘어난다.</w:t>
       </w:r>
     </w:p>
     <w:p>
@@ -254,7 +220,159 @@
           <w:color w:val="000000"/>
           <w:sz w:val="24"/>
         </w:rPr>
-        <w:t>2. 설계의 핵심은 순서와 분리다</w:t>
+        <w:t>2. 자동 채점기가 아니어야 하는 까닭</w:t>
+      </w:r>
+    </w:p>
+    <w:p>
+      <w:pPr>
+        <w:keepLines/>
+        <w:spacing w:after="180" w:before="0" w:line="380" w:lineRule="exact"/>
+        <w:ind w:firstLine="283"/>
+      </w:pPr>
+      <w:r>
+        <w:rPr>
+          <w:rFonts w:ascii="맑은 고딕" w:hAnsi="맑은 고딕" w:eastAsia="맑은 고딕"/>
+          <w:b w:val="0"/>
+          <w:color w:val="000000"/>
+          <w:sz w:val="22"/>
+        </w:rPr>
+        <w:t xml:space="preserve">이 지점에서 가장 쉬운 해법은 자동 채점기다. 제안문을 넣으면 점수가 나오게 만드는 것이다. 「온 국민 아이디어 등록제」의 출발점은 그 해법을 </w:t>
+      </w:r>
+      <w:r>
+        <w:rPr>
+          <w:rFonts w:ascii="맑은 고딕" w:hAnsi="맑은 고딕" w:eastAsia="맑은 고딕"/>
+          <w:b/>
+          <w:color w:val="000000"/>
+          <w:sz w:val="22"/>
+        </w:rPr>
+        <w:t>거부하는</w:t>
+      </w:r>
+      <w:r>
+        <w:rPr>
+          <w:rFonts w:ascii="맑은 고딕" w:hAnsi="맑은 고딕" w:eastAsia="맑은 고딕"/>
+          <w:b w:val="0"/>
+          <w:color w:val="000000"/>
+          <w:sz w:val="22"/>
+        </w:rPr>
+        <w:t xml:space="preserve"> 데 있다.</w:t>
+      </w:r>
+    </w:p>
+    <w:p>
+      <w:pPr>
+        <w:keepLines/>
+        <w:spacing w:after="180" w:before="0" w:line="380" w:lineRule="exact"/>
+        <w:ind w:firstLine="283"/>
+      </w:pPr>
+      <w:r>
+        <w:rPr>
+          <w:rFonts w:ascii="맑은 고딕" w:hAnsi="맑은 고딕" w:eastAsia="맑은 고딕"/>
+          <w:b w:val="0"/>
+          <w:color w:val="000000"/>
+          <w:sz w:val="22"/>
+        </w:rPr>
+        <w:t>까닭은 제안문 자체에 있다. 국민제안의 원문은 대개 한두 문단이고, 그 안에 설계가 들어 있는 경우는 드물다. 무엇을 하겠다는 말은 있어도 누구를 대상으로 어떤 수단으로 얼마를 들여 하겠다는 말은 없다. 그런 글에 점수를 매기면 채점기가 재는 것은 제안의 값어치가 아니라 글의 완성도가 된다. 사람이 하던 일을 더 빠르고 더 부정확하게 하는 장치가 되는 셈이다.</w:t>
+      </w:r>
+    </w:p>
+    <w:p>
+      <w:pPr>
+        <w:keepLines/>
+        <w:spacing w:after="180" w:before="0" w:line="380" w:lineRule="exact"/>
+        <w:ind w:firstLine="283"/>
+      </w:pPr>
+      <w:r>
+        <w:rPr>
+          <w:rFonts w:ascii="맑은 고딕" w:hAnsi="맑은 고딕" w:eastAsia="맑은 고딕"/>
+          <w:b w:val="0"/>
+          <w:color w:val="000000"/>
+          <w:sz w:val="22"/>
+        </w:rPr>
+        <w:t xml:space="preserve">그래서 이 체계는 점수를 매기기 전에 </w:t>
+      </w:r>
+      <w:r>
+        <w:rPr>
+          <w:rFonts w:ascii="맑은 고딕" w:hAnsi="맑은 고딕" w:eastAsia="맑은 고딕"/>
+          <w:b/>
+          <w:color w:val="000000"/>
+          <w:sz w:val="22"/>
+        </w:rPr>
+        <w:t>없는 정보를 만들어 내는</w:t>
+      </w:r>
+      <w:r>
+        <w:rPr>
+          <w:rFonts w:ascii="맑은 고딕" w:hAnsi="맑은 고딕" w:eastAsia="맑은 고딕"/>
+          <w:b w:val="0"/>
+          <w:color w:val="000000"/>
+          <w:sz w:val="22"/>
+        </w:rPr>
+        <w:t xml:space="preserve"> 단계를 먼저 둔다. 제안자에게 되묻고, 그 답으로 설계를 채우고, 채워진 설계를 국가 데이터와 대조한다. 평가는 그다음이다.</w:t>
+      </w:r>
+    </w:p>
+    <w:p>
+      <w:pPr>
+        <w:keepLines/>
+        <w:spacing w:after="180" w:before="0" w:line="380" w:lineRule="exact"/>
+        <w:ind w:firstLine="283"/>
+      </w:pPr>
+      <w:r>
+        <w:rPr>
+          <w:rFonts w:ascii="맑은 고딕" w:hAnsi="맑은 고딕" w:eastAsia="맑은 고딕"/>
+          <w:b w:val="0"/>
+          <w:color w:val="000000"/>
+          <w:sz w:val="22"/>
+        </w:rPr>
+        <w:t xml:space="preserve">철학을 한 줄로 줄이면 이렇게 된다. 평가는 제안을 읽는 일이 아니라 제안자와 </w:t>
+      </w:r>
+      <w:r>
+        <w:rPr>
+          <w:rFonts w:ascii="맑은 고딕" w:hAnsi="맑은 고딕" w:eastAsia="맑은 고딕"/>
+          <w:b/>
+          <w:color w:val="000000"/>
+          <w:sz w:val="22"/>
+        </w:rPr>
+        <w:t>대화하는</w:t>
+      </w:r>
+      <w:r>
+        <w:rPr>
+          <w:rFonts w:ascii="맑은 고딕" w:hAnsi="맑은 고딕" w:eastAsia="맑은 고딕"/>
+          <w:b w:val="0"/>
+          <w:color w:val="000000"/>
+          <w:sz w:val="22"/>
+        </w:rPr>
+        <w:t xml:space="preserve"> 일이고, 판정은 아는 것을 말하는 일이 아니라 </w:t>
+      </w:r>
+      <w:r>
+        <w:rPr>
+          <w:rFonts w:ascii="맑은 고딕" w:hAnsi="맑은 고딕" w:eastAsia="맑은 고딕"/>
+          <w:b/>
+          <w:color w:val="000000"/>
+          <w:sz w:val="22"/>
+        </w:rPr>
+        <w:t>아는 범위를 밝히는</w:t>
+      </w:r>
+      <w:r>
+        <w:rPr>
+          <w:rFonts w:ascii="맑은 고딕" w:hAnsi="맑은 고딕" w:eastAsia="맑은 고딕"/>
+          <w:b w:val="0"/>
+          <w:color w:val="000000"/>
+          <w:sz w:val="22"/>
+        </w:rPr>
+        <w:t xml:space="preserve"> 일이다. 이 두 문장에서 아래의 운영 원리가 전부 따라 나온다.</w:t>
+      </w:r>
+    </w:p>
+    <w:p>
+      <w:pPr>
+        <w:keepNext/>
+        <w:keepLines/>
+        <w:spacing w:after="180" w:before="380" w:line="380" w:lineRule="exact"/>
+      </w:pPr>
+      <w:r>
+        <w:rPr>
+          <w:rFonts w:ascii="맑은 고딕" w:hAnsi="맑은 고딕" w:eastAsia="맑은 고딕"/>
+          <w:b/>
+          <w:color w:val="000000"/>
+          <w:sz w:val="24"/>
+        </w:rPr>
+        <w:t>3. 운영 원리 ① — 대화가 질의어를 만든다</w:t>
       </w:r>
     </w:p>
     <w:p>
@@ -286,7 +404,7 @@
           <w:color w:val="000000"/>
           <w:sz w:val="22"/>
         </w:rPr>
-        <w:t>이유가 분명하다. 원래 제안문에서 뽑을 수 있는 검색어는 '중소기업', 'AI', '산업단지' 정도이고, 이것으로는 수백 건이 걸린 채 무엇이 진짜 선례인지 가릴 수 없다. 그런데 문답에서 제안자가 '기존 바우처는 돈을 주고 끝나지만 이 제안은 엔지니어를 단지에 상주시킨다'고 답하면 찾아야 할 것이 달라진다. 대화가 질의어를 만드는 구조다.</w:t>
+        <w:t>이 순서가 뒤집히면 조회 자체가 무의미해진다. 원래 제안문에서 뽑을 수 있는 검색어는 '중소기업', 'AI', '산업단지' 정도이고, 이것으로는 수백 건이 걸린 채 무엇이 진짜 선례인지 가릴 수 없다. 반면 문답에서 제안자가 '기존 바우처는 돈을 주고 끝나지만 이 제안은 엔지니어를 단지에 상주시킨다'고 답하면 찾아야 할 것이 달라진다. 대조할 대상이 '중소기업 지원'이 아니라 '인력 상주형 지원'이 되는 것이다.</w:t>
       </w:r>
     </w:p>
     <w:p>
@@ -302,7 +420,39 @@
           <w:color w:val="000000"/>
           <w:sz w:val="22"/>
         </w:rPr>
-        <w:t>두 번째 결정은 분리다. 이 체계는 서로 다른 두 질문에 각각 답하고, 둘을 하나의 점수로 합치지 않는다.</w:t>
+        <w:t>문답의 구성도 이 원리를 따른다. 채점 기준이 셋이므로 기준마다 세 문항씩 배정해 점수의 근거가 될 진술을 반드시 확보하게 하고, 앞뒤로 명료화 둘과 자기평가 하나를 붙여 열둘이 된다. 마지막 자기평가는 형식적 마무리가 아니라 제안자가 자기 약점을 꼽을 수 있는지를 보는 지표다. 검토가 얕으면 약점을 꼽지 못하거나 지엽적인 것을 꼽는다.</w:t>
+      </w:r>
+    </w:p>
+    <w:p>
+      <w:pPr>
+        <w:keepNext/>
+        <w:keepLines/>
+        <w:spacing w:after="180" w:before="380" w:line="380" w:lineRule="exact"/>
+      </w:pPr>
+      <w:r>
+        <w:rPr>
+          <w:rFonts w:ascii="맑은 고딕" w:hAnsi="맑은 고딕" w:eastAsia="맑은 고딕"/>
+          <w:b/>
+          <w:color w:val="000000"/>
+          <w:sz w:val="24"/>
+        </w:rPr>
+        <w:t>4. 운영 원리 ② — 두 축을 합치지 않는다</w:t>
+      </w:r>
+    </w:p>
+    <w:p>
+      <w:pPr>
+        <w:keepLines/>
+        <w:spacing w:after="180" w:before="0" w:line="380" w:lineRule="exact"/>
+        <w:ind w:firstLine="283"/>
+      </w:pPr>
+      <w:r>
+        <w:rPr>
+          <w:rFonts w:ascii="맑은 고딕" w:hAnsi="맑은 고딕" w:eastAsia="맑은 고딕"/>
+          <w:b w:val="0"/>
+          <w:color w:val="000000"/>
+          <w:sz w:val="22"/>
+        </w:rPr>
+        <w:t>이 체계는 서로 다른 두 질문에 각각 답하고, 둘을 하나의 점수로 합치지 않는다.</w:t>
       </w:r>
     </w:p>
     <w:tbl>
@@ -558,7 +708,7 @@
           <w:color w:val="000000"/>
           <w:sz w:val="22"/>
         </w:rPr>
-        <w:t>말을 잘하는 것과 실제로 새로운 것은 별개이기 때문이다. 잘 설명했다는 이유로 진부한 제안이 독창적이 되어서는 안 되고, 새롭다는 이유로 근거 없는 제안이 방어되었다고 인정되어서도 안 된다.</w:t>
+        <w:t>말을 잘하는 것과 실제로 새로운 것은 별개이기 때문이다. 잘 설명했다는 이유로 진부한 제안이 독창적이 되어서는 안 되고, 새롭다는 이유로 근거 없는 제안이 방어되었다고 인정되어서도 안 된다. 하나의 종합점수로 합치면 두 성질이 서로를 가린다.</w:t>
       </w:r>
     </w:p>
     <w:p>
@@ -574,7 +724,7 @@
           <w:color w:val="000000"/>
           <w:sz w:val="22"/>
         </w:rPr>
-        <w:t xml:space="preserve">여기서 주의할 점을 보고서가 직접 짚는다. 축 A 의 첫 기준 이름이 '독창성'이지만 이것은 창의성 자체가 아니라 </w:t>
+        <w:t xml:space="preserve">분리는 이름에서도 지켜진다. 축 A 의 첫 기준 이름이 '독창성'이지만 이것은 창의성 자체가 아니라 </w:t>
       </w:r>
       <w:r>
         <w:rPr>
@@ -592,23 +742,7 @@
           <w:color w:val="000000"/>
           <w:sz w:val="22"/>
         </w:rPr>
-        <w:t>를 재는 것이다. 해당 항목 열 개가 모두 '제안자가 말했는가'를 묻지 '실제로 새로운가'를 묻지 않는다. 실제로 새로운지는 축 B 가 조회로 판정한다.</w:t>
-      </w:r>
-    </w:p>
-    <w:p>
-      <w:pPr>
-        <w:keepNext/>
-        <w:keepLines/>
-        <w:spacing w:after="180" w:before="380" w:line="380" w:lineRule="exact"/>
-      </w:pPr>
-      <w:r>
-        <w:rPr>
-          <w:rFonts w:ascii="맑은 고딕" w:hAnsi="맑은 고딕" w:eastAsia="맑은 고딕"/>
-          <w:b/>
-          <w:color w:val="000000"/>
-          <w:sz w:val="24"/>
-        </w:rPr>
-        <w:t>3. 축 A — 열두 문답과 두 번의 채점</w:t>
+        <w:t>를 재는 것이다. 해당 항목들은 모두 '제안자가 말했는가'를 묻지 '실제로 새로운가'를 묻지 않는다. 실제로 새로운지는 축 B 가 데이터 조회로 판정한다.</w:t>
       </w:r>
     </w:p>
     <w:p>
@@ -624,121 +758,7 @@
           <w:color w:val="000000"/>
           <w:sz w:val="22"/>
         </w:rPr>
-        <w:t>문항 배분은 임의가 아니다. 채점 기준이 셋이므로 기준마다 세 문항씩 배정해 점수의 근거가 될 진술을 반드시 확보하게 했고, 앞뒤로 명료화 둘과 자기평가 하나를 붙여 열둘이 된다. 마지막 자기평가는 형식적 마무리가 아니라 제안자가 자기 약점을 꼽을 수 있는지를 보는 지표다. 검토가 얕으면 약점을 꼽지 못하거나 지엽적인 것을 꼽는다.</w:t>
-      </w:r>
-    </w:p>
-    <w:p>
-      <w:pPr>
-        <w:keepLines/>
-        <w:spacing w:after="180" w:before="0" w:line="380" w:lineRule="exact"/>
-        <w:ind w:firstLine="283"/>
-      </w:pPr>
-      <w:r>
-        <w:rPr>
-          <w:rFonts w:ascii="맑은 고딕" w:hAnsi="맑은 고딕" w:eastAsia="맑은 고딕"/>
-          <w:b w:val="0"/>
-          <w:color w:val="000000"/>
-          <w:sz w:val="22"/>
-        </w:rPr>
-        <w:t>채점은 두 번 한다. 한 번만 재면 그 채점의 성격이 결과를 지배하기 때문이다. 기계적으로 재면 형식만 갖춘 답변이 높은 점수를 받고, 인상으로 재면 잘 쓴 글이 높은 점수를 받는다. 그래서 체크리스트 서른 항목으로 한 번, 대화 전체를 읽는 종합 판단으로 한 번 재고 합친다.</w:t>
-      </w:r>
-    </w:p>
-    <w:p>
-      <w:pPr>
-        <w:keepLines/>
-        <w:spacing w:after="180" w:before="0" w:line="380" w:lineRule="exact"/>
-        <w:ind w:firstLine="283"/>
-      </w:pPr>
-      <w:r>
-        <w:rPr>
-          <w:rFonts w:ascii="맑은 고딕" w:hAnsi="맑은 고딕" w:eastAsia="맑은 고딕"/>
-          <w:b w:val="0"/>
-          <w:color w:val="000000"/>
-          <w:sz w:val="22"/>
-        </w:rPr>
-        <w:t xml:space="preserve">합치는 규칙이 흥미롭다. 평균을 쓰되 두 채점이 3점 이상 벌어지면 평균 대신 </w:t>
-      </w:r>
-      <w:r>
-        <w:rPr>
-          <w:rFonts w:ascii="맑은 고딕" w:hAnsi="맑은 고딕" w:eastAsia="맑은 고딕"/>
-          <w:b/>
-          <w:color w:val="000000"/>
-          <w:sz w:val="22"/>
-        </w:rPr>
-        <w:t>낮은 쪽</w:t>
-      </w:r>
-      <w:r>
-        <w:rPr>
-          <w:rFonts w:ascii="맑은 고딕" w:hAnsi="맑은 고딕" w:eastAsia="맑은 고딕"/>
-          <w:b w:val="0"/>
-          <w:color w:val="000000"/>
-          <w:sz w:val="22"/>
-        </w:rPr>
-        <w:t>을 채택한다. 괴리가 크다는 것은 평가 자체가 불확실하다는 신호인데, 평균을 쓰면 그 신호가 사라지기 때문이다. 체크리스트로 아홉 개를 충족했는데 읽어 보니 여섯 점밖에 못 주겠다면 형식은 갖췄으나 알맹이가 부족하다는 뜻이고, 평균 7.5점은 두 채점 어느 쪽도 지지하지 않는 숫자다.</w:t>
-      </w:r>
-    </w:p>
-    <w:p>
-      <w:pPr>
-        <w:keepLines/>
-        <w:spacing w:after="180" w:before="0" w:line="380" w:lineRule="exact"/>
-        <w:ind w:firstLine="283"/>
-      </w:pPr>
-      <w:r>
-        <w:rPr>
-          <w:rFonts w:ascii="맑은 고딕" w:hAnsi="맑은 고딕" w:eastAsia="맑은 고딕"/>
-          <w:b w:val="0"/>
-          <w:color w:val="000000"/>
-          <w:sz w:val="22"/>
-        </w:rPr>
-        <w:t>최종 점수는 독창성 35, 실용성 35, 수용태도 30 의 가중 평균이며 가중치는 고정이다. 사람마다 다른 가중치를 쓰면 점수를 비교할 수 없고, 조정할 수 있으면 원하는 결론에 맞춰 조정하게 된다.</w:t>
-      </w:r>
-    </w:p>
-    <w:p>
-      <w:pPr>
-        <w:keepLines/>
-        <w:spacing w:after="180" w:before="0" w:line="380" w:lineRule="exact"/>
-        <w:ind w:firstLine="283"/>
-      </w:pPr>
-      <w:r>
-        <w:rPr>
-          <w:rFonts w:ascii="맑은 고딕" w:hAnsi="맑은 고딕" w:eastAsia="맑은 고딕"/>
-          <w:b w:val="0"/>
-          <w:color w:val="000000"/>
-          <w:sz w:val="22"/>
-        </w:rPr>
-        <w:t>산출물은 둘이다. 하나는 제안자에게 그대로 회신할 수 있는 다섯 문장이고, 다른 하나는 두 축을 교차한 네 칸 판정이다. 네 칸은 순위가 아니라 처방이다. '기존 사업 개선으로 재포지셔닝'은 '추진'보다 못한 판정이 아니라 다른 경로를 가리킨다. 확신도가 모자라 결론을 내지 못한 건은 네 칸 가운데 어디에도 놓지 않고 표시 자체를 생략하는데, 모르는 것을 아는 것처럼 보이게 만들지 않기 위해서다.</w:t>
-      </w:r>
-    </w:p>
-    <w:p>
-      <w:pPr>
-        <w:keepNext/>
-        <w:keepLines/>
-        <w:spacing w:after="180" w:before="380" w:line="380" w:lineRule="exact"/>
-      </w:pPr>
-      <w:r>
-        <w:rPr>
-          <w:rFonts w:ascii="맑은 고딕" w:hAnsi="맑은 고딕" w:eastAsia="맑은 고딕"/>
-          <w:b/>
-          <w:color w:val="000000"/>
-          <w:sz w:val="24"/>
-        </w:rPr>
-        <w:t>4. 축 B — 네 통로로 선례를 확인한다</w:t>
-      </w:r>
-    </w:p>
-    <w:p>
-      <w:pPr>
-        <w:keepLines/>
-        <w:spacing w:after="180" w:before="0" w:line="380" w:lineRule="exact"/>
-        <w:ind w:firstLine="283"/>
-      </w:pPr>
-      <w:r>
-        <w:rPr>
-          <w:rFonts w:ascii="맑은 고딕" w:hAnsi="맑은 고딕" w:eastAsia="맑은 고딕"/>
-          <w:b w:val="0"/>
-          <w:color w:val="000000"/>
-          <w:sz w:val="22"/>
-        </w:rPr>
-        <w:t>네 소스가 서로 다른 질문에 답한다. 예산에 없다고 연구된 적이 없는 것은 아니고, 국내에 없다고 세계에 없는 것도 아니기 때문이다.</w:t>
+        <w:t>축 B 는 네 개의 통로를 따로 둔다. 예산에 없다고 연구된 적이 없는 것은 아니고, 국내에 없다고 세계에 없는 것도 아니기 때문이다.</w:t>
       </w:r>
     </w:p>
     <w:tbl>
@@ -757,9 +777,9 @@
         </w:tblBorders>
       </w:tblPr>
       <w:tblGrid>
-        <w:gridCol w:w="1500"/>
+        <w:gridCol w:w="1300"/>
         <w:gridCol w:w="3400"/>
-        <w:gridCol w:w="3100"/>
+        <w:gridCol w:w="3300"/>
       </w:tblGrid>
       <w:tr>
         <w:trPr>
@@ -768,7 +788,7 @@
         </w:trPr>
         <w:tc>
           <w:tcPr>
-            <w:tcW w:type="dxa" w:w="1500"/>
+            <w:tcW w:type="dxa" w:w="1300"/>
           </w:tcPr>
           <w:p>
             <w:pPr>
@@ -810,7 +830,7 @@
         </w:tc>
         <w:tc>
           <w:tcPr>
-            <w:tcW w:type="dxa" w:w="3100"/>
+            <w:tcW w:type="dxa" w:w="3300"/>
           </w:tcPr>
           <w:p>
             <w:pPr>
@@ -825,7 +845,7 @@
                 <w:color w:val="000000"/>
                 <w:sz w:val="20"/>
               </w:rPr>
-              <w:t>규모 · 성격</w:t>
+              <w:t>성격</w:t>
             </w:r>
           </w:p>
         </w:tc>
@@ -836,7 +856,7 @@
         </w:trPr>
         <w:tc>
           <w:tcPr>
-            <w:tcW w:type="dxa" w:w="1500"/>
+            <w:tcW w:type="dxa" w:w="1300"/>
           </w:tcPr>
           <w:p>
             <w:pPr>
@@ -876,7 +896,7 @@
         </w:tc>
         <w:tc>
           <w:tcPr>
-            <w:tcW w:type="dxa" w:w="3100"/>
+            <w:tcW w:type="dxa" w:w="3300"/>
           </w:tcPr>
           <w:p>
             <w:pPr>
@@ -901,7 +921,7 @@
         </w:trPr>
         <w:tc>
           <w:tcPr>
-            <w:tcW w:type="dxa" w:w="1500"/>
+            <w:tcW w:type="dxa" w:w="1300"/>
           </w:tcPr>
           <w:p>
             <w:pPr>
@@ -915,7 +935,7 @@
                 <w:color w:val="000000"/>
                 <w:sz w:val="20"/>
               </w:rPr>
-              <w:t>② KDI 연구</w:t>
+              <w:t>② 연구</w:t>
             </w:r>
           </w:p>
         </w:tc>
@@ -941,7 +961,7 @@
         </w:tc>
         <w:tc>
           <w:tcPr>
-            <w:tcW w:type="dxa" w:w="3100"/>
+            <w:tcW w:type="dxa" w:w="3300"/>
           </w:tcPr>
           <w:p>
             <w:pPr>
@@ -955,7 +975,7 @@
                 <w:color w:val="000000"/>
                 <w:sz w:val="20"/>
               </w:rPr>
-              <w:t>KDI 발간물</w:t>
+              <w:t>정책연구 발간물</w:t>
             </w:r>
           </w:p>
         </w:tc>
@@ -966,7 +986,7 @@
         </w:trPr>
         <w:tc>
           <w:tcPr>
-            <w:tcW w:type="dxa" w:w="1500"/>
+            <w:tcW w:type="dxa" w:w="1300"/>
           </w:tcPr>
           <w:p>
             <w:pPr>
@@ -980,7 +1000,7 @@
                 <w:color w:val="000000"/>
                 <w:sz w:val="20"/>
               </w:rPr>
-              <w:t>③ 국회 의안</w:t>
+              <w:t>③ 입법</w:t>
             </w:r>
           </w:p>
         </w:tc>
@@ -1006,7 +1026,7 @@
         </w:tc>
         <w:tc>
           <w:tcPr>
-            <w:tcW w:type="dxa" w:w="3100"/>
+            <w:tcW w:type="dxa" w:w="3300"/>
           </w:tcPr>
           <w:p>
             <w:pPr>
@@ -1020,7 +1040,7 @@
                 <w:color w:val="000000"/>
                 <w:sz w:val="20"/>
               </w:rPr>
-              <w:t>열린국회정보 조회</w:t>
+              <w:t>의안 발의·의결 현황</w:t>
             </w:r>
           </w:p>
         </w:tc>
@@ -1031,7 +1051,7 @@
         </w:trPr>
         <w:tc>
           <w:tcPr>
-            <w:tcW w:type="dxa" w:w="1500"/>
+            <w:tcW w:type="dxa" w:w="1300"/>
           </w:tcPr>
           <w:p>
             <w:pPr>
@@ -1045,7 +1065,7 @@
                 <w:color w:val="000000"/>
                 <w:sz w:val="20"/>
               </w:rPr>
-              <w:t>④ 해외 사례</w:t>
+              <w:t>④ 해외</w:t>
             </w:r>
           </w:p>
         </w:tc>
@@ -1071,7 +1091,7 @@
         </w:tc>
         <w:tc>
           <w:tcPr>
-            <w:tcW w:type="dxa" w:w="3100"/>
+            <w:tcW w:type="dxa" w:w="3300"/>
           </w:tcPr>
           <w:p>
             <w:pPr>
@@ -1085,7 +1105,7 @@
                 <w:color w:val="000000"/>
                 <w:sz w:val="20"/>
               </w:rPr>
-              <w:t>OECD OPSI · 98개국</w:t>
+              <w:t>국제기구 혁신사례 코퍼스</w:t>
             </w:r>
           </w:p>
         </w:tc>
@@ -1110,7 +1130,7 @@
           <w:color w:val="000000"/>
           <w:sz w:val="22"/>
         </w:rPr>
-        <w:t>통로마다 판정 규칙이 따로 있다. 국회 의안에서는 임기만료폐기를 감점 근거에서 명시적으로 뺐다. 심사할 시간이 없어 폐기된 것을 '국회가 거부한 아이디어'로 읽으면 오판이기 때문이다. KDI 연구 통로는 단순 키워드 일치를 쓰지 않고 중첩도와 역할을 따로 판정한다. 같은 주제를 다룬 문헌이라도 역할이 '근거'라면 감점 사유가 아니라 인용처다. 두 축을 나누지 않으면 관련 연구가 많은 분야일수록 제안이 불리해지는데, 그것은 평가가 아니라 분야에 대한 벌점이다.</w:t>
+        <w:t>통로마다 판정 규칙이 따로 붙는다. 의안 통로에서는 임기만료폐기를 감점 근거에서 명시적으로 뺀다. 심사할 시간이 없어 폐기된 것을 '국회가 거부한 아이디어'로 읽으면 오판이기 때문이다. 연구 통로는 단순 키워드 일치를 쓰지 않고 중첩도와 역할을 따로 판정한다. 같은 주제를 다룬 문헌이라도 역할이 '근거'라면 감점 사유가 아니라 인용처다. 이것을 나누지 않으면 관련 연구가 많은 분야일수록 제안이 불리해지는데, 그것은 평가가 아니라 분야에 대한 벌점이다.</w:t>
       </w:r>
     </w:p>
     <w:p>
@@ -1126,7 +1146,7 @@
           <w:color w:val="000000"/>
           <w:sz w:val="24"/>
         </w:rPr>
-        <w:t>5. 판정을 믿을 수 있게 만드는 장치들</w:t>
+        <w:t>5. 운영 원리 ③ — 한 번 재지 않고 두 번 잰다</w:t>
       </w:r>
     </w:p>
     <w:p>
@@ -1142,7 +1162,7 @@
           <w:color w:val="000000"/>
           <w:sz w:val="22"/>
         </w:rPr>
-        <w:t>근거를 두 등급으로 나눈다. 실제 조회로 확인된 것이 A급, 모델 지식에서 온 것이 B급이다. 담당자는 A급만 그대로 인용하고 B급은 '확인해 보라'는 지침으로 받는다. 존재하지 않는 사업명이 공문서에 실리는 경로를 막는 장치다.</w:t>
+        <w:t>채점은 두 번 한다. 한 번만 재면 그 채점의 성격이 결과를 지배하기 때문이다. 기계적으로 재면 형식만 갖춘 답변이 높은 점수를 받고, 인상으로 재면 잘 쓴 글이 높은 점수를 받는다. 그래서 체크리스트로 한 번, 대화 전체를 읽는 종합 판단으로 한 번 재고 합친다.</w:t>
       </w:r>
     </w:p>
     <w:p>
@@ -1158,7 +1178,25 @@
           <w:color w:val="000000"/>
           <w:sz w:val="22"/>
         </w:rPr>
-        <w:t>A급 안에도 층이 있다는 단서가 붙어 있다. 재정과 의안은 국가가 편성하고 의결한 기록이라 존재와 내용이 함께 확인되지만, 해외 사례는 각국이 스스로 신고한 것이라 존재만 확인되고 성과는 검증되지 않았다. 따라서 '이런 제도를 시행한 나라가 있다'까지가 A급이고 '그 제도가 효과가 있었다'는 A급이 아니다.</w:t>
+        <w:t xml:space="preserve">합치는 규칙에 이 체계의 성격이 드러난다. 평균을 쓰되 두 채점이 3점 이상 벌어지면 평균 대신 </w:t>
+      </w:r>
+      <w:r>
+        <w:rPr>
+          <w:rFonts w:ascii="맑은 고딕" w:hAnsi="맑은 고딕" w:eastAsia="맑은 고딕"/>
+          <w:b/>
+          <w:color w:val="000000"/>
+          <w:sz w:val="22"/>
+        </w:rPr>
+        <w:t>낮은 쪽</w:t>
+      </w:r>
+      <w:r>
+        <w:rPr>
+          <w:rFonts w:ascii="맑은 고딕" w:hAnsi="맑은 고딕" w:eastAsia="맑은 고딕"/>
+          <w:b w:val="0"/>
+          <w:color w:val="000000"/>
+          <w:sz w:val="22"/>
+        </w:rPr>
+        <w:t>을 채택한다. 괴리가 크다는 것은 평가 자체가 불확실하다는 신호인데, 평균을 쓰면 그 신호가 사라진다. 체크리스트로 아홉 개를 충족했는데 읽어 보니 여섯 점밖에 못 주겠다면 형식은 갖췄으나 알맹이가 부족하다는 뜻이고, 평균 7.5점은 두 채점 어느 쪽도 지지하지 않는 숫자다.</w:t>
       </w:r>
     </w:p>
     <w:p>
@@ -1174,7 +1212,105 @@
           <w:color w:val="000000"/>
           <w:sz w:val="22"/>
         </w:rPr>
-        <w:t xml:space="preserve">찾지 못한 것과 없는 것을 가르는 장치도 있다. '찾지 못했다'에는 실제로 없는 경우, 이름이 달라 놓친 경우, 데이터가 덮지 못하는 영역인 경우, 질의어가 부실했던 경우가 섞여 있다. 그래서 결론을 '선례 없음'이 아니라 'N개 질의에서 미발견'으로 적고, 통로마다 </w:t>
+        <w:t>가중치는 고정이다. 사람마다 다른 가중치를 쓰면 점수를 비교할 수 없고, 조정할 수 있으면 원하는 결론에 맞춰 조정하게 된다.</w:t>
+      </w:r>
+    </w:p>
+    <w:p>
+      <w:pPr>
+        <w:keepLines/>
+        <w:spacing w:after="180" w:before="0" w:line="380" w:lineRule="exact"/>
+        <w:ind w:firstLine="283"/>
+      </w:pPr>
+      <w:r>
+        <w:rPr>
+          <w:rFonts w:ascii="맑은 고딕" w:hAnsi="맑은 고딕" w:eastAsia="맑은 고딕"/>
+          <w:b w:val="0"/>
+          <w:color w:val="000000"/>
+          <w:sz w:val="22"/>
+        </w:rPr>
+        <w:t xml:space="preserve">역할도 나눈다. 질문자는 채점 기준을 받지 않고 채점자는 질문을 만들지 않는다. 편향을 다짐으로 막지 않고 구조로 막겠다는 뜻이다. 다만 이 분리가 무엇인지는 정확히 말해 둘 필요가 있다. 네 역할은 서로 다른 주체가 아니라 같은 모델에 다른 지시를 준 것이므로, </w:t>
+      </w:r>
+      <w:r>
+        <w:rPr>
+          <w:rFonts w:ascii="맑은 고딕" w:hAnsi="맑은 고딕" w:eastAsia="맑은 고딕"/>
+          <w:b/>
+          <w:color w:val="000000"/>
+          <w:sz w:val="22"/>
+        </w:rPr>
+        <w:t>이 구조가 막는 것은 역할 사이의 오염이지 모델 고유의 편향이 아니다</w:t>
+      </w:r>
+      <w:r>
+        <w:rPr>
+          <w:rFonts w:ascii="맑은 고딕" w:hAnsi="맑은 고딕" w:eastAsia="맑은 고딕"/>
+          <w:b w:val="0"/>
+          <w:color w:val="000000"/>
+          <w:sz w:val="22"/>
+        </w:rPr>
+        <w:t>. 후자는 사람의 판정과 대조해야만 드러난다.</w:t>
+      </w:r>
+    </w:p>
+    <w:p>
+      <w:pPr>
+        <w:keepNext/>
+        <w:keepLines/>
+        <w:spacing w:after="180" w:before="380" w:line="380" w:lineRule="exact"/>
+      </w:pPr>
+      <w:r>
+        <w:rPr>
+          <w:rFonts w:ascii="맑은 고딕" w:hAnsi="맑은 고딕" w:eastAsia="맑은 고딕"/>
+          <w:b/>
+          <w:color w:val="000000"/>
+          <w:sz w:val="24"/>
+        </w:rPr>
+        <w:t>6. 운영 원리 ④ — 찾은 범위까지만 말한다</w:t>
+      </w:r>
+    </w:p>
+    <w:p>
+      <w:pPr>
+        <w:keepLines/>
+        <w:spacing w:after="180" w:before="0" w:line="380" w:lineRule="exact"/>
+        <w:ind w:firstLine="283"/>
+      </w:pPr>
+      <w:r>
+        <w:rPr>
+          <w:rFonts w:ascii="맑은 고딕" w:hAnsi="맑은 고딕" w:eastAsia="맑은 고딕"/>
+          <w:b w:val="0"/>
+          <w:color w:val="000000"/>
+          <w:sz w:val="22"/>
+        </w:rPr>
+        <w:t>판정의 절제가 마지막 원리다. 이 체계는 결론을 강하게 내는 쪽이 아니라 약하게 내는 쪽으로 설계되어 있다.</w:t>
+      </w:r>
+    </w:p>
+    <w:p>
+      <w:pPr>
+        <w:keepLines/>
+        <w:spacing w:after="180" w:before="0" w:line="380" w:lineRule="exact"/>
+        <w:ind w:firstLine="283"/>
+      </w:pPr>
+      <w:r>
+        <w:rPr>
+          <w:rFonts w:ascii="맑은 고딕" w:hAnsi="맑은 고딕" w:eastAsia="맑은 고딕"/>
+          <w:b w:val="0"/>
+          <w:color w:val="000000"/>
+          <w:sz w:val="22"/>
+        </w:rPr>
+        <w:t>근거는 두 등급으로 나뉜다. 실제 조회로 확인된 것이 A급, 모델 지식에서 온 것이 B급이다. 담당자는 A급만 그대로 인용하고 B급은 '확인해 보라'는 지침으로 받는다. 존재하지 않는 사업명이 공문서에 실리는 경로를 막는 장치다. A급 안에도 층이 있다. 재정과 의안은 국가가 편성하고 의결한 기록이라 존재와 내용이 함께 확인되지만, 해외 사례는 각국이 스스로 신고한 것이라 존재만 확인되고 성과는 검증되지 않는다. '이런 제도를 시행한 나라가 있다'까지가 A급이고 '그 제도가 효과가 있었다'는 A급이 아니다.</w:t>
+      </w:r>
+    </w:p>
+    <w:p>
+      <w:pPr>
+        <w:keepLines/>
+        <w:spacing w:after="180" w:before="0" w:line="380" w:lineRule="exact"/>
+        <w:ind w:firstLine="283"/>
+      </w:pPr>
+      <w:r>
+        <w:rPr>
+          <w:rFonts w:ascii="맑은 고딕" w:hAnsi="맑은 고딕" w:eastAsia="맑은 고딕"/>
+          <w:b w:val="0"/>
+          <w:color w:val="000000"/>
+          <w:sz w:val="22"/>
+        </w:rPr>
+        <w:t xml:space="preserve">찾지 못한 것과 없는 것도 가른다. '찾지 못했다'에는 실제로 없는 경우, 이름이 달라 놓친 경우, 데이터가 덮지 못하는 영역인 경우, 질의어가 부실했던 경우가 섞여 있다. 그래서 결론을 '선례 없음'이 아니라 'N개 질의에서 미발견'으로 적고, 통로마다 </w:t>
       </w:r>
       <w:r>
         <w:rPr>
@@ -1208,7 +1344,7 @@
           <w:color w:val="000000"/>
           <w:sz w:val="22"/>
         </w:rPr>
-        <w:t xml:space="preserve">편향은 다짐이 아니라 구조로 막는다. 질문자는 채점 기준을 받지 않고 채점자는 질문을 만들지 않는다. 다만 보고서는 이 분리가 무엇인지 정확히 밝혀 둔다. 네 역할은 서로 다른 주체가 아니라 같은 모델에 다른 프롬프트를 준 것이므로, </w:t>
+        <w:t xml:space="preserve">산출물의 형식도 같은 태도를 따른다. 두 축을 교차한 네 칸은 순위가 아니라 처방이다. '기존 사업 개선으로 재포지셔닝'은 '추진'보다 못한 판정이 아니라 다른 경로를 가리킨다. 확신도가 모자라 결론을 내지 못한 건은 네 칸 가운데 어디에도 놓지 않고 표시 자체를 생략한다. 모르는 것을 위치로 배치하면 아는 것처럼 보이기 때문이다. 최종 산출은 결정이 아니라 </w:t>
       </w:r>
       <w:r>
         <w:rPr>
@@ -1217,7 +1353,7 @@
           <w:color w:val="000000"/>
           <w:sz w:val="22"/>
         </w:rPr>
-        <w:t>이 구조가 막는 것은 역할 사이의 오염이지 모델 고유의 편향이 아니다</w:t>
+        <w:t>검토 후보 목록</w:t>
       </w:r>
       <w:r>
         <w:rPr>
@@ -1226,7 +1362,7 @@
           <w:color w:val="000000"/>
           <w:sz w:val="22"/>
         </w:rPr>
-        <w:t>. 후자는 사람의 판정과 대조해야만 드러난다.</w:t>
+        <w:t>이다.</w:t>
       </w:r>
     </w:p>
     <w:p>
@@ -1242,7 +1378,7 @@
           <w:color w:val="000000"/>
           <w:sz w:val="24"/>
         </w:rPr>
-        <w:t>6. 그래서 무엇이 입증되었고 무엇이 아직 아닌가</w:t>
+        <w:t>7. 원리가 성립하기 위해 확인되어야 할 것</w:t>
       </w:r>
     </w:p>
     <w:p>
@@ -1258,55 +1394,7 @@
           <w:color w:val="000000"/>
           <w:sz w:val="22"/>
         </w:rPr>
-        <w:t>보고서의 5.4절이 이 문서에서 가장 중요한 대목이다. 측정한 것과 한 번 관측한 것과 아직 확인되지 않은 것을 나눠 적었다.</w:t>
-      </w:r>
-    </w:p>
-    <w:p>
-      <w:pPr>
-        <w:keepLines/>
-        <w:spacing w:after="180" w:before="0" w:line="380" w:lineRule="exact"/>
-        <w:ind w:firstLine="283"/>
-      </w:pPr>
-      <w:r>
-        <w:rPr>
-          <w:rFonts w:ascii="맑은 고딕" w:hAnsi="맑은 고딕" w:eastAsia="맑은 고딕"/>
-          <w:b w:val="0"/>
-          <w:color w:val="000000"/>
-          <w:sz w:val="22"/>
-        </w:rPr>
-        <w:t>한 번 관측한 것에는 표본이 한 건 또는 한 쌍이라는 단서가 붙는다. 방향을 시사할 뿐 크기를 추정할 수 없고, 도구 격차 수치는 그대로 인용해서는 안 되며 별도 표본에서 다시 재야 한다고 명시되어 있다.</w:t>
-      </w:r>
-    </w:p>
-    <w:p>
-      <w:pPr>
-        <w:keepLines/>
-        <w:spacing w:after="180" w:before="0" w:line="380" w:lineRule="exact"/>
-        <w:ind w:firstLine="283"/>
-      </w:pPr>
-      <w:r>
-        <w:rPr>
-          <w:rFonts w:ascii="맑은 고딕" w:hAnsi="맑은 고딕" w:eastAsia="맑은 고딕"/>
-          <w:b w:val="0"/>
-          <w:color w:val="000000"/>
-          <w:sz w:val="22"/>
-        </w:rPr>
-        <w:t>그리고 판별력 시험 자체의 구조적 한계를 스스로 지적한다. 시험 문항을 생성한 것도 모델이고, 문답을 진행한 것도 모델이며, 채점한 것도 같은 모델이다. 그래서 결과를 두 가지로 읽을 수 있다 — 채점기가 진부함을 실제로 판별했거나, 생성기와 채점기가 같은 '진부함' 개념을 공유했을 뿐이거나. 현재 자료로는 둘을 가를 수 없다.</w:t>
-      </w:r>
-    </w:p>
-    <w:p>
-      <w:pPr>
-        <w:keepLines/>
-        <w:spacing w:after="180" w:before="0" w:line="380" w:lineRule="exact"/>
-        <w:ind w:firstLine="283"/>
-      </w:pPr>
-      <w:r>
-        <w:rPr>
-          <w:rFonts w:ascii="맑은 고딕" w:hAnsi="맑은 고딕" w:eastAsia="맑은 고딕"/>
-          <w:b w:val="0"/>
-          <w:color w:val="000000"/>
-          <w:sz w:val="22"/>
-        </w:rPr>
-        <w:t>확인되지 않은 것으로 다섯을 남겼다.</w:t>
+        <w:t>위 원리들은 저마다 조건을 달고 있다. 조건이 확인되지 않으면 원리는 선언에 머문다.</w:t>
       </w:r>
     </w:p>
     <w:tbl>
@@ -1325,9 +1413,8 @@
         </w:tblBorders>
       </w:tblPr>
       <w:tblGrid>
-        <w:gridCol w:w="500"/>
-        <w:gridCol w:w="4600"/>
-        <w:gridCol w:w="2900"/>
+        <w:gridCol w:w="3300"/>
+        <w:gridCol w:w="4700"/>
       </w:tblGrid>
       <w:tr>
         <w:trPr>
@@ -1336,7 +1423,7 @@
         </w:trPr>
         <w:tc>
           <w:tcPr>
-            <w:tcW w:type="dxa" w:w="500"/>
+            <w:tcW w:type="dxa" w:w="3300"/>
           </w:tcPr>
           <w:p>
             <w:pPr>
@@ -1351,12 +1438,13 @@
                 <w:color w:val="000000"/>
                 <w:sz w:val="20"/>
               </w:rPr>
+              <w:t>원리</w:t>
             </w:r>
           </w:p>
         </w:tc>
         <w:tc>
           <w:tcPr>
-            <w:tcW w:type="dxa" w:w="4600"/>
+            <w:tcW w:type="dxa" w:w="4700"/>
           </w:tcPr>
           <w:p>
             <w:pPr>
@@ -1371,28 +1459,7 @@
                 <w:color w:val="000000"/>
                 <w:sz w:val="20"/>
               </w:rPr>
-              <w:t>항목</w:t>
-            </w:r>
-          </w:p>
-        </w:tc>
-        <w:tc>
-          <w:tcPr>
-            <w:tcW w:type="dxa" w:w="2900"/>
-          </w:tcPr>
-          <w:p>
-            <w:pPr>
-              <w:keepNext/>
-              <w:spacing w:after="20" w:before="20" w:line="280" w:lineRule="exact"/>
-              <w:jc w:val="center"/>
-            </w:pPr>
-            <w:r>
-              <w:rPr>
-                <w:rFonts w:ascii="맑은 고딕" w:hAnsi="맑은 고딕" w:eastAsia="맑은 고딕"/>
-                <w:b/>
-                <w:color w:val="000000"/>
-                <w:sz w:val="20"/>
-              </w:rPr>
-              <w:t>상태</w:t>
+              <w:t>성립 조건</w:t>
             </w:r>
           </w:p>
         </w:tc>
@@ -1403,7 +1470,7 @@
         </w:trPr>
         <w:tc>
           <w:tcPr>
-            <w:tcW w:type="dxa" w:w="500"/>
+            <w:tcW w:type="dxa" w:w="3300"/>
           </w:tcPr>
           <w:p>
             <w:pPr>
@@ -1417,13 +1484,13 @@
                 <w:color w:val="000000"/>
                 <w:sz w:val="20"/>
               </w:rPr>
-              <w:t>1</w:t>
+              <w:t>대화가 질의어를 만든다</w:t>
             </w:r>
           </w:p>
         </w:tc>
         <w:tc>
           <w:tcPr>
-            <w:tcW w:type="dxa" w:w="4600"/>
+            <w:tcW w:type="dxa" w:w="4700"/>
           </w:tcPr>
           <w:p>
             <w:pPr>
@@ -1437,13 +1504,33 @@
                 <w:color w:val="000000"/>
                 <w:sz w:val="20"/>
               </w:rPr>
-              <w:t>전문가 판정과의 일치도</w:t>
+              <w:t>문답으로 채워진 설계가 원문보다</w:t>
+            </w:r>
+          </w:p>
+          <w:p>
+            <w:pPr>
+              <w:keepNext/>
+              <w:spacing w:after="20" w:before="20" w:line="280" w:lineRule="exact"/>
+            </w:pPr>
+            <w:r>
+              <w:rPr>
+                <w:rFonts w:ascii="맑은 고딕" w:hAnsi="맑은 고딕" w:eastAsia="맑은 고딕"/>
+                <w:b w:val="0"/>
+                <w:color w:val="000000"/>
+                <w:sz w:val="20"/>
+              </w:rPr>
+              <w:t>실제로 나은 조회를 만들어 내는가</w:t>
             </w:r>
           </w:p>
         </w:tc>
+      </w:tr>
+      <w:tr>
+        <w:trPr>
+          <w:cantSplit/>
+        </w:trPr>
         <w:tc>
           <w:tcPr>
-            <w:tcW w:type="dxa" w:w="2900"/>
+            <w:tcW w:type="dxa" w:w="3300"/>
           </w:tcPr>
           <w:p>
             <w:pPr>
@@ -1457,18 +1544,13 @@
                 <w:color w:val="000000"/>
                 <w:sz w:val="20"/>
               </w:rPr>
-              <w:t>심사지는 준비, 미실시</w:t>
+              <w:t>두 축을 합치지 않는다</w:t>
             </w:r>
           </w:p>
         </w:tc>
-      </w:tr>
-      <w:tr>
-        <w:trPr>
-          <w:cantSplit/>
-        </w:trPr>
         <w:tc>
           <w:tcPr>
-            <w:tcW w:type="dxa" w:w="500"/>
+            <w:tcW w:type="dxa" w:w="4700"/>
           </w:tcPr>
           <w:p>
             <w:pPr>
@@ -1482,13 +1564,33 @@
                 <w:color w:val="000000"/>
                 <w:sz w:val="20"/>
               </w:rPr>
-              <w:t>2</w:t>
+              <w:t>축 A 가 정말 '방어력'만 재는가.</w:t>
+            </w:r>
+          </w:p>
+          <w:p>
+            <w:pPr>
+              <w:keepNext/>
+              <w:spacing w:after="20" w:before="20" w:line="280" w:lineRule="exact"/>
+            </w:pPr>
+            <w:r>
+              <w:rPr>
+                <w:rFonts w:ascii="맑은 고딕" w:hAnsi="맑은 고딕" w:eastAsia="맑은 고딕"/>
+                <w:b w:val="0"/>
+                <w:color w:val="000000"/>
+                <w:sz w:val="20"/>
+              </w:rPr>
+              <w:t>표현력이 축 A 를 통해 새어 들어오지 않는가</w:t>
             </w:r>
           </w:p>
         </w:tc>
+      </w:tr>
+      <w:tr>
+        <w:trPr>
+          <w:cantSplit/>
+        </w:trPr>
         <w:tc>
           <w:tcPr>
-            <w:tcW w:type="dxa" w:w="4600"/>
+            <w:tcW w:type="dxa" w:w="3300"/>
           </w:tcPr>
           <w:p>
             <w:pPr>
@@ -1502,13 +1604,13 @@
                 <w:color w:val="000000"/>
                 <w:sz w:val="20"/>
               </w:rPr>
-              <w:t>같은 대화를 다시 채점했을 때의 재현성</w:t>
+              <w:t>두 번 재고 낮은 쪽을 택한다</w:t>
             </w:r>
           </w:p>
         </w:tc>
         <w:tc>
           <w:tcPr>
-            <w:tcW w:type="dxa" w:w="2900"/>
+            <w:tcW w:type="dxa" w:w="4700"/>
           </w:tcPr>
           <w:p>
             <w:pPr>
@@ -1522,7 +1624,22 @@
                 <w:color w:val="000000"/>
                 <w:sz w:val="20"/>
               </w:rPr>
-              <w:t>미측정</w:t>
+              <w:t>같은 대화를 다시 채점하면 같은 값이 나오는가.</w:t>
+            </w:r>
+          </w:p>
+          <w:p>
+            <w:pPr>
+              <w:keepNext/>
+              <w:spacing w:after="20" w:before="20" w:line="280" w:lineRule="exact"/>
+            </w:pPr>
+            <w:r>
+              <w:rPr>
+                <w:rFonts w:ascii="맑은 고딕" w:hAnsi="맑은 고딕" w:eastAsia="맑은 고딕"/>
+                <w:b w:val="0"/>
+                <w:color w:val="000000"/>
+                <w:sz w:val="20"/>
+              </w:rPr>
+              <w:t>괴리 규칙이 잡아내는 것이 불확실성이 맞는가</w:t>
             </w:r>
           </w:p>
         </w:tc>
@@ -1533,7 +1650,7 @@
         </w:trPr>
         <w:tc>
           <w:tcPr>
-            <w:tcW w:type="dxa" w:w="500"/>
+            <w:tcW w:type="dxa" w:w="3300"/>
           </w:tcPr>
           <w:p>
             <w:pPr>
@@ -1547,13 +1664,13 @@
                 <w:color w:val="000000"/>
                 <w:sz w:val="20"/>
               </w:rPr>
-              <w:t>3</w:t>
+              <w:t>구조로 편향을 막는다</w:t>
             </w:r>
           </w:p>
         </w:tc>
         <w:tc>
           <w:tcPr>
-            <w:tcW w:type="dxa" w:w="4600"/>
+            <w:tcW w:type="dxa" w:w="4700"/>
           </w:tcPr>
           <w:p>
             <w:pPr>
@@ -1567,14 +1684,9 @@
                 <w:color w:val="000000"/>
                 <w:sz w:val="20"/>
               </w:rPr>
-              <w:t>경계 사례에서의 판별력</w:t>
+              <w:t>모델 고유의 편향이</w:t>
             </w:r>
           </w:p>
-        </w:tc>
-        <w:tc>
-          <w:tcPr>
-            <w:tcW w:type="dxa" w:w="2900"/>
-          </w:tcPr>
           <w:p>
             <w:pPr>
               <w:keepNext/>
@@ -1587,7 +1699,7 @@
                 <w:color w:val="000000"/>
                 <w:sz w:val="20"/>
               </w:rPr>
-              <w:t>미측정</w:t>
+              <w:t>사람 판정과 얼마나 벌어지는가</w:t>
             </w:r>
           </w:p>
         </w:tc>
@@ -1598,72 +1710,7 @@
         </w:trPr>
         <w:tc>
           <w:tcPr>
-            <w:tcW w:type="dxa" w:w="500"/>
-          </w:tcPr>
-          <w:p>
-            <w:pPr>
-              <w:keepNext/>
-              <w:spacing w:after="20" w:before="20" w:line="280" w:lineRule="exact"/>
-            </w:pPr>
-            <w:r>
-              <w:rPr>
-                <w:rFonts w:ascii="맑은 고딕" w:hAnsi="맑은 고딕" w:eastAsia="맑은 고딕"/>
-                <w:b w:val="0"/>
-                <w:color w:val="000000"/>
-                <w:sz w:val="20"/>
-              </w:rPr>
-              <w:t>4</w:t>
-            </w:r>
-          </w:p>
-        </w:tc>
-        <w:tc>
-          <w:tcPr>
-            <w:tcW w:type="dxa" w:w="4600"/>
-          </w:tcPr>
-          <w:p>
-            <w:pPr>
-              <w:keepNext/>
-              <w:spacing w:after="20" w:before="20" w:line="280" w:lineRule="exact"/>
-            </w:pPr>
-            <w:r>
-              <w:rPr>
-                <w:rFonts w:ascii="맑은 고딕" w:hAnsi="맑은 고딕" w:eastAsia="맑은 고딕"/>
-                <w:b w:val="0"/>
-                <w:color w:val="000000"/>
-                <w:sz w:val="20"/>
-              </w:rPr>
-              <w:t>표현력 편향의 크기</w:t>
-            </w:r>
-          </w:p>
-        </w:tc>
-        <w:tc>
-          <w:tcPr>
-            <w:tcW w:type="dxa" w:w="2900"/>
-          </w:tcPr>
-          <w:p>
-            <w:pPr>
-              <w:keepNext/>
-              <w:spacing w:after="20" w:before="20" w:line="280" w:lineRule="exact"/>
-            </w:pPr>
-            <w:r>
-              <w:rPr>
-                <w:rFonts w:ascii="맑은 고딕" w:hAnsi="맑은 고딕" w:eastAsia="맑은 고딕"/>
-                <w:b w:val="0"/>
-                <w:color w:val="000000"/>
-                <w:sz w:val="20"/>
-              </w:rPr>
-              <w:t>일부만 확인</w:t>
-            </w:r>
-          </w:p>
-        </w:tc>
-      </w:tr>
-      <w:tr>
-        <w:trPr>
-          <w:cantSplit/>
-        </w:trPr>
-        <w:tc>
-          <w:tcPr>
-            <w:tcW w:type="dxa" w:w="500"/>
+            <w:tcW w:type="dxa" w:w="3300"/>
           </w:tcPr>
           <w:p>
             <w:pPr>
@@ -1677,13 +1724,13 @@
                 <w:color w:val="000000"/>
                 <w:sz w:val="20"/>
               </w:rPr>
-              <w:t>5</w:t>
+              <w:t>찾은 범위까지만 말한다</w:t>
             </w:r>
           </w:p>
         </w:tc>
         <w:tc>
           <w:tcPr>
-            <w:tcW w:type="dxa" w:w="4600"/>
+            <w:tcW w:type="dxa" w:w="4700"/>
           </w:tcPr>
           <w:p>
             <w:pPr>
@@ -1697,27 +1744,7 @@
                 <w:color w:val="000000"/>
                 <w:sz w:val="20"/>
               </w:rPr>
-              <w:t>실제 중복 제안 탐지율</w:t>
-            </w:r>
-          </w:p>
-        </w:tc>
-        <w:tc>
-          <w:tcPr>
-            <w:tcW w:type="dxa" w:w="2900"/>
-          </w:tcPr>
-          <w:p>
-            <w:pPr>
-              <w:keepNext w:val="0"/>
-              <w:spacing w:after="20" w:before="20" w:line="280" w:lineRule="exact"/>
-            </w:pPr>
-            <w:r>
-              <w:rPr>
-                <w:rFonts w:ascii="맑은 고딕" w:hAnsi="맑은 고딕" w:eastAsia="맑은 고딕"/>
-                <w:b w:val="0"/>
-                <w:color w:val="000000"/>
-                <w:sz w:val="20"/>
-              </w:rPr>
-              <w:t>미측정</w:t>
+              <w:t>미발견이 실제 부재와 얼마나 자주 어긋나는가</w:t>
             </w:r>
           </w:p>
         </w:tc>
@@ -1742,7 +1769,25 @@
           <w:color w:val="000000"/>
           <w:sz w:val="22"/>
         </w:rPr>
-        <w:t>여기에 자료의 구멍 몇 가지가 6.4절에 더 적혀 있다. 지자체 자체사업과 기금사업이 고르게 잡히지 않고, 재정 자료가 최근 다섯 시점에 그치며, 해외 코퍼스가 OECD 에 자기신고한 것으로 한정된다. 법적·규제 타당성은 채점에 아예 포함되지 않는다. 비용 추정표도 프롬프트 캐싱을 전제한 값인데 캐싱은 아직 구현되지 않았으므로 현재 비용이 아니라 목표값이다.</w:t>
+        <w:t xml:space="preserve">이 조건들은 서로 다른 성격의 물음이 아니다. 모두 </w:t>
+      </w:r>
+      <w:r>
+        <w:rPr>
+          <w:rFonts w:ascii="맑은 고딕" w:hAnsi="맑은 고딕" w:eastAsia="맑은 고딕"/>
+          <w:b/>
+          <w:color w:val="000000"/>
+          <w:sz w:val="22"/>
+        </w:rPr>
+        <w:t>모델 바깥의 준거와 대조해야만</w:t>
+      </w:r>
+      <w:r>
+        <w:rPr>
+          <w:rFonts w:ascii="맑은 고딕" w:hAnsi="맑은 고딕" w:eastAsia="맑은 고딕"/>
+          <w:b w:val="0"/>
+          <w:color w:val="000000"/>
+          <w:sz w:val="22"/>
+        </w:rPr>
+        <w:t xml:space="preserve"> 답할 수 있는 물음이라는 공통점을 가진다. 그리고 그 대조는 실제 제안이 몰리는 구간, 즉 명백히 좋지도 명백히 나쁘지도 않은 중간대에서 이루어져야 뜻이 있다. 극단 사례는 선별 장치가 없어도 갈리기 때문이다.</w:t>
       </w:r>
     </w:p>
     <w:p>
@@ -1758,39 +1803,7 @@
           <w:color w:val="000000"/>
           <w:sz w:val="22"/>
         </w:rPr>
-        <w:t>맺음말의 마지막 문단이 이렇게 끝난다.</w:t>
-      </w:r>
-    </w:p>
-    <w:p>
-      <w:pPr>
-        <w:keepLines/>
-        <w:spacing w:after="220" w:before="0" w:line="320" w:lineRule="exact"/>
-        <w:ind w:left="567"/>
-      </w:pPr>
-      <w:r>
-        <w:rPr>
-          <w:rFonts w:ascii="맑은 고딕" w:hAnsi="맑은 고딕" w:eastAsia="맑은 고딕"/>
-          <w:b w:val="0"/>
-          <w:color w:val="000000"/>
-          <w:sz w:val="20"/>
-        </w:rPr>
-        <w:t>"지금 입증된 것은 극단 사례를 가르는 능력이고, 실제 국민 제안이 몰릴 중간대에서의 판별력은 아직 재지 않았다. 이 체계의 값어치는 그 시험을 통과한 뒤에 정해질 것이다."</w:t>
-      </w:r>
-    </w:p>
-    <w:p>
-      <w:pPr>
-        <w:keepLines/>
-        <w:spacing w:after="180" w:before="0" w:line="380" w:lineRule="exact"/>
-        <w:ind w:firstLine="283"/>
-      </w:pPr>
-      <w:r>
-        <w:rPr>
-          <w:rFonts w:ascii="맑은 고딕" w:hAnsi="맑은 고딕" w:eastAsia="맑은 고딕"/>
-          <w:b w:val="0"/>
-          <w:color w:val="000000"/>
-          <w:sz w:val="22"/>
-        </w:rPr>
-        <w:t>후속 연구의 의제를 새로 지어낼 필요가 없는 이유가 여기 있다. 위 목록이 그대로 할 일이다.</w:t>
+        <w:t>3부에서 다루는 일들이 바로 이 조건들을 확인하는 작업이다. 그 전에 그 작업에 필요한 역량이 무엇인지를 먼저 적는다.</w:t>
       </w:r>
     </w:p>
     <w:p>
@@ -1807,7 +1820,23 @@
           <w:color w:val="000000"/>
           <w:sz w:val="26"/>
         </w:rPr>
-        <w:t>2부.  내가 맡을 수 있는 일</w:t>
+        <w:t>2부.  연구자의 역량</w:t>
+      </w:r>
+    </w:p>
+    <w:p>
+      <w:pPr>
+        <w:keepLines/>
+        <w:spacing w:after="180" w:before="0" w:line="380" w:lineRule="exact"/>
+        <w:ind w:firstLine="283"/>
+      </w:pPr>
+      <w:r>
+        <w:rPr>
+          <w:rFonts w:ascii="맑은 고딕" w:hAnsi="맑은 고딕" w:eastAsia="맑은 고딕"/>
+          <w:b w:val="0"/>
+          <w:color w:val="000000"/>
+          <w:sz w:val="22"/>
+        </w:rPr>
+        <w:t>이 체계를 검증하고 다듬는 일에는 성격이 다른 네 가지 능력이 함께 필요하다. 아래에 각각이 어느 작업과 맞닿는지를 적는다.</w:t>
       </w:r>
     </w:p>
     <w:p>
@@ -1823,7 +1852,7 @@
           <w:color w:val="000000"/>
           <w:sz w:val="24"/>
         </w:rPr>
-        <w:t>7. 순환을 끊는 일이 맨 앞에 와야 한다</w:t>
+        <w:t>8. 경제학 — 평가 체계는 배분 장치다</w:t>
       </w:r>
     </w:p>
     <w:p>
@@ -1839,7 +1868,344 @@
           <w:color w:val="000000"/>
           <w:sz w:val="22"/>
         </w:rPr>
-        <w:t xml:space="preserve">다섯 항목 가운데 전문가 일치도를 첫 순서에 두어야 한다고 본다. 이것이 다른 항목보다 중요해서가 아니라, </w:t>
+        <w:t>점수가 예산을 움직이면 그 점수는 가격처럼 행동한다. 가격이 잘못 붙으면 자원이 잘못 간다. 평가 체계를 이렇게 보는 시각은 경제학 훈련에서 나오며, 이 시각이 있어야 채점표의 한 항목을 고치는 일이 왜 배분의 문제인지가 보인다.</w:t>
+      </w:r>
+    </w:p>
+    <w:p>
+      <w:pPr>
+        <w:keepLines/>
+        <w:spacing w:after="180" w:before="0" w:line="380" w:lineRule="exact"/>
+        <w:ind w:firstLine="283"/>
+      </w:pPr>
+      <w:r>
+        <w:rPr>
+          <w:rFonts w:ascii="맑은 고딕" w:hAnsi="맑은 고딕" w:eastAsia="맑은 고딕"/>
+          <w:b w:val="0"/>
+          <w:color w:val="000000"/>
+          <w:sz w:val="22"/>
+        </w:rPr>
+        <w:t>특히 유인의 계산이 필요하다. 채점 기준이 공개되면 제안자는 그 기준에 맞춰 쓴다. 항목을 나열하면 점수가 오르는 채점표는 나열하는 법을 아는 사람에게 유리한 채점표이고, 그 결과 점수는 제안의 질이 아니라 작성 요령을 재게 된다. 기준을 짤 때 이 반응을 미리 계산해 넣지 않으면 채점표는 쓰이기 시작한 순간부터 낡는다.</w:t>
+      </w:r>
+    </w:p>
+    <w:p>
+      <w:pPr>
+        <w:keepLines/>
+        <w:spacing w:after="180" w:before="0" w:line="380" w:lineRule="exact"/>
+        <w:ind w:firstLine="283"/>
+      </w:pPr>
+      <w:r>
+        <w:rPr>
+          <w:rFonts w:ascii="맑은 고딕" w:hAnsi="맑은 고딕" w:eastAsia="맑은 고딕"/>
+          <w:b w:val="0"/>
+          <w:color w:val="000000"/>
+          <w:sz w:val="22"/>
+        </w:rPr>
+        <w:t>오차의 비용을 비대칭으로 다루는 습관도 여기서 온다. 나쁜 제안을 통과시킨 오류와 좋은 제안을 버린 오류는 값이 다르고, 뒤의 것은 관측조차 되지 않는다. 4부에서 이 비대칭을 성장의 문제로 다시 다룬다.</w:t>
+      </w:r>
+    </w:p>
+    <w:p>
+      <w:pPr>
+        <w:keepLines/>
+        <w:spacing w:after="180" w:before="0" w:line="380" w:lineRule="exact"/>
+        <w:ind w:firstLine="283"/>
+      </w:pPr>
+      <w:r>
+        <w:rPr>
+          <w:rFonts w:ascii="맑은 고딕" w:hAnsi="맑은 고딕" w:eastAsia="맑은 고딕"/>
+          <w:b w:val="0"/>
+          <w:color w:val="000000"/>
+          <w:sz w:val="22"/>
+        </w:rPr>
+        <w:t>선별의 값어치를 수치로 말하려면 결국 계산이 있어야 한다. 판정 이력이 다음 판정을 얼마나 싸게 만드는지는 말로 주장할 수 있는 종류의 것이 아니다.</w:t>
+      </w:r>
+    </w:p>
+    <w:p>
+      <w:pPr>
+        <w:keepNext/>
+        <w:keepLines/>
+        <w:spacing w:after="180" w:before="380" w:line="380" w:lineRule="exact"/>
+      </w:pPr>
+      <w:r>
+        <w:rPr>
+          <w:rFonts w:ascii="맑은 고딕" w:hAnsi="맑은 고딕" w:eastAsia="맑은 고딕"/>
+          <w:b/>
+          <w:color w:val="000000"/>
+          <w:sz w:val="24"/>
+        </w:rPr>
+        <w:t>9. 프로그래밍 — 설계를 돌려 봐야 드러나는 것</w:t>
+      </w:r>
+    </w:p>
+    <w:p>
+      <w:pPr>
+        <w:keepLines/>
+        <w:spacing w:after="180" w:before="0" w:line="380" w:lineRule="exact"/>
+        <w:ind w:firstLine="283"/>
+      </w:pPr>
+      <w:r>
+        <w:rPr>
+          <w:rFonts w:ascii="맑은 고딕" w:hAnsi="맑은 고딕" w:eastAsia="맑은 고딕"/>
+          <w:b w:val="0"/>
+          <w:color w:val="000000"/>
+          <w:sz w:val="22"/>
+        </w:rPr>
+        <w:t>이런 연구에서 가장 자주 생기는 손실은 설계와 구현이 어긋나는 데서 온다. 회의에서 합의한 채점 기준 한 문장을 코드로 옮기려 하면 그제야 그 문장이 모호했다는 사실이 드러난다. '제안자가 반론에 대응했는가' 같은 항목은 회의에서는 이견 없이 통과하지만, 막상 판정하려 들면 무엇을 대응으로 칠 것인지가 정해져 있지 않다.</w:t>
+      </w:r>
+    </w:p>
+    <w:p>
+      <w:pPr>
+        <w:keepLines/>
+        <w:spacing w:after="180" w:before="0" w:line="380" w:lineRule="exact"/>
+        <w:ind w:firstLine="283"/>
+      </w:pPr>
+      <w:r>
+        <w:rPr>
+          <w:rFonts w:ascii="맑은 고딕" w:hAnsi="맑은 고딕" w:eastAsia="맑은 고딕"/>
+          <w:b w:val="0"/>
+          <w:color w:val="000000"/>
+          <w:sz w:val="22"/>
+        </w:rPr>
+        <w:t>직접 구현할 수 있으면 이 발견이 설계 회의로 곧바로 되돌아온다. 그러지 못하면 어긋남은 구현자의 임의 해석으로 메워지고, 그 해석이 결과에 실린 채 아무도 모르게 남는다.</w:t>
+      </w:r>
+    </w:p>
+    <w:p>
+      <w:pPr>
+        <w:keepLines/>
+        <w:spacing w:after="180" w:before="0" w:line="380" w:lineRule="exact"/>
+        <w:ind w:firstLine="283"/>
+      </w:pPr>
+      <w:r>
+        <w:rPr>
+          <w:rFonts w:ascii="맑은 고딕" w:hAnsi="맑은 고딕" w:eastAsia="맑은 고딕"/>
+          <w:b w:val="0"/>
+          <w:color w:val="000000"/>
+          <w:sz w:val="22"/>
+        </w:rPr>
+        <w:t>측정을 설계하는 데에도 코드가 필요하다. 같은 자료를 두 벌의 채점표로 돌려 비교하거나, 같은 대화를 여러 번 채점해 흔들림을 재거나, 사람 판정과 모델 판정의 일치도를 계산하는 일은 모두 실험 장치를 짜야 할 수 있는 일이다. 국가 데이터를 조회 가능한 형태로 붙이고 결과를 재현 가능하게 남기는 일도 같은 자리에 있다.</w:t>
+      </w:r>
+    </w:p>
+    <w:p>
+      <w:pPr>
+        <w:keepLines/>
+        <w:spacing w:after="180" w:before="0" w:line="380" w:lineRule="exact"/>
+        <w:ind w:firstLine="283"/>
+      </w:pPr>
+      <w:r>
+        <w:rPr>
+          <w:rFonts w:ascii="맑은 고딕" w:hAnsi="맑은 고딕" w:eastAsia="맑은 고딕"/>
+          <w:b w:val="0"/>
+          <w:color w:val="000000"/>
+          <w:sz w:val="22"/>
+        </w:rPr>
+        <w:t>도구가 연구보다 오래 남게 하는 것도 여기에 속한다. 연구용으로 급히 만든 프로그램은 대개 연구가 끝나면 아무도 돌리지 못하는 상태가 된다. 설치 절차가 사람 머릿속에만 있거나, 만든 사람이 떠나면 고칠 수 없게 되기 때문이다. 그러면 후속 연구는 매번 바닥부터 다시 만든다.</w:t>
+      </w:r>
+    </w:p>
+    <w:p>
+      <w:pPr>
+        <w:keepNext/>
+        <w:keepLines/>
+        <w:spacing w:after="180" w:before="380" w:line="380" w:lineRule="exact"/>
+      </w:pPr>
+      <w:r>
+        <w:rPr>
+          <w:rFonts w:ascii="맑은 고딕" w:hAnsi="맑은 고딕" w:eastAsia="맑은 고딕"/>
+          <w:b/>
+          <w:color w:val="000000"/>
+          <w:sz w:val="24"/>
+        </w:rPr>
+        <w:t>10. AI 를 평가 도구로 세우는 일</w:t>
+      </w:r>
+    </w:p>
+    <w:p>
+      <w:pPr>
+        <w:keepLines/>
+        <w:spacing w:after="180" w:before="0" w:line="380" w:lineRule="exact"/>
+        <w:ind w:firstLine="283"/>
+      </w:pPr>
+      <w:r>
+        <w:rPr>
+          <w:rFonts w:ascii="맑은 고딕" w:hAnsi="맑은 고딕" w:eastAsia="맑은 고딕"/>
+          <w:b w:val="0"/>
+          <w:color w:val="000000"/>
+          <w:sz w:val="22"/>
+        </w:rPr>
+        <w:t>모델을 불러 쓰는 것과 모델을 평가 장치로 세우는 것은 다른 일이다. 뒤의 일에는 앞의 일에 없는 함정들이 있고, 그 함정의 목록을 아는 것이 이 연구에서는 실질적인 역량이 된다.</w:t>
+      </w:r>
+    </w:p>
+    <w:p>
+      <w:pPr>
+        <w:keepLines/>
+        <w:spacing w:after="180" w:before="0" w:line="380" w:lineRule="exact"/>
+        <w:ind w:firstLine="283"/>
+      </w:pPr>
+      <w:r>
+        <w:rPr>
+          <w:rFonts w:ascii="맑은 고딕" w:hAnsi="맑은 고딕" w:eastAsia="맑은 고딕"/>
+          <w:b w:val="0"/>
+          <w:color w:val="000000"/>
+          <w:sz w:val="22"/>
+        </w:rPr>
+        <w:t>가장 큰 함정은 순환이다. 시험 문항을 만든 것도 모델이고 답한 것도 모델이고 채점한 것도 같은 모델이면, 좋은 결과는 판별력의 증거가 아니라 생성기와 채점기가 같은 개념을 공유했다는 증거일 수 있다. 두 해석을 가르는 일은 실험 설계로만 가능하다.</w:t>
+      </w:r>
+    </w:p>
+    <w:p>
+      <w:pPr>
+        <w:keepLines/>
+        <w:spacing w:after="180" w:before="0" w:line="380" w:lineRule="exact"/>
+        <w:ind w:firstLine="283"/>
+      </w:pPr>
+      <w:r>
+        <w:rPr>
+          <w:rFonts w:ascii="맑은 고딕" w:hAnsi="맑은 고딕" w:eastAsia="맑은 고딕"/>
+          <w:b w:val="0"/>
+          <w:color w:val="000000"/>
+          <w:sz w:val="22"/>
+        </w:rPr>
+        <w:t>나머지 함정들도 성격이 비슷하다. 같은 입력에 대해 결과가 얼마나 흔들리는지, 형식만 갖춘 답변에 점수가 붙는 경향을 어떻게 막는지, 모델이 지어낸 사업명이 공문서로 새어 나가는 경로를 어디서 끊는지, 역할을 나눈 프롬프트가 실제로 무엇을 차단하고 무엇은 차단하지 못하는지. 이것들은 모델을 바꾼다고 해결되지 않으며, 장치의 구조로 다뤄야 한다.</w:t>
+      </w:r>
+    </w:p>
+    <w:p>
+      <w:pPr>
+        <w:keepLines/>
+        <w:spacing w:after="180" w:before="0" w:line="380" w:lineRule="exact"/>
+        <w:ind w:firstLine="283"/>
+      </w:pPr>
+      <w:r>
+        <w:rPr>
+          <w:rFonts w:ascii="맑은 고딕" w:hAnsi="맑은 고딕" w:eastAsia="맑은 고딕"/>
+          <w:b w:val="0"/>
+          <w:color w:val="000000"/>
+          <w:sz w:val="22"/>
+        </w:rPr>
+        <w:t>1부의 원리들이 대부분 이 목록에 대한 대응이라는 점을 짚어 둘 만하다. 두 번 채점하는 것, 근거를 등급으로 나누는 것, 확신도가 낮으면 칸에 놓지 않는 것은 모두 모델의 알려진 실패 방식을 겨냥한 장치다. 따라서 이 체계를 다듬는 일은 새 기능을 얹는 일이라기보다 장치가 겨냥한 실패가 실제로 막혔는지를 재는 일에 가깝다.</w:t>
+      </w:r>
+    </w:p>
+    <w:p>
+      <w:pPr>
+        <w:keepNext/>
+        <w:keepLines/>
+        <w:spacing w:after="180" w:before="380" w:line="380" w:lineRule="exact"/>
+      </w:pPr>
+      <w:r>
+        <w:rPr>
+          <w:rFonts w:ascii="맑은 고딕" w:hAnsi="맑은 고딕" w:eastAsia="맑은 고딕"/>
+          <w:b/>
+          <w:color w:val="000000"/>
+          <w:sz w:val="24"/>
+        </w:rPr>
+        <w:t>11. 무엇을 새롭다고 할 것인가 — 인문학 쪽의 지식</w:t>
+      </w:r>
+    </w:p>
+    <w:p>
+      <w:pPr>
+        <w:keepLines/>
+        <w:spacing w:after="180" w:before="0" w:line="380" w:lineRule="exact"/>
+        <w:ind w:firstLine="283"/>
+      </w:pPr>
+      <w:r>
+        <w:rPr>
+          <w:rFonts w:ascii="맑은 고딕" w:hAnsi="맑은 고딕" w:eastAsia="맑은 고딕"/>
+          <w:b w:val="0"/>
+          <w:color w:val="000000"/>
+          <w:sz w:val="22"/>
+        </w:rPr>
+        <w:t>독창성 판정은 기술 문제이기 전에 개념 문제다. 조회를 아무리 정교하게 해도 '찾아낸 것과 이 제안이 같은 것인가'라는 물음에는 자동으로 답이 나오지 않는다. 대상이 다르고 수단이 같으면 같은 것인가, 수단이 다르고 목적이 같으면 같은 것인가. 이 물음에 대한 답이 판정 규칙의 형태로 들어가 있다.</w:t>
+      </w:r>
+    </w:p>
+    <w:p>
+      <w:pPr>
+        <w:keepLines/>
+        <w:spacing w:after="180" w:before="0" w:line="380" w:lineRule="exact"/>
+        <w:ind w:firstLine="283"/>
+      </w:pPr>
+      <w:r>
+        <w:rPr>
+          <w:rFonts w:ascii="맑은 고딕" w:hAnsi="맑은 고딕" w:eastAsia="맑은 고딕"/>
+          <w:b w:val="0"/>
+          <w:color w:val="000000"/>
+          <w:sz w:val="22"/>
+        </w:rPr>
+        <w:t>같은 물음을 오래 다뤄 온 분야가 예술사와 미학이다. 변형과 반복, 인용과 표절, 양식 안에서의 혁신과 양식 자체의 교체를 가르는 일이 그 분야의 일이었다. 축 B 가 '계열 내 유의미한 변형'과 '계열 밖'을 나누는 방식은 이 언어와 같은 자리에 있다. 새로움을 정도의 문제로 다루되 임의적이 되지 않게 기준을 세우는 훈련이 여기서 온다.</w:t>
+      </w:r>
+    </w:p>
+    <w:p>
+      <w:pPr>
+        <w:keepLines/>
+        <w:spacing w:after="180" w:before="0" w:line="380" w:lineRule="exact"/>
+        <w:ind w:firstLine="283"/>
+      </w:pPr>
+      <w:r>
+        <w:rPr>
+          <w:rFonts w:ascii="맑은 고딕" w:hAnsi="맑은 고딕" w:eastAsia="맑은 고딕"/>
+          <w:b w:val="0"/>
+          <w:color w:val="000000"/>
+          <w:sz w:val="22"/>
+        </w:rPr>
+        <w:t>텍스트를 읽는 훈련도 직접 쓰인다. 제안문에서 무엇이 실제 주장이고 무엇이 수사인지, 근거를 댄 것인지 근거를 댄 것처럼 쓴 것인지를 가르는 일은 채점표의 항목을 어떻게 적을 것인가와 곧바로 이어진다. 표현력 편향을 줄이려는 시도는 결국 이 구분을 채점 가능한 언어로 옮기는 작업이다.</w:t>
+      </w:r>
+    </w:p>
+    <w:p>
+      <w:pPr>
+        <w:keepLines/>
+        <w:spacing w:after="180" w:before="0" w:line="380" w:lineRule="exact"/>
+        <w:ind w:firstLine="283"/>
+      </w:pPr>
+      <w:r>
+        <w:rPr>
+          <w:rFonts w:ascii="맑은 고딕" w:hAnsi="맑은 고딕" w:eastAsia="맑은 고딕"/>
+          <w:b w:val="0"/>
+          <w:color w:val="000000"/>
+          <w:sz w:val="22"/>
+        </w:rPr>
+        <w:t>평가에는 언제나 기준의 선택이 들어 있다. 이 체계가 채점 기준을 세 가지로 잡고 가중치를 고정한 것은 중립적인 사실이 아니라 선택이며, 선택인 이상 다르게 할 수도 있었다. 그 사실을 잊지 않는 것이 평가 도구를 다루는 사람의 기본 태도다.</w:t>
+      </w:r>
+    </w:p>
+    <w:p>
+      <w:pPr>
+        <w:keepNext/>
+        <w:keepLines/>
+        <w:pageBreakBefore/>
+        <w:spacing w:after="80" w:before="0" w:line="380" w:lineRule="exact"/>
+      </w:pPr>
+      <w:r>
+        <w:rPr>
+          <w:rFonts w:ascii="맑은 고딕" w:hAnsi="맑은 고딕" w:eastAsia="맑은 고딕"/>
+          <w:b/>
+          <w:color w:val="000000"/>
+          <w:sz w:val="26"/>
+        </w:rPr>
+        <w:t>3부.  맡을 수 있는 일</w:t>
+      </w:r>
+    </w:p>
+    <w:p>
+      <w:pPr>
+        <w:keepNext/>
+        <w:keepLines/>
+        <w:spacing w:after="180" w:before="380" w:line="380" w:lineRule="exact"/>
+      </w:pPr>
+      <w:r>
+        <w:rPr>
+          <w:rFonts w:ascii="맑은 고딕" w:hAnsi="맑은 고딕" w:eastAsia="맑은 고딕"/>
+          <w:b/>
+          <w:color w:val="000000"/>
+          <w:sz w:val="24"/>
+        </w:rPr>
+        <w:t>12. 순환을 끊는 일이 맨 앞에 와야 한다</w:t>
+      </w:r>
+    </w:p>
+    <w:p>
+      <w:pPr>
+        <w:keepLines/>
+        <w:spacing w:after="180" w:before="0" w:line="380" w:lineRule="exact"/>
+        <w:ind w:firstLine="283"/>
+      </w:pPr>
+      <w:r>
+        <w:rPr>
+          <w:rFonts w:ascii="맑은 고딕" w:hAnsi="맑은 고딕" w:eastAsia="맑은 고딕"/>
+          <w:b w:val="0"/>
+          <w:color w:val="000000"/>
+          <w:sz w:val="22"/>
+        </w:rPr>
+        <w:t xml:space="preserve">7장에 적은 조건들 가운데 모델 판정과 사람 판정의 대조를 첫 순서에 두어야 한다. 이것이 다른 것보다 중요해서가 아니라, </w:t>
       </w:r>
       <w:r>
         <w:rPr>
@@ -1905,7 +2271,7 @@
           <w:color w:val="000000"/>
           <w:sz w:val="24"/>
         </w:rPr>
-        <w:t>8. 중간대 — 값어치가 전부 여기 있다</w:t>
+        <w:t>13. 중간대 — 값어치가 전부 여기 있다</w:t>
       </w:r>
     </w:p>
     <w:p>
@@ -1921,23 +2287,7 @@
           <w:color w:val="000000"/>
           <w:sz w:val="22"/>
         </w:rPr>
-        <w:t>극단 사례를 가르는 능력은 사실 그리 중요하지 않다.</w:t>
-      </w:r>
-    </w:p>
-    <w:p>
-      <w:pPr>
-        <w:keepLines/>
-        <w:spacing w:after="180" w:before="0" w:line="380" w:lineRule="exact"/>
-        <w:ind w:firstLine="283"/>
-      </w:pPr>
-      <w:r>
-        <w:rPr>
-          <w:rFonts w:ascii="맑은 고딕" w:hAnsi="맑은 고딕" w:eastAsia="맑은 고딕"/>
-          <w:b w:val="0"/>
-          <w:color w:val="000000"/>
-          <w:sz w:val="22"/>
-        </w:rPr>
-        <w:t>명백히 좋은 제안과 명백히 나쁜 제안은 선별 장치가 없어도 갈린다. 담당자가 한 번 읽으면 안다. 선별 체계를 만들어 얻는 것이 있다면 그것은 전부 중간대에 있다 — 새롭기는 한데 근거가 얇은 제안, 기존 사업과 비슷해 보이는데 결정적인 한 군데가 다른 제안, 설계는 허술하지만 문제 진단이 정확한 제안. 실제 국민제안이 몰리는 곳도 여기이고, 지금 판별력이 확인되지 않은 곳도 정확히 여기다.</w:t>
+        <w:t>명백히 좋은 제안과 명백히 나쁜 제안은 선별 장치가 없어도 갈린다. 담당자가 한 번 읽으면 안다. 선별 체계를 만들어 얻는 것이 있다면 그것은 전부 중간대에 있다 — 새롭기는 한데 근거가 얇은 제안, 기존 사업과 비슷해 보이는데 결정적인 한 군데가 다른 제안, 설계는 허술하지만 문제 진단이 정확한 제안.</w:t>
       </w:r>
     </w:p>
     <w:p>
@@ -2003,7 +2353,7 @@
           <w:color w:val="000000"/>
           <w:sz w:val="24"/>
         </w:rPr>
-        <w:t>9. 재현성 측정과 채점 항목 개편은 묶어야 한다</w:t>
+        <w:t>14. 재현성 측정과 채점 항목 개편은 묶어야 한다</w:t>
       </w:r>
     </w:p>
     <w:p>
@@ -2019,7 +2369,7 @@
           <w:color w:val="000000"/>
           <w:sz w:val="22"/>
         </w:rPr>
-        <w:t>보고서의 다음 단계 목록에는 '체크리스트에 구체성 요건을 도입해 항목을 나열만 해도 점수를 얻는 일을 막는다'가 들어 있다. 언뜻 채점 정밀도를 높이는 기술적 개선으로 보이지만, 실은 표현력 격차가 생기는 지점을 직접 건드리는 일이다.</w:t>
+        <w:t>체크리스트에 구체성 요건을 넣어 항목을 나열만 해도 점수를 얻는 일을 막는 작업이 있다. 언뜻 채점 정밀도를 높이는 기술적 개선으로 보이지만, 실은 표현력 격차가 생기는 지점을 직접 건드리는 일이다.</w:t>
       </w:r>
     </w:p>
     <w:p>
@@ -2051,7 +2401,7 @@
           <w:color w:val="000000"/>
           <w:sz w:val="22"/>
         </w:rPr>
-        <w:t>그러니 표현력 격차에 대한 대응은 두 층이다. 채점 항목을 고쳐 격차가 생기는 통로를 좁히는 것이 안쪽이고, 그래도 남는 격차에 대해 모두에게 같은 작성 보조를 제공하는 것이 바깥쪽이다. 안쪽을 건드리지 않고 바깥쪽만 하면 도구를 나눠 주는 것으로 문제를 덮게 된다.</w:t>
+        <w:t>그러니 대응은 두 층이다. 채점 항목을 고쳐 격차가 생기는 통로를 좁히는 것이 안쪽이고, 그래도 남는 격차에 대해 모두에게 같은 작성 보조를 주는 것이 바깥쪽이다. 안쪽을 건드리지 않고 바깥쪽만 하면 도구를 나눠 주는 것으로 문제를 덮게 된다.</w:t>
       </w:r>
     </w:p>
     <w:p>
@@ -2083,7 +2433,7 @@
           <w:color w:val="000000"/>
           <w:sz w:val="24"/>
         </w:rPr>
-        <w:t>10. 판정 이력을 어떻게 남길 것인가</w:t>
+        <w:t>15. 판정 이력을 어떻게 남길 것인가</w:t>
       </w:r>
     </w:p>
     <w:p>
@@ -2099,7 +2449,7 @@
           <w:color w:val="000000"/>
           <w:sz w:val="22"/>
         </w:rPr>
-        <w:t>다음 단계의 마지막 항목은 판정 이력을 국가 아이디어 코퍼스로 축적하는 것이다. 보고서는 이것을 '판정한 내용이 남지 않는다'는 문제의 해법으로 적었다. 맞는 말이고, 그보다 더 나간다.</w:t>
+        <w:t>판정한 내용이 남지 않는다는 것은 1부에서 적은 병목의 한 축이다. 판정 이력을 축적하는 일은 그 해법이면서, 그보다 더 나간다.</w:t>
       </w:r>
     </w:p>
     <w:p>
@@ -2115,7 +2465,7 @@
           <w:color w:val="000000"/>
           <w:sz w:val="22"/>
         </w:rPr>
-        <w:t>판정이 쌓이면 다음 판정이 싸진다. 지금은 제안 하나에 네 개의 국가 데이터를 뒤져야 하지만, 유사한 제안에 대한 과거 판정이 남아 있다면 그 판정을 출발점으로 삼을 수 있다. 같은 취지의 제안이 반복해 들어오는 것이 국민제안의 특징이라는 점을 생각하면 이 절약은 작지 않다. 기각된 제안의 기록도 자산이 된다. 왜 기각되었는지가 남아 있으면 같은 제안을 다시 기각하는 비용이 거의 0 이 되고, 제안자에게 즉시 근거 있는 답을 줄 수 있다.</w:t>
+        <w:t>판정이 쌓이면 다음 판정이 싸진다. 지금은 제안 하나에 네 개의 국가 데이터를 뒤져야 하지만, 유사한 제안에 대한 과거 판정이 남아 있다면 그 판정을 출발점으로 삼을 수 있다. 같은 취지의 제안이 반복해 들어오는 것이 국민제안의 특징이라는 점을 생각하면 이 절약은 작지 않다. 기각된 제안의 기록도 자산이 된다. 왜 기각되었는지가 남아 있으면 제안자에게 즉시 근거 있는 답을 줄 수 있다.</w:t>
       </w:r>
     </w:p>
     <w:p>
@@ -2131,7 +2481,7 @@
           <w:color w:val="000000"/>
           <w:sz w:val="22"/>
         </w:rPr>
-        <w:t>여기서 할 일은 설계와 계산 둘이다. 어떤 형식으로 판정을 남겨야 재사용이 가능한지가 설계 문제이고, 재사용이 선별 비용을 실제로 얼마나 낮추는지가 계산 문제다. 3부에서 이 두 번째를 다시 다룬다.</w:t>
+        <w:t>여기서 할 일은 설계와 계산 둘이다. 어떤 형식으로 판정을 남겨야 재사용이 가능한지가 설계 문제이고, 재사용이 선별 비용을 실제로 얼마나 낮추는지가 계산 문제다. 4부에서 이 두 번째를 다시 다룬다.</w:t>
       </w:r>
     </w:p>
     <w:p>
@@ -2147,7 +2497,7 @@
           <w:color w:val="000000"/>
           <w:sz w:val="24"/>
         </w:rPr>
-        <w:t>11. 설계와 구현 사이를 오가는 일</w:t>
+        <w:t>16. 무엇이 안 되는지를 먼저 말하는 자리</w:t>
       </w:r>
     </w:p>
     <w:p>
@@ -2163,7 +2513,7 @@
           <w:color w:val="000000"/>
           <w:sz w:val="22"/>
         </w:rPr>
-        <w:t>이런 연구에서 가장 자주 생기는 손실은 설계와 구현이 어긋나는 데서 온다. 회의에서 합의한 채점 기준 한 문장을 코드로 옮기려 하면 그제야 그 문장이 모호했다는 사실이 드러난다. '제안자가 반론에 대응했는가' 같은 항목은 회의에서는 이견 없이 통과하지만, 막상 판정하려 들면 무엇을 대응으로 칠 것인지가 정해져 있지 않다. 이 발견이 설계 쪽으로 곧바로 되먹여지지 않으면 어긋남은 그대로 남아 결과에 실린다.</w:t>
+        <w:t>이런 종류의 시스템은 시연할 때 잘 돌아가는 사례만 보여 주기 쉽다. 그러면 한계가 드러나는 시점이 도입 이후로 미뤄지고, 그때의 수습 비용은 도입 전에 밝혔을 때와 비교가 되지 않는다.</w:t>
       </w:r>
     </w:p>
     <w:p>
@@ -2179,15 +2529,17 @@
           <w:color w:val="000000"/>
           <w:sz w:val="22"/>
         </w:rPr>
-        <w:t>설계 논의에 참여하면서 그 자리에서 나온 규칙을 돌아가는 형태로 만들어 보고, 구현이 부딪히는 제약을 설계의 언어로 되돌리는 일을 맡을 수 있다. 9장에서 적은 채점 항목 개편이 마침 그런 작업이다.</w:t>
+        <w:t xml:space="preserve">측정 결과가 원리를 지지하지 않을 가능성을 문서에 함께 적는 역할이 필요하다. 중간대 판별력이 낮게 나오면 낮게 나왔다고 쓰고, 재현성이 기대에 못 미치면 그대로 쓰는 것이다. 순환이 완화될 뿐 해소되지 않는다는 점도 마찬가지다. 사람 심사를 준거로 두면 고리가 끊기지만, 문답을 생성하는 일과 채점하는 일에는 여전히 같은 계열의 모델이 쓰인다. 이것은 겸양이 아니라 실무적 판단이다. 도입을 결정하는 쪽이 알아야 할 것은 이 도구가 무엇을 할 수 있는가만이 아니라 </w:t>
       </w:r>
-    </w:p>
-    <w:p>
-      <w:pPr>
-        <w:keepLines/>
-        <w:spacing w:after="180" w:before="0" w:line="380" w:lineRule="exact"/>
-        <w:ind w:firstLine="283"/>
-      </w:pPr>
+      <w:r>
+        <w:rPr>
+          <w:rFonts w:ascii="맑은 고딕" w:hAnsi="맑은 고딕" w:eastAsia="맑은 고딕"/>
+          <w:b/>
+          <w:color w:val="000000"/>
+          <w:sz w:val="22"/>
+        </w:rPr>
+        <w:t>어디서부터 믿으면 안 되는가</w:t>
+      </w:r>
       <w:r>
         <w:rPr>
           <w:rFonts w:ascii="맑은 고딕" w:hAnsi="맑은 고딕" w:eastAsia="맑은 고딕"/>
@@ -2195,23 +2547,7 @@
           <w:color w:val="000000"/>
           <w:sz w:val="22"/>
         </w:rPr>
-        <w:t>도구가 연구보다 오래 남게 하는 일도 맡고 싶다. 연구용으로 급히 만든 프로그램은 대개 연구가 끝나면 아무도 돌리지 못하는 상태가 된다. 설치 절차가 사람 머릿속에만 있거나, 만든 사람이 떠나면 고칠 수 없게 되기 때문이다. 그러면 후속 연구는 매번 바닥부터 다시 만든다. 10장의 판정 이력 축적도 결국 같은 이야기다.</w:t>
-      </w:r>
-    </w:p>
-    <w:p>
-      <w:pPr>
-        <w:keepLines/>
-        <w:spacing w:after="180" w:before="0" w:line="380" w:lineRule="exact"/>
-        <w:ind w:firstLine="283"/>
-      </w:pPr>
-      <w:r>
-        <w:rPr>
-          <w:rFonts w:ascii="맑은 고딕" w:hAnsi="맑은 고딕" w:eastAsia="맑은 고딕"/>
-          <w:b w:val="0"/>
-          <w:color w:val="000000"/>
-          <w:sz w:val="22"/>
-        </w:rPr>
-        <w:t>무엇이 안 되는지를 먼저 말하는 쪽이기도 하다. 이런 종류의 시스템은 시연할 때 잘 돌아가는 사례만 보여 주기 쉽고, 그러면 한계가 드러나는 시점이 도입 이후로 미뤄진다. 보고서가 5.4절과 6.4절을 그렇게 쓴 것이 옳았다고 보며, 후속 작업에서도 그 태도를 지키는 쪽에 서겠다.</w:t>
+        <w:t>이기 때문이다.</w:t>
       </w:r>
     </w:p>
     <w:p>
@@ -2228,7 +2564,7 @@
           <w:color w:val="000000"/>
           <w:sz w:val="26"/>
         </w:rPr>
-        <w:t>3부.  경제성장론과의 연결</w:t>
+        <w:t>4부.  경제성장론과의 연결</w:t>
       </w:r>
     </w:p>
     <w:p>
@@ -2244,7 +2580,7 @@
           <w:color w:val="000000"/>
           <w:sz w:val="24"/>
         </w:rPr>
-        <w:t>12. 성장 모형이 비워 둔 구간</w:t>
+        <w:t>17. 성장 모형이 비워 둔 구간</w:t>
       </w:r>
     </w:p>
     <w:p>
@@ -2260,7 +2596,7 @@
           <w:color w:val="000000"/>
           <w:sz w:val="22"/>
         </w:rPr>
-        <w:t>2부까지는 평가 도구를 고치는 이야기다. 여기에 하나를 더 붙이고 싶다.</w:t>
+        <w:t>3부까지는 평가 도구를 다루는 이야기다. 여기에 하나를 더 붙이고 싶다.</w:t>
       </w:r>
     </w:p>
     <w:p>
@@ -2276,7 +2612,7 @@
           <w:color w:val="000000"/>
           <w:sz w:val="22"/>
         </w:rPr>
-        <w:t>내생 성장론은 아이디어를 성장의 동력으로 놓았다. 아이디어는 비경합적이어서 한 사람이 쓴다고 다른 사람이 못 쓰게 되지 않는다. 설계도 한 장으로 공장을 하나 짓든 천 개를 짓든 설계도는 닳지 않는다. 이 성질에서 수확체감을 피해 가는 성장의 가능성이 나왔고, 뒤이은 논의는 주로 아이디어를 얼마나 많이 만들어 내는가를 물었다. 연구 인력을 얼마나 투입할 것인가, 연구 생산성은 왜 떨어지는가 같은 물음들이다.</w:t>
+        <w:t>내생 성장론은 아이디어를 성장의 동력으로 놓았다. 아이디어는 비경합적이어서 한 사람이 쓴다고 다른 사람이 못 쓰게 되지 않는다. 설계도 한 장으로 공장을 하나 짓든 천 개를 짓든 설계도는 닳지 않는다. 이 성질에서 수확체감을 피해 가는 성장의 가능성이 나왔고, 뒤이은 논의는 주로 아이디어를 얼마나 많이 만들어 내는가를 물었다.</w:t>
       </w:r>
     </w:p>
     <w:p>
@@ -2326,7 +2662,7 @@
           <w:color w:val="000000"/>
           <w:sz w:val="22"/>
         </w:rPr>
-        <w:t xml:space="preserve">그렇게 된 데에는 까닭이 있다. 민간의 아이디어는 시장이 선별한다. 좋은 아이디어는 창업이나 특허나 매출로 자기를 증명하므로 선별 장치를 따로 모형에 넣지 않아도 된다. 그러나 </w:t>
+        <w:t xml:space="preserve">그렇게 된 데에는 까닭이 있다. 민간의 아이디어는 시장이 선별한다. 좋은 아이디어는 창업이나 특허나 매출로 자기를 증명한다. 그러나 </w:t>
       </w:r>
       <w:r>
         <w:rPr>
@@ -2360,7 +2696,7 @@
           <w:color w:val="000000"/>
           <w:sz w:val="24"/>
         </w:rPr>
-        <w:t>13. 2부의 과제들을 성장의 언어로 옮기면</w:t>
+        <w:t>18. 3부의 과제들을 성장의 언어로 옮기면</w:t>
       </w:r>
     </w:p>
     <w:p>
@@ -2376,7 +2712,7 @@
           <w:color w:val="000000"/>
           <w:sz w:val="22"/>
         </w:rPr>
-        <w:t>이 틀을 가져오면 2부에서 다룬 것들이 다른 이름을 얻는다.</w:t>
+        <w:t>이 틀을 가져오면 앞에서 다룬 것들이 다른 이름을 얻는다.</w:t>
       </w:r>
     </w:p>
     <w:tbl>
@@ -2420,7 +2756,7 @@
                 <w:color w:val="000000"/>
                 <w:sz w:val="20"/>
               </w:rPr>
-              <w:t>보고서가 남긴 미검증 항목</w:t>
+              <w:t>확인해야 할 항목</w:t>
             </w:r>
           </w:p>
         </w:tc>
@@ -2755,7 +3091,7 @@
           <w:color w:val="000000"/>
           <w:sz w:val="22"/>
         </w:rPr>
-        <w:t>보고서가 판정을 '검토 후보 목록'으로 한정하고, 확신도가 모자랄 때는 2×2 의 어느 칸에도 놓지 않고 표시 자체를 생략한 것은 이 비대칭을 실무적으로 다루는 방식이라고 읽었다. 최종 결론을 내리지 않으면 좋은 제안을 조용히 버리는 일이 줄어든다.</w:t>
+        <w:t>판정을 검토 후보 목록으로 한정하고, 확신도가 모자랄 때는 2×2 의 어느 칸에도 놓지 않는 설계는 이 비대칭을 실무적으로 다루는 방식으로 읽힌다. 최종 결론을 내리지 않으면 좋은 제안을 조용히 버리는 일이 줄어든다.</w:t>
       </w:r>
     </w:p>
     <w:p>
@@ -2771,7 +3107,7 @@
           <w:color w:val="000000"/>
           <w:sz w:val="24"/>
         </w:rPr>
-        <w:t>14. 진술 자본과 배분의 왜곡</w:t>
+        <w:t>19. 진술 자본과 배분의 왜곡</w:t>
       </w:r>
     </w:p>
     <w:p>
@@ -2803,7 +3139,7 @@
           <w:color w:val="000000"/>
           <w:sz w:val="22"/>
         </w:rPr>
-        <w:t>여기서 생성형 AI 에 대한 대응이 도덕 문제에서 효율 문제로 옮겨 간다. 금지하면 도구에 닿을 수 있는 소수에게만 이점이 남아 왜곡이 오히려 커지고, 모두에게 같은 도구를 주면 진술 자본의 차이가 상쇄되어 왜곡이 줄어든다. 다만 이 논증은 격차가 실제로 존재한다는 것이 확인된 뒤에야 쓸 수 있다. 9장의 측정이 그래서 필요하다.</w:t>
+        <w:t>여기서 생성형 AI 에 대한 대응이 도덕 문제에서 효율 문제로 옮겨 간다. 금지하면 도구에 닿을 수 있는 소수에게만 이점이 남아 왜곡이 오히려 커지고, 모두에게 같은 도구를 주면 진술 자본의 차이가 상쇄되어 왜곡이 줄어든다. 다만 이 논증은 격차가 실제로 존재한다는 것이 확인된 뒤에야 쓸 수 있다. 14장의 측정이 그래서 필요하다.</w:t>
       </w:r>
     </w:p>
     <w:p>
@@ -2819,7 +3155,7 @@
           <w:color w:val="000000"/>
           <w:sz w:val="24"/>
         </w:rPr>
-        <w:t>15. 정책 함의와 이 구상의 지위</w:t>
+        <w:t>20. 정책 함의와 이 구상의 지위</w:t>
       </w:r>
     </w:p>
     <w:p>
@@ -2835,7 +3171,7 @@
           <w:color w:val="000000"/>
           <w:sz w:val="22"/>
         </w:rPr>
-        <w:t>정책 쪽으로 한 걸음 나가면 이렇게 된다. 우리는 아이디어의 생산에는 오래 투자해 왔다. 연구개발 보조금, 인력 양성, 창업 지원이 모두 생산 측 투자다. 선별 용량에 대한 투자는 거의 논의된 적이 없다. 국민제안 제도가 그 예로, 접수는 온라인으로 대량으로 이루어지는데 검증은 소수 담당자의 수작업에 기대고 있다. 이 상태에서 투입만 늘리면 병목이 더 조여질 뿐이다. 물이 더 들어온다고 좁은 관이 넓어지지는 않는다.</w:t>
+        <w:t>정책 쪽으로 한 걸음 나가면 이렇게 된다. 아이디어의 생산에는 오래 투자해 왔다. 연구개발 보조금, 인력 양성, 창업 지원이 모두 생산 측 투자다. 선별 용량에 대한 투자는 거의 논의된 적이 없다. 국민제안 제도가 그 예로, 접수는 온라인으로 대량으로 이루어지는데 검증은 소수 담당자의 수작업에 기대고 있다. 물이 더 들어온다고 좁은 관이 넓어지지는 않는다.</w:t>
       </w:r>
     </w:p>
     <w:p>
@@ -2851,7 +3187,7 @@
           <w:color w:val="000000"/>
           <w:sz w:val="22"/>
         </w:rPr>
-        <w:t>이 후속 연구가 측정할 값들은 그 관의 굵기와 정확도에 관한 값이다. 그것을 성장의 언어로 계산해 보이는 보고서를 쓰고 싶다. 선별 통과율을 검증 용량과 선별 정확도의 함수로 두고, 재현성 측정치가 정확도 자리에 들어가는 형태를 생각하고 있다. 10장의 판정 이력 축적은 이 함수에 누적 효과를 넣는 자리가 된다.</w:t>
+        <w:t>후속 연구가 측정할 값들은 그 관의 굵기와 정확도에 관한 값이다. 그것을 성장의 언어로 계산해 보이는 보고서를 쓰고 싶다. 선별 통과율을 검증 용량과 선별 정확도의 함수로 두고, 재현성 측정치가 정확도 자리에 들어가는 형태를 생각하고 있다. 15장의 판정 이력 축적은 이 함수에 누적 효과를 넣는 자리가 된다.</w:t>
       </w:r>
     </w:p>
     <w:p>
@@ -2885,23 +3221,7 @@
           <w:color w:val="000000"/>
           <w:sz w:val="22"/>
         </w:rPr>
-        <w:t>이다. 심사 비용이나 선별을 이미 다룬 성장 모형이 있을 수 있으므로 문헌을 먼저 훑어 신규성의 수위를 정해야 한다. 형식화를 어디까지 할지도 그다음 문제다. 측정 결과가 이 관점과 어긋나게 나오면 관점 쪽을 고쳐 쓰겠다. 순서를 거꾸로 하지는 않겠다.</w:t>
-      </w:r>
-    </w:p>
-    <w:p>
-      <w:pPr>
-        <w:keepNext/>
-        <w:keepLines/>
-        <w:spacing w:after="180" w:before="380" w:line="380" w:lineRule="exact"/>
-      </w:pPr>
-      <w:r>
-        <w:rPr>
-          <w:rFonts w:ascii="맑은 고딕" w:hAnsi="맑은 고딕" w:eastAsia="맑은 고딕"/>
-          <w:b/>
-          <w:color w:val="000000"/>
-          <w:sz w:val="24"/>
-        </w:rPr>
-        <w:t>16. 참여의 방식, 그리고 밝혀 둘 것</w:t>
+        <w:t>이다. 심사 비용이나 선별을 이미 다룬 성장 모형이 있을 수 있으므로 문헌을 먼저 훑어 신규성의 수위를 정해야 한다. 측정 결과가 이 관점과 어긋나게 나오면 관점 쪽을 고쳐 쓰겠다. 순서를 거꾸로 하지는 않겠다.</w:t>
       </w:r>
     </w:p>
     <w:p>
@@ -2917,7 +3237,7 @@
           <w:color w:val="000000"/>
           <w:sz w:val="22"/>
         </w:rPr>
-        <w:t>연구의 방향과 설계 결정은 KDI 연구진이 주관하는 것이 맞다. 설계 자문, 필요한 부분의 구현, 성장이론 관점의 보고서 집필이라는 세 범위에서 참여하고자 한다. 참여의 형태와 범위는 기관의 기준에 따르겠다.</w:t>
+        <w:t>작업의 순서에도 의견이 있다. 사람 판정과의 대조로 준거를 확보하는 일이 먼저이고, 재현성 측정과 채점 항목 개편이 그다음이며, 중간대 판별력은 그것들이 정리된 뒤에야 제대로 물을 수 있다. 성장이론 보고서는 측정 결과가 나온 뒤에 착수하는 것이 맞다.</w:t>
       </w:r>
     </w:p>
     <w:p>
@@ -2933,73 +3253,7 @@
           <w:color w:val="000000"/>
           <w:sz w:val="22"/>
         </w:rPr>
-        <w:t>작업의 순서에는 의견이 있다. 전문가 심사를 통한 준거 확보가 먼저이고, 재현성 측정과 채점 항목 개편이 그다음이며, 중간대 판별력은 그것들이 정리된 뒤에야 제대로 물을 수 있다. 성장이론 보고서는 측정 결과가 나온 뒤에 착수한다. 결과를 보기 전에 해석의 틀을 굳혀 두면 자료가 그 틀에 맞춰 읽히기 쉽다.</w:t>
-      </w:r>
-    </w:p>
-    <w:p>
-      <w:pPr>
-        <w:keepLines/>
-        <w:spacing w:after="180" w:before="0" w:line="380" w:lineRule="exact"/>
-        <w:ind w:firstLine="283"/>
-      </w:pPr>
-      <w:r>
-        <w:rPr>
-          <w:rFonts w:ascii="맑은 고딕" w:hAnsi="맑은 고딕" w:eastAsia="맑은 고딕"/>
-          <w:b w:val="0"/>
-          <w:color w:val="000000"/>
-          <w:sz w:val="22"/>
-        </w:rPr>
-        <w:t xml:space="preserve">밝혀 둘 것이 있다. 평가 도구의 설계에 관여한 사람이 그 도구를 검증하는 연구에 함께 들어가는 것은 이해가 엇갈릴 수 있는 위치다. 자기가 만든 설계를 옹호하는 방향으로 해석이 기울 수 있다. 이 위험은 두 가지로 줄일 수 있다고 본다. 채점 기준과 원자료를 열어 제3자가 다시 분석할 수 있게 하는 것, 그리고 </w:t>
-      </w:r>
-      <w:r>
-        <w:rPr>
-          <w:rFonts w:ascii="맑은 고딕" w:hAnsi="맑은 고딕" w:eastAsia="맑은 고딕"/>
-          <w:b/>
-          <w:color w:val="000000"/>
-          <w:sz w:val="22"/>
-        </w:rPr>
-        <w:t>채점 결과의 해석은 내가 아니라 연구진이 맡는 것</w:t>
-      </w:r>
-      <w:r>
-        <w:rPr>
-          <w:rFonts w:ascii="맑은 고딕" w:hAnsi="맑은 고딕" w:eastAsia="맑은 고딕"/>
-          <w:b w:val="0"/>
-          <w:color w:val="000000"/>
-          <w:sz w:val="22"/>
-        </w:rPr>
-        <w:t>이다. 특히 7장의 전문가 심사 대조는 설계자가 해석에서 빠지는 편이 결과의 신뢰를 높인다.</w:t>
-      </w:r>
-    </w:p>
-    <w:p>
-      <w:pPr>
-        <w:keepLines/>
-        <w:spacing w:after="180" w:before="0" w:line="380" w:lineRule="exact"/>
-        <w:ind w:firstLine="283"/>
-      </w:pPr>
-      <w:r>
-        <w:rPr>
-          <w:rFonts w:ascii="맑은 고딕" w:hAnsi="맑은 고딕" w:eastAsia="맑은 고딕"/>
-          <w:b w:val="0"/>
-          <w:color w:val="000000"/>
-          <w:sz w:val="22"/>
-        </w:rPr>
-        <w:t>구조적 순환이 완전히는 풀리지 않는다는 점도 적어 둔다. 사람 심사를 준거로 두면 고리가 끊기지만, 문답을 생성하는 일과 채점하는 일에는 여전히 같은 계열의 모델이 쓰인다. 완화되는 것이지 해소되는 것이 아니다. 보고서가 5.3절에서 같은 말을 이미 해 두었고, 후속 작업의 보고서에서도 그대로 밝혀야 한다.</w:t>
-      </w:r>
-    </w:p>
-    <w:p>
-      <w:pPr>
-        <w:keepLines/>
-        <w:spacing w:after="180" w:before="0" w:line="380" w:lineRule="exact"/>
-        <w:ind w:firstLine="283"/>
-      </w:pPr>
-      <w:r>
-        <w:rPr>
-          <w:rFonts w:ascii="맑은 고딕" w:hAnsi="맑은 고딕" w:eastAsia="맑은 고딕"/>
-          <w:b w:val="0"/>
-          <w:color w:val="000000"/>
-          <w:sz w:val="22"/>
-        </w:rPr>
-        <w:t>보고서의 마지막 문장은 이 체계의 값어치가 중간대 시험을 통과한 뒤에 정해질 것이라고 적었다. 그 시험을 설계하고 치르는 일, 그리고 그 결과가 성장에 대해 무엇을 뜻하는지 밝히는 일에 한 사람 몫을 하고 싶다. 결과가 좋지 않게 나오더라도 그대로 쓰는 것까지가 그 몫이라고 생각하고 있다.</w:t>
+        <w:t>이 체계의 값어치는 중간대 시험을 통과한 뒤에 정해진다. 그 시험을 설계하고 치르는 일, 그리고 그 결과가 성장에 대해 무엇을 뜻하는지 밝히는 일에 한 사람 몫을 하고 싶다. 결과가 좋지 않게 나오더라도 그대로 쓰는 것까지가 그 몫이다.</w:t>
       </w:r>
     </w:p>
     <w:sectPr>

--- a/docs/연구참여계획서_KDI.docx
+++ b/docs/연구참여계획서_KDI.docx
@@ -5,19 +5,19 @@
     <w:p>
       <w:pPr>
         <w:keepLines/>
-        <w:spacing w:after="0" w:before="0" w:line="380" w:lineRule="exact"/>
+        <w:spacing w:after="0" w:before="0" w:line="360" w:lineRule="exact"/>
       </w:pPr>
     </w:p>
     <w:p>
       <w:pPr>
         <w:keepLines/>
-        <w:spacing w:after="0" w:before="0" w:line="380" w:lineRule="exact"/>
+        <w:spacing w:after="0" w:before="0" w:line="360" w:lineRule="exact"/>
       </w:pPr>
     </w:p>
     <w:p>
       <w:pPr>
         <w:keepLines/>
-        <w:spacing w:after="160" w:before="0" w:line="380" w:lineRule="exact"/>
+        <w:spacing w:after="160" w:before="0" w:line="360" w:lineRule="exact"/>
         <w:jc w:val="center"/>
       </w:pPr>
       <w:r>
@@ -33,7 +33,7 @@
     <w:p>
       <w:pPr>
         <w:keepLines/>
-        <w:spacing w:after="200" w:before="0" w:line="380" w:lineRule="exact"/>
+        <w:spacing w:after="200" w:before="0" w:line="360" w:lineRule="exact"/>
         <w:jc w:val="center"/>
       </w:pPr>
       <w:r>
@@ -49,7 +49,7 @@
     <w:p>
       <w:pPr>
         <w:keepLines/>
-        <w:spacing w:after="480" w:before="0" w:line="380" w:lineRule="exact"/>
+        <w:spacing w:after="480" w:before="0" w:line="360" w:lineRule="exact"/>
         <w:jc w:val="center"/>
       </w:pPr>
       <w:r>
@@ -65,7 +65,7 @@
     <w:p>
       <w:pPr>
         <w:keepLines/>
-        <w:spacing w:after="40" w:before="0" w:line="380" w:lineRule="exact"/>
+        <w:spacing w:after="40" w:before="0" w:line="360" w:lineRule="exact"/>
         <w:jc w:val="right"/>
       </w:pPr>
       <w:r>
@@ -81,7 +81,7 @@
     <w:p>
       <w:pPr>
         <w:keepLines/>
-        <w:spacing w:after="320" w:before="0" w:line="380" w:lineRule="exact"/>
+        <w:spacing w:after="320" w:before="0" w:line="360" w:lineRule="exact"/>
         <w:jc w:val="right"/>
       </w:pPr>
       <w:r>
@@ -97,7 +97,7 @@
     <w:p>
       <w:pPr>
         <w:keepLines/>
-        <w:spacing w:after="180" w:before="0" w:line="380" w:lineRule="exact"/>
+        <w:spacing w:after="180" w:before="0" w:line="360" w:lineRule="exact"/>
         <w:ind w:firstLine="283"/>
       </w:pPr>
       <w:r>
@@ -115,7 +115,7 @@
         <w:keepNext/>
         <w:keepLines/>
         <w:pageBreakBefore/>
-        <w:spacing w:after="80" w:before="0" w:line="380" w:lineRule="exact"/>
+        <w:spacing w:after="80" w:before="0" w:line="360" w:lineRule="exact"/>
       </w:pPr>
       <w:r>
         <w:rPr>
@@ -131,7 +131,7 @@
       <w:pPr>
         <w:keepNext/>
         <w:keepLines/>
-        <w:spacing w:after="180" w:before="380" w:line="380" w:lineRule="exact"/>
+        <w:spacing w:after="180" w:before="380" w:line="360" w:lineRule="exact"/>
       </w:pPr>
       <w:r>
         <w:rPr>
@@ -140,13 +140,13 @@
           <w:color w:val="000000"/>
           <w:sz w:val="24"/>
         </w:rPr>
-        <w:t>1. 무엇을 풀려는 문제인가</w:t>
+        <w:t>1. 괄호 하나 — 제도가 미뤄 둔 판정</w:t>
       </w:r>
     </w:p>
     <w:p>
       <w:pPr>
         <w:keepLines/>
-        <w:spacing w:after="180" w:before="0" w:line="380" w:lineRule="exact"/>
+        <w:spacing w:after="180" w:before="0" w:line="360" w:lineRule="exact"/>
         <w:ind w:firstLine="283"/>
       </w:pPr>
       <w:r>
@@ -156,13 +156,29 @@
           <w:color w:val="000000"/>
           <w:sz w:val="22"/>
         </w:rPr>
-        <w:t>국민제안 제도는 접수 단계에서 이미 충분히 열려 있다. 누구나 언제든 낼 수 있고 실제로 그렇게 들어온다. 병목은 그다음에 있다.</w:t>
+        <w:t>제도는 대개 감당하지 못하는 판단을 어딘가에 미뤄 둔 채 출발한다. 전국민 아이디어 등록제도 그랬다. 김세직이 2022년에 정리한 실행 방안은 등록 절차부터 재산권 기간, 보상 구조, 시장 설계까지 구체적으로 적어 나가다가, 그 모든 것의 전제가 되는 독창성 판정에 이르러 문장이 괄호 안으로 들어간다.</w:t>
       </w:r>
     </w:p>
     <w:p>
       <w:pPr>
         <w:keepLines/>
-        <w:spacing w:after="180" w:before="0" w:line="380" w:lineRule="exact"/>
+        <w:spacing w:after="220" w:before="0" w:line="320" w:lineRule="exact"/>
+        <w:ind w:left="567"/>
+      </w:pPr>
+      <w:r>
+        <w:rPr>
+          <w:rFonts w:ascii="맑은 고딕" w:hAnsi="맑은 고딕" w:eastAsia="맑은 고딕"/>
+          <w:b w:val="0"/>
+          <w:color w:val="000000"/>
+          <w:sz w:val="20"/>
+        </w:rPr>
+        <w:t>"(장기적으로는 이를 담당할 '창의성 평가 AI'를 개발한다. 충분히 발달한 AI를 개발해낸다면 이 AI를 전적으로 이용하거나 이를 보조적으로 이용한다.)"  — 김세직(2022)</w:t>
+      </w:r>
+    </w:p>
+    <w:p>
+      <w:pPr>
+        <w:keepLines/>
+        <w:spacing w:after="180" w:before="0" w:line="360" w:lineRule="exact"/>
         <w:ind w:firstLine="283"/>
       </w:pPr>
       <w:r>
@@ -172,13 +188,13 @@
           <w:color w:val="000000"/>
           <w:sz w:val="22"/>
         </w:rPr>
-        <w:t>제안 한 건을 받은 담당자는 네 가지 일을 순서대로 해야 한다. 제안의 뜻을 확정하고, 이미 있는 정책인지 확인하고, 찾은 것과 제안을 대조하고, 왜 그렇게 판단했는지를 적어 회신한다. 네 가지 모두 한 사람의 시간과 판단에 달려 있으며, 제안이 백 건이면 백 번 반복된다.</w:t>
+        <w:t>이 괄호는 미루기가 아니라 정직한 표시로 읽어야 한다. 2022년에 그 기계는 없었고, 없는 것을 설계에 넣지 않은 것은 엄밀한 태도다. 그러나 제도가 시범사업으로 들어서는 순간 괄호는 더 미룰 수 없는 항목이 된다. 「온 국민 아이디어 등록제」는 이 괄호를 채우려는 설계이며, 그 채움의 방식이 곧 이 체계의 철학이다.</w:t>
       </w:r>
     </w:p>
     <w:p>
       <w:pPr>
         <w:keepLines/>
-        <w:spacing w:after="180" w:before="0" w:line="380" w:lineRule="exact"/>
+        <w:spacing w:after="180" w:before="0" w:line="360" w:lineRule="exact"/>
         <w:ind w:firstLine="283"/>
       </w:pPr>
       <w:r>
@@ -188,55 +204,7 @@
           <w:color w:val="000000"/>
           <w:sz w:val="22"/>
         </w:rPr>
-        <w:t>이 작업은 재현되지 않는다. 선례를 찾는 일은 검색어에 좌우된다. 같은 제안을 놓고 누구는 '중소기업 AI 지원'으로 찾고 누구는 '산업단지 인력 파견'으로 찾으면 전혀 다른 결과가 나온다. 대조하는 일도 마찬가지여서, 사업명과 예산액만 보고는 그것이 진짜 선례인지 알 수 없다. 그래서 회신이 '검토 후 회신하겠습니다'로 끝나고, 어떤 판단을 거쳤는지는 남지 않는다.</w:t>
-      </w:r>
-    </w:p>
-    <w:p>
-      <w:pPr>
-        <w:keepLines/>
-        <w:spacing w:after="180" w:before="0" w:line="380" w:lineRule="exact"/>
-        <w:ind w:firstLine="283"/>
-      </w:pPr>
-      <w:r>
-        <w:rPr>
-          <w:rFonts w:ascii="맑은 고딕" w:hAnsi="맑은 고딕" w:eastAsia="맑은 고딕"/>
-          <w:b w:val="0"/>
-          <w:color w:val="000000"/>
-          <w:sz w:val="22"/>
-        </w:rPr>
-        <w:t>즉 열려 있는 것은 입구이고 좁은 것은 관이다. 접수를 더 늘려도 이 관이 굵어지지 않는 한 제안의 수만 늘어난다.</w:t>
-      </w:r>
-    </w:p>
-    <w:p>
-      <w:pPr>
-        <w:keepNext/>
-        <w:keepLines/>
-        <w:spacing w:after="180" w:before="380" w:line="380" w:lineRule="exact"/>
-      </w:pPr>
-      <w:r>
-        <w:rPr>
-          <w:rFonts w:ascii="맑은 고딕" w:hAnsi="맑은 고딕" w:eastAsia="맑은 고딕"/>
-          <w:b/>
-          <w:color w:val="000000"/>
-          <w:sz w:val="24"/>
-        </w:rPr>
-        <w:t>2. 자동 채점기가 아니어야 하는 까닭</w:t>
-      </w:r>
-    </w:p>
-    <w:p>
-      <w:pPr>
-        <w:keepLines/>
-        <w:spacing w:after="180" w:before="0" w:line="380" w:lineRule="exact"/>
-        <w:ind w:firstLine="283"/>
-      </w:pPr>
-      <w:r>
-        <w:rPr>
-          <w:rFonts w:ascii="맑은 고딕" w:hAnsi="맑은 고딕" w:eastAsia="맑은 고딕"/>
-          <w:b w:val="0"/>
-          <w:color w:val="000000"/>
-          <w:sz w:val="22"/>
-        </w:rPr>
-        <w:t xml:space="preserve">이 지점에서 가장 쉬운 해법은 자동 채점기다. 제안문을 넣으면 점수가 나오게 만드는 것이다. 「온 국민 아이디어 등록제」의 출발점은 그 해법을 </w:t>
+        <w:t xml:space="preserve">채움의 첫 단계는 이름을 바꾸는 일이다. 만들 수 있는 것은 창의성을 평가하는 AI가 아니라, </w:t>
       </w:r>
       <w:r>
         <w:rPr>
@@ -245,7 +213,7 @@
           <w:color w:val="000000"/>
           <w:sz w:val="22"/>
         </w:rPr>
-        <w:t>거부하는</w:t>
+        <w:t>창의성 판정에 필요한 재료를 만들고 그 재료의 한계를 함께 보고하는 절차</w:t>
       </w:r>
       <w:r>
         <w:rPr>
@@ -254,13 +222,29 @@
           <w:color w:val="000000"/>
           <w:sz w:val="22"/>
         </w:rPr>
-        <w:t xml:space="preserve"> 데 있다.</w:t>
+        <w:t>다. 이 전환은 후퇴가 아니라 제도적 전진이다. 창의성을 안다고 주장하는 기계는 그 주장이 무너지는 순간 제도 전체를 함께 무너뜨리지만, 자신이 무엇을 보지 못했는지 말하는 기계는 틀려도 제도를 무너뜨리지 않는다.</w:t>
       </w:r>
     </w:p>
     <w:p>
       <w:pPr>
+        <w:keepNext/>
         <w:keepLines/>
-        <w:spacing w:after="180" w:before="0" w:line="380" w:lineRule="exact"/>
+        <w:spacing w:after="180" w:before="380" w:line="360" w:lineRule="exact"/>
+      </w:pPr>
+      <w:r>
+        <w:rPr>
+          <w:rFonts w:ascii="맑은 고딕" w:hAnsi="맑은 고딕" w:eastAsia="맑은 고딕"/>
+          <w:b/>
+          <w:color w:val="000000"/>
+          <w:sz w:val="24"/>
+        </w:rPr>
+        <w:t>2. 두 겹의 정당성과 그 긴장</w:t>
+      </w:r>
+    </w:p>
+    <w:p>
+      <w:pPr>
+        <w:keepLines/>
+        <w:spacing w:after="180" w:before="0" w:line="360" w:lineRule="exact"/>
         <w:ind w:firstLine="283"/>
       </w:pPr>
       <w:r>
@@ -270,13 +254,13 @@
           <w:color w:val="000000"/>
           <w:sz w:val="22"/>
         </w:rPr>
-        <w:t>까닭은 제안문 자체에 있다. 국민제안의 원문은 대개 한두 문단이고, 그 안에 설계가 들어 있는 경우는 드물다. 무엇을 하겠다는 말은 있어도 누구를 대상으로 어떤 수단으로 얼마를 들여 하겠다는 말은 없다. 그런 글에 점수를 매기면 채점기가 재는 것은 제안의 값어치가 아니라 글의 완성도가 된다. 사람이 하던 일을 더 빠르고 더 부정확하게 하는 장치가 되는 셈이다.</w:t>
+        <w:t>국가가 국민의 아이디어에 등급을 매기는 장치는 가벼운 것이 아니다. 그 장치는 무엇이 새로운 생각이고 무엇이 아닌지를 공적으로 선언하며, 그 선언에 보상과 등록이라는 귀결이 붙는다. 이런 것은 효율만으로 정당화되지 않는다.</w:t>
       </w:r>
     </w:p>
     <w:p>
       <w:pPr>
         <w:keepLines/>
-        <w:spacing w:after="180" w:before="0" w:line="380" w:lineRule="exact"/>
+        <w:spacing w:after="180" w:before="0" w:line="360" w:lineRule="exact"/>
         <w:ind w:firstLine="283"/>
       </w:pPr>
       <w:r>
@@ -286,7 +270,23 @@
           <w:color w:val="000000"/>
           <w:sz w:val="22"/>
         </w:rPr>
-        <w:t xml:space="preserve">그래서 이 체계는 점수를 매기기 전에 </w:t>
+        <w:t>등록제는 두 겹의 정당성 위에 선다. 하나는 성장 전략으로서의 정당성이다. 창의적 아이디어는 외부성이 크면서도 쉽게 모방되므로 그것을 만들어 낼 사적 유인이 사회적으로 최적인 수준에 미치지 못한다. 공적 구매와 보상으로 그 외부성을 내부화하자는 것이 제도의 출발 논리다.</w:t>
+      </w:r>
+    </w:p>
+    <w:p>
+      <w:pPr>
+        <w:keepLines/>
+        <w:spacing w:after="180" w:before="0" w:line="360" w:lineRule="exact"/>
+        <w:ind w:firstLine="283"/>
+      </w:pPr>
+      <w:r>
+        <w:rPr>
+          <w:rFonts w:ascii="맑은 고딕" w:hAnsi="맑은 고딕" w:eastAsia="맑은 고딕"/>
+          <w:b w:val="0"/>
+          <w:color w:val="000000"/>
+          <w:sz w:val="22"/>
+        </w:rPr>
+        <w:t xml:space="preserve">다른 하나는 민주주의의 질에 관한 정당성이다. 다만 여기서 흔히 저지르는 과장은 차단해 두어야 한다. 등록제는 </w:t>
       </w:r>
       <w:r>
         <w:rPr>
@@ -295,7 +295,7 @@
           <w:color w:val="000000"/>
           <w:sz w:val="22"/>
         </w:rPr>
-        <w:t>없는 정보를 만들어 내는</w:t>
+        <w:t>직접민주주의 장치가 아니다</w:t>
       </w:r>
       <w:r>
         <w:rPr>
@@ -304,13 +304,13 @@
           <w:color w:val="000000"/>
           <w:sz w:val="22"/>
         </w:rPr>
-        <w:t xml:space="preserve"> 단계를 먼저 둔다. 제안자에게 되묻고, 그 답으로 설계를 채우고, 채워진 설계를 국가 데이터와 대조한다. 평가는 그다음이다.</w:t>
+        <w:t>. 헌법 제72조의 국민투표는 대통령이 국가안위에 관한 중요정책을 붙이는 제도이지 국민이 일반 정책을 발의해 자동으로 부칠 수 있는 조항이 아니며, 등록제는 최종 결정 권한의 소재를 바꾸지 않는다. 등록제가 넓히는 것은 의제의 유입 경로와 그 처리의 투명성이다.</w:t>
       </w:r>
     </w:p>
     <w:p>
       <w:pPr>
         <w:keepLines/>
-        <w:spacing w:after="180" w:before="0" w:line="380" w:lineRule="exact"/>
+        <w:spacing w:after="180" w:before="0" w:line="360" w:lineRule="exact"/>
         <w:ind w:firstLine="283"/>
       </w:pPr>
       <w:r>
@@ -320,7 +320,23 @@
           <w:color w:val="000000"/>
           <w:sz w:val="22"/>
         </w:rPr>
-        <w:t xml:space="preserve">철학을 한 줄로 줄이면 이렇게 된다. 평가는 제안을 읽는 일이 아니라 제안자와 </w:t>
+        <w:t>그럼에도 이 추가가 사소하지 않은 이유는 제안의 수명에 있다. 통상의 국민제안에서 미채택은 곧 소멸이고, 소멸한 제안은 제안자에게 '내 의견은 반영되지 않았다'는 경험만 남긴다. 미채택 제안을 기록으로 유지하고 여건이 바뀌면 다시 검토한다는 것은 제안의 유효기간을 정부의 현재 판단에 종속시키지 않겠다는 뜻이다.</w:t>
+      </w:r>
+    </w:p>
+    <w:p>
+      <w:pPr>
+        <w:keepLines/>
+        <w:spacing w:after="180" w:before="0" w:line="360" w:lineRule="exact"/>
+        <w:ind w:firstLine="283"/>
+      </w:pPr>
+      <w:r>
+        <w:rPr>
+          <w:rFonts w:ascii="맑은 고딕" w:hAnsi="맑은 고딕" w:eastAsia="맑은 고딕"/>
+          <w:b w:val="0"/>
+          <w:color w:val="000000"/>
+          <w:sz w:val="22"/>
+        </w:rPr>
+        <w:t xml:space="preserve">두 정당성은 서로를 보강하지만 판정 설계에는 다른 요구를 부과한다. 성장 쪽은 변별과 속도를 원하고, 민주 쪽은 포용과 설명을 원한다. 이 체계의 설계 결정 대부분은 둘 중 하나를 고르는 것이 아니라 </w:t>
       </w:r>
       <w:r>
         <w:rPr>
@@ -329,7 +345,7 @@
           <w:color w:val="000000"/>
           <w:sz w:val="22"/>
         </w:rPr>
-        <w:t>대화하는</w:t>
+        <w:t>그 긴장 안에서 자리를 잡는</w:t>
       </w:r>
       <w:r>
         <w:rPr>
@@ -338,7 +354,71 @@
           <w:color w:val="000000"/>
           <w:sz w:val="22"/>
         </w:rPr>
-        <w:t xml:space="preserve"> 일이고, 판정은 아는 것을 말하는 일이 아니라 </w:t>
+        <w:t xml:space="preserve"> 일이다.</w:t>
+      </w:r>
+    </w:p>
+    <w:p>
+      <w:pPr>
+        <w:keepNext/>
+        <w:keepLines/>
+        <w:spacing w:after="180" w:before="380" w:line="360" w:lineRule="exact"/>
+      </w:pPr>
+      <w:r>
+        <w:rPr>
+          <w:rFonts w:ascii="맑은 고딕" w:hAnsi="맑은 고딕" w:eastAsia="맑은 고딕"/>
+          <w:b/>
+          <w:color w:val="000000"/>
+          <w:sz w:val="24"/>
+        </w:rPr>
+        <w:t>3. 자동 채점기가 아니어야 하는 까닭</w:t>
+      </w:r>
+    </w:p>
+    <w:p>
+      <w:pPr>
+        <w:keepLines/>
+        <w:spacing w:after="180" w:before="0" w:line="360" w:lineRule="exact"/>
+        <w:ind w:firstLine="283"/>
+      </w:pPr>
+      <w:r>
+        <w:rPr>
+          <w:rFonts w:ascii="맑은 고딕" w:hAnsi="맑은 고딕" w:eastAsia="맑은 고딕"/>
+          <w:b w:val="0"/>
+          <w:color w:val="000000"/>
+          <w:sz w:val="22"/>
+        </w:rPr>
+        <w:t>이 지점에서 가장 쉬운 해법은 자동 채점기다. 제안문을 넣으면 점수가 나오게 만드는 것이다. 이 체계의 출발점은 그 해법을 거부하는 데 있다.</w:t>
+      </w:r>
+    </w:p>
+    <w:p>
+      <w:pPr>
+        <w:keepLines/>
+        <w:spacing w:after="180" w:before="0" w:line="360" w:lineRule="exact"/>
+        <w:ind w:firstLine="283"/>
+      </w:pPr>
+      <w:r>
+        <w:rPr>
+          <w:rFonts w:ascii="맑은 고딕" w:hAnsi="맑은 고딕" w:eastAsia="맑은 고딕"/>
+          <w:b w:val="0"/>
+          <w:color w:val="000000"/>
+          <w:sz w:val="22"/>
+        </w:rPr>
+        <w:t>까닭은 두 겹이다. 하나는 제안문 자체에 있다. 국민제안의 원문은 대개 한두 문단이고 그 안에 설계가 들어 있는 경우는 드물다. 무엇을 하겠다는 말은 있어도 누구를 대상으로 어떤 수단으로 얼마를 들여 하겠다는 말은 없다. 그런 글에 점수를 매기면 채점기가 재는 것은 제안의 값어치가 아니라 글의 완성도가 된다.</w:t>
+      </w:r>
+    </w:p>
+    <w:p>
+      <w:pPr>
+        <w:keepLines/>
+        <w:spacing w:after="180" w:before="0" w:line="360" w:lineRule="exact"/>
+        <w:ind w:firstLine="283"/>
+      </w:pPr>
+      <w:r>
+        <w:rPr>
+          <w:rFonts w:ascii="맑은 고딕" w:hAnsi="맑은 고딕" w:eastAsia="맑은 고딕"/>
+          <w:b w:val="0"/>
+          <w:color w:val="000000"/>
+          <w:sz w:val="22"/>
+        </w:rPr>
+        <w:t xml:space="preserve">다른 하나는 창의성을 무엇으로 보느냐에 있다. 창의성을 결과물이 지닌 속성으로 보면 결과물을 재면 된다. 그러나 창의성을 </w:t>
       </w:r>
       <w:r>
         <w:rPr>
@@ -347,7 +427,7 @@
           <w:color w:val="000000"/>
           <w:sz w:val="22"/>
         </w:rPr>
-        <w:t>아는 범위를 밝히는</w:t>
+        <w:t>시간 속에서 일어나는 사건</w:t>
       </w:r>
       <w:r>
         <w:rPr>
@@ -356,14 +436,30 @@
           <w:color w:val="000000"/>
           <w:sz w:val="22"/>
         </w:rPr>
-        <w:t xml:space="preserve"> 일이다. 이 두 문장에서 아래의 운영 원리가 전부 따라 나온다.</w:t>
+        <w:t>으로 보면 사정이 달라진다. 속성은 측정할 수 있지만 사건은 관찰하고 기술할 수 있을 뿐이다. 그러면 판정의 산출도 점수 하나가 아니라 변화의 궤적이 된다. 이 체계가 최종 제출문이 아니라 대화 경로를 평가 단위로 삼는 근거가 여기에 있다.</w:t>
       </w:r>
     </w:p>
     <w:p>
       <w:pPr>
+        <w:keepLines/>
+        <w:spacing w:after="180" w:before="0" w:line="360" w:lineRule="exact"/>
+        <w:ind w:firstLine="283"/>
+      </w:pPr>
+      <w:r>
+        <w:rPr>
+          <w:rFonts w:ascii="맑은 고딕" w:hAnsi="맑은 고딕" w:eastAsia="맑은 고딕"/>
+          <w:b w:val="0"/>
+          <w:color w:val="000000"/>
+          <w:sz w:val="22"/>
+        </w:rPr>
+        <w:t>기술적 사정이 이 선택을 밀어붙인다. 생성형 도구로 작성된 제안서는 형식적 완결성에서 사람이 쓴 것을 능가할 수 있고, 결과물만 보는 평가는 그 격차를 그대로 점수로 옮긴다. 과정 중심 평가는 이 문제의 원리적 해법이다. 과정은 대필하기 어렵고, 대필된 과정은 흔적을 남긴다.</w:t>
+      </w:r>
+    </w:p>
+    <w:p>
+      <w:pPr>
         <w:keepNext/>
         <w:keepLines/>
-        <w:spacing w:after="180" w:before="380" w:line="380" w:lineRule="exact"/>
+        <w:spacing w:after="180" w:before="380" w:line="360" w:lineRule="exact"/>
       </w:pPr>
       <w:r>
         <w:rPr>
@@ -372,13 +468,13 @@
           <w:color w:val="000000"/>
           <w:sz w:val="24"/>
         </w:rPr>
-        <w:t>3. 운영 원리 ① — 대화가 질의어를 만든다</w:t>
+        <w:t>4. 기계는 어디까지 할 수 있는가</w:t>
       </w:r>
     </w:p>
     <w:p>
       <w:pPr>
         <w:keepLines/>
-        <w:spacing w:after="180" w:before="0" w:line="380" w:lineRule="exact"/>
+        <w:spacing w:after="180" w:before="0" w:line="360" w:lineRule="exact"/>
         <w:ind w:firstLine="283"/>
       </w:pPr>
       <w:r>
@@ -388,13 +484,394 @@
           <w:color w:val="000000"/>
           <w:sz w:val="22"/>
         </w:rPr>
-        <w:t>가장 중요한 설계 결정은 순서다. 아이디어 문장만 보고 곧바로 검색하지 않는다. 열두 개의 문답으로 설계를 끌어낸 뒤, 그 대화 내용을 근거로 조회한다.</w:t>
+        <w:t>설계에 앞서 철학적 검토를 두는 것은 보고서 관행과 다르다. 그러나 판정 기계를 둘러싼 상반된 입장은 각각 서로 다른 설계 제약을 함축하며, 그 제약을 먼저 확인하지 않으면 설계는 어느 한 입장을 암묵적으로 채택한 채 진행된다.</w:t>
       </w:r>
     </w:p>
+    <w:tbl>
+      <w:tblPr>
+        <w:tblW w:type="auto" w:w="0"/>
+        <w:jc w:val="center"/>
+        <w:tblLayout w:type="fixed"/>
+        <w:tblLook w:firstColumn="1" w:firstRow="1" w:lastColumn="0" w:lastRow="0" w:noHBand="0" w:noVBand="1" w:val="04A0"/>
+        <w:tblBorders>
+          <w:top w:val="single" w:sz="6" w:color="000000" w:space="0"/>
+          <w:bottom w:val="single" w:sz="6" w:color="000000" w:space="0"/>
+          <w:left w:val="single" w:sz="4" w:color="000000" w:space="0"/>
+          <w:right w:val="single" w:sz="4" w:color="000000" w:space="0"/>
+          <w:insideH w:val="single" w:sz="2" w:color="000000" w:space="0"/>
+          <w:insideV w:val="single" w:sz="2" w:color="000000" w:space="0"/>
+        </w:tblBorders>
+      </w:tblPr>
+      <w:tblGrid>
+        <w:gridCol w:w="2500"/>
+        <w:gridCol w:w="2900"/>
+        <w:gridCol w:w="2600"/>
+      </w:tblGrid>
+      <w:tr>
+        <w:trPr>
+          <w:cantSplit/>
+          <w:tblHeader/>
+        </w:trPr>
+        <w:tc>
+          <w:tcPr>
+            <w:tcW w:type="dxa" w:w="2500"/>
+          </w:tcPr>
+          <w:p>
+            <w:pPr>
+              <w:keepNext/>
+              <w:spacing w:after="20" w:before="20" w:line="280" w:lineRule="exact"/>
+              <w:jc w:val="center"/>
+            </w:pPr>
+            <w:r>
+              <w:rPr>
+                <w:rFonts w:ascii="맑은 고딕" w:hAnsi="맑은 고딕" w:eastAsia="맑은 고딕"/>
+                <w:b/>
+                <w:color w:val="000000"/>
+                <w:sz w:val="20"/>
+              </w:rPr>
+              <w:t>입장</w:t>
+            </w:r>
+          </w:p>
+        </w:tc>
+        <w:tc>
+          <w:tcPr>
+            <w:tcW w:type="dxa" w:w="2900"/>
+          </w:tcPr>
+          <w:p>
+            <w:pPr>
+              <w:keepNext/>
+              <w:spacing w:after="20" w:before="20" w:line="280" w:lineRule="exact"/>
+              <w:jc w:val="center"/>
+            </w:pPr>
+            <w:r>
+              <w:rPr>
+                <w:rFonts w:ascii="맑은 고딕" w:hAnsi="맑은 고딕" w:eastAsia="맑은 고딕"/>
+                <w:b/>
+                <w:color w:val="000000"/>
+                <w:sz w:val="20"/>
+              </w:rPr>
+              <w:t>요지</w:t>
+            </w:r>
+          </w:p>
+        </w:tc>
+        <w:tc>
+          <w:tcPr>
+            <w:tcW w:type="dxa" w:w="2600"/>
+          </w:tcPr>
+          <w:p>
+            <w:pPr>
+              <w:keepNext/>
+              <w:spacing w:after="20" w:before="20" w:line="280" w:lineRule="exact"/>
+              <w:jc w:val="center"/>
+            </w:pPr>
+            <w:r>
+              <w:rPr>
+                <w:rFonts w:ascii="맑은 고딕" w:hAnsi="맑은 고딕" w:eastAsia="맑은 고딕"/>
+                <w:b/>
+                <w:color w:val="000000"/>
+                <w:sz w:val="20"/>
+              </w:rPr>
+              <w:t>부과되는 설계 제약</w:t>
+            </w:r>
+          </w:p>
+        </w:tc>
+      </w:tr>
+      <w:tr>
+        <w:trPr>
+          <w:cantSplit/>
+        </w:trPr>
+        <w:tc>
+          <w:tcPr>
+            <w:tcW w:type="dxa" w:w="2500"/>
+          </w:tcPr>
+          <w:p>
+            <w:pPr>
+              <w:keepNext/>
+              <w:spacing w:after="20" w:before="20" w:line="280" w:lineRule="exact"/>
+            </w:pPr>
+            <w:r>
+              <w:rPr>
+                <w:rFonts w:ascii="맑은 고딕" w:hAnsi="맑은 고딕" w:eastAsia="맑은 고딕"/>
+                <w:b w:val="0"/>
+                <w:color w:val="000000"/>
+                <w:sz w:val="20"/>
+              </w:rPr>
+              <w:t>설 — 중국어 방</w:t>
+            </w:r>
+          </w:p>
+        </w:tc>
+        <w:tc>
+          <w:tcPr>
+            <w:tcW w:type="dxa" w:w="2900"/>
+          </w:tcPr>
+          <w:p>
+            <w:pPr>
+              <w:keepNext/>
+              <w:spacing w:after="20" w:before="20" w:line="280" w:lineRule="exact"/>
+            </w:pPr>
+            <w:r>
+              <w:rPr>
+                <w:rFonts w:ascii="맑은 고딕" w:hAnsi="맑은 고딕" w:eastAsia="맑은 고딕"/>
+                <w:b w:val="0"/>
+                <w:color w:val="000000"/>
+                <w:sz w:val="20"/>
+              </w:rPr>
+              <w:t>형식적 기호 조작은</w:t>
+            </w:r>
+          </w:p>
+          <w:p>
+            <w:pPr>
+              <w:keepNext/>
+              <w:spacing w:after="20" w:before="20" w:line="280" w:lineRule="exact"/>
+            </w:pPr>
+            <w:r>
+              <w:rPr>
+                <w:rFonts w:ascii="맑은 고딕" w:hAnsi="맑은 고딕" w:eastAsia="맑은 고딕"/>
+                <w:b w:val="0"/>
+                <w:color w:val="000000"/>
+                <w:sz w:val="20"/>
+              </w:rPr>
+              <w:t>의미의 이해가 아니다</w:t>
+            </w:r>
+          </w:p>
+        </w:tc>
+        <w:tc>
+          <w:tcPr>
+            <w:tcW w:type="dxa" w:w="2600"/>
+          </w:tcPr>
+          <w:p>
+            <w:pPr>
+              <w:keepNext/>
+              <w:spacing w:after="20" w:before="20" w:line="280" w:lineRule="exact"/>
+            </w:pPr>
+            <w:r>
+              <w:rPr>
+                <w:rFonts w:ascii="맑은 고딕" w:hAnsi="맑은 고딕" w:eastAsia="맑은 고딕"/>
+                <w:b w:val="0"/>
+                <w:color w:val="000000"/>
+                <w:sz w:val="20"/>
+              </w:rPr>
+              <w:t>기계는 의미를 안다고</w:t>
+            </w:r>
+          </w:p>
+          <w:p>
+            <w:pPr>
+              <w:keepNext/>
+              <w:spacing w:after="20" w:before="20" w:line="280" w:lineRule="exact"/>
+            </w:pPr>
+            <w:r>
+              <w:rPr>
+                <w:rFonts w:ascii="맑은 고딕" w:hAnsi="맑은 고딕" w:eastAsia="맑은 고딕"/>
+                <w:b w:val="0"/>
+                <w:color w:val="000000"/>
+                <w:sz w:val="20"/>
+              </w:rPr>
+              <w:t>주장하지 않는다</w:t>
+            </w:r>
+          </w:p>
+        </w:tc>
+      </w:tr>
+      <w:tr>
+        <w:trPr>
+          <w:cantSplit/>
+        </w:trPr>
+        <w:tc>
+          <w:tcPr>
+            <w:tcW w:type="dxa" w:w="2500"/>
+          </w:tcPr>
+          <w:p>
+            <w:pPr>
+              <w:keepNext/>
+              <w:spacing w:after="20" w:before="20" w:line="280" w:lineRule="exact"/>
+            </w:pPr>
+            <w:r>
+              <w:rPr>
+                <w:rFonts w:ascii="맑은 고딕" w:hAnsi="맑은 고딕" w:eastAsia="맑은 고딕"/>
+                <w:b w:val="0"/>
+                <w:color w:val="000000"/>
+                <w:sz w:val="20"/>
+              </w:rPr>
+              <w:t>드레퓌스 — 체화된 인지</w:t>
+            </w:r>
+          </w:p>
+        </w:tc>
+        <w:tc>
+          <w:tcPr>
+            <w:tcW w:type="dxa" w:w="2900"/>
+          </w:tcPr>
+          <w:p>
+            <w:pPr>
+              <w:keepNext/>
+              <w:spacing w:after="20" w:before="20" w:line="280" w:lineRule="exact"/>
+            </w:pPr>
+            <w:r>
+              <w:rPr>
+                <w:rFonts w:ascii="맑은 고딕" w:hAnsi="맑은 고딕" w:eastAsia="맑은 고딕"/>
+                <w:b w:val="0"/>
+                <w:color w:val="000000"/>
+                <w:sz w:val="20"/>
+              </w:rPr>
+              <w:t>판단은 몸으로 세계에</w:t>
+            </w:r>
+          </w:p>
+          <w:p>
+            <w:pPr>
+              <w:keepNext/>
+              <w:spacing w:after="20" w:before="20" w:line="280" w:lineRule="exact"/>
+            </w:pPr>
+            <w:r>
+              <w:rPr>
+                <w:rFonts w:ascii="맑은 고딕" w:hAnsi="맑은 고딕" w:eastAsia="맑은 고딕"/>
+                <w:b w:val="0"/>
+                <w:color w:val="000000"/>
+                <w:sz w:val="20"/>
+              </w:rPr>
+              <w:t>관여하는 경험에서 나온다</w:t>
+            </w:r>
+          </w:p>
+        </w:tc>
+        <w:tc>
+          <w:tcPr>
+            <w:tcW w:type="dxa" w:w="2600"/>
+          </w:tcPr>
+          <w:p>
+            <w:pPr>
+              <w:keepNext/>
+              <w:spacing w:after="20" w:before="20" w:line="280" w:lineRule="exact"/>
+            </w:pPr>
+            <w:r>
+              <w:rPr>
+                <w:rFonts w:ascii="맑은 고딕" w:hAnsi="맑은 고딕" w:eastAsia="맑은 고딕"/>
+                <w:b w:val="0"/>
+                <w:color w:val="000000"/>
+                <w:sz w:val="20"/>
+              </w:rPr>
+              <w:t>최종 판단은 맥락을 가진</w:t>
+            </w:r>
+          </w:p>
+          <w:p>
+            <w:pPr>
+              <w:keepNext/>
+              <w:spacing w:after="20" w:before="20" w:line="280" w:lineRule="exact"/>
+            </w:pPr>
+            <w:r>
+              <w:rPr>
+                <w:rFonts w:ascii="맑은 고딕" w:hAnsi="맑은 고딕" w:eastAsia="맑은 고딕"/>
+                <w:b w:val="0"/>
+                <w:color w:val="000000"/>
+                <w:sz w:val="20"/>
+              </w:rPr>
+              <w:t>사람에게 남긴다</w:t>
+            </w:r>
+          </w:p>
+        </w:tc>
+      </w:tr>
+      <w:tr>
+        <w:trPr>
+          <w:cantSplit/>
+        </w:trPr>
+        <w:tc>
+          <w:tcPr>
+            <w:tcW w:type="dxa" w:w="2500"/>
+          </w:tcPr>
+          <w:p>
+            <w:pPr>
+              <w:keepNext w:val="0"/>
+              <w:spacing w:after="20" w:before="20" w:line="280" w:lineRule="exact"/>
+            </w:pPr>
+            <w:r>
+              <w:rPr>
+                <w:rFonts w:ascii="맑은 고딕" w:hAnsi="맑은 고딕" w:eastAsia="맑은 고딕"/>
+                <w:b w:val="0"/>
+                <w:color w:val="000000"/>
+                <w:sz w:val="20"/>
+              </w:rPr>
+              <w:t>튜링 — 기능주의</w:t>
+            </w:r>
+          </w:p>
+        </w:tc>
+        <w:tc>
+          <w:tcPr>
+            <w:tcW w:type="dxa" w:w="2900"/>
+          </w:tcPr>
+          <w:p>
+            <w:pPr>
+              <w:keepNext w:val="0"/>
+              <w:spacing w:after="20" w:before="20" w:line="280" w:lineRule="exact"/>
+            </w:pPr>
+            <w:r>
+              <w:rPr>
+                <w:rFonts w:ascii="맑은 고딕" w:hAnsi="맑은 고딕" w:eastAsia="맑은 고딕"/>
+                <w:b w:val="0"/>
+                <w:color w:val="000000"/>
+                <w:sz w:val="20"/>
+              </w:rPr>
+              <w:t>수행이 같다면 내부의</w:t>
+            </w:r>
+          </w:p>
+          <w:p>
+            <w:pPr>
+              <w:keepNext w:val="0"/>
+              <w:spacing w:after="20" w:before="20" w:line="280" w:lineRule="exact"/>
+            </w:pPr>
+            <w:r>
+              <w:rPr>
+                <w:rFonts w:ascii="맑은 고딕" w:hAnsi="맑은 고딕" w:eastAsia="맑은 고딕"/>
+                <w:b w:val="0"/>
+                <w:color w:val="000000"/>
+                <w:sz w:val="20"/>
+              </w:rPr>
+              <w:t>'진짜 이해'는 물을 필요가 없다</w:t>
+            </w:r>
+          </w:p>
+        </w:tc>
+        <w:tc>
+          <w:tcPr>
+            <w:tcW w:type="dxa" w:w="2600"/>
+          </w:tcPr>
+          <w:p>
+            <w:pPr>
+              <w:keepNext w:val="0"/>
+              <w:spacing w:after="20" w:before="20" w:line="280" w:lineRule="exact"/>
+            </w:pPr>
+            <w:r>
+              <w:rPr>
+                <w:rFonts w:ascii="맑은 고딕" w:hAnsi="맑은 고딕" w:eastAsia="맑은 고딕"/>
+                <w:b w:val="0"/>
+                <w:color w:val="000000"/>
+                <w:sz w:val="20"/>
+              </w:rPr>
+              <w:t>기계가 더 잘하는 기능은</w:t>
+            </w:r>
+          </w:p>
+          <w:p>
+            <w:pPr>
+              <w:keepNext w:val="0"/>
+              <w:spacing w:after="20" w:before="20" w:line="280" w:lineRule="exact"/>
+            </w:pPr>
+            <w:r>
+              <w:rPr>
+                <w:rFonts w:ascii="맑은 고딕" w:hAnsi="맑은 고딕" w:eastAsia="맑은 고딕"/>
+                <w:b w:val="0"/>
+                <w:color w:val="000000"/>
+                <w:sz w:val="20"/>
+              </w:rPr>
+              <w:t>기계에 맡긴다</w:t>
+            </w:r>
+          </w:p>
+        </w:tc>
+      </w:tr>
+    </w:tbl>
     <w:p>
       <w:pPr>
         <w:keepLines/>
-        <w:spacing w:after="180" w:before="0" w:line="380" w:lineRule="exact"/>
+        <w:spacing w:after="200" w:before="0" w:line="360" w:lineRule="exact"/>
+      </w:pPr>
+    </w:p>
+    <w:p>
+      <w:pPr>
+        <w:keepLines/>
+        <w:spacing w:after="180" w:before="0" w:line="360" w:lineRule="exact"/>
         <w:ind w:firstLine="283"/>
       </w:pPr>
       <w:r>
@@ -404,15 +881,17 @@
           <w:color w:val="000000"/>
           <w:sz w:val="22"/>
         </w:rPr>
-        <w:t>이 순서가 뒤집히면 조회 자체가 무의미해진다. 원래 제안문에서 뽑을 수 있는 검색어는 '중소기업', 'AI', '산업단지' 정도이고, 이것으로는 수백 건이 걸린 채 무엇이 진짜 선례인지 가릴 수 없다. 반면 문답에서 제안자가 '기존 바우처는 돈을 주고 끝나지만 이 제안은 엔지니어를 단지에 상주시킨다'고 답하면 찾아야 할 것이 달라진다. 대조할 대상이 '중소기업 지원'이 아니라 '인력 상주형 지원'이 되는 것이다.</w:t>
+        <w:t xml:space="preserve">세 입장은 서로를 논파하지 못한 채 공존한다. 흥미로운 것은 이들이 부과하는 제약이 충돌하지 않는다는 점이다. 셋을 동시에 만족시키는 좁은 설계 공간이 있고, 그 공간에 놓이는 기계는 '창의성을 아는 기계'가 아니다. 그것은 </w:t>
       </w:r>
-    </w:p>
-    <w:p>
-      <w:pPr>
-        <w:keepLines/>
-        <w:spacing w:after="180" w:before="0" w:line="380" w:lineRule="exact"/>
-        <w:ind w:firstLine="283"/>
-      </w:pPr>
+      <w:r>
+        <w:rPr>
+          <w:rFonts w:ascii="맑은 고딕" w:hAnsi="맑은 고딕" w:eastAsia="맑은 고딕"/>
+          <w:b/>
+          <w:color w:val="000000"/>
+          <w:sz w:val="22"/>
+        </w:rPr>
+        <w:t>자신이 무엇을 근거로 무엇을 말했는지, 그리고 무엇을 보지 못했는지를 보고하는 기계</w:t>
+      </w:r>
       <w:r>
         <w:rPr>
           <w:rFonts w:ascii="맑은 고딕" w:hAnsi="맑은 고딕" w:eastAsia="맑은 고딕"/>
@@ -420,14 +899,30 @@
           <w:color w:val="000000"/>
           <w:sz w:val="22"/>
         </w:rPr>
-        <w:t>문답의 구성도 이 원리를 따른다. 채점 기준이 셋이므로 기준마다 세 문항씩 배정해 점수의 근거가 될 진술을 반드시 확보하게 하고, 앞뒤로 명료화 둘과 자기평가 하나를 붙여 열둘이 된다. 마지막 자기평가는 형식적 마무리가 아니라 제안자가 자기 약점을 꼽을 수 있는지를 보는 지표다. 검토가 얕으면 약점을 꼽지 못하거나 지엽적인 것을 꼽는다.</w:t>
+        <w:t>다.</w:t>
       </w:r>
     </w:p>
     <w:p>
       <w:pPr>
+        <w:keepLines/>
+        <w:spacing w:after="180" w:before="0" w:line="360" w:lineRule="exact"/>
+        <w:ind w:firstLine="283"/>
+      </w:pPr>
+      <w:r>
+        <w:rPr>
+          <w:rFonts w:ascii="맑은 고딕" w:hAnsi="맑은 고딕" w:eastAsia="맑은 고딕"/>
+          <w:b w:val="0"/>
+          <w:color w:val="000000"/>
+          <w:sz w:val="22"/>
+        </w:rPr>
+        <w:t>여기에 법적 제약이 겹친다. 개인의 권리·의무에 중대한 영향을 미치는 판단은 투명성과 안전성 확보 의무를 지고, 판정에 보상과 등록이 연결되는 이상 이 체계도 그 분할선 가까이에 놓인다. 판정을 행정처분이 아니라 검토 보조자료로 규정하는 것이 이 요구와 민주적 정당성의 요구를 동시에 만족시키는 위치다. 다만 실무에서 시스템 출력은 사실상 결론으로 작동하기 쉬우며, '보조'와 '결정'의 경계를 제도적으로 어떻게 그을지는 아직 풀리지 않은 문제다.</w:t>
+      </w:r>
+    </w:p>
+    <w:p>
+      <w:pPr>
         <w:keepNext/>
         <w:keepLines/>
-        <w:spacing w:after="180" w:before="380" w:line="380" w:lineRule="exact"/>
+        <w:spacing w:after="180" w:before="380" w:line="360" w:lineRule="exact"/>
       </w:pPr>
       <w:r>
         <w:rPr>
@@ -436,13 +931,13 @@
           <w:color w:val="000000"/>
           <w:sz w:val="24"/>
         </w:rPr>
-        <w:t>4. 운영 원리 ② — 두 축을 합치지 않는다</w:t>
+        <w:t>5. 질문의 교체 — 정확도가 아니라 보정도</w:t>
       </w:r>
     </w:p>
     <w:p>
       <w:pPr>
         <w:keepLines/>
-        <w:spacing w:after="180" w:before="0" w:line="380" w:lineRule="exact"/>
+        <w:spacing w:after="180" w:before="0" w:line="360" w:lineRule="exact"/>
         <w:ind w:firstLine="283"/>
       </w:pPr>
       <w:r>
@@ -452,7 +947,699 @@
           <w:color w:val="000000"/>
           <w:sz w:val="22"/>
         </w:rPr>
-        <w:t>이 체계는 서로 다른 두 질문에 각각 답하고, 둘을 하나의 점수로 합치지 않는다.</w:t>
+        <w:t>'AI 가 창의성을 판정할 수 있는가'라는 물음은 답할 수 없다. 기술 수준 때문이 아니라 물음의 형식 때문이다. 답하려면 창의성의 참값이 있어야 하는데, 창의성 판정에서 참값은 대개 사람 심사자의 합의로 주어지고 그 합의 자체가 편차를 갖는다. 참값이 불안정한 곳에서 정확도를 묻는 것은 순환에 빠진다.</w:t>
+      </w:r>
+    </w:p>
+    <w:p>
+      <w:pPr>
+        <w:keepLines/>
+        <w:spacing w:after="180" w:before="0" w:line="360" w:lineRule="exact"/>
+        <w:ind w:firstLine="283"/>
+      </w:pPr>
+      <w:r>
+        <w:rPr>
+          <w:rFonts w:ascii="맑은 고딕" w:hAnsi="맑은 고딕" w:eastAsia="맑은 고딕"/>
+          <w:b w:val="0"/>
+          <w:color w:val="000000"/>
+          <w:sz w:val="22"/>
+        </w:rPr>
+        <w:t>그래서 물음을 바꾼다.</w:t>
+      </w:r>
+    </w:p>
+    <w:tbl>
+      <w:tblPr>
+        <w:tblW w:type="auto" w:w="0"/>
+        <w:jc w:val="center"/>
+        <w:tblLayout w:type="fixed"/>
+        <w:tblLook w:firstColumn="1" w:firstRow="1" w:lastColumn="0" w:lastRow="0" w:noHBand="0" w:noVBand="1" w:val="04A0"/>
+        <w:tblBorders>
+          <w:top w:val="single" w:sz="6" w:color="000000" w:space="0"/>
+          <w:bottom w:val="single" w:sz="6" w:color="000000" w:space="0"/>
+          <w:left w:val="single" w:sz="4" w:color="000000" w:space="0"/>
+          <w:right w:val="single" w:sz="4" w:color="000000" w:space="0"/>
+          <w:insideH w:val="single" w:sz="2" w:color="000000" w:space="0"/>
+          <w:insideV w:val="single" w:sz="2" w:color="000000" w:space="0"/>
+        </w:tblBorders>
+      </w:tblPr>
+      <w:tblGrid>
+        <w:gridCol w:w="1700"/>
+        <w:gridCol w:w="6300"/>
+      </w:tblGrid>
+      <w:tr>
+        <w:trPr>
+          <w:cantSplit/>
+          <w:tblHeader/>
+        </w:trPr>
+        <w:tc>
+          <w:tcPr>
+            <w:tcW w:type="dxa" w:w="1700"/>
+          </w:tcPr>
+          <w:p>
+            <w:pPr>
+              <w:keepNext/>
+              <w:spacing w:after="20" w:before="20" w:line="280" w:lineRule="exact"/>
+              <w:jc w:val="center"/>
+            </w:pPr>
+            <w:r>
+              <w:rPr>
+                <w:rFonts w:ascii="맑은 고딕" w:hAnsi="맑은 고딕" w:eastAsia="맑은 고딕"/>
+                <w:b/>
+                <w:color w:val="000000"/>
+                <w:sz w:val="20"/>
+              </w:rPr>
+              <w:t>기존 물음</w:t>
+            </w:r>
+          </w:p>
+        </w:tc>
+        <w:tc>
+          <w:tcPr>
+            <w:tcW w:type="dxa" w:w="6300"/>
+          </w:tcPr>
+          <w:p>
+            <w:pPr>
+              <w:keepNext/>
+              <w:spacing w:after="20" w:before="20" w:line="280" w:lineRule="exact"/>
+              <w:jc w:val="center"/>
+            </w:pPr>
+            <w:r>
+              <w:rPr>
+                <w:rFonts w:ascii="맑은 고딕" w:hAnsi="맑은 고딕" w:eastAsia="맑은 고딕"/>
+                <w:b/>
+                <w:color w:val="000000"/>
+                <w:sz w:val="20"/>
+              </w:rPr>
+              <w:t>AI 는 창의성을 정확히 판정할 수 있는가</w:t>
+            </w:r>
+          </w:p>
+        </w:tc>
+      </w:tr>
+      <w:tr>
+        <w:trPr>
+          <w:cantSplit/>
+        </w:trPr>
+        <w:tc>
+          <w:tcPr>
+            <w:tcW w:type="dxa" w:w="1700"/>
+          </w:tcPr>
+          <w:p>
+            <w:pPr>
+              <w:keepNext w:val="0"/>
+              <w:spacing w:after="20" w:before="20" w:line="280" w:lineRule="exact"/>
+            </w:pPr>
+            <w:r>
+              <w:rPr>
+                <w:rFonts w:ascii="맑은 고딕" w:hAnsi="맑은 고딕" w:eastAsia="맑은 고딕"/>
+                <w:b w:val="0"/>
+                <w:color w:val="000000"/>
+                <w:sz w:val="20"/>
+              </w:rPr>
+              <w:t>대체 물음</w:t>
+            </w:r>
+          </w:p>
+        </w:tc>
+        <w:tc>
+          <w:tcPr>
+            <w:tcW w:type="dxa" w:w="6300"/>
+          </w:tcPr>
+          <w:p>
+            <w:pPr>
+              <w:keepNext w:val="0"/>
+              <w:spacing w:after="20" w:before="20" w:line="280" w:lineRule="exact"/>
+            </w:pPr>
+            <w:r>
+              <w:rPr>
+                <w:rFonts w:ascii="맑은 고딕" w:hAnsi="맑은 고딕" w:eastAsia="맑은 고딕"/>
+                <w:b w:val="0"/>
+                <w:color w:val="000000"/>
+                <w:sz w:val="20"/>
+              </w:rPr>
+              <w:t>AI 는 자신의 판정이 틀렸을 조건을 스스로 지정하고</w:t>
+            </w:r>
+          </w:p>
+          <w:p>
+            <w:pPr>
+              <w:keepNext w:val="0"/>
+              <w:spacing w:after="20" w:before="20" w:line="280" w:lineRule="exact"/>
+            </w:pPr>
+            <w:r>
+              <w:rPr>
+                <w:rFonts w:ascii="맑은 고딕" w:hAnsi="맑은 고딕" w:eastAsia="맑은 고딕"/>
+                <w:b w:val="0"/>
+                <w:color w:val="000000"/>
+                <w:sz w:val="20"/>
+              </w:rPr>
+              <w:t>그 조건을 산출물에 표시할 수 있는가</w:t>
+            </w:r>
+          </w:p>
+        </w:tc>
+      </w:tr>
+    </w:tbl>
+    <w:p>
+      <w:pPr>
+        <w:keepLines/>
+        <w:spacing w:after="200" w:before="0" w:line="360" w:lineRule="exact"/>
+      </w:pPr>
+    </w:p>
+    <w:p>
+      <w:pPr>
+        <w:keepLines/>
+        <w:spacing w:after="180" w:before="0" w:line="360" w:lineRule="exact"/>
+        <w:ind w:firstLine="283"/>
+      </w:pPr>
+      <w:r>
+        <w:rPr>
+          <w:rFonts w:ascii="맑은 고딕" w:hAnsi="맑은 고딕" w:eastAsia="맑은 고딕"/>
+          <w:b w:val="0"/>
+          <w:color w:val="000000"/>
+          <w:sz w:val="22"/>
+        </w:rPr>
+        <w:t>대체 물음은 답할 수 있다. 참값을 요구하지 않기 때문이다. 요구하는 것은 판정의 근거가 되는 발화를 특정할 것, 근거의 출처와 등급을 표시할 것, 어떤 사실이 확인되면 판정이 철회되는지를 함께 제시할 것 — 셋 다 절차적 속성이며 외부에서 검사할 수 있다.</w:t>
+      </w:r>
+    </w:p>
+    <w:p>
+      <w:pPr>
+        <w:keepLines/>
+        <w:spacing w:after="180" w:before="0" w:line="360" w:lineRule="exact"/>
+        <w:ind w:firstLine="283"/>
+      </w:pPr>
+      <w:r>
+        <w:rPr>
+          <w:rFonts w:ascii="맑은 고딕" w:hAnsi="맑은 고딕" w:eastAsia="맑은 고딕"/>
+          <w:b w:val="0"/>
+          <w:color w:val="000000"/>
+          <w:sz w:val="22"/>
+        </w:rPr>
+        <w:t xml:space="preserve">이 전환에는 이름이 있다. 정확도가 아니라 </w:t>
+      </w:r>
+      <w:r>
+        <w:rPr>
+          <w:rFonts w:ascii="맑은 고딕" w:hAnsi="맑은 고딕" w:eastAsia="맑은 고딕"/>
+          <w:b/>
+          <w:color w:val="000000"/>
+          <w:sz w:val="22"/>
+        </w:rPr>
+        <w:t>보정도</w:t>
+      </w:r>
+      <w:r>
+        <w:rPr>
+          <w:rFonts w:ascii="맑은 고딕" w:hAnsi="맑은 고딕" w:eastAsia="맑은 고딕"/>
+          <w:b w:val="0"/>
+          <w:color w:val="000000"/>
+          <w:sz w:val="22"/>
+        </w:rPr>
+        <w:t>를 요구한다는 것이다. 정확도는 '얼마나 자주 맞히는가'를 묻고, 보정도는 '자신이 얼마나 확신하는지를 얼마나 정확히 말하는가'를 묻는다. 보정된 체계는 틀리더라도 예측 가능하게 틀린다. 행정에 투입할 수 있는 것은 후자다.</w:t>
+      </w:r>
+    </w:p>
+    <w:p>
+      <w:pPr>
+        <w:keepLines/>
+        <w:spacing w:after="180" w:before="0" w:line="360" w:lineRule="exact"/>
+        <w:ind w:firstLine="283"/>
+      </w:pPr>
+      <w:r>
+        <w:rPr>
+          <w:rFonts w:ascii="맑은 고딕" w:hAnsi="맑은 고딕" w:eastAsia="맑은 고딕"/>
+          <w:b w:val="0"/>
+          <w:color w:val="000000"/>
+          <w:sz w:val="22"/>
+        </w:rPr>
+        <w:t>보정도를 요구하면 장치 하나가 따라 들어온다. 기계가 자신의 확신도를 스스로만 점검하면 다시 순환에 빠지므로, 확신도의 상한을 외부 조건에 묶어 둔다. 확보된 근거의 수와 등급, 미답변 항목의 존재 여부가 그 조건이다. 9장에서 보는 세 상태 기록이 이 정박의 구체적 형태다.</w:t>
+      </w:r>
+    </w:p>
+    <w:p>
+      <w:pPr>
+        <w:keepNext/>
+        <w:keepLines/>
+        <w:spacing w:after="180" w:before="380" w:line="360" w:lineRule="exact"/>
+      </w:pPr>
+      <w:r>
+        <w:rPr>
+          <w:rFonts w:ascii="맑은 고딕" w:hAnsi="맑은 고딕" w:eastAsia="맑은 고딕"/>
+          <w:b/>
+          <w:color w:val="000000"/>
+          <w:sz w:val="24"/>
+        </w:rPr>
+        <w:t>6. 운영 원리 ① — 대화가 평가 대상을 만든다</w:t>
+      </w:r>
+    </w:p>
+    <w:p>
+      <w:pPr>
+        <w:keepLines/>
+        <w:spacing w:after="180" w:before="0" w:line="360" w:lineRule="exact"/>
+        <w:ind w:firstLine="283"/>
+      </w:pPr>
+      <w:r>
+        <w:rPr>
+          <w:rFonts w:ascii="맑은 고딕" w:hAnsi="맑은 고딕" w:eastAsia="맑은 고딕"/>
+          <w:b w:val="0"/>
+          <w:color w:val="000000"/>
+          <w:sz w:val="22"/>
+        </w:rPr>
+        <w:t>가장 중요한 설계 결정은 순서다. 제출문만 보고 곧바로 채점하거나 검색하지 않는다. 절차화된 문답으로 설계를 끌어낸 뒤, 그 대화 내용을 근거로 채점하고 조회한다.</w:t>
+      </w:r>
+    </w:p>
+    <w:p>
+      <w:pPr>
+        <w:keepLines/>
+        <w:spacing w:after="180" w:before="0" w:line="360" w:lineRule="exact"/>
+        <w:ind w:firstLine="283"/>
+      </w:pPr>
+      <w:r>
+        <w:rPr>
+          <w:rFonts w:ascii="맑은 고딕" w:hAnsi="맑은 고딕" w:eastAsia="맑은 고딕"/>
+          <w:b w:val="0"/>
+          <w:color w:val="000000"/>
+          <w:sz w:val="22"/>
+        </w:rPr>
+        <w:t>이 원리의 가장 오래된 정식화는 『파이드로스』의 문자 비판에 있다. 소크라테스는 글이 그림과 닮았다고 말한다. 살아 있는 듯 서 있지만 무언가를 물으면 근엄하게 침묵한다는 것이다. 국민이 제출한 짧은 제안문이 정확히 그렇다. 대상이 누구인지, 재원이 어디서 오는지, 무엇이 기존 정책과 다른지를 물어도 그 문서는 답하지 않는다. 그러면 평가자는 빠진 것을 추정하거나 되묻게 되고, 추정은 평가자마다 달라지며 되묻기는 절차 밖의 일이 된다. 결국 판정되는 것은 아이디어가 아니라 작성 능력이다.</w:t>
+      </w:r>
+    </w:p>
+    <w:p>
+      <w:pPr>
+        <w:keepLines/>
+        <w:spacing w:after="180" w:before="0" w:line="360" w:lineRule="exact"/>
+        <w:ind w:firstLine="283"/>
+      </w:pPr>
+      <w:r>
+        <w:rPr>
+          <w:rFonts w:ascii="맑은 고딕" w:hAnsi="맑은 고딕" w:eastAsia="맑은 고딕"/>
+          <w:b w:val="0"/>
+          <w:color w:val="000000"/>
+          <w:sz w:val="22"/>
+        </w:rPr>
+        <w:t>문답은 편의 장치가 아니라 침묵하는 문서를 되물을 수 있는 대상으로 바꾸는 절차다. 그래서 질문자에게는 세 가지 제약이 걸린다. 이 제약들이 이 체계가 소크라테스의 이름을 빌리는 실질적 이유다.</w:t>
+      </w:r>
+    </w:p>
+    <w:tbl>
+      <w:tblPr>
+        <w:tblW w:type="auto" w:w="0"/>
+        <w:jc w:val="center"/>
+        <w:tblLayout w:type="fixed"/>
+        <w:tblLook w:firstColumn="1" w:firstRow="1" w:lastColumn="0" w:lastRow="0" w:noHBand="0" w:noVBand="1" w:val="04A0"/>
+        <w:tblBorders>
+          <w:top w:val="single" w:sz="6" w:color="000000" w:space="0"/>
+          <w:bottom w:val="single" w:sz="6" w:color="000000" w:space="0"/>
+          <w:left w:val="single" w:sz="4" w:color="000000" w:space="0"/>
+          <w:right w:val="single" w:sz="4" w:color="000000" w:space="0"/>
+          <w:insideH w:val="single" w:sz="2" w:color="000000" w:space="0"/>
+          <w:insideV w:val="single" w:sz="2" w:color="000000" w:space="0"/>
+        </w:tblBorders>
+      </w:tblPr>
+      <w:tblGrid>
+        <w:gridCol w:w="1900"/>
+        <w:gridCol w:w="6100"/>
+      </w:tblGrid>
+      <w:tr>
+        <w:trPr>
+          <w:cantSplit/>
+          <w:tblHeader/>
+        </w:trPr>
+        <w:tc>
+          <w:tcPr>
+            <w:tcW w:type="dxa" w:w="1900"/>
+          </w:tcPr>
+          <w:p>
+            <w:pPr>
+              <w:keepNext/>
+              <w:spacing w:after="20" w:before="20" w:line="280" w:lineRule="exact"/>
+              <w:jc w:val="center"/>
+            </w:pPr>
+            <w:r>
+              <w:rPr>
+                <w:rFonts w:ascii="맑은 고딕" w:hAnsi="맑은 고딕" w:eastAsia="맑은 고딕"/>
+                <w:b/>
+                <w:color w:val="000000"/>
+                <w:sz w:val="20"/>
+              </w:rPr>
+              <w:t>원전의 요소</w:t>
+            </w:r>
+          </w:p>
+        </w:tc>
+        <w:tc>
+          <w:tcPr>
+            <w:tcW w:type="dxa" w:w="6100"/>
+          </w:tcPr>
+          <w:p>
+            <w:pPr>
+              <w:keepNext/>
+              <w:spacing w:after="20" w:before="20" w:line="280" w:lineRule="exact"/>
+              <w:jc w:val="center"/>
+            </w:pPr>
+            <w:r>
+              <w:rPr>
+                <w:rFonts w:ascii="맑은 고딕" w:hAnsi="맑은 고딕" w:eastAsia="맑은 고딕"/>
+                <w:b/>
+                <w:color w:val="000000"/>
+                <w:sz w:val="20"/>
+              </w:rPr>
+              <w:t>질문자에게 걸리는 제약</w:t>
+            </w:r>
+          </w:p>
+        </w:tc>
+      </w:tr>
+      <w:tr>
+        <w:trPr>
+          <w:cantSplit/>
+        </w:trPr>
+        <w:tc>
+          <w:tcPr>
+            <w:tcW w:type="dxa" w:w="1900"/>
+          </w:tcPr>
+          <w:p>
+            <w:pPr>
+              <w:keepNext/>
+              <w:spacing w:after="20" w:before="20" w:line="280" w:lineRule="exact"/>
+            </w:pPr>
+            <w:r>
+              <w:rPr>
+                <w:rFonts w:ascii="맑은 고딕" w:hAnsi="맑은 고딕" w:eastAsia="맑은 고딕"/>
+                <w:b w:val="0"/>
+                <w:color w:val="000000"/>
+                <w:sz w:val="20"/>
+              </w:rPr>
+              <w:t>산파의 불임</w:t>
+            </w:r>
+          </w:p>
+          <w:p>
+            <w:pPr>
+              <w:keepNext/>
+              <w:spacing w:after="20" w:before="20" w:line="280" w:lineRule="exact"/>
+            </w:pPr>
+            <w:r>
+              <w:rPr>
+                <w:rFonts w:ascii="맑은 고딕" w:hAnsi="맑은 고딕" w:eastAsia="맑은 고딕"/>
+                <w:b w:val="0"/>
+                <w:color w:val="000000"/>
+                <w:sz w:val="20"/>
+              </w:rPr>
+              <w:t>『테아이테토스』</w:t>
+            </w:r>
+          </w:p>
+        </w:tc>
+        <w:tc>
+          <w:tcPr>
+            <w:tcW w:type="dxa" w:w="6100"/>
+          </w:tcPr>
+          <w:p>
+            <w:pPr>
+              <w:keepNext/>
+              <w:spacing w:after="20" w:before="20" w:line="280" w:lineRule="exact"/>
+            </w:pPr>
+            <w:r>
+              <w:rPr>
+                <w:rFonts w:ascii="맑은 고딕" w:hAnsi="맑은 고딕" w:eastAsia="맑은 고딕"/>
+                <w:b w:val="0"/>
+                <w:color w:val="000000"/>
+                <w:sz w:val="20"/>
+              </w:rPr>
+              <w:t>질문자는 낳지 않는다. 답을 알고 있어도 제공하지 않는다.</w:t>
+            </w:r>
+          </w:p>
+          <w:p>
+            <w:pPr>
+              <w:keepNext/>
+              <w:spacing w:after="20" w:before="20" w:line="280" w:lineRule="exact"/>
+            </w:pPr>
+            <w:r>
+              <w:rPr>
+                <w:rFonts w:ascii="맑은 고딕" w:hAnsi="맑은 고딕" w:eastAsia="맑은 고딕"/>
+                <w:b w:val="0"/>
+                <w:color w:val="000000"/>
+                <w:sz w:val="20"/>
+              </w:rPr>
+              <w:t>답을 주는 순간 그 답은 제안자의 것이 아니게 된다</w:t>
+            </w:r>
+          </w:p>
+        </w:tc>
+      </w:tr>
+      <w:tr>
+        <w:trPr>
+          <w:cantSplit/>
+        </w:trPr>
+        <w:tc>
+          <w:tcPr>
+            <w:tcW w:type="dxa" w:w="1900"/>
+          </w:tcPr>
+          <w:p>
+            <w:pPr>
+              <w:keepNext/>
+              <w:spacing w:after="20" w:before="20" w:line="280" w:lineRule="exact"/>
+            </w:pPr>
+            <w:r>
+              <w:rPr>
+                <w:rFonts w:ascii="맑은 고딕" w:hAnsi="맑은 고딕" w:eastAsia="맑은 고딕"/>
+                <w:b w:val="0"/>
+                <w:color w:val="000000"/>
+                <w:sz w:val="20"/>
+              </w:rPr>
+              <w:t>논박</w:t>
+            </w:r>
+          </w:p>
+          <w:p>
+            <w:pPr>
+              <w:keepNext/>
+              <w:spacing w:after="20" w:before="20" w:line="280" w:lineRule="exact"/>
+            </w:pPr>
+            <w:r>
+              <w:rPr>
+                <w:rFonts w:ascii="맑은 고딕" w:hAnsi="맑은 고딕" w:eastAsia="맑은 고딕"/>
+                <w:b w:val="0"/>
+                <w:color w:val="000000"/>
+                <w:sz w:val="20"/>
+              </w:rPr>
+              <w:t>『고르기아스』</w:t>
+            </w:r>
+          </w:p>
+        </w:tc>
+        <w:tc>
+          <w:tcPr>
+            <w:tcW w:type="dxa" w:w="6100"/>
+          </w:tcPr>
+          <w:p>
+            <w:pPr>
+              <w:keepNext/>
+              <w:spacing w:after="20" w:before="20" w:line="280" w:lineRule="exact"/>
+            </w:pPr>
+            <w:r>
+              <w:rPr>
+                <w:rFonts w:ascii="맑은 고딕" w:hAnsi="맑은 고딕" w:eastAsia="맑은 고딕"/>
+                <w:b w:val="0"/>
+                <w:color w:val="000000"/>
+                <w:sz w:val="20"/>
+              </w:rPr>
+              <w:t>약점 인정은 가점, 회피와 얼버무림은 감점.</w:t>
+            </w:r>
+          </w:p>
+          <w:p>
+            <w:pPr>
+              <w:keepNext/>
+              <w:spacing w:after="20" w:before="20" w:line="280" w:lineRule="exact"/>
+            </w:pPr>
+            <w:r>
+              <w:rPr>
+                <w:rFonts w:ascii="맑은 고딕" w:hAnsi="맑은 고딕" w:eastAsia="맑은 고딕"/>
+                <w:b w:val="0"/>
+                <w:color w:val="000000"/>
+                <w:sz w:val="20"/>
+              </w:rPr>
+              <w:t>외부 기준을 들이대지 않고 제안자가 승인한 진술들 사이의</w:t>
+            </w:r>
+          </w:p>
+          <w:p>
+            <w:pPr>
+              <w:keepNext/>
+              <w:spacing w:after="20" w:before="20" w:line="280" w:lineRule="exact"/>
+            </w:pPr>
+            <w:r>
+              <w:rPr>
+                <w:rFonts w:ascii="맑은 고딕" w:hAnsi="맑은 고딕" w:eastAsia="맑은 고딕"/>
+                <w:b w:val="0"/>
+                <w:color w:val="000000"/>
+                <w:sz w:val="20"/>
+              </w:rPr>
+              <w:t>정합성만 본다</w:t>
+            </w:r>
+          </w:p>
+        </w:tc>
+      </w:tr>
+      <w:tr>
+        <w:trPr>
+          <w:cantSplit/>
+        </w:trPr>
+        <w:tc>
+          <w:tcPr>
+            <w:tcW w:type="dxa" w:w="1900"/>
+          </w:tcPr>
+          <w:p>
+            <w:pPr>
+              <w:keepNext w:val="0"/>
+              <w:spacing w:after="20" w:before="20" w:line="280" w:lineRule="exact"/>
+            </w:pPr>
+            <w:r>
+              <w:rPr>
+                <w:rFonts w:ascii="맑은 고딕" w:hAnsi="맑은 고딕" w:eastAsia="맑은 고딕"/>
+                <w:b w:val="0"/>
+                <w:color w:val="000000"/>
+                <w:sz w:val="20"/>
+              </w:rPr>
+              <w:t>아포리아</w:t>
+            </w:r>
+          </w:p>
+          <w:p>
+            <w:pPr>
+              <w:keepNext w:val="0"/>
+              <w:spacing w:after="20" w:before="20" w:line="280" w:lineRule="exact"/>
+            </w:pPr>
+            <w:r>
+              <w:rPr>
+                <w:rFonts w:ascii="맑은 고딕" w:hAnsi="맑은 고딕" w:eastAsia="맑은 고딕"/>
+                <w:b w:val="0"/>
+                <w:color w:val="000000"/>
+                <w:sz w:val="20"/>
+              </w:rPr>
+              <w:t>『메논』</w:t>
+            </w:r>
+          </w:p>
+        </w:tc>
+        <w:tc>
+          <w:tcPr>
+            <w:tcW w:type="dxa" w:w="6100"/>
+          </w:tcPr>
+          <w:p>
+            <w:pPr>
+              <w:keepNext w:val="0"/>
+              <w:spacing w:after="20" w:before="20" w:line="280" w:lineRule="exact"/>
+            </w:pPr>
+            <w:r>
+              <w:rPr>
+                <w:rFonts w:ascii="맑은 고딕" w:hAnsi="맑은 고딕" w:eastAsia="맑은 고딕"/>
+                <w:b w:val="0"/>
+                <w:color w:val="000000"/>
+                <w:sz w:val="20"/>
+              </w:rPr>
+              <w:t>막힘은 실패가 아니다. 충족도 불충족도 아닌</w:t>
+            </w:r>
+          </w:p>
+          <w:p>
+            <w:pPr>
+              <w:keepNext w:val="0"/>
+              <w:spacing w:after="20" w:before="20" w:line="280" w:lineRule="exact"/>
+            </w:pPr>
+            <w:r>
+              <w:rPr>
+                <w:rFonts w:ascii="맑은 고딕" w:hAnsi="맑은 고딕" w:eastAsia="맑은 고딕"/>
+                <w:b w:val="0"/>
+                <w:color w:val="000000"/>
+                <w:sz w:val="20"/>
+              </w:rPr>
+              <w:t>판정유보를 값으로 둔다</w:t>
+            </w:r>
+          </w:p>
+        </w:tc>
+      </w:tr>
+    </w:tbl>
+    <w:p>
+      <w:pPr>
+        <w:keepLines/>
+        <w:spacing w:after="200" w:before="0" w:line="360" w:lineRule="exact"/>
+      </w:pPr>
+    </w:p>
+    <w:p>
+      <w:pPr>
+        <w:keepLines/>
+        <w:spacing w:after="180" w:before="0" w:line="360" w:lineRule="exact"/>
+        <w:ind w:firstLine="283"/>
+      </w:pPr>
+      <w:r>
+        <w:rPr>
+          <w:rFonts w:ascii="맑은 고딕" w:hAnsi="맑은 고딕" w:eastAsia="맑은 고딕"/>
+          <w:b w:val="0"/>
+          <w:color w:val="000000"/>
+          <w:sz w:val="22"/>
+        </w:rPr>
+        <w:t>오늘날 언어모델 연구가 소크라테스의 이름을 자주 쓰지만, 가져간 것은 대체로 질문의 형식이고 남겨 둔 것은 질문자의 제약이다. 소크라테스적 튜터를 표방하는 시스템 대부분은 사용자가 막히면 답을 준다. 그것이 좋은 사용자 경험으로 여겨지기 때문이다. 결론에 이르지 못한 대화는 실패로 집계되고, 모델은 사용자 선호에 맞추도록 정렬되어 동조하는 경향을 보인다. 세 결락이 정확히 위 표의 세 줄에 대응한다. 형식만 가져오면 더 잘 설득하는 기계가 되고, 제약까지 가져와야 무엇이 제안자의 것인지 말할 수 있는 기계가 된다.</w:t>
+      </w:r>
+    </w:p>
+    <w:p>
+      <w:pPr>
+        <w:keepLines/>
+        <w:spacing w:after="180" w:before="0" w:line="360" w:lineRule="exact"/>
+        <w:ind w:firstLine="283"/>
+      </w:pPr>
+      <w:r>
+        <w:rPr>
+          <w:rFonts w:ascii="맑은 고딕" w:hAnsi="맑은 고딕" w:eastAsia="맑은 고딕"/>
+          <w:b w:val="0"/>
+          <w:color w:val="000000"/>
+          <w:sz w:val="22"/>
+        </w:rPr>
+        <w:t>문답의 구성도 이 원리를 따른다. 채점 기준마다 문항을 배정해 점수의 근거가 될 진술을 반드시 확보하게 하고, 앞뒤로 명료화와 자기평가를 붙인다. 마지막 자기평가는 형식적 마무리가 아니라 제안자가 자기 약점을 꼽을 수 있는지를 보는 지표다. 검토가 얕으면 약점을 꼽지 못하거나 지엽적인 것을 꼽는다.</w:t>
+      </w:r>
+    </w:p>
+    <w:p>
+      <w:pPr>
+        <w:keepLines/>
+        <w:spacing w:after="180" w:before="0" w:line="360" w:lineRule="exact"/>
+        <w:ind w:firstLine="283"/>
+      </w:pPr>
+      <w:r>
+        <w:rPr>
+          <w:rFonts w:ascii="맑은 고딕" w:hAnsi="맑은 고딕" w:eastAsia="맑은 고딕"/>
+          <w:b w:val="0"/>
+          <w:color w:val="000000"/>
+          <w:sz w:val="22"/>
+        </w:rPr>
+        <w:t xml:space="preserve">여기에는 정면으로 답하지 못한 반론이 있다. 니체는 논증으로 자신을 방어해야 하는 상황에 몰린 자만이 변증법에 의존한다고 보았다. 이 비판을 지금 맥락으로 옮기면 무시할 수 없는 위험이 드러난다. </w:t>
+      </w:r>
+      <w:r>
+        <w:rPr>
+          <w:rFonts w:ascii="맑은 고딕" w:hAnsi="맑은 고딕" w:eastAsia="맑은 고딕"/>
+          <w:b/>
+          <w:color w:val="000000"/>
+          <w:sz w:val="22"/>
+        </w:rPr>
+        <w:t>문답으로 평가하는 제도는 말로 방어할 수 있는 것만 통과시키는 제도가 된다</w:t>
+      </w:r>
+      <w:r>
+        <w:rPr>
+          <w:rFonts w:ascii="맑은 고딕" w:hAnsi="맑은 고딕" w:eastAsia="맑은 고딕"/>
+          <w:b w:val="0"/>
+          <w:color w:val="000000"/>
+          <w:sz w:val="22"/>
+        </w:rPr>
+        <w:t>. 고속도로 유도선이나 드라이브스루 진료소 같은 현장발 착상이 반드시 그 직관을 논증으로 풀어낼 수 있는 사람에게서 나온다는 보장은 없다. 문항 수를 제한하고, 분량이 아니라 검증 가능성을 채점하고, 문답 자체가 장벽인 제안자에게 음성과 대면 경로를 여는 것이 현재의 완화책이며, 어느 것도 이 반론을 논파하지 못한다. 3부에서 다루는 표현력 편향 문제의 철학적 원천이 여기다.</w:t>
+      </w:r>
+    </w:p>
+    <w:p>
+      <w:pPr>
+        <w:keepNext/>
+        <w:keepLines/>
+        <w:spacing w:after="180" w:before="380" w:line="360" w:lineRule="exact"/>
+      </w:pPr>
+      <w:r>
+        <w:rPr>
+          <w:rFonts w:ascii="맑은 고딕" w:hAnsi="맑은 고딕" w:eastAsia="맑은 고딕"/>
+          <w:b/>
+          <w:color w:val="000000"/>
+          <w:sz w:val="24"/>
+        </w:rPr>
+        <w:t>7. 운영 원리 ② — 서로 다른 층위를 합산하지 않는다</w:t>
+      </w:r>
+    </w:p>
+    <w:p>
+      <w:pPr>
+        <w:keepLines/>
+        <w:spacing w:after="180" w:before="0" w:line="360" w:lineRule="exact"/>
+        <w:ind w:firstLine="283"/>
+      </w:pPr>
+      <w:r>
+        <w:rPr>
+          <w:rFonts w:ascii="맑은 고딕" w:hAnsi="맑은 고딕" w:eastAsia="맑은 고딕"/>
+          <w:b w:val="0"/>
+          <w:color w:val="000000"/>
+          <w:sz w:val="22"/>
+        </w:rPr>
+        <w:t>정책 제안 하나 안에는 타당성 조건이 서로 다른 층위가 공존한다. 실행 가능성과 자원 구조는 비교적 판정하기 쉽고, 문제를 새롭게 정의하는 부분은 그렇지 않으며, 등록과 재산권 부여라는 귀결은 또 다른 종류의 판단을 요구한다. 이 층위들을 하나의 숫자로 합치는 순간 서로 다른 조건을 가진 판단들이 구별 불가능하게 뒤섞인다.</w:t>
       </w:r>
     </w:p>
     <w:tbl>
@@ -692,13 +1879,13 @@
     <w:p>
       <w:pPr>
         <w:keepLines/>
-        <w:spacing w:after="200" w:before="0" w:line="380" w:lineRule="exact"/>
+        <w:spacing w:after="200" w:before="0" w:line="360" w:lineRule="exact"/>
       </w:pPr>
     </w:p>
     <w:p>
       <w:pPr>
         <w:keepLines/>
-        <w:spacing w:after="180" w:before="0" w:line="380" w:lineRule="exact"/>
+        <w:spacing w:after="180" w:before="0" w:line="360" w:lineRule="exact"/>
         <w:ind w:firstLine="283"/>
       </w:pPr>
       <w:r>
@@ -708,13 +1895,13 @@
           <w:color w:val="000000"/>
           <w:sz w:val="22"/>
         </w:rPr>
-        <w:t>말을 잘하는 것과 실제로 새로운 것은 별개이기 때문이다. 잘 설명했다는 이유로 진부한 제안이 독창적이 되어서는 안 되고, 새롭다는 이유로 근거 없는 제안이 방어되었다고 인정되어서도 안 된다. 하나의 종합점수로 합치면 두 성질이 서로를 가린다.</w:t>
+        <w:t>말을 잘하는 것과 실제로 새로운 것은 별개이기 때문이다. 잘 설명했다는 이유로 진부한 제안이 독창적이 되어서는 안 되고, 새롭다는 이유로 근거 없는 제안이 방어되었다고 인정되어서도 안 된다.</w:t>
       </w:r>
     </w:p>
     <w:p>
       <w:pPr>
         <w:keepLines/>
-        <w:spacing w:after="180" w:before="0" w:line="380" w:lineRule="exact"/>
+        <w:spacing w:after="180" w:before="0" w:line="360" w:lineRule="exact"/>
         <w:ind w:firstLine="283"/>
       </w:pPr>
       <w:r>
@@ -742,13 +1929,13 @@
           <w:color w:val="000000"/>
           <w:sz w:val="22"/>
         </w:rPr>
-        <w:t>를 재는 것이다. 해당 항목들은 모두 '제안자가 말했는가'를 묻지 '실제로 새로운가'를 묻지 않는다. 실제로 새로운지는 축 B 가 데이터 조회로 판정한다.</w:t>
+        <w:t>를 재는 것이다. 해당 항목들은 모두 '제안자가 말했는가'를 묻지 '실제로 새로운가'를 묻지 않는다. 실제로 새로운지는 축 B 가 데이터 조회로 판정한다. 순위가 필요하면 방어력 점수만으로 매기되 선례 위치는 별도 표시로 병기하며, 둘을 가중 합산한 총점은 만들지 않는다.</w:t>
       </w:r>
     </w:p>
     <w:p>
       <w:pPr>
         <w:keepLines/>
-        <w:spacing w:after="180" w:before="0" w:line="380" w:lineRule="exact"/>
+        <w:spacing w:after="180" w:before="0" w:line="360" w:lineRule="exact"/>
         <w:ind w:firstLine="283"/>
       </w:pPr>
       <w:r>
@@ -1114,13 +2301,13 @@
     <w:p>
       <w:pPr>
         <w:keepLines/>
-        <w:spacing w:after="200" w:before="0" w:line="380" w:lineRule="exact"/>
+        <w:spacing w:after="200" w:before="0" w:line="360" w:lineRule="exact"/>
       </w:pPr>
     </w:p>
     <w:p>
       <w:pPr>
         <w:keepLines/>
-        <w:spacing w:after="180" w:before="0" w:line="380" w:lineRule="exact"/>
+        <w:spacing w:after="180" w:before="0" w:line="360" w:lineRule="exact"/>
         <w:ind w:firstLine="283"/>
       </w:pPr>
       <w:r>
@@ -1137,7 +2324,7 @@
       <w:pPr>
         <w:keepNext/>
         <w:keepLines/>
-        <w:spacing w:after="180" w:before="380" w:line="380" w:lineRule="exact"/>
+        <w:spacing w:after="180" w:before="380" w:line="360" w:lineRule="exact"/>
       </w:pPr>
       <w:r>
         <w:rPr>
@@ -1146,13 +2333,13 @@
           <w:color w:val="000000"/>
           <w:sz w:val="24"/>
         </w:rPr>
-        <w:t>5. 운영 원리 ③ — 한 번 재지 않고 두 번 잰다</w:t>
+        <w:t>8. 운영 원리 ③ — 한 번 재지 않고, 판단과 계산을 나눈다</w:t>
       </w:r>
     </w:p>
     <w:p>
       <w:pPr>
         <w:keepLines/>
-        <w:spacing w:after="180" w:before="0" w:line="380" w:lineRule="exact"/>
+        <w:spacing w:after="180" w:before="0" w:line="360" w:lineRule="exact"/>
         <w:ind w:firstLine="283"/>
       </w:pPr>
       <w:r>
@@ -1168,7 +2355,7 @@
     <w:p>
       <w:pPr>
         <w:keepLines/>
-        <w:spacing w:after="180" w:before="0" w:line="380" w:lineRule="exact"/>
+        <w:spacing w:after="180" w:before="0" w:line="360" w:lineRule="exact"/>
         <w:ind w:firstLine="283"/>
       </w:pPr>
       <w:r>
@@ -1202,7 +2389,7 @@
     <w:p>
       <w:pPr>
         <w:keepLines/>
-        <w:spacing w:after="180" w:before="0" w:line="380" w:lineRule="exact"/>
+        <w:spacing w:after="180" w:before="0" w:line="360" w:lineRule="exact"/>
         <w:ind w:firstLine="283"/>
       </w:pPr>
       <w:r>
@@ -1218,7 +2405,23 @@
     <w:p>
       <w:pPr>
         <w:keepLines/>
-        <w:spacing w:after="180" w:before="0" w:line="380" w:lineRule="exact"/>
+        <w:spacing w:after="180" w:before="0" w:line="360" w:lineRule="exact"/>
+        <w:ind w:firstLine="283"/>
+      </w:pPr>
+      <w:r>
+        <w:rPr>
+          <w:rFonts w:ascii="맑은 고딕" w:hAnsi="맑은 고딕" w:eastAsia="맑은 고딕"/>
+          <w:b w:val="0"/>
+          <w:color w:val="000000"/>
+          <w:sz w:val="22"/>
+        </w:rPr>
+        <w:t>판단과 계산도 나눈다. 언어모델은 판단에 쓰고 산술에는 쓰지 않는다. 가중 평균, 환산, 구간 판정은 코드가 수행한다. 결과가 이상할 때 판단이 잘못됐는지 계산이 잘못됐는지가 즉시 구분되기 때문이다. 다만 이 분리가 확보하는 재현성은 산술의 재현성에 한정된다. 판단 자체의 재현성은 이 원리로 해결되지 않으며, 둘을 혼동하면 '계산을 코드로 옮겼으니 판정이 재현된다'는 잘못된 안심에 이른다.</w:t>
+      </w:r>
+    </w:p>
+    <w:p>
+      <w:pPr>
+        <w:keepLines/>
+        <w:spacing w:after="180" w:before="0" w:line="360" w:lineRule="exact"/>
         <w:ind w:firstLine="283"/>
       </w:pPr>
       <w:r>
@@ -1253,7 +2456,7 @@
       <w:pPr>
         <w:keepNext/>
         <w:keepLines/>
-        <w:spacing w:after="180" w:before="380" w:line="380" w:lineRule="exact"/>
+        <w:spacing w:after="180" w:before="380" w:line="360" w:lineRule="exact"/>
       </w:pPr>
       <w:r>
         <w:rPr>
@@ -1262,13 +2465,13 @@
           <w:color w:val="000000"/>
           <w:sz w:val="24"/>
         </w:rPr>
-        <w:t>6. 운영 원리 ④ — 찾은 범위까지만 말한다</w:t>
+        <w:t>9. 운영 원리 ④ — 찾은 범위까지만 말한다</w:t>
       </w:r>
     </w:p>
     <w:p>
       <w:pPr>
         <w:keepLines/>
-        <w:spacing w:after="180" w:before="0" w:line="380" w:lineRule="exact"/>
+        <w:spacing w:after="180" w:before="0" w:line="360" w:lineRule="exact"/>
         <w:ind w:firstLine="283"/>
       </w:pPr>
       <w:r>
@@ -1278,13 +2481,13 @@
           <w:color w:val="000000"/>
           <w:sz w:val="22"/>
         </w:rPr>
-        <w:t>판정의 절제가 마지막 원리다. 이 체계는 결론을 강하게 내는 쪽이 아니라 약하게 내는 쪽으로 설계되어 있다.</w:t>
+        <w:t>증거론의 중심에 놓인 원리다. '있다'는 하나의 사례로 입증되지만 '없다'는 전수 조사를 요구하며, 대화 판정에서도 조회 판정에서도 전수 조사는 불가능하다. 그래서 존재 주장과 부재 주장을 비대칭으로 다룬다. 확신이 서지 않으면 판정을 유보한다. 여기서의 과잉 확신이 없는 사업명을 지어내는 유일한 발생 경로다.</w:t>
       </w:r>
     </w:p>
     <w:p>
       <w:pPr>
         <w:keepLines/>
-        <w:spacing w:after="180" w:before="0" w:line="380" w:lineRule="exact"/>
+        <w:spacing w:after="180" w:before="0" w:line="360" w:lineRule="exact"/>
         <w:ind w:firstLine="283"/>
       </w:pPr>
       <w:r>
@@ -1294,13 +2497,13 @@
           <w:color w:val="000000"/>
           <w:sz w:val="22"/>
         </w:rPr>
-        <w:t>근거는 두 등급으로 나뉜다. 실제 조회로 확인된 것이 A급, 모델 지식에서 온 것이 B급이다. 담당자는 A급만 그대로 인용하고 B급은 '확인해 보라'는 지침으로 받는다. 존재하지 않는 사업명이 공문서에 실리는 경로를 막는 장치다. A급 안에도 층이 있다. 재정과 의안은 국가가 편성하고 의결한 기록이라 존재와 내용이 함께 확인되지만, 해외 사례는 각국이 스스로 신고한 것이라 존재만 확인되고 성과는 검증되지 않는다. '이런 제도를 시행한 나라가 있다'까지가 A급이고 '그 제도가 효과가 있었다'는 A급이 아니다.</w:t>
+        <w:t>근거는 두 등급으로 나뉜다. 실제 조회로 확인된 것이 A급, 모델 지식에서 온 것이 B급이다. 담당자는 A급만 그대로 인용하고 B급은 '확인해 보라'는 지침으로 받는다. A급 안에도 층이 있다. 재정과 의안은 국가가 편성하고 의결한 기록이라 존재와 내용이 함께 확인되지만, 해외 사례는 각국이 스스로 신고한 것이라 존재만 확인되고 성과는 검증되지 않는다. '이런 제도를 시행한 나라가 있다'까지가 A급이고 '그 제도가 효과가 있었다'는 A급이 아니다.</w:t>
       </w:r>
     </w:p>
     <w:p>
       <w:pPr>
         <w:keepLines/>
-        <w:spacing w:after="180" w:before="0" w:line="380" w:lineRule="exact"/>
+        <w:spacing w:after="180" w:before="0" w:line="360" w:lineRule="exact"/>
         <w:ind w:firstLine="283"/>
       </w:pPr>
       <w:r>
@@ -1328,13 +2531,13 @@
           <w:color w:val="000000"/>
           <w:sz w:val="22"/>
         </w:rPr>
-        <w:t xml:space="preserve"> 을 따로 기록한다. 앞의 둘은 판정 근거로 쓰이지 않으며, 하나라도 있으면 확신도를 '상'으로 올리지 않는다.</w:t>
+        <w:t xml:space="preserve"> 을 따로 기록한다. 앞의 둘은 판정 근거로 쓰이지 않으며, 하나라도 있으면 확신도를 '상'으로 올리지 않는다. 5장에서 말한 외생 정박이 이것이다.</w:t>
       </w:r>
     </w:p>
     <w:p>
       <w:pPr>
         <w:keepLines/>
-        <w:spacing w:after="180" w:before="0" w:line="380" w:lineRule="exact"/>
+        <w:spacing w:after="180" w:before="0" w:line="360" w:lineRule="exact"/>
         <w:ind w:firstLine="283"/>
       </w:pPr>
       <w:r>
@@ -1344,7 +2547,23 @@
           <w:color w:val="000000"/>
           <w:sz w:val="22"/>
         </w:rPr>
-        <w:t xml:space="preserve">산출물의 형식도 같은 태도를 따른다. 두 축을 교차한 네 칸은 순위가 아니라 처방이다. '기존 사업 개선으로 재포지셔닝'은 '추진'보다 못한 판정이 아니라 다른 경로를 가리킨다. 확신도가 모자라 결론을 내지 못한 건은 네 칸 가운데 어디에도 놓지 않고 표시 자체를 생략한다. 모르는 것을 위치로 배치하면 아는 것처럼 보이기 때문이다. 최종 산출은 결정이 아니라 </w:t>
+        <w:t>체계가 자신의 판정을 무효화할 수 있어야 한다는 원리도 여기서 나온다. 질문자가 답변 예시를 주거나 평가적 단정을 하면 그 세션은 다른 세션과 비교할 수 없게 되고, 판정 근거가 부족하면 판정유보가 산출된다. 판정유보는 '창의적이지 않다'와 다르며, 둘을 형식적으로 구분해야 기록 부족이 부정적 판정으로 잘못 바뀌지 않는다. 재료를 만들지 못했음을 스스로 말할 수 있는 체계만이 재료 제공자로 신뢰될 수 있다.</w:t>
+      </w:r>
+    </w:p>
+    <w:p>
+      <w:pPr>
+        <w:keepLines/>
+        <w:spacing w:after="180" w:before="0" w:line="360" w:lineRule="exact"/>
+        <w:ind w:firstLine="283"/>
+      </w:pPr>
+      <w:r>
+        <w:rPr>
+          <w:rFonts w:ascii="맑은 고딕" w:hAnsi="맑은 고딕" w:eastAsia="맑은 고딕"/>
+          <w:b w:val="0"/>
+          <w:color w:val="000000"/>
+          <w:sz w:val="22"/>
+        </w:rPr>
+        <w:t xml:space="preserve">산출물의 형식도 같은 태도를 따른다. 두 축을 교차한 네 칸은 순위가 아니라 처방이다. '기존 사업 개선으로 재포지셔닝'은 '추진'보다 못한 판정이 아니라 다른 경로를 가리킨다. 확신도가 모자라 결론을 내지 못한 건은 어느 칸에도 놓지 않고 표시 자체를 생략한다. 한계 고지는 부록이 아니라 산출물 본문에 둔다. 읽지 않을 곳에 둔 고지는 고지하지 않은 것과 같기 때문이다. 최종 산출은 결정이 아니라 </w:t>
       </w:r>
       <w:r>
         <w:rPr>
@@ -1369,7 +2588,7 @@
       <w:pPr>
         <w:keepNext/>
         <w:keepLines/>
-        <w:spacing w:after="180" w:before="380" w:line="380" w:lineRule="exact"/>
+        <w:spacing w:after="180" w:before="380" w:line="360" w:lineRule="exact"/>
       </w:pPr>
       <w:r>
         <w:rPr>
@@ -1378,13 +2597,13 @@
           <w:color w:val="000000"/>
           <w:sz w:val="24"/>
         </w:rPr>
-        <w:t>7. 원리가 성립하기 위해 확인되어야 할 것</w:t>
+        <w:t>10. 원리가 성립하기 위해 확인되어야 할 것</w:t>
       </w:r>
     </w:p>
     <w:p>
       <w:pPr>
         <w:keepLines/>
-        <w:spacing w:after="180" w:before="0" w:line="380" w:lineRule="exact"/>
+        <w:spacing w:after="180" w:before="0" w:line="360" w:lineRule="exact"/>
         <w:ind w:firstLine="283"/>
       </w:pPr>
       <w:r>
@@ -1484,7 +2703,7 @@
                 <w:color w:val="000000"/>
                 <w:sz w:val="20"/>
               </w:rPr>
-              <w:t>대화가 질의어를 만든다</w:t>
+              <w:t>대화가 평가 대상을 만든다</w:t>
             </w:r>
           </w:p>
         </w:tc>
@@ -1519,7 +2738,7 @@
                 <w:color w:val="000000"/>
                 <w:sz w:val="20"/>
               </w:rPr>
-              <w:t>실제로 나은 조회를 만들어 내는가</w:t>
+              <w:t>실제로 나은 판정 재료를 만들어 내는가</w:t>
             </w:r>
           </w:p>
         </w:tc>
@@ -1544,7 +2763,7 @@
                 <w:color w:val="000000"/>
                 <w:sz w:val="20"/>
               </w:rPr>
-              <w:t>두 축을 합치지 않는다</w:t>
+              <w:t>층위를 합산하지 않는다</w:t>
             </w:r>
           </w:p>
         </w:tc>
@@ -1753,13 +2972,13 @@
     <w:p>
       <w:pPr>
         <w:keepLines/>
-        <w:spacing w:after="200" w:before="0" w:line="380" w:lineRule="exact"/>
+        <w:spacing w:after="200" w:before="0" w:line="360" w:lineRule="exact"/>
       </w:pPr>
     </w:p>
     <w:p>
       <w:pPr>
         <w:keepLines/>
-        <w:spacing w:after="180" w:before="0" w:line="380" w:lineRule="exact"/>
+        <w:spacing w:after="180" w:before="0" w:line="360" w:lineRule="exact"/>
         <w:ind w:firstLine="283"/>
       </w:pPr>
       <w:r>
@@ -1793,7 +3012,7 @@
     <w:p>
       <w:pPr>
         <w:keepLines/>
-        <w:spacing w:after="180" w:before="0" w:line="380" w:lineRule="exact"/>
+        <w:spacing w:after="180" w:before="0" w:line="360" w:lineRule="exact"/>
         <w:ind w:firstLine="283"/>
       </w:pPr>
       <w:r>
@@ -1803,15 +3022,31 @@
           <w:color w:val="000000"/>
           <w:sz w:val="22"/>
         </w:rPr>
-        <w:t>3부에서 다루는 일들이 바로 이 조건들을 확인하는 작업이다. 그 전에 그 작업에 필요한 역량이 무엇인지를 먼저 적는다.</w:t>
+        <w:t>제도 쪽에도 미결이 남아 있다. 평가 대상이 사람인지 산출물인지가 그중 하나다. 선언은 산출물이지만 구현은 제안자의 응답 수행을 재며, 이 불일치가 정리되지 않으면 생성형 도구 사용 정책도 결정되지 않는다. 채점 규칙을 공개하면 전략적 대응이 늘고 비공개하면 절차적 정당성이 훼손된다는 상충도 답이 없는 채로 있다.</w:t>
       </w:r>
     </w:p>
     <w:p>
       <w:pPr>
+        <w:keepLines/>
+        <w:spacing w:after="180" w:before="0" w:line="360" w:lineRule="exact"/>
+        <w:ind w:firstLine="283"/>
+      </w:pPr>
+      <w:r>
+        <w:rPr>
+          <w:rFonts w:ascii="맑은 고딕" w:hAnsi="맑은 고딕" w:eastAsia="맑은 고딕"/>
+          <w:b w:val="0"/>
+          <w:color w:val="000000"/>
+          <w:sz w:val="22"/>
+        </w:rPr>
+        <w:t>3부에서 다루는 일들이 이 조건과 미결을 확인하는 작업이다. 그 전에 그 작업에 필요한 역량을 먼저 적는다.</w:t>
+      </w:r>
+    </w:p>
+    <w:p>
+      <w:pPr>
         <w:keepNext/>
         <w:keepLines/>
         <w:pageBreakBefore/>
-        <w:spacing w:after="80" w:before="0" w:line="380" w:lineRule="exact"/>
+        <w:spacing w:after="80" w:before="0" w:line="360" w:lineRule="exact"/>
       </w:pPr>
       <w:r>
         <w:rPr>
@@ -1826,7 +3061,7 @@
     <w:p>
       <w:pPr>
         <w:keepLines/>
-        <w:spacing w:after="180" w:before="0" w:line="380" w:lineRule="exact"/>
+        <w:spacing w:after="180" w:before="0" w:line="360" w:lineRule="exact"/>
         <w:ind w:firstLine="283"/>
       </w:pPr>
       <w:r>
@@ -1843,7 +3078,7 @@
       <w:pPr>
         <w:keepNext/>
         <w:keepLines/>
-        <w:spacing w:after="180" w:before="380" w:line="380" w:lineRule="exact"/>
+        <w:spacing w:after="180" w:before="380" w:line="360" w:lineRule="exact"/>
       </w:pPr>
       <w:r>
         <w:rPr>
@@ -1852,13 +3087,13 @@
           <w:color w:val="000000"/>
           <w:sz w:val="24"/>
         </w:rPr>
-        <w:t>8. 경제학 — 평가 체계는 배분 장치다</w:t>
+        <w:t>11. 경제학 — 평가 체계는 배분 장치다</w:t>
       </w:r>
     </w:p>
     <w:p>
       <w:pPr>
         <w:keepLines/>
-        <w:spacing w:after="180" w:before="0" w:line="380" w:lineRule="exact"/>
+        <w:spacing w:after="180" w:before="0" w:line="360" w:lineRule="exact"/>
         <w:ind w:firstLine="283"/>
       </w:pPr>
       <w:r>
@@ -1874,7 +3109,7 @@
     <w:p>
       <w:pPr>
         <w:keepLines/>
-        <w:spacing w:after="180" w:before="0" w:line="380" w:lineRule="exact"/>
+        <w:spacing w:after="180" w:before="0" w:line="360" w:lineRule="exact"/>
         <w:ind w:firstLine="283"/>
       </w:pPr>
       <w:r>
@@ -1884,15 +3119,17 @@
           <w:color w:val="000000"/>
           <w:sz w:val="22"/>
         </w:rPr>
-        <w:t>특히 유인의 계산이 필요하다. 채점 기준이 공개되면 제안자는 그 기준에 맞춰 쓴다. 항목을 나열하면 점수가 오르는 채점표는 나열하는 법을 아는 사람에게 유리한 채점표이고, 그 결과 점수는 제안의 질이 아니라 작성 요령을 재게 된다. 기준을 짤 때 이 반응을 미리 계산해 넣지 않으면 채점표는 쓰이기 시작한 순간부터 낡는다.</w:t>
+        <w:t xml:space="preserve">2장에서 적은 두 겹의 정당성 가운데 앞의 것은 성장론의 명제다. 창의적 아이디어는 외부성이 크지만 쉽게 모방되므로 사적 유인이 사회적 최적에 못 미친다는 것, 그래서 공적 구매로 외부성을 내부화한다는 것. 이 논리를 그대로 잇는 관찰이 하나 있다. 생성형 도구가 아이디어의 생산 비용을 낮추는 만큼 아이디어의 가치를 식별하는 비용은 그대로 남는다면, </w:t>
       </w:r>
-    </w:p>
-    <w:p>
-      <w:pPr>
-        <w:keepLines/>
-        <w:spacing w:after="180" w:before="0" w:line="380" w:lineRule="exact"/>
-        <w:ind w:firstLine="283"/>
-      </w:pPr>
+      <w:r>
+        <w:rPr>
+          <w:rFonts w:ascii="맑은 고딕" w:hAnsi="맑은 고딕" w:eastAsia="맑은 고딕"/>
+          <w:b/>
+          <w:color w:val="000000"/>
+          <w:sz w:val="22"/>
+        </w:rPr>
+        <w:t>병목은 생산이 아니라 식별에 생긴다</w:t>
+      </w:r>
       <w:r>
         <w:rPr>
           <w:rFonts w:ascii="맑은 고딕" w:hAnsi="맑은 고딕" w:eastAsia="맑은 고딕"/>
@@ -1900,13 +3137,13 @@
           <w:color w:val="000000"/>
           <w:sz w:val="22"/>
         </w:rPr>
-        <w:t>오차의 비용을 비대칭으로 다루는 습관도 여기서 온다. 나쁜 제안을 통과시킨 오류와 좋은 제안을 버린 오류는 값이 다르고, 뒤의 것은 관측조차 되지 않는다. 4부에서 이 비대칭을 성장의 문제로 다시 다룬다.</w:t>
+        <w:t>. 4부 전체가 이 관찰을 확장한 것이다.</w:t>
       </w:r>
     </w:p>
     <w:p>
       <w:pPr>
         <w:keepLines/>
-        <w:spacing w:after="180" w:before="0" w:line="380" w:lineRule="exact"/>
+        <w:spacing w:after="180" w:before="0" w:line="360" w:lineRule="exact"/>
         <w:ind w:firstLine="283"/>
       </w:pPr>
       <w:r>
@@ -1916,14 +3153,30 @@
           <w:color w:val="000000"/>
           <w:sz w:val="22"/>
         </w:rPr>
-        <w:t>선별의 값어치를 수치로 말하려면 결국 계산이 있어야 한다. 판정 이력이 다음 판정을 얼마나 싸게 만드는지는 말로 주장할 수 있는 종류의 것이 아니다.</w:t>
+        <w:t>유인의 계산도 필요하다. 채점 기준이 공개되면 제안자는 그 기준에 맞춰 쓴다. 항목을 나열하면 점수가 오르는 채점표는 나열하는 법을 아는 사람에게 유리한 채점표이고, 그 결과 점수는 제안의 질이 아니라 작성 요령을 재게 된다. 기준을 짤 때 이 반응을 미리 계산해 넣지 않으면 채점표는 쓰이기 시작한 순간부터 낡는다.</w:t>
       </w:r>
     </w:p>
     <w:p>
       <w:pPr>
+        <w:keepLines/>
+        <w:spacing w:after="180" w:before="0" w:line="360" w:lineRule="exact"/>
+        <w:ind w:firstLine="283"/>
+      </w:pPr>
+      <w:r>
+        <w:rPr>
+          <w:rFonts w:ascii="맑은 고딕" w:hAnsi="맑은 고딕" w:eastAsia="맑은 고딕"/>
+          <w:b w:val="0"/>
+          <w:color w:val="000000"/>
+          <w:sz w:val="22"/>
+        </w:rPr>
+        <w:t>오차의 비용을 비대칭으로 다루는 습관도 여기서 온다. 나쁜 제안을 통과시킨 오류와 좋은 제안을 버린 오류는 값이 다르고, 뒤의 것은 관측조차 되지 않는다. 그리고 선별의 값어치를 수치로 말하려면 결국 계산이 있어야 한다. 판정 이력이 다음 판정을 얼마나 싸게 만드는지는 말로 주장할 수 있는 종류의 것이 아니다.</w:t>
+      </w:r>
+    </w:p>
+    <w:p>
+      <w:pPr>
         <w:keepNext/>
         <w:keepLines/>
-        <w:spacing w:after="180" w:before="380" w:line="380" w:lineRule="exact"/>
+        <w:spacing w:after="180" w:before="380" w:line="360" w:lineRule="exact"/>
       </w:pPr>
       <w:r>
         <w:rPr>
@@ -1932,13 +3185,13 @@
           <w:color w:val="000000"/>
           <w:sz w:val="24"/>
         </w:rPr>
-        <w:t>9. 프로그래밍 — 설계를 돌려 봐야 드러나는 것</w:t>
+        <w:t>12. 프로그래밍 — 설계를 돌려 봐야 드러나는 것</w:t>
       </w:r>
     </w:p>
     <w:p>
       <w:pPr>
         <w:keepLines/>
-        <w:spacing w:after="180" w:before="0" w:line="380" w:lineRule="exact"/>
+        <w:spacing w:after="180" w:before="0" w:line="360" w:lineRule="exact"/>
         <w:ind w:firstLine="283"/>
       </w:pPr>
       <w:r>
@@ -1954,7 +3207,7 @@
     <w:p>
       <w:pPr>
         <w:keepLines/>
-        <w:spacing w:after="180" w:before="0" w:line="380" w:lineRule="exact"/>
+        <w:spacing w:after="180" w:before="0" w:line="360" w:lineRule="exact"/>
         <w:ind w:firstLine="283"/>
       </w:pPr>
       <w:r>
@@ -1970,7 +3223,7 @@
     <w:p>
       <w:pPr>
         <w:keepLines/>
-        <w:spacing w:after="180" w:before="0" w:line="380" w:lineRule="exact"/>
+        <w:spacing w:after="180" w:before="0" w:line="360" w:lineRule="exact"/>
         <w:ind w:firstLine="283"/>
       </w:pPr>
       <w:r>
@@ -1986,7 +3239,7 @@
     <w:p>
       <w:pPr>
         <w:keepLines/>
-        <w:spacing w:after="180" w:before="0" w:line="380" w:lineRule="exact"/>
+        <w:spacing w:after="180" w:before="0" w:line="360" w:lineRule="exact"/>
         <w:ind w:firstLine="283"/>
       </w:pPr>
       <w:r>
@@ -2003,7 +3256,7 @@
       <w:pPr>
         <w:keepNext/>
         <w:keepLines/>
-        <w:spacing w:after="180" w:before="380" w:line="380" w:lineRule="exact"/>
+        <w:spacing w:after="180" w:before="380" w:line="360" w:lineRule="exact"/>
       </w:pPr>
       <w:r>
         <w:rPr>
@@ -2012,13 +3265,13 @@
           <w:color w:val="000000"/>
           <w:sz w:val="24"/>
         </w:rPr>
-        <w:t>10. AI 를 평가 도구로 세우는 일</w:t>
+        <w:t>13. AI 를 평가 도구로 세우는 일</w:t>
       </w:r>
     </w:p>
     <w:p>
       <w:pPr>
         <w:keepLines/>
-        <w:spacing w:after="180" w:before="0" w:line="380" w:lineRule="exact"/>
+        <w:spacing w:after="180" w:before="0" w:line="360" w:lineRule="exact"/>
         <w:ind w:firstLine="283"/>
       </w:pPr>
       <w:r>
@@ -2034,7 +3287,7 @@
     <w:p>
       <w:pPr>
         <w:keepLines/>
-        <w:spacing w:after="180" w:before="0" w:line="380" w:lineRule="exact"/>
+        <w:spacing w:after="180" w:before="0" w:line="360" w:lineRule="exact"/>
         <w:ind w:firstLine="283"/>
       </w:pPr>
       <w:r>
@@ -2050,7 +3303,7 @@
     <w:p>
       <w:pPr>
         <w:keepLines/>
-        <w:spacing w:after="180" w:before="0" w:line="380" w:lineRule="exact"/>
+        <w:spacing w:after="180" w:before="0" w:line="360" w:lineRule="exact"/>
         <w:ind w:firstLine="283"/>
       </w:pPr>
       <w:r>
@@ -2060,13 +3313,13 @@
           <w:color w:val="000000"/>
           <w:sz w:val="22"/>
         </w:rPr>
-        <w:t>나머지 함정들도 성격이 비슷하다. 같은 입력에 대해 결과가 얼마나 흔들리는지, 형식만 갖춘 답변에 점수가 붙는 경향을 어떻게 막는지, 모델이 지어낸 사업명이 공문서로 새어 나가는 경로를 어디서 끊는지, 역할을 나눈 프롬프트가 실제로 무엇을 차단하고 무엇은 차단하지 못하는지. 이것들은 모델을 바꾼다고 해결되지 않으며, 장치의 구조로 다뤄야 한다.</w:t>
+        <w:t>나머지 함정들도 성격이 비슷하다. 같은 입력에 대해 결과가 얼마나 흔들리는지, 형식만 갖춘 답변에 점수가 붙는 경향을 어떻게 막는지, 모델이 지어낸 사업명이 공문서로 새어 나가는 경로를 어디서 끊는지, 역할을 나눈 지시가 실제로 무엇을 차단하고 무엇은 차단하지 못하는지. 기계 판정에 지나치게 호의적으로 매기는 편향이 알려져 있다는 점도 같은 목록에 속한다. 이것들은 모델을 바꾼다고 해결되지 않으며, 장치의 구조로 다뤄야 한다.</w:t>
       </w:r>
     </w:p>
     <w:p>
       <w:pPr>
         <w:keepLines/>
-        <w:spacing w:after="180" w:before="0" w:line="380" w:lineRule="exact"/>
+        <w:spacing w:after="180" w:before="0" w:line="360" w:lineRule="exact"/>
         <w:ind w:firstLine="283"/>
       </w:pPr>
       <w:r>
@@ -2076,14 +3329,14 @@
           <w:color w:val="000000"/>
           <w:sz w:val="22"/>
         </w:rPr>
-        <w:t>1부의 원리들이 대부분 이 목록에 대한 대응이라는 점을 짚어 둘 만하다. 두 번 채점하는 것, 근거를 등급으로 나누는 것, 확신도가 낮으면 칸에 놓지 않는 것은 모두 모델의 알려진 실패 방식을 겨냥한 장치다. 따라서 이 체계를 다듬는 일은 새 기능을 얹는 일이라기보다 장치가 겨냥한 실패가 실제로 막혔는지를 재는 일에 가깝다.</w:t>
+        <w:t>1부의 원리들이 대부분 이 목록에 대한 대응이라는 점을 짚어 둘 만하다. 정확도 대신 보정도를 목표로 삼은 것, 확신도를 외부 조건에 정박시킨 것, 판단과 계산을 나눈 것, 판정유보를 값으로 둔 것은 모두 모델의 알려진 실패 방식을 겨냥한 장치다. 따라서 이 체계를 다듬는 일은 새 기능을 얹는 일이라기 보다 장치가 겨냥한 실패가 실제로 막혔는지를 재는 일에 가깝다.</w:t>
       </w:r>
     </w:p>
     <w:p>
       <w:pPr>
         <w:keepNext/>
         <w:keepLines/>
-        <w:spacing w:after="180" w:before="380" w:line="380" w:lineRule="exact"/>
+        <w:spacing w:after="180" w:before="380" w:line="360" w:lineRule="exact"/>
       </w:pPr>
       <w:r>
         <w:rPr>
@@ -2092,13 +3345,13 @@
           <w:color w:val="000000"/>
           <w:sz w:val="24"/>
         </w:rPr>
-        <w:t>11. 무엇을 새롭다고 할 것인가 — 인문학 쪽의 지식</w:t>
+        <w:t>14. 무엇을 새롭다고 할 것인가 — 인문학 쪽의 지식</w:t>
       </w:r>
     </w:p>
     <w:p>
       <w:pPr>
         <w:keepLines/>
-        <w:spacing w:after="180" w:before="0" w:line="380" w:lineRule="exact"/>
+        <w:spacing w:after="180" w:before="0" w:line="360" w:lineRule="exact"/>
         <w:ind w:firstLine="283"/>
       </w:pPr>
       <w:r>
@@ -2114,7 +3367,7 @@
     <w:p>
       <w:pPr>
         <w:keepLines/>
-        <w:spacing w:after="180" w:before="0" w:line="380" w:lineRule="exact"/>
+        <w:spacing w:after="180" w:before="0" w:line="360" w:lineRule="exact"/>
         <w:ind w:firstLine="283"/>
       </w:pPr>
       <w:r>
@@ -2130,7 +3383,7 @@
     <w:p>
       <w:pPr>
         <w:keepLines/>
-        <w:spacing w:after="180" w:before="0" w:line="380" w:lineRule="exact"/>
+        <w:spacing w:after="180" w:before="0" w:line="360" w:lineRule="exact"/>
         <w:ind w:firstLine="283"/>
       </w:pPr>
       <w:r>
@@ -2140,13 +3393,45 @@
           <w:color w:val="000000"/>
           <w:sz w:val="22"/>
         </w:rPr>
-        <w:t>텍스트를 읽는 훈련도 직접 쓰인다. 제안문에서 무엇이 실제 주장이고 무엇이 수사인지, 근거를 댄 것인지 근거를 댄 것처럼 쓴 것인지를 가르는 일은 채점표의 항목을 어떻게 적을 것인가와 곧바로 이어진다. 표현력 편향을 줄이려는 시도는 결국 이 구분을 채점 가능한 언어로 옮기는 작업이다.</w:t>
+        <w:t>3장에서 말한 규정 — 창의성을 결과물의 속성이 아니라 사건으로 본다는 것 — 도 이 계열의 작업이다. 이 규정은 『AI와 예술교육: 창조성을 창조한다』(2025)에서 예술교육을 대상으로 제시한 것이고, 정책 판정으로 옮겨질 때 무엇이 남고 무엇이 달라져야 하는지를 따지는 일이 지금 필요한 작업이다. 미술사라는 느슨한 준거가 정책 시계열 데이터라는 구체적 자료 집합으로 바뀌면 판정의 성격 자체가 달라지기 때문이다.</w:t>
       </w:r>
     </w:p>
     <w:p>
       <w:pPr>
         <w:keepLines/>
-        <w:spacing w:after="180" w:before="0" w:line="380" w:lineRule="exact"/>
+        <w:spacing w:after="180" w:before="0" w:line="360" w:lineRule="exact"/>
+        <w:ind w:firstLine="283"/>
+      </w:pPr>
+      <w:r>
+        <w:rPr>
+          <w:rFonts w:ascii="맑은 고딕" w:hAnsi="맑은 고딕" w:eastAsia="맑은 고딕"/>
+          <w:b w:val="0"/>
+          <w:color w:val="000000"/>
+          <w:sz w:val="22"/>
+        </w:rPr>
+        <w:t>원전을 직접 읽는 훈련도 쓰인다. 6장의 세 제약은 소크라테스라는 이름을 장식으로 붙인 것이 아니라 『테아이테토스』·『고르기아스』·『메논』의 해당 대목에서 규칙으로 옮겨 온 것이며, 그 이전을 확인하려면 원문을 대조해야 한다. 오늘날 언어모델 연구가 소크라테스에게서 형식만 가져가고 제약은 남겨 두었다는 진단도 같은 대조에서 나온다.</w:t>
+      </w:r>
+    </w:p>
+    <w:p>
+      <w:pPr>
+        <w:keepLines/>
+        <w:spacing w:after="180" w:before="0" w:line="360" w:lineRule="exact"/>
+        <w:ind w:firstLine="283"/>
+      </w:pPr>
+      <w:r>
+        <w:rPr>
+          <w:rFonts w:ascii="맑은 고딕" w:hAnsi="맑은 고딕" w:eastAsia="맑은 고딕"/>
+          <w:b w:val="0"/>
+          <w:color w:val="000000"/>
+          <w:sz w:val="22"/>
+        </w:rPr>
+        <w:t>텍스트를 읽는 훈련은 채점표와 직결된다. 제안문에서 무엇이 실제 주장이고 무엇이 수사인지, 근거를 댄 것인지 근거를 댄 것처럼 쓴 것인지를 가르는 일은 채점 항목을 어떻게 적을 것인가와 곧바로 이어진다. 표현력 편향을 줄이려는 시도는 결국 이 구분을 채점 가능한 언어로 옮기는 작업이다.</w:t>
+      </w:r>
+    </w:p>
+    <w:p>
+      <w:pPr>
+        <w:keepLines/>
+        <w:spacing w:after="180" w:before="0" w:line="360" w:lineRule="exact"/>
         <w:ind w:firstLine="283"/>
       </w:pPr>
       <w:r>
@@ -2164,7 +3449,7 @@
         <w:keepNext/>
         <w:keepLines/>
         <w:pageBreakBefore/>
-        <w:spacing w:after="80" w:before="0" w:line="380" w:lineRule="exact"/>
+        <w:spacing w:after="80" w:before="0" w:line="360" w:lineRule="exact"/>
       </w:pPr>
       <w:r>
         <w:rPr>
@@ -2180,7 +3465,7 @@
       <w:pPr>
         <w:keepNext/>
         <w:keepLines/>
-        <w:spacing w:after="180" w:before="380" w:line="380" w:lineRule="exact"/>
+        <w:spacing w:after="180" w:before="380" w:line="360" w:lineRule="exact"/>
       </w:pPr>
       <w:r>
         <w:rPr>
@@ -2189,13 +3474,13 @@
           <w:color w:val="000000"/>
           <w:sz w:val="24"/>
         </w:rPr>
-        <w:t>12. 순환을 끊는 일이 맨 앞에 와야 한다</w:t>
+        <w:t>15. 순환을 끊는 일이 맨 앞에 와야 한다</w:t>
       </w:r>
     </w:p>
     <w:p>
       <w:pPr>
         <w:keepLines/>
-        <w:spacing w:after="180" w:before="0" w:line="380" w:lineRule="exact"/>
+        <w:spacing w:after="180" w:before="0" w:line="360" w:lineRule="exact"/>
         <w:ind w:firstLine="283"/>
       </w:pPr>
       <w:r>
@@ -2205,7 +3490,7 @@
           <w:color w:val="000000"/>
           <w:sz w:val="22"/>
         </w:rPr>
-        <w:t xml:space="preserve">7장에 적은 조건들 가운데 모델 판정과 사람 판정의 대조를 첫 순서에 두어야 한다. 이것이 다른 것보다 중요해서가 아니라, </w:t>
+        <w:t xml:space="preserve">10장에 적은 조건들 가운데 모델 판정과 사람 판정의 대조를 첫 순서에 두어야 한다. 이것이 다른 것보다 중요해서가 아니라, </w:t>
       </w:r>
       <w:r>
         <w:rPr>
@@ -2229,7 +3514,7 @@
     <w:p>
       <w:pPr>
         <w:keepLines/>
-        <w:spacing w:after="180" w:before="0" w:line="380" w:lineRule="exact"/>
+        <w:spacing w:after="180" w:before="0" w:line="360" w:lineRule="exact"/>
         <w:ind w:firstLine="283"/>
       </w:pPr>
       <w:r>
@@ -2245,7 +3530,7 @@
     <w:p>
       <w:pPr>
         <w:keepLines/>
-        <w:spacing w:after="180" w:before="0" w:line="380" w:lineRule="exact"/>
+        <w:spacing w:after="180" w:before="0" w:line="360" w:lineRule="exact"/>
         <w:ind w:firstLine="283"/>
       </w:pPr>
       <w:r>
@@ -2262,7 +3547,7 @@
       <w:pPr>
         <w:keepNext/>
         <w:keepLines/>
-        <w:spacing w:after="180" w:before="380" w:line="380" w:lineRule="exact"/>
+        <w:spacing w:after="180" w:before="380" w:line="360" w:lineRule="exact"/>
       </w:pPr>
       <w:r>
         <w:rPr>
@@ -2271,13 +3556,13 @@
           <w:color w:val="000000"/>
           <w:sz w:val="24"/>
         </w:rPr>
-        <w:t>13. 중간대 — 값어치가 전부 여기 있다</w:t>
+        <w:t>16. 중간대 — 값어치가 전부 여기 있다</w:t>
       </w:r>
     </w:p>
     <w:p>
       <w:pPr>
         <w:keepLines/>
-        <w:spacing w:after="180" w:before="0" w:line="380" w:lineRule="exact"/>
+        <w:spacing w:after="180" w:before="0" w:line="360" w:lineRule="exact"/>
         <w:ind w:firstLine="283"/>
       </w:pPr>
       <w:r>
@@ -2293,7 +3578,7 @@
     <w:p>
       <w:pPr>
         <w:keepLines/>
-        <w:spacing w:after="180" w:before="0" w:line="380" w:lineRule="exact"/>
+        <w:spacing w:after="180" w:before="0" w:line="360" w:lineRule="exact"/>
         <w:ind w:firstLine="283"/>
       </w:pPr>
       <w:r>
@@ -2309,7 +3594,7 @@
     <w:p>
       <w:pPr>
         <w:keepLines/>
-        <w:spacing w:after="180" w:before="0" w:line="380" w:lineRule="exact"/>
+        <w:spacing w:after="180" w:before="0" w:line="360" w:lineRule="exact"/>
         <w:ind w:firstLine="283"/>
       </w:pPr>
       <w:r>
@@ -2344,7 +3629,7 @@
       <w:pPr>
         <w:keepNext/>
         <w:keepLines/>
-        <w:spacing w:after="180" w:before="380" w:line="380" w:lineRule="exact"/>
+        <w:spacing w:after="180" w:before="380" w:line="360" w:lineRule="exact"/>
       </w:pPr>
       <w:r>
         <w:rPr>
@@ -2353,13 +3638,13 @@
           <w:color w:val="000000"/>
           <w:sz w:val="24"/>
         </w:rPr>
-        <w:t>14. 재현성 측정과 채점 항목 개편은 묶어야 한다</w:t>
+        <w:t>17. 재현성 측정과 채점 항목 개편은 묶어야 한다</w:t>
       </w:r>
     </w:p>
     <w:p>
       <w:pPr>
         <w:keepLines/>
-        <w:spacing w:after="180" w:before="0" w:line="380" w:lineRule="exact"/>
+        <w:spacing w:after="180" w:before="0" w:line="360" w:lineRule="exact"/>
         <w:ind w:firstLine="283"/>
       </w:pPr>
       <w:r>
@@ -2369,13 +3654,13 @@
           <w:color w:val="000000"/>
           <w:sz w:val="22"/>
         </w:rPr>
-        <w:t>체크리스트에 구체성 요건을 넣어 항목을 나열만 해도 점수를 얻는 일을 막는 작업이 있다. 언뜻 채점 정밀도를 높이는 기술적 개선으로 보이지만, 실은 표현력 격차가 생기는 지점을 직접 건드리는 일이다.</w:t>
+        <w:t>체크리스트에 구체성 요건을 넣어 항목을 나열만 해도 점수를 얻는 일을 막는 작업이 있다. 언뜻 채점 정밀도를 높이는 기술적 개선으로 보이지만, 실은 표현력 격차가 생기는 지점을 직접 건드리는 일이다. 6장에서 적은 니체의 반론이 실무로 내려오는 자리가 여기다.</w:t>
       </w:r>
     </w:p>
     <w:p>
       <w:pPr>
         <w:keepLines/>
-        <w:spacing w:after="180" w:before="0" w:line="380" w:lineRule="exact"/>
+        <w:spacing w:after="180" w:before="0" w:line="360" w:lineRule="exact"/>
         <w:ind w:firstLine="283"/>
       </w:pPr>
       <w:r>
@@ -2391,7 +3676,7 @@
     <w:p>
       <w:pPr>
         <w:keepLines/>
-        <w:spacing w:after="180" w:before="0" w:line="380" w:lineRule="exact"/>
+        <w:spacing w:after="180" w:before="0" w:line="360" w:lineRule="exact"/>
         <w:ind w:firstLine="283"/>
       </w:pPr>
       <w:r>
@@ -2407,7 +3692,7 @@
     <w:p>
       <w:pPr>
         <w:keepLines/>
-        <w:spacing w:after="180" w:before="0" w:line="380" w:lineRule="exact"/>
+        <w:spacing w:after="180" w:before="0" w:line="360" w:lineRule="exact"/>
         <w:ind w:firstLine="283"/>
       </w:pPr>
       <w:r>
@@ -2424,7 +3709,7 @@
       <w:pPr>
         <w:keepNext/>
         <w:keepLines/>
-        <w:spacing w:after="180" w:before="380" w:line="380" w:lineRule="exact"/>
+        <w:spacing w:after="180" w:before="380" w:line="360" w:lineRule="exact"/>
       </w:pPr>
       <w:r>
         <w:rPr>
@@ -2433,13 +3718,13 @@
           <w:color w:val="000000"/>
           <w:sz w:val="24"/>
         </w:rPr>
-        <w:t>15. 판정 이력을 어떻게 남길 것인가</w:t>
+        <w:t>18. 판정 이력을 어떻게 남길 것인가</w:t>
       </w:r>
     </w:p>
     <w:p>
       <w:pPr>
         <w:keepLines/>
-        <w:spacing w:after="180" w:before="0" w:line="380" w:lineRule="exact"/>
+        <w:spacing w:after="180" w:before="0" w:line="360" w:lineRule="exact"/>
         <w:ind w:firstLine="283"/>
       </w:pPr>
       <w:r>
@@ -2455,7 +3740,7 @@
     <w:p>
       <w:pPr>
         <w:keepLines/>
-        <w:spacing w:after="180" w:before="0" w:line="380" w:lineRule="exact"/>
+        <w:spacing w:after="180" w:before="0" w:line="360" w:lineRule="exact"/>
         <w:ind w:firstLine="283"/>
       </w:pPr>
       <w:r>
@@ -2471,7 +3756,7 @@
     <w:p>
       <w:pPr>
         <w:keepLines/>
-        <w:spacing w:after="180" w:before="0" w:line="380" w:lineRule="exact"/>
+        <w:spacing w:after="180" w:before="0" w:line="360" w:lineRule="exact"/>
         <w:ind w:firstLine="283"/>
       </w:pPr>
       <w:r>
@@ -2488,7 +3773,7 @@
       <w:pPr>
         <w:keepNext/>
         <w:keepLines/>
-        <w:spacing w:after="180" w:before="380" w:line="380" w:lineRule="exact"/>
+        <w:spacing w:after="180" w:before="380" w:line="360" w:lineRule="exact"/>
       </w:pPr>
       <w:r>
         <w:rPr>
@@ -2497,13 +3782,95 @@
           <w:color w:val="000000"/>
           <w:sz w:val="24"/>
         </w:rPr>
-        <w:t>16. 무엇이 안 되는지를 먼저 말하는 자리</w:t>
+        <w:t>19. 예외 경로는 발동되어 봐야 한다</w:t>
       </w:r>
     </w:p>
     <w:p>
       <w:pPr>
         <w:keepLines/>
-        <w:spacing w:after="180" w:before="0" w:line="380" w:lineRule="exact"/>
+        <w:spacing w:after="180" w:before="0" w:line="360" w:lineRule="exact"/>
+        <w:ind w:firstLine="283"/>
+      </w:pPr>
+      <w:r>
+        <w:rPr>
+          <w:rFonts w:ascii="맑은 고딕" w:hAnsi="맑은 고딕" w:eastAsia="맑은 고딕"/>
+          <w:b w:val="0"/>
+          <w:color w:val="000000"/>
+          <w:sz w:val="22"/>
+        </w:rPr>
+        <w:t>판정유보와 절차 무효는 설계상 존재한다. 문제는 그것을 받아 든 담당자가 무엇을 해야 하는지를 정한 업무 규정이 아직 없다는 점이다. 재문답을 지시할 것인지, 사람 심사로 넘길 것인지, 현 상태로 종결할 것인지가 정해져 있지 않으면 그 값은 산출되는 순간 갈 곳을 잃는다.</w:t>
+      </w:r>
+    </w:p>
+    <w:p>
+      <w:pPr>
+        <w:keepLines/>
+        <w:spacing w:after="180" w:before="0" w:line="360" w:lineRule="exact"/>
+        <w:ind w:firstLine="283"/>
+      </w:pPr>
+      <w:r>
+        <w:rPr>
+          <w:rFonts w:ascii="맑은 고딕" w:hAnsi="맑은 고딕" w:eastAsia="맑은 고딕"/>
+          <w:b w:val="0"/>
+          <w:color w:val="000000"/>
+          <w:sz w:val="22"/>
+        </w:rPr>
+        <w:t xml:space="preserve">그러면 실무에서는 판정유보가 조용히 부정 판정으로 취급되기 쉽다. 1부의 원리 하나가 바로 그 지점에서 무너진다. 시범 단계에서 이 경로를 인위적으로 발생시켜 절차를 끝까지 통과시켜 보는 일을 권하고 싶다. </w:t>
+      </w:r>
+      <w:r>
+        <w:rPr>
+          <w:rFonts w:ascii="맑은 고딕" w:hAnsi="맑은 고딕" w:eastAsia="맑은 고딕"/>
+          <w:b/>
+          <w:color w:val="000000"/>
+          <w:sz w:val="22"/>
+        </w:rPr>
+        <w:t>발동된 적 없는 예외 처리 규칙은 장식일 뿐</w:t>
+      </w:r>
+      <w:r>
+        <w:rPr>
+          <w:rFonts w:ascii="맑은 고딕" w:hAnsi="맑은 고딕" w:eastAsia="맑은 고딕"/>
+          <w:b w:val="0"/>
+          <w:color w:val="000000"/>
+          <w:sz w:val="22"/>
+        </w:rPr>
+        <w:t>이다.</w:t>
+      </w:r>
+    </w:p>
+    <w:p>
+      <w:pPr>
+        <w:keepLines/>
+        <w:spacing w:after="180" w:before="0" w:line="360" w:lineRule="exact"/>
+        <w:ind w:firstLine="283"/>
+      </w:pPr>
+      <w:r>
+        <w:rPr>
+          <w:rFonts w:ascii="맑은 고딕" w:hAnsi="맑은 고딕" w:eastAsia="맑은 고딕"/>
+          <w:b w:val="0"/>
+          <w:color w:val="000000"/>
+          <w:sz w:val="22"/>
+        </w:rPr>
+        <w:t>같은 성격의 일이 하나 더 있다. 판정이 검토 보조자료인지 사실상의 결정인지 하는 경계 문제다. 점수가 붙은 산출물은 그 자체로 순위를 지정하는 형식을 가지므로, 선언만으로는 보조에 머무르지 않는다. 불채택 회신문에 시스템 산출을 직접 인용하지 않는 운영 규칙, 그리고 이의제기 때 재심을 새로 돌리지 않고 판정 시점의 산출물을 봉인 보관해 대조하는 절차가 최소한의 방어가 된다. 재현성이 확보되지 않은 상태에서 재심을 새로 돌리면 결과가 달라지는 것 자체가 제도의 신뢰를 깎기 때문이다.</w:t>
+      </w:r>
+    </w:p>
+    <w:p>
+      <w:pPr>
+        <w:keepNext/>
+        <w:keepLines/>
+        <w:spacing w:after="180" w:before="380" w:line="360" w:lineRule="exact"/>
+      </w:pPr>
+      <w:r>
+        <w:rPr>
+          <w:rFonts w:ascii="맑은 고딕" w:hAnsi="맑은 고딕" w:eastAsia="맑은 고딕"/>
+          <w:b/>
+          <w:color w:val="000000"/>
+          <w:sz w:val="24"/>
+        </w:rPr>
+        <w:t>20. 무엇이 안 되는지를 먼저 말하는 자리</w:t>
+      </w:r>
+    </w:p>
+    <w:p>
+      <w:pPr>
+        <w:keepLines/>
+        <w:spacing w:after="180" w:before="0" w:line="360" w:lineRule="exact"/>
         <w:ind w:firstLine="283"/>
       </w:pPr>
       <w:r>
@@ -2519,7 +3886,7 @@
     <w:p>
       <w:pPr>
         <w:keepLines/>
-        <w:spacing w:after="180" w:before="0" w:line="380" w:lineRule="exact"/>
+        <w:spacing w:after="180" w:before="0" w:line="360" w:lineRule="exact"/>
         <w:ind w:firstLine="283"/>
       </w:pPr>
       <w:r>
@@ -2555,7 +3922,7 @@
         <w:keepNext/>
         <w:keepLines/>
         <w:pageBreakBefore/>
-        <w:spacing w:after="80" w:before="0" w:line="380" w:lineRule="exact"/>
+        <w:spacing w:after="80" w:before="0" w:line="360" w:lineRule="exact"/>
       </w:pPr>
       <w:r>
         <w:rPr>
@@ -2571,7 +3938,7 @@
       <w:pPr>
         <w:keepNext/>
         <w:keepLines/>
-        <w:spacing w:after="180" w:before="380" w:line="380" w:lineRule="exact"/>
+        <w:spacing w:after="180" w:before="380" w:line="360" w:lineRule="exact"/>
       </w:pPr>
       <w:r>
         <w:rPr>
@@ -2580,13 +3947,13 @@
           <w:color w:val="000000"/>
           <w:sz w:val="24"/>
         </w:rPr>
-        <w:t>17. 성장 모형이 비워 둔 구간</w:t>
+        <w:t>21. 성장 모형이 비워 둔 구간</w:t>
       </w:r>
     </w:p>
     <w:p>
       <w:pPr>
         <w:keepLines/>
-        <w:spacing w:after="180" w:before="0" w:line="380" w:lineRule="exact"/>
+        <w:spacing w:after="180" w:before="0" w:line="360" w:lineRule="exact"/>
         <w:ind w:firstLine="283"/>
       </w:pPr>
       <w:r>
@@ -2596,29 +3963,13 @@
           <w:color w:val="000000"/>
           <w:sz w:val="22"/>
         </w:rPr>
-        <w:t>3부까지는 평가 도구를 다루는 이야기다. 여기에 하나를 더 붙이고 싶다.</w:t>
+        <w:t>3부까지는 평가 도구를 다루는 이야기이고, 여기에 하나를 더 붙이고 싶다. 내생 성장론은 아이디어를 성장의 동력으로 놓았다. 아이디어는 비경합적이어서 한 사람이 쓴다고 다른 사람이 못 쓰게 되지 않는다. 설계도 한 장으로 공장을 하나 짓든 천 개를 짓든 설계도는 닳지 않는다. 뒤이은 논의는 주로 아이디어를 얼마나 많이 만들어 내는가를 물었다.</w:t>
       </w:r>
     </w:p>
     <w:p>
       <w:pPr>
         <w:keepLines/>
-        <w:spacing w:after="180" w:before="0" w:line="380" w:lineRule="exact"/>
-        <w:ind w:firstLine="283"/>
-      </w:pPr>
-      <w:r>
-        <w:rPr>
-          <w:rFonts w:ascii="맑은 고딕" w:hAnsi="맑은 고딕" w:eastAsia="맑은 고딕"/>
-          <w:b w:val="0"/>
-          <w:color w:val="000000"/>
-          <w:sz w:val="22"/>
-        </w:rPr>
-        <w:t>내생 성장론은 아이디어를 성장의 동력으로 놓았다. 아이디어는 비경합적이어서 한 사람이 쓴다고 다른 사람이 못 쓰게 되지 않는다. 설계도 한 장으로 공장을 하나 짓든 천 개를 짓든 설계도는 닳지 않는다. 이 성질에서 수확체감을 피해 가는 성장의 가능성이 나왔고, 뒤이은 논의는 주로 아이디어를 얼마나 많이 만들어 내는가를 물었다.</w:t>
-      </w:r>
-    </w:p>
-    <w:p>
-      <w:pPr>
-        <w:keepLines/>
-        <w:spacing w:after="180" w:before="0" w:line="380" w:lineRule="exact"/>
+        <w:spacing w:after="180" w:before="0" w:line="360" w:lineRule="exact"/>
         <w:ind w:firstLine="283"/>
       </w:pPr>
       <w:r>
@@ -2646,13 +3997,13 @@
           <w:color w:val="000000"/>
           <w:sz w:val="22"/>
         </w:rPr>
-        <w:t>에 성립한다. 제안되었으나 걸러지지 못하고 서랍에 들어간 아이디어는 사회적으로 존재하지 않는 것과 다르지 않다. 아무도 쓰지 않는 설계도는 설계도가 아니다. 생산과 활용 사이에는 선별이라는 구간이 있는데, 성장 모형은 이 구간을 대체로 비용도 오차도 없는 것으로 취급해 왔다.</w:t>
+        <w:t>에 성립한다. 제안되었으나 걸러지지 못하고 서랍에 들어간 아이디어는 사회적으로 존재하지 않는 것과 다르지 않다. 생산과 활용 사이에는 선별이라는 구간이 있는데, 성장 모형은 이 구간을 대체로 비용도 오차도 없는 것으로 취급해 왔다.</w:t>
       </w:r>
     </w:p>
     <w:p>
       <w:pPr>
         <w:keepLines/>
-        <w:spacing w:after="180" w:before="0" w:line="380" w:lineRule="exact"/>
+        <w:spacing w:after="180" w:before="0" w:line="360" w:lineRule="exact"/>
         <w:ind w:firstLine="283"/>
       </w:pPr>
       <w:r>
@@ -2685,9 +4036,25 @@
     </w:p>
     <w:p>
       <w:pPr>
+        <w:keepLines/>
+        <w:spacing w:after="180" w:before="0" w:line="360" w:lineRule="exact"/>
+        <w:ind w:firstLine="283"/>
+      </w:pPr>
+      <w:r>
+        <w:rPr>
+          <w:rFonts w:ascii="맑은 고딕" w:hAnsi="맑은 고딕" w:eastAsia="맑은 고딕"/>
+          <w:b w:val="0"/>
+          <w:color w:val="000000"/>
+          <w:sz w:val="22"/>
+        </w:rPr>
+        <w:t>11장에서 적은 관찰이 이 진단과 만난다. 생산 비용이 내려가는 만큼 식별 비용이 그대로 남는다면, 두 비용의 격차가 벌어질수록 선별 구간의 상대적 중요성은 커진다.</w:t>
+      </w:r>
+    </w:p>
+    <w:p>
+      <w:pPr>
         <w:keepNext/>
         <w:keepLines/>
-        <w:spacing w:after="180" w:before="380" w:line="380" w:lineRule="exact"/>
+        <w:spacing w:after="180" w:before="380" w:line="360" w:lineRule="exact"/>
       </w:pPr>
       <w:r>
         <w:rPr>
@@ -2696,13 +4063,13 @@
           <w:color w:val="000000"/>
           <w:sz w:val="24"/>
         </w:rPr>
-        <w:t>18. 3부의 과제들을 성장의 언어로 옮기면</w:t>
+        <w:t>22. 3부의 과제들을 성장의 언어로 옮기면</w:t>
       </w:r>
     </w:p>
     <w:p>
       <w:pPr>
         <w:keepLines/>
-        <w:spacing w:after="180" w:before="0" w:line="380" w:lineRule="exact"/>
+        <w:spacing w:after="180" w:before="0" w:line="360" w:lineRule="exact"/>
         <w:ind w:firstLine="283"/>
       </w:pPr>
       <w:r>
@@ -2712,7 +4079,7 @@
           <w:color w:val="000000"/>
           <w:sz w:val="22"/>
         </w:rPr>
-        <w:t>이 틀을 가져오면 앞에서 다룬 것들이 다른 이름을 얻는다.</w:t>
+        <w:t>이 틀에서는 앞에서 다룬 것들이 다른 이름을 얻는다.</w:t>
       </w:r>
     </w:p>
     <w:tbl>
@@ -3041,13 +4408,13 @@
     <w:p>
       <w:pPr>
         <w:keepLines/>
-        <w:spacing w:after="200" w:before="0" w:line="380" w:lineRule="exact"/>
+        <w:spacing w:after="200" w:before="0" w:line="360" w:lineRule="exact"/>
       </w:pPr>
     </w:p>
     <w:p>
       <w:pPr>
         <w:keepLines/>
-        <w:spacing w:after="180" w:before="0" w:line="380" w:lineRule="exact"/>
+        <w:spacing w:after="180" w:before="0" w:line="360" w:lineRule="exact"/>
         <w:ind w:firstLine="283"/>
       </w:pPr>
       <w:r>
@@ -3057,7 +4424,7 @@
           <w:color w:val="000000"/>
           <w:sz w:val="22"/>
         </w:rPr>
-        <w:t xml:space="preserve">표에 넣지 못한 것이 하나 있는데, 선별 오차의 비대칭이다. 나쁜 제안을 통과시킨 오류는 예산이 새고 감사에 걸린다. 반면 좋은 제안을 버린 오류는 아무 흔적을 남기지 않는다. 버려진 제안이 얼마나 좋았을지는 영원히 알 수 없기 때문이다. 이 비대칭 때문에 선별은 구조적으로 보수 쪽으로 기울고, </w:t>
+        <w:t xml:space="preserve">표에 넣지 못한 것이 하나 있는데, 선별 오차의 비대칭이다. 나쁜 제안을 통과시킨 오류는 예산이 새고 감사에 걸리지만, 좋은 제안을 버린 오류는 아무 흔적을 남기지 않는다. 버려진 제안이 얼마나 좋았을지는 영원히 알 수 없다. 그래서 선별은 구조적으로 보수 쪽으로 기울고, </w:t>
       </w:r>
       <w:r>
         <w:rPr>
@@ -3081,7 +4448,7 @@
     <w:p>
       <w:pPr>
         <w:keepLines/>
-        <w:spacing w:after="180" w:before="0" w:line="380" w:lineRule="exact"/>
+        <w:spacing w:after="180" w:before="0" w:line="360" w:lineRule="exact"/>
         <w:ind w:firstLine="283"/>
       </w:pPr>
       <w:r>
@@ -3091,14 +4458,14 @@
           <w:color w:val="000000"/>
           <w:sz w:val="22"/>
         </w:rPr>
-        <w:t>판정을 검토 후보 목록으로 한정하고, 확신도가 모자랄 때는 2×2 의 어느 칸에도 놓지 않는 설계는 이 비대칭을 실무적으로 다루는 방식으로 읽힌다. 최종 결론을 내리지 않으면 좋은 제안을 조용히 버리는 일이 줄어든다.</w:t>
+        <w:t>판정을 검토 후보 목록으로 한정하고, 확신도가 모자랄 때는 어느 칸에도 놓지 않는 설계는 이 비대칭을 실무적으로 다루는 방식으로 읽힌다. 미채택 제안을 소멸시키지 않고 기록으로 남기는 설계도 같은 자리에 있다. 버린 제안의 값어치를 관측할 수 없다면 보관이 차선이다.</w:t>
       </w:r>
     </w:p>
     <w:p>
       <w:pPr>
         <w:keepNext/>
         <w:keepLines/>
-        <w:spacing w:after="180" w:before="380" w:line="380" w:lineRule="exact"/>
+        <w:spacing w:after="180" w:before="380" w:line="360" w:lineRule="exact"/>
       </w:pPr>
       <w:r>
         <w:rPr>
@@ -3107,13 +4474,13 @@
           <w:color w:val="000000"/>
           <w:sz w:val="24"/>
         </w:rPr>
-        <w:t>19. 진술 자본과 배분의 왜곡</w:t>
+        <w:t>23. 진술 자본과 배분의 왜곡</w:t>
       </w:r>
     </w:p>
     <w:p>
       <w:pPr>
         <w:keepLines/>
-        <w:spacing w:after="180" w:before="0" w:line="380" w:lineRule="exact"/>
+        <w:spacing w:after="180" w:before="0" w:line="360" w:lineRule="exact"/>
         <w:ind w:firstLine="283"/>
       </w:pPr>
       <w:r>
@@ -3123,13 +4490,13 @@
           <w:color w:val="000000"/>
           <w:sz w:val="22"/>
         </w:rPr>
-        <w:t>표현력 격차는 공정성의 문제이기 이전에 배분의 문제다. 선별 기준이 아이디어의 질이 아니라 진술 자본이 되어 버리면, 사회는 좋은 아이디어가 아니라 잘 쓰인 아이디어에 자원을 준다. 현장을 가장 잘 아는 사람이 대개 글을 가장 잘 쓰는 사람은 아니라는 점을 생각하면 이 왜곡의 방향은 하필 나쁜 쪽이다.</w:t>
+        <w:t>표현력 격차는 공정성의 문제이기 이전에 배분의 문제다. 선별 기준이 진술 자본이 되어 버리면 사회는 좋은 아이디어가 아니라 잘 쓰인 아이디어에 자원을 준다. 현장을 가장 잘 아는 사람이 대개 글을 가장 잘 쓰는 사람은 아니므로, 왜곡의 방향은 하필 나쁜 쪽이다.</w:t>
       </w:r>
     </w:p>
     <w:p>
       <w:pPr>
         <w:keepLines/>
-        <w:spacing w:after="180" w:before="0" w:line="380" w:lineRule="exact"/>
+        <w:spacing w:after="180" w:before="0" w:line="360" w:lineRule="exact"/>
         <w:ind w:firstLine="283"/>
       </w:pPr>
       <w:r>
@@ -3139,14 +4506,14 @@
           <w:color w:val="000000"/>
           <w:sz w:val="22"/>
         </w:rPr>
-        <w:t>여기서 생성형 AI 에 대한 대응이 도덕 문제에서 효율 문제로 옮겨 간다. 금지하면 도구에 닿을 수 있는 소수에게만 이점이 남아 왜곡이 오히려 커지고, 모두에게 같은 도구를 주면 진술 자본의 차이가 상쇄되어 왜곡이 줄어든다. 다만 이 논증은 격차가 실제로 존재한다는 것이 확인된 뒤에야 쓸 수 있다. 14장의 측정이 그래서 필요하다.</w:t>
+        <w:t>여기서 생성형 AI 에 대한 대응이 도덕 문제에서 효율 문제로 옮겨 간다. 금지하면 도구에 닿을 수 있는 소수에게만 이점이 남아 왜곡이 오히려 커지고, 모두에게 같은 도구를 주면 진술 자본의 차이가 상쇄된다. 다만 이 논증은 격차가 실제로 존재한다는 것이 확인된 뒤에야 쓸 수 있다. 17장의 측정이 그래서 필요하다.</w:t>
       </w:r>
     </w:p>
     <w:p>
       <w:pPr>
         <w:keepNext/>
         <w:keepLines/>
-        <w:spacing w:after="180" w:before="380" w:line="380" w:lineRule="exact"/>
+        <w:spacing w:after="180" w:before="380" w:line="360" w:lineRule="exact"/>
       </w:pPr>
       <w:r>
         <w:rPr>
@@ -3155,13 +4522,13 @@
           <w:color w:val="000000"/>
           <w:sz w:val="24"/>
         </w:rPr>
-        <w:t>20. 정책 함의와 이 구상의 지위</w:t>
+        <w:t>24. 정책 함의와 이 구상의 지위</w:t>
       </w:r>
     </w:p>
     <w:p>
       <w:pPr>
         <w:keepLines/>
-        <w:spacing w:after="180" w:before="0" w:line="380" w:lineRule="exact"/>
+        <w:spacing w:after="180" w:before="0" w:line="360" w:lineRule="exact"/>
         <w:ind w:firstLine="283"/>
       </w:pPr>
       <w:r>
@@ -3171,13 +4538,13 @@
           <w:color w:val="000000"/>
           <w:sz w:val="22"/>
         </w:rPr>
-        <w:t>정책 쪽으로 한 걸음 나가면 이렇게 된다. 아이디어의 생산에는 오래 투자해 왔다. 연구개발 보조금, 인력 양성, 창업 지원이 모두 생산 측 투자다. 선별 용량에 대한 투자는 거의 논의된 적이 없다. 국민제안 제도가 그 예로, 접수는 온라인으로 대량으로 이루어지는데 검증은 소수 담당자의 수작업에 기대고 있다. 물이 더 들어온다고 좁은 관이 넓어지지는 않는다.</w:t>
+        <w:t>정책 쪽으로 한 걸음 나가면 이렇게 된다. 연구개발 보조금, 인력 양성, 창업 지원은 모두 아이디어의 생산 측 투자다. 선별 용량에 대한 투자는 거의 논의된 적이 없다. 국민제안 제도가 그 예로, 접수는 대량으로 이루어지는데 검증은 소수 담당자의 수작업에 기대고 있다.</w:t>
       </w:r>
     </w:p>
     <w:p>
       <w:pPr>
         <w:keepLines/>
-        <w:spacing w:after="180" w:before="0" w:line="380" w:lineRule="exact"/>
+        <w:spacing w:after="180" w:before="0" w:line="360" w:lineRule="exact"/>
         <w:ind w:firstLine="283"/>
       </w:pPr>
       <w:r>
@@ -3187,13 +4554,13 @@
           <w:color w:val="000000"/>
           <w:sz w:val="22"/>
         </w:rPr>
-        <w:t>후속 연구가 측정할 값들은 그 관의 굵기와 정확도에 관한 값이다. 그것을 성장의 언어로 계산해 보이는 보고서를 쓰고 싶다. 선별 통과율을 검증 용량과 선별 정확도의 함수로 두고, 재현성 측정치가 정확도 자리에 들어가는 형태를 생각하고 있다. 15장의 판정 이력 축적은 이 함수에 누적 효과를 넣는 자리가 된다.</w:t>
+        <w:t>후속 연구가 측정할 값들은 그 관의 굵기와 정확도에 관한 값이다. 그것을 성장의 언어로 계산해 보이는 보고서를 쓰고 싶다. 선별 통과율을 검증 용량과 정확도의 함수로 두고, 18장의 판정 이력 축적을 누적 효과 자리에 넣는 형태다.</w:t>
       </w:r>
     </w:p>
     <w:p>
       <w:pPr>
         <w:keepLines/>
-        <w:spacing w:after="180" w:before="0" w:line="380" w:lineRule="exact"/>
+        <w:spacing w:after="180" w:before="0" w:line="360" w:lineRule="exact"/>
         <w:ind w:firstLine="283"/>
       </w:pPr>
       <w:r>
@@ -3221,13 +4588,13 @@
           <w:color w:val="000000"/>
           <w:sz w:val="22"/>
         </w:rPr>
-        <w:t>이다. 심사 비용이나 선별을 이미 다룬 성장 모형이 있을 수 있으므로 문헌을 먼저 훑어 신규성의 수위를 정해야 한다. 측정 결과가 이 관점과 어긋나게 나오면 관점 쪽을 고쳐 쓰겠다. 순서를 거꾸로 하지는 않겠다.</w:t>
+        <w:t>이다. 심사 비용이나 선별을 이미 다룬 성장 모형이 있을 수 있으므로 문헌을 먼저 훑어야 한다. 측정 결과가 이 관점과 어긋나면 관점 쪽을 고쳐 쓰겠다.</w:t>
       </w:r>
     </w:p>
     <w:p>
       <w:pPr>
         <w:keepLines/>
-        <w:spacing w:after="180" w:before="0" w:line="380" w:lineRule="exact"/>
+        <w:spacing w:after="180" w:before="0" w:line="360" w:lineRule="exact"/>
         <w:ind w:firstLine="283"/>
       </w:pPr>
       <w:r>
@@ -3237,13 +4604,13 @@
           <w:color w:val="000000"/>
           <w:sz w:val="22"/>
         </w:rPr>
-        <w:t>작업의 순서에도 의견이 있다. 사람 판정과의 대조로 준거를 확보하는 일이 먼저이고, 재현성 측정과 채점 항목 개편이 그다음이며, 중간대 판별력은 그것들이 정리된 뒤에야 제대로 물을 수 있다. 성장이론 보고서는 측정 결과가 나온 뒤에 착수하는 것이 맞다.</w:t>
+        <w:t>작업의 순서에도 의견이 있다. 사람 판정과의 대조가 먼저이고 재현성 측정과 채점 항목 개편이 그다음이며, 중간대 판별력은 그것들이 정리된 뒤에야 물을 수 있다. 성장이론 보고서는 측정 결과가 나온 뒤에 착수한다.</w:t>
       </w:r>
     </w:p>
     <w:p>
       <w:pPr>
         <w:keepLines/>
-        <w:spacing w:after="180" w:before="0" w:line="380" w:lineRule="exact"/>
+        <w:spacing w:after="180" w:before="0" w:line="360" w:lineRule="exact"/>
         <w:ind w:firstLine="283"/>
       </w:pPr>
       <w:r>
@@ -3253,7 +4620,7 @@
           <w:color w:val="000000"/>
           <w:sz w:val="22"/>
         </w:rPr>
-        <w:t>이 체계의 값어치는 중간대 시험을 통과한 뒤에 정해진다. 그 시험을 설계하고 치르는 일, 그리고 그 결과가 성장에 대해 무엇을 뜻하는지 밝히는 일에 한 사람 몫을 하고 싶다. 결과가 좋지 않게 나오더라도 그대로 쓰는 것까지가 그 몫이다.</w:t>
+        <w:t>1장의 괄호로 돌아가면 이렇게 된다. 그것을 채우는 기계는 창의성을 아는 기계가 아니라 무엇을 근거로 무엇을 말했고 무엇을 보지 못했는지를 말하는 기계여야 한다. 대화가 평가 대상을 만들고, 데이터베이스가 그 대상을 위치시키며, 사람이 판단한다. 그 구조를 시험하는 일과 그 결과가 성장에 대해 무엇을 뜻하는지 밝히는 일에 한 사람 몫을 하고 싶다.</w:t>
       </w:r>
     </w:p>
     <w:sectPr>
@@ -3630,7 +4997,7 @@
     <w:qFormat/>
     <w:rsid w:val="00FC693F"/>
     <w:pPr>
-      <w:spacing w:line="380" w:lineRule="exact" w:after="180"/>
+      <w:spacing w:line="360" w:lineRule="exact" w:after="180"/>
     </w:pPr>
     <w:rPr>
       <w:rFonts w:ascii="맑은 고딕" w:hAnsi="맑은 고딕" w:eastAsia="맑은 고딕"/>

--- a/docs/연구참여계획서_KDI.docx
+++ b/docs/연구참여계획서_KDI.docx
@@ -2,18 +2,6 @@
 <file path=word/document.xml><?xml version="1.0" encoding="utf-8"?>
 <w:document xmlns:wpc="http://schemas.microsoft.com/office/word/2010/wordprocessingCanvas" xmlns:mo="http://schemas.microsoft.com/office/mac/office/2008/main" xmlns:mc="http://schemas.openxmlformats.org/markup-compatibility/2006" xmlns:mv="urn:schemas-microsoft-com:mac:vml" xmlns:o="urn:schemas-microsoft-com:office:office" xmlns:r="http://schemas.openxmlformats.org/officeDocument/2006/relationships" xmlns:m="http://schemas.openxmlformats.org/officeDocument/2006/math" xmlns:v="urn:schemas-microsoft-com:vml" xmlns:wp14="http://schemas.microsoft.com/office/word/2010/wordprocessingDrawing" xmlns:wp="http://schemas.openxmlformats.org/drawingml/2006/wordprocessingDrawing" xmlns:w10="urn:schemas-microsoft-com:office:word" xmlns:w="http://schemas.openxmlformats.org/wordprocessingml/2006/main" xmlns:w14="http://schemas.microsoft.com/office/word/2010/wordml" xmlns:wpg="http://schemas.microsoft.com/office/word/2010/wordprocessingGroup" xmlns:wpi="http://schemas.microsoft.com/office/word/2010/wordprocessingInk" xmlns:wne="http://schemas.microsoft.com/office/word/2006/wordml" xmlns:wps="http://schemas.microsoft.com/office/word/2010/wordprocessingShape" mc:Ignorable="w14 wp14">
   <w:body>
-    <w:p>
-      <w:pPr>
-        <w:keepLines/>
-        <w:spacing w:after="0" w:before="0" w:line="360" w:lineRule="exact"/>
-      </w:pPr>
-    </w:p>
-    <w:p>
-      <w:pPr>
-        <w:keepLines/>
-        <w:spacing w:after="0" w:before="0" w:line="360" w:lineRule="exact"/>
-      </w:pPr>
-    </w:p>
     <w:p>
       <w:pPr>
         <w:keepLines/>
@@ -49,7 +37,7 @@
     <w:p>
       <w:pPr>
         <w:keepLines/>
-        <w:spacing w:after="480" w:before="0" w:line="360" w:lineRule="exact"/>
+        <w:spacing w:after="360" w:before="0" w:line="360" w:lineRule="exact"/>
         <w:jc w:val="center"/>
       </w:pPr>
       <w:r>
@@ -96,26 +84,9 @@
     </w:p>
     <w:p>
       <w:pPr>
-        <w:keepLines/>
-        <w:spacing w:after="180" w:before="0" w:line="360" w:lineRule="exact"/>
-        <w:ind w:firstLine="283"/>
-      </w:pPr>
-      <w:r>
-        <w:rPr>
-          <w:rFonts w:ascii="맑은 고딕" w:hAnsi="맑은 고딕" w:eastAsia="맑은 고딕"/>
-          <w:b w:val="0"/>
-          <w:color w:val="000000"/>
-          <w:sz w:val="22"/>
-        </w:rPr>
-        <w:t>이 문서는 넷으로 되어 있다. 먼저 「온 국민 아이디어 등록제」가 어떤 철학 위에 서 있고 어떤 원리로 움직이는 체계인지를 밝힌다. 이어서 그 원리를 검증하고 다듬는 데 쓰일 수 있는 역량을 적고, 그 역량으로 맡을 수 있는 일을 구체화한 뒤, 마지막으로 그 일이 왜 경제성장론의 문제이기도 한지를 다룬다.</w:t>
-      </w:r>
-    </w:p>
-    <w:p>
-      <w:pPr>
         <w:keepNext/>
         <w:keepLines/>
-        <w:pageBreakBefore/>
-        <w:spacing w:after="80" w:before="0" w:line="360" w:lineRule="exact"/>
+        <w:spacing w:after="80" w:before="80" w:line="360" w:lineRule="exact"/>
       </w:pPr>
       <w:r>
         <w:rPr>
@@ -156,7 +127,7 @@
           <w:color w:val="000000"/>
           <w:sz w:val="22"/>
         </w:rPr>
-        <w:t>제도는 대개 감당하지 못하는 판단을 어딘가에 미뤄 둔 채 출발한다. 전국민 아이디어 등록제도 그랬다. 김세직이 2022년에 정리한 실행 방안은 등록 절차부터 재산권 기간, 보상 구조, 시장 설계까지 구체적으로 적어 나가다가, 그 모든 것의 전제가 되는 독창성 판정에 이르러 문장이 괄호 안으로 들어간다.</w:t>
+        <w:t>제도는 대개 감당하지 못하는 판단을 어딘가에 미뤄 둔 채 출발한다. 김세직이 2022년에 정리한 실행 방안은 등록 절차부터 재산권 기간, 보상 구조까지 구체적으로 적어 나가다가 그 모든 것의 전제가 되는 독창성 판정에 이르러 문장이 괄호 안으로 들어간다.</w:t>
       </w:r>
     </w:p>
     <w:p>
@@ -188,23 +159,7 @@
           <w:color w:val="000000"/>
           <w:sz w:val="22"/>
         </w:rPr>
-        <w:t>이 괄호는 미루기가 아니라 정직한 표시로 읽어야 한다. 2022년에 그 기계는 없었고, 없는 것을 설계에 넣지 않은 것은 엄밀한 태도다. 그러나 제도가 시범사업으로 들어서는 순간 괄호는 더 미룰 수 없는 항목이 된다. 「온 국민 아이디어 등록제」는 이 괄호를 채우려는 설계이며, 그 채움의 방식이 곧 이 체계의 철학이다.</w:t>
-      </w:r>
-    </w:p>
-    <w:p>
-      <w:pPr>
-        <w:keepLines/>
-        <w:spacing w:after="180" w:before="0" w:line="360" w:lineRule="exact"/>
-        <w:ind w:firstLine="283"/>
-      </w:pPr>
-      <w:r>
-        <w:rPr>
-          <w:rFonts w:ascii="맑은 고딕" w:hAnsi="맑은 고딕" w:eastAsia="맑은 고딕"/>
-          <w:b w:val="0"/>
-          <w:color w:val="000000"/>
-          <w:sz w:val="22"/>
-        </w:rPr>
-        <w:t xml:space="preserve">채움의 첫 단계는 이름을 바꾸는 일이다. 만들 수 있는 것은 창의성을 평가하는 AI가 아니라, </w:t>
+        <w:t xml:space="preserve">이 괄호는 미루기가 아니라 정직한 표시다. 그러나 제도가 시범사업으로 들어서는 순간 더 미룰 수 없는 항목이 되고, 그것을 채우는 방식이 곧 이 체계의 철학이 된다. 채움의 첫 단계는 이름을 바꾸는 일이다. 만들 수 있는 것은 창의성을 평가하는 AI 가 아니라 </w:t>
       </w:r>
       <w:r>
         <w:rPr>
@@ -213,7 +168,7 @@
           <w:color w:val="000000"/>
           <w:sz w:val="22"/>
         </w:rPr>
-        <w:t>창의성 판정에 필요한 재료를 만들고 그 재료의 한계를 함께 보고하는 절차</w:t>
+        <w:t>판정에 필요한 재료를 만들고 그 재료의 한계를 함께 보고하는 절차</w:t>
       </w:r>
       <w:r>
         <w:rPr>
@@ -222,7 +177,7 @@
           <w:color w:val="000000"/>
           <w:sz w:val="22"/>
         </w:rPr>
-        <w:t>다. 이 전환은 후퇴가 아니라 제도적 전진이다. 창의성을 안다고 주장하는 기계는 그 주장이 무너지는 순간 제도 전체를 함께 무너뜨리지만, 자신이 무엇을 보지 못했는지 말하는 기계는 틀려도 제도를 무너뜨리지 않는다.</w:t>
+        <w:t>다. 창의성을 안다고 주장하는 기계는 그 주장이 무너지는 순간 제도 전체를 함께 무너뜨리지만, 무엇을 보지 못했는지 말하는 기계는 틀려도 제도를 무너뜨리지 않는다.</w:t>
       </w:r>
     </w:p>
     <w:p>
@@ -254,7 +209,7 @@
           <w:color w:val="000000"/>
           <w:sz w:val="22"/>
         </w:rPr>
-        <w:t>국가가 국민의 아이디어에 등급을 매기는 장치는 가벼운 것이 아니다. 그 장치는 무엇이 새로운 생각이고 무엇이 아닌지를 공적으로 선언하며, 그 선언에 보상과 등록이라는 귀결이 붙는다. 이런 것은 효율만으로 정당화되지 않는다.</w:t>
+        <w:t>등록제는 두 겹의 정당성 위에 선다. 하나는 성장 전략이다. 창의적 아이디어는 외부성이 크면서도 쉽게 모방되므로 만들어 낼 사적 유인이 사회적 최적에 미치지 못하고, 공적 구매와 보상은 그 외부성을 내부화한다.</w:t>
       </w:r>
     </w:p>
     <w:p>
@@ -270,23 +225,7 @@
           <w:color w:val="000000"/>
           <w:sz w:val="22"/>
         </w:rPr>
-        <w:t>등록제는 두 겹의 정당성 위에 선다. 하나는 성장 전략으로서의 정당성이다. 창의적 아이디어는 외부성이 크면서도 쉽게 모방되므로 그것을 만들어 낼 사적 유인이 사회적으로 최적인 수준에 미치지 못한다. 공적 구매와 보상으로 그 외부성을 내부화하자는 것이 제도의 출발 논리다.</w:t>
-      </w:r>
-    </w:p>
-    <w:p>
-      <w:pPr>
-        <w:keepLines/>
-        <w:spacing w:after="180" w:before="0" w:line="360" w:lineRule="exact"/>
-        <w:ind w:firstLine="283"/>
-      </w:pPr>
-      <w:r>
-        <w:rPr>
-          <w:rFonts w:ascii="맑은 고딕" w:hAnsi="맑은 고딕" w:eastAsia="맑은 고딕"/>
-          <w:b w:val="0"/>
-          <w:color w:val="000000"/>
-          <w:sz w:val="22"/>
-        </w:rPr>
-        <w:t xml:space="preserve">다른 하나는 민주주의의 질에 관한 정당성이다. 다만 여기서 흔히 저지르는 과장은 차단해 두어야 한다. 등록제는 </w:t>
+        <w:t xml:space="preserve">다른 하나는 민주주의의 질이다. 다만 흔한 과장은 차단해 두어야 한다. 등록제는 </w:t>
       </w:r>
       <w:r>
         <w:rPr>
@@ -304,7 +243,7 @@
           <w:color w:val="000000"/>
           <w:sz w:val="22"/>
         </w:rPr>
-        <w:t>. 헌법 제72조의 국민투표는 대통령이 국가안위에 관한 중요정책을 붙이는 제도이지 국민이 일반 정책을 발의해 자동으로 부칠 수 있는 조항이 아니며, 등록제는 최종 결정 권한의 소재를 바꾸지 않는다. 등록제가 넓히는 것은 의제의 유입 경로와 그 처리의 투명성이다.</w:t>
+        <w:t>. 헌법 제72조의 국민투표는 대통령이 국가안위에 관한 중요정책을 붙이는 제도이지 국민이 일반 정책을 발의해 자동으로 부칠 수 있는 조항이 아니다. 등록제가 넓히는 것은 의제의 유입 경로와 그 처리의 투명성이며, 미채택 제안을 소멸시키지 않고 기록으로 남겨 여건이 바뀌면 다시 꺼낸다는 것은 제안의 유효기간을 정부의 현재 판단에 종속시키지 않겠다는 뜻이다.</w:t>
       </w:r>
     </w:p>
     <w:p>
@@ -320,23 +259,7 @@
           <w:color w:val="000000"/>
           <w:sz w:val="22"/>
         </w:rPr>
-        <w:t>그럼에도 이 추가가 사소하지 않은 이유는 제안의 수명에 있다. 통상의 국민제안에서 미채택은 곧 소멸이고, 소멸한 제안은 제안자에게 '내 의견은 반영되지 않았다'는 경험만 남긴다. 미채택 제안을 기록으로 유지하고 여건이 바뀌면 다시 검토한다는 것은 제안의 유효기간을 정부의 현재 판단에 종속시키지 않겠다는 뜻이다.</w:t>
-      </w:r>
-    </w:p>
-    <w:p>
-      <w:pPr>
-        <w:keepLines/>
-        <w:spacing w:after="180" w:before="0" w:line="360" w:lineRule="exact"/>
-        <w:ind w:firstLine="283"/>
-      </w:pPr>
-      <w:r>
-        <w:rPr>
-          <w:rFonts w:ascii="맑은 고딕" w:hAnsi="맑은 고딕" w:eastAsia="맑은 고딕"/>
-          <w:b w:val="0"/>
-          <w:color w:val="000000"/>
-          <w:sz w:val="22"/>
-        </w:rPr>
-        <w:t xml:space="preserve">두 정당성은 서로를 보강하지만 판정 설계에는 다른 요구를 부과한다. 성장 쪽은 변별과 속도를 원하고, 민주 쪽은 포용과 설명을 원한다. 이 체계의 설계 결정 대부분은 둘 중 하나를 고르는 것이 아니라 </w:t>
+        <w:t xml:space="preserve">두 정당성은 서로를 보강하지만 설계에는 다른 요구를 부과한다. 성장 쪽은 변별과 속도를, 민주 쪽은 포용과 설명을 원한다. 설계 결정 대부분은 둘 중 하나를 고르는 것이 아니라 </w:t>
       </w:r>
       <w:r>
         <w:rPr>
@@ -370,7 +293,7 @@
           <w:color w:val="000000"/>
           <w:sz w:val="24"/>
         </w:rPr>
-        <w:t>3. 자동 채점기가 아니어야 하는 까닭</w:t>
+        <w:t>3. 기계는 어디까지 할 수 있고, 무엇을 물어야 하는가</w:t>
       </w:r>
     </w:p>
     <w:p>
@@ -386,39 +309,7 @@
           <w:color w:val="000000"/>
           <w:sz w:val="22"/>
         </w:rPr>
-        <w:t>이 지점에서 가장 쉬운 해법은 자동 채점기다. 제안문을 넣으면 점수가 나오게 만드는 것이다. 이 체계의 출발점은 그 해법을 거부하는 데 있다.</w:t>
-      </w:r>
-    </w:p>
-    <w:p>
-      <w:pPr>
-        <w:keepLines/>
-        <w:spacing w:after="180" w:before="0" w:line="360" w:lineRule="exact"/>
-        <w:ind w:firstLine="283"/>
-      </w:pPr>
-      <w:r>
-        <w:rPr>
-          <w:rFonts w:ascii="맑은 고딕" w:hAnsi="맑은 고딕" w:eastAsia="맑은 고딕"/>
-          <w:b w:val="0"/>
-          <w:color w:val="000000"/>
-          <w:sz w:val="22"/>
-        </w:rPr>
-        <w:t>까닭은 두 겹이다. 하나는 제안문 자체에 있다. 국민제안의 원문은 대개 한두 문단이고 그 안에 설계가 들어 있는 경우는 드물다. 무엇을 하겠다는 말은 있어도 누구를 대상으로 어떤 수단으로 얼마를 들여 하겠다는 말은 없다. 그런 글에 점수를 매기면 채점기가 재는 것은 제안의 값어치가 아니라 글의 완성도가 된다.</w:t>
-      </w:r>
-    </w:p>
-    <w:p>
-      <w:pPr>
-        <w:keepLines/>
-        <w:spacing w:after="180" w:before="0" w:line="360" w:lineRule="exact"/>
-        <w:ind w:firstLine="283"/>
-      </w:pPr>
-      <w:r>
-        <w:rPr>
-          <w:rFonts w:ascii="맑은 고딕" w:hAnsi="맑은 고딕" w:eastAsia="맑은 고딕"/>
-          <w:b w:val="0"/>
-          <w:color w:val="000000"/>
-          <w:sz w:val="22"/>
-        </w:rPr>
-        <w:t xml:space="preserve">다른 하나는 창의성을 무엇으로 보느냐에 있다. 창의성을 결과물이 지닌 속성으로 보면 결과물을 재면 된다. 그러나 창의성을 </w:t>
+        <w:t xml:space="preserve">가장 쉬운 해법은 자동 채점기이고, 이 체계의 출발점은 그것을 거부하는 데 있다. 국민제안의 원문은 대개 한두 문단이라 그 안에 설계가 들어 있는 경우가 드물다. 그런 글에 점수를 매기면 채점기가 재는 것은 제안의 값어치가 아니라 글의 완성도다. 게다가 창의성을 결과물의 속성이 아니라 </w:t>
       </w:r>
       <w:r>
         <w:rPr>
@@ -436,7 +327,7 @@
           <w:color w:val="000000"/>
           <w:sz w:val="22"/>
         </w:rPr>
-        <w:t>으로 보면 사정이 달라진다. 속성은 측정할 수 있지만 사건은 관찰하고 기술할 수 있을 뿐이다. 그러면 판정의 산출도 점수 하나가 아니라 변화의 궤적이 된다. 이 체계가 최종 제출문이 아니라 대화 경로를 평가 단위로 삼는 근거가 여기에 있다.</w:t>
+        <w:t>으로 보면 재는 방식 자체가 달라진다. 속성은 측정할 수 있지만 사건은 관찰하고 기술할 수 있을 뿐이다. 생성형 도구가 완결된 제안서를 값싸게 만들어 내는 시대라는 사정이 이 선택을 밀어붙인다. 결과물은 대필할 수 있어도 과정은 대필하기 어렵다.</w:t>
       </w:r>
     </w:p>
     <w:p>
@@ -452,7 +343,41 @@
           <w:color w:val="000000"/>
           <w:sz w:val="22"/>
         </w:rPr>
-        <w:t>기술적 사정이 이 선택을 밀어붙인다. 생성형 도구로 작성된 제안서는 형식적 완결성에서 사람이 쓴 것을 능가할 수 있고, 결과물만 보는 평가는 그 격차를 그대로 점수로 옮긴다. 과정 중심 평가는 이 문제의 원리적 해법이다. 과정은 대필하기 어렵고, 대필된 과정은 흔적을 남긴다.</w:t>
+        <w:t>기계의 한계를 두고 갈리는 입장들은 저마다 다른 설계 제약을 함축한다. 설의 중국어 방은 형식적 기호 조작이 의미의 이해가 아니라고 보므로 기계가 의미를 안다고 주장하지 말 것을 요구하고, 드레퓌스의 체화된 인지는 최종 판단을 맥락을 가진 사람에게 남길 것을 요구하며, 튜링의 기능주의는 기계가 더 잘하는 기능은 기계에 맡기라고 말한다. 세 입장은 서로를 논파하지 못한 채 공존하지만 부과하는 제약은 충돌하지 않는다. 셋을 동시에 만족시키는 좁은 공간에 놓이는 기계는 자신이 무엇을 근거로 무엇을 말했고 무엇을 보지 못했는지를 보고하는 기계다. 판정을 행정처분이 아니라 검토 보조자료로 규정하는 것도 같은 자리이며, 다만 실무에서 시스템 출력은 사실상 결론으로 작동하기 쉬워 '보조'와 '결정'의 경계는 아직 풀리지 않았다.</w:t>
+      </w:r>
+    </w:p>
+    <w:p>
+      <w:pPr>
+        <w:keepLines/>
+        <w:spacing w:after="180" w:before="0" w:line="360" w:lineRule="exact"/>
+        <w:ind w:firstLine="283"/>
+      </w:pPr>
+      <w:r>
+        <w:rPr>
+          <w:rFonts w:ascii="맑은 고딕" w:hAnsi="맑은 고딕" w:eastAsia="맑은 고딕"/>
+          <w:b w:val="0"/>
+          <w:color w:val="000000"/>
+          <w:sz w:val="22"/>
+        </w:rPr>
+        <w:t xml:space="preserve">물음도 바꿔야 한다. 'AI 가 창의성을 정확히 판정할 수 있는가'는 답할 수 없다. 답하려면 참값이 있어야 하는데 그 참값은 사람 심사자의 합의로 주어지고 합의 자체가 편차를 갖는다. 그래서 묻는 것은 </w:t>
+      </w:r>
+      <w:r>
+        <w:rPr>
+          <w:rFonts w:ascii="맑은 고딕" w:hAnsi="맑은 고딕" w:eastAsia="맑은 고딕"/>
+          <w:b/>
+          <w:color w:val="000000"/>
+          <w:sz w:val="22"/>
+        </w:rPr>
+        <w:t>자신의 판정이 틀렸을 조건을 스스로 지정하고 그것을 산출물에 표시할 수 있는가</w:t>
+      </w:r>
+      <w:r>
+        <w:rPr>
+          <w:rFonts w:ascii="맑은 고딕" w:hAnsi="맑은 고딕" w:eastAsia="맑은 고딕"/>
+          <w:b w:val="0"/>
+          <w:color w:val="000000"/>
+          <w:sz w:val="22"/>
+        </w:rPr>
+        <w:t>다. 정확도가 아니라 보정도를 요구한다는 뜻이며, 보정된 체계는 틀리더라도 예측 가능하게 틀린다. 행정에 투입할 수 있는 것은 그쪽이다. 확신도를 스스로만 점검하면 다시 순환에 빠지므로 그 상한은 확보된 근거의 수와 등급 같은 외부 조건에 묶어 둔다.</w:t>
       </w:r>
     </w:p>
     <w:p>
@@ -468,7 +393,7 @@
           <w:color w:val="000000"/>
           <w:sz w:val="24"/>
         </w:rPr>
-        <w:t>4. 기계는 어디까지 할 수 있는가</w:t>
+        <w:t>4. 네 가지 운영 원리</w:t>
       </w:r>
     </w:p>
     <w:p>
@@ -484,404 +409,7 @@
           <w:color w:val="000000"/>
           <w:sz w:val="22"/>
         </w:rPr>
-        <w:t>설계에 앞서 철학적 검토를 두는 것은 보고서 관행과 다르다. 그러나 판정 기계를 둘러싼 상반된 입장은 각각 서로 다른 설계 제약을 함축하며, 그 제약을 먼저 확인하지 않으면 설계는 어느 한 입장을 암묵적으로 채택한 채 진행된다.</w:t>
-      </w:r>
-    </w:p>
-    <w:tbl>
-      <w:tblPr>
-        <w:tblW w:type="auto" w:w="0"/>
-        <w:jc w:val="center"/>
-        <w:tblLayout w:type="fixed"/>
-        <w:tblLook w:firstColumn="1" w:firstRow="1" w:lastColumn="0" w:lastRow="0" w:noHBand="0" w:noVBand="1" w:val="04A0"/>
-        <w:tblBorders>
-          <w:top w:val="single" w:sz="6" w:color="000000" w:space="0"/>
-          <w:bottom w:val="single" w:sz="6" w:color="000000" w:space="0"/>
-          <w:left w:val="single" w:sz="4" w:color="000000" w:space="0"/>
-          <w:right w:val="single" w:sz="4" w:color="000000" w:space="0"/>
-          <w:insideH w:val="single" w:sz="2" w:color="000000" w:space="0"/>
-          <w:insideV w:val="single" w:sz="2" w:color="000000" w:space="0"/>
-        </w:tblBorders>
-      </w:tblPr>
-      <w:tblGrid>
-        <w:gridCol w:w="2500"/>
-        <w:gridCol w:w="2900"/>
-        <w:gridCol w:w="2600"/>
-      </w:tblGrid>
-      <w:tr>
-        <w:trPr>
-          <w:cantSplit/>
-          <w:tblHeader/>
-        </w:trPr>
-        <w:tc>
-          <w:tcPr>
-            <w:tcW w:type="dxa" w:w="2500"/>
-          </w:tcPr>
-          <w:p>
-            <w:pPr>
-              <w:keepNext/>
-              <w:spacing w:after="20" w:before="20" w:line="280" w:lineRule="exact"/>
-              <w:jc w:val="center"/>
-            </w:pPr>
-            <w:r>
-              <w:rPr>
-                <w:rFonts w:ascii="맑은 고딕" w:hAnsi="맑은 고딕" w:eastAsia="맑은 고딕"/>
-                <w:b/>
-                <w:color w:val="000000"/>
-                <w:sz w:val="20"/>
-              </w:rPr>
-              <w:t>입장</w:t>
-            </w:r>
-          </w:p>
-        </w:tc>
-        <w:tc>
-          <w:tcPr>
-            <w:tcW w:type="dxa" w:w="2900"/>
-          </w:tcPr>
-          <w:p>
-            <w:pPr>
-              <w:keepNext/>
-              <w:spacing w:after="20" w:before="20" w:line="280" w:lineRule="exact"/>
-              <w:jc w:val="center"/>
-            </w:pPr>
-            <w:r>
-              <w:rPr>
-                <w:rFonts w:ascii="맑은 고딕" w:hAnsi="맑은 고딕" w:eastAsia="맑은 고딕"/>
-                <w:b/>
-                <w:color w:val="000000"/>
-                <w:sz w:val="20"/>
-              </w:rPr>
-              <w:t>요지</w:t>
-            </w:r>
-          </w:p>
-        </w:tc>
-        <w:tc>
-          <w:tcPr>
-            <w:tcW w:type="dxa" w:w="2600"/>
-          </w:tcPr>
-          <w:p>
-            <w:pPr>
-              <w:keepNext/>
-              <w:spacing w:after="20" w:before="20" w:line="280" w:lineRule="exact"/>
-              <w:jc w:val="center"/>
-            </w:pPr>
-            <w:r>
-              <w:rPr>
-                <w:rFonts w:ascii="맑은 고딕" w:hAnsi="맑은 고딕" w:eastAsia="맑은 고딕"/>
-                <w:b/>
-                <w:color w:val="000000"/>
-                <w:sz w:val="20"/>
-              </w:rPr>
-              <w:t>부과되는 설계 제약</w:t>
-            </w:r>
-          </w:p>
-        </w:tc>
-      </w:tr>
-      <w:tr>
-        <w:trPr>
-          <w:cantSplit/>
-        </w:trPr>
-        <w:tc>
-          <w:tcPr>
-            <w:tcW w:type="dxa" w:w="2500"/>
-          </w:tcPr>
-          <w:p>
-            <w:pPr>
-              <w:keepNext/>
-              <w:spacing w:after="20" w:before="20" w:line="280" w:lineRule="exact"/>
-            </w:pPr>
-            <w:r>
-              <w:rPr>
-                <w:rFonts w:ascii="맑은 고딕" w:hAnsi="맑은 고딕" w:eastAsia="맑은 고딕"/>
-                <w:b w:val="0"/>
-                <w:color w:val="000000"/>
-                <w:sz w:val="20"/>
-              </w:rPr>
-              <w:t>설 — 중국어 방</w:t>
-            </w:r>
-          </w:p>
-        </w:tc>
-        <w:tc>
-          <w:tcPr>
-            <w:tcW w:type="dxa" w:w="2900"/>
-          </w:tcPr>
-          <w:p>
-            <w:pPr>
-              <w:keepNext/>
-              <w:spacing w:after="20" w:before="20" w:line="280" w:lineRule="exact"/>
-            </w:pPr>
-            <w:r>
-              <w:rPr>
-                <w:rFonts w:ascii="맑은 고딕" w:hAnsi="맑은 고딕" w:eastAsia="맑은 고딕"/>
-                <w:b w:val="0"/>
-                <w:color w:val="000000"/>
-                <w:sz w:val="20"/>
-              </w:rPr>
-              <w:t>형식적 기호 조작은</w:t>
-            </w:r>
-          </w:p>
-          <w:p>
-            <w:pPr>
-              <w:keepNext/>
-              <w:spacing w:after="20" w:before="20" w:line="280" w:lineRule="exact"/>
-            </w:pPr>
-            <w:r>
-              <w:rPr>
-                <w:rFonts w:ascii="맑은 고딕" w:hAnsi="맑은 고딕" w:eastAsia="맑은 고딕"/>
-                <w:b w:val="0"/>
-                <w:color w:val="000000"/>
-                <w:sz w:val="20"/>
-              </w:rPr>
-              <w:t>의미의 이해가 아니다</w:t>
-            </w:r>
-          </w:p>
-        </w:tc>
-        <w:tc>
-          <w:tcPr>
-            <w:tcW w:type="dxa" w:w="2600"/>
-          </w:tcPr>
-          <w:p>
-            <w:pPr>
-              <w:keepNext/>
-              <w:spacing w:after="20" w:before="20" w:line="280" w:lineRule="exact"/>
-            </w:pPr>
-            <w:r>
-              <w:rPr>
-                <w:rFonts w:ascii="맑은 고딕" w:hAnsi="맑은 고딕" w:eastAsia="맑은 고딕"/>
-                <w:b w:val="0"/>
-                <w:color w:val="000000"/>
-                <w:sz w:val="20"/>
-              </w:rPr>
-              <w:t>기계는 의미를 안다고</w:t>
-            </w:r>
-          </w:p>
-          <w:p>
-            <w:pPr>
-              <w:keepNext/>
-              <w:spacing w:after="20" w:before="20" w:line="280" w:lineRule="exact"/>
-            </w:pPr>
-            <w:r>
-              <w:rPr>
-                <w:rFonts w:ascii="맑은 고딕" w:hAnsi="맑은 고딕" w:eastAsia="맑은 고딕"/>
-                <w:b w:val="0"/>
-                <w:color w:val="000000"/>
-                <w:sz w:val="20"/>
-              </w:rPr>
-              <w:t>주장하지 않는다</w:t>
-            </w:r>
-          </w:p>
-        </w:tc>
-      </w:tr>
-      <w:tr>
-        <w:trPr>
-          <w:cantSplit/>
-        </w:trPr>
-        <w:tc>
-          <w:tcPr>
-            <w:tcW w:type="dxa" w:w="2500"/>
-          </w:tcPr>
-          <w:p>
-            <w:pPr>
-              <w:keepNext/>
-              <w:spacing w:after="20" w:before="20" w:line="280" w:lineRule="exact"/>
-            </w:pPr>
-            <w:r>
-              <w:rPr>
-                <w:rFonts w:ascii="맑은 고딕" w:hAnsi="맑은 고딕" w:eastAsia="맑은 고딕"/>
-                <w:b w:val="0"/>
-                <w:color w:val="000000"/>
-                <w:sz w:val="20"/>
-              </w:rPr>
-              <w:t>드레퓌스 — 체화된 인지</w:t>
-            </w:r>
-          </w:p>
-        </w:tc>
-        <w:tc>
-          <w:tcPr>
-            <w:tcW w:type="dxa" w:w="2900"/>
-          </w:tcPr>
-          <w:p>
-            <w:pPr>
-              <w:keepNext/>
-              <w:spacing w:after="20" w:before="20" w:line="280" w:lineRule="exact"/>
-            </w:pPr>
-            <w:r>
-              <w:rPr>
-                <w:rFonts w:ascii="맑은 고딕" w:hAnsi="맑은 고딕" w:eastAsia="맑은 고딕"/>
-                <w:b w:val="0"/>
-                <w:color w:val="000000"/>
-                <w:sz w:val="20"/>
-              </w:rPr>
-              <w:t>판단은 몸으로 세계에</w:t>
-            </w:r>
-          </w:p>
-          <w:p>
-            <w:pPr>
-              <w:keepNext/>
-              <w:spacing w:after="20" w:before="20" w:line="280" w:lineRule="exact"/>
-            </w:pPr>
-            <w:r>
-              <w:rPr>
-                <w:rFonts w:ascii="맑은 고딕" w:hAnsi="맑은 고딕" w:eastAsia="맑은 고딕"/>
-                <w:b w:val="0"/>
-                <w:color w:val="000000"/>
-                <w:sz w:val="20"/>
-              </w:rPr>
-              <w:t>관여하는 경험에서 나온다</w:t>
-            </w:r>
-          </w:p>
-        </w:tc>
-        <w:tc>
-          <w:tcPr>
-            <w:tcW w:type="dxa" w:w="2600"/>
-          </w:tcPr>
-          <w:p>
-            <w:pPr>
-              <w:keepNext/>
-              <w:spacing w:after="20" w:before="20" w:line="280" w:lineRule="exact"/>
-            </w:pPr>
-            <w:r>
-              <w:rPr>
-                <w:rFonts w:ascii="맑은 고딕" w:hAnsi="맑은 고딕" w:eastAsia="맑은 고딕"/>
-                <w:b w:val="0"/>
-                <w:color w:val="000000"/>
-                <w:sz w:val="20"/>
-              </w:rPr>
-              <w:t>최종 판단은 맥락을 가진</w:t>
-            </w:r>
-          </w:p>
-          <w:p>
-            <w:pPr>
-              <w:keepNext/>
-              <w:spacing w:after="20" w:before="20" w:line="280" w:lineRule="exact"/>
-            </w:pPr>
-            <w:r>
-              <w:rPr>
-                <w:rFonts w:ascii="맑은 고딕" w:hAnsi="맑은 고딕" w:eastAsia="맑은 고딕"/>
-                <w:b w:val="0"/>
-                <w:color w:val="000000"/>
-                <w:sz w:val="20"/>
-              </w:rPr>
-              <w:t>사람에게 남긴다</w:t>
-            </w:r>
-          </w:p>
-        </w:tc>
-      </w:tr>
-      <w:tr>
-        <w:trPr>
-          <w:cantSplit/>
-        </w:trPr>
-        <w:tc>
-          <w:tcPr>
-            <w:tcW w:type="dxa" w:w="2500"/>
-          </w:tcPr>
-          <w:p>
-            <w:pPr>
-              <w:keepNext w:val="0"/>
-              <w:spacing w:after="20" w:before="20" w:line="280" w:lineRule="exact"/>
-            </w:pPr>
-            <w:r>
-              <w:rPr>
-                <w:rFonts w:ascii="맑은 고딕" w:hAnsi="맑은 고딕" w:eastAsia="맑은 고딕"/>
-                <w:b w:val="0"/>
-                <w:color w:val="000000"/>
-                <w:sz w:val="20"/>
-              </w:rPr>
-              <w:t>튜링 — 기능주의</w:t>
-            </w:r>
-          </w:p>
-        </w:tc>
-        <w:tc>
-          <w:tcPr>
-            <w:tcW w:type="dxa" w:w="2900"/>
-          </w:tcPr>
-          <w:p>
-            <w:pPr>
-              <w:keepNext w:val="0"/>
-              <w:spacing w:after="20" w:before="20" w:line="280" w:lineRule="exact"/>
-            </w:pPr>
-            <w:r>
-              <w:rPr>
-                <w:rFonts w:ascii="맑은 고딕" w:hAnsi="맑은 고딕" w:eastAsia="맑은 고딕"/>
-                <w:b w:val="0"/>
-                <w:color w:val="000000"/>
-                <w:sz w:val="20"/>
-              </w:rPr>
-              <w:t>수행이 같다면 내부의</w:t>
-            </w:r>
-          </w:p>
-          <w:p>
-            <w:pPr>
-              <w:keepNext w:val="0"/>
-              <w:spacing w:after="20" w:before="20" w:line="280" w:lineRule="exact"/>
-            </w:pPr>
-            <w:r>
-              <w:rPr>
-                <w:rFonts w:ascii="맑은 고딕" w:hAnsi="맑은 고딕" w:eastAsia="맑은 고딕"/>
-                <w:b w:val="0"/>
-                <w:color w:val="000000"/>
-                <w:sz w:val="20"/>
-              </w:rPr>
-              <w:t>'진짜 이해'는 물을 필요가 없다</w:t>
-            </w:r>
-          </w:p>
-        </w:tc>
-        <w:tc>
-          <w:tcPr>
-            <w:tcW w:type="dxa" w:w="2600"/>
-          </w:tcPr>
-          <w:p>
-            <w:pPr>
-              <w:keepNext w:val="0"/>
-              <w:spacing w:after="20" w:before="20" w:line="280" w:lineRule="exact"/>
-            </w:pPr>
-            <w:r>
-              <w:rPr>
-                <w:rFonts w:ascii="맑은 고딕" w:hAnsi="맑은 고딕" w:eastAsia="맑은 고딕"/>
-                <w:b w:val="0"/>
-                <w:color w:val="000000"/>
-                <w:sz w:val="20"/>
-              </w:rPr>
-              <w:t>기계가 더 잘하는 기능은</w:t>
-            </w:r>
-          </w:p>
-          <w:p>
-            <w:pPr>
-              <w:keepNext w:val="0"/>
-              <w:spacing w:after="20" w:before="20" w:line="280" w:lineRule="exact"/>
-            </w:pPr>
-            <w:r>
-              <w:rPr>
-                <w:rFonts w:ascii="맑은 고딕" w:hAnsi="맑은 고딕" w:eastAsia="맑은 고딕"/>
-                <w:b w:val="0"/>
-                <w:color w:val="000000"/>
-                <w:sz w:val="20"/>
-              </w:rPr>
-              <w:t>기계에 맡긴다</w:t>
-            </w:r>
-          </w:p>
-        </w:tc>
-      </w:tr>
-    </w:tbl>
-    <w:p>
-      <w:pPr>
-        <w:keepLines/>
-        <w:spacing w:after="200" w:before="0" w:line="360" w:lineRule="exact"/>
-      </w:pPr>
-    </w:p>
-    <w:p>
-      <w:pPr>
-        <w:keepLines/>
-        <w:spacing w:after="180" w:before="0" w:line="360" w:lineRule="exact"/>
-        <w:ind w:firstLine="283"/>
-      </w:pPr>
-      <w:r>
-        <w:rPr>
-          <w:rFonts w:ascii="맑은 고딕" w:hAnsi="맑은 고딕" w:eastAsia="맑은 고딕"/>
-          <w:b w:val="0"/>
-          <w:color w:val="000000"/>
-          <w:sz w:val="22"/>
-        </w:rPr>
-        <w:t xml:space="preserve">세 입장은 서로를 논파하지 못한 채 공존한다. 흥미로운 것은 이들이 부과하는 제약이 충돌하지 않는다는 점이다. 셋을 동시에 만족시키는 좁은 설계 공간이 있고, 그 공간에 놓이는 기계는 '창의성을 아는 기계'가 아니다. 그것은 </w:t>
+        <w:t xml:space="preserve">① </w:t>
       </w:r>
       <w:r>
         <w:rPr>
@@ -890,7 +418,7 @@
           <w:color w:val="000000"/>
           <w:sz w:val="22"/>
         </w:rPr>
-        <w:t>자신이 무엇을 근거로 무엇을 말했는지, 그리고 무엇을 보지 못했는지를 보고하는 기계</w:t>
+        <w:t>대화가 평가 대상을 만든다</w:t>
       </w:r>
       <w:r>
         <w:rPr>
@@ -899,335 +427,7 @@
           <w:color w:val="000000"/>
           <w:sz w:val="22"/>
         </w:rPr>
-        <w:t>다.</w:t>
-      </w:r>
-    </w:p>
-    <w:p>
-      <w:pPr>
-        <w:keepLines/>
-        <w:spacing w:after="180" w:before="0" w:line="360" w:lineRule="exact"/>
-        <w:ind w:firstLine="283"/>
-      </w:pPr>
-      <w:r>
-        <w:rPr>
-          <w:rFonts w:ascii="맑은 고딕" w:hAnsi="맑은 고딕" w:eastAsia="맑은 고딕"/>
-          <w:b w:val="0"/>
-          <w:color w:val="000000"/>
-          <w:sz w:val="22"/>
-        </w:rPr>
-        <w:t>여기에 법적 제약이 겹친다. 개인의 권리·의무에 중대한 영향을 미치는 판단은 투명성과 안전성 확보 의무를 지고, 판정에 보상과 등록이 연결되는 이상 이 체계도 그 분할선 가까이에 놓인다. 판정을 행정처분이 아니라 검토 보조자료로 규정하는 것이 이 요구와 민주적 정당성의 요구를 동시에 만족시키는 위치다. 다만 실무에서 시스템 출력은 사실상 결론으로 작동하기 쉬우며, '보조'와 '결정'의 경계를 제도적으로 어떻게 그을지는 아직 풀리지 않은 문제다.</w:t>
-      </w:r>
-    </w:p>
-    <w:p>
-      <w:pPr>
-        <w:keepNext/>
-        <w:keepLines/>
-        <w:spacing w:after="180" w:before="380" w:line="360" w:lineRule="exact"/>
-      </w:pPr>
-      <w:r>
-        <w:rPr>
-          <w:rFonts w:ascii="맑은 고딕" w:hAnsi="맑은 고딕" w:eastAsia="맑은 고딕"/>
-          <w:b/>
-          <w:color w:val="000000"/>
-          <w:sz w:val="24"/>
-        </w:rPr>
-        <w:t>5. 질문의 교체 — 정확도가 아니라 보정도</w:t>
-      </w:r>
-    </w:p>
-    <w:p>
-      <w:pPr>
-        <w:keepLines/>
-        <w:spacing w:after="180" w:before="0" w:line="360" w:lineRule="exact"/>
-        <w:ind w:firstLine="283"/>
-      </w:pPr>
-      <w:r>
-        <w:rPr>
-          <w:rFonts w:ascii="맑은 고딕" w:hAnsi="맑은 고딕" w:eastAsia="맑은 고딕"/>
-          <w:b w:val="0"/>
-          <w:color w:val="000000"/>
-          <w:sz w:val="22"/>
-        </w:rPr>
-        <w:t>'AI 가 창의성을 판정할 수 있는가'라는 물음은 답할 수 없다. 기술 수준 때문이 아니라 물음의 형식 때문이다. 답하려면 창의성의 참값이 있어야 하는데, 창의성 판정에서 참값은 대개 사람 심사자의 합의로 주어지고 그 합의 자체가 편차를 갖는다. 참값이 불안정한 곳에서 정확도를 묻는 것은 순환에 빠진다.</w:t>
-      </w:r>
-    </w:p>
-    <w:p>
-      <w:pPr>
-        <w:keepLines/>
-        <w:spacing w:after="180" w:before="0" w:line="360" w:lineRule="exact"/>
-        <w:ind w:firstLine="283"/>
-      </w:pPr>
-      <w:r>
-        <w:rPr>
-          <w:rFonts w:ascii="맑은 고딕" w:hAnsi="맑은 고딕" w:eastAsia="맑은 고딕"/>
-          <w:b w:val="0"/>
-          <w:color w:val="000000"/>
-          <w:sz w:val="22"/>
-        </w:rPr>
-        <w:t>그래서 물음을 바꾼다.</w:t>
-      </w:r>
-    </w:p>
-    <w:tbl>
-      <w:tblPr>
-        <w:tblW w:type="auto" w:w="0"/>
-        <w:jc w:val="center"/>
-        <w:tblLayout w:type="fixed"/>
-        <w:tblLook w:firstColumn="1" w:firstRow="1" w:lastColumn="0" w:lastRow="0" w:noHBand="0" w:noVBand="1" w:val="04A0"/>
-        <w:tblBorders>
-          <w:top w:val="single" w:sz="6" w:color="000000" w:space="0"/>
-          <w:bottom w:val="single" w:sz="6" w:color="000000" w:space="0"/>
-          <w:left w:val="single" w:sz="4" w:color="000000" w:space="0"/>
-          <w:right w:val="single" w:sz="4" w:color="000000" w:space="0"/>
-          <w:insideH w:val="single" w:sz="2" w:color="000000" w:space="0"/>
-          <w:insideV w:val="single" w:sz="2" w:color="000000" w:space="0"/>
-        </w:tblBorders>
-      </w:tblPr>
-      <w:tblGrid>
-        <w:gridCol w:w="1700"/>
-        <w:gridCol w:w="6300"/>
-      </w:tblGrid>
-      <w:tr>
-        <w:trPr>
-          <w:cantSplit/>
-          <w:tblHeader/>
-        </w:trPr>
-        <w:tc>
-          <w:tcPr>
-            <w:tcW w:type="dxa" w:w="1700"/>
-          </w:tcPr>
-          <w:p>
-            <w:pPr>
-              <w:keepNext/>
-              <w:spacing w:after="20" w:before="20" w:line="280" w:lineRule="exact"/>
-              <w:jc w:val="center"/>
-            </w:pPr>
-            <w:r>
-              <w:rPr>
-                <w:rFonts w:ascii="맑은 고딕" w:hAnsi="맑은 고딕" w:eastAsia="맑은 고딕"/>
-                <w:b/>
-                <w:color w:val="000000"/>
-                <w:sz w:val="20"/>
-              </w:rPr>
-              <w:t>기존 물음</w:t>
-            </w:r>
-          </w:p>
-        </w:tc>
-        <w:tc>
-          <w:tcPr>
-            <w:tcW w:type="dxa" w:w="6300"/>
-          </w:tcPr>
-          <w:p>
-            <w:pPr>
-              <w:keepNext/>
-              <w:spacing w:after="20" w:before="20" w:line="280" w:lineRule="exact"/>
-              <w:jc w:val="center"/>
-            </w:pPr>
-            <w:r>
-              <w:rPr>
-                <w:rFonts w:ascii="맑은 고딕" w:hAnsi="맑은 고딕" w:eastAsia="맑은 고딕"/>
-                <w:b/>
-                <w:color w:val="000000"/>
-                <w:sz w:val="20"/>
-              </w:rPr>
-              <w:t>AI 는 창의성을 정확히 판정할 수 있는가</w:t>
-            </w:r>
-          </w:p>
-        </w:tc>
-      </w:tr>
-      <w:tr>
-        <w:trPr>
-          <w:cantSplit/>
-        </w:trPr>
-        <w:tc>
-          <w:tcPr>
-            <w:tcW w:type="dxa" w:w="1700"/>
-          </w:tcPr>
-          <w:p>
-            <w:pPr>
-              <w:keepNext w:val="0"/>
-              <w:spacing w:after="20" w:before="20" w:line="280" w:lineRule="exact"/>
-            </w:pPr>
-            <w:r>
-              <w:rPr>
-                <w:rFonts w:ascii="맑은 고딕" w:hAnsi="맑은 고딕" w:eastAsia="맑은 고딕"/>
-                <w:b w:val="0"/>
-                <w:color w:val="000000"/>
-                <w:sz w:val="20"/>
-              </w:rPr>
-              <w:t>대체 물음</w:t>
-            </w:r>
-          </w:p>
-        </w:tc>
-        <w:tc>
-          <w:tcPr>
-            <w:tcW w:type="dxa" w:w="6300"/>
-          </w:tcPr>
-          <w:p>
-            <w:pPr>
-              <w:keepNext w:val="0"/>
-              <w:spacing w:after="20" w:before="20" w:line="280" w:lineRule="exact"/>
-            </w:pPr>
-            <w:r>
-              <w:rPr>
-                <w:rFonts w:ascii="맑은 고딕" w:hAnsi="맑은 고딕" w:eastAsia="맑은 고딕"/>
-                <w:b w:val="0"/>
-                <w:color w:val="000000"/>
-                <w:sz w:val="20"/>
-              </w:rPr>
-              <w:t>AI 는 자신의 판정이 틀렸을 조건을 스스로 지정하고</w:t>
-            </w:r>
-          </w:p>
-          <w:p>
-            <w:pPr>
-              <w:keepNext w:val="0"/>
-              <w:spacing w:after="20" w:before="20" w:line="280" w:lineRule="exact"/>
-            </w:pPr>
-            <w:r>
-              <w:rPr>
-                <w:rFonts w:ascii="맑은 고딕" w:hAnsi="맑은 고딕" w:eastAsia="맑은 고딕"/>
-                <w:b w:val="0"/>
-                <w:color w:val="000000"/>
-                <w:sz w:val="20"/>
-              </w:rPr>
-              <w:t>그 조건을 산출물에 표시할 수 있는가</w:t>
-            </w:r>
-          </w:p>
-        </w:tc>
-      </w:tr>
-    </w:tbl>
-    <w:p>
-      <w:pPr>
-        <w:keepLines/>
-        <w:spacing w:after="200" w:before="0" w:line="360" w:lineRule="exact"/>
-      </w:pPr>
-    </w:p>
-    <w:p>
-      <w:pPr>
-        <w:keepLines/>
-        <w:spacing w:after="180" w:before="0" w:line="360" w:lineRule="exact"/>
-        <w:ind w:firstLine="283"/>
-      </w:pPr>
-      <w:r>
-        <w:rPr>
-          <w:rFonts w:ascii="맑은 고딕" w:hAnsi="맑은 고딕" w:eastAsia="맑은 고딕"/>
-          <w:b w:val="0"/>
-          <w:color w:val="000000"/>
-          <w:sz w:val="22"/>
-        </w:rPr>
-        <w:t>대체 물음은 답할 수 있다. 참값을 요구하지 않기 때문이다. 요구하는 것은 판정의 근거가 되는 발화를 특정할 것, 근거의 출처와 등급을 표시할 것, 어떤 사실이 확인되면 판정이 철회되는지를 함께 제시할 것 — 셋 다 절차적 속성이며 외부에서 검사할 수 있다.</w:t>
-      </w:r>
-    </w:p>
-    <w:p>
-      <w:pPr>
-        <w:keepLines/>
-        <w:spacing w:after="180" w:before="0" w:line="360" w:lineRule="exact"/>
-        <w:ind w:firstLine="283"/>
-      </w:pPr>
-      <w:r>
-        <w:rPr>
-          <w:rFonts w:ascii="맑은 고딕" w:hAnsi="맑은 고딕" w:eastAsia="맑은 고딕"/>
-          <w:b w:val="0"/>
-          <w:color w:val="000000"/>
-          <w:sz w:val="22"/>
-        </w:rPr>
-        <w:t xml:space="preserve">이 전환에는 이름이 있다. 정확도가 아니라 </w:t>
-      </w:r>
-      <w:r>
-        <w:rPr>
-          <w:rFonts w:ascii="맑은 고딕" w:hAnsi="맑은 고딕" w:eastAsia="맑은 고딕"/>
-          <w:b/>
-          <w:color w:val="000000"/>
-          <w:sz w:val="22"/>
-        </w:rPr>
-        <w:t>보정도</w:t>
-      </w:r>
-      <w:r>
-        <w:rPr>
-          <w:rFonts w:ascii="맑은 고딕" w:hAnsi="맑은 고딕" w:eastAsia="맑은 고딕"/>
-          <w:b w:val="0"/>
-          <w:color w:val="000000"/>
-          <w:sz w:val="22"/>
-        </w:rPr>
-        <w:t>를 요구한다는 것이다. 정확도는 '얼마나 자주 맞히는가'를 묻고, 보정도는 '자신이 얼마나 확신하는지를 얼마나 정확히 말하는가'를 묻는다. 보정된 체계는 틀리더라도 예측 가능하게 틀린다. 행정에 투입할 수 있는 것은 후자다.</w:t>
-      </w:r>
-    </w:p>
-    <w:p>
-      <w:pPr>
-        <w:keepLines/>
-        <w:spacing w:after="180" w:before="0" w:line="360" w:lineRule="exact"/>
-        <w:ind w:firstLine="283"/>
-      </w:pPr>
-      <w:r>
-        <w:rPr>
-          <w:rFonts w:ascii="맑은 고딕" w:hAnsi="맑은 고딕" w:eastAsia="맑은 고딕"/>
-          <w:b w:val="0"/>
-          <w:color w:val="000000"/>
-          <w:sz w:val="22"/>
-        </w:rPr>
-        <w:t>보정도를 요구하면 장치 하나가 따라 들어온다. 기계가 자신의 확신도를 스스로만 점검하면 다시 순환에 빠지므로, 확신도의 상한을 외부 조건에 묶어 둔다. 확보된 근거의 수와 등급, 미답변 항목의 존재 여부가 그 조건이다. 9장에서 보는 세 상태 기록이 이 정박의 구체적 형태다.</w:t>
-      </w:r>
-    </w:p>
-    <w:p>
-      <w:pPr>
-        <w:keepNext/>
-        <w:keepLines/>
-        <w:spacing w:after="180" w:before="380" w:line="360" w:lineRule="exact"/>
-      </w:pPr>
-      <w:r>
-        <w:rPr>
-          <w:rFonts w:ascii="맑은 고딕" w:hAnsi="맑은 고딕" w:eastAsia="맑은 고딕"/>
-          <w:b/>
-          <w:color w:val="000000"/>
-          <w:sz w:val="24"/>
-        </w:rPr>
-        <w:t>6. 운영 원리 ① — 대화가 평가 대상을 만든다</w:t>
-      </w:r>
-    </w:p>
-    <w:p>
-      <w:pPr>
-        <w:keepLines/>
-        <w:spacing w:after="180" w:before="0" w:line="360" w:lineRule="exact"/>
-        <w:ind w:firstLine="283"/>
-      </w:pPr>
-      <w:r>
-        <w:rPr>
-          <w:rFonts w:ascii="맑은 고딕" w:hAnsi="맑은 고딕" w:eastAsia="맑은 고딕"/>
-          <w:b w:val="0"/>
-          <w:color w:val="000000"/>
-          <w:sz w:val="22"/>
-        </w:rPr>
-        <w:t>가장 중요한 설계 결정은 순서다. 제출문만 보고 곧바로 채점하거나 검색하지 않는다. 절차화된 문답으로 설계를 끌어낸 뒤, 그 대화 내용을 근거로 채점하고 조회한다.</w:t>
-      </w:r>
-    </w:p>
-    <w:p>
-      <w:pPr>
-        <w:keepLines/>
-        <w:spacing w:after="180" w:before="0" w:line="360" w:lineRule="exact"/>
-        <w:ind w:firstLine="283"/>
-      </w:pPr>
-      <w:r>
-        <w:rPr>
-          <w:rFonts w:ascii="맑은 고딕" w:hAnsi="맑은 고딕" w:eastAsia="맑은 고딕"/>
-          <w:b w:val="0"/>
-          <w:color w:val="000000"/>
-          <w:sz w:val="22"/>
-        </w:rPr>
-        <w:t>이 원리의 가장 오래된 정식화는 『파이드로스』의 문자 비판에 있다. 소크라테스는 글이 그림과 닮았다고 말한다. 살아 있는 듯 서 있지만 무언가를 물으면 근엄하게 침묵한다는 것이다. 국민이 제출한 짧은 제안문이 정확히 그렇다. 대상이 누구인지, 재원이 어디서 오는지, 무엇이 기존 정책과 다른지를 물어도 그 문서는 답하지 않는다. 그러면 평가자는 빠진 것을 추정하거나 되묻게 되고, 추정은 평가자마다 달라지며 되묻기는 절차 밖의 일이 된다. 결국 판정되는 것은 아이디어가 아니라 작성 능력이다.</w:t>
-      </w:r>
-    </w:p>
-    <w:p>
-      <w:pPr>
-        <w:keepLines/>
-        <w:spacing w:after="180" w:before="0" w:line="360" w:lineRule="exact"/>
-        <w:ind w:firstLine="283"/>
-      </w:pPr>
-      <w:r>
-        <w:rPr>
-          <w:rFonts w:ascii="맑은 고딕" w:hAnsi="맑은 고딕" w:eastAsia="맑은 고딕"/>
-          <w:b w:val="0"/>
-          <w:color w:val="000000"/>
-          <w:sz w:val="22"/>
-        </w:rPr>
-        <w:t>문답은 편의 장치가 아니라 침묵하는 문서를 되물을 수 있는 대상으로 바꾸는 절차다. 그래서 질문자에게는 세 가지 제약이 걸린다. 이 제약들이 이 체계가 소크라테스의 이름을 빌리는 실질적 이유다.</w:t>
+        <w:t>. 제출문만 보고 곧바로 채점하거나 검색하지 않고, 절차화된 문답으로 설계를 끌어낸 뒤 그 내용을 근거로 채점하고 조회한다. 가장 오래된 정식화는 『파이드로스』의 문자 비판이다. 글은 살아 있는 듯 서 있지만 무언가를 물으면 침묵한다. 짧은 제안문이 정확히 그렇고, 그러면 평가자는 빠진 것을 추정하게 되며 결국 판정되는 것은 아이디어가 아니라 작성 능력이다. 문답은 침묵하는 문서를 되물을 수 있는 대상으로 바꾸는 절차이고, 그래서 질문자에게 세 가지 제약이 걸린다. 이 체계가 소크라테스의 이름을 빌리는 실질적 이유가 여기 있다.</w:t>
       </w:r>
     </w:p>
     <w:tbl>
@@ -1557,39 +757,7 @@
           <w:color w:val="000000"/>
           <w:sz w:val="22"/>
         </w:rPr>
-        <w:t>오늘날 언어모델 연구가 소크라테스의 이름을 자주 쓰지만, 가져간 것은 대체로 질문의 형식이고 남겨 둔 것은 질문자의 제약이다. 소크라테스적 튜터를 표방하는 시스템 대부분은 사용자가 막히면 답을 준다. 그것이 좋은 사용자 경험으로 여겨지기 때문이다. 결론에 이르지 못한 대화는 실패로 집계되고, 모델은 사용자 선호에 맞추도록 정렬되어 동조하는 경향을 보인다. 세 결락이 정확히 위 표의 세 줄에 대응한다. 형식만 가져오면 더 잘 설득하는 기계가 되고, 제약까지 가져와야 무엇이 제안자의 것인지 말할 수 있는 기계가 된다.</w:t>
-      </w:r>
-    </w:p>
-    <w:p>
-      <w:pPr>
-        <w:keepLines/>
-        <w:spacing w:after="180" w:before="0" w:line="360" w:lineRule="exact"/>
-        <w:ind w:firstLine="283"/>
-      </w:pPr>
-      <w:r>
-        <w:rPr>
-          <w:rFonts w:ascii="맑은 고딕" w:hAnsi="맑은 고딕" w:eastAsia="맑은 고딕"/>
-          <w:b w:val="0"/>
-          <w:color w:val="000000"/>
-          <w:sz w:val="22"/>
-        </w:rPr>
-        <w:t>문답의 구성도 이 원리를 따른다. 채점 기준마다 문항을 배정해 점수의 근거가 될 진술을 반드시 확보하게 하고, 앞뒤로 명료화와 자기평가를 붙인다. 마지막 자기평가는 형식적 마무리가 아니라 제안자가 자기 약점을 꼽을 수 있는지를 보는 지표다. 검토가 얕으면 약점을 꼽지 못하거나 지엽적인 것을 꼽는다.</w:t>
-      </w:r>
-    </w:p>
-    <w:p>
-      <w:pPr>
-        <w:keepLines/>
-        <w:spacing w:after="180" w:before="0" w:line="360" w:lineRule="exact"/>
-        <w:ind w:firstLine="283"/>
-      </w:pPr>
-      <w:r>
-        <w:rPr>
-          <w:rFonts w:ascii="맑은 고딕" w:hAnsi="맑은 고딕" w:eastAsia="맑은 고딕"/>
-          <w:b w:val="0"/>
-          <w:color w:val="000000"/>
-          <w:sz w:val="22"/>
-        </w:rPr>
-        <w:t xml:space="preserve">여기에는 정면으로 답하지 못한 반론이 있다. 니체는 논증으로 자신을 방어해야 하는 상황에 몰린 자만이 변증법에 의존한다고 보았다. 이 비판을 지금 맥락으로 옮기면 무시할 수 없는 위험이 드러난다. </w:t>
+        <w:t xml:space="preserve">오늘날 언어모델 연구는 소크라테스에게서 질문의 형식을 가져가고 질문자의 제약은 남겨 두었다. 소크라테스적 튜터 대부분은 사용자가 막히면 답을 주고, 결론에 이르지 못한 대화는 실패로 집계되며, 모델은 사용자 선호에 정렬되어 동조한다. 세 결락이 정확히 위 표의 세 줄에 대응한다. 형식만 가져오면 더 잘 설득하는 기계가 되고, 제약까지 가져와야 무엇이 제안자의 것인지 말할 수 있는 기계가 된다. 여기에는 답하지 못한 반론도 있다. 니체를 따라 옮기면 </w:t>
       </w:r>
       <w:r>
         <w:rPr>
@@ -1607,23 +775,7 @@
           <w:color w:val="000000"/>
           <w:sz w:val="22"/>
         </w:rPr>
-        <w:t>. 고속도로 유도선이나 드라이브스루 진료소 같은 현장발 착상이 반드시 그 직관을 논증으로 풀어낼 수 있는 사람에게서 나온다는 보장은 없다. 문항 수를 제한하고, 분량이 아니라 검증 가능성을 채점하고, 문답 자체가 장벽인 제안자에게 음성과 대면 경로를 여는 것이 현재의 완화책이며, 어느 것도 이 반론을 논파하지 못한다. 3부에서 다루는 표현력 편향 문제의 철학적 원천이 여기다.</w:t>
-      </w:r>
-    </w:p>
-    <w:p>
-      <w:pPr>
-        <w:keepNext/>
-        <w:keepLines/>
-        <w:spacing w:after="180" w:before="380" w:line="360" w:lineRule="exact"/>
-      </w:pPr>
-      <w:r>
-        <w:rPr>
-          <w:rFonts w:ascii="맑은 고딕" w:hAnsi="맑은 고딕" w:eastAsia="맑은 고딕"/>
-          <w:b/>
-          <w:color w:val="000000"/>
-          <w:sz w:val="24"/>
-        </w:rPr>
-        <w:t>7. 운영 원리 ② — 서로 다른 층위를 합산하지 않는다</w:t>
+        <w:t>. 고속도로 유도선이나 드라이브스루 진료소 같은 현장발 착상이 반드시 그 직관을 논증으로 풀어낼 수 있는 사람에게서 나온다는 보장은 없다. 문항 수를 제한하고 분량이 아니라 검증 가능성을 채점하는 것이 완화책이며, 어느 것도 이 반론을 논파하지 못한다.</w:t>
       </w:r>
     </w:p>
     <w:p>
@@ -1639,255 +791,17 @@
           <w:color w:val="000000"/>
           <w:sz w:val="22"/>
         </w:rPr>
-        <w:t>정책 제안 하나 안에는 타당성 조건이 서로 다른 층위가 공존한다. 실행 가능성과 자원 구조는 비교적 판정하기 쉽고, 문제를 새롭게 정의하는 부분은 그렇지 않으며, 등록과 재산권 부여라는 귀결은 또 다른 종류의 판단을 요구한다. 이 층위들을 하나의 숫자로 합치는 순간 서로 다른 조건을 가진 판단들이 구별 불가능하게 뒤섞인다.</w:t>
+        <w:t xml:space="preserve">② </w:t>
       </w:r>
-    </w:p>
-    <w:tbl>
-      <w:tblPr>
-        <w:tblW w:type="auto" w:w="0"/>
-        <w:jc w:val="center"/>
-        <w:tblLayout w:type="fixed"/>
-        <w:tblLook w:firstColumn="1" w:firstRow="1" w:lastColumn="0" w:lastRow="0" w:noHBand="0" w:noVBand="1" w:val="04A0"/>
-        <w:tblBorders>
-          <w:top w:val="single" w:sz="6" w:color="000000" w:space="0"/>
-          <w:bottom w:val="single" w:sz="6" w:color="000000" w:space="0"/>
-          <w:left w:val="single" w:sz="4" w:color="000000" w:space="0"/>
-          <w:right w:val="single" w:sz="4" w:color="000000" w:space="0"/>
-          <w:insideH w:val="single" w:sz="2" w:color="000000" w:space="0"/>
-          <w:insideV w:val="single" w:sz="2" w:color="000000" w:space="0"/>
-        </w:tblBorders>
-      </w:tblPr>
-      <w:tblGrid>
-        <w:gridCol w:w="1900"/>
-        <w:gridCol w:w="3300"/>
-        <w:gridCol w:w="2800"/>
-      </w:tblGrid>
-      <w:tr>
-        <w:trPr>
-          <w:cantSplit/>
-          <w:tblHeader/>
-        </w:trPr>
-        <w:tc>
-          <w:tcPr>
-            <w:tcW w:type="dxa" w:w="1900"/>
-          </w:tcPr>
-          <w:p>
-            <w:pPr>
-              <w:keepNext/>
-              <w:spacing w:after="20" w:before="20" w:line="280" w:lineRule="exact"/>
-              <w:jc w:val="center"/>
-            </w:pPr>
-            <w:r>
-              <w:rPr>
-                <w:rFonts w:ascii="맑은 고딕" w:hAnsi="맑은 고딕" w:eastAsia="맑은 고딕"/>
-                <w:b/>
-                <w:color w:val="000000"/>
-                <w:sz w:val="20"/>
-              </w:rPr>
-            </w:r>
-          </w:p>
-        </w:tc>
-        <w:tc>
-          <w:tcPr>
-            <w:tcW w:type="dxa" w:w="3300"/>
-          </w:tcPr>
-          <w:p>
-            <w:pPr>
-              <w:keepNext/>
-              <w:spacing w:after="20" w:before="20" w:line="280" w:lineRule="exact"/>
-              <w:jc w:val="center"/>
-            </w:pPr>
-            <w:r>
-              <w:rPr>
-                <w:rFonts w:ascii="맑은 고딕" w:hAnsi="맑은 고딕" w:eastAsia="맑은 고딕"/>
-                <w:b/>
-                <w:color w:val="000000"/>
-                <w:sz w:val="20"/>
-              </w:rPr>
-              <w:t>묻는 것</w:t>
-            </w:r>
-          </w:p>
-        </w:tc>
-        <w:tc>
-          <w:tcPr>
-            <w:tcW w:type="dxa" w:w="2800"/>
-          </w:tcPr>
-          <w:p>
-            <w:pPr>
-              <w:keepNext/>
-              <w:spacing w:after="20" w:before="20" w:line="280" w:lineRule="exact"/>
-              <w:jc w:val="center"/>
-            </w:pPr>
-            <w:r>
-              <w:rPr>
-                <w:rFonts w:ascii="맑은 고딕" w:hAnsi="맑은 고딕" w:eastAsia="맑은 고딕"/>
-                <w:b/>
-                <w:color w:val="000000"/>
-                <w:sz w:val="20"/>
-              </w:rPr>
-              <w:t>산출</w:t>
-            </w:r>
-          </w:p>
-        </w:tc>
-      </w:tr>
-      <w:tr>
-        <w:trPr>
-          <w:cantSplit/>
-        </w:trPr>
-        <w:tc>
-          <w:tcPr>
-            <w:tcW w:type="dxa" w:w="1900"/>
-          </w:tcPr>
-          <w:p>
-            <w:pPr>
-              <w:keepNext/>
-              <w:spacing w:after="20" w:before="20" w:line="280" w:lineRule="exact"/>
-            </w:pPr>
-            <w:r>
-              <w:rPr>
-                <w:rFonts w:ascii="맑은 고딕" w:hAnsi="맑은 고딕" w:eastAsia="맑은 고딕"/>
-                <w:b w:val="0"/>
-                <w:color w:val="000000"/>
-                <w:sz w:val="20"/>
-              </w:rPr>
-              <w:t>축 A · 방어력</w:t>
-            </w:r>
-          </w:p>
-        </w:tc>
-        <w:tc>
-          <w:tcPr>
-            <w:tcW w:type="dxa" w:w="3300"/>
-          </w:tcPr>
-          <w:p>
-            <w:pPr>
-              <w:keepNext/>
-              <w:spacing w:after="20" w:before="20" w:line="280" w:lineRule="exact"/>
-            </w:pPr>
-            <w:r>
-              <w:rPr>
-                <w:rFonts w:ascii="맑은 고딕" w:hAnsi="맑은 고딕" w:eastAsia="맑은 고딕"/>
-                <w:b w:val="0"/>
-                <w:color w:val="000000"/>
-                <w:sz w:val="20"/>
-              </w:rPr>
-              <w:t>이 제안이 얼마나 잘 방어되는가</w:t>
-            </w:r>
-          </w:p>
-        </w:tc>
-        <w:tc>
-          <w:tcPr>
-            <w:tcW w:type="dxa" w:w="2800"/>
-          </w:tcPr>
-          <w:p>
-            <w:pPr>
-              <w:keepNext/>
-              <w:spacing w:after="20" w:before="20" w:line="280" w:lineRule="exact"/>
-            </w:pPr>
-            <w:r>
-              <w:rPr>
-                <w:rFonts w:ascii="맑은 고딕" w:hAnsi="맑은 고딕" w:eastAsia="맑은 고딕"/>
-                <w:b w:val="0"/>
-                <w:color w:val="000000"/>
-                <w:sz w:val="20"/>
-              </w:rPr>
-              <w:t>0~10 점</w:t>
-            </w:r>
-          </w:p>
-        </w:tc>
-      </w:tr>
-      <w:tr>
-        <w:trPr>
-          <w:cantSplit/>
-        </w:trPr>
-        <w:tc>
-          <w:tcPr>
-            <w:tcW w:type="dxa" w:w="1900"/>
-          </w:tcPr>
-          <w:p>
-            <w:pPr>
-              <w:keepNext w:val="0"/>
-              <w:spacing w:after="20" w:before="20" w:line="280" w:lineRule="exact"/>
-            </w:pPr>
-            <w:r>
-              <w:rPr>
-                <w:rFonts w:ascii="맑은 고딕" w:hAnsi="맑은 고딕" w:eastAsia="맑은 고딕"/>
-                <w:b w:val="0"/>
-                <w:color w:val="000000"/>
-                <w:sz w:val="20"/>
-              </w:rPr>
-              <w:t>축 B · 실질 독창성</w:t>
-            </w:r>
-          </w:p>
-        </w:tc>
-        <w:tc>
-          <w:tcPr>
-            <w:tcW w:type="dxa" w:w="3300"/>
-          </w:tcPr>
-          <w:p>
-            <w:pPr>
-              <w:keepNext w:val="0"/>
-              <w:spacing w:after="20" w:before="20" w:line="280" w:lineRule="exact"/>
-            </w:pPr>
-            <w:r>
-              <w:rPr>
-                <w:rFonts w:ascii="맑은 고딕" w:hAnsi="맑은 고딕" w:eastAsia="맑은 고딕"/>
-                <w:b w:val="0"/>
-                <w:color w:val="000000"/>
-                <w:sz w:val="20"/>
-              </w:rPr>
-              <w:t>그 아이디어가 실제로 새로운가</w:t>
-            </w:r>
-          </w:p>
-        </w:tc>
-        <w:tc>
-          <w:tcPr>
-            <w:tcW w:type="dxa" w:w="2800"/>
-          </w:tcPr>
-          <w:p>
-            <w:pPr>
-              <w:keepNext w:val="0"/>
-              <w:spacing w:after="20" w:before="20" w:line="280" w:lineRule="exact"/>
-            </w:pPr>
-            <w:r>
-              <w:rPr>
-                <w:rFonts w:ascii="맑은 고딕" w:hAnsi="맑은 고딕" w:eastAsia="맑은 고딕"/>
-                <w:b w:val="0"/>
-                <w:color w:val="000000"/>
-                <w:sz w:val="20"/>
-              </w:rPr>
-              <w:t>네 구간의 밴드 + 확신도</w:t>
-            </w:r>
-          </w:p>
-          <w:p>
-            <w:pPr>
-              <w:keepNext w:val="0"/>
-              <w:spacing w:after="20" w:before="20" w:line="280" w:lineRule="exact"/>
-            </w:pPr>
-            <w:r>
-              <w:rPr>
-                <w:rFonts w:ascii="맑은 고딕" w:hAnsi="맑은 고딕" w:eastAsia="맑은 고딕"/>
-                <w:b w:val="0"/>
-                <w:color w:val="000000"/>
-                <w:sz w:val="20"/>
-              </w:rPr>
-              <w:t>(점수를 매기지 않는다)</w:t>
-            </w:r>
-          </w:p>
-        </w:tc>
-      </w:tr>
-    </w:tbl>
-    <w:p>
-      <w:pPr>
-        <w:keepLines/>
-        <w:spacing w:after="200" w:before="0" w:line="360" w:lineRule="exact"/>
-      </w:pPr>
-    </w:p>
-    <w:p>
-      <w:pPr>
-        <w:keepLines/>
-        <w:spacing w:after="180" w:before="0" w:line="360" w:lineRule="exact"/>
-        <w:ind w:firstLine="283"/>
-      </w:pPr>
+      <w:r>
+        <w:rPr>
+          <w:rFonts w:ascii="맑은 고딕" w:hAnsi="맑은 고딕" w:eastAsia="맑은 고딕"/>
+          <w:b/>
+          <w:color w:val="000000"/>
+          <w:sz w:val="22"/>
+        </w:rPr>
+        <w:t>서로 다른 층위를 하나의 숫자로 합산하지 않는다</w:t>
+      </w:r>
       <w:r>
         <w:rPr>
           <w:rFonts w:ascii="맑은 고딕" w:hAnsi="맑은 고딕" w:eastAsia="맑은 고딕"/>
@@ -1895,7 +809,7 @@
           <w:color w:val="000000"/>
           <w:sz w:val="22"/>
         </w:rPr>
-        <w:t>말을 잘하는 것과 실제로 새로운 것은 별개이기 때문이다. 잘 설명했다는 이유로 진부한 제안이 독창적이 되어서는 안 되고, 새롭다는 이유로 근거 없는 제안이 방어되었다고 인정되어서도 안 된다.</w:t>
+        <w:t>. 축 A 는 '이 제안이 얼마나 잘 방어되는가'를 0~10 점으로, 축 B 는 '그 아이디어가 실제로 새로운가'를 밴드와 확신도로 산출하고 둘을 합치지 않는다. 말을 잘하는 것과 실제로 새로운 것은 별개이기 때문이다. 축 A 의 첫 기준 이름이 '독창성'이지만 그것은 창의성 자체가 아니라 독창성 주장을 얼마나 방어했는지를 잰다. 실제로 새로운지는 축 B 가 재정·연구·입법·해외 네 통로의 조회로 판정하며, 통로마다 규칙이 따로 붙어 임기만료폐기는 감점 근거에서 빠지고 연구 통로는 키워드 일치 대신 중첩도와 역할을 본다. 나누지 않으면 관련 연구가 많은 분야일수록 불리해지는데, 그것은 평가가 아니라 분야에 대한 벌점이다.</w:t>
       </w:r>
     </w:p>
     <w:p>
@@ -1911,7 +825,7 @@
           <w:color w:val="000000"/>
           <w:sz w:val="22"/>
         </w:rPr>
-        <w:t xml:space="preserve">분리는 이름에서도 지켜진다. 축 A 의 첫 기준 이름이 '독창성'이지만 이것은 창의성 자체가 아니라 </w:t>
+        <w:t xml:space="preserve">③ </w:t>
       </w:r>
       <w:r>
         <w:rPr>
@@ -1920,7 +834,7 @@
           <w:color w:val="000000"/>
           <w:sz w:val="22"/>
         </w:rPr>
-        <w:t>독창성 주장을 얼마나 방어했는지</w:t>
+        <w:t>한 번 재지 않고, 판단과 계산을 나눈다</w:t>
       </w:r>
       <w:r>
         <w:rPr>
@@ -1929,509 +843,7 @@
           <w:color w:val="000000"/>
           <w:sz w:val="22"/>
         </w:rPr>
-        <w:t>를 재는 것이다. 해당 항목들은 모두 '제안자가 말했는가'를 묻지 '실제로 새로운가'를 묻지 않는다. 실제로 새로운지는 축 B 가 데이터 조회로 판정한다. 순위가 필요하면 방어력 점수만으로 매기되 선례 위치는 별도 표시로 병기하며, 둘을 가중 합산한 총점은 만들지 않는다.</w:t>
-      </w:r>
-    </w:p>
-    <w:p>
-      <w:pPr>
-        <w:keepLines/>
-        <w:spacing w:after="180" w:before="0" w:line="360" w:lineRule="exact"/>
-        <w:ind w:firstLine="283"/>
-      </w:pPr>
-      <w:r>
-        <w:rPr>
-          <w:rFonts w:ascii="맑은 고딕" w:hAnsi="맑은 고딕" w:eastAsia="맑은 고딕"/>
-          <w:b w:val="0"/>
-          <w:color w:val="000000"/>
-          <w:sz w:val="22"/>
-        </w:rPr>
-        <w:t>축 B 는 네 개의 통로를 따로 둔다. 예산에 없다고 연구된 적이 없는 것은 아니고, 국내에 없다고 세계에 없는 것도 아니기 때문이다.</w:t>
-      </w:r>
-    </w:p>
-    <w:tbl>
-      <w:tblPr>
-        <w:tblW w:type="auto" w:w="0"/>
-        <w:jc w:val="center"/>
-        <w:tblLayout w:type="fixed"/>
-        <w:tblLook w:firstColumn="1" w:firstRow="1" w:lastColumn="0" w:lastRow="0" w:noHBand="0" w:noVBand="1" w:val="04A0"/>
-        <w:tblBorders>
-          <w:top w:val="single" w:sz="6" w:color="000000" w:space="0"/>
-          <w:bottom w:val="single" w:sz="6" w:color="000000" w:space="0"/>
-          <w:left w:val="single" w:sz="4" w:color="000000" w:space="0"/>
-          <w:right w:val="single" w:sz="4" w:color="000000" w:space="0"/>
-          <w:insideH w:val="single" w:sz="2" w:color="000000" w:space="0"/>
-          <w:insideV w:val="single" w:sz="2" w:color="000000" w:space="0"/>
-        </w:tblBorders>
-      </w:tblPr>
-      <w:tblGrid>
-        <w:gridCol w:w="1300"/>
-        <w:gridCol w:w="3400"/>
-        <w:gridCol w:w="3300"/>
-      </w:tblGrid>
-      <w:tr>
-        <w:trPr>
-          <w:cantSplit/>
-          <w:tblHeader/>
-        </w:trPr>
-        <w:tc>
-          <w:tcPr>
-            <w:tcW w:type="dxa" w:w="1300"/>
-          </w:tcPr>
-          <w:p>
-            <w:pPr>
-              <w:keepNext/>
-              <w:spacing w:after="20" w:before="20" w:line="280" w:lineRule="exact"/>
-              <w:jc w:val="center"/>
-            </w:pPr>
-            <w:r>
-              <w:rPr>
-                <w:rFonts w:ascii="맑은 고딕" w:hAnsi="맑은 고딕" w:eastAsia="맑은 고딕"/>
-                <w:b/>
-                <w:color w:val="000000"/>
-                <w:sz w:val="20"/>
-              </w:rPr>
-              <w:t>통로</w:t>
-            </w:r>
-          </w:p>
-        </w:tc>
-        <w:tc>
-          <w:tcPr>
-            <w:tcW w:type="dxa" w:w="3400"/>
-          </w:tcPr>
-          <w:p>
-            <w:pPr>
-              <w:keepNext/>
-              <w:spacing w:after="20" w:before="20" w:line="280" w:lineRule="exact"/>
-              <w:jc w:val="center"/>
-            </w:pPr>
-            <w:r>
-              <w:rPr>
-                <w:rFonts w:ascii="맑은 고딕" w:hAnsi="맑은 고딕" w:eastAsia="맑은 고딕"/>
-                <w:b/>
-                <w:color w:val="000000"/>
-                <w:sz w:val="20"/>
-              </w:rPr>
-              <w:t>답하는 질문</w:t>
-            </w:r>
-          </w:p>
-        </w:tc>
-        <w:tc>
-          <w:tcPr>
-            <w:tcW w:type="dxa" w:w="3300"/>
-          </w:tcPr>
-          <w:p>
-            <w:pPr>
-              <w:keepNext/>
-              <w:spacing w:after="20" w:before="20" w:line="280" w:lineRule="exact"/>
-              <w:jc w:val="center"/>
-            </w:pPr>
-            <w:r>
-              <w:rPr>
-                <w:rFonts w:ascii="맑은 고딕" w:hAnsi="맑은 고딕" w:eastAsia="맑은 고딕"/>
-                <w:b/>
-                <w:color w:val="000000"/>
-                <w:sz w:val="20"/>
-              </w:rPr>
-              <w:t>성격</w:t>
-            </w:r>
-          </w:p>
-        </w:tc>
-      </w:tr>
-      <w:tr>
-        <w:trPr>
-          <w:cantSplit/>
-        </w:trPr>
-        <w:tc>
-          <w:tcPr>
-            <w:tcW w:type="dxa" w:w="1300"/>
-          </w:tcPr>
-          <w:p>
-            <w:pPr>
-              <w:keepNext/>
-              <w:spacing w:after="20" w:before="20" w:line="280" w:lineRule="exact"/>
-            </w:pPr>
-            <w:r>
-              <w:rPr>
-                <w:rFonts w:ascii="맑은 고딕" w:hAnsi="맑은 고딕" w:eastAsia="맑은 고딕"/>
-                <w:b w:val="0"/>
-                <w:color w:val="000000"/>
-                <w:sz w:val="20"/>
-              </w:rPr>
-              <w:t>① 재정</w:t>
-            </w:r>
-          </w:p>
-        </w:tc>
-        <w:tc>
-          <w:tcPr>
-            <w:tcW w:type="dxa" w:w="3400"/>
-          </w:tcPr>
-          <w:p>
-            <w:pPr>
-              <w:keepNext/>
-              <w:spacing w:after="20" w:before="20" w:line="280" w:lineRule="exact"/>
-            </w:pPr>
-            <w:r>
-              <w:rPr>
-                <w:rFonts w:ascii="맑은 고딕" w:hAnsi="맑은 고딕" w:eastAsia="맑은 고딕"/>
-                <w:b w:val="0"/>
-                <w:color w:val="000000"/>
-                <w:sz w:val="20"/>
-              </w:rPr>
-              <w:t>예산이 붙어 집행됐는가</w:t>
-            </w:r>
-          </w:p>
-        </w:tc>
-        <w:tc>
-          <w:tcPr>
-            <w:tcW w:type="dxa" w:w="3300"/>
-          </w:tcPr>
-          <w:p>
-            <w:pPr>
-              <w:keepNext/>
-              <w:spacing w:after="20" w:before="20" w:line="280" w:lineRule="exact"/>
-            </w:pPr>
-            <w:r>
-              <w:rPr>
-                <w:rFonts w:ascii="맑은 고딕" w:hAnsi="맑은 고딕" w:eastAsia="맑은 고딕"/>
-                <w:b w:val="0"/>
-                <w:color w:val="000000"/>
-                <w:sz w:val="20"/>
-              </w:rPr>
-              <w:t>세출예산 사업</w:t>
-            </w:r>
-          </w:p>
-        </w:tc>
-      </w:tr>
-      <w:tr>
-        <w:trPr>
-          <w:cantSplit/>
-        </w:trPr>
-        <w:tc>
-          <w:tcPr>
-            <w:tcW w:type="dxa" w:w="1300"/>
-          </w:tcPr>
-          <w:p>
-            <w:pPr>
-              <w:keepNext/>
-              <w:spacing w:after="20" w:before="20" w:line="280" w:lineRule="exact"/>
-            </w:pPr>
-            <w:r>
-              <w:rPr>
-                <w:rFonts w:ascii="맑은 고딕" w:hAnsi="맑은 고딕" w:eastAsia="맑은 고딕"/>
-                <w:b w:val="0"/>
-                <w:color w:val="000000"/>
-                <w:sz w:val="20"/>
-              </w:rPr>
-              <w:t>② 연구</w:t>
-            </w:r>
-          </w:p>
-        </w:tc>
-        <w:tc>
-          <w:tcPr>
-            <w:tcW w:type="dxa" w:w="3400"/>
-          </w:tcPr>
-          <w:p>
-            <w:pPr>
-              <w:keepNext/>
-              <w:spacing w:after="20" w:before="20" w:line="280" w:lineRule="exact"/>
-            </w:pPr>
-            <w:r>
-              <w:rPr>
-                <w:rFonts w:ascii="맑은 고딕" w:hAnsi="맑은 고딕" w:eastAsia="맑은 고딕"/>
-                <w:b w:val="0"/>
-                <w:color w:val="000000"/>
-                <w:sz w:val="20"/>
-              </w:rPr>
-              <w:t>연구로 검토된 적이 있는가</w:t>
-            </w:r>
-          </w:p>
-        </w:tc>
-        <w:tc>
-          <w:tcPr>
-            <w:tcW w:type="dxa" w:w="3300"/>
-          </w:tcPr>
-          <w:p>
-            <w:pPr>
-              <w:keepNext/>
-              <w:spacing w:after="20" w:before="20" w:line="280" w:lineRule="exact"/>
-            </w:pPr>
-            <w:r>
-              <w:rPr>
-                <w:rFonts w:ascii="맑은 고딕" w:hAnsi="맑은 고딕" w:eastAsia="맑은 고딕"/>
-                <w:b w:val="0"/>
-                <w:color w:val="000000"/>
-                <w:sz w:val="20"/>
-              </w:rPr>
-              <w:t>정책연구 발간물</w:t>
-            </w:r>
-          </w:p>
-        </w:tc>
-      </w:tr>
-      <w:tr>
-        <w:trPr>
-          <w:cantSplit/>
-        </w:trPr>
-        <w:tc>
-          <w:tcPr>
-            <w:tcW w:type="dxa" w:w="1300"/>
-          </w:tcPr>
-          <w:p>
-            <w:pPr>
-              <w:keepNext/>
-              <w:spacing w:after="20" w:before="20" w:line="280" w:lineRule="exact"/>
-            </w:pPr>
-            <w:r>
-              <w:rPr>
-                <w:rFonts w:ascii="맑은 고딕" w:hAnsi="맑은 고딕" w:eastAsia="맑은 고딕"/>
-                <w:b w:val="0"/>
-                <w:color w:val="000000"/>
-                <w:sz w:val="20"/>
-              </w:rPr>
-              <w:t>③ 입법</w:t>
-            </w:r>
-          </w:p>
-        </w:tc>
-        <w:tc>
-          <w:tcPr>
-            <w:tcW w:type="dxa" w:w="3400"/>
-          </w:tcPr>
-          <w:p>
-            <w:pPr>
-              <w:keepNext/>
-              <w:spacing w:after="20" w:before="20" w:line="280" w:lineRule="exact"/>
-            </w:pPr>
-            <w:r>
-              <w:rPr>
-                <w:rFonts w:ascii="맑은 고딕" w:hAnsi="맑은 고딕" w:eastAsia="맑은 고딕"/>
-                <w:b w:val="0"/>
-                <w:color w:val="000000"/>
-                <w:sz w:val="20"/>
-              </w:rPr>
-              <w:t>입법이 시도된 적이 있는가</w:t>
-            </w:r>
-          </w:p>
-        </w:tc>
-        <w:tc>
-          <w:tcPr>
-            <w:tcW w:type="dxa" w:w="3300"/>
-          </w:tcPr>
-          <w:p>
-            <w:pPr>
-              <w:keepNext/>
-              <w:spacing w:after="20" w:before="20" w:line="280" w:lineRule="exact"/>
-            </w:pPr>
-            <w:r>
-              <w:rPr>
-                <w:rFonts w:ascii="맑은 고딕" w:hAnsi="맑은 고딕" w:eastAsia="맑은 고딕"/>
-                <w:b w:val="0"/>
-                <w:color w:val="000000"/>
-                <w:sz w:val="20"/>
-              </w:rPr>
-              <w:t>의안 발의·의결 현황</w:t>
-            </w:r>
-          </w:p>
-        </w:tc>
-      </w:tr>
-      <w:tr>
-        <w:trPr>
-          <w:cantSplit/>
-        </w:trPr>
-        <w:tc>
-          <w:tcPr>
-            <w:tcW w:type="dxa" w:w="1300"/>
-          </w:tcPr>
-          <w:p>
-            <w:pPr>
-              <w:keepNext w:val="0"/>
-              <w:spacing w:after="20" w:before="20" w:line="280" w:lineRule="exact"/>
-            </w:pPr>
-            <w:r>
-              <w:rPr>
-                <w:rFonts w:ascii="맑은 고딕" w:hAnsi="맑은 고딕" w:eastAsia="맑은 고딕"/>
-                <w:b w:val="0"/>
-                <w:color w:val="000000"/>
-                <w:sz w:val="20"/>
-              </w:rPr>
-              <w:t>④ 해외</w:t>
-            </w:r>
-          </w:p>
-        </w:tc>
-        <w:tc>
-          <w:tcPr>
-            <w:tcW w:type="dxa" w:w="3400"/>
-          </w:tcPr>
-          <w:p>
-            <w:pPr>
-              <w:keepNext w:val="0"/>
-              <w:spacing w:after="20" w:before="20" w:line="280" w:lineRule="exact"/>
-            </w:pPr>
-            <w:r>
-              <w:rPr>
-                <w:rFonts w:ascii="맑은 고딕" w:hAnsi="맑은 고딕" w:eastAsia="맑은 고딕"/>
-                <w:b w:val="0"/>
-                <w:color w:val="000000"/>
-                <w:sz w:val="20"/>
-              </w:rPr>
-              <w:t>다른 나라가 시행했는가</w:t>
-            </w:r>
-          </w:p>
-        </w:tc>
-        <w:tc>
-          <w:tcPr>
-            <w:tcW w:type="dxa" w:w="3300"/>
-          </w:tcPr>
-          <w:p>
-            <w:pPr>
-              <w:keepNext w:val="0"/>
-              <w:spacing w:after="20" w:before="20" w:line="280" w:lineRule="exact"/>
-            </w:pPr>
-            <w:r>
-              <w:rPr>
-                <w:rFonts w:ascii="맑은 고딕" w:hAnsi="맑은 고딕" w:eastAsia="맑은 고딕"/>
-                <w:b w:val="0"/>
-                <w:color w:val="000000"/>
-                <w:sz w:val="20"/>
-              </w:rPr>
-              <w:t>국제기구 혁신사례 코퍼스</w:t>
-            </w:r>
-          </w:p>
-        </w:tc>
-      </w:tr>
-    </w:tbl>
-    <w:p>
-      <w:pPr>
-        <w:keepLines/>
-        <w:spacing w:after="200" w:before="0" w:line="360" w:lineRule="exact"/>
-      </w:pPr>
-    </w:p>
-    <w:p>
-      <w:pPr>
-        <w:keepLines/>
-        <w:spacing w:after="180" w:before="0" w:line="360" w:lineRule="exact"/>
-        <w:ind w:firstLine="283"/>
-      </w:pPr>
-      <w:r>
-        <w:rPr>
-          <w:rFonts w:ascii="맑은 고딕" w:hAnsi="맑은 고딕" w:eastAsia="맑은 고딕"/>
-          <w:b w:val="0"/>
-          <w:color w:val="000000"/>
-          <w:sz w:val="22"/>
-        </w:rPr>
-        <w:t>통로마다 판정 규칙이 따로 붙는다. 의안 통로에서는 임기만료폐기를 감점 근거에서 명시적으로 뺀다. 심사할 시간이 없어 폐기된 것을 '국회가 거부한 아이디어'로 읽으면 오판이기 때문이다. 연구 통로는 단순 키워드 일치를 쓰지 않고 중첩도와 역할을 따로 판정한다. 같은 주제를 다룬 문헌이라도 역할이 '근거'라면 감점 사유가 아니라 인용처다. 이것을 나누지 않으면 관련 연구가 많은 분야일수록 제안이 불리해지는데, 그것은 평가가 아니라 분야에 대한 벌점이다.</w:t>
-      </w:r>
-    </w:p>
-    <w:p>
-      <w:pPr>
-        <w:keepNext/>
-        <w:keepLines/>
-        <w:spacing w:after="180" w:before="380" w:line="360" w:lineRule="exact"/>
-      </w:pPr>
-      <w:r>
-        <w:rPr>
-          <w:rFonts w:ascii="맑은 고딕" w:hAnsi="맑은 고딕" w:eastAsia="맑은 고딕"/>
-          <w:b/>
-          <w:color w:val="000000"/>
-          <w:sz w:val="24"/>
-        </w:rPr>
-        <w:t>8. 운영 원리 ③ — 한 번 재지 않고, 판단과 계산을 나눈다</w:t>
-      </w:r>
-    </w:p>
-    <w:p>
-      <w:pPr>
-        <w:keepLines/>
-        <w:spacing w:after="180" w:before="0" w:line="360" w:lineRule="exact"/>
-        <w:ind w:firstLine="283"/>
-      </w:pPr>
-      <w:r>
-        <w:rPr>
-          <w:rFonts w:ascii="맑은 고딕" w:hAnsi="맑은 고딕" w:eastAsia="맑은 고딕"/>
-          <w:b w:val="0"/>
-          <w:color w:val="000000"/>
-          <w:sz w:val="22"/>
-        </w:rPr>
-        <w:t>채점은 두 번 한다. 한 번만 재면 그 채점의 성격이 결과를 지배하기 때문이다. 기계적으로 재면 형식만 갖춘 답변이 높은 점수를 받고, 인상으로 재면 잘 쓴 글이 높은 점수를 받는다. 그래서 체크리스트로 한 번, 대화 전체를 읽는 종합 판단으로 한 번 재고 합친다.</w:t>
-      </w:r>
-    </w:p>
-    <w:p>
-      <w:pPr>
-        <w:keepLines/>
-        <w:spacing w:after="180" w:before="0" w:line="360" w:lineRule="exact"/>
-        <w:ind w:firstLine="283"/>
-      </w:pPr>
-      <w:r>
-        <w:rPr>
-          <w:rFonts w:ascii="맑은 고딕" w:hAnsi="맑은 고딕" w:eastAsia="맑은 고딕"/>
-          <w:b w:val="0"/>
-          <w:color w:val="000000"/>
-          <w:sz w:val="22"/>
-        </w:rPr>
-        <w:t xml:space="preserve">합치는 규칙에 이 체계의 성격이 드러난다. 평균을 쓰되 두 채점이 3점 이상 벌어지면 평균 대신 </w:t>
-      </w:r>
-      <w:r>
-        <w:rPr>
-          <w:rFonts w:ascii="맑은 고딕" w:hAnsi="맑은 고딕" w:eastAsia="맑은 고딕"/>
-          <w:b/>
-          <w:color w:val="000000"/>
-          <w:sz w:val="22"/>
-        </w:rPr>
-        <w:t>낮은 쪽</w:t>
-      </w:r>
-      <w:r>
-        <w:rPr>
-          <w:rFonts w:ascii="맑은 고딕" w:hAnsi="맑은 고딕" w:eastAsia="맑은 고딕"/>
-          <w:b w:val="0"/>
-          <w:color w:val="000000"/>
-          <w:sz w:val="22"/>
-        </w:rPr>
-        <w:t>을 채택한다. 괴리가 크다는 것은 평가 자체가 불확실하다는 신호인데, 평균을 쓰면 그 신호가 사라진다. 체크리스트로 아홉 개를 충족했는데 읽어 보니 여섯 점밖에 못 주겠다면 형식은 갖췄으나 알맹이가 부족하다는 뜻이고, 평균 7.5점은 두 채점 어느 쪽도 지지하지 않는 숫자다.</w:t>
-      </w:r>
-    </w:p>
-    <w:p>
-      <w:pPr>
-        <w:keepLines/>
-        <w:spacing w:after="180" w:before="0" w:line="360" w:lineRule="exact"/>
-        <w:ind w:firstLine="283"/>
-      </w:pPr>
-      <w:r>
-        <w:rPr>
-          <w:rFonts w:ascii="맑은 고딕" w:hAnsi="맑은 고딕" w:eastAsia="맑은 고딕"/>
-          <w:b w:val="0"/>
-          <w:color w:val="000000"/>
-          <w:sz w:val="22"/>
-        </w:rPr>
-        <w:t>가중치는 고정이다. 사람마다 다른 가중치를 쓰면 점수를 비교할 수 없고, 조정할 수 있으면 원하는 결론에 맞춰 조정하게 된다.</w:t>
-      </w:r>
-    </w:p>
-    <w:p>
-      <w:pPr>
-        <w:keepLines/>
-        <w:spacing w:after="180" w:before="0" w:line="360" w:lineRule="exact"/>
-        <w:ind w:firstLine="283"/>
-      </w:pPr>
-      <w:r>
-        <w:rPr>
-          <w:rFonts w:ascii="맑은 고딕" w:hAnsi="맑은 고딕" w:eastAsia="맑은 고딕"/>
-          <w:b w:val="0"/>
-          <w:color w:val="000000"/>
-          <w:sz w:val="22"/>
-        </w:rPr>
-        <w:t>판단과 계산도 나눈다. 언어모델은 판단에 쓰고 산술에는 쓰지 않는다. 가중 평균, 환산, 구간 판정은 코드가 수행한다. 결과가 이상할 때 판단이 잘못됐는지 계산이 잘못됐는지가 즉시 구분되기 때문이다. 다만 이 분리가 확보하는 재현성은 산술의 재현성에 한정된다. 판단 자체의 재현성은 이 원리로 해결되지 않으며, 둘을 혼동하면 '계산을 코드로 옮겼으니 판정이 재현된다'는 잘못된 안심에 이른다.</w:t>
-      </w:r>
-    </w:p>
-    <w:p>
-      <w:pPr>
-        <w:keepLines/>
-        <w:spacing w:after="180" w:before="0" w:line="360" w:lineRule="exact"/>
-        <w:ind w:firstLine="283"/>
-      </w:pPr>
-      <w:r>
-        <w:rPr>
-          <w:rFonts w:ascii="맑은 고딕" w:hAnsi="맑은 고딕" w:eastAsia="맑은 고딕"/>
-          <w:b w:val="0"/>
-          <w:color w:val="000000"/>
-          <w:sz w:val="22"/>
-        </w:rPr>
-        <w:t xml:space="preserve">역할도 나눈다. 질문자는 채점 기준을 받지 않고 채점자는 질문을 만들지 않는다. 편향을 다짐으로 막지 않고 구조로 막겠다는 뜻이다. 다만 이 분리가 무엇인지는 정확히 말해 둘 필요가 있다. 네 역할은 서로 다른 주체가 아니라 같은 모델에 다른 지시를 준 것이므로, </w:t>
+        <w:t xml:space="preserve">. 기계적으로 재면 형식만 갖춘 답변이, 인상으로 재면 잘 쓴 글이 높은 점수를 받는다. 그래서 체크리스트로 한 번, 대화 전체를 읽는 종합 판단으로 한 번 재고 합치되 두 채점이 3점 이상 벌어지면 평균 대신 낮은 쪽을 택한다. 괴리가 크다는 것은 평가 자체가 불확실하다는 신호인데 평균을 쓰면 그 신호가 사라지기 때문이다. 가중치는 고정이고, 산술은 모델이 아니라 코드가 맡는다. 다만 이렇게 확보되는 재현성은 산술의 재현성일 뿐 판단의 재현성이 아니다. 역할도 나눈다. 질문자는 채점 기준을 받지 않고 채점자는 질문을 만들지 않는다. 다만 네 역할은 다른 주체가 아니라 같은 모델에 다른 지시를 준 것이므로, </w:t>
       </w:r>
       <w:r>
         <w:rPr>
@@ -2449,23 +861,7 @@
           <w:color w:val="000000"/>
           <w:sz w:val="22"/>
         </w:rPr>
-        <w:t>. 후자는 사람의 판정과 대조해야만 드러난다.</w:t>
-      </w:r>
-    </w:p>
-    <w:p>
-      <w:pPr>
-        <w:keepNext/>
-        <w:keepLines/>
-        <w:spacing w:after="180" w:before="380" w:line="360" w:lineRule="exact"/>
-      </w:pPr>
-      <w:r>
-        <w:rPr>
-          <w:rFonts w:ascii="맑은 고딕" w:hAnsi="맑은 고딕" w:eastAsia="맑은 고딕"/>
-          <w:b/>
-          <w:color w:val="000000"/>
-          <w:sz w:val="24"/>
-        </w:rPr>
-        <w:t>9. 운영 원리 ④ — 찾은 범위까지만 말한다</w:t>
+        <w:t>.</w:t>
       </w:r>
     </w:p>
     <w:p>
@@ -2481,15 +877,17 @@
           <w:color w:val="000000"/>
           <w:sz w:val="22"/>
         </w:rPr>
-        <w:t>증거론의 중심에 놓인 원리다. '있다'는 하나의 사례로 입증되지만 '없다'는 전수 조사를 요구하며, 대화 판정에서도 조회 판정에서도 전수 조사는 불가능하다. 그래서 존재 주장과 부재 주장을 비대칭으로 다룬다. 확신이 서지 않으면 판정을 유보한다. 여기서의 과잉 확신이 없는 사업명을 지어내는 유일한 발생 경로다.</w:t>
+        <w:t xml:space="preserve">④ </w:t>
       </w:r>
-    </w:p>
-    <w:p>
-      <w:pPr>
-        <w:keepLines/>
-        <w:spacing w:after="180" w:before="0" w:line="360" w:lineRule="exact"/>
-        <w:ind w:firstLine="283"/>
-      </w:pPr>
+      <w:r>
+        <w:rPr>
+          <w:rFonts w:ascii="맑은 고딕" w:hAnsi="맑은 고딕" w:eastAsia="맑은 고딕"/>
+          <w:b/>
+          <w:color w:val="000000"/>
+          <w:sz w:val="22"/>
+        </w:rPr>
+        <w:t>찾은 범위까지만 말한다</w:t>
+      </w:r>
       <w:r>
         <w:rPr>
           <w:rFonts w:ascii="맑은 고딕" w:hAnsi="맑은 고딕" w:eastAsia="맑은 고딕"/>
@@ -2497,23 +895,7 @@
           <w:color w:val="000000"/>
           <w:sz w:val="22"/>
         </w:rPr>
-        <w:t>근거는 두 등급으로 나뉜다. 실제 조회로 확인된 것이 A급, 모델 지식에서 온 것이 B급이다. 담당자는 A급만 그대로 인용하고 B급은 '확인해 보라'는 지침으로 받는다. A급 안에도 층이 있다. 재정과 의안은 국가가 편성하고 의결한 기록이라 존재와 내용이 함께 확인되지만, 해외 사례는 각국이 스스로 신고한 것이라 존재만 확인되고 성과는 검증되지 않는다. '이런 제도를 시행한 나라가 있다'까지가 A급이고 '그 제도가 효과가 있었다'는 A급이 아니다.</w:t>
-      </w:r>
-    </w:p>
-    <w:p>
-      <w:pPr>
-        <w:keepLines/>
-        <w:spacing w:after="180" w:before="0" w:line="360" w:lineRule="exact"/>
-        <w:ind w:firstLine="283"/>
-      </w:pPr>
-      <w:r>
-        <w:rPr>
-          <w:rFonts w:ascii="맑은 고딕" w:hAnsi="맑은 고딕" w:eastAsia="맑은 고딕"/>
-          <w:b w:val="0"/>
-          <w:color w:val="000000"/>
-          <w:sz w:val="22"/>
-        </w:rPr>
-        <w:t xml:space="preserve">찾지 못한 것과 없는 것도 가른다. '찾지 못했다'에는 실제로 없는 경우, 이름이 달라 놓친 경우, 데이터가 덮지 못하는 영역인 경우, 질의어가 부실했던 경우가 섞여 있다. 그래서 결론을 '선례 없음'이 아니라 'N개 질의에서 미발견'으로 적고, 통로마다 </w:t>
+        <w:t xml:space="preserve">. '있다'는 하나의 사례로 입증되지만 '없다'는 전수 조사를 요구하고, 전수 조사는 불가능하다. 근거는 실제 조회로 확인된 A급과 모델 지식에서 온 B급으로 나뉘고 담당자는 A급만 그대로 인용한다. A급 안에도 층이 있어서, 해외 사례는 각국의 자기신고라 '시행한 나라가 있다'까지가 A급이고 '효과가 있었다'는 A급이 아니다. 결론은 '선례 없음'이 아니라 'N개 질의에서 미발견'으로 적고, 통로마다 </w:t>
       </w:r>
       <w:r>
         <w:rPr>
@@ -2531,7 +913,7 @@
           <w:color w:val="000000"/>
           <w:sz w:val="22"/>
         </w:rPr>
-        <w:t xml:space="preserve"> 을 따로 기록한다. 앞의 둘은 판정 근거로 쓰이지 않으며, 하나라도 있으면 확신도를 '상'으로 올리지 않는다. 5장에서 말한 외생 정박이 이것이다.</w:t>
+        <w:t xml:space="preserve"> 을 따로 기록한다. 앞의 둘은 판정 근거로 쓰이지 않으며, 하나라도 있으면 확신도를 '상'으로 올리지 않는다. 3장에서 말한 외생 정박이 이것이다.</w:t>
       </w:r>
     </w:p>
     <w:p>
@@ -2547,23 +929,7 @@
           <w:color w:val="000000"/>
           <w:sz w:val="22"/>
         </w:rPr>
-        <w:t>체계가 자신의 판정을 무효화할 수 있어야 한다는 원리도 여기서 나온다. 질문자가 답변 예시를 주거나 평가적 단정을 하면 그 세션은 다른 세션과 비교할 수 없게 되고, 판정 근거가 부족하면 판정유보가 산출된다. 판정유보는 '창의적이지 않다'와 다르며, 둘을 형식적으로 구분해야 기록 부족이 부정적 판정으로 잘못 바뀌지 않는다. 재료를 만들지 못했음을 스스로 말할 수 있는 체계만이 재료 제공자로 신뢰될 수 있다.</w:t>
-      </w:r>
-    </w:p>
-    <w:p>
-      <w:pPr>
-        <w:keepLines/>
-        <w:spacing w:after="180" w:before="0" w:line="360" w:lineRule="exact"/>
-        <w:ind w:firstLine="283"/>
-      </w:pPr>
-      <w:r>
-        <w:rPr>
-          <w:rFonts w:ascii="맑은 고딕" w:hAnsi="맑은 고딕" w:eastAsia="맑은 고딕"/>
-          <w:b w:val="0"/>
-          <w:color w:val="000000"/>
-          <w:sz w:val="22"/>
-        </w:rPr>
-        <w:t xml:space="preserve">산출물의 형식도 같은 태도를 따른다. 두 축을 교차한 네 칸은 순위가 아니라 처방이다. '기존 사업 개선으로 재포지셔닝'은 '추진'보다 못한 판정이 아니라 다른 경로를 가리킨다. 확신도가 모자라 결론을 내지 못한 건은 어느 칸에도 놓지 않고 표시 자체를 생략한다. 한계 고지는 부록이 아니라 산출물 본문에 둔다. 읽지 않을 곳에 둔 고지는 고지하지 않은 것과 같기 때문이다. 최종 산출은 결정이 아니라 </w:t>
+        <w:t xml:space="preserve">같은 태도가 산출 형식에도 적용된다. 두 축을 교차한 네 칸은 순위가 아니라 처방이고, 확신도가 모자라 결론을 내지 못한 건은 어느 칸에도 놓지 않고 표시 자체를 생략한다. 한계 고지는 부록이 아니라 산출물 본문에 둔다. 읽지 않을 곳에 둔 고지는 고지하지 않은 것과 같다. 재료를 만들지 못했음을 스스로 말할 수 있는 체계만이 재료 제공자로 신뢰될 수 있고, 최종 산출은 결정이 아니라 </w:t>
       </w:r>
       <w:r>
         <w:rPr>
@@ -2597,7 +963,7 @@
           <w:color w:val="000000"/>
           <w:sz w:val="24"/>
         </w:rPr>
-        <w:t>10. 원리가 성립하기 위해 확인되어야 할 것</w:t>
+        <w:t>5. 원리가 성립하기 위해 확인되어야 할 것</w:t>
       </w:r>
     </w:p>
     <w:p>
@@ -2613,367 +979,8 @@
           <w:color w:val="000000"/>
           <w:sz w:val="22"/>
         </w:rPr>
-        <w:t>위 원리들은 저마다 조건을 달고 있다. 조건이 확인되지 않으면 원리는 선언에 머문다.</w:t>
+        <w:t>위 원리들은 저마다 조건을 달고 있다. 문답으로 채워진 설계가 원문보다 나은 판정 재료를 만들어 내는가, 축 A 가 정말 방어력만 재고 표현력이 새어 들어오지 않는가, 같은 대화를 다시 채점하면 같은 값이 나오는가, 모델 고유의 편향이 사람 판정과 얼마나 벌어지는가, 미발견이 실제 부재와 얼마나 자주 어긋나는가. 확인되지 않으면 원리는 선언에 머문다.</w:t>
       </w:r>
-    </w:p>
-    <w:tbl>
-      <w:tblPr>
-        <w:tblW w:type="auto" w:w="0"/>
-        <w:jc w:val="center"/>
-        <w:tblLayout w:type="fixed"/>
-        <w:tblLook w:firstColumn="1" w:firstRow="1" w:lastColumn="0" w:lastRow="0" w:noHBand="0" w:noVBand="1" w:val="04A0"/>
-        <w:tblBorders>
-          <w:top w:val="single" w:sz="6" w:color="000000" w:space="0"/>
-          <w:bottom w:val="single" w:sz="6" w:color="000000" w:space="0"/>
-          <w:left w:val="single" w:sz="4" w:color="000000" w:space="0"/>
-          <w:right w:val="single" w:sz="4" w:color="000000" w:space="0"/>
-          <w:insideH w:val="single" w:sz="2" w:color="000000" w:space="0"/>
-          <w:insideV w:val="single" w:sz="2" w:color="000000" w:space="0"/>
-        </w:tblBorders>
-      </w:tblPr>
-      <w:tblGrid>
-        <w:gridCol w:w="3300"/>
-        <w:gridCol w:w="4700"/>
-      </w:tblGrid>
-      <w:tr>
-        <w:trPr>
-          <w:cantSplit/>
-          <w:tblHeader/>
-        </w:trPr>
-        <w:tc>
-          <w:tcPr>
-            <w:tcW w:type="dxa" w:w="3300"/>
-          </w:tcPr>
-          <w:p>
-            <w:pPr>
-              <w:keepNext/>
-              <w:spacing w:after="20" w:before="20" w:line="280" w:lineRule="exact"/>
-              <w:jc w:val="center"/>
-            </w:pPr>
-            <w:r>
-              <w:rPr>
-                <w:rFonts w:ascii="맑은 고딕" w:hAnsi="맑은 고딕" w:eastAsia="맑은 고딕"/>
-                <w:b/>
-                <w:color w:val="000000"/>
-                <w:sz w:val="20"/>
-              </w:rPr>
-              <w:t>원리</w:t>
-            </w:r>
-          </w:p>
-        </w:tc>
-        <w:tc>
-          <w:tcPr>
-            <w:tcW w:type="dxa" w:w="4700"/>
-          </w:tcPr>
-          <w:p>
-            <w:pPr>
-              <w:keepNext/>
-              <w:spacing w:after="20" w:before="20" w:line="280" w:lineRule="exact"/>
-              <w:jc w:val="center"/>
-            </w:pPr>
-            <w:r>
-              <w:rPr>
-                <w:rFonts w:ascii="맑은 고딕" w:hAnsi="맑은 고딕" w:eastAsia="맑은 고딕"/>
-                <w:b/>
-                <w:color w:val="000000"/>
-                <w:sz w:val="20"/>
-              </w:rPr>
-              <w:t>성립 조건</w:t>
-            </w:r>
-          </w:p>
-        </w:tc>
-      </w:tr>
-      <w:tr>
-        <w:trPr>
-          <w:cantSplit/>
-        </w:trPr>
-        <w:tc>
-          <w:tcPr>
-            <w:tcW w:type="dxa" w:w="3300"/>
-          </w:tcPr>
-          <w:p>
-            <w:pPr>
-              <w:keepNext/>
-              <w:spacing w:after="20" w:before="20" w:line="280" w:lineRule="exact"/>
-            </w:pPr>
-            <w:r>
-              <w:rPr>
-                <w:rFonts w:ascii="맑은 고딕" w:hAnsi="맑은 고딕" w:eastAsia="맑은 고딕"/>
-                <w:b w:val="0"/>
-                <w:color w:val="000000"/>
-                <w:sz w:val="20"/>
-              </w:rPr>
-              <w:t>대화가 평가 대상을 만든다</w:t>
-            </w:r>
-          </w:p>
-        </w:tc>
-        <w:tc>
-          <w:tcPr>
-            <w:tcW w:type="dxa" w:w="4700"/>
-          </w:tcPr>
-          <w:p>
-            <w:pPr>
-              <w:keepNext/>
-              <w:spacing w:after="20" w:before="20" w:line="280" w:lineRule="exact"/>
-            </w:pPr>
-            <w:r>
-              <w:rPr>
-                <w:rFonts w:ascii="맑은 고딕" w:hAnsi="맑은 고딕" w:eastAsia="맑은 고딕"/>
-                <w:b w:val="0"/>
-                <w:color w:val="000000"/>
-                <w:sz w:val="20"/>
-              </w:rPr>
-              <w:t>문답으로 채워진 설계가 원문보다</w:t>
-            </w:r>
-          </w:p>
-          <w:p>
-            <w:pPr>
-              <w:keepNext/>
-              <w:spacing w:after="20" w:before="20" w:line="280" w:lineRule="exact"/>
-            </w:pPr>
-            <w:r>
-              <w:rPr>
-                <w:rFonts w:ascii="맑은 고딕" w:hAnsi="맑은 고딕" w:eastAsia="맑은 고딕"/>
-                <w:b w:val="0"/>
-                <w:color w:val="000000"/>
-                <w:sz w:val="20"/>
-              </w:rPr>
-              <w:t>실제로 나은 판정 재료를 만들어 내는가</w:t>
-            </w:r>
-          </w:p>
-        </w:tc>
-      </w:tr>
-      <w:tr>
-        <w:trPr>
-          <w:cantSplit/>
-        </w:trPr>
-        <w:tc>
-          <w:tcPr>
-            <w:tcW w:type="dxa" w:w="3300"/>
-          </w:tcPr>
-          <w:p>
-            <w:pPr>
-              <w:keepNext/>
-              <w:spacing w:after="20" w:before="20" w:line="280" w:lineRule="exact"/>
-            </w:pPr>
-            <w:r>
-              <w:rPr>
-                <w:rFonts w:ascii="맑은 고딕" w:hAnsi="맑은 고딕" w:eastAsia="맑은 고딕"/>
-                <w:b w:val="0"/>
-                <w:color w:val="000000"/>
-                <w:sz w:val="20"/>
-              </w:rPr>
-              <w:t>층위를 합산하지 않는다</w:t>
-            </w:r>
-          </w:p>
-        </w:tc>
-        <w:tc>
-          <w:tcPr>
-            <w:tcW w:type="dxa" w:w="4700"/>
-          </w:tcPr>
-          <w:p>
-            <w:pPr>
-              <w:keepNext/>
-              <w:spacing w:after="20" w:before="20" w:line="280" w:lineRule="exact"/>
-            </w:pPr>
-            <w:r>
-              <w:rPr>
-                <w:rFonts w:ascii="맑은 고딕" w:hAnsi="맑은 고딕" w:eastAsia="맑은 고딕"/>
-                <w:b w:val="0"/>
-                <w:color w:val="000000"/>
-                <w:sz w:val="20"/>
-              </w:rPr>
-              <w:t>축 A 가 정말 '방어력'만 재는가.</w:t>
-            </w:r>
-          </w:p>
-          <w:p>
-            <w:pPr>
-              <w:keepNext/>
-              <w:spacing w:after="20" w:before="20" w:line="280" w:lineRule="exact"/>
-            </w:pPr>
-            <w:r>
-              <w:rPr>
-                <w:rFonts w:ascii="맑은 고딕" w:hAnsi="맑은 고딕" w:eastAsia="맑은 고딕"/>
-                <w:b w:val="0"/>
-                <w:color w:val="000000"/>
-                <w:sz w:val="20"/>
-              </w:rPr>
-              <w:t>표현력이 축 A 를 통해 새어 들어오지 않는가</w:t>
-            </w:r>
-          </w:p>
-        </w:tc>
-      </w:tr>
-      <w:tr>
-        <w:trPr>
-          <w:cantSplit/>
-        </w:trPr>
-        <w:tc>
-          <w:tcPr>
-            <w:tcW w:type="dxa" w:w="3300"/>
-          </w:tcPr>
-          <w:p>
-            <w:pPr>
-              <w:keepNext/>
-              <w:spacing w:after="20" w:before="20" w:line="280" w:lineRule="exact"/>
-            </w:pPr>
-            <w:r>
-              <w:rPr>
-                <w:rFonts w:ascii="맑은 고딕" w:hAnsi="맑은 고딕" w:eastAsia="맑은 고딕"/>
-                <w:b w:val="0"/>
-                <w:color w:val="000000"/>
-                <w:sz w:val="20"/>
-              </w:rPr>
-              <w:t>두 번 재고 낮은 쪽을 택한다</w:t>
-            </w:r>
-          </w:p>
-        </w:tc>
-        <w:tc>
-          <w:tcPr>
-            <w:tcW w:type="dxa" w:w="4700"/>
-          </w:tcPr>
-          <w:p>
-            <w:pPr>
-              <w:keepNext/>
-              <w:spacing w:after="20" w:before="20" w:line="280" w:lineRule="exact"/>
-            </w:pPr>
-            <w:r>
-              <w:rPr>
-                <w:rFonts w:ascii="맑은 고딕" w:hAnsi="맑은 고딕" w:eastAsia="맑은 고딕"/>
-                <w:b w:val="0"/>
-                <w:color w:val="000000"/>
-                <w:sz w:val="20"/>
-              </w:rPr>
-              <w:t>같은 대화를 다시 채점하면 같은 값이 나오는가.</w:t>
-            </w:r>
-          </w:p>
-          <w:p>
-            <w:pPr>
-              <w:keepNext/>
-              <w:spacing w:after="20" w:before="20" w:line="280" w:lineRule="exact"/>
-            </w:pPr>
-            <w:r>
-              <w:rPr>
-                <w:rFonts w:ascii="맑은 고딕" w:hAnsi="맑은 고딕" w:eastAsia="맑은 고딕"/>
-                <w:b w:val="0"/>
-                <w:color w:val="000000"/>
-                <w:sz w:val="20"/>
-              </w:rPr>
-              <w:t>괴리 규칙이 잡아내는 것이 불확실성이 맞는가</w:t>
-            </w:r>
-          </w:p>
-        </w:tc>
-      </w:tr>
-      <w:tr>
-        <w:trPr>
-          <w:cantSplit/>
-        </w:trPr>
-        <w:tc>
-          <w:tcPr>
-            <w:tcW w:type="dxa" w:w="3300"/>
-          </w:tcPr>
-          <w:p>
-            <w:pPr>
-              <w:keepNext/>
-              <w:spacing w:after="20" w:before="20" w:line="280" w:lineRule="exact"/>
-            </w:pPr>
-            <w:r>
-              <w:rPr>
-                <w:rFonts w:ascii="맑은 고딕" w:hAnsi="맑은 고딕" w:eastAsia="맑은 고딕"/>
-                <w:b w:val="0"/>
-                <w:color w:val="000000"/>
-                <w:sz w:val="20"/>
-              </w:rPr>
-              <w:t>구조로 편향을 막는다</w:t>
-            </w:r>
-          </w:p>
-        </w:tc>
-        <w:tc>
-          <w:tcPr>
-            <w:tcW w:type="dxa" w:w="4700"/>
-          </w:tcPr>
-          <w:p>
-            <w:pPr>
-              <w:keepNext/>
-              <w:spacing w:after="20" w:before="20" w:line="280" w:lineRule="exact"/>
-            </w:pPr>
-            <w:r>
-              <w:rPr>
-                <w:rFonts w:ascii="맑은 고딕" w:hAnsi="맑은 고딕" w:eastAsia="맑은 고딕"/>
-                <w:b w:val="0"/>
-                <w:color w:val="000000"/>
-                <w:sz w:val="20"/>
-              </w:rPr>
-              <w:t>모델 고유의 편향이</w:t>
-            </w:r>
-          </w:p>
-          <w:p>
-            <w:pPr>
-              <w:keepNext/>
-              <w:spacing w:after="20" w:before="20" w:line="280" w:lineRule="exact"/>
-            </w:pPr>
-            <w:r>
-              <w:rPr>
-                <w:rFonts w:ascii="맑은 고딕" w:hAnsi="맑은 고딕" w:eastAsia="맑은 고딕"/>
-                <w:b w:val="0"/>
-                <w:color w:val="000000"/>
-                <w:sz w:val="20"/>
-              </w:rPr>
-              <w:t>사람 판정과 얼마나 벌어지는가</w:t>
-            </w:r>
-          </w:p>
-        </w:tc>
-      </w:tr>
-      <w:tr>
-        <w:trPr>
-          <w:cantSplit/>
-        </w:trPr>
-        <w:tc>
-          <w:tcPr>
-            <w:tcW w:type="dxa" w:w="3300"/>
-          </w:tcPr>
-          <w:p>
-            <w:pPr>
-              <w:keepNext w:val="0"/>
-              <w:spacing w:after="20" w:before="20" w:line="280" w:lineRule="exact"/>
-            </w:pPr>
-            <w:r>
-              <w:rPr>
-                <w:rFonts w:ascii="맑은 고딕" w:hAnsi="맑은 고딕" w:eastAsia="맑은 고딕"/>
-                <w:b w:val="0"/>
-                <w:color w:val="000000"/>
-                <w:sz w:val="20"/>
-              </w:rPr>
-              <w:t>찾은 범위까지만 말한다</w:t>
-            </w:r>
-          </w:p>
-        </w:tc>
-        <w:tc>
-          <w:tcPr>
-            <w:tcW w:type="dxa" w:w="4700"/>
-          </w:tcPr>
-          <w:p>
-            <w:pPr>
-              <w:keepNext w:val="0"/>
-              <w:spacing w:after="20" w:before="20" w:line="280" w:lineRule="exact"/>
-            </w:pPr>
-            <w:r>
-              <w:rPr>
-                <w:rFonts w:ascii="맑은 고딕" w:hAnsi="맑은 고딕" w:eastAsia="맑은 고딕"/>
-                <w:b w:val="0"/>
-                <w:color w:val="000000"/>
-                <w:sz w:val="20"/>
-              </w:rPr>
-              <w:t>미발견이 실제 부재와 얼마나 자주 어긋나는가</w:t>
-            </w:r>
-          </w:p>
-        </w:tc>
-      </w:tr>
-    </w:tbl>
-    <w:p>
-      <w:pPr>
-        <w:keepLines/>
-        <w:spacing w:after="200" w:before="0" w:line="360" w:lineRule="exact"/>
-      </w:pPr>
     </w:p>
     <w:p>
       <w:pPr>
@@ -2988,7 +995,7 @@
           <w:color w:val="000000"/>
           <w:sz w:val="22"/>
         </w:rPr>
-        <w:t xml:space="preserve">이 조건들은 서로 다른 성격의 물음이 아니다. 모두 </w:t>
+        <w:t xml:space="preserve">이 조건들은 모두 </w:t>
       </w:r>
       <w:r>
         <w:rPr>
@@ -3006,7 +1013,39 @@
           <w:color w:val="000000"/>
           <w:sz w:val="22"/>
         </w:rPr>
-        <w:t xml:space="preserve"> 답할 수 있는 물음이라는 공통점을 가진다. 그리고 그 대조는 실제 제안이 몰리는 구간, 즉 명백히 좋지도 명백히 나쁘지도 않은 중간대에서 이루어져야 뜻이 있다. 극단 사례는 선별 장치가 없어도 갈리기 때문이다.</w:t>
+        <w:t xml:space="preserve"> 답할 수 있다는 공통점을 가진다. 그리고 그 대조는 실제 제안이 몰리는 구간, 즉 명백히 좋지도 명백히 나쁘지도 않은 중간대에서 이루어져야 뜻이 있다. 극단 사례는 선별 장치가 없어도 갈리기 때문이다. 제도 쪽 미결도 남아 있다. 평가 대상이 사람인지 산출물인지가 정리되지 않으면 생성형 도구 사용 정책도 결정되지 않고, 채점 규칙을 공개하면 전략적 대응이 늘고 비공개하면 절차적 정당성이 훼손된다는 상충에는 답이 없다.</w:t>
+      </w:r>
+    </w:p>
+    <w:p>
+      <w:pPr>
+        <w:keepNext/>
+        <w:keepLines/>
+        <w:spacing w:after="80" w:before="440" w:line="360" w:lineRule="exact"/>
+      </w:pPr>
+      <w:r>
+        <w:rPr>
+          <w:rFonts w:ascii="맑은 고딕" w:hAnsi="맑은 고딕" w:eastAsia="맑은 고딕"/>
+          <w:b/>
+          <w:color w:val="000000"/>
+          <w:sz w:val="26"/>
+        </w:rPr>
+        <w:t>2부.  연구자의 역량</w:t>
+      </w:r>
+    </w:p>
+    <w:p>
+      <w:pPr>
+        <w:keepNext/>
+        <w:keepLines/>
+        <w:spacing w:after="180" w:before="380" w:line="360" w:lineRule="exact"/>
+      </w:pPr>
+      <w:r>
+        <w:rPr>
+          <w:rFonts w:ascii="맑은 고딕" w:hAnsi="맑은 고딕" w:eastAsia="맑은 고딕"/>
+          <w:b/>
+          <w:color w:val="000000"/>
+          <w:sz w:val="24"/>
+        </w:rPr>
+        <w:t>6. 경제학 — 평가 체계는 배분 장치다</w:t>
       </w:r>
     </w:p>
     <w:p>
@@ -3022,104 +1061,7 @@
           <w:color w:val="000000"/>
           <w:sz w:val="22"/>
         </w:rPr>
-        <w:t>제도 쪽에도 미결이 남아 있다. 평가 대상이 사람인지 산출물인지가 그중 하나다. 선언은 산출물이지만 구현은 제안자의 응답 수행을 재며, 이 불일치가 정리되지 않으면 생성형 도구 사용 정책도 결정되지 않는다. 채점 규칙을 공개하면 전략적 대응이 늘고 비공개하면 절차적 정당성이 훼손된다는 상충도 답이 없는 채로 있다.</w:t>
-      </w:r>
-    </w:p>
-    <w:p>
-      <w:pPr>
-        <w:keepLines/>
-        <w:spacing w:after="180" w:before="0" w:line="360" w:lineRule="exact"/>
-        <w:ind w:firstLine="283"/>
-      </w:pPr>
-      <w:r>
-        <w:rPr>
-          <w:rFonts w:ascii="맑은 고딕" w:hAnsi="맑은 고딕" w:eastAsia="맑은 고딕"/>
-          <w:b w:val="0"/>
-          <w:color w:val="000000"/>
-          <w:sz w:val="22"/>
-        </w:rPr>
-        <w:t>3부에서 다루는 일들이 이 조건과 미결을 확인하는 작업이다. 그 전에 그 작업에 필요한 역량을 먼저 적는다.</w:t>
-      </w:r>
-    </w:p>
-    <w:p>
-      <w:pPr>
-        <w:keepNext/>
-        <w:keepLines/>
-        <w:pageBreakBefore/>
-        <w:spacing w:after="80" w:before="0" w:line="360" w:lineRule="exact"/>
-      </w:pPr>
-      <w:r>
-        <w:rPr>
-          <w:rFonts w:ascii="맑은 고딕" w:hAnsi="맑은 고딕" w:eastAsia="맑은 고딕"/>
-          <w:b/>
-          <w:color w:val="000000"/>
-          <w:sz w:val="26"/>
-        </w:rPr>
-        <w:t>2부.  연구자의 역량</w:t>
-      </w:r>
-    </w:p>
-    <w:p>
-      <w:pPr>
-        <w:keepLines/>
-        <w:spacing w:after="180" w:before="0" w:line="360" w:lineRule="exact"/>
-        <w:ind w:firstLine="283"/>
-      </w:pPr>
-      <w:r>
-        <w:rPr>
-          <w:rFonts w:ascii="맑은 고딕" w:hAnsi="맑은 고딕" w:eastAsia="맑은 고딕"/>
-          <w:b w:val="0"/>
-          <w:color w:val="000000"/>
-          <w:sz w:val="22"/>
-        </w:rPr>
-        <w:t>이 체계를 검증하고 다듬는 일에는 성격이 다른 네 가지 능력이 함께 필요하다. 아래에 각각이 어느 작업과 맞닿는지를 적는다.</w:t>
-      </w:r>
-    </w:p>
-    <w:p>
-      <w:pPr>
-        <w:keepNext/>
-        <w:keepLines/>
-        <w:spacing w:after="180" w:before="380" w:line="360" w:lineRule="exact"/>
-      </w:pPr>
-      <w:r>
-        <w:rPr>
-          <w:rFonts w:ascii="맑은 고딕" w:hAnsi="맑은 고딕" w:eastAsia="맑은 고딕"/>
-          <w:b/>
-          <w:color w:val="000000"/>
-          <w:sz w:val="24"/>
-        </w:rPr>
-        <w:t>11. 경제학 — 평가 체계는 배분 장치다</w:t>
-      </w:r>
-    </w:p>
-    <w:p>
-      <w:pPr>
-        <w:keepLines/>
-        <w:spacing w:after="180" w:before="0" w:line="360" w:lineRule="exact"/>
-        <w:ind w:firstLine="283"/>
-      </w:pPr>
-      <w:r>
-        <w:rPr>
-          <w:rFonts w:ascii="맑은 고딕" w:hAnsi="맑은 고딕" w:eastAsia="맑은 고딕"/>
-          <w:b w:val="0"/>
-          <w:color w:val="000000"/>
-          <w:sz w:val="22"/>
-        </w:rPr>
-        <w:t>점수가 예산을 움직이면 그 점수는 가격처럼 행동한다. 가격이 잘못 붙으면 자원이 잘못 간다. 평가 체계를 이렇게 보는 시각은 경제학 훈련에서 나오며, 이 시각이 있어야 채점표의 한 항목을 고치는 일이 왜 배분의 문제인지가 보인다.</w:t>
-      </w:r>
-    </w:p>
-    <w:p>
-      <w:pPr>
-        <w:keepLines/>
-        <w:spacing w:after="180" w:before="0" w:line="360" w:lineRule="exact"/>
-        <w:ind w:firstLine="283"/>
-      </w:pPr>
-      <w:r>
-        <w:rPr>
-          <w:rFonts w:ascii="맑은 고딕" w:hAnsi="맑은 고딕" w:eastAsia="맑은 고딕"/>
-          <w:b w:val="0"/>
-          <w:color w:val="000000"/>
-          <w:sz w:val="22"/>
-        </w:rPr>
-        <w:t xml:space="preserve">2장에서 적은 두 겹의 정당성 가운데 앞의 것은 성장론의 명제다. 창의적 아이디어는 외부성이 크지만 쉽게 모방되므로 사적 유인이 사회적 최적에 못 미친다는 것, 그래서 공적 구매로 외부성을 내부화한다는 것. 이 논리를 그대로 잇는 관찰이 하나 있다. 생성형 도구가 아이디어의 생산 비용을 낮추는 만큼 아이디어의 가치를 식별하는 비용은 그대로 남는다면, </w:t>
+        <w:t xml:space="preserve">점수가 예산을 움직이면 그 점수는 가격처럼 행동하고, 가격이 잘못 붙으면 자원이 잘못 간다. 이 시각이 있어야 채점표의 한 항목을 고치는 일이 왜 배분의 문제인지가 보인다. 2장의 성장 정당성을 그대로 잇는 관찰도 하나 있다. 생성형 도구가 아이디어의 생산 비용을 낮추는 만큼 가치를 식별하는 비용은 그대로 남는다면, </w:t>
       </w:r>
       <w:r>
         <w:rPr>
@@ -3137,7 +1079,7 @@
           <w:color w:val="000000"/>
           <w:sz w:val="22"/>
         </w:rPr>
-        <w:t>. 4부 전체가 이 관찰을 확장한 것이다.</w:t>
+        <w:t>. 4부 전체가 이 관찰의 확장이다.</w:t>
       </w:r>
     </w:p>
     <w:p>
@@ -3153,7 +1095,23 @@
           <w:color w:val="000000"/>
           <w:sz w:val="22"/>
         </w:rPr>
-        <w:t>유인의 계산도 필요하다. 채점 기준이 공개되면 제안자는 그 기준에 맞춰 쓴다. 항목을 나열하면 점수가 오르는 채점표는 나열하는 법을 아는 사람에게 유리한 채점표이고, 그 결과 점수는 제안의 질이 아니라 작성 요령을 재게 된다. 기준을 짤 때 이 반응을 미리 계산해 넣지 않으면 채점표는 쓰이기 시작한 순간부터 낡는다.</w:t>
+        <w:t>유인의 계산도 필요하다. 기준이 공개되면 제안자는 그 기준에 맞춰 쓴다. 항목을 나열하면 점수가 오르는 채점표는 나열하는 법을 아는 사람에게 유리하고, 그 결과 점수는 제안의 질이 아니라 작성 요령을 재게 된다. 오차의 비용을 비대칭으로 다루는 습관도 여기서 온다. 나쁜 제안을 통과시킨 오류와 좋은 제안을 버린 오류는 값이 다르고, 뒤의 것은 관측조차 되지 않는다.</w:t>
+      </w:r>
+    </w:p>
+    <w:p>
+      <w:pPr>
+        <w:keepNext/>
+        <w:keepLines/>
+        <w:spacing w:after="180" w:before="380" w:line="360" w:lineRule="exact"/>
+      </w:pPr>
+      <w:r>
+        <w:rPr>
+          <w:rFonts w:ascii="맑은 고딕" w:hAnsi="맑은 고딕" w:eastAsia="맑은 고딕"/>
+          <w:b/>
+          <w:color w:val="000000"/>
+          <w:sz w:val="24"/>
+        </w:rPr>
+        <w:t>7. 프로그래밍 — 설계를 돌려 봐야 드러나는 것</w:t>
       </w:r>
     </w:p>
     <w:p>
@@ -3169,7 +1127,23 @@
           <w:color w:val="000000"/>
           <w:sz w:val="22"/>
         </w:rPr>
-        <w:t>오차의 비용을 비대칭으로 다루는 습관도 여기서 온다. 나쁜 제안을 통과시킨 오류와 좋은 제안을 버린 오류는 값이 다르고, 뒤의 것은 관측조차 되지 않는다. 그리고 선별의 값어치를 수치로 말하려면 결국 계산이 있어야 한다. 판정 이력이 다음 판정을 얼마나 싸게 만드는지는 말로 주장할 수 있는 종류의 것이 아니다.</w:t>
+        <w:t>가장 자주 생기는 손실은 설계와 구현이 어긋나는 데서 온다. 회의에서 합의한 채점 기준 한 문장을 코드로 옮기려 하면 그제야 그 문장이 모호했다는 사실이 드러난다. '제안자가 반론에 대응했는가' 같은 항목은 회의에서는 이견 없이 통과하지만 막상 판정하려 들면 무엇을 대응으로 칠지가 정해져 있지 않다. 직접 구현할 수 있으면 이 발견이 설계 회의로 곧바로 되돌아오고, 그러지 못하면 어긋남은 구현자의 임의 해석으로 메워진 채 결과에 실린다.</w:t>
+      </w:r>
+    </w:p>
+    <w:p>
+      <w:pPr>
+        <w:keepLines/>
+        <w:spacing w:after="180" w:before="0" w:line="360" w:lineRule="exact"/>
+        <w:ind w:firstLine="283"/>
+      </w:pPr>
+      <w:r>
+        <w:rPr>
+          <w:rFonts w:ascii="맑은 고딕" w:hAnsi="맑은 고딕" w:eastAsia="맑은 고딕"/>
+          <w:b w:val="0"/>
+          <w:color w:val="000000"/>
+          <w:sz w:val="22"/>
+        </w:rPr>
+        <w:t>측정을 설계하는 데에도 코드가 필요하다. 같은 자료를 두 벌의 채점표로 돌려 비교하거나, 같은 대화를 여러 번 채점해 흔들림을 재거나, 사람 판정과의 일치도를 계산하는 일은 모두 실험 장치를 짜야 할 수 있다. 도구가 연구보다 오래 남게 하는 것도 여기 속한다. 연구용으로 급히 만든 프로그램은 대개 연구가 끝나면 아무도 돌리지 못하는 상태가 되고, 그러면 후속 연구는 매번 바닥부터 다시 만든다.</w:t>
       </w:r>
     </w:p>
     <w:p>
@@ -3185,7 +1159,7 @@
           <w:color w:val="000000"/>
           <w:sz w:val="24"/>
         </w:rPr>
-        <w:t>12. 프로그래밍 — 설계를 돌려 봐야 드러나는 것</w:t>
+        <w:t>8. AI 를 평가 도구로 세우는 일</w:t>
       </w:r>
     </w:p>
     <w:p>
@@ -3201,7 +1175,7 @@
           <w:color w:val="000000"/>
           <w:sz w:val="22"/>
         </w:rPr>
-        <w:t>이런 연구에서 가장 자주 생기는 손실은 설계와 구현이 어긋나는 데서 온다. 회의에서 합의한 채점 기준 한 문장을 코드로 옮기려 하면 그제야 그 문장이 모호했다는 사실이 드러난다. '제안자가 반론에 대응했는가' 같은 항목은 회의에서는 이견 없이 통과하지만, 막상 판정하려 들면 무엇을 대응으로 칠 것인지가 정해져 있지 않다.</w:t>
+        <w:t>모델을 불러 쓰는 것과 모델을 평가 장치로 세우는 것은 다른 일이다. 가장 큰 함정은 순환이다. 시험 문항을 만든 것도 답한 것도 채점한 것도 같은 모델이면, 좋은 결과는 판별력의 증거가 아니라 생성기와 채점기가 같은 개념을 공유했다는 증거일 수 있다. 두 해석을 가르는 일은 실험 설계로만 가능하다.</w:t>
       </w:r>
     </w:p>
     <w:p>
@@ -3217,7 +1191,23 @@
           <w:color w:val="000000"/>
           <w:sz w:val="22"/>
         </w:rPr>
-        <w:t>직접 구현할 수 있으면 이 발견이 설계 회의로 곧바로 되돌아온다. 그러지 못하면 어긋남은 구현자의 임의 해석으로 메워지고, 그 해석이 결과에 실린 채 아무도 모르게 남는다.</w:t>
+        <w:t>나머지도 성격이 비슷하다. 같은 입력에 결과가 얼마나 흔들리는지, 형식만 갖춘 답변에 점수가 붙는 경향을 어떻게 막는지, 지어낸 사업명이 공문서로 새는 경로를 어디서 끊는지, 기계 판정이 지나치게 호의적으로 매기는 편향을 어떻게 다루는지. 이것들은 모델을 바꾼다고 해결되지 않고 장치의 구조로 다뤄야 한다. 1부의 원리 대부분이 이 목록에 대한 대응이므로, 이 체계를 다듬는 일은 새 기능을 얹는 일이라기보다 장치가 겨냥한 실패가 실제로 막혔는지를 재는 일에 가깝다.</w:t>
+      </w:r>
+    </w:p>
+    <w:p>
+      <w:pPr>
+        <w:keepNext/>
+        <w:keepLines/>
+        <w:spacing w:after="180" w:before="380" w:line="360" w:lineRule="exact"/>
+      </w:pPr>
+      <w:r>
+        <w:rPr>
+          <w:rFonts w:ascii="맑은 고딕" w:hAnsi="맑은 고딕" w:eastAsia="맑은 고딕"/>
+          <w:b/>
+          <w:color w:val="000000"/>
+          <w:sz w:val="24"/>
+        </w:rPr>
+        <w:t>9. 무엇을 새롭다고 할 것인가 — 인문학 쪽의 지식</w:t>
       </w:r>
     </w:p>
     <w:p>
@@ -3233,7 +1223,7 @@
           <w:color w:val="000000"/>
           <w:sz w:val="22"/>
         </w:rPr>
-        <w:t>측정을 설계하는 데에도 코드가 필요하다. 같은 자료를 두 벌의 채점표로 돌려 비교하거나, 같은 대화를 여러 번 채점해 흔들림을 재거나, 사람 판정과 모델 판정의 일치도를 계산하는 일은 모두 실험 장치를 짜야 할 수 있는 일이다. 국가 데이터를 조회 가능한 형태로 붙이고 결과를 재현 가능하게 남기는 일도 같은 자리에 있다.</w:t>
+        <w:t>독창성 판정은 기술 문제이기 전에 개념 문제다. 조회를 아무리 정교하게 해도 '찾아낸 것과 이 제안이 같은 것인가'에는 자동으로 답이 나오지 않는다. 대상이 다르고 수단이 같으면 같은 것인가, 수단이 다르고 목적이 같으면 같은 것인가. 같은 물음을 오래 다뤄 온 분야가 예술사와 미학이다. 변형과 반복, 인용과 표절, 양식 안의 혁신과 양식 자체의 교체를 가르는 일이 그 분야의 일이었고, 축 B 가 '계열 내 유의미한 변형'과 '계열 밖'을 나누는 방식은 이 언어와 같은 자리에 있다.</w:t>
       </w:r>
     </w:p>
     <w:p>
@@ -3249,23 +1239,7 @@
           <w:color w:val="000000"/>
           <w:sz w:val="22"/>
         </w:rPr>
-        <w:t>도구가 연구보다 오래 남게 하는 것도 여기에 속한다. 연구용으로 급히 만든 프로그램은 대개 연구가 끝나면 아무도 돌리지 못하는 상태가 된다. 설치 절차가 사람 머릿속에만 있거나, 만든 사람이 떠나면 고칠 수 없게 되기 때문이다. 그러면 후속 연구는 매번 바닥부터 다시 만든다.</w:t>
-      </w:r>
-    </w:p>
-    <w:p>
-      <w:pPr>
-        <w:keepNext/>
-        <w:keepLines/>
-        <w:spacing w:after="180" w:before="380" w:line="360" w:lineRule="exact"/>
-      </w:pPr>
-      <w:r>
-        <w:rPr>
-          <w:rFonts w:ascii="맑은 고딕" w:hAnsi="맑은 고딕" w:eastAsia="맑은 고딕"/>
-          <w:b/>
-          <w:color w:val="000000"/>
-          <w:sz w:val="24"/>
-        </w:rPr>
-        <w:t>13. AI 를 평가 도구로 세우는 일</w:t>
+        <w:t>3장의 규정 — 창의성을 속성이 아니라 사건으로 본다는 것 — 도 이 계열의 작업이며 『AI와 예술교육: 창조성을 창조한다』(2025)에서 예술교육을 대상으로 제시한 것이다. 그것이 정책 판정으로 옮겨질 때 무엇이 남고 무엇이 달라져야 하는지를 따지는 일이 지금 필요하다. 미술사라는 느슨한 준거가 정책 시계열 데이터라는 구체적 자료 집합으로 바뀌면 판정의 성격 자체가 달라지기 때문이다.</w:t>
       </w:r>
     </w:p>
     <w:p>
@@ -3281,175 +1255,14 @@
           <w:color w:val="000000"/>
           <w:sz w:val="22"/>
         </w:rPr>
-        <w:t>모델을 불러 쓰는 것과 모델을 평가 장치로 세우는 것은 다른 일이다. 뒤의 일에는 앞의 일에 없는 함정들이 있고, 그 함정의 목록을 아는 것이 이 연구에서는 실질적인 역량이 된다.</w:t>
-      </w:r>
-    </w:p>
-    <w:p>
-      <w:pPr>
-        <w:keepLines/>
-        <w:spacing w:after="180" w:before="0" w:line="360" w:lineRule="exact"/>
-        <w:ind w:firstLine="283"/>
-      </w:pPr>
-      <w:r>
-        <w:rPr>
-          <w:rFonts w:ascii="맑은 고딕" w:hAnsi="맑은 고딕" w:eastAsia="맑은 고딕"/>
-          <w:b w:val="0"/>
-          <w:color w:val="000000"/>
-          <w:sz w:val="22"/>
-        </w:rPr>
-        <w:t>가장 큰 함정은 순환이다. 시험 문항을 만든 것도 모델이고 답한 것도 모델이고 채점한 것도 같은 모델이면, 좋은 결과는 판별력의 증거가 아니라 생성기와 채점기가 같은 개념을 공유했다는 증거일 수 있다. 두 해석을 가르는 일은 실험 설계로만 가능하다.</w:t>
-      </w:r>
-    </w:p>
-    <w:p>
-      <w:pPr>
-        <w:keepLines/>
-        <w:spacing w:after="180" w:before="0" w:line="360" w:lineRule="exact"/>
-        <w:ind w:firstLine="283"/>
-      </w:pPr>
-      <w:r>
-        <w:rPr>
-          <w:rFonts w:ascii="맑은 고딕" w:hAnsi="맑은 고딕" w:eastAsia="맑은 고딕"/>
-          <w:b w:val="0"/>
-          <w:color w:val="000000"/>
-          <w:sz w:val="22"/>
-        </w:rPr>
-        <w:t>나머지 함정들도 성격이 비슷하다. 같은 입력에 대해 결과가 얼마나 흔들리는지, 형식만 갖춘 답변에 점수가 붙는 경향을 어떻게 막는지, 모델이 지어낸 사업명이 공문서로 새어 나가는 경로를 어디서 끊는지, 역할을 나눈 지시가 실제로 무엇을 차단하고 무엇은 차단하지 못하는지. 기계 판정에 지나치게 호의적으로 매기는 편향이 알려져 있다는 점도 같은 목록에 속한다. 이것들은 모델을 바꾼다고 해결되지 않으며, 장치의 구조로 다뤄야 한다.</w:t>
-      </w:r>
-    </w:p>
-    <w:p>
-      <w:pPr>
-        <w:keepLines/>
-        <w:spacing w:after="180" w:before="0" w:line="360" w:lineRule="exact"/>
-        <w:ind w:firstLine="283"/>
-      </w:pPr>
-      <w:r>
-        <w:rPr>
-          <w:rFonts w:ascii="맑은 고딕" w:hAnsi="맑은 고딕" w:eastAsia="맑은 고딕"/>
-          <w:b w:val="0"/>
-          <w:color w:val="000000"/>
-          <w:sz w:val="22"/>
-        </w:rPr>
-        <w:t>1부의 원리들이 대부분 이 목록에 대한 대응이라는 점을 짚어 둘 만하다. 정확도 대신 보정도를 목표로 삼은 것, 확신도를 외부 조건에 정박시킨 것, 판단과 계산을 나눈 것, 판정유보를 값으로 둔 것은 모두 모델의 알려진 실패 방식을 겨냥한 장치다. 따라서 이 체계를 다듬는 일은 새 기능을 얹는 일이라기 보다 장치가 겨냥한 실패가 실제로 막혔는지를 재는 일에 가깝다.</w:t>
+        <w:t>원전을 직접 읽는 훈련도 쓰인다. 4장의 세 제약은 소크라테스라는 이름을 장식으로 붙인 것이 아니라 『테아이테토스』·『고르기아스』·『메논』의 해당 대목에서 규칙으로 옮겨 온 것이고, 오늘날 구현에서 무엇이 빠졌는지에 대한 진단도 같은 대조에서 나온다. 텍스트를 읽는 훈련은 채점표와도 직결된다. 제안문에서 무엇이 실제 주장이고 무엇이 수사인지, 근거를 댄 것인지 댄 것처럼 쓴 것인지를 가르는 일이 곧 채점 항목을 어떻게 적을 것인가이기 때문이다. 그리고 평가에는 언제나 기준의 선택이 들어 있다. 채점 기준을 세 가지로 잡고 가중치를 고정한 것은 중립적인 사실이 아니라 선택이며, 그 사실을 잊지 않는 것이 평가 도구를 다루는 사람의 기본 태도다.</w:t>
       </w:r>
     </w:p>
     <w:p>
       <w:pPr>
         <w:keepNext/>
         <w:keepLines/>
-        <w:spacing w:after="180" w:before="380" w:line="360" w:lineRule="exact"/>
-      </w:pPr>
-      <w:r>
-        <w:rPr>
-          <w:rFonts w:ascii="맑은 고딕" w:hAnsi="맑은 고딕" w:eastAsia="맑은 고딕"/>
-          <w:b/>
-          <w:color w:val="000000"/>
-          <w:sz w:val="24"/>
-        </w:rPr>
-        <w:t>14. 무엇을 새롭다고 할 것인가 — 인문학 쪽의 지식</w:t>
-      </w:r>
-    </w:p>
-    <w:p>
-      <w:pPr>
-        <w:keepLines/>
-        <w:spacing w:after="180" w:before="0" w:line="360" w:lineRule="exact"/>
-        <w:ind w:firstLine="283"/>
-      </w:pPr>
-      <w:r>
-        <w:rPr>
-          <w:rFonts w:ascii="맑은 고딕" w:hAnsi="맑은 고딕" w:eastAsia="맑은 고딕"/>
-          <w:b w:val="0"/>
-          <w:color w:val="000000"/>
-          <w:sz w:val="22"/>
-        </w:rPr>
-        <w:t>독창성 판정은 기술 문제이기 전에 개념 문제다. 조회를 아무리 정교하게 해도 '찾아낸 것과 이 제안이 같은 것인가'라는 물음에는 자동으로 답이 나오지 않는다. 대상이 다르고 수단이 같으면 같은 것인가, 수단이 다르고 목적이 같으면 같은 것인가. 이 물음에 대한 답이 판정 규칙의 형태로 들어가 있다.</w:t>
-      </w:r>
-    </w:p>
-    <w:p>
-      <w:pPr>
-        <w:keepLines/>
-        <w:spacing w:after="180" w:before="0" w:line="360" w:lineRule="exact"/>
-        <w:ind w:firstLine="283"/>
-      </w:pPr>
-      <w:r>
-        <w:rPr>
-          <w:rFonts w:ascii="맑은 고딕" w:hAnsi="맑은 고딕" w:eastAsia="맑은 고딕"/>
-          <w:b w:val="0"/>
-          <w:color w:val="000000"/>
-          <w:sz w:val="22"/>
-        </w:rPr>
-        <w:t>같은 물음을 오래 다뤄 온 분야가 예술사와 미학이다. 변형과 반복, 인용과 표절, 양식 안에서의 혁신과 양식 자체의 교체를 가르는 일이 그 분야의 일이었다. 축 B 가 '계열 내 유의미한 변형'과 '계열 밖'을 나누는 방식은 이 언어와 같은 자리에 있다. 새로움을 정도의 문제로 다루되 임의적이 되지 않게 기준을 세우는 훈련이 여기서 온다.</w:t>
-      </w:r>
-    </w:p>
-    <w:p>
-      <w:pPr>
-        <w:keepLines/>
-        <w:spacing w:after="180" w:before="0" w:line="360" w:lineRule="exact"/>
-        <w:ind w:firstLine="283"/>
-      </w:pPr>
-      <w:r>
-        <w:rPr>
-          <w:rFonts w:ascii="맑은 고딕" w:hAnsi="맑은 고딕" w:eastAsia="맑은 고딕"/>
-          <w:b w:val="0"/>
-          <w:color w:val="000000"/>
-          <w:sz w:val="22"/>
-        </w:rPr>
-        <w:t>3장에서 말한 규정 — 창의성을 결과물의 속성이 아니라 사건으로 본다는 것 — 도 이 계열의 작업이다. 이 규정은 『AI와 예술교육: 창조성을 창조한다』(2025)에서 예술교육을 대상으로 제시한 것이고, 정책 판정으로 옮겨질 때 무엇이 남고 무엇이 달라져야 하는지를 따지는 일이 지금 필요한 작업이다. 미술사라는 느슨한 준거가 정책 시계열 데이터라는 구체적 자료 집합으로 바뀌면 판정의 성격 자체가 달라지기 때문이다.</w:t>
-      </w:r>
-    </w:p>
-    <w:p>
-      <w:pPr>
-        <w:keepLines/>
-        <w:spacing w:after="180" w:before="0" w:line="360" w:lineRule="exact"/>
-        <w:ind w:firstLine="283"/>
-      </w:pPr>
-      <w:r>
-        <w:rPr>
-          <w:rFonts w:ascii="맑은 고딕" w:hAnsi="맑은 고딕" w:eastAsia="맑은 고딕"/>
-          <w:b w:val="0"/>
-          <w:color w:val="000000"/>
-          <w:sz w:val="22"/>
-        </w:rPr>
-        <w:t>원전을 직접 읽는 훈련도 쓰인다. 6장의 세 제약은 소크라테스라는 이름을 장식으로 붙인 것이 아니라 『테아이테토스』·『고르기아스』·『메논』의 해당 대목에서 규칙으로 옮겨 온 것이며, 그 이전을 확인하려면 원문을 대조해야 한다. 오늘날 언어모델 연구가 소크라테스에게서 형식만 가져가고 제약은 남겨 두었다는 진단도 같은 대조에서 나온다.</w:t>
-      </w:r>
-    </w:p>
-    <w:p>
-      <w:pPr>
-        <w:keepLines/>
-        <w:spacing w:after="180" w:before="0" w:line="360" w:lineRule="exact"/>
-        <w:ind w:firstLine="283"/>
-      </w:pPr>
-      <w:r>
-        <w:rPr>
-          <w:rFonts w:ascii="맑은 고딕" w:hAnsi="맑은 고딕" w:eastAsia="맑은 고딕"/>
-          <w:b w:val="0"/>
-          <w:color w:val="000000"/>
-          <w:sz w:val="22"/>
-        </w:rPr>
-        <w:t>텍스트를 읽는 훈련은 채점표와 직결된다. 제안문에서 무엇이 실제 주장이고 무엇이 수사인지, 근거를 댄 것인지 근거를 댄 것처럼 쓴 것인지를 가르는 일은 채점 항목을 어떻게 적을 것인가와 곧바로 이어진다. 표현력 편향을 줄이려는 시도는 결국 이 구분을 채점 가능한 언어로 옮기는 작업이다.</w:t>
-      </w:r>
-    </w:p>
-    <w:p>
-      <w:pPr>
-        <w:keepLines/>
-        <w:spacing w:after="180" w:before="0" w:line="360" w:lineRule="exact"/>
-        <w:ind w:firstLine="283"/>
-      </w:pPr>
-      <w:r>
-        <w:rPr>
-          <w:rFonts w:ascii="맑은 고딕" w:hAnsi="맑은 고딕" w:eastAsia="맑은 고딕"/>
-          <w:b w:val="0"/>
-          <w:color w:val="000000"/>
-          <w:sz w:val="22"/>
-        </w:rPr>
-        <w:t>평가에는 언제나 기준의 선택이 들어 있다. 이 체계가 채점 기준을 세 가지로 잡고 가중치를 고정한 것은 중립적인 사실이 아니라 선택이며, 선택인 이상 다르게 할 수도 있었다. 그 사실을 잊지 않는 것이 평가 도구를 다루는 사람의 기본 태도다.</w:t>
-      </w:r>
-    </w:p>
-    <w:p>
-      <w:pPr>
-        <w:keepNext/>
-        <w:keepLines/>
-        <w:pageBreakBefore/>
-        <w:spacing w:after="80" w:before="0" w:line="360" w:lineRule="exact"/>
+        <w:spacing w:after="80" w:before="440" w:line="360" w:lineRule="exact"/>
       </w:pPr>
       <w:r>
         <w:rPr>
@@ -3474,7 +1287,7 @@
           <w:color w:val="000000"/>
           <w:sz w:val="24"/>
         </w:rPr>
-        <w:t>15. 순환을 끊는 일이 맨 앞에 와야 한다</w:t>
+        <w:t>10. 순환을 끊는 일이 맨 앞에 와야 한다</w:t>
       </w:r>
     </w:p>
     <w:p>
@@ -3490,7 +1303,7 @@
           <w:color w:val="000000"/>
           <w:sz w:val="22"/>
         </w:rPr>
-        <w:t xml:space="preserve">10장에 적은 조건들 가운데 모델 판정과 사람 판정의 대조를 첫 순서에 두어야 한다. 이것이 다른 것보다 중요해서가 아니라, </w:t>
+        <w:t xml:space="preserve">5장의 조건 가운데 모델 판정과 사람 판정의 대조를 첫 순서에 두어야 한다. 이것이 다른 것보다 중요해서가 아니라 </w:t>
       </w:r>
       <w:r>
         <w:rPr>
@@ -3508,23 +1321,7 @@
           <w:color w:val="000000"/>
           <w:sz w:val="22"/>
         </w:rPr>
-        <w:t xml:space="preserve"> 때문이다.</w:t>
-      </w:r>
-    </w:p>
-    <w:p>
-      <w:pPr>
-        <w:keepLines/>
-        <w:spacing w:after="180" w:before="0" w:line="360" w:lineRule="exact"/>
-        <w:ind w:firstLine="283"/>
-      </w:pPr>
-      <w:r>
-        <w:rPr>
-          <w:rFonts w:ascii="맑은 고딕" w:hAnsi="맑은 고딕" w:eastAsia="맑은 고딕"/>
-          <w:b w:val="0"/>
-          <w:color w:val="000000"/>
-          <w:sz w:val="22"/>
-        </w:rPr>
-        <w:t>재현성을 아무리 정밀하게 재도, 그 도구가 재는 것이 '좋은 제안'이 아니라 '모델이 좋다고 여기는 제안'이라면 재현성이 높은 쪽이 오히려 더 나쁘다. 일관되게 틀린 자가 흔들리는 자보다 위험하다. 모델 바깥의 준거를 먼저 세워야 뒤의 수치들이 해석된다.</w:t>
+        <w:t xml:space="preserve"> 때문이다. 재현성을 아무리 정밀하게 재도 그 도구가 재는 것이 '좋은 제안'이 아니라 '모델이 좋다고 여기는 제안'이라면 재현성이 높은 쪽이 오히려 더 나쁘다. 일관되게 틀린 자가 흔들리는 자보다 위험하다.</w:t>
       </w:r>
     </w:p>
     <w:p>
@@ -3556,7 +1353,7 @@
           <w:color w:val="000000"/>
           <w:sz w:val="24"/>
         </w:rPr>
-        <w:t>16. 중간대 — 값어치가 전부 여기 있다</w:t>
+        <w:t>11. 중간대와 표현력 격차</w:t>
       </w:r>
     </w:p>
     <w:p>
@@ -3572,39 +1369,7 @@
           <w:color w:val="000000"/>
           <w:sz w:val="22"/>
         </w:rPr>
-        <w:t>명백히 좋은 제안과 명백히 나쁜 제안은 선별 장치가 없어도 갈린다. 담당자가 한 번 읽으면 안다. 선별 체계를 만들어 얻는 것이 있다면 그것은 전부 중간대에 있다 — 새롭기는 한데 근거가 얇은 제안, 기존 사업과 비슷해 보이는데 결정적인 한 군데가 다른 제안, 설계는 허술하지만 문제 진단이 정확한 제안.</w:t>
-      </w:r>
-    </w:p>
-    <w:p>
-      <w:pPr>
-        <w:keepLines/>
-        <w:spacing w:after="180" w:before="0" w:line="360" w:lineRule="exact"/>
-        <w:ind w:firstLine="283"/>
-      </w:pPr>
-      <w:r>
-        <w:rPr>
-          <w:rFonts w:ascii="맑은 고딕" w:hAnsi="맑은 고딕" w:eastAsia="맑은 고딕"/>
-          <w:b w:val="0"/>
-          <w:color w:val="000000"/>
-          <w:sz w:val="22"/>
-        </w:rPr>
-        <w:t>연구 질문으로 옮기면 두 갈래가 된다. 중간대에서 판정이 사람 심사와 얼마나 맞는가, 그리고 맞지 않는다면 어느 방향으로 어긋나는가. 뒤의 물음이 더 쓸모 있다. 체계적으로 한쪽으로 기울어 있다면 보정할 수 있지만, 무작위로 흩어져 있다면 그 도구는 중간대에 쓸 수 없다는 뜻이다.</w:t>
-      </w:r>
-    </w:p>
-    <w:p>
-      <w:pPr>
-        <w:keepLines/>
-        <w:spacing w:after="180" w:before="0" w:line="360" w:lineRule="exact"/>
-        <w:ind w:firstLine="283"/>
-      </w:pPr>
-      <w:r>
-        <w:rPr>
-          <w:rFonts w:ascii="맑은 고딕" w:hAnsi="맑은 고딕" w:eastAsia="맑은 고딕"/>
-          <w:b w:val="0"/>
-          <w:color w:val="000000"/>
-          <w:sz w:val="22"/>
-        </w:rPr>
-        <w:t xml:space="preserve">사례를 어떻게 모으느냐도 설계의 일부다. 지어낸 사례로는 다시 순환에 빠진다. 실제로 접수된 제안 가운데 </w:t>
+        <w:t xml:space="preserve">명백히 좋은 제안과 명백히 나쁜 제안은 선별 장치가 없어도 갈린다. 선별 체계를 만들어 얻는 것이 있다면 전부 중간대에 있다 — 새롭기는 한데 근거가 얇은 제안, 기존 사업과 비슷해 보이는데 결정적인 한 군데가 다른 제안. 연구 질문으로 옮기면 중간대 판정이 사람 심사와 얼마나 맞는가, 맞지 않는다면 어느 방향으로 어긋나는가의 두 갈래가 된다. 뒤의 물음이 더 쓸모 있다. 체계적으로 기울어 있으면 보정할 수 있지만 무작위로 흩어져 있으면 그 도구는 중간대에 쓸 수 없다는 뜻이다. 사례는 지어내지 말고 실제로 접수된 제안 가운데 </w:t>
       </w:r>
       <w:r>
         <w:rPr>
@@ -3622,7 +1387,23 @@
           <w:color w:val="000000"/>
           <w:sz w:val="22"/>
         </w:rPr>
-        <w:t>을 뽑아 오는 편이 낫다. 망설였다는 사실 자체가 그 제안이 중간대에 있다는 표지다.</w:t>
+        <w:t>을 뽑아 오는 편이 낫다. 망설였다는 사실 자체가 중간대의 표지다.</w:t>
+      </w:r>
+    </w:p>
+    <w:p>
+      <w:pPr>
+        <w:keepLines/>
+        <w:spacing w:after="180" w:before="0" w:line="360" w:lineRule="exact"/>
+        <w:ind w:firstLine="283"/>
+      </w:pPr>
+      <w:r>
+        <w:rPr>
+          <w:rFonts w:ascii="맑은 고딕" w:hAnsi="맑은 고딕" w:eastAsia="맑은 고딕"/>
+          <w:b w:val="0"/>
+          <w:color w:val="000000"/>
+          <w:sz w:val="22"/>
+        </w:rPr>
+        <w:t>표현력 격차 쪽에서는 체크리스트에 구체성 요건을 넣어 항목을 나열만 해도 점수를 얻는 일을 막는 작업이 있다. 기술적 개선으로 보이지만 실은 4장 끝에서 적은 니체의 반론이 실무로 내려오는 자리다. 항목을 언급했는지만 보는 채점표에서는 잘 쓰는 사람이 유리하지만, '무엇으로 확인할 수 있는가'를 묻는 채점표에서는 열거만으로 점수가 오르지 않는다. 확인할 대상을 대려면 실제로 알아야 한다. 그래도 남는 격차에 모두에게 같은 작성 보조를 주는 것이 바깥쪽 대응이고, 안쪽을 건드리지 않고 바깥쪽만 하면 도구를 나눠 주는 것으로 문제를 덮게 된다. 두 가지는 효과를 따로 재야 하므로 재현성 측정과 항목 개편을 묶어 같은 자료를 두 채점표로 돌려 비교하는 설계가 이득이 크다. 구현까지 함께 맡을 수 있다.</w:t>
       </w:r>
     </w:p>
     <w:p>
@@ -3638,7 +1419,7 @@
           <w:color w:val="000000"/>
           <w:sz w:val="24"/>
         </w:rPr>
-        <w:t>17. 재현성 측정과 채점 항목 개편은 묶어야 한다</w:t>
+        <w:t>12. 판정 이력, 예외 경로, 그리고 한계를 먼저 말하는 자리</w:t>
       </w:r>
     </w:p>
     <w:p>
@@ -3654,7 +1435,7 @@
           <w:color w:val="000000"/>
           <w:sz w:val="22"/>
         </w:rPr>
-        <w:t>체크리스트에 구체성 요건을 넣어 항목을 나열만 해도 점수를 얻는 일을 막는 작업이 있다. 언뜻 채점 정밀도를 높이는 기술적 개선으로 보이지만, 실은 표현력 격차가 생기는 지점을 직접 건드리는 일이다. 6장에서 적은 니체의 반론이 실무로 내려오는 자리가 여기다.</w:t>
+        <w:t>판정이 쌓이면 다음 판정이 싸진다. 지금은 제안 하나에 네 개의 국가 데이터를 뒤져야 하지만, 유사한 제안에 대한 과거 판정이 남아 있다면 그것을 출발점으로 삼을 수 있다. 같은 취지의 제안이 반복해 들어오는 것이 국민제안의 특징이라는 점을 생각하면 이 절약은 작지 않다. 어떤 형식으로 남겨야 재사용이 가능한지가 설계 문제이고, 재사용이 선별 비용을 얼마나 낮추는지가 계산 문제다.</w:t>
       </w:r>
     </w:p>
     <w:p>
@@ -3670,151 +1451,7 @@
           <w:color w:val="000000"/>
           <w:sz w:val="22"/>
         </w:rPr>
-        <w:t>항목을 빠짐없이 언급했는지만 보는 채점표에서는 잘 쓰는 사람이 유리하다. 요구되는 것이 내용이 아니라 열거이기 때문이다. 반면 '무엇으로 확인할 수 있는가'를 묻는 채점표에서는 열거만으로 점수가 오르지 않는다. 확인할 대상을 대려면 실제로 알아야 한다.</w:t>
-      </w:r>
-    </w:p>
-    <w:p>
-      <w:pPr>
-        <w:keepLines/>
-        <w:spacing w:after="180" w:before="0" w:line="360" w:lineRule="exact"/>
-        <w:ind w:firstLine="283"/>
-      </w:pPr>
-      <w:r>
-        <w:rPr>
-          <w:rFonts w:ascii="맑은 고딕" w:hAnsi="맑은 고딕" w:eastAsia="맑은 고딕"/>
-          <w:b w:val="0"/>
-          <w:color w:val="000000"/>
-          <w:sz w:val="22"/>
-        </w:rPr>
-        <w:t>그러니 대응은 두 층이다. 채점 항목을 고쳐 격차가 생기는 통로를 좁히는 것이 안쪽이고, 그래도 남는 격차에 대해 모두에게 같은 작성 보조를 주는 것이 바깥쪽이다. 안쪽을 건드리지 않고 바깥쪽만 하면 도구를 나눠 주는 것으로 문제를 덮게 된다.</w:t>
-      </w:r>
-    </w:p>
-    <w:p>
-      <w:pPr>
-        <w:keepLines/>
-        <w:spacing w:after="180" w:before="0" w:line="360" w:lineRule="exact"/>
-        <w:ind w:firstLine="283"/>
-      </w:pPr>
-      <w:r>
-        <w:rPr>
-          <w:rFonts w:ascii="맑은 고딕" w:hAnsi="맑은 고딕" w:eastAsia="맑은 고딕"/>
-          <w:b w:val="0"/>
-          <w:color w:val="000000"/>
-          <w:sz w:val="22"/>
-        </w:rPr>
-        <w:t>그리고 두 가지는 효과를 따로 재야 한다. 채점표를 고치면서 동시에 작성 보조를 제공하면 무엇이 효과를 냈는지 알 수 없다. 재현성 측정과 항목 개편을 묶어 두면 같은 자료를 두 채점표로 돌려 비교할 수 있으므로 설계상 이득이 크다. 이 작업은 판정 규칙을 다시 짜고 그것이 기존 자료에서 어떻게 움직이는지 돌려 봐야 확정되는 종류이며, 구현까지 함께 맡을 수 있다.</w:t>
-      </w:r>
-    </w:p>
-    <w:p>
-      <w:pPr>
-        <w:keepNext/>
-        <w:keepLines/>
-        <w:spacing w:after="180" w:before="380" w:line="360" w:lineRule="exact"/>
-      </w:pPr>
-      <w:r>
-        <w:rPr>
-          <w:rFonts w:ascii="맑은 고딕" w:hAnsi="맑은 고딕" w:eastAsia="맑은 고딕"/>
-          <w:b/>
-          <w:color w:val="000000"/>
-          <w:sz w:val="24"/>
-        </w:rPr>
-        <w:t>18. 판정 이력을 어떻게 남길 것인가</w:t>
-      </w:r>
-    </w:p>
-    <w:p>
-      <w:pPr>
-        <w:keepLines/>
-        <w:spacing w:after="180" w:before="0" w:line="360" w:lineRule="exact"/>
-        <w:ind w:firstLine="283"/>
-      </w:pPr>
-      <w:r>
-        <w:rPr>
-          <w:rFonts w:ascii="맑은 고딕" w:hAnsi="맑은 고딕" w:eastAsia="맑은 고딕"/>
-          <w:b w:val="0"/>
-          <w:color w:val="000000"/>
-          <w:sz w:val="22"/>
-        </w:rPr>
-        <w:t>판정한 내용이 남지 않는다는 것은 1부에서 적은 병목의 한 축이다. 판정 이력을 축적하는 일은 그 해법이면서, 그보다 더 나간다.</w:t>
-      </w:r>
-    </w:p>
-    <w:p>
-      <w:pPr>
-        <w:keepLines/>
-        <w:spacing w:after="180" w:before="0" w:line="360" w:lineRule="exact"/>
-        <w:ind w:firstLine="283"/>
-      </w:pPr>
-      <w:r>
-        <w:rPr>
-          <w:rFonts w:ascii="맑은 고딕" w:hAnsi="맑은 고딕" w:eastAsia="맑은 고딕"/>
-          <w:b w:val="0"/>
-          <w:color w:val="000000"/>
-          <w:sz w:val="22"/>
-        </w:rPr>
-        <w:t>판정이 쌓이면 다음 판정이 싸진다. 지금은 제안 하나에 네 개의 국가 데이터를 뒤져야 하지만, 유사한 제안에 대한 과거 판정이 남아 있다면 그 판정을 출발점으로 삼을 수 있다. 같은 취지의 제안이 반복해 들어오는 것이 국민제안의 특징이라는 점을 생각하면 이 절약은 작지 않다. 기각된 제안의 기록도 자산이 된다. 왜 기각되었는지가 남아 있으면 제안자에게 즉시 근거 있는 답을 줄 수 있다.</w:t>
-      </w:r>
-    </w:p>
-    <w:p>
-      <w:pPr>
-        <w:keepLines/>
-        <w:spacing w:after="180" w:before="0" w:line="360" w:lineRule="exact"/>
-        <w:ind w:firstLine="283"/>
-      </w:pPr>
-      <w:r>
-        <w:rPr>
-          <w:rFonts w:ascii="맑은 고딕" w:hAnsi="맑은 고딕" w:eastAsia="맑은 고딕"/>
-          <w:b w:val="0"/>
-          <w:color w:val="000000"/>
-          <w:sz w:val="22"/>
-        </w:rPr>
-        <w:t>여기서 할 일은 설계와 계산 둘이다. 어떤 형식으로 판정을 남겨야 재사용이 가능한지가 설계 문제이고, 재사용이 선별 비용을 실제로 얼마나 낮추는지가 계산 문제다. 4부에서 이 두 번째를 다시 다룬다.</w:t>
-      </w:r>
-    </w:p>
-    <w:p>
-      <w:pPr>
-        <w:keepNext/>
-        <w:keepLines/>
-        <w:spacing w:after="180" w:before="380" w:line="360" w:lineRule="exact"/>
-      </w:pPr>
-      <w:r>
-        <w:rPr>
-          <w:rFonts w:ascii="맑은 고딕" w:hAnsi="맑은 고딕" w:eastAsia="맑은 고딕"/>
-          <w:b/>
-          <w:color w:val="000000"/>
-          <w:sz w:val="24"/>
-        </w:rPr>
-        <w:t>19. 예외 경로는 발동되어 봐야 한다</w:t>
-      </w:r>
-    </w:p>
-    <w:p>
-      <w:pPr>
-        <w:keepLines/>
-        <w:spacing w:after="180" w:before="0" w:line="360" w:lineRule="exact"/>
-        <w:ind w:firstLine="283"/>
-      </w:pPr>
-      <w:r>
-        <w:rPr>
-          <w:rFonts w:ascii="맑은 고딕" w:hAnsi="맑은 고딕" w:eastAsia="맑은 고딕"/>
-          <w:b w:val="0"/>
-          <w:color w:val="000000"/>
-          <w:sz w:val="22"/>
-        </w:rPr>
-        <w:t>판정유보와 절차 무효는 설계상 존재한다. 문제는 그것을 받아 든 담당자가 무엇을 해야 하는지를 정한 업무 규정이 아직 없다는 점이다. 재문답을 지시할 것인지, 사람 심사로 넘길 것인지, 현 상태로 종결할 것인지가 정해져 있지 않으면 그 값은 산출되는 순간 갈 곳을 잃는다.</w:t>
-      </w:r>
-    </w:p>
-    <w:p>
-      <w:pPr>
-        <w:keepLines/>
-        <w:spacing w:after="180" w:before="0" w:line="360" w:lineRule="exact"/>
-        <w:ind w:firstLine="283"/>
-      </w:pPr>
-      <w:r>
-        <w:rPr>
-          <w:rFonts w:ascii="맑은 고딕" w:hAnsi="맑은 고딕" w:eastAsia="맑은 고딕"/>
-          <w:b w:val="0"/>
-          <w:color w:val="000000"/>
-          <w:sz w:val="22"/>
-        </w:rPr>
-        <w:t xml:space="preserve">그러면 실무에서는 판정유보가 조용히 부정 판정으로 취급되기 쉽다. 1부의 원리 하나가 바로 그 지점에서 무너진다. 시범 단계에서 이 경로를 인위적으로 발생시켜 절차를 끝까지 통과시켜 보는 일을 권하고 싶다. </w:t>
+        <w:t xml:space="preserve">판정유보와 절차 무효는 설계상 존재하지만, 그것을 받아 든 담당자가 무엇을 해야 하는지 정한 업무 규정이 없다. 재문답을 지시할지, 사람 심사로 넘길지가 정해져 있지 않으면 그 값은 산출되는 순간 갈 곳을 잃고 실무에서는 조용히 부정 판정으로 취급되기 쉽다. 1부의 원리 하나가 바로 그 지점에서 무너진다. 시범 단계에서 이 경로를 인위적으로 발생시켜 절차를 끝까지 통과시켜 볼 것을 권하고 싶다. </w:t>
       </w:r>
       <w:r>
         <w:rPr>
@@ -3832,7 +1469,7 @@
           <w:color w:val="000000"/>
           <w:sz w:val="22"/>
         </w:rPr>
-        <w:t>이다.</w:t>
+        <w:t>이다. 같은 성격의 일로, 불채택 회신문에 시스템 산출을 인용하지 않는 운영 규칙과 이의제기 때 판정 시점의 산출물을 봉인 보관해 대조하는 절차가 '보조'와 '결정'의 경계에 대한 최소한의 방어가 된다.</w:t>
       </w:r>
     </w:p>
     <w:p>
@@ -3848,55 +1485,7 @@
           <w:color w:val="000000"/>
           <w:sz w:val="22"/>
         </w:rPr>
-        <w:t>같은 성격의 일이 하나 더 있다. 판정이 검토 보조자료인지 사실상의 결정인지 하는 경계 문제다. 점수가 붙은 산출물은 그 자체로 순위를 지정하는 형식을 가지므로, 선언만으로는 보조에 머무르지 않는다. 불채택 회신문에 시스템 산출을 직접 인용하지 않는 운영 규칙, 그리고 이의제기 때 재심을 새로 돌리지 않고 판정 시점의 산출물을 봉인 보관해 대조하는 절차가 최소한의 방어가 된다. 재현성이 확보되지 않은 상태에서 재심을 새로 돌리면 결과가 달라지는 것 자체가 제도의 신뢰를 깎기 때문이다.</w:t>
-      </w:r>
-    </w:p>
-    <w:p>
-      <w:pPr>
-        <w:keepNext/>
-        <w:keepLines/>
-        <w:spacing w:after="180" w:before="380" w:line="360" w:lineRule="exact"/>
-      </w:pPr>
-      <w:r>
-        <w:rPr>
-          <w:rFonts w:ascii="맑은 고딕" w:hAnsi="맑은 고딕" w:eastAsia="맑은 고딕"/>
-          <w:b/>
-          <w:color w:val="000000"/>
-          <w:sz w:val="24"/>
-        </w:rPr>
-        <w:t>20. 무엇이 안 되는지를 먼저 말하는 자리</w:t>
-      </w:r>
-    </w:p>
-    <w:p>
-      <w:pPr>
-        <w:keepLines/>
-        <w:spacing w:after="180" w:before="0" w:line="360" w:lineRule="exact"/>
-        <w:ind w:firstLine="283"/>
-      </w:pPr>
-      <w:r>
-        <w:rPr>
-          <w:rFonts w:ascii="맑은 고딕" w:hAnsi="맑은 고딕" w:eastAsia="맑은 고딕"/>
-          <w:b w:val="0"/>
-          <w:color w:val="000000"/>
-          <w:sz w:val="22"/>
-        </w:rPr>
-        <w:t>이런 종류의 시스템은 시연할 때 잘 돌아가는 사례만 보여 주기 쉽다. 그러면 한계가 드러나는 시점이 도입 이후로 미뤄지고, 그때의 수습 비용은 도입 전에 밝혔을 때와 비교가 되지 않는다.</w:t>
-      </w:r>
-    </w:p>
-    <w:p>
-      <w:pPr>
-        <w:keepLines/>
-        <w:spacing w:after="180" w:before="0" w:line="360" w:lineRule="exact"/>
-        <w:ind w:firstLine="283"/>
-      </w:pPr>
-      <w:r>
-        <w:rPr>
-          <w:rFonts w:ascii="맑은 고딕" w:hAnsi="맑은 고딕" w:eastAsia="맑은 고딕"/>
-          <w:b w:val="0"/>
-          <w:color w:val="000000"/>
-          <w:sz w:val="22"/>
-        </w:rPr>
-        <w:t xml:space="preserve">측정 결과가 원리를 지지하지 않을 가능성을 문서에 함께 적는 역할이 필요하다. 중간대 판별력이 낮게 나오면 낮게 나왔다고 쓰고, 재현성이 기대에 못 미치면 그대로 쓰는 것이다. 순환이 완화될 뿐 해소되지 않는다는 점도 마찬가지다. 사람 심사를 준거로 두면 고리가 끊기지만, 문답을 생성하는 일과 채점하는 일에는 여전히 같은 계열의 모델이 쓰인다. 이것은 겸양이 아니라 실무적 판단이다. 도입을 결정하는 쪽이 알아야 할 것은 이 도구가 무엇을 할 수 있는가만이 아니라 </w:t>
+        <w:t xml:space="preserve">마지막으로, 측정 결과가 원리를 지지하지 않을 가능성을 문서에 함께 적는 역할이 필요하다. 중간대 판별력이 낮게 나오면 낮게 나왔다고 쓰고, 재현성이 기대에 못 미치면 그대로 쓰는 것이다. 순환이 완화될 뿐 해소되지 않는다는 점도 마찬가지다. 이것은 겸양이 아니라 실무적 판단이다. 도입을 결정하는 쪽이 알아야 할 것은 이 도구가 무엇을 할 수 있는가만이 아니라 </w:t>
       </w:r>
       <w:r>
         <w:rPr>
@@ -3921,8 +1510,7 @@
       <w:pPr>
         <w:keepNext/>
         <w:keepLines/>
-        <w:pageBreakBefore/>
-        <w:spacing w:after="80" w:before="0" w:line="360" w:lineRule="exact"/>
+        <w:spacing w:after="80" w:before="440" w:line="360" w:lineRule="exact"/>
       </w:pPr>
       <w:r>
         <w:rPr>
@@ -3947,7 +1535,7 @@
           <w:color w:val="000000"/>
           <w:sz w:val="24"/>
         </w:rPr>
-        <w:t>21. 성장 모형이 비워 둔 구간</w:t>
+        <w:t>13. 성장 모형이 비워 둔 구간</w:t>
       </w:r>
     </w:p>
     <w:p>
@@ -3963,7 +1551,7 @@
           <w:color w:val="000000"/>
           <w:sz w:val="22"/>
         </w:rPr>
-        <w:t>3부까지는 평가 도구를 다루는 이야기이고, 여기에 하나를 더 붙이고 싶다. 내생 성장론은 아이디어를 성장의 동력으로 놓았다. 아이디어는 비경합적이어서 한 사람이 쓴다고 다른 사람이 못 쓰게 되지 않는다. 설계도 한 장으로 공장을 하나 짓든 천 개를 짓든 설계도는 닳지 않는다. 뒤이은 논의는 주로 아이디어를 얼마나 많이 만들어 내는가를 물었다.</w:t>
+        <w:t>3부까지는 평가 도구를 다루는 이야기이고, 여기에 하나를 더 붙이고 싶다. 내생 성장론은 아이디어를 성장의 동력으로 놓았다. 아이디어는 비경합적이어서 한 사람이 쓴다고 다른 사람이 못 쓰게 되지 않는다. 이 성질에서 수확체감을 피해 가는 성장의 가능성이 나왔고, 뒤이은 논의는 주로 아이디어를 얼마나 많이 만들어 내는가를 물었다.</w:t>
       </w:r>
     </w:p>
     <w:p>
@@ -3997,23 +1585,7 @@
           <w:color w:val="000000"/>
           <w:sz w:val="22"/>
         </w:rPr>
-        <w:t>에 성립한다. 제안되었으나 걸러지지 못하고 서랍에 들어간 아이디어는 사회적으로 존재하지 않는 것과 다르지 않다. 생산과 활용 사이에는 선별이라는 구간이 있는데, 성장 모형은 이 구간을 대체로 비용도 오차도 없는 것으로 취급해 왔다.</w:t>
-      </w:r>
-    </w:p>
-    <w:p>
-      <w:pPr>
-        <w:keepLines/>
-        <w:spacing w:after="180" w:before="0" w:line="360" w:lineRule="exact"/>
-        <w:ind w:firstLine="283"/>
-      </w:pPr>
-      <w:r>
-        <w:rPr>
-          <w:rFonts w:ascii="맑은 고딕" w:hAnsi="맑은 고딕" w:eastAsia="맑은 고딕"/>
-          <w:b w:val="0"/>
-          <w:color w:val="000000"/>
-          <w:sz w:val="22"/>
-        </w:rPr>
-        <w:t xml:space="preserve">그렇게 된 데에는 까닭이 있다. 민간의 아이디어는 시장이 선별한다. 좋은 아이디어는 창업이나 특허나 매출로 자기를 증명한다. 그러나 </w:t>
+        <w:t xml:space="preserve">에 성립한다. 제안되었으나 걸러지지 못하고 서랍에 들어간 아이디어는 사회적으로 존재하지 않는 것과 다르지 않다. 생산과 활용 사이에는 선별이라는 구간이 있는데, 성장 모형은 이 구간을 대체로 비용도 오차도 없는 것으로 취급해 왔다. 까닭은 있다. 민간의 아이디어는 시장이 선별하고, 좋은 아이디어는 창업이나 특허나 매출로 자기를 증명한다. 그러나 </w:t>
       </w:r>
       <w:r>
         <w:rPr>
@@ -4031,23 +1603,7 @@
           <w:color w:val="000000"/>
           <w:sz w:val="22"/>
         </w:rPr>
-        <w:t>. 국민제안으로 들어온 착상이 좋은지 아닌지를 가려내는 것은 담당자의 판단뿐이고, 그 판단이 틀렸을 때 교정해 줄 가격 신호가 없다. 시장이 없는 영역이야말로 선별이 성장의 제약이 되기 쉽다.</w:t>
-      </w:r>
-    </w:p>
-    <w:p>
-      <w:pPr>
-        <w:keepLines/>
-        <w:spacing w:after="180" w:before="0" w:line="360" w:lineRule="exact"/>
-        <w:ind w:firstLine="283"/>
-      </w:pPr>
-      <w:r>
-        <w:rPr>
-          <w:rFonts w:ascii="맑은 고딕" w:hAnsi="맑은 고딕" w:eastAsia="맑은 고딕"/>
-          <w:b w:val="0"/>
-          <w:color w:val="000000"/>
-          <w:sz w:val="22"/>
-        </w:rPr>
-        <w:t>11장에서 적은 관찰이 이 진단과 만난다. 생산 비용이 내려가는 만큼 식별 비용이 그대로 남는다면, 두 비용의 격차가 벌어질수록 선별 구간의 상대적 중요성은 커진다.</w:t>
+        <w:t>. 담당자의 판단이 틀렸을 때 교정해 줄 가격 신호가 없으므로, 시장이 없는 영역이야말로 선별이 성장의 제약이 되기 쉽다. 6장의 관찰이 여기서 만난다. 생산 비용이 내려가는 만큼 식별 비용이 남는다면 두 비용의 격차가 벌어질수록 선별 구간의 상대적 중요성은 커진다.</w:t>
       </w:r>
     </w:p>
     <w:p>
@@ -4063,23 +1619,7 @@
           <w:color w:val="000000"/>
           <w:sz w:val="24"/>
         </w:rPr>
-        <w:t>22. 3부의 과제들을 성장의 언어로 옮기면</w:t>
-      </w:r>
-    </w:p>
-    <w:p>
-      <w:pPr>
-        <w:keepLines/>
-        <w:spacing w:after="180" w:before="0" w:line="360" w:lineRule="exact"/>
-        <w:ind w:firstLine="283"/>
-      </w:pPr>
-      <w:r>
-        <w:rPr>
-          <w:rFonts w:ascii="맑은 고딕" w:hAnsi="맑은 고딕" w:eastAsia="맑은 고딕"/>
-          <w:b w:val="0"/>
-          <w:color w:val="000000"/>
-          <w:sz w:val="22"/>
-        </w:rPr>
-        <w:t>이 틀에서는 앞에서 다룬 것들이 다른 이름을 얻는다.</w:t>
+        <w:t>14. 3부의 과제들을 성장의 언어로 옮기면</w:t>
       </w:r>
     </w:p>
     <w:tbl>
@@ -4424,7 +1964,7 @@
           <w:color w:val="000000"/>
           <w:sz w:val="22"/>
         </w:rPr>
-        <w:t xml:space="preserve">표에 넣지 못한 것이 하나 있는데, 선별 오차의 비대칭이다. 나쁜 제안을 통과시킨 오류는 예산이 새고 감사에 걸리지만, 좋은 제안을 버린 오류는 아무 흔적을 남기지 않는다. 버려진 제안이 얼마나 좋았을지는 영원히 알 수 없다. 그래서 선별은 구조적으로 보수 쪽으로 기울고, </w:t>
+        <w:t xml:space="preserve">표에 넣지 못한 것이 선별 오차의 비대칭이다. 나쁜 제안을 통과시킨 오류는 예산이 새고 감사에 걸리지만, 좋은 제안을 버린 오류는 아무 흔적을 남기지 않는다. 버려진 제안이 얼마나 좋았을지는 영원히 알 수 없다. 그래서 선별은 구조적으로 보수 쪽으로 기울고, </w:t>
       </w:r>
       <w:r>
         <w:rPr>
@@ -4442,7 +1982,7 @@
           <w:color w:val="000000"/>
           <w:sz w:val="22"/>
         </w:rPr>
-        <w:t>이다.</w:t>
+        <w:t>이다. 판정을 검토 후보 목록으로 한정하는 설계, 미채택 제안을 소멸시키지 않고 기록으로 남기는 설계가 이 비대칭에 대한 실무적 대응으로 읽힌다.</w:t>
       </w:r>
     </w:p>
     <w:p>
@@ -4458,7 +1998,7 @@
           <w:color w:val="000000"/>
           <w:sz w:val="22"/>
         </w:rPr>
-        <w:t>판정을 검토 후보 목록으로 한정하고, 확신도가 모자랄 때는 어느 칸에도 놓지 않는 설계는 이 비대칭을 실무적으로 다루는 방식으로 읽힌다. 미채택 제안을 소멸시키지 않고 기록으로 남기는 설계도 같은 자리에 있다. 버린 제안의 값어치를 관측할 수 없다면 보관이 차선이다.</w:t>
+        <w:t>표현력 격차도 공정성의 문제이기 이전에 배분의 문제다. 선별 기준이 진술 자본이 되어 버리면 사회는 좋은 아이디어가 아니라 잘 쓰인 아이디어에 자원을 준다. 현장을 가장 잘 아는 사람이 대개 글을 가장 잘 쓰는 사람은 아니므로 왜곡의 방향은 하필 나쁜 쪽이다. 여기서 생성형 AI 에 대한 대응이 도덕 문제에서 효율 문제로 옮겨 간다. 금지하면 도구에 닿을 수 있는 소수에게만 이점이 남아 왜곡이 커지고, 모두에게 같은 도구를 주면 진술 자본의 차이가 상쇄된다. 다만 이 논증은 격차가 실제로 존재한다는 것이 확인된 뒤에야 쓸 수 있다.</w:t>
       </w:r>
     </w:p>
     <w:p>
@@ -4474,7 +2014,7 @@
           <w:color w:val="000000"/>
           <w:sz w:val="24"/>
         </w:rPr>
-        <w:t>23. 진술 자본과 배분의 왜곡</w:t>
+        <w:t>15. 정책 함의와 이 구상의 지위</w:t>
       </w:r>
     </w:p>
     <w:p>
@@ -4490,71 +2030,7 @@
           <w:color w:val="000000"/>
           <w:sz w:val="22"/>
         </w:rPr>
-        <w:t>표현력 격차는 공정성의 문제이기 이전에 배분의 문제다. 선별 기준이 진술 자본이 되어 버리면 사회는 좋은 아이디어가 아니라 잘 쓰인 아이디어에 자원을 준다. 현장을 가장 잘 아는 사람이 대개 글을 가장 잘 쓰는 사람은 아니므로, 왜곡의 방향은 하필 나쁜 쪽이다.</w:t>
-      </w:r>
-    </w:p>
-    <w:p>
-      <w:pPr>
-        <w:keepLines/>
-        <w:spacing w:after="180" w:before="0" w:line="360" w:lineRule="exact"/>
-        <w:ind w:firstLine="283"/>
-      </w:pPr>
-      <w:r>
-        <w:rPr>
-          <w:rFonts w:ascii="맑은 고딕" w:hAnsi="맑은 고딕" w:eastAsia="맑은 고딕"/>
-          <w:b w:val="0"/>
-          <w:color w:val="000000"/>
-          <w:sz w:val="22"/>
-        </w:rPr>
-        <w:t>여기서 생성형 AI 에 대한 대응이 도덕 문제에서 효율 문제로 옮겨 간다. 금지하면 도구에 닿을 수 있는 소수에게만 이점이 남아 왜곡이 오히려 커지고, 모두에게 같은 도구를 주면 진술 자본의 차이가 상쇄된다. 다만 이 논증은 격차가 실제로 존재한다는 것이 확인된 뒤에야 쓸 수 있다. 17장의 측정이 그래서 필요하다.</w:t>
-      </w:r>
-    </w:p>
-    <w:p>
-      <w:pPr>
-        <w:keepNext/>
-        <w:keepLines/>
-        <w:spacing w:after="180" w:before="380" w:line="360" w:lineRule="exact"/>
-      </w:pPr>
-      <w:r>
-        <w:rPr>
-          <w:rFonts w:ascii="맑은 고딕" w:hAnsi="맑은 고딕" w:eastAsia="맑은 고딕"/>
-          <w:b/>
-          <w:color w:val="000000"/>
-          <w:sz w:val="24"/>
-        </w:rPr>
-        <w:t>24. 정책 함의와 이 구상의 지위</w:t>
-      </w:r>
-    </w:p>
-    <w:p>
-      <w:pPr>
-        <w:keepLines/>
-        <w:spacing w:after="180" w:before="0" w:line="360" w:lineRule="exact"/>
-        <w:ind w:firstLine="283"/>
-      </w:pPr>
-      <w:r>
-        <w:rPr>
-          <w:rFonts w:ascii="맑은 고딕" w:hAnsi="맑은 고딕" w:eastAsia="맑은 고딕"/>
-          <w:b w:val="0"/>
-          <w:color w:val="000000"/>
-          <w:sz w:val="22"/>
-        </w:rPr>
-        <w:t>정책 쪽으로 한 걸음 나가면 이렇게 된다. 연구개발 보조금, 인력 양성, 창업 지원은 모두 아이디어의 생산 측 투자다. 선별 용량에 대한 투자는 거의 논의된 적이 없다. 국민제안 제도가 그 예로, 접수는 대량으로 이루어지는데 검증은 소수 담당자의 수작업에 기대고 있다.</w:t>
-      </w:r>
-    </w:p>
-    <w:p>
-      <w:pPr>
-        <w:keepLines/>
-        <w:spacing w:after="180" w:before="0" w:line="360" w:lineRule="exact"/>
-        <w:ind w:firstLine="283"/>
-      </w:pPr>
-      <w:r>
-        <w:rPr>
-          <w:rFonts w:ascii="맑은 고딕" w:hAnsi="맑은 고딕" w:eastAsia="맑은 고딕"/>
-          <w:b w:val="0"/>
-          <w:color w:val="000000"/>
-          <w:sz w:val="22"/>
-        </w:rPr>
-        <w:t>후속 연구가 측정할 값들은 그 관의 굵기와 정확도에 관한 값이다. 그것을 성장의 언어로 계산해 보이는 보고서를 쓰고 싶다. 선별 통과율을 검증 용량과 정확도의 함수로 두고, 18장의 판정 이력 축적을 누적 효과 자리에 넣는 형태다.</w:t>
+        <w:t>연구개발 보조금, 인력 양성, 창업 지원은 모두 아이디어의 생산 측 투자다. 선별 용량에 대한 투자는 거의 논의된 적이 없다. 국민제안 제도가 그 예로, 접수는 대량으로 이루어지는데 검증은 소수 담당자의 수작업에 기대고 있다. 물이 더 들어온다고 좁은 관이 넓어지지는 않는다. 후속 연구가 측정할 값들은 그 관의 굵기와 정확도에 관한 값이고, 그것을 성장의 언어로 계산해 보이는 보고서를 쓰고 싶다. 선별 통과율을 검증 용량과 정확도의 함수로 두고 판정 이력 축적을 누적 효과 자리에 넣는 형태다.</w:t>
       </w:r>
     </w:p>
     <w:p>
@@ -4588,23 +2064,7 @@
           <w:color w:val="000000"/>
           <w:sz w:val="22"/>
         </w:rPr>
-        <w:t>이다. 심사 비용이나 선별을 이미 다룬 성장 모형이 있을 수 있으므로 문헌을 먼저 훑어야 한다. 측정 결과가 이 관점과 어긋나면 관점 쪽을 고쳐 쓰겠다.</w:t>
-      </w:r>
-    </w:p>
-    <w:p>
-      <w:pPr>
-        <w:keepLines/>
-        <w:spacing w:after="180" w:before="0" w:line="360" w:lineRule="exact"/>
-        <w:ind w:firstLine="283"/>
-      </w:pPr>
-      <w:r>
-        <w:rPr>
-          <w:rFonts w:ascii="맑은 고딕" w:hAnsi="맑은 고딕" w:eastAsia="맑은 고딕"/>
-          <w:b w:val="0"/>
-          <w:color w:val="000000"/>
-          <w:sz w:val="22"/>
-        </w:rPr>
-        <w:t>작업의 순서에도 의견이 있다. 사람 판정과의 대조가 먼저이고 재현성 측정과 채점 항목 개편이 그다음이며, 중간대 판별력은 그것들이 정리된 뒤에야 물을 수 있다. 성장이론 보고서는 측정 결과가 나온 뒤에 착수한다.</w:t>
+        <w:t>이다. 심사 비용이나 선별을 이미 다룬 성장 모형이 있을 수 있으므로 문헌을 먼저 훑어야 하고, 측정 결과가 이 관점과 어긋나면 관점 쪽을 고쳐 쓰겠다. 작업의 순서에도 의견이 있다. 사람 판정과의 대조가 먼저이고 재현성 측정과 채점 항목 개편이 그다음이며, 중간대 판별력은 그것들이 정리된 뒤에야 물을 수 있다. 성장이론 보고서는 측정 결과가 나온 뒤에 착수한다.</w:t>
       </w:r>
     </w:p>
     <w:p>
